--- a/projects/contracts/LIVANTO/VerpackG_Bevollmächtigungsvertrag.docx
+++ b/projects/contracts/LIVANTO/VerpackG_Bevollmächtigungsvertrag.docx
@@ -1,5 +1,42 @@
 
-<file path=word/document.xml><?xml version="1.0" encoding="utf-8"?>
+<file path=docProps\app.xml><?xml version="1.0" encoding="utf-8"?>
+<Properties xmlns="http://schemas.openxmlformats.org/officeDocument/2006/extended-properties" xmlns:vt="http://schemas.openxmlformats.org/officeDocument/2006/docPropsVTypes">
+  <Pages>12</Pages>
+  <Words>794</Words>
+  <Characters>2525</Characters>
+  <TotalTime>120</TotalTime>
+  <ScaleCrop>false</ScaleCrop>
+  <LinksUpToDate>false</LinksUpToDate>
+  <CharactersWithSpaces>2791</CharactersWithSpaces>
+  <Application>WPS Office_12.1.0.26895_F1E327BC-269C-435d-A152-05C5408002CA</Application>
+</Properties>
+</file>
+
+<file path=docProps\core.xml><?xml version="1.0" encoding="utf-8"?>
+<cp:coreProperties xmlns:cp="http://schemas.openxmlformats.org/package/2006/metadata/core-properties" xmlns:dc="http://purl.org/dc/elements/1.1/" xmlns:dcterms="http://purl.org/dc/terms/" xmlns:dcmitype="http://purl.org/dc/dcmitype/" xmlns:xsi="http://www.w3.org/2001/XMLSchema-instance">
+  <dcterms:created xsi:type="dcterms:W3CDTF">2026-06-25T19:27:00Z</dcterms:created>
+  <dc:creator>Un-named</dc:creator>
+  <cp:lastModifiedBy>嗨！</cp:lastModifiedBy>
+  <dcterms:modified xsi:type="dcterms:W3CDTF">2026-06-27T16:48:47Z</dcterms:modified>
+  <cp:revision>1</cp:revision>
+</cp:coreProperties>
+</file>
+
+<file path=docProps\custom.xml><?xml version="1.0" encoding="utf-8"?>
+<Properties xmlns="http://schemas.openxmlformats.org/officeDocument/2006/custom-properties" xmlns:vt="http://schemas.openxmlformats.org/officeDocument/2006/docPropsVTypes">
+  <property fmtid="{D5CDD505-2E9C-101B-9397-08002B2CF9AE}" pid="2" name="KSOTemplateDocerSaveRecord">
+    <vt:lpwstr>eyJoZGlkIjoiMDljYzUzMWQ4OWI0YzBkYjYzMDRhZTY5ZjZkYmFmYTgiLCJ1c2VySWQiOiIyOTg1MDY2NzAifQ==</vt:lpwstr>
+  </property>
+  <property fmtid="{D5CDD505-2E9C-101B-9397-08002B2CF9AE}" pid="3" name="KSOProductBuildVer">
+    <vt:lpwstr>2052-12.1.0.26895</vt:lpwstr>
+  </property>
+  <property fmtid="{D5CDD505-2E9C-101B-9397-08002B2CF9AE}" pid="4" name="ICV">
+    <vt:lpwstr>BA52ED5676D74E36998415CA1BF4DCA4_12</vt:lpwstr>
+  </property>
+</Properties>
+</file>
+
+<file path=word\document.xml><?xml version="1.0" encoding="utf-8"?>
 <w:document xmlns:wpc="http://schemas.microsoft.com/office/word/2010/wordprocessingCanvas" xmlns:mc="http://schemas.openxmlformats.org/markup-compatibility/2006" xmlns:o="urn:schemas-microsoft-com:office:office" xmlns:r="http://schemas.openxmlformats.org/officeDocument/2006/relationships" xmlns:m="http://schemas.openxmlformats.org/officeDocument/2006/math" xmlns:v="urn:schemas-microsoft-com:vml" xmlns:wp14="http://schemas.microsoft.com/office/word/2010/wordprocessingDrawing" xmlns:wp="http://schemas.openxmlformats.org/drawingml/2006/wordprocessingDrawing" xmlns:w="http://schemas.openxmlformats.org/wordprocessingml/2006/main" xmlns:w14="http://schemas.microsoft.com/office/word/2010/wordml" xmlns:w10="urn:schemas-microsoft-com:office:word" xmlns:w15="http://schemas.microsoft.com/office/word/2012/wordml" xmlns:wpg="http://schemas.microsoft.com/office/word/2010/wordprocessingGroup" xmlns:wpi="http://schemas.microsoft.com/office/word/2010/wordprocessingInk" xmlns:wne="http://schemas.microsoft.com/office/word/2006/wordml" xmlns:wps="http://schemas.microsoft.com/office/word/2010/wordprocessingShape" xmlns:wpsCustomData="http://www.wps.cn/officeDocument/2013/wpsCustomData" mc:Ignorable="w14 w15 wp14">
   <w:body>
     <w:p>
@@ -449,7 +486,7 @@
                 <w:sz w:val="21"/>
                 <w:szCs w:val="21"/>
               </w:rPr>
-              <w:t>[Firmenname des Kunden — wird bei Vertragsschluss ausgefüllt]</w:t>
+              <w:t>{company_name}</w:t>
             </w:r>
           </w:p>
         </w:tc>
@@ -481,7 +518,7 @@
                 <w:sz w:val="21"/>
                 <w:szCs w:val="21"/>
               </w:rPr>
-              <w:t>[客户公司名称 — 签约时填写]</w:t>
+              <w:t>{company_name}</w:t>
             </w:r>
           </w:p>
         </w:tc>
@@ -531,7 +568,7 @@
                 <w:sz w:val="21"/>
                 <w:szCs w:val="21"/>
               </w:rPr>
-              <w:t>Anschrift: [Adresse]</w:t>
+              <w:t>Anschrift: {company_address}</w:t>
             </w:r>
           </w:p>
         </w:tc>
@@ -563,7 +600,7 @@
                 <w:sz w:val="21"/>
                 <w:szCs w:val="21"/>
               </w:rPr>
-              <w:t>地址：[地址]</w:t>
+              <w:t>地址：{company_address}</w:t>
             </w:r>
           </w:p>
         </w:tc>
@@ -695,7 +732,7 @@
                 <w:sz w:val="21"/>
                 <w:szCs w:val="21"/>
               </w:rPr>
-              <w:t>E-Mail: [E-Mail-Adresse]</w:t>
+              <w:t>E-Mail: {contact_email}</w:t>
             </w:r>
           </w:p>
         </w:tc>
@@ -727,7 +764,7 @@
                 <w:sz w:val="21"/>
                 <w:szCs w:val="21"/>
               </w:rPr>
-              <w:t>电子邮箱：[邮箱地址]</w:t>
+              <w:t>电子邮箱：{contact_email}</w:t>
             </w:r>
           </w:p>
         </w:tc>
@@ -11529,7 +11566,68 @@
 </w:document>
 </file>
 
-<file path=word/footer1.xml><?xml version="1.0" encoding="utf-8"?>
+<file path=word\fontTable.xml><?xml version="1.0" encoding="utf-8"?>
+<w:fonts xmlns:mc="http://schemas.openxmlformats.org/markup-compatibility/2006" xmlns:r="http://schemas.openxmlformats.org/officeDocument/2006/relationships" xmlns:w="http://schemas.openxmlformats.org/wordprocessingml/2006/main" xmlns:w14="http://schemas.microsoft.com/office/word/2010/wordml" mc:Ignorable="w14">
+  <w:font w:name="Times New Roman">
+    <w:panose1 w:val="02020603050405020304"/>
+    <w:charset w:val="86"/>
+    <w:family w:val="auto"/>
+    <w:pitch w:val="default"/>
+    <w:sig w:usb0="E0002EFF" w:usb1="C000785B" w:usb2="00000009" w:usb3="00000000" w:csb0="400001FF" w:csb1="FFFF0000"/>
+  </w:font>
+  <w:font w:name="宋体">
+    <w:panose1 w:val="02010600030101010101"/>
+    <w:charset w:val="86"/>
+    <w:family w:val="auto"/>
+    <w:pitch w:val="default"/>
+    <w:sig w:usb0="00000203" w:usb1="288F0000" w:usb2="00000006" w:usb3="00000000" w:csb0="00040001" w:csb1="00000000"/>
+  </w:font>
+  <w:font w:name="Wingdings">
+    <w:panose1 w:val="05000000000000000000"/>
+    <w:charset w:val="02"/>
+    <w:family w:val="auto"/>
+    <w:pitch w:val="default"/>
+    <w:sig w:usb0="00000000" w:usb1="00000000" w:usb2="00000000" w:usb3="00000000" w:csb0="80000000" w:csb1="00000000"/>
+  </w:font>
+  <w:font w:name="Arial">
+    <w:panose1 w:val="020B0604020202020204"/>
+    <w:charset w:val="01"/>
+    <w:family w:val="swiss"/>
+    <w:pitch w:val="default"/>
+    <w:sig w:usb0="E0002EFF" w:usb1="C000785B" w:usb2="00000009" w:usb3="00000000" w:csb0="400001FF" w:csb1="FFFF0000"/>
+  </w:font>
+  <w:font w:name="黑体">
+    <w:panose1 w:val="02010609060101010101"/>
+    <w:charset w:val="86"/>
+    <w:family w:val="auto"/>
+    <w:pitch w:val="default"/>
+    <w:sig w:usb0="800002BF" w:usb1="38CF7CFA" w:usb2="00000016" w:usb3="00000000" w:csb0="00040001" w:csb1="00000000"/>
+  </w:font>
+  <w:font w:name="Courier New">
+    <w:panose1 w:val="02070309020205020404"/>
+    <w:charset w:val="01"/>
+    <w:family w:val="modern"/>
+    <w:pitch w:val="default"/>
+    <w:sig w:usb0="E0002EFF" w:usb1="C0007843" w:usb2="00000009" w:usb3="00000000" w:csb0="400001FF" w:csb1="FFFF0000"/>
+  </w:font>
+  <w:font w:name="Symbol">
+    <w:panose1 w:val="05050102010706020507"/>
+    <w:charset w:val="02"/>
+    <w:family w:val="roman"/>
+    <w:pitch w:val="default"/>
+    <w:sig w:usb0="00000000" w:usb1="00000000" w:usb2="00000000" w:usb3="00000000" w:csb0="80000000" w:csb1="00000000"/>
+  </w:font>
+  <w:font w:name="Calibri">
+    <w:panose1 w:val="020F0502020204030204"/>
+    <w:charset w:val="00"/>
+    <w:family w:val="swiss"/>
+    <w:pitch w:val="default"/>
+    <w:sig w:usb0="E4002EFF" w:usb1="C200247B" w:usb2="00000009" w:usb3="00000000" w:csb0="200001FF" w:csb1="00000000"/>
+  </w:font>
+</w:fonts>
+</file>
+
+<file path=word\footer1.xml><?xml version="1.0" encoding="utf-8"?>
 <w:ftr xmlns:wpc="http://schemas.microsoft.com/office/word/2010/wordprocessingCanvas" xmlns:mc="http://schemas.openxmlformats.org/markup-compatibility/2006" xmlns:o="urn:schemas-microsoft-com:office:office" xmlns:r="http://schemas.openxmlformats.org/officeDocument/2006/relationships" xmlns:m="http://schemas.openxmlformats.org/officeDocument/2006/math" xmlns:v="urn:schemas-microsoft-com:vml" xmlns:wp14="http://schemas.microsoft.com/office/word/2010/wordprocessingDrawing" xmlns:wp="http://schemas.openxmlformats.org/drawingml/2006/wordprocessingDrawing" xmlns:w10="urn:schemas-microsoft-com:office:word" xmlns:w="http://schemas.openxmlformats.org/wordprocessingml/2006/main" xmlns:w14="http://schemas.microsoft.com/office/word/2010/wordml" xmlns:w15="http://schemas.microsoft.com/office/word/2012/wordml" xmlns:wpg="http://schemas.microsoft.com/office/word/2010/wordprocessingGroup" xmlns:wpi="http://schemas.microsoft.com/office/word/2010/wordprocessingInk" xmlns:wne="http://schemas.microsoft.com/office/word/2006/wordml" xmlns:wps="http://schemas.microsoft.com/office/word/2010/wordprocessingShape" xmlns:wpsCustomData="http://www.wps.cn/officeDocument/2013/wpsCustomData" mc:Ignorable="w14 w15 wp14">
   <w:p>
     <w:pPr>
@@ -11605,7 +11703,7 @@
 </w:ftr>
 </file>
 
-<file path=word/header1.xml><?xml version="1.0" encoding="utf-8"?>
+<file path=word\header1.xml><?xml version="1.0" encoding="utf-8"?>
 <w:hdr xmlns:wpc="http://schemas.microsoft.com/office/word/2010/wordprocessingCanvas" xmlns:mc="http://schemas.openxmlformats.org/markup-compatibility/2006" xmlns:o="urn:schemas-microsoft-com:office:office" xmlns:r="http://schemas.openxmlformats.org/officeDocument/2006/relationships" xmlns:m="http://schemas.openxmlformats.org/officeDocument/2006/math" xmlns:v="urn:schemas-microsoft-com:vml" xmlns:wp14="http://schemas.microsoft.com/office/word/2010/wordprocessingDrawing" xmlns:wp="http://schemas.openxmlformats.org/drawingml/2006/wordprocessingDrawing" xmlns:w10="urn:schemas-microsoft-com:office:word" xmlns:w="http://schemas.openxmlformats.org/wordprocessingml/2006/main" xmlns:w14="http://schemas.microsoft.com/office/word/2010/wordml" xmlns:w15="http://schemas.microsoft.com/office/word/2012/wordml" xmlns:wpg="http://schemas.microsoft.com/office/word/2010/wordprocessingGroup" xmlns:wpi="http://schemas.microsoft.com/office/word/2010/wordprocessingInk" xmlns:wne="http://schemas.microsoft.com/office/word/2006/wordml" xmlns:wps="http://schemas.microsoft.com/office/word/2010/wordprocessingShape" xmlns:wpsCustomData="http://www.wps.cn/officeDocument/2013/wpsCustomData" mc:Ignorable="w14 w15 wp14">
   <w:p>
     <w:pPr>
@@ -11645,7 +11743,7 @@
 </w:hdr>
 </file>
 
-<file path=word/numbering.xml><?xml version="1.0" encoding="utf-8"?>
+<file path=word\numbering.xml><?xml version="1.0" encoding="utf-8"?>
 <w:numbering xmlns:wpc="http://schemas.microsoft.com/office/word/2010/wordprocessingCanvas" xmlns:mc="http://schemas.openxmlformats.org/markup-compatibility/2006" xmlns:o="urn:schemas-microsoft-com:office:office" xmlns:r="http://schemas.openxmlformats.org/officeDocument/2006/relationships" xmlns:m="http://schemas.openxmlformats.org/officeDocument/2006/math" xmlns:v="urn:schemas-microsoft-com:vml" xmlns:wp14="http://schemas.microsoft.com/office/word/2010/wordprocessingDrawing" xmlns:wp="http://schemas.openxmlformats.org/drawingml/2006/wordprocessingDrawing" xmlns:w10="urn:schemas-microsoft-com:office:word" xmlns:w="http://schemas.openxmlformats.org/wordprocessingml/2006/main" xmlns:w14="http://schemas.microsoft.com/office/word/2010/wordml" xmlns:wpg="http://schemas.microsoft.com/office/word/2010/wordprocessingGroup" xmlns:wpi="http://schemas.microsoft.com/office/word/2010/wordprocessingInk" xmlns:wne="http://schemas.microsoft.com/office/word/2006/wordml" xmlns:wps="http://schemas.microsoft.com/office/word/2010/wordprocessingShape" xmlns:wpsCustomData="http://www.wps.cn/officeDocument/2013/wpsCustomData" mc:Ignorable="w14 wp14">
   <w:abstractNum w:abstractNumId="0">
     <w:nsid w:val="32B3AA26"/>
@@ -11665,7 +11763,54 @@
 </w:numbering>
 </file>
 
-<file path=word/styles.xml><?xml version="1.0" encoding="utf-8"?>
+<file path=word\settings.xml><?xml version="1.0" encoding="utf-8"?>
+<w:settings xmlns:mc="http://schemas.openxmlformats.org/markup-compatibility/2006" xmlns:o="urn:schemas-microsoft-com:office:office" xmlns:r="http://schemas.openxmlformats.org/officeDocument/2006/relationships" xmlns:m="http://schemas.openxmlformats.org/officeDocument/2006/math" xmlns:v="urn:schemas-microsoft-com:vml" xmlns:w10="urn:schemas-microsoft-com:office:word" xmlns:w="http://schemas.openxmlformats.org/wordprocessingml/2006/main" xmlns:w14="http://schemas.microsoft.com/office/word/2010/wordml" xmlns:sl="http://schemas.openxmlformats.org/schemaLibrary/2006/main" xmlns:wpsCustomData="http://www.wps.cn/officeDocument/2013/wpsCustomData" mc:Ignorable="w14">
+  <w:zoom w:percent="112"/>
+  <w:displayBackgroundShape w:val="1"/>
+  <w:bordersDoNotSurroundHeader w:val="0"/>
+  <w:bordersDoNotSurroundFooter w:val="0"/>
+  <w:documentProtection w:enforcement="0"/>
+  <w:displayHorizontalDrawingGridEvery w:val="1"/>
+  <w:displayVerticalDrawingGridEvery w:val="1"/>
+  <w:noPunctuationKerning w:val="1"/>
+  <w:compat>
+    <w:doNotExpandShiftReturn/>
+    <w:doNotWrapTextWithPunct/>
+    <w:doNotUseEastAsianBreakRules/>
+    <w:useFELayout/>
+    <w:compatSetting w:name="compatibilityMode" w:uri="http://schemas.microsoft.com/office/word" w:val="15"/>
+  </w:compat>
+  <w:rsids>
+    <w:rsidRoot w:val="00000000"/>
+    <w:rsid w:val="218652D1"/>
+    <w:rsid w:val="46F3234B"/>
+    <w:rsid w:val="48F843CF"/>
+    <w:rsid w:val="613268A2"/>
+    <w:rsid w:val="6C871509"/>
+  </w:rsids>
+  <m:mathPr>
+    <m:brkBin m:val="before"/>
+    <m:brkBinSub m:val="--"/>
+    <m:smallFrac m:val="0"/>
+    <m:dispDef/>
+    <m:lMargin m:val="0"/>
+    <m:rMargin m:val="0"/>
+    <m:defJc m:val="centerGroup"/>
+    <m:wrapIndent m:val="1440"/>
+    <m:intLim m:val="subSup"/>
+    <m:naryLim m:val="undOvr"/>
+  </m:mathPr>
+  <w:themeFontLang w:val="en-US" w:eastAsia="zh-CN"/>
+  <w:clrSchemeMapping w:bg1="light1" w:t1="dark1" w:bg2="light2" w:t2="dark2" w:accent1="accent1" w:accent2="accent2" w:accent3="accent3" w:accent4="accent4" w:accent5="accent5" w:accent6="accent6" w:hyperlink="hyperlink" w:followedHyperlink="followedHyperlink"/>
+  <mc:AlternateContent>
+    <mc:Choice Requires="wpsCustomData">
+      <wpsCustomData:typoFeatureVersion val="1"/>
+    </mc:Choice>
+  </mc:AlternateContent>
+</w:settings>
+</file>
+
+<file path=word\styles.xml><?xml version="1.0" encoding="utf-8"?>
 <w:styles xmlns:mc="http://schemas.openxmlformats.org/markup-compatibility/2006" xmlns:o="urn:schemas-microsoft-com:office:office" xmlns:r="http://schemas.openxmlformats.org/officeDocument/2006/relationships" xmlns:m="http://schemas.openxmlformats.org/officeDocument/2006/math" xmlns:v="urn:schemas-microsoft-com:vml" xmlns:w="http://schemas.openxmlformats.org/wordprocessingml/2006/main" xmlns:w14="http://schemas.microsoft.com/office/word/2010/wordml" xmlns:w10="urn:schemas-microsoft-com:office:word" xmlns:sl="http://schemas.openxmlformats.org/schemaLibrary/2006/main" xmlns:wpsCustomData="http://www.wps.cn/officeDocument/2013/wpsCustomData" mc:Ignorable="w14">
   <w:docDefaults>
     <w:rPrDefault>
@@ -12167,7 +12312,7 @@
 </w:styles>
 </file>
 
-<file path=word/theme/theme1.xml><?xml version="1.0" encoding="utf-8"?>
+<file path=word\theme\theme1.xml><?xml version="1.0" encoding="utf-8"?>
 <a:theme xmlns:a="http://schemas.openxmlformats.org/drawingml/2006/main" name="Office">
   <a:themeElements>
     <a:clrScheme name="Office">

--- a/projects/contracts/LIVANTO/VerpackG_Bevollmächtigungsvertrag.docx
+++ b/projects/contracts/LIVANTO/VerpackG_Bevollmächtigungsvertrag.docx
@@ -1,42 +1,5 @@
 
-<file path=docProps\app.xml><?xml version="1.0" encoding="utf-8"?>
-<Properties xmlns="http://schemas.openxmlformats.org/officeDocument/2006/extended-properties" xmlns:vt="http://schemas.openxmlformats.org/officeDocument/2006/docPropsVTypes">
-  <Pages>12</Pages>
-  <Words>794</Words>
-  <Characters>2525</Characters>
-  <TotalTime>120</TotalTime>
-  <ScaleCrop>false</ScaleCrop>
-  <LinksUpToDate>false</LinksUpToDate>
-  <CharactersWithSpaces>2791</CharactersWithSpaces>
-  <Application>WPS Office_12.1.0.26895_F1E327BC-269C-435d-A152-05C5408002CA</Application>
-</Properties>
-</file>
-
-<file path=docProps\core.xml><?xml version="1.0" encoding="utf-8"?>
-<cp:coreProperties xmlns:cp="http://schemas.openxmlformats.org/package/2006/metadata/core-properties" xmlns:dc="http://purl.org/dc/elements/1.1/" xmlns:dcterms="http://purl.org/dc/terms/" xmlns:dcmitype="http://purl.org/dc/dcmitype/" xmlns:xsi="http://www.w3.org/2001/XMLSchema-instance">
-  <dcterms:created xsi:type="dcterms:W3CDTF">2026-06-25T19:27:00Z</dcterms:created>
-  <dc:creator>Un-named</dc:creator>
-  <cp:lastModifiedBy>嗨！</cp:lastModifiedBy>
-  <dcterms:modified xsi:type="dcterms:W3CDTF">2026-06-27T16:48:47Z</dcterms:modified>
-  <cp:revision>1</cp:revision>
-</cp:coreProperties>
-</file>
-
-<file path=docProps\custom.xml><?xml version="1.0" encoding="utf-8"?>
-<Properties xmlns="http://schemas.openxmlformats.org/officeDocument/2006/custom-properties" xmlns:vt="http://schemas.openxmlformats.org/officeDocument/2006/docPropsVTypes">
-  <property fmtid="{D5CDD505-2E9C-101B-9397-08002B2CF9AE}" pid="2" name="KSOTemplateDocerSaveRecord">
-    <vt:lpwstr>eyJoZGlkIjoiMDljYzUzMWQ4OWI0YzBkYjYzMDRhZTY5ZjZkYmFmYTgiLCJ1c2VySWQiOiIyOTg1MDY2NzAifQ==</vt:lpwstr>
-  </property>
-  <property fmtid="{D5CDD505-2E9C-101B-9397-08002B2CF9AE}" pid="3" name="KSOProductBuildVer">
-    <vt:lpwstr>2052-12.1.0.26895</vt:lpwstr>
-  </property>
-  <property fmtid="{D5CDD505-2E9C-101B-9397-08002B2CF9AE}" pid="4" name="ICV">
-    <vt:lpwstr>BA52ED5676D74E36998415CA1BF4DCA4_12</vt:lpwstr>
-  </property>
-</Properties>
-</file>
-
-<file path=word\document.xml><?xml version="1.0" encoding="utf-8"?>
+<file path=word/document.xml><?xml version="1.0" encoding="utf-8"?>
 <w:document xmlns:wpc="http://schemas.microsoft.com/office/word/2010/wordprocessingCanvas" xmlns:mc="http://schemas.openxmlformats.org/markup-compatibility/2006" xmlns:o="urn:schemas-microsoft-com:office:office" xmlns:r="http://schemas.openxmlformats.org/officeDocument/2006/relationships" xmlns:m="http://schemas.openxmlformats.org/officeDocument/2006/math" xmlns:v="urn:schemas-microsoft-com:vml" xmlns:wp14="http://schemas.microsoft.com/office/word/2010/wordprocessingDrawing" xmlns:wp="http://schemas.openxmlformats.org/drawingml/2006/wordprocessingDrawing" xmlns:w="http://schemas.openxmlformats.org/wordprocessingml/2006/main" xmlns:w14="http://schemas.microsoft.com/office/word/2010/wordml" xmlns:w10="urn:schemas-microsoft-com:office:word" xmlns:w15="http://schemas.microsoft.com/office/word/2012/wordml" xmlns:wpg="http://schemas.microsoft.com/office/word/2010/wordprocessingGroup" xmlns:wpi="http://schemas.microsoft.com/office/word/2010/wordprocessingInk" xmlns:wne="http://schemas.microsoft.com/office/word/2006/wordml" xmlns:wps="http://schemas.microsoft.com/office/word/2010/wordprocessingShape" xmlns:wpsCustomData="http://www.wps.cn/officeDocument/2013/wpsCustomData" mc:Ignorable="w14 w15 wp14">
   <w:body>
     <w:p>
@@ -713,26 +676,44 @@
               <w:bottom w:val="nil"/>
               <w:right w:val="nil"/>
             </w:tcBorders>
+            <w:shd w:val="clear"/>
             <w:tcMar>
               <w:top w:w="10" w:type="dxa"/>
               <w:left w:w="0" w:type="dxa"/>
               <w:bottom w:w="10" w:type="dxa"/>
               <w:right w:w="80" w:type="dxa"/>
             </w:tcMar>
-          </w:tcPr>
-          <w:p>
-            <w:pPr>
-              <w:spacing w:before="20" w:after="20"/>
-            </w:pPr>
-            <w:r>
-              <w:rPr>
-                <w:rFonts w:ascii="Times New Roman" w:hAnsi="Times New Roman" w:eastAsia="Times New Roman" w:cs="Times New Roman"/>
-                <w:b w:val="0"/>
-                <w:bCs w:val="0"/>
-                <w:sz w:val="21"/>
-                <w:szCs w:val="21"/>
-              </w:rPr>
-              <w:t>E-Mail: {contact_email}</w:t>
+            <w:vAlign w:val="top"/>
+          </w:tcPr>
+          <w:p>
+            <w:pPr>
+              <w:spacing w:before="20" w:after="20"/>
+              <w:rPr>
+                <w:rFonts w:ascii="Times New Roman" w:hAnsi="Times New Roman" w:eastAsia="Times New Roman" w:cs="Times New Roman"/>
+                <w:sz w:val="21"/>
+                <w:szCs w:val="21"/>
+              </w:rPr>
+            </w:pPr>
+            <w:r>
+              <w:rPr>
+                <w:rFonts w:hint="eastAsia" w:eastAsia="宋体" w:cs="Times New Roman"/>
+                <w:b w:val="0"/>
+                <w:bCs w:val="0"/>
+                <w:sz w:val="21"/>
+                <w:szCs w:val="21"/>
+                <w:lang w:val="en-US" w:eastAsia="zh-CN"/>
+              </w:rPr>
+              <w:t>G</w:t>
+            </w:r>
+            <w:r>
+              <w:rPr>
+                <w:rFonts w:ascii="Times New Roman" w:hAnsi="Times New Roman" w:eastAsia="Times New Roman" w:cs="Times New Roman"/>
+                <w:b w:val="0"/>
+                <w:bCs w:val="0"/>
+                <w:sz w:val="21"/>
+                <w:szCs w:val="21"/>
+              </w:rPr>
+              <w:t>esetzl. Vertreter: {legal_representative}</w:t>
             </w:r>
           </w:p>
         </w:tc>
@@ -745,16 +726,23 @@
               <w:bottom w:val="nil"/>
               <w:right w:val="nil"/>
             </w:tcBorders>
+            <w:shd w:val="clear"/>
             <w:tcMar>
               <w:top w:w="10" w:type="dxa"/>
               <w:left w:w="80" w:type="dxa"/>
               <w:bottom w:w="10" w:type="dxa"/>
               <w:right w:w="0" w:type="dxa"/>
             </w:tcMar>
-          </w:tcPr>
-          <w:p>
-            <w:pPr>
-              <w:spacing w:before="20" w:after="20"/>
+            <w:vAlign w:val="top"/>
+          </w:tcPr>
+          <w:p>
+            <w:pPr>
+              <w:spacing w:before="20" w:after="20"/>
+              <w:rPr>
+                <w:rFonts w:ascii="Times New Roman" w:hAnsi="Times New Roman" w:eastAsia="Times New Roman" w:cs="Times New Roman"/>
+                <w:sz w:val="21"/>
+                <w:szCs w:val="21"/>
+              </w:rPr>
             </w:pPr>
             <w:r>
               <w:rPr>
@@ -764,7 +752,7 @@
                 <w:sz w:val="21"/>
                 <w:szCs w:val="21"/>
               </w:rPr>
-              <w:t>电子邮箱：{contact_email}</w:t>
+              <w:t>法定代表人：{legal_representative}</w:t>
             </w:r>
           </w:p>
         </w:tc>
@@ -928,91 +916,10 @@
                 <w:sz w:val="21"/>
                 <w:szCs w:val="21"/>
               </w:rPr>
-              <w:t>微信：{wechat_id}</w:t>
-            </w:r>
-          </w:p>
-        </w:tc>
-      </w:tr>
-      <w:tr>
-        <w:tblPrEx>
-          <w:tblBorders>
-            <w:top w:val="single" w:color="auto" w:sz="4" w:space="0"/>
-            <w:left w:val="single" w:color="auto" w:sz="4" w:space="0"/>
-            <w:bottom w:val="single" w:color="auto" w:sz="4" w:space="0"/>
-            <w:right w:val="single" w:color="auto" w:sz="4" w:space="0"/>
-            <w:insideH w:val="single" w:color="auto" w:sz="4" w:space="0"/>
-            <w:insideV w:val="single" w:color="auto" w:sz="4" w:space="0"/>
-          </w:tblBorders>
-          <w:tblCellMar>
-            <w:top w:w="0" w:type="dxa"/>
-            <w:left w:w="10" w:type="dxa"/>
-            <w:bottom w:w="0" w:type="dxa"/>
-            <w:right w:w="10" w:type="dxa"/>
-          </w:tblCellMar>
-        </w:tblPrEx>
-        <w:tc>
-          <w:tcPr>
-            <w:tcW w:w="5018" w:type="dxa"/>
-            <w:tcBorders>
-              <w:top w:val="nil"/>
-              <w:left w:val="nil"/>
-              <w:bottom w:val="nil"/>
-              <w:right w:val="nil"/>
-            </w:tcBorders>
-            <w:tcMar>
-              <w:top w:w="10" w:type="dxa"/>
-              <w:left w:w="0" w:type="dxa"/>
-              <w:bottom w:w="10" w:type="dxa"/>
-              <w:right w:w="80" w:type="dxa"/>
-            </w:tcMar>
-          </w:tcPr>
-          <w:p>
-            <w:pPr>
-              <w:spacing w:before="20" w:after="20"/>
-            </w:pPr>
-            <w:r>
-              <w:rPr>
-                <w:rFonts w:hint="eastAsia" w:eastAsia="宋体" w:cs="Times New Roman"/>
-                <w:b w:val="0"/>
-                <w:bCs w:val="0"/>
-                <w:sz w:val="21"/>
-                <w:szCs w:val="21"/>
-                <w:lang w:val="en-US" w:eastAsia="zh-CN"/>
-              </w:rPr>
-              <w:t>G</w:t>
-            </w:r>
-            <w:r>
-              <w:rPr>
-                <w:rFonts w:ascii="Times New Roman" w:hAnsi="Times New Roman" w:eastAsia="Times New Roman" w:cs="Times New Roman"/>
-                <w:b w:val="0"/>
-                <w:bCs w:val="0"/>
-                <w:sz w:val="21"/>
-                <w:szCs w:val="21"/>
-              </w:rPr>
-              <w:t>esetzl. Vertreter: {legal_representative}</w:t>
-            </w:r>
-          </w:p>
-        </w:tc>
-        <w:tc>
-          <w:tcPr>
-            <w:tcW w:w="4687" w:type="dxa"/>
-            <w:tcBorders>
-              <w:top w:val="nil"/>
-              <w:left w:val="nil"/>
-              <w:bottom w:val="nil"/>
-              <w:right w:val="nil"/>
-            </w:tcBorders>
-            <w:tcMar>
-              <w:top w:w="10" w:type="dxa"/>
-              <w:left w:w="80" w:type="dxa"/>
-              <w:bottom w:w="10" w:type="dxa"/>
-              <w:right w:w="0" w:type="dxa"/>
-            </w:tcMar>
-          </w:tcPr>
-          <w:p>
-            <w:pPr>
-              <w:spacing w:before="20" w:after="20"/>
-            </w:pPr>
+              <w:t>微信：{wec</w:t>
+            </w:r>
+            <w:bookmarkStart w:id="0" w:name="_GoBack"/>
+            <w:bookmarkEnd w:id="0"/>
             <w:r>
               <w:rPr>
                 <w:rFonts w:ascii="宋体" w:hAnsi="宋体" w:eastAsia="宋体" w:cs="宋体"/>
@@ -1021,7 +928,7 @@
                 <w:sz w:val="21"/>
                 <w:szCs w:val="21"/>
               </w:rPr>
-              <w:t>法定代表人：{legal_representative}</w:t>
+              <w:t>hat_id}</w:t>
             </w:r>
           </w:p>
         </w:tc>
@@ -1704,12 +1611,6 @@
             <w:insideH w:val="single" w:color="auto" w:sz="4" w:space="0"/>
             <w:insideV w:val="single" w:color="auto" w:sz="4" w:space="0"/>
           </w:tblBorders>
-          <w:tblCellMar>
-            <w:top w:w="0" w:type="dxa"/>
-            <w:left w:w="10" w:type="dxa"/>
-            <w:bottom w:w="0" w:type="dxa"/>
-            <w:right w:w="10" w:type="dxa"/>
-          </w:tblCellMar>
         </w:tblPrEx>
         <w:tc>
           <w:tcPr>
@@ -8141,6 +8042,12 @@
             <w:insideH w:val="single" w:color="auto" w:sz="4" w:space="0"/>
             <w:insideV w:val="single" w:color="auto" w:sz="4" w:space="0"/>
           </w:tblBorders>
+          <w:tblCellMar>
+            <w:top w:w="0" w:type="dxa"/>
+            <w:left w:w="10" w:type="dxa"/>
+            <w:bottom w:w="0" w:type="dxa"/>
+            <w:right w:w="10" w:type="dxa"/>
+          </w:tblCellMar>
         </w:tblPrEx>
         <w:tc>
           <w:tcPr>
@@ -11209,6 +11116,12 @@
             <w:insideH w:val="single" w:color="auto" w:sz="4" w:space="0"/>
             <w:insideV w:val="single" w:color="auto" w:sz="4" w:space="0"/>
           </w:tblBorders>
+          <w:tblCellMar>
+            <w:top w:w="0" w:type="dxa"/>
+            <w:left w:w="10" w:type="dxa"/>
+            <w:bottom w:w="0" w:type="dxa"/>
+            <w:right w:w="10" w:type="dxa"/>
+          </w:tblCellMar>
         </w:tblPrEx>
         <w:tc>
           <w:tcPr>
@@ -11285,12 +11198,6 @@
             <w:insideH w:val="single" w:color="auto" w:sz="4" w:space="0"/>
             <w:insideV w:val="single" w:color="auto" w:sz="4" w:space="0"/>
           </w:tblBorders>
-          <w:tblCellMar>
-            <w:top w:w="0" w:type="dxa"/>
-            <w:left w:w="10" w:type="dxa"/>
-            <w:bottom w:w="0" w:type="dxa"/>
-            <w:right w:w="10" w:type="dxa"/>
-          </w:tblCellMar>
         </w:tblPrEx>
         <w:tc>
           <w:tcPr>
@@ -11398,12 +11305,6 @@
             <w:insideH w:val="single" w:color="auto" w:sz="4" w:space="0"/>
             <w:insideV w:val="single" w:color="auto" w:sz="4" w:space="0"/>
           </w:tblBorders>
-          <w:tblCellMar>
-            <w:top w:w="0" w:type="dxa"/>
-            <w:left w:w="10" w:type="dxa"/>
-            <w:bottom w:w="0" w:type="dxa"/>
-            <w:right w:w="10" w:type="dxa"/>
-          </w:tblCellMar>
         </w:tblPrEx>
         <w:tc>
           <w:tcPr>
@@ -11566,68 +11467,7 @@
 </w:document>
 </file>
 
-<file path=word\fontTable.xml><?xml version="1.0" encoding="utf-8"?>
-<w:fonts xmlns:mc="http://schemas.openxmlformats.org/markup-compatibility/2006" xmlns:r="http://schemas.openxmlformats.org/officeDocument/2006/relationships" xmlns:w="http://schemas.openxmlformats.org/wordprocessingml/2006/main" xmlns:w14="http://schemas.microsoft.com/office/word/2010/wordml" mc:Ignorable="w14">
-  <w:font w:name="Times New Roman">
-    <w:panose1 w:val="02020603050405020304"/>
-    <w:charset w:val="86"/>
-    <w:family w:val="auto"/>
-    <w:pitch w:val="default"/>
-    <w:sig w:usb0="E0002EFF" w:usb1="C000785B" w:usb2="00000009" w:usb3="00000000" w:csb0="400001FF" w:csb1="FFFF0000"/>
-  </w:font>
-  <w:font w:name="宋体">
-    <w:panose1 w:val="02010600030101010101"/>
-    <w:charset w:val="86"/>
-    <w:family w:val="auto"/>
-    <w:pitch w:val="default"/>
-    <w:sig w:usb0="00000203" w:usb1="288F0000" w:usb2="00000006" w:usb3="00000000" w:csb0="00040001" w:csb1="00000000"/>
-  </w:font>
-  <w:font w:name="Wingdings">
-    <w:panose1 w:val="05000000000000000000"/>
-    <w:charset w:val="02"/>
-    <w:family w:val="auto"/>
-    <w:pitch w:val="default"/>
-    <w:sig w:usb0="00000000" w:usb1="00000000" w:usb2="00000000" w:usb3="00000000" w:csb0="80000000" w:csb1="00000000"/>
-  </w:font>
-  <w:font w:name="Arial">
-    <w:panose1 w:val="020B0604020202020204"/>
-    <w:charset w:val="01"/>
-    <w:family w:val="swiss"/>
-    <w:pitch w:val="default"/>
-    <w:sig w:usb0="E0002EFF" w:usb1="C000785B" w:usb2="00000009" w:usb3="00000000" w:csb0="400001FF" w:csb1="FFFF0000"/>
-  </w:font>
-  <w:font w:name="黑体">
-    <w:panose1 w:val="02010609060101010101"/>
-    <w:charset w:val="86"/>
-    <w:family w:val="auto"/>
-    <w:pitch w:val="default"/>
-    <w:sig w:usb0="800002BF" w:usb1="38CF7CFA" w:usb2="00000016" w:usb3="00000000" w:csb0="00040001" w:csb1="00000000"/>
-  </w:font>
-  <w:font w:name="Courier New">
-    <w:panose1 w:val="02070309020205020404"/>
-    <w:charset w:val="01"/>
-    <w:family w:val="modern"/>
-    <w:pitch w:val="default"/>
-    <w:sig w:usb0="E0002EFF" w:usb1="C0007843" w:usb2="00000009" w:usb3="00000000" w:csb0="400001FF" w:csb1="FFFF0000"/>
-  </w:font>
-  <w:font w:name="Symbol">
-    <w:panose1 w:val="05050102010706020507"/>
-    <w:charset w:val="02"/>
-    <w:family w:val="roman"/>
-    <w:pitch w:val="default"/>
-    <w:sig w:usb0="00000000" w:usb1="00000000" w:usb2="00000000" w:usb3="00000000" w:csb0="80000000" w:csb1="00000000"/>
-  </w:font>
-  <w:font w:name="Calibri">
-    <w:panose1 w:val="020F0502020204030204"/>
-    <w:charset w:val="00"/>
-    <w:family w:val="swiss"/>
-    <w:pitch w:val="default"/>
-    <w:sig w:usb0="E4002EFF" w:usb1="C200247B" w:usb2="00000009" w:usb3="00000000" w:csb0="200001FF" w:csb1="00000000"/>
-  </w:font>
-</w:fonts>
-</file>
-
-<file path=word\footer1.xml><?xml version="1.0" encoding="utf-8"?>
+<file path=word/footer1.xml><?xml version="1.0" encoding="utf-8"?>
 <w:ftr xmlns:wpc="http://schemas.microsoft.com/office/word/2010/wordprocessingCanvas" xmlns:mc="http://schemas.openxmlformats.org/markup-compatibility/2006" xmlns:o="urn:schemas-microsoft-com:office:office" xmlns:r="http://schemas.openxmlformats.org/officeDocument/2006/relationships" xmlns:m="http://schemas.openxmlformats.org/officeDocument/2006/math" xmlns:v="urn:schemas-microsoft-com:vml" xmlns:wp14="http://schemas.microsoft.com/office/word/2010/wordprocessingDrawing" xmlns:wp="http://schemas.openxmlformats.org/drawingml/2006/wordprocessingDrawing" xmlns:w10="urn:schemas-microsoft-com:office:word" xmlns:w="http://schemas.openxmlformats.org/wordprocessingml/2006/main" xmlns:w14="http://schemas.microsoft.com/office/word/2010/wordml" xmlns:w15="http://schemas.microsoft.com/office/word/2012/wordml" xmlns:wpg="http://schemas.microsoft.com/office/word/2010/wordprocessingGroup" xmlns:wpi="http://schemas.microsoft.com/office/word/2010/wordprocessingInk" xmlns:wne="http://schemas.microsoft.com/office/word/2006/wordml" xmlns:wps="http://schemas.microsoft.com/office/word/2010/wordprocessingShape" xmlns:wpsCustomData="http://www.wps.cn/officeDocument/2013/wpsCustomData" mc:Ignorable="w14 w15 wp14">
   <w:p>
     <w:pPr>
@@ -11703,7 +11543,7 @@
 </w:ftr>
 </file>
 
-<file path=word\header1.xml><?xml version="1.0" encoding="utf-8"?>
+<file path=word/header1.xml><?xml version="1.0" encoding="utf-8"?>
 <w:hdr xmlns:wpc="http://schemas.microsoft.com/office/word/2010/wordprocessingCanvas" xmlns:mc="http://schemas.openxmlformats.org/markup-compatibility/2006" xmlns:o="urn:schemas-microsoft-com:office:office" xmlns:r="http://schemas.openxmlformats.org/officeDocument/2006/relationships" xmlns:m="http://schemas.openxmlformats.org/officeDocument/2006/math" xmlns:v="urn:schemas-microsoft-com:vml" xmlns:wp14="http://schemas.microsoft.com/office/word/2010/wordprocessingDrawing" xmlns:wp="http://schemas.openxmlformats.org/drawingml/2006/wordprocessingDrawing" xmlns:w10="urn:schemas-microsoft-com:office:word" xmlns:w="http://schemas.openxmlformats.org/wordprocessingml/2006/main" xmlns:w14="http://schemas.microsoft.com/office/word/2010/wordml" xmlns:w15="http://schemas.microsoft.com/office/word/2012/wordml" xmlns:wpg="http://schemas.microsoft.com/office/word/2010/wordprocessingGroup" xmlns:wpi="http://schemas.microsoft.com/office/word/2010/wordprocessingInk" xmlns:wne="http://schemas.microsoft.com/office/word/2006/wordml" xmlns:wps="http://schemas.microsoft.com/office/word/2010/wordprocessingShape" xmlns:wpsCustomData="http://www.wps.cn/officeDocument/2013/wpsCustomData" mc:Ignorable="w14 w15 wp14">
   <w:p>
     <w:pPr>
@@ -11743,7 +11583,7 @@
 </w:hdr>
 </file>
 
-<file path=word\numbering.xml><?xml version="1.0" encoding="utf-8"?>
+<file path=word/numbering.xml><?xml version="1.0" encoding="utf-8"?>
 <w:numbering xmlns:wpc="http://schemas.microsoft.com/office/word/2010/wordprocessingCanvas" xmlns:mc="http://schemas.openxmlformats.org/markup-compatibility/2006" xmlns:o="urn:schemas-microsoft-com:office:office" xmlns:r="http://schemas.openxmlformats.org/officeDocument/2006/relationships" xmlns:m="http://schemas.openxmlformats.org/officeDocument/2006/math" xmlns:v="urn:schemas-microsoft-com:vml" xmlns:wp14="http://schemas.microsoft.com/office/word/2010/wordprocessingDrawing" xmlns:wp="http://schemas.openxmlformats.org/drawingml/2006/wordprocessingDrawing" xmlns:w10="urn:schemas-microsoft-com:office:word" xmlns:w="http://schemas.openxmlformats.org/wordprocessingml/2006/main" xmlns:w14="http://schemas.microsoft.com/office/word/2010/wordml" xmlns:wpg="http://schemas.microsoft.com/office/word/2010/wordprocessingGroup" xmlns:wpi="http://schemas.microsoft.com/office/word/2010/wordprocessingInk" xmlns:wne="http://schemas.microsoft.com/office/word/2006/wordml" xmlns:wps="http://schemas.microsoft.com/office/word/2010/wordprocessingShape" xmlns:wpsCustomData="http://www.wps.cn/officeDocument/2013/wpsCustomData" mc:Ignorable="w14 wp14">
   <w:abstractNum w:abstractNumId="0">
     <w:nsid w:val="32B3AA26"/>
@@ -11763,54 +11603,7 @@
 </w:numbering>
 </file>
 
-<file path=word\settings.xml><?xml version="1.0" encoding="utf-8"?>
-<w:settings xmlns:mc="http://schemas.openxmlformats.org/markup-compatibility/2006" xmlns:o="urn:schemas-microsoft-com:office:office" xmlns:r="http://schemas.openxmlformats.org/officeDocument/2006/relationships" xmlns:m="http://schemas.openxmlformats.org/officeDocument/2006/math" xmlns:v="urn:schemas-microsoft-com:vml" xmlns:w10="urn:schemas-microsoft-com:office:word" xmlns:w="http://schemas.openxmlformats.org/wordprocessingml/2006/main" xmlns:w14="http://schemas.microsoft.com/office/word/2010/wordml" xmlns:sl="http://schemas.openxmlformats.org/schemaLibrary/2006/main" xmlns:wpsCustomData="http://www.wps.cn/officeDocument/2013/wpsCustomData" mc:Ignorable="w14">
-  <w:zoom w:percent="112"/>
-  <w:displayBackgroundShape w:val="1"/>
-  <w:bordersDoNotSurroundHeader w:val="0"/>
-  <w:bordersDoNotSurroundFooter w:val="0"/>
-  <w:documentProtection w:enforcement="0"/>
-  <w:displayHorizontalDrawingGridEvery w:val="1"/>
-  <w:displayVerticalDrawingGridEvery w:val="1"/>
-  <w:noPunctuationKerning w:val="1"/>
-  <w:compat>
-    <w:doNotExpandShiftReturn/>
-    <w:doNotWrapTextWithPunct/>
-    <w:doNotUseEastAsianBreakRules/>
-    <w:useFELayout/>
-    <w:compatSetting w:name="compatibilityMode" w:uri="http://schemas.microsoft.com/office/word" w:val="15"/>
-  </w:compat>
-  <w:rsids>
-    <w:rsidRoot w:val="00000000"/>
-    <w:rsid w:val="218652D1"/>
-    <w:rsid w:val="46F3234B"/>
-    <w:rsid w:val="48F843CF"/>
-    <w:rsid w:val="613268A2"/>
-    <w:rsid w:val="6C871509"/>
-  </w:rsids>
-  <m:mathPr>
-    <m:brkBin m:val="before"/>
-    <m:brkBinSub m:val="--"/>
-    <m:smallFrac m:val="0"/>
-    <m:dispDef/>
-    <m:lMargin m:val="0"/>
-    <m:rMargin m:val="0"/>
-    <m:defJc m:val="centerGroup"/>
-    <m:wrapIndent m:val="1440"/>
-    <m:intLim m:val="subSup"/>
-    <m:naryLim m:val="undOvr"/>
-  </m:mathPr>
-  <w:themeFontLang w:val="en-US" w:eastAsia="zh-CN"/>
-  <w:clrSchemeMapping w:bg1="light1" w:t1="dark1" w:bg2="light2" w:t2="dark2" w:accent1="accent1" w:accent2="accent2" w:accent3="accent3" w:accent4="accent4" w:accent5="accent5" w:accent6="accent6" w:hyperlink="hyperlink" w:followedHyperlink="followedHyperlink"/>
-  <mc:AlternateContent>
-    <mc:Choice Requires="wpsCustomData">
-      <wpsCustomData:typoFeatureVersion val="1"/>
-    </mc:Choice>
-  </mc:AlternateContent>
-</w:settings>
-</file>
-
-<file path=word\styles.xml><?xml version="1.0" encoding="utf-8"?>
+<file path=word/styles.xml><?xml version="1.0" encoding="utf-8"?>
 <w:styles xmlns:mc="http://schemas.openxmlformats.org/markup-compatibility/2006" xmlns:o="urn:schemas-microsoft-com:office:office" xmlns:r="http://schemas.openxmlformats.org/officeDocument/2006/relationships" xmlns:m="http://schemas.openxmlformats.org/officeDocument/2006/math" xmlns:v="urn:schemas-microsoft-com:vml" xmlns:w="http://schemas.openxmlformats.org/wordprocessingml/2006/main" xmlns:w14="http://schemas.microsoft.com/office/word/2010/wordml" xmlns:w10="urn:schemas-microsoft-com:office:word" xmlns:sl="http://schemas.openxmlformats.org/schemaLibrary/2006/main" xmlns:wpsCustomData="http://www.wps.cn/officeDocument/2013/wpsCustomData" mc:Ignorable="w14">
   <w:docDefaults>
     <w:rPrDefault>
@@ -11863,7 +11656,7 @@
     <w:lsdException w:unhideWhenUsed="0" w:uiPriority="0" w:semiHidden="0" w:name="annotation reference"/>
     <w:lsdException w:unhideWhenUsed="0" w:uiPriority="0" w:semiHidden="0" w:name="line number"/>
     <w:lsdException w:unhideWhenUsed="0" w:uiPriority="0" w:semiHidden="0" w:name="page number"/>
-    <w:lsdException w:uiPriority="99" w:name="endnote reference"/>
+    <w:lsdException w:qFormat="1" w:uiPriority="99" w:name="endnote reference"/>
     <w:lsdException w:uiPriority="99" w:name="endnote text"/>
     <w:lsdException w:unhideWhenUsed="0" w:uiPriority="0" w:semiHidden="0" w:name="table of authorities"/>
     <w:lsdException w:unhideWhenUsed="0" w:uiPriority="0" w:semiHidden="0" w:name="macro"/>
@@ -11920,7 +11713,7 @@
     <w:lsdException w:unhideWhenUsed="0" w:uiPriority="0" w:semiHidden="0" w:name="HTML Code"/>
     <w:lsdException w:unhideWhenUsed="0" w:uiPriority="0" w:semiHidden="0" w:name="HTML Definition"/>
     <w:lsdException w:unhideWhenUsed="0" w:uiPriority="0" w:semiHidden="0" w:name="HTML Keyboard"/>
-    <w:lsdException w:unhideWhenUsed="0" w:uiPriority="0" w:semiHidden="0" w:name="HTML Preformatted"/>
+    <w:lsdException w:qFormat="1" w:unhideWhenUsed="0" w:uiPriority="0" w:semiHidden="0" w:name="HTML Preformatted"/>
     <w:lsdException w:unhideWhenUsed="0" w:uiPriority="0" w:semiHidden="0" w:name="HTML Sample"/>
     <w:lsdException w:unhideWhenUsed="0" w:uiPriority="0" w:semiHidden="0" w:name="HTML Typewriter"/>
     <w:lsdException w:unhideWhenUsed="0" w:uiPriority="0" w:semiHidden="0" w:name="HTML Variable"/>
@@ -12210,6 +12003,7 @@
   <w:style w:type="paragraph" w:styleId="10">
     <w:name w:val="HTML Preformatted"/>
     <w:basedOn w:val="1"/>
+    <w:qFormat/>
     <w:uiPriority w:val="0"/>
     <w:pPr>
       <w:tabs>
@@ -12254,6 +12048,7 @@
     <w:name w:val="endnote reference"/>
     <w:semiHidden/>
     <w:unhideWhenUsed/>
+    <w:qFormat/>
     <w:uiPriority w:val="99"/>
     <w:rPr>
       <w:vertAlign w:val="superscript"/>
@@ -12312,7 +12107,7 @@
 </w:styles>
 </file>
 
-<file path=word\theme\theme1.xml><?xml version="1.0" encoding="utf-8"?>
+<file path=word/theme/theme1.xml><?xml version="1.0" encoding="utf-8"?>
 <a:theme xmlns:a="http://schemas.openxmlformats.org/drawingml/2006/main" name="Office">
   <a:themeElements>
     <a:clrScheme name="Office">

--- a/projects/contracts/LIVANTO/VerpackG_Bevollmächtigungsvertrag.docx
+++ b/projects/contracts/LIVANTO/VerpackG_Bevollmächtigungsvertrag.docx
@@ -676,7 +676,7 @@
               <w:bottom w:val="nil"/>
               <w:right w:val="nil"/>
             </w:tcBorders>
-            <w:shd w:val="clear"/>
+            <w:shd w:val="clear" w:color="auto" w:fill="auto"/>
             <w:tcMar>
               <w:top w:w="10" w:type="dxa"/>
               <w:left w:w="0" w:type="dxa"/>
@@ -726,7 +726,7 @@
               <w:bottom w:val="nil"/>
               <w:right w:val="nil"/>
             </w:tcBorders>
-            <w:shd w:val="clear"/>
+            <w:shd w:val="clear" w:color="auto" w:fill="auto"/>
             <w:tcMar>
               <w:top w:w="10" w:type="dxa"/>
               <w:left w:w="80" w:type="dxa"/>
@@ -796,13 +796,45 @@
             </w:pPr>
             <w:r>
               <w:rPr>
-                <w:rFonts w:ascii="Times New Roman" w:hAnsi="Times New Roman" w:eastAsia="Times New Roman" w:cs="Times New Roman"/>
-                <w:b w:val="0"/>
-                <w:bCs w:val="0"/>
-                <w:sz w:val="21"/>
-                <w:szCs w:val="21"/>
-              </w:rPr>
-              <w:t>Telefon / Tel.: {contact_phone}</w:t>
+                <w:rFonts w:hint="eastAsia" w:eastAsia="宋体" w:cs="Times New Roman"/>
+                <w:b w:val="0"/>
+                <w:bCs w:val="0"/>
+                <w:sz w:val="21"/>
+                <w:szCs w:val="21"/>
+                <w:lang w:val="en-US" w:eastAsia="zh-CN"/>
+              </w:rPr>
+              <w:t>Kontakperson</w:t>
+            </w:r>
+            <w:r>
+              <w:rPr>
+                <w:rFonts w:ascii="Times New Roman" w:hAnsi="Times New Roman" w:eastAsia="Times New Roman" w:cs="Times New Roman"/>
+                <w:b w:val="0"/>
+                <w:bCs w:val="0"/>
+                <w:sz w:val="21"/>
+                <w:szCs w:val="21"/>
+              </w:rPr>
+              <w:t>: {contact_</w:t>
+            </w:r>
+            <w:r>
+              <w:rPr>
+                <w:rFonts w:hint="eastAsia" w:eastAsia="宋体" w:cs="Times New Roman"/>
+                <w:b w:val="0"/>
+                <w:bCs w:val="0"/>
+                <w:sz w:val="21"/>
+                <w:szCs w:val="21"/>
+                <w:lang w:val="en-US" w:eastAsia="zh-CN"/>
+              </w:rPr>
+              <w:t xml:space="preserve"> person</w:t>
+            </w:r>
+            <w:r>
+              <w:rPr>
+                <w:rFonts w:ascii="Times New Roman" w:hAnsi="Times New Roman" w:eastAsia="Times New Roman" w:cs="Times New Roman"/>
+                <w:b w:val="0"/>
+                <w:bCs w:val="0"/>
+                <w:sz w:val="21"/>
+                <w:szCs w:val="21"/>
+              </w:rPr>
+              <w:t>}</w:t>
             </w:r>
           </w:p>
         </w:tc>
@@ -828,13 +860,45 @@
             </w:pPr>
             <w:r>
               <w:rPr>
+                <w:rFonts w:hint="eastAsia" w:ascii="宋体" w:hAnsi="宋体" w:eastAsia="宋体" w:cs="宋体"/>
+                <w:b w:val="0"/>
+                <w:bCs w:val="0"/>
+                <w:sz w:val="21"/>
+                <w:szCs w:val="21"/>
+                <w:lang w:val="en-US" w:eastAsia="zh-CN"/>
+              </w:rPr>
+              <w:t>联系人</w:t>
+            </w:r>
+            <w:r>
+              <w:rPr>
                 <w:rFonts w:ascii="宋体" w:hAnsi="宋体" w:eastAsia="宋体" w:cs="宋体"/>
                 <w:b w:val="0"/>
                 <w:bCs w:val="0"/>
                 <w:sz w:val="21"/>
                 <w:szCs w:val="21"/>
               </w:rPr>
-              <w:t>电话：{contact_phone}</w:t>
+              <w:t>：{contact_</w:t>
+            </w:r>
+            <w:r>
+              <w:rPr>
+                <w:rFonts w:hint="eastAsia" w:ascii="宋体" w:hAnsi="宋体" w:eastAsia="宋体" w:cs="宋体"/>
+                <w:b w:val="0"/>
+                <w:bCs w:val="0"/>
+                <w:sz w:val="21"/>
+                <w:szCs w:val="21"/>
+                <w:lang w:val="en-US" w:eastAsia="zh-CN"/>
+              </w:rPr>
+              <w:t xml:space="preserve"> person</w:t>
+            </w:r>
+            <w:r>
+              <w:rPr>
+                <w:rFonts w:ascii="宋体" w:hAnsi="宋体" w:eastAsia="宋体" w:cs="宋体"/>
+                <w:b w:val="0"/>
+                <w:bCs w:val="0"/>
+                <w:sz w:val="21"/>
+                <w:szCs w:val="21"/>
+              </w:rPr>
+              <w:t>}</w:t>
             </w:r>
           </w:p>
         </w:tc>
@@ -871,20 +935,32 @@
               <w:bottom w:w="10" w:type="dxa"/>
               <w:right w:w="80" w:type="dxa"/>
             </w:tcMar>
-          </w:tcPr>
-          <w:p>
-            <w:pPr>
-              <w:spacing w:before="20" w:after="20"/>
-            </w:pPr>
-            <w:r>
-              <w:rPr>
-                <w:rFonts w:ascii="Times New Roman" w:hAnsi="Times New Roman" w:eastAsia="Times New Roman" w:cs="Times New Roman"/>
-                <w:b w:val="0"/>
-                <w:bCs w:val="0"/>
-                <w:sz w:val="21"/>
-                <w:szCs w:val="21"/>
-              </w:rPr>
-              <w:t>WeChat / 微信: {wechat_id}</w:t>
+            <w:vAlign w:val="top"/>
+          </w:tcPr>
+          <w:p>
+            <w:pPr>
+              <w:spacing w:before="20" w:after="20"/>
+            </w:pPr>
+            <w:r>
+              <w:rPr>
+                <w:rFonts w:hint="eastAsia" w:eastAsia="宋体" w:cs="Times New Roman"/>
+                <w:b w:val="0"/>
+                <w:bCs w:val="0"/>
+                <w:sz w:val="21"/>
+                <w:szCs w:val="21"/>
+                <w:lang w:val="en-US" w:eastAsia="zh-CN"/>
+              </w:rPr>
+              <w:t>Handynummer</w:t>
+            </w:r>
+            <w:r>
+              <w:rPr>
+                <w:rFonts w:ascii="Times New Roman" w:hAnsi="Times New Roman" w:eastAsia="Times New Roman" w:cs="Times New Roman"/>
+                <w:b w:val="0"/>
+                <w:bCs w:val="0"/>
+                <w:sz w:val="21"/>
+                <w:szCs w:val="21"/>
+              </w:rPr>
+              <w:t>: {contact_phone}</w:t>
             </w:r>
           </w:p>
         </w:tc>
@@ -903,11 +979,23 @@
               <w:bottom w:w="10" w:type="dxa"/>
               <w:right w:w="0" w:type="dxa"/>
             </w:tcMar>
-          </w:tcPr>
-          <w:p>
-            <w:pPr>
-              <w:spacing w:before="20" w:after="20"/>
-            </w:pPr>
+            <w:vAlign w:val="top"/>
+          </w:tcPr>
+          <w:p>
+            <w:pPr>
+              <w:spacing w:before="20" w:after="20"/>
+            </w:pPr>
+            <w:r>
+              <w:rPr>
+                <w:rFonts w:hint="eastAsia" w:ascii="宋体" w:hAnsi="宋体" w:eastAsia="宋体" w:cs="宋体"/>
+                <w:b w:val="0"/>
+                <w:bCs w:val="0"/>
+                <w:sz w:val="21"/>
+                <w:szCs w:val="21"/>
+                <w:lang w:val="en-US" w:eastAsia="zh-CN"/>
+              </w:rPr>
+              <w:t>手机号</w:t>
+            </w:r>
             <w:r>
               <w:rPr>
                 <w:rFonts w:ascii="宋体" w:hAnsi="宋体" w:eastAsia="宋体" w:cs="宋体"/>
@@ -916,19 +1004,7 @@
                 <w:sz w:val="21"/>
                 <w:szCs w:val="21"/>
               </w:rPr>
-              <w:t>微信：{wec</w:t>
-            </w:r>
-            <w:bookmarkStart w:id="0" w:name="_GoBack"/>
-            <w:bookmarkEnd w:id="0"/>
-            <w:r>
-              <w:rPr>
-                <w:rFonts w:ascii="宋体" w:hAnsi="宋体" w:eastAsia="宋体" w:cs="宋体"/>
-                <w:b w:val="0"/>
-                <w:bCs w:val="0"/>
-                <w:sz w:val="21"/>
-                <w:szCs w:val="21"/>
-              </w:rPr>
-              <w:t>hat_id}</w:t>
+              <w:t>：{contact_phone}</w:t>
             </w:r>
           </w:p>
         </w:tc>
@@ -978,6 +1054,130 @@
                 <w:sz w:val="21"/>
                 <w:szCs w:val="21"/>
               </w:rPr>
+              <w:t>WeChat</w:t>
+            </w:r>
+            <w:r>
+              <w:rPr>
+                <w:rFonts w:hint="eastAsia" w:eastAsia="宋体" w:cs="Times New Roman"/>
+                <w:b w:val="0"/>
+                <w:bCs w:val="0"/>
+                <w:sz w:val="21"/>
+                <w:szCs w:val="21"/>
+                <w:lang w:val="en-US" w:eastAsia="zh-CN"/>
+              </w:rPr>
+              <w:t>-ID</w:t>
+            </w:r>
+            <w:r>
+              <w:rPr>
+                <w:rFonts w:ascii="Times New Roman" w:hAnsi="Times New Roman" w:eastAsia="Times New Roman" w:cs="Times New Roman"/>
+                <w:b w:val="0"/>
+                <w:bCs w:val="0"/>
+                <w:sz w:val="21"/>
+                <w:szCs w:val="21"/>
+              </w:rPr>
+              <w:t>: {wechat_id}</w:t>
+            </w:r>
+          </w:p>
+        </w:tc>
+        <w:tc>
+          <w:tcPr>
+            <w:tcW w:w="4687" w:type="dxa"/>
+            <w:tcBorders>
+              <w:top w:val="nil"/>
+              <w:left w:val="nil"/>
+              <w:bottom w:val="nil"/>
+              <w:right w:val="nil"/>
+            </w:tcBorders>
+            <w:tcMar>
+              <w:top w:w="10" w:type="dxa"/>
+              <w:left w:w="80" w:type="dxa"/>
+              <w:bottom w:w="10" w:type="dxa"/>
+              <w:right w:w="0" w:type="dxa"/>
+            </w:tcMar>
+          </w:tcPr>
+          <w:p>
+            <w:pPr>
+              <w:spacing w:before="20" w:after="20"/>
+            </w:pPr>
+            <w:r>
+              <w:rPr>
+                <w:rFonts w:ascii="宋体" w:hAnsi="宋体" w:eastAsia="宋体" w:cs="宋体"/>
+                <w:b w:val="0"/>
+                <w:bCs w:val="0"/>
+                <w:sz w:val="21"/>
+                <w:szCs w:val="21"/>
+              </w:rPr>
+              <w:t>微信</w:t>
+            </w:r>
+            <w:r>
+              <w:rPr>
+                <w:rFonts w:hint="eastAsia" w:ascii="宋体" w:hAnsi="宋体" w:eastAsia="宋体" w:cs="宋体"/>
+                <w:b w:val="0"/>
+                <w:bCs w:val="0"/>
+                <w:sz w:val="21"/>
+                <w:szCs w:val="21"/>
+                <w:lang w:val="en-US" w:eastAsia="zh-CN"/>
+              </w:rPr>
+              <w:t>号</w:t>
+            </w:r>
+            <w:r>
+              <w:rPr>
+                <w:rFonts w:ascii="宋体" w:hAnsi="宋体" w:eastAsia="宋体" w:cs="宋体"/>
+                <w:b w:val="0"/>
+                <w:bCs w:val="0"/>
+                <w:sz w:val="21"/>
+                <w:szCs w:val="21"/>
+              </w:rPr>
+              <w:t>：{wechat_id}</w:t>
+            </w:r>
+          </w:p>
+        </w:tc>
+      </w:tr>
+      <w:tr>
+        <w:tblPrEx>
+          <w:tblBorders>
+            <w:top w:val="single" w:color="auto" w:sz="4" w:space="0"/>
+            <w:left w:val="single" w:color="auto" w:sz="4" w:space="0"/>
+            <w:bottom w:val="single" w:color="auto" w:sz="4" w:space="0"/>
+            <w:right w:val="single" w:color="auto" w:sz="4" w:space="0"/>
+            <w:insideH w:val="single" w:color="auto" w:sz="4" w:space="0"/>
+            <w:insideV w:val="single" w:color="auto" w:sz="4" w:space="0"/>
+          </w:tblBorders>
+          <w:tblCellMar>
+            <w:top w:w="0" w:type="dxa"/>
+            <w:left w:w="10" w:type="dxa"/>
+            <w:bottom w:w="0" w:type="dxa"/>
+            <w:right w:w="10" w:type="dxa"/>
+          </w:tblCellMar>
+        </w:tblPrEx>
+        <w:tc>
+          <w:tcPr>
+            <w:tcW w:w="5018" w:type="dxa"/>
+            <w:tcBorders>
+              <w:top w:val="nil"/>
+              <w:left w:val="nil"/>
+              <w:bottom w:val="nil"/>
+              <w:right w:val="nil"/>
+            </w:tcBorders>
+            <w:tcMar>
+              <w:top w:w="10" w:type="dxa"/>
+              <w:left w:w="0" w:type="dxa"/>
+              <w:bottom w:w="10" w:type="dxa"/>
+              <w:right w:w="80" w:type="dxa"/>
+            </w:tcMar>
+          </w:tcPr>
+          <w:p>
+            <w:pPr>
+              <w:spacing w:before="20" w:after="20"/>
+            </w:pPr>
+            <w:r>
+              <w:rPr>
+                <w:rFonts w:ascii="Times New Roman" w:hAnsi="Times New Roman" w:eastAsia="Times New Roman" w:cs="Times New Roman"/>
+                <w:b w:val="0"/>
+                <w:bCs w:val="0"/>
+                <w:sz w:val="21"/>
+                <w:szCs w:val="21"/>
+              </w:rPr>
               <w:t>- nachfolgend „Kunde" genannt -</w:t>
             </w:r>
           </w:p>
@@ -1012,6 +1212,8 @@
               </w:rPr>
               <w:t>- 以下称"客户" -</w:t>
             </w:r>
+            <w:bookmarkStart w:id="0" w:name="_GoBack"/>
+            <w:bookmarkEnd w:id="0"/>
           </w:p>
         </w:tc>
       </w:tr>
@@ -1611,6 +1813,12 @@
             <w:insideH w:val="single" w:color="auto" w:sz="4" w:space="0"/>
             <w:insideV w:val="single" w:color="auto" w:sz="4" w:space="0"/>
           </w:tblBorders>
+          <w:tblCellMar>
+            <w:top w:w="0" w:type="dxa"/>
+            <w:left w:w="10" w:type="dxa"/>
+            <w:bottom w:w="0" w:type="dxa"/>
+            <w:right w:w="10" w:type="dxa"/>
+          </w:tblCellMar>
         </w:tblPrEx>
         <w:tc>
           <w:tcPr>
@@ -3333,12 +3541,6 @@
             <w:insideH w:val="single" w:color="auto" w:sz="4" w:space="0"/>
             <w:insideV w:val="single" w:color="auto" w:sz="4" w:space="0"/>
           </w:tblBorders>
-          <w:tblCellMar>
-            <w:top w:w="0" w:type="dxa"/>
-            <w:left w:w="10" w:type="dxa"/>
-            <w:bottom w:w="0" w:type="dxa"/>
-            <w:right w:w="10" w:type="dxa"/>
-          </w:tblCellMar>
         </w:tblPrEx>
         <w:tc>
           <w:tcPr>
@@ -5450,12 +5652,6 @@
             <w:insideH w:val="single" w:color="auto" w:sz="4" w:space="0"/>
             <w:insideV w:val="single" w:color="auto" w:sz="4" w:space="0"/>
           </w:tblBorders>
-          <w:tblCellMar>
-            <w:top w:w="0" w:type="dxa"/>
-            <w:left w:w="10" w:type="dxa"/>
-            <w:bottom w:w="0" w:type="dxa"/>
-            <w:right w:w="10" w:type="dxa"/>
-          </w:tblCellMar>
         </w:tblPrEx>
         <w:tc>
           <w:tcPr>
@@ -5677,12 +5873,6 @@
             <w:insideH w:val="single" w:color="auto" w:sz="4" w:space="0"/>
             <w:insideV w:val="single" w:color="auto" w:sz="4" w:space="0"/>
           </w:tblBorders>
-          <w:tblCellMar>
-            <w:top w:w="0" w:type="dxa"/>
-            <w:left w:w="10" w:type="dxa"/>
-            <w:bottom w:w="0" w:type="dxa"/>
-            <w:right w:w="10" w:type="dxa"/>
-          </w:tblCellMar>
         </w:tblPrEx>
         <w:tc>
           <w:tcPr>
@@ -7559,12 +7749,6 @@
             <w:insideH w:val="single" w:color="auto" w:sz="4" w:space="0"/>
             <w:insideV w:val="single" w:color="auto" w:sz="4" w:space="0"/>
           </w:tblBorders>
-          <w:tblCellMar>
-            <w:top w:w="0" w:type="dxa"/>
-            <w:left w:w="10" w:type="dxa"/>
-            <w:bottom w:w="0" w:type="dxa"/>
-            <w:right w:w="10" w:type="dxa"/>
-          </w:tblCellMar>
         </w:tblPrEx>
         <w:tc>
           <w:tcPr>
@@ -11198,6 +11382,12 @@
             <w:insideH w:val="single" w:color="auto" w:sz="4" w:space="0"/>
             <w:insideV w:val="single" w:color="auto" w:sz="4" w:space="0"/>
           </w:tblBorders>
+          <w:tblCellMar>
+            <w:top w:w="0" w:type="dxa"/>
+            <w:left w:w="10" w:type="dxa"/>
+            <w:bottom w:w="0" w:type="dxa"/>
+            <w:right w:w="10" w:type="dxa"/>
+          </w:tblCellMar>
         </w:tblPrEx>
         <w:tc>
           <w:tcPr>
@@ -11305,6 +11495,12 @@
             <w:insideH w:val="single" w:color="auto" w:sz="4" w:space="0"/>
             <w:insideV w:val="single" w:color="auto" w:sz="4" w:space="0"/>
           </w:tblBorders>
+          <w:tblCellMar>
+            <w:top w:w="0" w:type="dxa"/>
+            <w:left w:w="10" w:type="dxa"/>
+            <w:bottom w:w="0" w:type="dxa"/>
+            <w:right w:w="10" w:type="dxa"/>
+          </w:tblCellMar>
         </w:tblPrEx>
         <w:tc>
           <w:tcPr>
@@ -11652,12 +11848,12 @@
     <w:lsdException w:unhideWhenUsed="0" w:uiPriority="0" w:semiHidden="0" w:name="table of figures"/>
     <w:lsdException w:unhideWhenUsed="0" w:uiPriority="0" w:semiHidden="0" w:name="envelope address"/>
     <w:lsdException w:unhideWhenUsed="0" w:uiPriority="0" w:semiHidden="0" w:name="envelope return"/>
-    <w:lsdException w:uiPriority="99" w:name="footnote reference"/>
+    <w:lsdException w:qFormat="1" w:uiPriority="99" w:name="footnote reference"/>
     <w:lsdException w:unhideWhenUsed="0" w:uiPriority="0" w:semiHidden="0" w:name="annotation reference"/>
     <w:lsdException w:unhideWhenUsed="0" w:uiPriority="0" w:semiHidden="0" w:name="line number"/>
     <w:lsdException w:unhideWhenUsed="0" w:uiPriority="0" w:semiHidden="0" w:name="page number"/>
     <w:lsdException w:qFormat="1" w:uiPriority="99" w:name="endnote reference"/>
-    <w:lsdException w:uiPriority="99" w:name="endnote text"/>
+    <w:lsdException w:qFormat="1" w:uiPriority="99" w:name="endnote text"/>
     <w:lsdException w:unhideWhenUsed="0" w:uiPriority="0" w:semiHidden="0" w:name="table of authorities"/>
     <w:lsdException w:unhideWhenUsed="0" w:uiPriority="0" w:semiHidden="0" w:name="macro"/>
     <w:lsdException w:unhideWhenUsed="0" w:uiPriority="0" w:semiHidden="0" w:name="toa heading"/>
@@ -11699,7 +11895,7 @@
     <w:lsdException w:unhideWhenUsed="0" w:uiPriority="0" w:semiHidden="0" w:name="Body Text Indent 2"/>
     <w:lsdException w:unhideWhenUsed="0" w:uiPriority="0" w:semiHidden="0" w:name="Body Text Indent 3"/>
     <w:lsdException w:unhideWhenUsed="0" w:uiPriority="0" w:semiHidden="0" w:name="Block Text"/>
-    <w:lsdException w:uiPriority="99" w:semiHidden="0" w:name="Hyperlink"/>
+    <w:lsdException w:qFormat="1" w:uiPriority="99" w:semiHidden="0" w:name="Hyperlink"/>
     <w:lsdException w:unhideWhenUsed="0" w:uiPriority="0" w:semiHidden="0" w:name="FollowedHyperlink"/>
     <w:lsdException w:qFormat="1" w:unhideWhenUsed="0" w:uiPriority="0" w:semiHidden="0" w:name="Strong"/>
     <w:lsdException w:qFormat="1" w:unhideWhenUsed="0" w:uiPriority="0" w:semiHidden="0" w:name="Emphasis"/>
@@ -11975,6 +12171,7 @@
     <w:link w:val="19"/>
     <w:semiHidden/>
     <w:unhideWhenUsed/>
+    <w:qFormat/>
     <w:uiPriority w:val="99"/>
     <w:pPr>
       <w:spacing w:after="0" w:line="240" w:lineRule="auto"/>
@@ -12057,6 +12254,7 @@
   <w:style w:type="character" w:styleId="15">
     <w:name w:val="Hyperlink"/>
     <w:unhideWhenUsed/>
+    <w:qFormat/>
     <w:uiPriority w:val="99"/>
     <w:rPr>
       <w:color w:val="0563C1"/>
@@ -12067,6 +12265,7 @@
     <w:name w:val="footnote reference"/>
     <w:semiHidden/>
     <w:unhideWhenUsed/>
+    <w:qFormat/>
     <w:uiPriority w:val="99"/>
     <w:rPr>
       <w:vertAlign w:val="superscript"/>
@@ -12098,6 +12297,7 @@
     <w:link w:val="8"/>
     <w:semiHidden/>
     <w:unhideWhenUsed/>
+    <w:qFormat/>
     <w:uiPriority w:val="99"/>
     <w:rPr>
       <w:sz w:val="20"/>

--- a/projects/contracts/LIVANTO/VerpackG_Bevollmächtigungsvertrag.docx
+++ b/projects/contracts/LIVANTO/VerpackG_Bevollmächtigungsvertrag.docx
@@ -1,5 +1,42 @@
 
-<file path=word/document.xml><?xml version="1.0" encoding="utf-8"?>
+<file path=docProps\app.xml><?xml version="1.0" encoding="utf-8"?>
+<Properties xmlns="http://schemas.openxmlformats.org/officeDocument/2006/extended-properties" xmlns:vt="http://schemas.openxmlformats.org/officeDocument/2006/docPropsVTypes">
+  <Pages>12</Pages>
+  <Words>1291</Words>
+  <Characters>4085</Characters>
+  <TotalTime>6</TotalTime>
+  <ScaleCrop>false</ScaleCrop>
+  <LinksUpToDate>false</LinksUpToDate>
+  <CharactersWithSpaces>4530</CharactersWithSpaces>
+  <Application>WPS Office_12.1.0.26895_F1E327BC-269C-435d-A152-05C5408002CA</Application>
+</Properties>
+</file>
+
+<file path=docProps\core.xml><?xml version="1.0" encoding="utf-8"?>
+<cp:coreProperties xmlns:cp="http://schemas.openxmlformats.org/package/2006/metadata/core-properties" xmlns:dc="http://purl.org/dc/elements/1.1/" xmlns:dcterms="http://purl.org/dc/terms/" xmlns:dcmitype="http://purl.org/dc/dcmitype/" xmlns:xsi="http://www.w3.org/2001/XMLSchema-instance">
+  <dcterms:created xsi:type="dcterms:W3CDTF">2026-06-25T19:27:00Z</dcterms:created>
+  <dc:creator>Un-named</dc:creator>
+  <cp:lastModifiedBy>嗨！</cp:lastModifiedBy>
+  <dcterms:modified xsi:type="dcterms:W3CDTF">2026-06-27T17:22:20Z</dcterms:modified>
+  <cp:revision>1</cp:revision>
+</cp:coreProperties>
+</file>
+
+<file path=docProps\custom.xml><?xml version="1.0" encoding="utf-8"?>
+<Properties xmlns="http://schemas.openxmlformats.org/officeDocument/2006/custom-properties" xmlns:vt="http://schemas.openxmlformats.org/officeDocument/2006/docPropsVTypes">
+  <property fmtid="{D5CDD505-2E9C-101B-9397-08002B2CF9AE}" pid="2" name="KSOTemplateDocerSaveRecord">
+    <vt:lpwstr>eyJoZGlkIjoiMDljYzUzMWQ4OWI0YzBkYjYzMDRhZTY5ZjZkYmFmYTgiLCJ1c2VySWQiOiIyOTg1MDY2NzAifQ==</vt:lpwstr>
+  </property>
+  <property fmtid="{D5CDD505-2E9C-101B-9397-08002B2CF9AE}" pid="3" name="KSOProductBuildVer">
+    <vt:lpwstr>2052-12.1.0.26895</vt:lpwstr>
+  </property>
+  <property fmtid="{D5CDD505-2E9C-101B-9397-08002B2CF9AE}" pid="4" name="ICV">
+    <vt:lpwstr>BA52ED5676D74E36998415CA1BF4DCA4_12</vt:lpwstr>
+  </property>
+</Properties>
+</file>
+
+<file path=word\document.xml><?xml version="1.0" encoding="utf-8"?>
 <w:document xmlns:wpc="http://schemas.microsoft.com/office/word/2010/wordprocessingCanvas" xmlns:mc="http://schemas.openxmlformats.org/markup-compatibility/2006" xmlns:o="urn:schemas-microsoft-com:office:office" xmlns:r="http://schemas.openxmlformats.org/officeDocument/2006/relationships" xmlns:m="http://schemas.openxmlformats.org/officeDocument/2006/math" xmlns:v="urn:schemas-microsoft-com:vml" xmlns:wp14="http://schemas.microsoft.com/office/word/2010/wordprocessingDrawing" xmlns:wp="http://schemas.openxmlformats.org/drawingml/2006/wordprocessingDrawing" xmlns:w="http://schemas.openxmlformats.org/wordprocessingml/2006/main" xmlns:w14="http://schemas.microsoft.com/office/word/2010/wordml" xmlns:w10="urn:schemas-microsoft-com:office:word" xmlns:w15="http://schemas.microsoft.com/office/word/2012/wordml" xmlns:wpg="http://schemas.microsoft.com/office/word/2010/wordprocessingGroup" xmlns:wpi="http://schemas.microsoft.com/office/word/2010/wordprocessingInk" xmlns:wne="http://schemas.microsoft.com/office/word/2006/wordml" xmlns:wps="http://schemas.microsoft.com/office/word/2010/wordprocessingShape" xmlns:wpsCustomData="http://www.wps.cn/officeDocument/2013/wpsCustomData" mc:Ignorable="w14 w15 wp14">
   <w:body>
     <w:p>
@@ -449,7 +486,7 @@
                 <w:sz w:val="21"/>
                 <w:szCs w:val="21"/>
               </w:rPr>
-              <w:t>{company_name}</w:t>
+              <w:t>{company_name_en}</w:t>
             </w:r>
           </w:p>
         </w:tc>
@@ -613,7 +650,7 @@
                 <w:sz w:val="21"/>
                 <w:szCs w:val="21"/>
               </w:rPr>
-              <w:t>USt-ID / VAT: [falls vorhanden]</w:t>
+              <w:t>USt-ID / VAT: {uscc}</w:t>
             </w:r>
           </w:p>
         </w:tc>
@@ -645,7 +682,7 @@
                 <w:sz w:val="21"/>
                 <w:szCs w:val="21"/>
               </w:rPr>
-              <w:t>增值税号：[如有]</w:t>
+              <w:t>增值税号：{uscc}</w:t>
             </w:r>
           </w:p>
         </w:tc>
@@ -11663,7 +11700,68 @@
 </w:document>
 </file>
 
-<file path=word/footer1.xml><?xml version="1.0" encoding="utf-8"?>
+<file path=word\fontTable.xml><?xml version="1.0" encoding="utf-8"?>
+<w:fonts xmlns:mc="http://schemas.openxmlformats.org/markup-compatibility/2006" xmlns:r="http://schemas.openxmlformats.org/officeDocument/2006/relationships" xmlns:w="http://schemas.openxmlformats.org/wordprocessingml/2006/main" xmlns:w14="http://schemas.microsoft.com/office/word/2010/wordml" mc:Ignorable="w14">
+  <w:font w:name="Times New Roman">
+    <w:panose1 w:val="02020603050405020304"/>
+    <w:charset w:val="86"/>
+    <w:family w:val="auto"/>
+    <w:pitch w:val="default"/>
+    <w:sig w:usb0="E0002EFF" w:usb1="C000785B" w:usb2="00000009" w:usb3="00000000" w:csb0="400001FF" w:csb1="FFFF0000"/>
+  </w:font>
+  <w:font w:name="宋体">
+    <w:panose1 w:val="02010600030101010101"/>
+    <w:charset w:val="86"/>
+    <w:family w:val="auto"/>
+    <w:pitch w:val="default"/>
+    <w:sig w:usb0="00000203" w:usb1="288F0000" w:usb2="00000006" w:usb3="00000000" w:csb0="00040001" w:csb1="00000000"/>
+  </w:font>
+  <w:font w:name="Wingdings">
+    <w:panose1 w:val="05000000000000000000"/>
+    <w:charset w:val="02"/>
+    <w:family w:val="auto"/>
+    <w:pitch w:val="default"/>
+    <w:sig w:usb0="00000000" w:usb1="00000000" w:usb2="00000000" w:usb3="00000000" w:csb0="80000000" w:csb1="00000000"/>
+  </w:font>
+  <w:font w:name="Arial">
+    <w:panose1 w:val="020B0604020202020204"/>
+    <w:charset w:val="01"/>
+    <w:family w:val="swiss"/>
+    <w:pitch w:val="default"/>
+    <w:sig w:usb0="E0002EFF" w:usb1="C000785B" w:usb2="00000009" w:usb3="00000000" w:csb0="400001FF" w:csb1="FFFF0000"/>
+  </w:font>
+  <w:font w:name="黑体">
+    <w:panose1 w:val="02010609060101010101"/>
+    <w:charset w:val="86"/>
+    <w:family w:val="auto"/>
+    <w:pitch w:val="default"/>
+    <w:sig w:usb0="800002BF" w:usb1="38CF7CFA" w:usb2="00000016" w:usb3="00000000" w:csb0="00040001" w:csb1="00000000"/>
+  </w:font>
+  <w:font w:name="Courier New">
+    <w:panose1 w:val="02070309020205020404"/>
+    <w:charset w:val="01"/>
+    <w:family w:val="modern"/>
+    <w:pitch w:val="default"/>
+    <w:sig w:usb0="E0002EFF" w:usb1="C0007843" w:usb2="00000009" w:usb3="00000000" w:csb0="400001FF" w:csb1="FFFF0000"/>
+  </w:font>
+  <w:font w:name="Symbol">
+    <w:panose1 w:val="05050102010706020507"/>
+    <w:charset w:val="02"/>
+    <w:family w:val="roman"/>
+    <w:pitch w:val="default"/>
+    <w:sig w:usb0="00000000" w:usb1="00000000" w:usb2="00000000" w:usb3="00000000" w:csb0="80000000" w:csb1="00000000"/>
+  </w:font>
+  <w:font w:name="Calibri">
+    <w:panose1 w:val="020F0502020204030204"/>
+    <w:charset w:val="00"/>
+    <w:family w:val="swiss"/>
+    <w:pitch w:val="default"/>
+    <w:sig w:usb0="E4002EFF" w:usb1="C200247B" w:usb2="00000009" w:usb3="00000000" w:csb0="200001FF" w:csb1="00000000"/>
+  </w:font>
+</w:fonts>
+</file>
+
+<file path=word\footer1.xml><?xml version="1.0" encoding="utf-8"?>
 <w:ftr xmlns:wpc="http://schemas.microsoft.com/office/word/2010/wordprocessingCanvas" xmlns:mc="http://schemas.openxmlformats.org/markup-compatibility/2006" xmlns:o="urn:schemas-microsoft-com:office:office" xmlns:r="http://schemas.openxmlformats.org/officeDocument/2006/relationships" xmlns:m="http://schemas.openxmlformats.org/officeDocument/2006/math" xmlns:v="urn:schemas-microsoft-com:vml" xmlns:wp14="http://schemas.microsoft.com/office/word/2010/wordprocessingDrawing" xmlns:wp="http://schemas.openxmlformats.org/drawingml/2006/wordprocessingDrawing" xmlns:w10="urn:schemas-microsoft-com:office:word" xmlns:w="http://schemas.openxmlformats.org/wordprocessingml/2006/main" xmlns:w14="http://schemas.microsoft.com/office/word/2010/wordml" xmlns:w15="http://schemas.microsoft.com/office/word/2012/wordml" xmlns:wpg="http://schemas.microsoft.com/office/word/2010/wordprocessingGroup" xmlns:wpi="http://schemas.microsoft.com/office/word/2010/wordprocessingInk" xmlns:wne="http://schemas.microsoft.com/office/word/2006/wordml" xmlns:wps="http://schemas.microsoft.com/office/word/2010/wordprocessingShape" xmlns:wpsCustomData="http://www.wps.cn/officeDocument/2013/wpsCustomData" mc:Ignorable="w14 w15 wp14">
   <w:p>
     <w:pPr>
@@ -11739,7 +11837,7 @@
 </w:ftr>
 </file>
 
-<file path=word/header1.xml><?xml version="1.0" encoding="utf-8"?>
+<file path=word\header1.xml><?xml version="1.0" encoding="utf-8"?>
 <w:hdr xmlns:wpc="http://schemas.microsoft.com/office/word/2010/wordprocessingCanvas" xmlns:mc="http://schemas.openxmlformats.org/markup-compatibility/2006" xmlns:o="urn:schemas-microsoft-com:office:office" xmlns:r="http://schemas.openxmlformats.org/officeDocument/2006/relationships" xmlns:m="http://schemas.openxmlformats.org/officeDocument/2006/math" xmlns:v="urn:schemas-microsoft-com:vml" xmlns:wp14="http://schemas.microsoft.com/office/word/2010/wordprocessingDrawing" xmlns:wp="http://schemas.openxmlformats.org/drawingml/2006/wordprocessingDrawing" xmlns:w10="urn:schemas-microsoft-com:office:word" xmlns:w="http://schemas.openxmlformats.org/wordprocessingml/2006/main" xmlns:w14="http://schemas.microsoft.com/office/word/2010/wordml" xmlns:w15="http://schemas.microsoft.com/office/word/2012/wordml" xmlns:wpg="http://schemas.microsoft.com/office/word/2010/wordprocessingGroup" xmlns:wpi="http://schemas.microsoft.com/office/word/2010/wordprocessingInk" xmlns:wne="http://schemas.microsoft.com/office/word/2006/wordml" xmlns:wps="http://schemas.microsoft.com/office/word/2010/wordprocessingShape" xmlns:wpsCustomData="http://www.wps.cn/officeDocument/2013/wpsCustomData" mc:Ignorable="w14 w15 wp14">
   <w:p>
     <w:pPr>
@@ -11779,7 +11877,7 @@
 </w:hdr>
 </file>
 
-<file path=word/numbering.xml><?xml version="1.0" encoding="utf-8"?>
+<file path=word\numbering.xml><?xml version="1.0" encoding="utf-8"?>
 <w:numbering xmlns:wpc="http://schemas.microsoft.com/office/word/2010/wordprocessingCanvas" xmlns:mc="http://schemas.openxmlformats.org/markup-compatibility/2006" xmlns:o="urn:schemas-microsoft-com:office:office" xmlns:r="http://schemas.openxmlformats.org/officeDocument/2006/relationships" xmlns:m="http://schemas.openxmlformats.org/officeDocument/2006/math" xmlns:v="urn:schemas-microsoft-com:vml" xmlns:wp14="http://schemas.microsoft.com/office/word/2010/wordprocessingDrawing" xmlns:wp="http://schemas.openxmlformats.org/drawingml/2006/wordprocessingDrawing" xmlns:w10="urn:schemas-microsoft-com:office:word" xmlns:w="http://schemas.openxmlformats.org/wordprocessingml/2006/main" xmlns:w14="http://schemas.microsoft.com/office/word/2010/wordml" xmlns:wpg="http://schemas.microsoft.com/office/word/2010/wordprocessingGroup" xmlns:wpi="http://schemas.microsoft.com/office/word/2010/wordprocessingInk" xmlns:wne="http://schemas.microsoft.com/office/word/2006/wordml" xmlns:wps="http://schemas.microsoft.com/office/word/2010/wordprocessingShape" xmlns:wpsCustomData="http://www.wps.cn/officeDocument/2013/wpsCustomData" mc:Ignorable="w14 wp14">
   <w:abstractNum w:abstractNumId="0">
     <w:nsid w:val="32B3AA26"/>
@@ -11799,7 +11897,56 @@
 </w:numbering>
 </file>
 
-<file path=word/styles.xml><?xml version="1.0" encoding="utf-8"?>
+<file path=word\settings.xml><?xml version="1.0" encoding="utf-8"?>
+<w:settings xmlns:mc="http://schemas.openxmlformats.org/markup-compatibility/2006" xmlns:o="urn:schemas-microsoft-com:office:office" xmlns:r="http://schemas.openxmlformats.org/officeDocument/2006/relationships" xmlns:m="http://schemas.openxmlformats.org/officeDocument/2006/math" xmlns:v="urn:schemas-microsoft-com:vml" xmlns:w10="urn:schemas-microsoft-com:office:word" xmlns:w="http://schemas.openxmlformats.org/wordprocessingml/2006/main" xmlns:w14="http://schemas.microsoft.com/office/word/2010/wordml" xmlns:sl="http://schemas.openxmlformats.org/schemaLibrary/2006/main" xmlns:wpsCustomData="http://www.wps.cn/officeDocument/2013/wpsCustomData" mc:Ignorable="w14">
+  <w:zoom w:percent="100"/>
+  <w:displayBackgroundShape w:val="1"/>
+  <w:bordersDoNotSurroundHeader w:val="0"/>
+  <w:bordersDoNotSurroundFooter w:val="0"/>
+  <w:documentProtection w:enforcement="0"/>
+  <w:displayHorizontalDrawingGridEvery w:val="1"/>
+  <w:displayVerticalDrawingGridEvery w:val="1"/>
+  <w:noPunctuationKerning w:val="1"/>
+  <w:compat>
+    <w:doNotExpandShiftReturn/>
+    <w:doNotWrapTextWithPunct/>
+    <w:doNotUseEastAsianBreakRules/>
+    <w:useFELayout/>
+    <w:compatSetting w:name="compatibilityMode" w:uri="http://schemas.microsoft.com/office/word" w:val="15"/>
+  </w:compat>
+  <w:rsids>
+    <w:rsidRoot w:val="00000000"/>
+    <w:rsid w:val="218652D1"/>
+    <w:rsid w:val="25F73008"/>
+    <w:rsid w:val="46F3234B"/>
+    <w:rsid w:val="48F843CF"/>
+    <w:rsid w:val="60894537"/>
+    <w:rsid w:val="613268A2"/>
+    <w:rsid w:val="6C871509"/>
+  </w:rsids>
+  <m:mathPr>
+    <m:brkBin m:val="before"/>
+    <m:brkBinSub m:val="--"/>
+    <m:smallFrac m:val="0"/>
+    <m:dispDef/>
+    <m:lMargin m:val="0"/>
+    <m:rMargin m:val="0"/>
+    <m:defJc m:val="centerGroup"/>
+    <m:wrapIndent m:val="1440"/>
+    <m:intLim m:val="subSup"/>
+    <m:naryLim m:val="undOvr"/>
+  </m:mathPr>
+  <w:themeFontLang w:val="en-US" w:eastAsia="zh-CN"/>
+  <w:clrSchemeMapping w:bg1="light1" w:t1="dark1" w:bg2="light2" w:t2="dark2" w:accent1="accent1" w:accent2="accent2" w:accent3="accent3" w:accent4="accent4" w:accent5="accent5" w:accent6="accent6" w:hyperlink="hyperlink" w:followedHyperlink="followedHyperlink"/>
+  <mc:AlternateContent>
+    <mc:Choice Requires="wpsCustomData">
+      <wpsCustomData:typoFeatureVersion val="1"/>
+    </mc:Choice>
+  </mc:AlternateContent>
+</w:settings>
+</file>
+
+<file path=word\styles.xml><?xml version="1.0" encoding="utf-8"?>
 <w:styles xmlns:mc="http://schemas.openxmlformats.org/markup-compatibility/2006" xmlns:o="urn:schemas-microsoft-com:office:office" xmlns:r="http://schemas.openxmlformats.org/officeDocument/2006/relationships" xmlns:m="http://schemas.openxmlformats.org/officeDocument/2006/math" xmlns:v="urn:schemas-microsoft-com:vml" xmlns:w="http://schemas.openxmlformats.org/wordprocessingml/2006/main" xmlns:w14="http://schemas.microsoft.com/office/word/2010/wordml" xmlns:w10="urn:schemas-microsoft-com:office:word" xmlns:sl="http://schemas.openxmlformats.org/schemaLibrary/2006/main" xmlns:wpsCustomData="http://www.wps.cn/officeDocument/2013/wpsCustomData" mc:Ignorable="w14">
   <w:docDefaults>
     <w:rPrDefault>
@@ -12307,7 +12454,7 @@
 </w:styles>
 </file>
 
-<file path=word/theme/theme1.xml><?xml version="1.0" encoding="utf-8"?>
+<file path=word\theme\theme1.xml><?xml version="1.0" encoding="utf-8"?>
 <a:theme xmlns:a="http://schemas.openxmlformats.org/drawingml/2006/main" name="Office">
   <a:themeElements>
     <a:clrScheme name="Office">

--- a/projects/contracts/LIVANTO/VerpackG_Bevollmächtigungsvertrag.docx
+++ b/projects/contracts/LIVANTO/VerpackG_Bevollmächtigungsvertrag.docx
@@ -518,7 +518,7 @@
                 <w:sz w:val="21"/>
                 <w:szCs w:val="21"/>
               </w:rPr>
-              <w:t>{company_name}</w:t>
+              <w:t>{company_name_en}</w:t>
             </w:r>
           </w:p>
         </w:tc>
@@ -568,7 +568,7 @@
                 <w:sz w:val="21"/>
                 <w:szCs w:val="21"/>
               </w:rPr>
-              <w:t>Anschrift: {company_address}</w:t>
+              Anschrift: {registered_address_en}
             </w:r>
           </w:p>
         </w:tc>
@@ -740,17 +740,7 @@
                 <w:szCs w:val="21"/>
                 <w:lang w:val="en-US" w:eastAsia="zh-CN"/>
               </w:rPr>
-              <w:t>G</w:t>
-            </w:r>
-            <w:r>
-              <w:rPr>
-                <w:rFonts w:ascii="Times New Roman" w:hAnsi="Times New Roman" w:eastAsia="Times New Roman" w:cs="Times New Roman"/>
-                <w:b w:val="0"/>
-                <w:bCs w:val="0"/>
-                <w:sz w:val="21"/>
-                <w:szCs w:val="21"/>
-              </w:rPr>
-              <w:t>esetzl. Vertreter: {legal_representative}</w:t>
+              <w:t>gesetzl. Vertreter: {legal_representative_en}</w:t>
             </w:r>
           </w:p>
         </w:tc>
@@ -850,7 +840,7 @@
                 <w:sz w:val="21"/>
                 <w:szCs w:val="21"/>
               </w:rPr>
-              <w:t>: {contact_</w:t>
+              <w:t>：{contact_person}</w:t>
             </w:r>
             <w:r>
               <w:rPr>

--- a/projects/contracts/LIVANTO/VerpackG_Bevollmächtigungsvertrag.docx
+++ b/projects/contracts/LIVANTO/VerpackG_Bevollmächtigungsvertrag.docx
@@ -9217,6 +9217,11 @@
           </w:p>
         </w:tc>
       </w:tr>
+      <w:p>
+        <w:r>
+          <w:t>{#packaging_items}</w:t>
+        </w:r>
+      </w:p>
       <w:tr>
         <w:tblPrEx>
           <w:tblBorders>
@@ -9251,7 +9256,7 @@
                 <w:sz w:val="18"/>
                 <w:szCs w:val="18"/>
               </w:rPr>
-              <w:t>Glas / 玻璃</w:t>
+              <w:t>{material}</w:t>
             </w:r>
           </w:p>
         </w:tc>
@@ -9265,7 +9270,16 @@
               <w:right w:w="50" w:type="dxa"/>
             </w:tcMar>
           </w:tcPr>
-          <w:p/>
+          <w:p>
+            <w:r>
+              <w:rPr>
+                <w:rFonts w:ascii="Times New Roman" w:hAnsi="Times New Roman" w:eastAsia="Times New Roman" w:cs="Times New Roman"/>
+                <w:sz w:val="18"/>
+                <w:szCs w:val="18"/>
+              </w:rPr>
+              <w:t>{category}</w:t>
+            </w:r>
+          </w:p>
         </w:tc>
         <w:tc>
           <w:tcPr>
@@ -9277,7 +9291,16 @@
               <w:right w:w="50" w:type="dxa"/>
             </w:tcMar>
           </w:tcPr>
-          <w:p/>
+          <w:p>
+            <w:r>
+              <w:rPr>
+                <w:rFonts w:ascii="Times New Roman" w:hAnsi="Times New Roman" w:eastAsia="Times New Roman" w:cs="Times New Roman"/>
+                <w:sz w:val="18"/>
+                <w:szCs w:val="18"/>
+              </w:rPr>
+              <w:t>{kg}</w:t>
+            </w:r>
+          </w:p>
         </w:tc>
         <w:tc>
           <w:tcPr>
@@ -9289,36 +9312,6 @@
               <w:right w:w="50" w:type="dxa"/>
             </w:tcMar>
           </w:tcPr>
-          <w:p/>
-        </w:tc>
-      </w:tr>
-      <w:tr>
-        <w:tblPrEx>
-          <w:tblBorders>
-            <w:top w:val="single" w:color="auto" w:sz="4" w:space="0"/>
-            <w:left w:val="single" w:color="auto" w:sz="4" w:space="0"/>
-            <w:bottom w:val="single" w:color="auto" w:sz="4" w:space="0"/>
-            <w:right w:val="single" w:color="auto" w:sz="4" w:space="0"/>
-            <w:insideH w:val="single" w:color="auto" w:sz="4" w:space="0"/>
-            <w:insideV w:val="single" w:color="auto" w:sz="4" w:space="0"/>
-          </w:tblBorders>
-          <w:tblCellMar>
-            <w:top w:w="0" w:type="dxa"/>
-            <w:left w:w="10" w:type="dxa"/>
-            <w:bottom w:w="0" w:type="dxa"/>
-            <w:right w:w="10" w:type="dxa"/>
-          </w:tblCellMar>
-        </w:tblPrEx>
-        <w:tc>
-          <w:tcPr>
-            <w:tcW w:w="2600" w:type="dxa"/>
-            <w:tcMar>
-              <w:top w:w="30" w:type="dxa"/>
-              <w:left w:w="50" w:type="dxa"/>
-              <w:bottom w:w="30" w:type="dxa"/>
-              <w:right w:w="50" w:type="dxa"/>
-            </w:tcMar>
-          </w:tcPr>
           <w:p>
             <w:r>
               <w:rPr>
@@ -9326,497 +9319,16 @@
                 <w:sz w:val="18"/>
                 <w:szCs w:val="18"/>
               </w:rPr>
-              <w:t>Papier/Pappe/Karton / 纸/纸板/纸箱</w:t>
-            </w:r>
-          </w:p>
-        </w:tc>
-        <w:tc>
-          <w:tcPr>
-            <w:tcW w:w="1000" w:type="dxa"/>
-            <w:tcMar>
-              <w:top w:w="30" w:type="dxa"/>
-              <w:left w:w="50" w:type="dxa"/>
-              <w:bottom w:w="30" w:type="dxa"/>
-              <w:right w:w="50" w:type="dxa"/>
-            </w:tcMar>
-          </w:tcPr>
-          <w:p/>
-        </w:tc>
-        <w:tc>
-          <w:tcPr>
-            <w:tcW w:w="2200" w:type="dxa"/>
-            <w:tcMar>
-              <w:top w:w="30" w:type="dxa"/>
-              <w:left w:w="50" w:type="dxa"/>
-              <w:bottom w:w="30" w:type="dxa"/>
-              <w:right w:w="50" w:type="dxa"/>
-            </w:tcMar>
-          </w:tcPr>
-          <w:p/>
-        </w:tc>
-        <w:tc>
-          <w:tcPr>
-            <w:tcW w:w="3955" w:type="dxa"/>
-            <w:tcMar>
-              <w:top w:w="30" w:type="dxa"/>
-              <w:left w:w="50" w:type="dxa"/>
-              <w:bottom w:w="30" w:type="dxa"/>
-              <w:right w:w="50" w:type="dxa"/>
-            </w:tcMar>
-          </w:tcPr>
-          <w:p/>
+              <w:t>{example}</w:t>
+            </w:r>
+          </w:p>
         </w:tc>
       </w:tr>
-      <w:tr>
-        <w:tblPrEx>
-          <w:tblBorders>
-            <w:top w:val="single" w:color="auto" w:sz="4" w:space="0"/>
-            <w:left w:val="single" w:color="auto" w:sz="4" w:space="0"/>
-            <w:bottom w:val="single" w:color="auto" w:sz="4" w:space="0"/>
-            <w:right w:val="single" w:color="auto" w:sz="4" w:space="0"/>
-            <w:insideH w:val="single" w:color="auto" w:sz="4" w:space="0"/>
-            <w:insideV w:val="single" w:color="auto" w:sz="4" w:space="0"/>
-          </w:tblBorders>
-          <w:tblCellMar>
-            <w:top w:w="0" w:type="dxa"/>
-            <w:left w:w="10" w:type="dxa"/>
-            <w:bottom w:w="0" w:type="dxa"/>
-            <w:right w:w="10" w:type="dxa"/>
-          </w:tblCellMar>
-        </w:tblPrEx>
-        <w:tc>
-          <w:tcPr>
-            <w:tcW w:w="2600" w:type="dxa"/>
-            <w:tcMar>
-              <w:top w:w="30" w:type="dxa"/>
-              <w:left w:w="50" w:type="dxa"/>
-              <w:bottom w:w="30" w:type="dxa"/>
-              <w:right w:w="50" w:type="dxa"/>
-            </w:tcMar>
-          </w:tcPr>
-          <w:p>
-            <w:r>
-              <w:rPr>
-                <w:rFonts w:ascii="Times New Roman" w:hAnsi="Times New Roman" w:eastAsia="Times New Roman" w:cs="Times New Roman"/>
-                <w:sz w:val="18"/>
-                <w:szCs w:val="18"/>
-              </w:rPr>
-              <w:t>Eisenmetalle / 黑色金属</w:t>
-            </w:r>
-          </w:p>
-        </w:tc>
-        <w:tc>
-          <w:tcPr>
-            <w:tcW w:w="1000" w:type="dxa"/>
-            <w:tcMar>
-              <w:top w:w="30" w:type="dxa"/>
-              <w:left w:w="50" w:type="dxa"/>
-              <w:bottom w:w="30" w:type="dxa"/>
-              <w:right w:w="50" w:type="dxa"/>
-            </w:tcMar>
-          </w:tcPr>
-          <w:p/>
-        </w:tc>
-        <w:tc>
-          <w:tcPr>
-            <w:tcW w:w="2200" w:type="dxa"/>
-            <w:tcMar>
-              <w:top w:w="30" w:type="dxa"/>
-              <w:left w:w="50" w:type="dxa"/>
-              <w:bottom w:w="30" w:type="dxa"/>
-              <w:right w:w="50" w:type="dxa"/>
-            </w:tcMar>
-          </w:tcPr>
-          <w:p/>
-        </w:tc>
-        <w:tc>
-          <w:tcPr>
-            <w:tcW w:w="3955" w:type="dxa"/>
-            <w:tcMar>
-              <w:top w:w="30" w:type="dxa"/>
-              <w:left w:w="50" w:type="dxa"/>
-              <w:bottom w:w="30" w:type="dxa"/>
-              <w:right w:w="50" w:type="dxa"/>
-            </w:tcMar>
-          </w:tcPr>
-          <w:p/>
-        </w:tc>
-      </w:tr>
-      <w:tr>
-        <w:tblPrEx>
-          <w:tblBorders>
-            <w:top w:val="single" w:color="auto" w:sz="4" w:space="0"/>
-            <w:left w:val="single" w:color="auto" w:sz="4" w:space="0"/>
-            <w:bottom w:val="single" w:color="auto" w:sz="4" w:space="0"/>
-            <w:right w:val="single" w:color="auto" w:sz="4" w:space="0"/>
-            <w:insideH w:val="single" w:color="auto" w:sz="4" w:space="0"/>
-            <w:insideV w:val="single" w:color="auto" w:sz="4" w:space="0"/>
-          </w:tblBorders>
-          <w:tblCellMar>
-            <w:top w:w="0" w:type="dxa"/>
-            <w:left w:w="10" w:type="dxa"/>
-            <w:bottom w:w="0" w:type="dxa"/>
-            <w:right w:w="10" w:type="dxa"/>
-          </w:tblCellMar>
-        </w:tblPrEx>
-        <w:tc>
-          <w:tcPr>
-            <w:tcW w:w="2600" w:type="dxa"/>
-            <w:tcMar>
-              <w:top w:w="30" w:type="dxa"/>
-              <w:left w:w="50" w:type="dxa"/>
-              <w:bottom w:w="30" w:type="dxa"/>
-              <w:right w:w="50" w:type="dxa"/>
-            </w:tcMar>
-          </w:tcPr>
-          <w:p>
-            <w:r>
-              <w:rPr>
-                <w:rFonts w:ascii="Times New Roman" w:hAnsi="Times New Roman" w:eastAsia="Times New Roman" w:cs="Times New Roman"/>
-                <w:sz w:val="18"/>
-                <w:szCs w:val="18"/>
-              </w:rPr>
-              <w:t>Aluminium / 铝</w:t>
-            </w:r>
-          </w:p>
-        </w:tc>
-        <w:tc>
-          <w:tcPr>
-            <w:tcW w:w="1000" w:type="dxa"/>
-            <w:tcMar>
-              <w:top w:w="30" w:type="dxa"/>
-              <w:left w:w="50" w:type="dxa"/>
-              <w:bottom w:w="30" w:type="dxa"/>
-              <w:right w:w="50" w:type="dxa"/>
-            </w:tcMar>
-          </w:tcPr>
-          <w:p/>
-        </w:tc>
-        <w:tc>
-          <w:tcPr>
-            <w:tcW w:w="2200" w:type="dxa"/>
-            <w:tcMar>
-              <w:top w:w="30" w:type="dxa"/>
-              <w:left w:w="50" w:type="dxa"/>
-              <w:bottom w:w="30" w:type="dxa"/>
-              <w:right w:w="50" w:type="dxa"/>
-            </w:tcMar>
-          </w:tcPr>
-          <w:p/>
-        </w:tc>
-        <w:tc>
-          <w:tcPr>
-            <w:tcW w:w="3955" w:type="dxa"/>
-            <w:tcMar>
-              <w:top w:w="30" w:type="dxa"/>
-              <w:left w:w="50" w:type="dxa"/>
-              <w:bottom w:w="30" w:type="dxa"/>
-              <w:right w:w="50" w:type="dxa"/>
-            </w:tcMar>
-          </w:tcPr>
-          <w:p/>
-        </w:tc>
-      </w:tr>
-      <w:tr>
-        <w:tblPrEx>
-          <w:tblBorders>
-            <w:top w:val="single" w:color="auto" w:sz="4" w:space="0"/>
-            <w:left w:val="single" w:color="auto" w:sz="4" w:space="0"/>
-            <w:bottom w:val="single" w:color="auto" w:sz="4" w:space="0"/>
-            <w:right w:val="single" w:color="auto" w:sz="4" w:space="0"/>
-            <w:insideH w:val="single" w:color="auto" w:sz="4" w:space="0"/>
-            <w:insideV w:val="single" w:color="auto" w:sz="4" w:space="0"/>
-          </w:tblBorders>
-          <w:tblCellMar>
-            <w:top w:w="0" w:type="dxa"/>
-            <w:left w:w="10" w:type="dxa"/>
-            <w:bottom w:w="0" w:type="dxa"/>
-            <w:right w:w="10" w:type="dxa"/>
-          </w:tblCellMar>
-        </w:tblPrEx>
-        <w:tc>
-          <w:tcPr>
-            <w:tcW w:w="2600" w:type="dxa"/>
-            <w:tcMar>
-              <w:top w:w="30" w:type="dxa"/>
-              <w:left w:w="50" w:type="dxa"/>
-              <w:bottom w:w="30" w:type="dxa"/>
-              <w:right w:w="50" w:type="dxa"/>
-            </w:tcMar>
-          </w:tcPr>
-          <w:p>
-            <w:r>
-              <w:rPr>
-                <w:rFonts w:ascii="Times New Roman" w:hAnsi="Times New Roman" w:eastAsia="Times New Roman" w:cs="Times New Roman"/>
-                <w:sz w:val="18"/>
-                <w:szCs w:val="18"/>
-              </w:rPr>
-              <w:t>Kunststoffe / 塑料</w:t>
-            </w:r>
-          </w:p>
-        </w:tc>
-        <w:tc>
-          <w:tcPr>
-            <w:tcW w:w="1000" w:type="dxa"/>
-            <w:tcMar>
-              <w:top w:w="30" w:type="dxa"/>
-              <w:left w:w="50" w:type="dxa"/>
-              <w:bottom w:w="30" w:type="dxa"/>
-              <w:right w:w="50" w:type="dxa"/>
-            </w:tcMar>
-          </w:tcPr>
-          <w:p/>
-        </w:tc>
-        <w:tc>
-          <w:tcPr>
-            <w:tcW w:w="2200" w:type="dxa"/>
-            <w:tcMar>
-              <w:top w:w="30" w:type="dxa"/>
-              <w:left w:w="50" w:type="dxa"/>
-              <w:bottom w:w="30" w:type="dxa"/>
-              <w:right w:w="50" w:type="dxa"/>
-            </w:tcMar>
-          </w:tcPr>
-          <w:p/>
-        </w:tc>
-        <w:tc>
-          <w:tcPr>
-            <w:tcW w:w="3955" w:type="dxa"/>
-            <w:tcMar>
-              <w:top w:w="30" w:type="dxa"/>
-              <w:left w:w="50" w:type="dxa"/>
-              <w:bottom w:w="30" w:type="dxa"/>
-              <w:right w:w="50" w:type="dxa"/>
-            </w:tcMar>
-          </w:tcPr>
-          <w:p/>
-        </w:tc>
-      </w:tr>
-      <w:tr>
-        <w:tblPrEx>
-          <w:tblBorders>
-            <w:top w:val="single" w:color="auto" w:sz="4" w:space="0"/>
-            <w:left w:val="single" w:color="auto" w:sz="4" w:space="0"/>
-            <w:bottom w:val="single" w:color="auto" w:sz="4" w:space="0"/>
-            <w:right w:val="single" w:color="auto" w:sz="4" w:space="0"/>
-            <w:insideH w:val="single" w:color="auto" w:sz="4" w:space="0"/>
-            <w:insideV w:val="single" w:color="auto" w:sz="4" w:space="0"/>
-          </w:tblBorders>
-          <w:tblCellMar>
-            <w:top w:w="0" w:type="dxa"/>
-            <w:left w:w="10" w:type="dxa"/>
-            <w:bottom w:w="0" w:type="dxa"/>
-            <w:right w:w="10" w:type="dxa"/>
-          </w:tblCellMar>
-        </w:tblPrEx>
-        <w:tc>
-          <w:tcPr>
-            <w:tcW w:w="2600" w:type="dxa"/>
-            <w:tcMar>
-              <w:top w:w="30" w:type="dxa"/>
-              <w:left w:w="50" w:type="dxa"/>
-              <w:bottom w:w="30" w:type="dxa"/>
-              <w:right w:w="50" w:type="dxa"/>
-            </w:tcMar>
-          </w:tcPr>
-          <w:p>
-            <w:r>
-              <w:rPr>
-                <w:rFonts w:ascii="Times New Roman" w:hAnsi="Times New Roman" w:eastAsia="Times New Roman" w:cs="Times New Roman"/>
-                <w:sz w:val="18"/>
-                <w:szCs w:val="18"/>
-              </w:rPr>
-              <w:t>Verbunde / 复合材料</w:t>
-            </w:r>
-          </w:p>
-        </w:tc>
-        <w:tc>
-          <w:tcPr>
-            <w:tcW w:w="1000" w:type="dxa"/>
-            <w:tcMar>
-              <w:top w:w="30" w:type="dxa"/>
-              <w:left w:w="50" w:type="dxa"/>
-              <w:bottom w:w="30" w:type="dxa"/>
-              <w:right w:w="50" w:type="dxa"/>
-            </w:tcMar>
-          </w:tcPr>
-          <w:p/>
-        </w:tc>
-        <w:tc>
-          <w:tcPr>
-            <w:tcW w:w="2200" w:type="dxa"/>
-            <w:tcMar>
-              <w:top w:w="30" w:type="dxa"/>
-              <w:left w:w="50" w:type="dxa"/>
-              <w:bottom w:w="30" w:type="dxa"/>
-              <w:right w:w="50" w:type="dxa"/>
-            </w:tcMar>
-          </w:tcPr>
-          <w:p/>
-        </w:tc>
-        <w:tc>
-          <w:tcPr>
-            <w:tcW w:w="3955" w:type="dxa"/>
-            <w:tcMar>
-              <w:top w:w="30" w:type="dxa"/>
-              <w:left w:w="50" w:type="dxa"/>
-              <w:bottom w:w="30" w:type="dxa"/>
-              <w:right w:w="50" w:type="dxa"/>
-            </w:tcMar>
-          </w:tcPr>
-          <w:p/>
-        </w:tc>
-      </w:tr>
-      <w:tr>
-        <w:tblPrEx>
-          <w:tblBorders>
-            <w:top w:val="single" w:color="auto" w:sz="4" w:space="0"/>
-            <w:left w:val="single" w:color="auto" w:sz="4" w:space="0"/>
-            <w:bottom w:val="single" w:color="auto" w:sz="4" w:space="0"/>
-            <w:right w:val="single" w:color="auto" w:sz="4" w:space="0"/>
-            <w:insideH w:val="single" w:color="auto" w:sz="4" w:space="0"/>
-            <w:insideV w:val="single" w:color="auto" w:sz="4" w:space="0"/>
-          </w:tblBorders>
-          <w:tblCellMar>
-            <w:top w:w="0" w:type="dxa"/>
-            <w:left w:w="10" w:type="dxa"/>
-            <w:bottom w:w="0" w:type="dxa"/>
-            <w:right w:w="10" w:type="dxa"/>
-          </w:tblCellMar>
-        </w:tblPrEx>
-        <w:tc>
-          <w:tcPr>
-            <w:tcW w:w="2600" w:type="dxa"/>
-            <w:tcMar>
-              <w:top w:w="30" w:type="dxa"/>
-              <w:left w:w="50" w:type="dxa"/>
-              <w:bottom w:w="30" w:type="dxa"/>
-              <w:right w:w="50" w:type="dxa"/>
-            </w:tcMar>
-          </w:tcPr>
-          <w:p>
-            <w:r>
-              <w:rPr>
-                <w:rFonts w:ascii="Times New Roman" w:hAnsi="Times New Roman" w:eastAsia="Times New Roman" w:cs="Times New Roman"/>
-                <w:sz w:val="18"/>
-                <w:szCs w:val="18"/>
-              </w:rPr>
-              <w:t>Getränkekarton / 饮料纸盒</w:t>
-            </w:r>
-          </w:p>
-        </w:tc>
-        <w:tc>
-          <w:tcPr>
-            <w:tcW w:w="1000" w:type="dxa"/>
-            <w:tcMar>
-              <w:top w:w="30" w:type="dxa"/>
-              <w:left w:w="50" w:type="dxa"/>
-              <w:bottom w:w="30" w:type="dxa"/>
-              <w:right w:w="50" w:type="dxa"/>
-            </w:tcMar>
-          </w:tcPr>
-          <w:p/>
-        </w:tc>
-        <w:tc>
-          <w:tcPr>
-            <w:tcW w:w="2200" w:type="dxa"/>
-            <w:tcMar>
-              <w:top w:w="30" w:type="dxa"/>
-              <w:left w:w="50" w:type="dxa"/>
-              <w:bottom w:w="30" w:type="dxa"/>
-              <w:right w:w="50" w:type="dxa"/>
-            </w:tcMar>
-          </w:tcPr>
-          <w:p/>
-        </w:tc>
-        <w:tc>
-          <w:tcPr>
-            <w:tcW w:w="3955" w:type="dxa"/>
-            <w:tcMar>
-              <w:top w:w="30" w:type="dxa"/>
-              <w:left w:w="50" w:type="dxa"/>
-              <w:bottom w:w="30" w:type="dxa"/>
-              <w:right w:w="50" w:type="dxa"/>
-            </w:tcMar>
-          </w:tcPr>
-          <w:p/>
-        </w:tc>
-      </w:tr>
-      <w:tr>
-        <w:tblPrEx>
-          <w:tblBorders>
-            <w:top w:val="single" w:color="auto" w:sz="4" w:space="0"/>
-            <w:left w:val="single" w:color="auto" w:sz="4" w:space="0"/>
-            <w:bottom w:val="single" w:color="auto" w:sz="4" w:space="0"/>
-            <w:right w:val="single" w:color="auto" w:sz="4" w:space="0"/>
-            <w:insideH w:val="single" w:color="auto" w:sz="4" w:space="0"/>
-            <w:insideV w:val="single" w:color="auto" w:sz="4" w:space="0"/>
-          </w:tblBorders>
-          <w:tblCellMar>
-            <w:top w:w="0" w:type="dxa"/>
-            <w:left w:w="10" w:type="dxa"/>
-            <w:bottom w:w="0" w:type="dxa"/>
-            <w:right w:w="10" w:type="dxa"/>
-          </w:tblCellMar>
-        </w:tblPrEx>
-        <w:tc>
-          <w:tcPr>
-            <w:tcW w:w="2600" w:type="dxa"/>
-            <w:tcMar>
-              <w:top w:w="30" w:type="dxa"/>
-              <w:left w:w="50" w:type="dxa"/>
-              <w:bottom w:w="30" w:type="dxa"/>
-              <w:right w:w="50" w:type="dxa"/>
-            </w:tcMar>
-          </w:tcPr>
-          <w:p>
-            <w:r>
-              <w:rPr>
-                <w:rFonts w:ascii="Times New Roman" w:hAnsi="Times New Roman" w:eastAsia="Times New Roman" w:cs="Times New Roman"/>
-                <w:sz w:val="18"/>
-                <w:szCs w:val="18"/>
-              </w:rPr>
-              <w:t>Sonstige / 其他</w:t>
-            </w:r>
-          </w:p>
-        </w:tc>
-        <w:tc>
-          <w:tcPr>
-            <w:tcW w:w="1000" w:type="dxa"/>
-            <w:tcMar>
-              <w:top w:w="30" w:type="dxa"/>
-              <w:left w:w="50" w:type="dxa"/>
-              <w:bottom w:w="30" w:type="dxa"/>
-              <w:right w:w="50" w:type="dxa"/>
-            </w:tcMar>
-          </w:tcPr>
-          <w:p/>
-        </w:tc>
-        <w:tc>
-          <w:tcPr>
-            <w:tcW w:w="2200" w:type="dxa"/>
-            <w:tcMar>
-              <w:top w:w="30" w:type="dxa"/>
-              <w:left w:w="50" w:type="dxa"/>
-              <w:bottom w:w="30" w:type="dxa"/>
-              <w:right w:w="50" w:type="dxa"/>
-            </w:tcMar>
-          </w:tcPr>
-          <w:p/>
-        </w:tc>
-        <w:tc>
-          <w:tcPr>
-            <w:tcW w:w="3955" w:type="dxa"/>
-            <w:tcMar>
-              <w:top w:w="30" w:type="dxa"/>
-              <w:left w:w="50" w:type="dxa"/>
-              <w:bottom w:w="30" w:type="dxa"/>
-              <w:right w:w="50" w:type="dxa"/>
-            </w:tcMar>
-          </w:tcPr>
-          <w:p/>
-        </w:tc>
-      </w:tr>
+      <w:p>
+        <w:r>
+          <w:t>{/packaging_items}</w:t>
+        </w:r>
+      </w:p>
     </w:tbl>
     <w:p>
       <w:pPr>

--- a/projects/contracts/LIVANTO/VerpackG_Bevollmächtigungsvertrag.docx
+++ b/projects/contracts/LIVANTO/VerpackG_Bevollmächtigungsvertrag.docx
@@ -1,42 +1,5 @@
 
-<file path=docProps\app.xml><?xml version="1.0" encoding="utf-8"?>
-<Properties xmlns="http://schemas.openxmlformats.org/officeDocument/2006/extended-properties" xmlns:vt="http://schemas.openxmlformats.org/officeDocument/2006/docPropsVTypes">
-  <Pages>12</Pages>
-  <Words>1291</Words>
-  <Characters>4085</Characters>
-  <TotalTime>6</TotalTime>
-  <ScaleCrop>false</ScaleCrop>
-  <LinksUpToDate>false</LinksUpToDate>
-  <CharactersWithSpaces>4530</CharactersWithSpaces>
-  <Application>WPS Office_12.1.0.26895_F1E327BC-269C-435d-A152-05C5408002CA</Application>
-</Properties>
-</file>
-
-<file path=docProps\core.xml><?xml version="1.0" encoding="utf-8"?>
-<cp:coreProperties xmlns:cp="http://schemas.openxmlformats.org/package/2006/metadata/core-properties" xmlns:dc="http://purl.org/dc/elements/1.1/" xmlns:dcterms="http://purl.org/dc/terms/" xmlns:dcmitype="http://purl.org/dc/dcmitype/" xmlns:xsi="http://www.w3.org/2001/XMLSchema-instance">
-  <dcterms:created xsi:type="dcterms:W3CDTF">2026-06-25T19:27:00Z</dcterms:created>
-  <dc:creator>Un-named</dc:creator>
-  <cp:lastModifiedBy>嗨！</cp:lastModifiedBy>
-  <dcterms:modified xsi:type="dcterms:W3CDTF">2026-06-27T17:22:20Z</dcterms:modified>
-  <cp:revision>1</cp:revision>
-</cp:coreProperties>
-</file>
-
-<file path=docProps\custom.xml><?xml version="1.0" encoding="utf-8"?>
-<Properties xmlns="http://schemas.openxmlformats.org/officeDocument/2006/custom-properties" xmlns:vt="http://schemas.openxmlformats.org/officeDocument/2006/docPropsVTypes">
-  <property fmtid="{D5CDD505-2E9C-101B-9397-08002B2CF9AE}" pid="2" name="KSOTemplateDocerSaveRecord">
-    <vt:lpwstr>eyJoZGlkIjoiMDljYzUzMWQ4OWI0YzBkYjYzMDRhZTY5ZjZkYmFmYTgiLCJ1c2VySWQiOiIyOTg1MDY2NzAifQ==</vt:lpwstr>
-  </property>
-  <property fmtid="{D5CDD505-2E9C-101B-9397-08002B2CF9AE}" pid="3" name="KSOProductBuildVer">
-    <vt:lpwstr>2052-12.1.0.26895</vt:lpwstr>
-  </property>
-  <property fmtid="{D5CDD505-2E9C-101B-9397-08002B2CF9AE}" pid="4" name="ICV">
-    <vt:lpwstr>BA52ED5676D74E36998415CA1BF4DCA4_12</vt:lpwstr>
-  </property>
-</Properties>
-</file>
-
-<file path=word\document.xml><?xml version="1.0" encoding="utf-8"?>
+<file path=word/document.xml><?xml version="1.0" encoding="utf-8"?>
 <w:document xmlns:wpc="http://schemas.microsoft.com/office/word/2010/wordprocessingCanvas" xmlns:mc="http://schemas.openxmlformats.org/markup-compatibility/2006" xmlns:o="urn:schemas-microsoft-com:office:office" xmlns:r="http://schemas.openxmlformats.org/officeDocument/2006/relationships" xmlns:m="http://schemas.openxmlformats.org/officeDocument/2006/math" xmlns:v="urn:schemas-microsoft-com:vml" xmlns:wp14="http://schemas.microsoft.com/office/word/2010/wordprocessingDrawing" xmlns:wp="http://schemas.openxmlformats.org/drawingml/2006/wordprocessingDrawing" xmlns:w="http://schemas.openxmlformats.org/wordprocessingml/2006/main" xmlns:w14="http://schemas.microsoft.com/office/word/2010/wordml" xmlns:w10="urn:schemas-microsoft-com:office:word" xmlns:w15="http://schemas.microsoft.com/office/word/2012/wordml" xmlns:wpg="http://schemas.microsoft.com/office/word/2010/wordprocessingGroup" xmlns:wpi="http://schemas.microsoft.com/office/word/2010/wordprocessingInk" xmlns:wne="http://schemas.microsoft.com/office/word/2006/wordml" xmlns:wps="http://schemas.microsoft.com/office/word/2010/wordprocessingShape" xmlns:wpsCustomData="http://www.wps.cn/officeDocument/2013/wpsCustomData" mc:Ignorable="w14 w15 wp14">
   <w:body>
     <w:p>
@@ -518,7 +481,7 @@
                 <w:sz w:val="21"/>
                 <w:szCs w:val="21"/>
               </w:rPr>
-              <w:t>{company_name_en}</w:t>
+              <w:t>{company_name}</w:t>
             </w:r>
           </w:p>
         </w:tc>
@@ -568,7 +531,7 @@
                 <w:sz w:val="21"/>
                 <w:szCs w:val="21"/>
               </w:rPr>
-              Anschrift: {registered_address_en}
+              <w:t>Anschrift: {registered_address_en}</w:t>
             </w:r>
           </w:p>
         </w:tc>
@@ -713,34 +676,26 @@
               <w:bottom w:val="nil"/>
               <w:right w:val="nil"/>
             </w:tcBorders>
-            <w:shd w:val="clear" w:color="auto" w:fill="auto"/>
             <w:tcMar>
               <w:top w:w="10" w:type="dxa"/>
               <w:left w:w="0" w:type="dxa"/>
               <w:bottom w:w="10" w:type="dxa"/>
               <w:right w:w="80" w:type="dxa"/>
             </w:tcMar>
-            <w:vAlign w:val="top"/>
-          </w:tcPr>
-          <w:p>
-            <w:pPr>
-              <w:spacing w:before="20" w:after="20"/>
-              <w:rPr>
-                <w:rFonts w:ascii="Times New Roman" w:hAnsi="Times New Roman" w:eastAsia="Times New Roman" w:cs="Times New Roman"/>
-                <w:sz w:val="21"/>
-                <w:szCs w:val="21"/>
-              </w:rPr>
-            </w:pPr>
-            <w:r>
-              <w:rPr>
-                <w:rFonts w:hint="eastAsia" w:eastAsia="宋体" w:cs="Times New Roman"/>
-                <w:b w:val="0"/>
-                <w:bCs w:val="0"/>
-                <w:sz w:val="21"/>
-                <w:szCs w:val="21"/>
-                <w:lang w:val="en-US" w:eastAsia="zh-CN"/>
-              </w:rPr>
-              <w:t>gesetzl. Vertreter: {legal_representative_en}</w:t>
+          </w:tcPr>
+          <w:p>
+            <w:pPr>
+              <w:spacing w:before="20" w:after="20"/>
+            </w:pPr>
+            <w:r>
+              <w:rPr>
+                <w:rFonts w:ascii="Times New Roman" w:hAnsi="Times New Roman" w:eastAsia="Times New Roman" w:cs="Times New Roman"/>
+                <w:b w:val="0"/>
+                <w:bCs w:val="0"/>
+                <w:sz w:val="21"/>
+                <w:szCs w:val="21"/>
+              </w:rPr>
+              <w:t>gesetzl. Vertreter: {legal_representative}</w:t>
             </w:r>
           </w:p>
         </w:tc>
@@ -753,23 +708,16 @@
               <w:bottom w:val="nil"/>
               <w:right w:val="nil"/>
             </w:tcBorders>
-            <w:shd w:val="clear" w:color="auto" w:fill="auto"/>
             <w:tcMar>
               <w:top w:w="10" w:type="dxa"/>
               <w:left w:w="80" w:type="dxa"/>
               <w:bottom w:w="10" w:type="dxa"/>
               <w:right w:w="0" w:type="dxa"/>
             </w:tcMar>
-            <w:vAlign w:val="top"/>
-          </w:tcPr>
-          <w:p>
-            <w:pPr>
-              <w:spacing w:before="20" w:after="20"/>
-              <w:rPr>
-                <w:rFonts w:ascii="Times New Roman" w:hAnsi="Times New Roman" w:eastAsia="Times New Roman" w:cs="Times New Roman"/>
-                <w:sz w:val="21"/>
-                <w:szCs w:val="21"/>
-              </w:rPr>
+          </w:tcPr>
+          <w:p>
+            <w:pPr>
+              <w:spacing w:before="20" w:after="20"/>
             </w:pPr>
             <w:r>
               <w:rPr>
@@ -823,45 +771,13 @@
             </w:pPr>
             <w:r>
               <w:rPr>
-                <w:rFonts w:hint="eastAsia" w:eastAsia="宋体" w:cs="Times New Roman"/>
-                <w:b w:val="0"/>
-                <w:bCs w:val="0"/>
-                <w:sz w:val="21"/>
-                <w:szCs w:val="21"/>
-                <w:lang w:val="en-US" w:eastAsia="zh-CN"/>
-              </w:rPr>
-              <w:t>Kontakperson</w:t>
-            </w:r>
-            <w:r>
-              <w:rPr>
-                <w:rFonts w:ascii="Times New Roman" w:hAnsi="Times New Roman" w:eastAsia="Times New Roman" w:cs="Times New Roman"/>
-                <w:b w:val="0"/>
-                <w:bCs w:val="0"/>
-                <w:sz w:val="21"/>
-                <w:szCs w:val="21"/>
-              </w:rPr>
-              <w:t>：{contact_person}</w:t>
-            </w:r>
-            <w:r>
-              <w:rPr>
-                <w:rFonts w:hint="eastAsia" w:eastAsia="宋体" w:cs="Times New Roman"/>
-                <w:b w:val="0"/>
-                <w:bCs w:val="0"/>
-                <w:sz w:val="21"/>
-                <w:szCs w:val="21"/>
-                <w:lang w:val="en-US" w:eastAsia="zh-CN"/>
-              </w:rPr>
-              <w:t xml:space="preserve"> person</w:t>
-            </w:r>
-            <w:r>
-              <w:rPr>
-                <w:rFonts w:ascii="Times New Roman" w:hAnsi="Times New Roman" w:eastAsia="Times New Roman" w:cs="Times New Roman"/>
-                <w:b w:val="0"/>
-                <w:bCs w:val="0"/>
-                <w:sz w:val="21"/>
-                <w:szCs w:val="21"/>
-              </w:rPr>
-              <w:t>}</w:t>
+                <w:rFonts w:ascii="Times New Roman" w:hAnsi="Times New Roman" w:eastAsia="Times New Roman" w:cs="Times New Roman"/>
+                <w:b w:val="0"/>
+                <w:bCs w:val="0"/>
+                <w:sz w:val="21"/>
+                <w:szCs w:val="21"/>
+              </w:rPr>
+              <w:t>E-Mail: {contact_email}</w:t>
             </w:r>
           </w:p>
         </w:tc>
@@ -887,45 +803,13 @@
             </w:pPr>
             <w:r>
               <w:rPr>
-                <w:rFonts w:hint="eastAsia" w:ascii="宋体" w:hAnsi="宋体" w:eastAsia="宋体" w:cs="宋体"/>
-                <w:b w:val="0"/>
-                <w:bCs w:val="0"/>
-                <w:sz w:val="21"/>
-                <w:szCs w:val="21"/>
-                <w:lang w:val="en-US" w:eastAsia="zh-CN"/>
-              </w:rPr>
-              <w:t>联系人</w:t>
-            </w:r>
-            <w:r>
-              <w:rPr>
                 <w:rFonts w:ascii="宋体" w:hAnsi="宋体" w:eastAsia="宋体" w:cs="宋体"/>
                 <w:b w:val="0"/>
                 <w:bCs w:val="0"/>
                 <w:sz w:val="21"/>
                 <w:szCs w:val="21"/>
               </w:rPr>
-              <w:t>：{contact_</w:t>
-            </w:r>
-            <w:r>
-              <w:rPr>
-                <w:rFonts w:hint="eastAsia" w:ascii="宋体" w:hAnsi="宋体" w:eastAsia="宋体" w:cs="宋体"/>
-                <w:b w:val="0"/>
-                <w:bCs w:val="0"/>
-                <w:sz w:val="21"/>
-                <w:szCs w:val="21"/>
-                <w:lang w:val="en-US" w:eastAsia="zh-CN"/>
-              </w:rPr>
-              <w:t xml:space="preserve"> person</w:t>
-            </w:r>
-            <w:r>
-              <w:rPr>
-                <w:rFonts w:ascii="宋体" w:hAnsi="宋体" w:eastAsia="宋体" w:cs="宋体"/>
-                <w:b w:val="0"/>
-                <w:bCs w:val="0"/>
-                <w:sz w:val="21"/>
-                <w:szCs w:val="21"/>
-              </w:rPr>
-              <w:t>}</w:t>
+              <w:t>电子邮箱：{contact_email}</w:t>
             </w:r>
           </w:p>
         </w:tc>
@@ -962,32 +846,20 @@
               <w:bottom w:w="10" w:type="dxa"/>
               <w:right w:w="80" w:type="dxa"/>
             </w:tcMar>
-            <w:vAlign w:val="top"/>
-          </w:tcPr>
-          <w:p>
-            <w:pPr>
-              <w:spacing w:before="20" w:after="20"/>
-            </w:pPr>
-            <w:r>
-              <w:rPr>
-                <w:rFonts w:hint="eastAsia" w:eastAsia="宋体" w:cs="Times New Roman"/>
-                <w:b w:val="0"/>
-                <w:bCs w:val="0"/>
-                <w:sz w:val="21"/>
-                <w:szCs w:val="21"/>
-                <w:lang w:val="en-US" w:eastAsia="zh-CN"/>
-              </w:rPr>
-              <w:t>Handynummer</w:t>
-            </w:r>
-            <w:r>
-              <w:rPr>
-                <w:rFonts w:ascii="Times New Roman" w:hAnsi="Times New Roman" w:eastAsia="Times New Roman" w:cs="Times New Roman"/>
-                <w:b w:val="0"/>
-                <w:bCs w:val="0"/>
-                <w:sz w:val="21"/>
-                <w:szCs w:val="21"/>
-              </w:rPr>
-              <w:t>: {contact_phone}</w:t>
+          </w:tcPr>
+          <w:p>
+            <w:pPr>
+              <w:spacing w:before="20" w:after="20"/>
+            </w:pPr>
+            <w:r>
+              <w:rPr>
+                <w:rFonts w:ascii="Times New Roman" w:hAnsi="Times New Roman" w:eastAsia="Times New Roman" w:cs="Times New Roman"/>
+                <w:b w:val="0"/>
+                <w:bCs w:val="0"/>
+                <w:sz w:val="21"/>
+                <w:szCs w:val="21"/>
+              </w:rPr>
+              <w:t>Handynummer: {contact_phone}</w:t>
             </w:r>
           </w:p>
         </w:tc>
@@ -1006,23 +878,11 @@
               <w:bottom w:w="10" w:type="dxa"/>
               <w:right w:w="0" w:type="dxa"/>
             </w:tcMar>
-            <w:vAlign w:val="top"/>
-          </w:tcPr>
-          <w:p>
-            <w:pPr>
-              <w:spacing w:before="20" w:after="20"/>
-            </w:pPr>
-            <w:r>
-              <w:rPr>
-                <w:rFonts w:hint="eastAsia" w:ascii="宋体" w:hAnsi="宋体" w:eastAsia="宋体" w:cs="宋体"/>
-                <w:b w:val="0"/>
-                <w:bCs w:val="0"/>
-                <w:sz w:val="21"/>
-                <w:szCs w:val="21"/>
-                <w:lang w:val="en-US" w:eastAsia="zh-CN"/>
-              </w:rPr>
-              <w:t>手机号</w:t>
-            </w:r>
+          </w:tcPr>
+          <w:p>
+            <w:pPr>
+              <w:spacing w:before="20" w:after="20"/>
+            </w:pPr>
             <w:r>
               <w:rPr>
                 <w:rFonts w:ascii="宋体" w:hAnsi="宋体" w:eastAsia="宋体" w:cs="宋体"/>
@@ -1031,7 +891,7 @@
                 <w:sz w:val="21"/>
                 <w:szCs w:val="21"/>
               </w:rPr>
-              <w:t>：{contact_phone}</w:t>
+              <w:t>手机号：{contact_phone}</w:t>
             </w:r>
           </w:p>
         </w:tc>
@@ -1081,28 +941,7 @@
                 <w:sz w:val="21"/>
                 <w:szCs w:val="21"/>
               </w:rPr>
-              <w:t>WeChat</w:t>
-            </w:r>
-            <w:r>
-              <w:rPr>
-                <w:rFonts w:hint="eastAsia" w:eastAsia="宋体" w:cs="Times New Roman"/>
-                <w:b w:val="0"/>
-                <w:bCs w:val="0"/>
-                <w:sz w:val="21"/>
-                <w:szCs w:val="21"/>
-                <w:lang w:val="en-US" w:eastAsia="zh-CN"/>
-              </w:rPr>
-              <w:t>-ID</w:t>
-            </w:r>
-            <w:r>
-              <w:rPr>
-                <w:rFonts w:ascii="Times New Roman" w:hAnsi="Times New Roman" w:eastAsia="Times New Roman" w:cs="Times New Roman"/>
-                <w:b w:val="0"/>
-                <w:bCs w:val="0"/>
-                <w:sz w:val="21"/>
-                <w:szCs w:val="21"/>
-              </w:rPr>
-              <w:t>: {wechat_id}</w:t>
+              <w:t>WeChat-ID: {wechat_id}</w:t>
             </w:r>
           </w:p>
         </w:tc>
@@ -1134,28 +973,7 @@
                 <w:sz w:val="21"/>
                 <w:szCs w:val="21"/>
               </w:rPr>
-              <w:t>微信</w:t>
-            </w:r>
-            <w:r>
-              <w:rPr>
-                <w:rFonts w:hint="eastAsia" w:ascii="宋体" w:hAnsi="宋体" w:eastAsia="宋体" w:cs="宋体"/>
-                <w:b w:val="0"/>
-                <w:bCs w:val="0"/>
-                <w:sz w:val="21"/>
-                <w:szCs w:val="21"/>
-                <w:lang w:val="en-US" w:eastAsia="zh-CN"/>
-              </w:rPr>
-              <w:t>号</w:t>
-            </w:r>
-            <w:r>
-              <w:rPr>
-                <w:rFonts w:ascii="宋体" w:hAnsi="宋体" w:eastAsia="宋体" w:cs="宋体"/>
-                <w:b w:val="0"/>
-                <w:bCs w:val="0"/>
-                <w:sz w:val="21"/>
-                <w:szCs w:val="21"/>
-              </w:rPr>
-              <w:t>：{wechat_id}</w:t>
+              <w:t>微信号：{wechat_id}</w:t>
             </w:r>
           </w:p>
         </w:tc>
@@ -1239,8 +1057,6 @@
               </w:rPr>
               <w:t>- 以下称"客户" -</w:t>
             </w:r>
-            <w:bookmarkStart w:id="0" w:name="_GoBack"/>
-            <w:bookmarkEnd w:id="0"/>
           </w:p>
         </w:tc>
       </w:tr>
@@ -3568,6 +3384,12 @@
             <w:insideH w:val="single" w:color="auto" w:sz="4" w:space="0"/>
             <w:insideV w:val="single" w:color="auto" w:sz="4" w:space="0"/>
           </w:tblBorders>
+          <w:tblCellMar>
+            <w:top w:w="0" w:type="dxa"/>
+            <w:left w:w="10" w:type="dxa"/>
+            <w:bottom w:w="0" w:type="dxa"/>
+            <w:right w:w="10" w:type="dxa"/>
+          </w:tblCellMar>
         </w:tblPrEx>
         <w:tc>
           <w:tcPr>
@@ -5597,12 +5419,6 @@
             <w:insideH w:val="single" w:color="auto" w:sz="4" w:space="0"/>
             <w:insideV w:val="single" w:color="auto" w:sz="4" w:space="0"/>
           </w:tblBorders>
-          <w:tblCellMar>
-            <w:top w:w="0" w:type="dxa"/>
-            <w:left w:w="10" w:type="dxa"/>
-            <w:bottom w:w="0" w:type="dxa"/>
-            <w:right w:w="10" w:type="dxa"/>
-          </w:tblCellMar>
         </w:tblPrEx>
         <w:tc>
           <w:tcPr>
@@ -5679,6 +5495,12 @@
             <w:insideH w:val="single" w:color="auto" w:sz="4" w:space="0"/>
             <w:insideV w:val="single" w:color="auto" w:sz="4" w:space="0"/>
           </w:tblBorders>
+          <w:tblCellMar>
+            <w:top w:w="0" w:type="dxa"/>
+            <w:left w:w="10" w:type="dxa"/>
+            <w:bottom w:w="0" w:type="dxa"/>
+            <w:right w:w="10" w:type="dxa"/>
+          </w:tblCellMar>
         </w:tblPrEx>
         <w:tc>
           <w:tcPr>
@@ -5900,6 +5722,12 @@
             <w:insideH w:val="single" w:color="auto" w:sz="4" w:space="0"/>
             <w:insideV w:val="single" w:color="auto" w:sz="4" w:space="0"/>
           </w:tblBorders>
+          <w:tblCellMar>
+            <w:top w:w="0" w:type="dxa"/>
+            <w:left w:w="10" w:type="dxa"/>
+            <w:bottom w:w="0" w:type="dxa"/>
+            <w:right w:w="10" w:type="dxa"/>
+          </w:tblCellMar>
         </w:tblPrEx>
         <w:tc>
           <w:tcPr>
@@ -6765,7 +6593,6 @@
           <w:p>
             <w:pPr>
               <w:numPr>
-                <w:ilvl w:val="0"/>
                 <w:numId w:val="0"/>
               </w:numPr>
               <w:spacing w:before="20" w:after="20"/>
@@ -7381,6 +7208,7 @@
             <w:pPr>
               <w:spacing w:before="20" w:after="20"/>
             </w:pPr>
+            <w:bookmarkStart w:id="0" w:name="_GoBack"/>
             <w:r>
               <w:rPr>
                 <w:rFonts w:ascii="宋体" w:hAnsi="宋体" w:eastAsia="宋体" w:cs="宋体"/>
@@ -7391,6 +7219,7 @@
               </w:rPr>
               <w:t>(2) 向位于中华人民共和国的支付服务商FREDDY传输支付相关数据，基于欧盟委员会执行决定(EU) 2021/914项下的欧盟标准合同条款(SCC)，并补充基于客户根据GDPR第49条第1款(a)项的明确同意。客户特此被告知向未经充分性认定的第三国传输数据可能存在的风险。该同意可随时通过书面通知撤回。撤回将导致本合同在月底前一个月通知后终止。</w:t>
             </w:r>
+            <w:bookmarkEnd w:id="0"/>
           </w:p>
         </w:tc>
       </w:tr>
@@ -7467,12 +7296,6 @@
             <w:insideH w:val="single" w:color="auto" w:sz="4" w:space="0"/>
             <w:insideV w:val="single" w:color="auto" w:sz="4" w:space="0"/>
           </w:tblBorders>
-          <w:tblCellMar>
-            <w:top w:w="0" w:type="dxa"/>
-            <w:left w:w="10" w:type="dxa"/>
-            <w:bottom w:w="0" w:type="dxa"/>
-            <w:right w:w="10" w:type="dxa"/>
-          </w:tblCellMar>
         </w:tblPrEx>
         <w:tc>
           <w:tcPr>
@@ -7776,6 +7599,12 @@
             <w:insideH w:val="single" w:color="auto" w:sz="4" w:space="0"/>
             <w:insideV w:val="single" w:color="auto" w:sz="4" w:space="0"/>
           </w:tblBorders>
+          <w:tblCellMar>
+            <w:top w:w="0" w:type="dxa"/>
+            <w:left w:w="10" w:type="dxa"/>
+            <w:bottom w:w="0" w:type="dxa"/>
+            <w:right w:w="10" w:type="dxa"/>
+          </w:tblCellMar>
         </w:tblPrEx>
         <w:tc>
           <w:tcPr>
@@ -9217,11 +9046,6 @@
           </w:p>
         </w:tc>
       </w:tr>
-      <w:p>
-        <w:r>
-          <w:t>{#packaging_items}</w:t>
-        </w:r>
-      </w:p>
       <w:tr>
         <w:tblPrEx>
           <w:tblBorders>
@@ -9256,7 +9080,7 @@
                 <w:sz w:val="18"/>
                 <w:szCs w:val="18"/>
               </w:rPr>
-              <w:t>{material}</w:t>
+              <w:t>Glas / 玻璃</w:t>
             </w:r>
           </w:p>
         </w:tc>
@@ -9270,16 +9094,7 @@
               <w:right w:w="50" w:type="dxa"/>
             </w:tcMar>
           </w:tcPr>
-          <w:p>
-            <w:r>
-              <w:rPr>
-                <w:rFonts w:ascii="Times New Roman" w:hAnsi="Times New Roman" w:eastAsia="Times New Roman" w:cs="Times New Roman"/>
-                <w:sz w:val="18"/>
-                <w:szCs w:val="18"/>
-              </w:rPr>
-              <w:t>{category}</w:t>
-            </w:r>
-          </w:p>
+          <w:p/>
         </w:tc>
         <w:tc>
           <w:tcPr>
@@ -9291,16 +9106,7 @@
               <w:right w:w="50" w:type="dxa"/>
             </w:tcMar>
           </w:tcPr>
-          <w:p>
-            <w:r>
-              <w:rPr>
-                <w:rFonts w:ascii="Times New Roman" w:hAnsi="Times New Roman" w:eastAsia="Times New Roman" w:cs="Times New Roman"/>
-                <w:sz w:val="18"/>
-                <w:szCs w:val="18"/>
-              </w:rPr>
-              <w:t>{kg}</w:t>
-            </w:r>
-          </w:p>
+          <w:p/>
         </w:tc>
         <w:tc>
           <w:tcPr>
@@ -9312,6 +9118,36 @@
               <w:right w:w="50" w:type="dxa"/>
             </w:tcMar>
           </w:tcPr>
+          <w:p/>
+        </w:tc>
+      </w:tr>
+      <w:tr>
+        <w:tblPrEx>
+          <w:tblBorders>
+            <w:top w:val="single" w:color="auto" w:sz="4" w:space="0"/>
+            <w:left w:val="single" w:color="auto" w:sz="4" w:space="0"/>
+            <w:bottom w:val="single" w:color="auto" w:sz="4" w:space="0"/>
+            <w:right w:val="single" w:color="auto" w:sz="4" w:space="0"/>
+            <w:insideH w:val="single" w:color="auto" w:sz="4" w:space="0"/>
+            <w:insideV w:val="single" w:color="auto" w:sz="4" w:space="0"/>
+          </w:tblBorders>
+          <w:tblCellMar>
+            <w:top w:w="0" w:type="dxa"/>
+            <w:left w:w="10" w:type="dxa"/>
+            <w:bottom w:w="0" w:type="dxa"/>
+            <w:right w:w="10" w:type="dxa"/>
+          </w:tblCellMar>
+        </w:tblPrEx>
+        <w:tc>
+          <w:tcPr>
+            <w:tcW w:w="2600" w:type="dxa"/>
+            <w:tcMar>
+              <w:top w:w="30" w:type="dxa"/>
+              <w:left w:w="50" w:type="dxa"/>
+              <w:bottom w:w="30" w:type="dxa"/>
+              <w:right w:w="50" w:type="dxa"/>
+            </w:tcMar>
+          </w:tcPr>
           <w:p>
             <w:r>
               <w:rPr>
@@ -9319,16 +9155,497 @@
                 <w:sz w:val="18"/>
                 <w:szCs w:val="18"/>
               </w:rPr>
-              <w:t>{example}</w:t>
-            </w:r>
-          </w:p>
+              <w:t>Papier/Pappe/Karton / 纸/纸板/纸箱</w:t>
+            </w:r>
+          </w:p>
+        </w:tc>
+        <w:tc>
+          <w:tcPr>
+            <w:tcW w:w="1000" w:type="dxa"/>
+            <w:tcMar>
+              <w:top w:w="30" w:type="dxa"/>
+              <w:left w:w="50" w:type="dxa"/>
+              <w:bottom w:w="30" w:type="dxa"/>
+              <w:right w:w="50" w:type="dxa"/>
+            </w:tcMar>
+          </w:tcPr>
+          <w:p/>
+        </w:tc>
+        <w:tc>
+          <w:tcPr>
+            <w:tcW w:w="2200" w:type="dxa"/>
+            <w:tcMar>
+              <w:top w:w="30" w:type="dxa"/>
+              <w:left w:w="50" w:type="dxa"/>
+              <w:bottom w:w="30" w:type="dxa"/>
+              <w:right w:w="50" w:type="dxa"/>
+            </w:tcMar>
+          </w:tcPr>
+          <w:p/>
+        </w:tc>
+        <w:tc>
+          <w:tcPr>
+            <w:tcW w:w="3955" w:type="dxa"/>
+            <w:tcMar>
+              <w:top w:w="30" w:type="dxa"/>
+              <w:left w:w="50" w:type="dxa"/>
+              <w:bottom w:w="30" w:type="dxa"/>
+              <w:right w:w="50" w:type="dxa"/>
+            </w:tcMar>
+          </w:tcPr>
+          <w:p/>
         </w:tc>
       </w:tr>
-      <w:p>
-        <w:r>
-          <w:t>{/packaging_items}</w:t>
-        </w:r>
-      </w:p>
+      <w:tr>
+        <w:tblPrEx>
+          <w:tblBorders>
+            <w:top w:val="single" w:color="auto" w:sz="4" w:space="0"/>
+            <w:left w:val="single" w:color="auto" w:sz="4" w:space="0"/>
+            <w:bottom w:val="single" w:color="auto" w:sz="4" w:space="0"/>
+            <w:right w:val="single" w:color="auto" w:sz="4" w:space="0"/>
+            <w:insideH w:val="single" w:color="auto" w:sz="4" w:space="0"/>
+            <w:insideV w:val="single" w:color="auto" w:sz="4" w:space="0"/>
+          </w:tblBorders>
+          <w:tblCellMar>
+            <w:top w:w="0" w:type="dxa"/>
+            <w:left w:w="10" w:type="dxa"/>
+            <w:bottom w:w="0" w:type="dxa"/>
+            <w:right w:w="10" w:type="dxa"/>
+          </w:tblCellMar>
+        </w:tblPrEx>
+        <w:tc>
+          <w:tcPr>
+            <w:tcW w:w="2600" w:type="dxa"/>
+            <w:tcMar>
+              <w:top w:w="30" w:type="dxa"/>
+              <w:left w:w="50" w:type="dxa"/>
+              <w:bottom w:w="30" w:type="dxa"/>
+              <w:right w:w="50" w:type="dxa"/>
+            </w:tcMar>
+          </w:tcPr>
+          <w:p>
+            <w:r>
+              <w:rPr>
+                <w:rFonts w:ascii="Times New Roman" w:hAnsi="Times New Roman" w:eastAsia="Times New Roman" w:cs="Times New Roman"/>
+                <w:sz w:val="18"/>
+                <w:szCs w:val="18"/>
+              </w:rPr>
+              <w:t>Eisenmetalle / 黑色金属</w:t>
+            </w:r>
+          </w:p>
+        </w:tc>
+        <w:tc>
+          <w:tcPr>
+            <w:tcW w:w="1000" w:type="dxa"/>
+            <w:tcMar>
+              <w:top w:w="30" w:type="dxa"/>
+              <w:left w:w="50" w:type="dxa"/>
+              <w:bottom w:w="30" w:type="dxa"/>
+              <w:right w:w="50" w:type="dxa"/>
+            </w:tcMar>
+          </w:tcPr>
+          <w:p/>
+        </w:tc>
+        <w:tc>
+          <w:tcPr>
+            <w:tcW w:w="2200" w:type="dxa"/>
+            <w:tcMar>
+              <w:top w:w="30" w:type="dxa"/>
+              <w:left w:w="50" w:type="dxa"/>
+              <w:bottom w:w="30" w:type="dxa"/>
+              <w:right w:w="50" w:type="dxa"/>
+            </w:tcMar>
+          </w:tcPr>
+          <w:p/>
+        </w:tc>
+        <w:tc>
+          <w:tcPr>
+            <w:tcW w:w="3955" w:type="dxa"/>
+            <w:tcMar>
+              <w:top w:w="30" w:type="dxa"/>
+              <w:left w:w="50" w:type="dxa"/>
+              <w:bottom w:w="30" w:type="dxa"/>
+              <w:right w:w="50" w:type="dxa"/>
+            </w:tcMar>
+          </w:tcPr>
+          <w:p/>
+        </w:tc>
+      </w:tr>
+      <w:tr>
+        <w:tblPrEx>
+          <w:tblBorders>
+            <w:top w:val="single" w:color="auto" w:sz="4" w:space="0"/>
+            <w:left w:val="single" w:color="auto" w:sz="4" w:space="0"/>
+            <w:bottom w:val="single" w:color="auto" w:sz="4" w:space="0"/>
+            <w:right w:val="single" w:color="auto" w:sz="4" w:space="0"/>
+            <w:insideH w:val="single" w:color="auto" w:sz="4" w:space="0"/>
+            <w:insideV w:val="single" w:color="auto" w:sz="4" w:space="0"/>
+          </w:tblBorders>
+          <w:tblCellMar>
+            <w:top w:w="0" w:type="dxa"/>
+            <w:left w:w="10" w:type="dxa"/>
+            <w:bottom w:w="0" w:type="dxa"/>
+            <w:right w:w="10" w:type="dxa"/>
+          </w:tblCellMar>
+        </w:tblPrEx>
+        <w:tc>
+          <w:tcPr>
+            <w:tcW w:w="2600" w:type="dxa"/>
+            <w:tcMar>
+              <w:top w:w="30" w:type="dxa"/>
+              <w:left w:w="50" w:type="dxa"/>
+              <w:bottom w:w="30" w:type="dxa"/>
+              <w:right w:w="50" w:type="dxa"/>
+            </w:tcMar>
+          </w:tcPr>
+          <w:p>
+            <w:r>
+              <w:rPr>
+                <w:rFonts w:ascii="Times New Roman" w:hAnsi="Times New Roman" w:eastAsia="Times New Roman" w:cs="Times New Roman"/>
+                <w:sz w:val="18"/>
+                <w:szCs w:val="18"/>
+              </w:rPr>
+              <w:t>Aluminium / 铝</w:t>
+            </w:r>
+          </w:p>
+        </w:tc>
+        <w:tc>
+          <w:tcPr>
+            <w:tcW w:w="1000" w:type="dxa"/>
+            <w:tcMar>
+              <w:top w:w="30" w:type="dxa"/>
+              <w:left w:w="50" w:type="dxa"/>
+              <w:bottom w:w="30" w:type="dxa"/>
+              <w:right w:w="50" w:type="dxa"/>
+            </w:tcMar>
+          </w:tcPr>
+          <w:p/>
+        </w:tc>
+        <w:tc>
+          <w:tcPr>
+            <w:tcW w:w="2200" w:type="dxa"/>
+            <w:tcMar>
+              <w:top w:w="30" w:type="dxa"/>
+              <w:left w:w="50" w:type="dxa"/>
+              <w:bottom w:w="30" w:type="dxa"/>
+              <w:right w:w="50" w:type="dxa"/>
+            </w:tcMar>
+          </w:tcPr>
+          <w:p/>
+        </w:tc>
+        <w:tc>
+          <w:tcPr>
+            <w:tcW w:w="3955" w:type="dxa"/>
+            <w:tcMar>
+              <w:top w:w="30" w:type="dxa"/>
+              <w:left w:w="50" w:type="dxa"/>
+              <w:bottom w:w="30" w:type="dxa"/>
+              <w:right w:w="50" w:type="dxa"/>
+            </w:tcMar>
+          </w:tcPr>
+          <w:p/>
+        </w:tc>
+      </w:tr>
+      <w:tr>
+        <w:tblPrEx>
+          <w:tblBorders>
+            <w:top w:val="single" w:color="auto" w:sz="4" w:space="0"/>
+            <w:left w:val="single" w:color="auto" w:sz="4" w:space="0"/>
+            <w:bottom w:val="single" w:color="auto" w:sz="4" w:space="0"/>
+            <w:right w:val="single" w:color="auto" w:sz="4" w:space="0"/>
+            <w:insideH w:val="single" w:color="auto" w:sz="4" w:space="0"/>
+            <w:insideV w:val="single" w:color="auto" w:sz="4" w:space="0"/>
+          </w:tblBorders>
+          <w:tblCellMar>
+            <w:top w:w="0" w:type="dxa"/>
+            <w:left w:w="10" w:type="dxa"/>
+            <w:bottom w:w="0" w:type="dxa"/>
+            <w:right w:w="10" w:type="dxa"/>
+          </w:tblCellMar>
+        </w:tblPrEx>
+        <w:tc>
+          <w:tcPr>
+            <w:tcW w:w="2600" w:type="dxa"/>
+            <w:tcMar>
+              <w:top w:w="30" w:type="dxa"/>
+              <w:left w:w="50" w:type="dxa"/>
+              <w:bottom w:w="30" w:type="dxa"/>
+              <w:right w:w="50" w:type="dxa"/>
+            </w:tcMar>
+          </w:tcPr>
+          <w:p>
+            <w:r>
+              <w:rPr>
+                <w:rFonts w:ascii="Times New Roman" w:hAnsi="Times New Roman" w:eastAsia="Times New Roman" w:cs="Times New Roman"/>
+                <w:sz w:val="18"/>
+                <w:szCs w:val="18"/>
+              </w:rPr>
+              <w:t>Kunststoffe / 塑料</w:t>
+            </w:r>
+          </w:p>
+        </w:tc>
+        <w:tc>
+          <w:tcPr>
+            <w:tcW w:w="1000" w:type="dxa"/>
+            <w:tcMar>
+              <w:top w:w="30" w:type="dxa"/>
+              <w:left w:w="50" w:type="dxa"/>
+              <w:bottom w:w="30" w:type="dxa"/>
+              <w:right w:w="50" w:type="dxa"/>
+            </w:tcMar>
+          </w:tcPr>
+          <w:p/>
+        </w:tc>
+        <w:tc>
+          <w:tcPr>
+            <w:tcW w:w="2200" w:type="dxa"/>
+            <w:tcMar>
+              <w:top w:w="30" w:type="dxa"/>
+              <w:left w:w="50" w:type="dxa"/>
+              <w:bottom w:w="30" w:type="dxa"/>
+              <w:right w:w="50" w:type="dxa"/>
+            </w:tcMar>
+          </w:tcPr>
+          <w:p/>
+        </w:tc>
+        <w:tc>
+          <w:tcPr>
+            <w:tcW w:w="3955" w:type="dxa"/>
+            <w:tcMar>
+              <w:top w:w="30" w:type="dxa"/>
+              <w:left w:w="50" w:type="dxa"/>
+              <w:bottom w:w="30" w:type="dxa"/>
+              <w:right w:w="50" w:type="dxa"/>
+            </w:tcMar>
+          </w:tcPr>
+          <w:p/>
+        </w:tc>
+      </w:tr>
+      <w:tr>
+        <w:tblPrEx>
+          <w:tblBorders>
+            <w:top w:val="single" w:color="auto" w:sz="4" w:space="0"/>
+            <w:left w:val="single" w:color="auto" w:sz="4" w:space="0"/>
+            <w:bottom w:val="single" w:color="auto" w:sz="4" w:space="0"/>
+            <w:right w:val="single" w:color="auto" w:sz="4" w:space="0"/>
+            <w:insideH w:val="single" w:color="auto" w:sz="4" w:space="0"/>
+            <w:insideV w:val="single" w:color="auto" w:sz="4" w:space="0"/>
+          </w:tblBorders>
+          <w:tblCellMar>
+            <w:top w:w="0" w:type="dxa"/>
+            <w:left w:w="10" w:type="dxa"/>
+            <w:bottom w:w="0" w:type="dxa"/>
+            <w:right w:w="10" w:type="dxa"/>
+          </w:tblCellMar>
+        </w:tblPrEx>
+        <w:tc>
+          <w:tcPr>
+            <w:tcW w:w="2600" w:type="dxa"/>
+            <w:tcMar>
+              <w:top w:w="30" w:type="dxa"/>
+              <w:left w:w="50" w:type="dxa"/>
+              <w:bottom w:w="30" w:type="dxa"/>
+              <w:right w:w="50" w:type="dxa"/>
+            </w:tcMar>
+          </w:tcPr>
+          <w:p>
+            <w:r>
+              <w:rPr>
+                <w:rFonts w:ascii="Times New Roman" w:hAnsi="Times New Roman" w:eastAsia="Times New Roman" w:cs="Times New Roman"/>
+                <w:sz w:val="18"/>
+                <w:szCs w:val="18"/>
+              </w:rPr>
+              <w:t>Verbunde / 复合材料</w:t>
+            </w:r>
+          </w:p>
+        </w:tc>
+        <w:tc>
+          <w:tcPr>
+            <w:tcW w:w="1000" w:type="dxa"/>
+            <w:tcMar>
+              <w:top w:w="30" w:type="dxa"/>
+              <w:left w:w="50" w:type="dxa"/>
+              <w:bottom w:w="30" w:type="dxa"/>
+              <w:right w:w="50" w:type="dxa"/>
+            </w:tcMar>
+          </w:tcPr>
+          <w:p/>
+        </w:tc>
+        <w:tc>
+          <w:tcPr>
+            <w:tcW w:w="2200" w:type="dxa"/>
+            <w:tcMar>
+              <w:top w:w="30" w:type="dxa"/>
+              <w:left w:w="50" w:type="dxa"/>
+              <w:bottom w:w="30" w:type="dxa"/>
+              <w:right w:w="50" w:type="dxa"/>
+            </w:tcMar>
+          </w:tcPr>
+          <w:p/>
+        </w:tc>
+        <w:tc>
+          <w:tcPr>
+            <w:tcW w:w="3955" w:type="dxa"/>
+            <w:tcMar>
+              <w:top w:w="30" w:type="dxa"/>
+              <w:left w:w="50" w:type="dxa"/>
+              <w:bottom w:w="30" w:type="dxa"/>
+              <w:right w:w="50" w:type="dxa"/>
+            </w:tcMar>
+          </w:tcPr>
+          <w:p/>
+        </w:tc>
+      </w:tr>
+      <w:tr>
+        <w:tblPrEx>
+          <w:tblBorders>
+            <w:top w:val="single" w:color="auto" w:sz="4" w:space="0"/>
+            <w:left w:val="single" w:color="auto" w:sz="4" w:space="0"/>
+            <w:bottom w:val="single" w:color="auto" w:sz="4" w:space="0"/>
+            <w:right w:val="single" w:color="auto" w:sz="4" w:space="0"/>
+            <w:insideH w:val="single" w:color="auto" w:sz="4" w:space="0"/>
+            <w:insideV w:val="single" w:color="auto" w:sz="4" w:space="0"/>
+          </w:tblBorders>
+          <w:tblCellMar>
+            <w:top w:w="0" w:type="dxa"/>
+            <w:left w:w="10" w:type="dxa"/>
+            <w:bottom w:w="0" w:type="dxa"/>
+            <w:right w:w="10" w:type="dxa"/>
+          </w:tblCellMar>
+        </w:tblPrEx>
+        <w:tc>
+          <w:tcPr>
+            <w:tcW w:w="2600" w:type="dxa"/>
+            <w:tcMar>
+              <w:top w:w="30" w:type="dxa"/>
+              <w:left w:w="50" w:type="dxa"/>
+              <w:bottom w:w="30" w:type="dxa"/>
+              <w:right w:w="50" w:type="dxa"/>
+            </w:tcMar>
+          </w:tcPr>
+          <w:p>
+            <w:r>
+              <w:rPr>
+                <w:rFonts w:ascii="Times New Roman" w:hAnsi="Times New Roman" w:eastAsia="Times New Roman" w:cs="Times New Roman"/>
+                <w:sz w:val="18"/>
+                <w:szCs w:val="18"/>
+              </w:rPr>
+              <w:t>Getränkekarton / 饮料纸盒</w:t>
+            </w:r>
+          </w:p>
+        </w:tc>
+        <w:tc>
+          <w:tcPr>
+            <w:tcW w:w="1000" w:type="dxa"/>
+            <w:tcMar>
+              <w:top w:w="30" w:type="dxa"/>
+              <w:left w:w="50" w:type="dxa"/>
+              <w:bottom w:w="30" w:type="dxa"/>
+              <w:right w:w="50" w:type="dxa"/>
+            </w:tcMar>
+          </w:tcPr>
+          <w:p/>
+        </w:tc>
+        <w:tc>
+          <w:tcPr>
+            <w:tcW w:w="2200" w:type="dxa"/>
+            <w:tcMar>
+              <w:top w:w="30" w:type="dxa"/>
+              <w:left w:w="50" w:type="dxa"/>
+              <w:bottom w:w="30" w:type="dxa"/>
+              <w:right w:w="50" w:type="dxa"/>
+            </w:tcMar>
+          </w:tcPr>
+          <w:p/>
+        </w:tc>
+        <w:tc>
+          <w:tcPr>
+            <w:tcW w:w="3955" w:type="dxa"/>
+            <w:tcMar>
+              <w:top w:w="30" w:type="dxa"/>
+              <w:left w:w="50" w:type="dxa"/>
+              <w:bottom w:w="30" w:type="dxa"/>
+              <w:right w:w="50" w:type="dxa"/>
+            </w:tcMar>
+          </w:tcPr>
+          <w:p/>
+        </w:tc>
+      </w:tr>
+      <w:tr>
+        <w:tblPrEx>
+          <w:tblBorders>
+            <w:top w:val="single" w:color="auto" w:sz="4" w:space="0"/>
+            <w:left w:val="single" w:color="auto" w:sz="4" w:space="0"/>
+            <w:bottom w:val="single" w:color="auto" w:sz="4" w:space="0"/>
+            <w:right w:val="single" w:color="auto" w:sz="4" w:space="0"/>
+            <w:insideH w:val="single" w:color="auto" w:sz="4" w:space="0"/>
+            <w:insideV w:val="single" w:color="auto" w:sz="4" w:space="0"/>
+          </w:tblBorders>
+          <w:tblCellMar>
+            <w:top w:w="0" w:type="dxa"/>
+            <w:left w:w="10" w:type="dxa"/>
+            <w:bottom w:w="0" w:type="dxa"/>
+            <w:right w:w="10" w:type="dxa"/>
+          </w:tblCellMar>
+        </w:tblPrEx>
+        <w:tc>
+          <w:tcPr>
+            <w:tcW w:w="2600" w:type="dxa"/>
+            <w:tcMar>
+              <w:top w:w="30" w:type="dxa"/>
+              <w:left w:w="50" w:type="dxa"/>
+              <w:bottom w:w="30" w:type="dxa"/>
+              <w:right w:w="50" w:type="dxa"/>
+            </w:tcMar>
+          </w:tcPr>
+          <w:p>
+            <w:r>
+              <w:rPr>
+                <w:rFonts w:ascii="Times New Roman" w:hAnsi="Times New Roman" w:eastAsia="Times New Roman" w:cs="Times New Roman"/>
+                <w:sz w:val="18"/>
+                <w:szCs w:val="18"/>
+              </w:rPr>
+              <w:t>Sonstige / 其他</w:t>
+            </w:r>
+          </w:p>
+        </w:tc>
+        <w:tc>
+          <w:tcPr>
+            <w:tcW w:w="1000" w:type="dxa"/>
+            <w:tcMar>
+              <w:top w:w="30" w:type="dxa"/>
+              <w:left w:w="50" w:type="dxa"/>
+              <w:bottom w:w="30" w:type="dxa"/>
+              <w:right w:w="50" w:type="dxa"/>
+            </w:tcMar>
+          </w:tcPr>
+          <w:p/>
+        </w:tc>
+        <w:tc>
+          <w:tcPr>
+            <w:tcW w:w="2200" w:type="dxa"/>
+            <w:tcMar>
+              <w:top w:w="30" w:type="dxa"/>
+              <w:left w:w="50" w:type="dxa"/>
+              <w:bottom w:w="30" w:type="dxa"/>
+              <w:right w:w="50" w:type="dxa"/>
+            </w:tcMar>
+          </w:tcPr>
+          <w:p/>
+        </w:tc>
+        <w:tc>
+          <w:tcPr>
+            <w:tcW w:w="3955" w:type="dxa"/>
+            <w:tcMar>
+              <w:top w:w="30" w:type="dxa"/>
+              <w:left w:w="50" w:type="dxa"/>
+              <w:bottom w:w="30" w:type="dxa"/>
+              <w:right w:w="50" w:type="dxa"/>
+            </w:tcMar>
+          </w:tcPr>
+          <w:p/>
+        </w:tc>
+      </w:tr>
     </w:tbl>
     <w:p>
       <w:pPr>
@@ -11202,68 +11519,7 @@
 </w:document>
 </file>
 
-<file path=word\fontTable.xml><?xml version="1.0" encoding="utf-8"?>
-<w:fonts xmlns:mc="http://schemas.openxmlformats.org/markup-compatibility/2006" xmlns:r="http://schemas.openxmlformats.org/officeDocument/2006/relationships" xmlns:w="http://schemas.openxmlformats.org/wordprocessingml/2006/main" xmlns:w14="http://schemas.microsoft.com/office/word/2010/wordml" mc:Ignorable="w14">
-  <w:font w:name="Times New Roman">
-    <w:panose1 w:val="02020603050405020304"/>
-    <w:charset w:val="86"/>
-    <w:family w:val="auto"/>
-    <w:pitch w:val="default"/>
-    <w:sig w:usb0="E0002EFF" w:usb1="C000785B" w:usb2="00000009" w:usb3="00000000" w:csb0="400001FF" w:csb1="FFFF0000"/>
-  </w:font>
-  <w:font w:name="宋体">
-    <w:panose1 w:val="02010600030101010101"/>
-    <w:charset w:val="86"/>
-    <w:family w:val="auto"/>
-    <w:pitch w:val="default"/>
-    <w:sig w:usb0="00000203" w:usb1="288F0000" w:usb2="00000006" w:usb3="00000000" w:csb0="00040001" w:csb1="00000000"/>
-  </w:font>
-  <w:font w:name="Wingdings">
-    <w:panose1 w:val="05000000000000000000"/>
-    <w:charset w:val="02"/>
-    <w:family w:val="auto"/>
-    <w:pitch w:val="default"/>
-    <w:sig w:usb0="00000000" w:usb1="00000000" w:usb2="00000000" w:usb3="00000000" w:csb0="80000000" w:csb1="00000000"/>
-  </w:font>
-  <w:font w:name="Arial">
-    <w:panose1 w:val="020B0604020202020204"/>
-    <w:charset w:val="01"/>
-    <w:family w:val="swiss"/>
-    <w:pitch w:val="default"/>
-    <w:sig w:usb0="E0002EFF" w:usb1="C000785B" w:usb2="00000009" w:usb3="00000000" w:csb0="400001FF" w:csb1="FFFF0000"/>
-  </w:font>
-  <w:font w:name="黑体">
-    <w:panose1 w:val="02010609060101010101"/>
-    <w:charset w:val="86"/>
-    <w:family w:val="auto"/>
-    <w:pitch w:val="default"/>
-    <w:sig w:usb0="800002BF" w:usb1="38CF7CFA" w:usb2="00000016" w:usb3="00000000" w:csb0="00040001" w:csb1="00000000"/>
-  </w:font>
-  <w:font w:name="Courier New">
-    <w:panose1 w:val="02070309020205020404"/>
-    <w:charset w:val="01"/>
-    <w:family w:val="modern"/>
-    <w:pitch w:val="default"/>
-    <w:sig w:usb0="E0002EFF" w:usb1="C0007843" w:usb2="00000009" w:usb3="00000000" w:csb0="400001FF" w:csb1="FFFF0000"/>
-  </w:font>
-  <w:font w:name="Symbol">
-    <w:panose1 w:val="05050102010706020507"/>
-    <w:charset w:val="02"/>
-    <w:family w:val="roman"/>
-    <w:pitch w:val="default"/>
-    <w:sig w:usb0="00000000" w:usb1="00000000" w:usb2="00000000" w:usb3="00000000" w:csb0="80000000" w:csb1="00000000"/>
-  </w:font>
-  <w:font w:name="Calibri">
-    <w:panose1 w:val="020F0502020204030204"/>
-    <w:charset w:val="00"/>
-    <w:family w:val="swiss"/>
-    <w:pitch w:val="default"/>
-    <w:sig w:usb0="E4002EFF" w:usb1="C200247B" w:usb2="00000009" w:usb3="00000000" w:csb0="200001FF" w:csb1="00000000"/>
-  </w:font>
-</w:fonts>
-</file>
-
-<file path=word\footer1.xml><?xml version="1.0" encoding="utf-8"?>
+<file path=word/footer1.xml><?xml version="1.0" encoding="utf-8"?>
 <w:ftr xmlns:wpc="http://schemas.microsoft.com/office/word/2010/wordprocessingCanvas" xmlns:mc="http://schemas.openxmlformats.org/markup-compatibility/2006" xmlns:o="urn:schemas-microsoft-com:office:office" xmlns:r="http://schemas.openxmlformats.org/officeDocument/2006/relationships" xmlns:m="http://schemas.openxmlformats.org/officeDocument/2006/math" xmlns:v="urn:schemas-microsoft-com:vml" xmlns:wp14="http://schemas.microsoft.com/office/word/2010/wordprocessingDrawing" xmlns:wp="http://schemas.openxmlformats.org/drawingml/2006/wordprocessingDrawing" xmlns:w10="urn:schemas-microsoft-com:office:word" xmlns:w="http://schemas.openxmlformats.org/wordprocessingml/2006/main" xmlns:w14="http://schemas.microsoft.com/office/word/2010/wordml" xmlns:w15="http://schemas.microsoft.com/office/word/2012/wordml" xmlns:wpg="http://schemas.microsoft.com/office/word/2010/wordprocessingGroup" xmlns:wpi="http://schemas.microsoft.com/office/word/2010/wordprocessingInk" xmlns:wne="http://schemas.microsoft.com/office/word/2006/wordml" xmlns:wps="http://schemas.microsoft.com/office/word/2010/wordprocessingShape" xmlns:wpsCustomData="http://www.wps.cn/officeDocument/2013/wpsCustomData" mc:Ignorable="w14 w15 wp14">
   <w:p>
     <w:pPr>
@@ -11339,7 +11595,7 @@
 </w:ftr>
 </file>
 
-<file path=word\header1.xml><?xml version="1.0" encoding="utf-8"?>
+<file path=word/header1.xml><?xml version="1.0" encoding="utf-8"?>
 <w:hdr xmlns:wpc="http://schemas.microsoft.com/office/word/2010/wordprocessingCanvas" xmlns:mc="http://schemas.openxmlformats.org/markup-compatibility/2006" xmlns:o="urn:schemas-microsoft-com:office:office" xmlns:r="http://schemas.openxmlformats.org/officeDocument/2006/relationships" xmlns:m="http://schemas.openxmlformats.org/officeDocument/2006/math" xmlns:v="urn:schemas-microsoft-com:vml" xmlns:wp14="http://schemas.microsoft.com/office/word/2010/wordprocessingDrawing" xmlns:wp="http://schemas.openxmlformats.org/drawingml/2006/wordprocessingDrawing" xmlns:w10="urn:schemas-microsoft-com:office:word" xmlns:w="http://schemas.openxmlformats.org/wordprocessingml/2006/main" xmlns:w14="http://schemas.microsoft.com/office/word/2010/wordml" xmlns:w15="http://schemas.microsoft.com/office/word/2012/wordml" xmlns:wpg="http://schemas.microsoft.com/office/word/2010/wordprocessingGroup" xmlns:wpi="http://schemas.microsoft.com/office/word/2010/wordprocessingInk" xmlns:wne="http://schemas.microsoft.com/office/word/2006/wordml" xmlns:wps="http://schemas.microsoft.com/office/word/2010/wordprocessingShape" xmlns:wpsCustomData="http://www.wps.cn/officeDocument/2013/wpsCustomData" mc:Ignorable="w14 w15 wp14">
   <w:p>
     <w:pPr>
@@ -11379,7 +11635,7 @@
 </w:hdr>
 </file>
 
-<file path=word\numbering.xml><?xml version="1.0" encoding="utf-8"?>
+<file path=word/numbering.xml><?xml version="1.0" encoding="utf-8"?>
 <w:numbering xmlns:wpc="http://schemas.microsoft.com/office/word/2010/wordprocessingCanvas" xmlns:mc="http://schemas.openxmlformats.org/markup-compatibility/2006" xmlns:o="urn:schemas-microsoft-com:office:office" xmlns:r="http://schemas.openxmlformats.org/officeDocument/2006/relationships" xmlns:m="http://schemas.openxmlformats.org/officeDocument/2006/math" xmlns:v="urn:schemas-microsoft-com:vml" xmlns:wp14="http://schemas.microsoft.com/office/word/2010/wordprocessingDrawing" xmlns:wp="http://schemas.openxmlformats.org/drawingml/2006/wordprocessingDrawing" xmlns:w10="urn:schemas-microsoft-com:office:word" xmlns:w="http://schemas.openxmlformats.org/wordprocessingml/2006/main" xmlns:w14="http://schemas.microsoft.com/office/word/2010/wordml" xmlns:wpg="http://schemas.microsoft.com/office/word/2010/wordprocessingGroup" xmlns:wpi="http://schemas.microsoft.com/office/word/2010/wordprocessingInk" xmlns:wne="http://schemas.microsoft.com/office/word/2006/wordml" xmlns:wps="http://schemas.microsoft.com/office/word/2010/wordprocessingShape" xmlns:wpsCustomData="http://www.wps.cn/officeDocument/2013/wpsCustomData" mc:Ignorable="w14 wp14">
   <w:abstractNum w:abstractNumId="0">
     <w:nsid w:val="32B3AA26"/>
@@ -11399,56 +11655,7 @@
 </w:numbering>
 </file>
 
-<file path=word\settings.xml><?xml version="1.0" encoding="utf-8"?>
-<w:settings xmlns:mc="http://schemas.openxmlformats.org/markup-compatibility/2006" xmlns:o="urn:schemas-microsoft-com:office:office" xmlns:r="http://schemas.openxmlformats.org/officeDocument/2006/relationships" xmlns:m="http://schemas.openxmlformats.org/officeDocument/2006/math" xmlns:v="urn:schemas-microsoft-com:vml" xmlns:w10="urn:schemas-microsoft-com:office:word" xmlns:w="http://schemas.openxmlformats.org/wordprocessingml/2006/main" xmlns:w14="http://schemas.microsoft.com/office/word/2010/wordml" xmlns:sl="http://schemas.openxmlformats.org/schemaLibrary/2006/main" xmlns:wpsCustomData="http://www.wps.cn/officeDocument/2013/wpsCustomData" mc:Ignorable="w14">
-  <w:zoom w:percent="100"/>
-  <w:displayBackgroundShape w:val="1"/>
-  <w:bordersDoNotSurroundHeader w:val="0"/>
-  <w:bordersDoNotSurroundFooter w:val="0"/>
-  <w:documentProtection w:enforcement="0"/>
-  <w:displayHorizontalDrawingGridEvery w:val="1"/>
-  <w:displayVerticalDrawingGridEvery w:val="1"/>
-  <w:noPunctuationKerning w:val="1"/>
-  <w:compat>
-    <w:doNotExpandShiftReturn/>
-    <w:doNotWrapTextWithPunct/>
-    <w:doNotUseEastAsianBreakRules/>
-    <w:useFELayout/>
-    <w:compatSetting w:name="compatibilityMode" w:uri="http://schemas.microsoft.com/office/word" w:val="15"/>
-  </w:compat>
-  <w:rsids>
-    <w:rsidRoot w:val="00000000"/>
-    <w:rsid w:val="218652D1"/>
-    <w:rsid w:val="25F73008"/>
-    <w:rsid w:val="46F3234B"/>
-    <w:rsid w:val="48F843CF"/>
-    <w:rsid w:val="60894537"/>
-    <w:rsid w:val="613268A2"/>
-    <w:rsid w:val="6C871509"/>
-  </w:rsids>
-  <m:mathPr>
-    <m:brkBin m:val="before"/>
-    <m:brkBinSub m:val="--"/>
-    <m:smallFrac m:val="0"/>
-    <m:dispDef/>
-    <m:lMargin m:val="0"/>
-    <m:rMargin m:val="0"/>
-    <m:defJc m:val="centerGroup"/>
-    <m:wrapIndent m:val="1440"/>
-    <m:intLim m:val="subSup"/>
-    <m:naryLim m:val="undOvr"/>
-  </m:mathPr>
-  <w:themeFontLang w:val="en-US" w:eastAsia="zh-CN"/>
-  <w:clrSchemeMapping w:bg1="light1" w:t1="dark1" w:bg2="light2" w:t2="dark2" w:accent1="accent1" w:accent2="accent2" w:accent3="accent3" w:accent4="accent4" w:accent5="accent5" w:accent6="accent6" w:hyperlink="hyperlink" w:followedHyperlink="followedHyperlink"/>
-  <mc:AlternateContent>
-    <mc:Choice Requires="wpsCustomData">
-      <wpsCustomData:typoFeatureVersion val="1"/>
-    </mc:Choice>
-  </mc:AlternateContent>
-</w:settings>
-</file>
-
-<file path=word\styles.xml><?xml version="1.0" encoding="utf-8"?>
+<file path=word/styles.xml><?xml version="1.0" encoding="utf-8"?>
 <w:styles xmlns:mc="http://schemas.openxmlformats.org/markup-compatibility/2006" xmlns:o="urn:schemas-microsoft-com:office:office" xmlns:r="http://schemas.openxmlformats.org/officeDocument/2006/relationships" xmlns:m="http://schemas.openxmlformats.org/officeDocument/2006/math" xmlns:v="urn:schemas-microsoft-com:vml" xmlns:w="http://schemas.openxmlformats.org/wordprocessingml/2006/main" xmlns:w14="http://schemas.microsoft.com/office/word/2010/wordml" xmlns:w10="urn:schemas-microsoft-com:office:word" xmlns:sl="http://schemas.openxmlformats.org/schemaLibrary/2006/main" xmlns:wpsCustomData="http://www.wps.cn/officeDocument/2013/wpsCustomData" mc:Ignorable="w14">
   <w:docDefaults>
     <w:rPrDefault>
@@ -11497,12 +11704,12 @@
     <w:lsdException w:unhideWhenUsed="0" w:uiPriority="0" w:semiHidden="0" w:name="table of figures"/>
     <w:lsdException w:unhideWhenUsed="0" w:uiPriority="0" w:semiHidden="0" w:name="envelope address"/>
     <w:lsdException w:unhideWhenUsed="0" w:uiPriority="0" w:semiHidden="0" w:name="envelope return"/>
-    <w:lsdException w:qFormat="1" w:uiPriority="99" w:name="footnote reference"/>
+    <w:lsdException w:uiPriority="99" w:name="footnote reference"/>
     <w:lsdException w:unhideWhenUsed="0" w:uiPriority="0" w:semiHidden="0" w:name="annotation reference"/>
     <w:lsdException w:unhideWhenUsed="0" w:uiPriority="0" w:semiHidden="0" w:name="line number"/>
     <w:lsdException w:unhideWhenUsed="0" w:uiPriority="0" w:semiHidden="0" w:name="page number"/>
-    <w:lsdException w:qFormat="1" w:uiPriority="99" w:name="endnote reference"/>
-    <w:lsdException w:qFormat="1" w:uiPriority="99" w:name="endnote text"/>
+    <w:lsdException w:uiPriority="99" w:name="endnote reference"/>
+    <w:lsdException w:uiPriority="99" w:name="endnote text"/>
     <w:lsdException w:unhideWhenUsed="0" w:uiPriority="0" w:semiHidden="0" w:name="table of authorities"/>
     <w:lsdException w:unhideWhenUsed="0" w:uiPriority="0" w:semiHidden="0" w:name="macro"/>
     <w:lsdException w:unhideWhenUsed="0" w:uiPriority="0" w:semiHidden="0" w:name="toa heading"/>
@@ -11544,7 +11751,7 @@
     <w:lsdException w:unhideWhenUsed="0" w:uiPriority="0" w:semiHidden="0" w:name="Body Text Indent 2"/>
     <w:lsdException w:unhideWhenUsed="0" w:uiPriority="0" w:semiHidden="0" w:name="Body Text Indent 3"/>
     <w:lsdException w:unhideWhenUsed="0" w:uiPriority="0" w:semiHidden="0" w:name="Block Text"/>
-    <w:lsdException w:qFormat="1" w:uiPriority="99" w:semiHidden="0" w:name="Hyperlink"/>
+    <w:lsdException w:uiPriority="99" w:semiHidden="0" w:name="Hyperlink"/>
     <w:lsdException w:unhideWhenUsed="0" w:uiPriority="0" w:semiHidden="0" w:name="FollowedHyperlink"/>
     <w:lsdException w:qFormat="1" w:unhideWhenUsed="0" w:uiPriority="0" w:semiHidden="0" w:name="Strong"/>
     <w:lsdException w:qFormat="1" w:unhideWhenUsed="0" w:uiPriority="0" w:semiHidden="0" w:name="Emphasis"/>
@@ -11558,7 +11765,7 @@
     <w:lsdException w:unhideWhenUsed="0" w:uiPriority="0" w:semiHidden="0" w:name="HTML Code"/>
     <w:lsdException w:unhideWhenUsed="0" w:uiPriority="0" w:semiHidden="0" w:name="HTML Definition"/>
     <w:lsdException w:unhideWhenUsed="0" w:uiPriority="0" w:semiHidden="0" w:name="HTML Keyboard"/>
-    <w:lsdException w:qFormat="1" w:unhideWhenUsed="0" w:uiPriority="0" w:semiHidden="0" w:name="HTML Preformatted"/>
+    <w:lsdException w:unhideWhenUsed="0" w:uiPriority="0" w:semiHidden="0" w:name="HTML Preformatted"/>
     <w:lsdException w:unhideWhenUsed="0" w:uiPriority="0" w:semiHidden="0" w:name="HTML Sample"/>
     <w:lsdException w:unhideWhenUsed="0" w:uiPriority="0" w:semiHidden="0" w:name="HTML Typewriter"/>
     <w:lsdException w:unhideWhenUsed="0" w:uiPriority="0" w:semiHidden="0" w:name="HTML Variable"/>
@@ -11820,7 +12027,6 @@
     <w:link w:val="19"/>
     <w:semiHidden/>
     <w:unhideWhenUsed/>
-    <w:qFormat/>
     <w:uiPriority w:val="99"/>
     <w:pPr>
       <w:spacing w:after="0" w:line="240" w:lineRule="auto"/>
@@ -11849,7 +12055,6 @@
   <w:style w:type="paragraph" w:styleId="10">
     <w:name w:val="HTML Preformatted"/>
     <w:basedOn w:val="1"/>
-    <w:qFormat/>
     <w:uiPriority w:val="0"/>
     <w:pPr>
       <w:tabs>
@@ -11894,7 +12099,6 @@
     <w:name w:val="endnote reference"/>
     <w:semiHidden/>
     <w:unhideWhenUsed/>
-    <w:qFormat/>
     <w:uiPriority w:val="99"/>
     <w:rPr>
       <w:vertAlign w:val="superscript"/>
@@ -11903,7 +12107,6 @@
   <w:style w:type="character" w:styleId="15">
     <w:name w:val="Hyperlink"/>
     <w:unhideWhenUsed/>
-    <w:qFormat/>
     <w:uiPriority w:val="99"/>
     <w:rPr>
       <w:color w:val="0563C1"/>
@@ -11914,7 +12117,6 @@
     <w:name w:val="footnote reference"/>
     <w:semiHidden/>
     <w:unhideWhenUsed/>
-    <w:qFormat/>
     <w:uiPriority w:val="99"/>
     <w:rPr>
       <w:vertAlign w:val="superscript"/>
@@ -11946,7 +12148,6 @@
     <w:link w:val="8"/>
     <w:semiHidden/>
     <w:unhideWhenUsed/>
-    <w:qFormat/>
     <w:uiPriority w:val="99"/>
     <w:rPr>
       <w:sz w:val="20"/>
@@ -11956,7 +12157,7 @@
 </w:styles>
 </file>
 
-<file path=word\theme\theme1.xml><?xml version="1.0" encoding="utf-8"?>
+<file path=word/theme/theme1.xml><?xml version="1.0" encoding="utf-8"?>
 <a:theme xmlns:a="http://schemas.openxmlformats.org/drawingml/2006/main" name="Office">
   <a:themeElements>
     <a:clrScheme name="Office">

--- a/projects/contracts/LIVANTO/VerpackG_Bevollmächtigungsvertrag.docx
+++ b/projects/contracts/LIVANTO/VerpackG_Bevollmächtigungsvertrag.docx
@@ -695,7 +695,7 @@
                 <w:sz w:val="21"/>
                 <w:szCs w:val="21"/>
               </w:rPr>
-              <w:t>E-Mail: gesetzl. Vertreter: {legal_representative_en}</w:t>
+              <w:t>gesetzl. Vertreter: {legal_representative_en}</w:t>
             </w:r>
           </w:p>
         </w:tc>
@@ -727,7 +727,7 @@
                 <w:sz w:val="21"/>
                 <w:szCs w:val="21"/>
               </w:rPr>
-              <w:t>电子邮箱：法定代表人：{legal_representative}</w:t>
+              <w:t>法定代表人：{legal_representative}</w:t>
             </w:r>
           </w:p>
         </w:tc>
@@ -777,7 +777,7 @@
                 <w:sz w:val="21"/>
                 <w:szCs w:val="21"/>
               </w:rPr>
-              <w:t>E-Mail: Kontaktperson: {contact_person_en}</w:t>
+              <w:t>Kontaktperson: {contact_person_en}</w:t>
             </w:r>
           </w:p>
         </w:tc>
@@ -809,7 +809,7 @@
                 <w:sz w:val="21"/>
                 <w:szCs w:val="21"/>
               </w:rPr>
-              <w:t>电子邮箱：联系人：{contact_person}</w:t>
+              <w:t>联系人：{contact_person}</w:t>
             </w:r>
           </w:p>
         </w:tc>
@@ -859,7 +859,7 @@
                 <w:sz w:val="21"/>
                 <w:szCs w:val="21"/>
               </w:rPr>
-              <w:t>E-Mail: E-Mail: {contact_email}</w:t>
+              <w:t>E-Mail: {contact_email}</w:t>
             </w:r>
           </w:p>
         </w:tc>
@@ -891,7 +891,7 @@
                 <w:sz w:val="21"/>
                 <w:szCs w:val="21"/>
               </w:rPr>
-              <w:t>电子邮箱：电子邮箱：{contact_email}</w:t>
+              <w:t>电子邮箱：{contact_email}</w:t>
             </w:r>
           </w:p>
         </w:tc>
@@ -941,7 +941,7 @@
                 <w:sz w:val="21"/>
                 <w:szCs w:val="21"/>
               </w:rPr>
-              <w:t>E-Mail: Handynummer: {contact_phone}</w:t>
+              <w:t>Handynummer: {contact_phone}</w:t>
             </w:r>
           </w:p>
         </w:tc>
@@ -973,7 +973,7 @@
                 <w:sz w:val="21"/>
                 <w:szCs w:val="21"/>
               </w:rPr>
-              <w:t>电子邮箱：手机号：{contact_phone}</w:t>
+              <w:t>手机号：{contact_phone}</w:t>
             </w:r>
           </w:p>
         </w:tc>
@@ -1023,7 +1023,7 @@
                 <w:sz w:val="21"/>
                 <w:szCs w:val="21"/>
               </w:rPr>
-              <w:t>E-Mail: WeChat-ID: {wechat_id}</w:t>
+              <w:t>WeChat-ID: {wechat_id}</w:t>
             </w:r>
           </w:p>
         </w:tc>
@@ -1055,7 +1055,7 @@
                 <w:sz w:val="21"/>
                 <w:szCs w:val="21"/>
               </w:rPr>
-              <w:t>电子邮箱：微信号：{wechat_id}</w:t>
+              <w:t>微信号：{wechat_id}</w:t>
             </w:r>
           </w:p>
         </w:tc>

--- a/projects/contracts/LIVANTO/VerpackG_Bevollmächtigungsvertrag.docx
+++ b/projects/contracts/LIVANTO/VerpackG_Bevollmächtigungsvertrag.docx
@@ -3277,16 +3277,6 @@
               <w:t>(5) Der Kunde bestätigt, seinen Herstellerstatus gemäß VerpackG geprüft zu haben. Das Risiko einer Fehlklassifizierung trägt der Kunde. Der Kunde benennt einen Ansprechpartner und stellt sicher, dass Anfragen des Bevollmächtigten innerhalb von 14 Tagen beantwortet werden.</w:t>
             </w:r>
           </w:p>
-          <w:p>
-            <w:r>
-              <w:rPr>
-                <w:rFonts w:ascii="Times New Roman" w:hAnsi="Times New Roman" w:eastAsia="Times New Roman" w:cs="Times New Roman"/>
-                <w:sz w:val="21"/>
-                <w:szCs w:val="21"/>
-              </w:rPr>
-              <w:t>{packaging_items}</w:t>
-            </w:r>
-          </w:p>
         </w:tc>
         <w:tc>
           <w:tcPr>
@@ -9815,6 +9805,16 @@
                 <w:szCs w:val="21"/>
               </w:rPr>
               <w:t>Der Kunde bestätigt die Richtigkeit der vorstehenden Angaben nach bestem Wissen und Gewissen.</w:t>
+            </w:r>
+          </w:p>
+          <w:p>
+            <w:r>
+              <w:rPr>
+                <w:rFonts w:ascii="Times New Roman" w:hAnsi="Times New Roman" w:eastAsia="Times New Roman" w:cs="Times New Roman"/>
+                <w:sz w:val="21"/>
+                <w:szCs w:val="21"/>
+              </w:rPr>
+              <w:t>{packaging_items}</w:t>
             </w:r>
           </w:p>
         </w:tc>

--- a/projects/contracts/LIVANTO/VerpackG_Bevollmächtigungsvertrag.docx
+++ b/projects/contracts/LIVANTO/VerpackG_Bevollmächtigungsvertrag.docx
@@ -9162,532 +9162,7 @@
                 <w:sz w:val="18"/>
                 <w:szCs w:val="18"/>
               </w:rPr>
-              <w:t>Glas / 玻璃</w:t>
-            </w:r>
-          </w:p>
-        </w:tc>
-        <w:tc>
-          <w:tcPr>
-            <w:tcW w:w="1000" w:type="dxa"/>
-            <w:tcMar>
-              <w:top w:w="30" w:type="dxa"/>
-              <w:left w:w="50" w:type="dxa"/>
-              <w:bottom w:w="30" w:type="dxa"/>
-              <w:right w:w="50" w:type="dxa"/>
-            </w:tcMar>
-          </w:tcPr>
-          <w:p/>
-        </w:tc>
-        <w:tc>
-          <w:tcPr>
-            <w:tcW w:w="2200" w:type="dxa"/>
-            <w:tcMar>
-              <w:top w:w="30" w:type="dxa"/>
-              <w:left w:w="50" w:type="dxa"/>
-              <w:bottom w:w="30" w:type="dxa"/>
-              <w:right w:w="50" w:type="dxa"/>
-            </w:tcMar>
-          </w:tcPr>
-          <w:p/>
-        </w:tc>
-        <w:tc>
-          <w:tcPr>
-            <w:tcW w:w="3955" w:type="dxa"/>
-            <w:tcMar>
-              <w:top w:w="30" w:type="dxa"/>
-              <w:left w:w="50" w:type="dxa"/>
-              <w:bottom w:w="30" w:type="dxa"/>
-              <w:right w:w="50" w:type="dxa"/>
-            </w:tcMar>
-          </w:tcPr>
-          <w:p/>
-        </w:tc>
-      </w:tr>
-      <w:tr>
-        <w:tblPrEx>
-          <w:tblBorders>
-            <w:top w:val="single" w:color="auto" w:sz="4" w:space="0"/>
-            <w:left w:val="single" w:color="auto" w:sz="4" w:space="0"/>
-            <w:bottom w:val="single" w:color="auto" w:sz="4" w:space="0"/>
-            <w:right w:val="single" w:color="auto" w:sz="4" w:space="0"/>
-            <w:insideH w:val="single" w:color="auto" w:sz="4" w:space="0"/>
-            <w:insideV w:val="single" w:color="auto" w:sz="4" w:space="0"/>
-          </w:tblBorders>
-          <w:tblCellMar>
-            <w:top w:w="0" w:type="dxa"/>
-            <w:left w:w="10" w:type="dxa"/>
-            <w:bottom w:w="0" w:type="dxa"/>
-            <w:right w:w="10" w:type="dxa"/>
-          </w:tblCellMar>
-        </w:tblPrEx>
-        <w:tc>
-          <w:tcPr>
-            <w:tcW w:w="2600" w:type="dxa"/>
-            <w:tcMar>
-              <w:top w:w="30" w:type="dxa"/>
-              <w:left w:w="50" w:type="dxa"/>
-              <w:bottom w:w="30" w:type="dxa"/>
-              <w:right w:w="50" w:type="dxa"/>
-            </w:tcMar>
-          </w:tcPr>
-          <w:p>
-            <w:r>
-              <w:rPr>
-                <w:rFonts w:ascii="Times New Roman" w:hAnsi="Times New Roman" w:eastAsia="Times New Roman" w:cs="Times New Roman"/>
-                <w:sz w:val="18"/>
-                <w:szCs w:val="18"/>
-              </w:rPr>
-              <w:t>Papier/Pappe/Karton / 纸/纸板/纸箱</w:t>
-            </w:r>
-          </w:p>
-        </w:tc>
-        <w:tc>
-          <w:tcPr>
-            <w:tcW w:w="1000" w:type="dxa"/>
-            <w:tcMar>
-              <w:top w:w="30" w:type="dxa"/>
-              <w:left w:w="50" w:type="dxa"/>
-              <w:bottom w:w="30" w:type="dxa"/>
-              <w:right w:w="50" w:type="dxa"/>
-            </w:tcMar>
-          </w:tcPr>
-          <w:p/>
-        </w:tc>
-        <w:tc>
-          <w:tcPr>
-            <w:tcW w:w="2200" w:type="dxa"/>
-            <w:tcMar>
-              <w:top w:w="30" w:type="dxa"/>
-              <w:left w:w="50" w:type="dxa"/>
-              <w:bottom w:w="30" w:type="dxa"/>
-              <w:right w:w="50" w:type="dxa"/>
-            </w:tcMar>
-          </w:tcPr>
-          <w:p/>
-        </w:tc>
-        <w:tc>
-          <w:tcPr>
-            <w:tcW w:w="3955" w:type="dxa"/>
-            <w:tcMar>
-              <w:top w:w="30" w:type="dxa"/>
-              <w:left w:w="50" w:type="dxa"/>
-              <w:bottom w:w="30" w:type="dxa"/>
-              <w:right w:w="50" w:type="dxa"/>
-            </w:tcMar>
-          </w:tcPr>
-          <w:p/>
-        </w:tc>
-      </w:tr>
-      <w:tr>
-        <w:tblPrEx>
-          <w:tblBorders>
-            <w:top w:val="single" w:color="auto" w:sz="4" w:space="0"/>
-            <w:left w:val="single" w:color="auto" w:sz="4" w:space="0"/>
-            <w:bottom w:val="single" w:color="auto" w:sz="4" w:space="0"/>
-            <w:right w:val="single" w:color="auto" w:sz="4" w:space="0"/>
-            <w:insideH w:val="single" w:color="auto" w:sz="4" w:space="0"/>
-            <w:insideV w:val="single" w:color="auto" w:sz="4" w:space="0"/>
-          </w:tblBorders>
-          <w:tblCellMar>
-            <w:top w:w="0" w:type="dxa"/>
-            <w:left w:w="10" w:type="dxa"/>
-            <w:bottom w:w="0" w:type="dxa"/>
-            <w:right w:w="10" w:type="dxa"/>
-          </w:tblCellMar>
-        </w:tblPrEx>
-        <w:tc>
-          <w:tcPr>
-            <w:tcW w:w="2600" w:type="dxa"/>
-            <w:tcMar>
-              <w:top w:w="30" w:type="dxa"/>
-              <w:left w:w="50" w:type="dxa"/>
-              <w:bottom w:w="30" w:type="dxa"/>
-              <w:right w:w="50" w:type="dxa"/>
-            </w:tcMar>
-          </w:tcPr>
-          <w:p>
-            <w:r>
-              <w:rPr>
-                <w:rFonts w:ascii="Times New Roman" w:hAnsi="Times New Roman" w:eastAsia="Times New Roman" w:cs="Times New Roman"/>
-                <w:sz w:val="18"/>
-                <w:szCs w:val="18"/>
-              </w:rPr>
-              <w:t>Eisenmetalle / 黑色金属</w:t>
-            </w:r>
-          </w:p>
-        </w:tc>
-        <w:tc>
-          <w:tcPr>
-            <w:tcW w:w="1000" w:type="dxa"/>
-            <w:tcMar>
-              <w:top w:w="30" w:type="dxa"/>
-              <w:left w:w="50" w:type="dxa"/>
-              <w:bottom w:w="30" w:type="dxa"/>
-              <w:right w:w="50" w:type="dxa"/>
-            </w:tcMar>
-          </w:tcPr>
-          <w:p/>
-        </w:tc>
-        <w:tc>
-          <w:tcPr>
-            <w:tcW w:w="2200" w:type="dxa"/>
-            <w:tcMar>
-              <w:top w:w="30" w:type="dxa"/>
-              <w:left w:w="50" w:type="dxa"/>
-              <w:bottom w:w="30" w:type="dxa"/>
-              <w:right w:w="50" w:type="dxa"/>
-            </w:tcMar>
-          </w:tcPr>
-          <w:p/>
-        </w:tc>
-        <w:tc>
-          <w:tcPr>
-            <w:tcW w:w="3955" w:type="dxa"/>
-            <w:tcMar>
-              <w:top w:w="30" w:type="dxa"/>
-              <w:left w:w="50" w:type="dxa"/>
-              <w:bottom w:w="30" w:type="dxa"/>
-              <w:right w:w="50" w:type="dxa"/>
-            </w:tcMar>
-          </w:tcPr>
-          <w:p/>
-        </w:tc>
-      </w:tr>
-      <w:tr>
-        <w:tblPrEx>
-          <w:tblBorders>
-            <w:top w:val="single" w:color="auto" w:sz="4" w:space="0"/>
-            <w:left w:val="single" w:color="auto" w:sz="4" w:space="0"/>
-            <w:bottom w:val="single" w:color="auto" w:sz="4" w:space="0"/>
-            <w:right w:val="single" w:color="auto" w:sz="4" w:space="0"/>
-            <w:insideH w:val="single" w:color="auto" w:sz="4" w:space="0"/>
-            <w:insideV w:val="single" w:color="auto" w:sz="4" w:space="0"/>
-          </w:tblBorders>
-          <w:tblCellMar>
-            <w:top w:w="0" w:type="dxa"/>
-            <w:left w:w="10" w:type="dxa"/>
-            <w:bottom w:w="0" w:type="dxa"/>
-            <w:right w:w="10" w:type="dxa"/>
-          </w:tblCellMar>
-        </w:tblPrEx>
-        <w:tc>
-          <w:tcPr>
-            <w:tcW w:w="2600" w:type="dxa"/>
-            <w:tcMar>
-              <w:top w:w="30" w:type="dxa"/>
-              <w:left w:w="50" w:type="dxa"/>
-              <w:bottom w:w="30" w:type="dxa"/>
-              <w:right w:w="50" w:type="dxa"/>
-            </w:tcMar>
-          </w:tcPr>
-          <w:p>
-            <w:r>
-              <w:rPr>
-                <w:rFonts w:ascii="Times New Roman" w:hAnsi="Times New Roman" w:eastAsia="Times New Roman" w:cs="Times New Roman"/>
-                <w:sz w:val="18"/>
-                <w:szCs w:val="18"/>
-              </w:rPr>
-              <w:t>Aluminium / 铝</w:t>
-            </w:r>
-          </w:p>
-        </w:tc>
-        <w:tc>
-          <w:tcPr>
-            <w:tcW w:w="1000" w:type="dxa"/>
-            <w:tcMar>
-              <w:top w:w="30" w:type="dxa"/>
-              <w:left w:w="50" w:type="dxa"/>
-              <w:bottom w:w="30" w:type="dxa"/>
-              <w:right w:w="50" w:type="dxa"/>
-            </w:tcMar>
-          </w:tcPr>
-          <w:p/>
-        </w:tc>
-        <w:tc>
-          <w:tcPr>
-            <w:tcW w:w="2200" w:type="dxa"/>
-            <w:tcMar>
-              <w:top w:w="30" w:type="dxa"/>
-              <w:left w:w="50" w:type="dxa"/>
-              <w:bottom w:w="30" w:type="dxa"/>
-              <w:right w:w="50" w:type="dxa"/>
-            </w:tcMar>
-          </w:tcPr>
-          <w:p/>
-        </w:tc>
-        <w:tc>
-          <w:tcPr>
-            <w:tcW w:w="3955" w:type="dxa"/>
-            <w:tcMar>
-              <w:top w:w="30" w:type="dxa"/>
-              <w:left w:w="50" w:type="dxa"/>
-              <w:bottom w:w="30" w:type="dxa"/>
-              <w:right w:w="50" w:type="dxa"/>
-            </w:tcMar>
-          </w:tcPr>
-          <w:p/>
-        </w:tc>
-      </w:tr>
-      <w:tr>
-        <w:tblPrEx>
-          <w:tblBorders>
-            <w:top w:val="single" w:color="auto" w:sz="4" w:space="0"/>
-            <w:left w:val="single" w:color="auto" w:sz="4" w:space="0"/>
-            <w:bottom w:val="single" w:color="auto" w:sz="4" w:space="0"/>
-            <w:right w:val="single" w:color="auto" w:sz="4" w:space="0"/>
-            <w:insideH w:val="single" w:color="auto" w:sz="4" w:space="0"/>
-            <w:insideV w:val="single" w:color="auto" w:sz="4" w:space="0"/>
-          </w:tblBorders>
-          <w:tblCellMar>
-            <w:top w:w="0" w:type="dxa"/>
-            <w:left w:w="10" w:type="dxa"/>
-            <w:bottom w:w="0" w:type="dxa"/>
-            <w:right w:w="10" w:type="dxa"/>
-          </w:tblCellMar>
-        </w:tblPrEx>
-        <w:tc>
-          <w:tcPr>
-            <w:tcW w:w="2600" w:type="dxa"/>
-            <w:tcMar>
-              <w:top w:w="30" w:type="dxa"/>
-              <w:left w:w="50" w:type="dxa"/>
-              <w:bottom w:w="30" w:type="dxa"/>
-              <w:right w:w="50" w:type="dxa"/>
-            </w:tcMar>
-          </w:tcPr>
-          <w:p>
-            <w:r>
-              <w:rPr>
-                <w:rFonts w:ascii="Times New Roman" w:hAnsi="Times New Roman" w:eastAsia="Times New Roman" w:cs="Times New Roman"/>
-                <w:sz w:val="18"/>
-                <w:szCs w:val="18"/>
-              </w:rPr>
-              <w:t>Kunststoffe / 塑料</w:t>
-            </w:r>
-          </w:p>
-        </w:tc>
-        <w:tc>
-          <w:tcPr>
-            <w:tcW w:w="1000" w:type="dxa"/>
-            <w:tcMar>
-              <w:top w:w="30" w:type="dxa"/>
-              <w:left w:w="50" w:type="dxa"/>
-              <w:bottom w:w="30" w:type="dxa"/>
-              <w:right w:w="50" w:type="dxa"/>
-            </w:tcMar>
-          </w:tcPr>
-          <w:p/>
-        </w:tc>
-        <w:tc>
-          <w:tcPr>
-            <w:tcW w:w="2200" w:type="dxa"/>
-            <w:tcMar>
-              <w:top w:w="30" w:type="dxa"/>
-              <w:left w:w="50" w:type="dxa"/>
-              <w:bottom w:w="30" w:type="dxa"/>
-              <w:right w:w="50" w:type="dxa"/>
-            </w:tcMar>
-          </w:tcPr>
-          <w:p/>
-        </w:tc>
-        <w:tc>
-          <w:tcPr>
-            <w:tcW w:w="3955" w:type="dxa"/>
-            <w:tcMar>
-              <w:top w:w="30" w:type="dxa"/>
-              <w:left w:w="50" w:type="dxa"/>
-              <w:bottom w:w="30" w:type="dxa"/>
-              <w:right w:w="50" w:type="dxa"/>
-            </w:tcMar>
-          </w:tcPr>
-          <w:p/>
-        </w:tc>
-      </w:tr>
-      <w:tr>
-        <w:tblPrEx>
-          <w:tblBorders>
-            <w:top w:val="single" w:color="auto" w:sz="4" w:space="0"/>
-            <w:left w:val="single" w:color="auto" w:sz="4" w:space="0"/>
-            <w:bottom w:val="single" w:color="auto" w:sz="4" w:space="0"/>
-            <w:right w:val="single" w:color="auto" w:sz="4" w:space="0"/>
-            <w:insideH w:val="single" w:color="auto" w:sz="4" w:space="0"/>
-            <w:insideV w:val="single" w:color="auto" w:sz="4" w:space="0"/>
-          </w:tblBorders>
-          <w:tblCellMar>
-            <w:top w:w="0" w:type="dxa"/>
-            <w:left w:w="10" w:type="dxa"/>
-            <w:bottom w:w="0" w:type="dxa"/>
-            <w:right w:w="10" w:type="dxa"/>
-          </w:tblCellMar>
-        </w:tblPrEx>
-        <w:tc>
-          <w:tcPr>
-            <w:tcW w:w="2600" w:type="dxa"/>
-            <w:tcMar>
-              <w:top w:w="30" w:type="dxa"/>
-              <w:left w:w="50" w:type="dxa"/>
-              <w:bottom w:w="30" w:type="dxa"/>
-              <w:right w:w="50" w:type="dxa"/>
-            </w:tcMar>
-          </w:tcPr>
-          <w:p>
-            <w:r>
-              <w:rPr>
-                <w:rFonts w:ascii="Times New Roman" w:hAnsi="Times New Roman" w:eastAsia="Times New Roman" w:cs="Times New Roman"/>
-                <w:sz w:val="18"/>
-                <w:szCs w:val="18"/>
-              </w:rPr>
-              <w:t>Verbunde / 复合材料</w:t>
-            </w:r>
-          </w:p>
-        </w:tc>
-        <w:tc>
-          <w:tcPr>
-            <w:tcW w:w="1000" w:type="dxa"/>
-            <w:tcMar>
-              <w:top w:w="30" w:type="dxa"/>
-              <w:left w:w="50" w:type="dxa"/>
-              <w:bottom w:w="30" w:type="dxa"/>
-              <w:right w:w="50" w:type="dxa"/>
-            </w:tcMar>
-          </w:tcPr>
-          <w:p/>
-        </w:tc>
-        <w:tc>
-          <w:tcPr>
-            <w:tcW w:w="2200" w:type="dxa"/>
-            <w:tcMar>
-              <w:top w:w="30" w:type="dxa"/>
-              <w:left w:w="50" w:type="dxa"/>
-              <w:bottom w:w="30" w:type="dxa"/>
-              <w:right w:w="50" w:type="dxa"/>
-            </w:tcMar>
-          </w:tcPr>
-          <w:p/>
-        </w:tc>
-        <w:tc>
-          <w:tcPr>
-            <w:tcW w:w="3955" w:type="dxa"/>
-            <w:tcMar>
-              <w:top w:w="30" w:type="dxa"/>
-              <w:left w:w="50" w:type="dxa"/>
-              <w:bottom w:w="30" w:type="dxa"/>
-              <w:right w:w="50" w:type="dxa"/>
-            </w:tcMar>
-          </w:tcPr>
-          <w:p/>
-        </w:tc>
-      </w:tr>
-      <w:tr>
-        <w:tblPrEx>
-          <w:tblBorders>
-            <w:top w:val="single" w:color="auto" w:sz="4" w:space="0"/>
-            <w:left w:val="single" w:color="auto" w:sz="4" w:space="0"/>
-            <w:bottom w:val="single" w:color="auto" w:sz="4" w:space="0"/>
-            <w:right w:val="single" w:color="auto" w:sz="4" w:space="0"/>
-            <w:insideH w:val="single" w:color="auto" w:sz="4" w:space="0"/>
-            <w:insideV w:val="single" w:color="auto" w:sz="4" w:space="0"/>
-          </w:tblBorders>
-          <w:tblCellMar>
-            <w:top w:w="0" w:type="dxa"/>
-            <w:left w:w="10" w:type="dxa"/>
-            <w:bottom w:w="0" w:type="dxa"/>
-            <w:right w:w="10" w:type="dxa"/>
-          </w:tblCellMar>
-        </w:tblPrEx>
-        <w:tc>
-          <w:tcPr>
-            <w:tcW w:w="2600" w:type="dxa"/>
-            <w:tcMar>
-              <w:top w:w="30" w:type="dxa"/>
-              <w:left w:w="50" w:type="dxa"/>
-              <w:bottom w:w="30" w:type="dxa"/>
-              <w:right w:w="50" w:type="dxa"/>
-            </w:tcMar>
-          </w:tcPr>
-          <w:p>
-            <w:r>
-              <w:rPr>
-                <w:rFonts w:ascii="Times New Roman" w:hAnsi="Times New Roman" w:eastAsia="Times New Roman" w:cs="Times New Roman"/>
-                <w:sz w:val="18"/>
-                <w:szCs w:val="18"/>
-              </w:rPr>
-              <w:t>Getränkekarton / 饮料纸盒</w:t>
-            </w:r>
-          </w:p>
-        </w:tc>
-        <w:tc>
-          <w:tcPr>
-            <w:tcW w:w="1000" w:type="dxa"/>
-            <w:tcMar>
-              <w:top w:w="30" w:type="dxa"/>
-              <w:left w:w="50" w:type="dxa"/>
-              <w:bottom w:w="30" w:type="dxa"/>
-              <w:right w:w="50" w:type="dxa"/>
-            </w:tcMar>
-          </w:tcPr>
-          <w:p/>
-        </w:tc>
-        <w:tc>
-          <w:tcPr>
-            <w:tcW w:w="2200" w:type="dxa"/>
-            <w:tcMar>
-              <w:top w:w="30" w:type="dxa"/>
-              <w:left w:w="50" w:type="dxa"/>
-              <w:bottom w:w="30" w:type="dxa"/>
-              <w:right w:w="50" w:type="dxa"/>
-            </w:tcMar>
-          </w:tcPr>
-          <w:p/>
-        </w:tc>
-        <w:tc>
-          <w:tcPr>
-            <w:tcW w:w="3955" w:type="dxa"/>
-            <w:tcMar>
-              <w:top w:w="30" w:type="dxa"/>
-              <w:left w:w="50" w:type="dxa"/>
-              <w:bottom w:w="30" w:type="dxa"/>
-              <w:right w:w="50" w:type="dxa"/>
-            </w:tcMar>
-          </w:tcPr>
-          <w:p/>
-        </w:tc>
-      </w:tr>
-      <w:tr>
-        <w:tblPrEx>
-          <w:tblBorders>
-            <w:top w:val="single" w:color="auto" w:sz="4" w:space="0"/>
-            <w:left w:val="single" w:color="auto" w:sz="4" w:space="0"/>
-            <w:bottom w:val="single" w:color="auto" w:sz="4" w:space="0"/>
-            <w:right w:val="single" w:color="auto" w:sz="4" w:space="0"/>
-            <w:insideH w:val="single" w:color="auto" w:sz="4" w:space="0"/>
-            <w:insideV w:val="single" w:color="auto" w:sz="4" w:space="0"/>
-          </w:tblBorders>
-          <w:tblCellMar>
-            <w:top w:w="0" w:type="dxa"/>
-            <w:left w:w="10" w:type="dxa"/>
-            <w:bottom w:w="0" w:type="dxa"/>
-            <w:right w:w="10" w:type="dxa"/>
-          </w:tblCellMar>
-        </w:tblPrEx>
-        <w:tc>
-          <w:tcPr>
-            <w:tcW w:w="2600" w:type="dxa"/>
-            <w:tcMar>
-              <w:top w:w="30" w:type="dxa"/>
-              <w:left w:w="50" w:type="dxa"/>
-              <w:bottom w:w="30" w:type="dxa"/>
-              <w:right w:w="50" w:type="dxa"/>
-            </w:tcMar>
-          </w:tcPr>
-          <w:p>
-            <w:r>
-              <w:rPr>
-                <w:rFonts w:ascii="Times New Roman" w:hAnsi="Times New Roman" w:eastAsia="Times New Roman" w:cs="Times New Roman"/>
-                <w:sz w:val="18"/>
-                <w:szCs w:val="18"/>
-              </w:rPr>
-              <w:t>Sonstige / 其他</w:t>
+              <w:t>{packaging_items}</w:t>
             </w:r>
           </w:p>
         </w:tc>
@@ -9805,16 +9280,6 @@
                 <w:szCs w:val="21"/>
               </w:rPr>
               <w:t>Der Kunde bestätigt die Richtigkeit der vorstehenden Angaben nach bestem Wissen und Gewissen.</w:t>
-            </w:r>
-          </w:p>
-          <w:p>
-            <w:r>
-              <w:rPr>
-                <w:rFonts w:ascii="Times New Roman" w:hAnsi="Times New Roman" w:eastAsia="Times New Roman" w:cs="Times New Roman"/>
-                <w:sz w:val="21"/>
-                <w:szCs w:val="21"/>
-              </w:rPr>
-              <w:t>{packaging_items}</w:t>
             </w:r>
           </w:p>
         </w:tc>

--- a/projects/contracts/LIVANTO/VerpackG_Bevollmächtigungsvertrag.docx
+++ b/projects/contracts/LIVANTO/VerpackG_Bevollmächtigungsvertrag.docx
@@ -9162,7 +9162,532 @@
                 <w:sz w:val="18"/>
                 <w:szCs w:val="18"/>
               </w:rPr>
-              <w:t>{packaging_items}</w:t>
+              <w:t>Glas / 玻璃</w:t>
+            </w:r>
+          </w:p>
+        </w:tc>
+        <w:tc>
+          <w:tcPr>
+            <w:tcW w:w="1000" w:type="dxa"/>
+            <w:tcMar>
+              <w:top w:w="30" w:type="dxa"/>
+              <w:left w:w="50" w:type="dxa"/>
+              <w:bottom w:w="30" w:type="dxa"/>
+              <w:right w:w="50" w:type="dxa"/>
+            </w:tcMar>
+          </w:tcPr>
+          <w:p/>
+        </w:tc>
+        <w:tc>
+          <w:tcPr>
+            <w:tcW w:w="2200" w:type="dxa"/>
+            <w:tcMar>
+              <w:top w:w="30" w:type="dxa"/>
+              <w:left w:w="50" w:type="dxa"/>
+              <w:bottom w:w="30" w:type="dxa"/>
+              <w:right w:w="50" w:type="dxa"/>
+            </w:tcMar>
+          </w:tcPr>
+          <w:p/>
+        </w:tc>
+        <w:tc>
+          <w:tcPr>
+            <w:tcW w:w="3955" w:type="dxa"/>
+            <w:tcMar>
+              <w:top w:w="30" w:type="dxa"/>
+              <w:left w:w="50" w:type="dxa"/>
+              <w:bottom w:w="30" w:type="dxa"/>
+              <w:right w:w="50" w:type="dxa"/>
+            </w:tcMar>
+          </w:tcPr>
+          <w:p/>
+        </w:tc>
+      </w:tr>
+      <w:tr>
+        <w:tblPrEx>
+          <w:tblBorders>
+            <w:top w:val="single" w:color="auto" w:sz="4" w:space="0"/>
+            <w:left w:val="single" w:color="auto" w:sz="4" w:space="0"/>
+            <w:bottom w:val="single" w:color="auto" w:sz="4" w:space="0"/>
+            <w:right w:val="single" w:color="auto" w:sz="4" w:space="0"/>
+            <w:insideH w:val="single" w:color="auto" w:sz="4" w:space="0"/>
+            <w:insideV w:val="single" w:color="auto" w:sz="4" w:space="0"/>
+          </w:tblBorders>
+          <w:tblCellMar>
+            <w:top w:w="0" w:type="dxa"/>
+            <w:left w:w="10" w:type="dxa"/>
+            <w:bottom w:w="0" w:type="dxa"/>
+            <w:right w:w="10" w:type="dxa"/>
+          </w:tblCellMar>
+        </w:tblPrEx>
+        <w:tc>
+          <w:tcPr>
+            <w:tcW w:w="2600" w:type="dxa"/>
+            <w:tcMar>
+              <w:top w:w="30" w:type="dxa"/>
+              <w:left w:w="50" w:type="dxa"/>
+              <w:bottom w:w="30" w:type="dxa"/>
+              <w:right w:w="50" w:type="dxa"/>
+            </w:tcMar>
+          </w:tcPr>
+          <w:p>
+            <w:r>
+              <w:rPr>
+                <w:rFonts w:ascii="Times New Roman" w:hAnsi="Times New Roman" w:eastAsia="Times New Roman" w:cs="Times New Roman"/>
+                <w:sz w:val="18"/>
+                <w:szCs w:val="18"/>
+              </w:rPr>
+              <w:t>Papier/Pappe/Karton / 纸/纸板/纸箱</w:t>
+            </w:r>
+          </w:p>
+        </w:tc>
+        <w:tc>
+          <w:tcPr>
+            <w:tcW w:w="1000" w:type="dxa"/>
+            <w:tcMar>
+              <w:top w:w="30" w:type="dxa"/>
+              <w:left w:w="50" w:type="dxa"/>
+              <w:bottom w:w="30" w:type="dxa"/>
+              <w:right w:w="50" w:type="dxa"/>
+            </w:tcMar>
+          </w:tcPr>
+          <w:p/>
+        </w:tc>
+        <w:tc>
+          <w:tcPr>
+            <w:tcW w:w="2200" w:type="dxa"/>
+            <w:tcMar>
+              <w:top w:w="30" w:type="dxa"/>
+              <w:left w:w="50" w:type="dxa"/>
+              <w:bottom w:w="30" w:type="dxa"/>
+              <w:right w:w="50" w:type="dxa"/>
+            </w:tcMar>
+          </w:tcPr>
+          <w:p/>
+        </w:tc>
+        <w:tc>
+          <w:tcPr>
+            <w:tcW w:w="3955" w:type="dxa"/>
+            <w:tcMar>
+              <w:top w:w="30" w:type="dxa"/>
+              <w:left w:w="50" w:type="dxa"/>
+              <w:bottom w:w="30" w:type="dxa"/>
+              <w:right w:w="50" w:type="dxa"/>
+            </w:tcMar>
+          </w:tcPr>
+          <w:p/>
+        </w:tc>
+      </w:tr>
+      <w:tr>
+        <w:tblPrEx>
+          <w:tblBorders>
+            <w:top w:val="single" w:color="auto" w:sz="4" w:space="0"/>
+            <w:left w:val="single" w:color="auto" w:sz="4" w:space="0"/>
+            <w:bottom w:val="single" w:color="auto" w:sz="4" w:space="0"/>
+            <w:right w:val="single" w:color="auto" w:sz="4" w:space="0"/>
+            <w:insideH w:val="single" w:color="auto" w:sz="4" w:space="0"/>
+            <w:insideV w:val="single" w:color="auto" w:sz="4" w:space="0"/>
+          </w:tblBorders>
+          <w:tblCellMar>
+            <w:top w:w="0" w:type="dxa"/>
+            <w:left w:w="10" w:type="dxa"/>
+            <w:bottom w:w="0" w:type="dxa"/>
+            <w:right w:w="10" w:type="dxa"/>
+          </w:tblCellMar>
+        </w:tblPrEx>
+        <w:tc>
+          <w:tcPr>
+            <w:tcW w:w="2600" w:type="dxa"/>
+            <w:tcMar>
+              <w:top w:w="30" w:type="dxa"/>
+              <w:left w:w="50" w:type="dxa"/>
+              <w:bottom w:w="30" w:type="dxa"/>
+              <w:right w:w="50" w:type="dxa"/>
+            </w:tcMar>
+          </w:tcPr>
+          <w:p>
+            <w:r>
+              <w:rPr>
+                <w:rFonts w:ascii="Times New Roman" w:hAnsi="Times New Roman" w:eastAsia="Times New Roman" w:cs="Times New Roman"/>
+                <w:sz w:val="18"/>
+                <w:szCs w:val="18"/>
+              </w:rPr>
+              <w:t>Eisenmetalle / 黑色金属</w:t>
+            </w:r>
+          </w:p>
+        </w:tc>
+        <w:tc>
+          <w:tcPr>
+            <w:tcW w:w="1000" w:type="dxa"/>
+            <w:tcMar>
+              <w:top w:w="30" w:type="dxa"/>
+              <w:left w:w="50" w:type="dxa"/>
+              <w:bottom w:w="30" w:type="dxa"/>
+              <w:right w:w="50" w:type="dxa"/>
+            </w:tcMar>
+          </w:tcPr>
+          <w:p/>
+        </w:tc>
+        <w:tc>
+          <w:tcPr>
+            <w:tcW w:w="2200" w:type="dxa"/>
+            <w:tcMar>
+              <w:top w:w="30" w:type="dxa"/>
+              <w:left w:w="50" w:type="dxa"/>
+              <w:bottom w:w="30" w:type="dxa"/>
+              <w:right w:w="50" w:type="dxa"/>
+            </w:tcMar>
+          </w:tcPr>
+          <w:p/>
+        </w:tc>
+        <w:tc>
+          <w:tcPr>
+            <w:tcW w:w="3955" w:type="dxa"/>
+            <w:tcMar>
+              <w:top w:w="30" w:type="dxa"/>
+              <w:left w:w="50" w:type="dxa"/>
+              <w:bottom w:w="30" w:type="dxa"/>
+              <w:right w:w="50" w:type="dxa"/>
+            </w:tcMar>
+          </w:tcPr>
+          <w:p/>
+        </w:tc>
+      </w:tr>
+      <w:tr>
+        <w:tblPrEx>
+          <w:tblBorders>
+            <w:top w:val="single" w:color="auto" w:sz="4" w:space="0"/>
+            <w:left w:val="single" w:color="auto" w:sz="4" w:space="0"/>
+            <w:bottom w:val="single" w:color="auto" w:sz="4" w:space="0"/>
+            <w:right w:val="single" w:color="auto" w:sz="4" w:space="0"/>
+            <w:insideH w:val="single" w:color="auto" w:sz="4" w:space="0"/>
+            <w:insideV w:val="single" w:color="auto" w:sz="4" w:space="0"/>
+          </w:tblBorders>
+          <w:tblCellMar>
+            <w:top w:w="0" w:type="dxa"/>
+            <w:left w:w="10" w:type="dxa"/>
+            <w:bottom w:w="0" w:type="dxa"/>
+            <w:right w:w="10" w:type="dxa"/>
+          </w:tblCellMar>
+        </w:tblPrEx>
+        <w:tc>
+          <w:tcPr>
+            <w:tcW w:w="2600" w:type="dxa"/>
+            <w:tcMar>
+              <w:top w:w="30" w:type="dxa"/>
+              <w:left w:w="50" w:type="dxa"/>
+              <w:bottom w:w="30" w:type="dxa"/>
+              <w:right w:w="50" w:type="dxa"/>
+            </w:tcMar>
+          </w:tcPr>
+          <w:p>
+            <w:r>
+              <w:rPr>
+                <w:rFonts w:ascii="Times New Roman" w:hAnsi="Times New Roman" w:eastAsia="Times New Roman" w:cs="Times New Roman"/>
+                <w:sz w:val="18"/>
+                <w:szCs w:val="18"/>
+              </w:rPr>
+              <w:t>Aluminium / 铝</w:t>
+            </w:r>
+          </w:p>
+        </w:tc>
+        <w:tc>
+          <w:tcPr>
+            <w:tcW w:w="1000" w:type="dxa"/>
+            <w:tcMar>
+              <w:top w:w="30" w:type="dxa"/>
+              <w:left w:w="50" w:type="dxa"/>
+              <w:bottom w:w="30" w:type="dxa"/>
+              <w:right w:w="50" w:type="dxa"/>
+            </w:tcMar>
+          </w:tcPr>
+          <w:p/>
+        </w:tc>
+        <w:tc>
+          <w:tcPr>
+            <w:tcW w:w="2200" w:type="dxa"/>
+            <w:tcMar>
+              <w:top w:w="30" w:type="dxa"/>
+              <w:left w:w="50" w:type="dxa"/>
+              <w:bottom w:w="30" w:type="dxa"/>
+              <w:right w:w="50" w:type="dxa"/>
+            </w:tcMar>
+          </w:tcPr>
+          <w:p/>
+        </w:tc>
+        <w:tc>
+          <w:tcPr>
+            <w:tcW w:w="3955" w:type="dxa"/>
+            <w:tcMar>
+              <w:top w:w="30" w:type="dxa"/>
+              <w:left w:w="50" w:type="dxa"/>
+              <w:bottom w:w="30" w:type="dxa"/>
+              <w:right w:w="50" w:type="dxa"/>
+            </w:tcMar>
+          </w:tcPr>
+          <w:p/>
+        </w:tc>
+      </w:tr>
+      <w:tr>
+        <w:tblPrEx>
+          <w:tblBorders>
+            <w:top w:val="single" w:color="auto" w:sz="4" w:space="0"/>
+            <w:left w:val="single" w:color="auto" w:sz="4" w:space="0"/>
+            <w:bottom w:val="single" w:color="auto" w:sz="4" w:space="0"/>
+            <w:right w:val="single" w:color="auto" w:sz="4" w:space="0"/>
+            <w:insideH w:val="single" w:color="auto" w:sz="4" w:space="0"/>
+            <w:insideV w:val="single" w:color="auto" w:sz="4" w:space="0"/>
+          </w:tblBorders>
+          <w:tblCellMar>
+            <w:top w:w="0" w:type="dxa"/>
+            <w:left w:w="10" w:type="dxa"/>
+            <w:bottom w:w="0" w:type="dxa"/>
+            <w:right w:w="10" w:type="dxa"/>
+          </w:tblCellMar>
+        </w:tblPrEx>
+        <w:tc>
+          <w:tcPr>
+            <w:tcW w:w="2600" w:type="dxa"/>
+            <w:tcMar>
+              <w:top w:w="30" w:type="dxa"/>
+              <w:left w:w="50" w:type="dxa"/>
+              <w:bottom w:w="30" w:type="dxa"/>
+              <w:right w:w="50" w:type="dxa"/>
+            </w:tcMar>
+          </w:tcPr>
+          <w:p>
+            <w:r>
+              <w:rPr>
+                <w:rFonts w:ascii="Times New Roman" w:hAnsi="Times New Roman" w:eastAsia="Times New Roman" w:cs="Times New Roman"/>
+                <w:sz w:val="18"/>
+                <w:szCs w:val="18"/>
+              </w:rPr>
+              <w:t>Kunststoffe / 塑料</w:t>
+            </w:r>
+          </w:p>
+        </w:tc>
+        <w:tc>
+          <w:tcPr>
+            <w:tcW w:w="1000" w:type="dxa"/>
+            <w:tcMar>
+              <w:top w:w="30" w:type="dxa"/>
+              <w:left w:w="50" w:type="dxa"/>
+              <w:bottom w:w="30" w:type="dxa"/>
+              <w:right w:w="50" w:type="dxa"/>
+            </w:tcMar>
+          </w:tcPr>
+          <w:p/>
+        </w:tc>
+        <w:tc>
+          <w:tcPr>
+            <w:tcW w:w="2200" w:type="dxa"/>
+            <w:tcMar>
+              <w:top w:w="30" w:type="dxa"/>
+              <w:left w:w="50" w:type="dxa"/>
+              <w:bottom w:w="30" w:type="dxa"/>
+              <w:right w:w="50" w:type="dxa"/>
+            </w:tcMar>
+          </w:tcPr>
+          <w:p/>
+        </w:tc>
+        <w:tc>
+          <w:tcPr>
+            <w:tcW w:w="3955" w:type="dxa"/>
+            <w:tcMar>
+              <w:top w:w="30" w:type="dxa"/>
+              <w:left w:w="50" w:type="dxa"/>
+              <w:bottom w:w="30" w:type="dxa"/>
+              <w:right w:w="50" w:type="dxa"/>
+            </w:tcMar>
+          </w:tcPr>
+          <w:p/>
+        </w:tc>
+      </w:tr>
+      <w:tr>
+        <w:tblPrEx>
+          <w:tblBorders>
+            <w:top w:val="single" w:color="auto" w:sz="4" w:space="0"/>
+            <w:left w:val="single" w:color="auto" w:sz="4" w:space="0"/>
+            <w:bottom w:val="single" w:color="auto" w:sz="4" w:space="0"/>
+            <w:right w:val="single" w:color="auto" w:sz="4" w:space="0"/>
+            <w:insideH w:val="single" w:color="auto" w:sz="4" w:space="0"/>
+            <w:insideV w:val="single" w:color="auto" w:sz="4" w:space="0"/>
+          </w:tblBorders>
+          <w:tblCellMar>
+            <w:top w:w="0" w:type="dxa"/>
+            <w:left w:w="10" w:type="dxa"/>
+            <w:bottom w:w="0" w:type="dxa"/>
+            <w:right w:w="10" w:type="dxa"/>
+          </w:tblCellMar>
+        </w:tblPrEx>
+        <w:tc>
+          <w:tcPr>
+            <w:tcW w:w="2600" w:type="dxa"/>
+            <w:tcMar>
+              <w:top w:w="30" w:type="dxa"/>
+              <w:left w:w="50" w:type="dxa"/>
+              <w:bottom w:w="30" w:type="dxa"/>
+              <w:right w:w="50" w:type="dxa"/>
+            </w:tcMar>
+          </w:tcPr>
+          <w:p>
+            <w:r>
+              <w:rPr>
+                <w:rFonts w:ascii="Times New Roman" w:hAnsi="Times New Roman" w:eastAsia="Times New Roman" w:cs="Times New Roman"/>
+                <w:sz w:val="18"/>
+                <w:szCs w:val="18"/>
+              </w:rPr>
+              <w:t>Verbunde / 复合材料</w:t>
+            </w:r>
+          </w:p>
+        </w:tc>
+        <w:tc>
+          <w:tcPr>
+            <w:tcW w:w="1000" w:type="dxa"/>
+            <w:tcMar>
+              <w:top w:w="30" w:type="dxa"/>
+              <w:left w:w="50" w:type="dxa"/>
+              <w:bottom w:w="30" w:type="dxa"/>
+              <w:right w:w="50" w:type="dxa"/>
+            </w:tcMar>
+          </w:tcPr>
+          <w:p/>
+        </w:tc>
+        <w:tc>
+          <w:tcPr>
+            <w:tcW w:w="2200" w:type="dxa"/>
+            <w:tcMar>
+              <w:top w:w="30" w:type="dxa"/>
+              <w:left w:w="50" w:type="dxa"/>
+              <w:bottom w:w="30" w:type="dxa"/>
+              <w:right w:w="50" w:type="dxa"/>
+            </w:tcMar>
+          </w:tcPr>
+          <w:p/>
+        </w:tc>
+        <w:tc>
+          <w:tcPr>
+            <w:tcW w:w="3955" w:type="dxa"/>
+            <w:tcMar>
+              <w:top w:w="30" w:type="dxa"/>
+              <w:left w:w="50" w:type="dxa"/>
+              <w:bottom w:w="30" w:type="dxa"/>
+              <w:right w:w="50" w:type="dxa"/>
+            </w:tcMar>
+          </w:tcPr>
+          <w:p/>
+        </w:tc>
+      </w:tr>
+      <w:tr>
+        <w:tblPrEx>
+          <w:tblBorders>
+            <w:top w:val="single" w:color="auto" w:sz="4" w:space="0"/>
+            <w:left w:val="single" w:color="auto" w:sz="4" w:space="0"/>
+            <w:bottom w:val="single" w:color="auto" w:sz="4" w:space="0"/>
+            <w:right w:val="single" w:color="auto" w:sz="4" w:space="0"/>
+            <w:insideH w:val="single" w:color="auto" w:sz="4" w:space="0"/>
+            <w:insideV w:val="single" w:color="auto" w:sz="4" w:space="0"/>
+          </w:tblBorders>
+          <w:tblCellMar>
+            <w:top w:w="0" w:type="dxa"/>
+            <w:left w:w="10" w:type="dxa"/>
+            <w:bottom w:w="0" w:type="dxa"/>
+            <w:right w:w="10" w:type="dxa"/>
+          </w:tblCellMar>
+        </w:tblPrEx>
+        <w:tc>
+          <w:tcPr>
+            <w:tcW w:w="2600" w:type="dxa"/>
+            <w:tcMar>
+              <w:top w:w="30" w:type="dxa"/>
+              <w:left w:w="50" w:type="dxa"/>
+              <w:bottom w:w="30" w:type="dxa"/>
+              <w:right w:w="50" w:type="dxa"/>
+            </w:tcMar>
+          </w:tcPr>
+          <w:p>
+            <w:r>
+              <w:rPr>
+                <w:rFonts w:ascii="Times New Roman" w:hAnsi="Times New Roman" w:eastAsia="Times New Roman" w:cs="Times New Roman"/>
+                <w:sz w:val="18"/>
+                <w:szCs w:val="18"/>
+              </w:rPr>
+              <w:t>Getränkekarton / 饮料纸盒</w:t>
+            </w:r>
+          </w:p>
+        </w:tc>
+        <w:tc>
+          <w:tcPr>
+            <w:tcW w:w="1000" w:type="dxa"/>
+            <w:tcMar>
+              <w:top w:w="30" w:type="dxa"/>
+              <w:left w:w="50" w:type="dxa"/>
+              <w:bottom w:w="30" w:type="dxa"/>
+              <w:right w:w="50" w:type="dxa"/>
+            </w:tcMar>
+          </w:tcPr>
+          <w:p/>
+        </w:tc>
+        <w:tc>
+          <w:tcPr>
+            <w:tcW w:w="2200" w:type="dxa"/>
+            <w:tcMar>
+              <w:top w:w="30" w:type="dxa"/>
+              <w:left w:w="50" w:type="dxa"/>
+              <w:bottom w:w="30" w:type="dxa"/>
+              <w:right w:w="50" w:type="dxa"/>
+            </w:tcMar>
+          </w:tcPr>
+          <w:p/>
+        </w:tc>
+        <w:tc>
+          <w:tcPr>
+            <w:tcW w:w="3955" w:type="dxa"/>
+            <w:tcMar>
+              <w:top w:w="30" w:type="dxa"/>
+              <w:left w:w="50" w:type="dxa"/>
+              <w:bottom w:w="30" w:type="dxa"/>
+              <w:right w:w="50" w:type="dxa"/>
+            </w:tcMar>
+          </w:tcPr>
+          <w:p/>
+        </w:tc>
+      </w:tr>
+      <w:tr>
+        <w:tblPrEx>
+          <w:tblBorders>
+            <w:top w:val="single" w:color="auto" w:sz="4" w:space="0"/>
+            <w:left w:val="single" w:color="auto" w:sz="4" w:space="0"/>
+            <w:bottom w:val="single" w:color="auto" w:sz="4" w:space="0"/>
+            <w:right w:val="single" w:color="auto" w:sz="4" w:space="0"/>
+            <w:insideH w:val="single" w:color="auto" w:sz="4" w:space="0"/>
+            <w:insideV w:val="single" w:color="auto" w:sz="4" w:space="0"/>
+          </w:tblBorders>
+          <w:tblCellMar>
+            <w:top w:w="0" w:type="dxa"/>
+            <w:left w:w="10" w:type="dxa"/>
+            <w:bottom w:w="0" w:type="dxa"/>
+            <w:right w:w="10" w:type="dxa"/>
+          </w:tblCellMar>
+        </w:tblPrEx>
+        <w:tc>
+          <w:tcPr>
+            <w:tcW w:w="2600" w:type="dxa"/>
+            <w:tcMar>
+              <w:top w:w="30" w:type="dxa"/>
+              <w:left w:w="50" w:type="dxa"/>
+              <w:bottom w:w="30" w:type="dxa"/>
+              <w:right w:w="50" w:type="dxa"/>
+            </w:tcMar>
+          </w:tcPr>
+          <w:p>
+            <w:r>
+              <w:rPr>
+                <w:rFonts w:ascii="Times New Roman" w:hAnsi="Times New Roman" w:eastAsia="Times New Roman" w:cs="Times New Roman"/>
+                <w:sz w:val="18"/>
+                <w:szCs w:val="18"/>
+              </w:rPr>
+              <w:t>Sonstige / 其他</w:t>
             </w:r>
           </w:p>
         </w:tc>
@@ -9280,6 +9805,16 @@
                 <w:szCs w:val="21"/>
               </w:rPr>
               <w:t>Der Kunde bestätigt die Richtigkeit der vorstehenden Angaben nach bestem Wissen und Gewissen.</w:t>
+            </w:r>
+          </w:p>
+          <w:p>
+            <w:r>
+              <w:rPr>
+                <w:rFonts w:ascii="Times New Roman" w:hAnsi="Times New Roman" w:eastAsia="Times New Roman" w:cs="Times New Roman"/>
+                <w:sz w:val="21"/>
+                <w:szCs w:val="21"/>
+              </w:rPr>
+              <w:t>{packaging_items}</w:t>
             </w:r>
           </w:p>
         </w:tc>

--- a/projects/contracts/LIVANTO/VerpackG_Bevollmächtigungsvertrag.docx
+++ b/projects/contracts/LIVANTO/VerpackG_Bevollmächtigungsvertrag.docx
@@ -9128,606 +9128,63 @@
           </w:p>
         </w:tc>
       </w:tr>
-      <w:tr>
-        <w:tblPrEx>
-          <w:tblBorders>
-            <w:top w:val="single" w:color="auto" w:sz="4" w:space="0"/>
-            <w:left w:val="single" w:color="auto" w:sz="4" w:space="0"/>
-            <w:bottom w:val="single" w:color="auto" w:sz="4" w:space="0"/>
-            <w:right w:val="single" w:color="auto" w:sz="4" w:space="0"/>
-            <w:insideH w:val="single" w:color="auto" w:sz="4" w:space="0"/>
-            <w:insideV w:val="single" w:color="auto" w:sz="4" w:space="0"/>
-          </w:tblBorders>
-          <w:tblCellMar>
-            <w:top w:w="0" w:type="dxa"/>
-            <w:left w:w="10" w:type="dxa"/>
-            <w:bottom w:w="0" w:type="dxa"/>
-            <w:right w:w="10" w:type="dxa"/>
-          </w:tblCellMar>
-        </w:tblPrEx>
-        <w:tc>
-          <w:tcPr>
-            <w:tcW w:w="2600" w:type="dxa"/>
-            <w:tcMar>
-              <w:top w:w="30" w:type="dxa"/>
-              <w:left w:w="50" w:type="dxa"/>
-              <w:bottom w:w="30" w:type="dxa"/>
-              <w:right w:w="50" w:type="dxa"/>
-            </w:tcMar>
-          </w:tcPr>
-          <w:p>
-            <w:r>
-              <w:rPr>
-                <w:rFonts w:ascii="Times New Roman" w:hAnsi="Times New Roman" w:eastAsia="Times New Roman" w:cs="Times New Roman"/>
-                <w:sz w:val="18"/>
-                <w:szCs w:val="18"/>
-              </w:rPr>
-              <w:t>Glas / 玻璃</w:t>
-            </w:r>
-          </w:p>
-        </w:tc>
-        <w:tc>
-          <w:tcPr>
-            <w:tcW w:w="1000" w:type="dxa"/>
-            <w:tcMar>
-              <w:top w:w="30" w:type="dxa"/>
-              <w:left w:w="50" w:type="dxa"/>
-              <w:bottom w:w="30" w:type="dxa"/>
-              <w:right w:w="50" w:type="dxa"/>
-            </w:tcMar>
-          </w:tcPr>
-          <w:p/>
-        </w:tc>
-        <w:tc>
-          <w:tcPr>
-            <w:tcW w:w="2200" w:type="dxa"/>
-            <w:tcMar>
-              <w:top w:w="30" w:type="dxa"/>
-              <w:left w:w="50" w:type="dxa"/>
-              <w:bottom w:w="30" w:type="dxa"/>
-              <w:right w:w="50" w:type="dxa"/>
-            </w:tcMar>
-          </w:tcPr>
-          <w:p/>
-        </w:tc>
-        <w:tc>
-          <w:tcPr>
-            <w:tcW w:w="3955" w:type="dxa"/>
-            <w:tcMar>
-              <w:top w:w="30" w:type="dxa"/>
-              <w:left w:w="50" w:type="dxa"/>
-              <w:bottom w:w="30" w:type="dxa"/>
-              <w:right w:w="50" w:type="dxa"/>
-            </w:tcMar>
-          </w:tcPr>
-          <w:p/>
-        </w:tc>
-      </w:tr>
-      <w:tr>
-        <w:tblPrEx>
-          <w:tblBorders>
-            <w:top w:val="single" w:color="auto" w:sz="4" w:space="0"/>
-            <w:left w:val="single" w:color="auto" w:sz="4" w:space="0"/>
-            <w:bottom w:val="single" w:color="auto" w:sz="4" w:space="0"/>
-            <w:right w:val="single" w:color="auto" w:sz="4" w:space="0"/>
-            <w:insideH w:val="single" w:color="auto" w:sz="4" w:space="0"/>
-            <w:insideV w:val="single" w:color="auto" w:sz="4" w:space="0"/>
-          </w:tblBorders>
-          <w:tblCellMar>
-            <w:top w:w="0" w:type="dxa"/>
-            <w:left w:w="10" w:type="dxa"/>
-            <w:bottom w:w="0" w:type="dxa"/>
-            <w:right w:w="10" w:type="dxa"/>
-          </w:tblCellMar>
-        </w:tblPrEx>
-        <w:tc>
-          <w:tcPr>
-            <w:tcW w:w="2600" w:type="dxa"/>
-            <w:tcMar>
-              <w:top w:w="30" w:type="dxa"/>
-              <w:left w:w="50" w:type="dxa"/>
-              <w:bottom w:w="30" w:type="dxa"/>
-              <w:right w:w="50" w:type="dxa"/>
-            </w:tcMar>
-          </w:tcPr>
-          <w:p>
-            <w:r>
-              <w:rPr>
-                <w:rFonts w:ascii="Times New Roman" w:hAnsi="Times New Roman" w:eastAsia="Times New Roman" w:cs="Times New Roman"/>
-                <w:sz w:val="18"/>
-                <w:szCs w:val="18"/>
-              </w:rPr>
-              <w:t>Papier/Pappe/Karton / 纸/纸板/纸箱</w:t>
-            </w:r>
-          </w:p>
-        </w:tc>
-        <w:tc>
-          <w:tcPr>
-            <w:tcW w:w="1000" w:type="dxa"/>
-            <w:tcMar>
-              <w:top w:w="30" w:type="dxa"/>
-              <w:left w:w="50" w:type="dxa"/>
-              <w:bottom w:w="30" w:type="dxa"/>
-              <w:right w:w="50" w:type="dxa"/>
-            </w:tcMar>
-          </w:tcPr>
-          <w:p/>
-        </w:tc>
-        <w:tc>
-          <w:tcPr>
-            <w:tcW w:w="2200" w:type="dxa"/>
-            <w:tcMar>
-              <w:top w:w="30" w:type="dxa"/>
-              <w:left w:w="50" w:type="dxa"/>
-              <w:bottom w:w="30" w:type="dxa"/>
-              <w:right w:w="50" w:type="dxa"/>
-            </w:tcMar>
-          </w:tcPr>
-          <w:p/>
-        </w:tc>
-        <w:tc>
-          <w:tcPr>
-            <w:tcW w:w="3955" w:type="dxa"/>
-            <w:tcMar>
-              <w:top w:w="30" w:type="dxa"/>
-              <w:left w:w="50" w:type="dxa"/>
-              <w:bottom w:w="30" w:type="dxa"/>
-              <w:right w:w="50" w:type="dxa"/>
-            </w:tcMar>
-          </w:tcPr>
-          <w:p/>
-        </w:tc>
-      </w:tr>
-      <w:tr>
-        <w:tblPrEx>
-          <w:tblBorders>
-            <w:top w:val="single" w:color="auto" w:sz="4" w:space="0"/>
-            <w:left w:val="single" w:color="auto" w:sz="4" w:space="0"/>
-            <w:bottom w:val="single" w:color="auto" w:sz="4" w:space="0"/>
-            <w:right w:val="single" w:color="auto" w:sz="4" w:space="0"/>
-            <w:insideH w:val="single" w:color="auto" w:sz="4" w:space="0"/>
-            <w:insideV w:val="single" w:color="auto" w:sz="4" w:space="0"/>
-          </w:tblBorders>
-          <w:tblCellMar>
-            <w:top w:w="0" w:type="dxa"/>
-            <w:left w:w="10" w:type="dxa"/>
-            <w:bottom w:w="0" w:type="dxa"/>
-            <w:right w:w="10" w:type="dxa"/>
-          </w:tblCellMar>
-        </w:tblPrEx>
-        <w:tc>
-          <w:tcPr>
-            <w:tcW w:w="2600" w:type="dxa"/>
-            <w:tcMar>
-              <w:top w:w="30" w:type="dxa"/>
-              <w:left w:w="50" w:type="dxa"/>
-              <w:bottom w:w="30" w:type="dxa"/>
-              <w:right w:w="50" w:type="dxa"/>
-            </w:tcMar>
-          </w:tcPr>
-          <w:p>
-            <w:r>
-              <w:rPr>
-                <w:rFonts w:ascii="Times New Roman" w:hAnsi="Times New Roman" w:eastAsia="Times New Roman" w:cs="Times New Roman"/>
-                <w:sz w:val="18"/>
-                <w:szCs w:val="18"/>
-              </w:rPr>
-              <w:t>Eisenmetalle / 黑色金属</w:t>
-            </w:r>
-          </w:p>
-        </w:tc>
-        <w:tc>
-          <w:tcPr>
-            <w:tcW w:w="1000" w:type="dxa"/>
-            <w:tcMar>
-              <w:top w:w="30" w:type="dxa"/>
-              <w:left w:w="50" w:type="dxa"/>
-              <w:bottom w:w="30" w:type="dxa"/>
-              <w:right w:w="50" w:type="dxa"/>
-            </w:tcMar>
-          </w:tcPr>
-          <w:p/>
-        </w:tc>
-        <w:tc>
-          <w:tcPr>
-            <w:tcW w:w="2200" w:type="dxa"/>
-            <w:tcMar>
-              <w:top w:w="30" w:type="dxa"/>
-              <w:left w:w="50" w:type="dxa"/>
-              <w:bottom w:w="30" w:type="dxa"/>
-              <w:right w:w="50" w:type="dxa"/>
-            </w:tcMar>
-          </w:tcPr>
-          <w:p/>
-        </w:tc>
-        <w:tc>
-          <w:tcPr>
-            <w:tcW w:w="3955" w:type="dxa"/>
-            <w:tcMar>
-              <w:top w:w="30" w:type="dxa"/>
-              <w:left w:w="50" w:type="dxa"/>
-              <w:bottom w:w="30" w:type="dxa"/>
-              <w:right w:w="50" w:type="dxa"/>
-            </w:tcMar>
-          </w:tcPr>
-          <w:p/>
-        </w:tc>
-      </w:tr>
-      <w:tr>
-        <w:tblPrEx>
-          <w:tblBorders>
-            <w:top w:val="single" w:color="auto" w:sz="4" w:space="0"/>
-            <w:left w:val="single" w:color="auto" w:sz="4" w:space="0"/>
-            <w:bottom w:val="single" w:color="auto" w:sz="4" w:space="0"/>
-            <w:right w:val="single" w:color="auto" w:sz="4" w:space="0"/>
-            <w:insideH w:val="single" w:color="auto" w:sz="4" w:space="0"/>
-            <w:insideV w:val="single" w:color="auto" w:sz="4" w:space="0"/>
-          </w:tblBorders>
-          <w:tblCellMar>
-            <w:top w:w="0" w:type="dxa"/>
-            <w:left w:w="10" w:type="dxa"/>
-            <w:bottom w:w="0" w:type="dxa"/>
-            <w:right w:w="10" w:type="dxa"/>
-          </w:tblCellMar>
-        </w:tblPrEx>
-        <w:tc>
-          <w:tcPr>
-            <w:tcW w:w="2600" w:type="dxa"/>
-            <w:tcMar>
-              <w:top w:w="30" w:type="dxa"/>
-              <w:left w:w="50" w:type="dxa"/>
-              <w:bottom w:w="30" w:type="dxa"/>
-              <w:right w:w="50" w:type="dxa"/>
-            </w:tcMar>
-          </w:tcPr>
-          <w:p>
-            <w:r>
-              <w:rPr>
-                <w:rFonts w:ascii="Times New Roman" w:hAnsi="Times New Roman" w:eastAsia="Times New Roman" w:cs="Times New Roman"/>
-                <w:sz w:val="18"/>
-                <w:szCs w:val="18"/>
-              </w:rPr>
-              <w:t>Aluminium / 铝</w:t>
-            </w:r>
-          </w:p>
-        </w:tc>
-        <w:tc>
-          <w:tcPr>
-            <w:tcW w:w="1000" w:type="dxa"/>
-            <w:tcMar>
-              <w:top w:w="30" w:type="dxa"/>
-              <w:left w:w="50" w:type="dxa"/>
-              <w:bottom w:w="30" w:type="dxa"/>
-              <w:right w:w="50" w:type="dxa"/>
-            </w:tcMar>
-          </w:tcPr>
-          <w:p/>
-        </w:tc>
-        <w:tc>
-          <w:tcPr>
-            <w:tcW w:w="2200" w:type="dxa"/>
-            <w:tcMar>
-              <w:top w:w="30" w:type="dxa"/>
-              <w:left w:w="50" w:type="dxa"/>
-              <w:bottom w:w="30" w:type="dxa"/>
-              <w:right w:w="50" w:type="dxa"/>
-            </w:tcMar>
-          </w:tcPr>
-          <w:p/>
-        </w:tc>
-        <w:tc>
-          <w:tcPr>
-            <w:tcW w:w="3955" w:type="dxa"/>
-            <w:tcMar>
-              <w:top w:w="30" w:type="dxa"/>
-              <w:left w:w="50" w:type="dxa"/>
-              <w:bottom w:w="30" w:type="dxa"/>
-              <w:right w:w="50" w:type="dxa"/>
-            </w:tcMar>
-          </w:tcPr>
-          <w:p/>
-        </w:tc>
-      </w:tr>
-      <w:tr>
-        <w:tblPrEx>
-          <w:tblBorders>
-            <w:top w:val="single" w:color="auto" w:sz="4" w:space="0"/>
-            <w:left w:val="single" w:color="auto" w:sz="4" w:space="0"/>
-            <w:bottom w:val="single" w:color="auto" w:sz="4" w:space="0"/>
-            <w:right w:val="single" w:color="auto" w:sz="4" w:space="0"/>
-            <w:insideH w:val="single" w:color="auto" w:sz="4" w:space="0"/>
-            <w:insideV w:val="single" w:color="auto" w:sz="4" w:space="0"/>
-          </w:tblBorders>
-          <w:tblCellMar>
-            <w:top w:w="0" w:type="dxa"/>
-            <w:left w:w="10" w:type="dxa"/>
-            <w:bottom w:w="0" w:type="dxa"/>
-            <w:right w:w="10" w:type="dxa"/>
-          </w:tblCellMar>
-        </w:tblPrEx>
-        <w:tc>
-          <w:tcPr>
-            <w:tcW w:w="2600" w:type="dxa"/>
-            <w:tcMar>
-              <w:top w:w="30" w:type="dxa"/>
-              <w:left w:w="50" w:type="dxa"/>
-              <w:bottom w:w="30" w:type="dxa"/>
-              <w:right w:w="50" w:type="dxa"/>
-            </w:tcMar>
-          </w:tcPr>
-          <w:p>
-            <w:r>
-              <w:rPr>
-                <w:rFonts w:ascii="Times New Roman" w:hAnsi="Times New Roman" w:eastAsia="Times New Roman" w:cs="Times New Roman"/>
-                <w:sz w:val="18"/>
-                <w:szCs w:val="18"/>
-              </w:rPr>
-              <w:t>Kunststoffe / 塑料</w:t>
-            </w:r>
-          </w:p>
-        </w:tc>
-        <w:tc>
-          <w:tcPr>
-            <w:tcW w:w="1000" w:type="dxa"/>
-            <w:tcMar>
-              <w:top w:w="30" w:type="dxa"/>
-              <w:left w:w="50" w:type="dxa"/>
-              <w:bottom w:w="30" w:type="dxa"/>
-              <w:right w:w="50" w:type="dxa"/>
-            </w:tcMar>
-          </w:tcPr>
-          <w:p/>
-        </w:tc>
-        <w:tc>
-          <w:tcPr>
-            <w:tcW w:w="2200" w:type="dxa"/>
-            <w:tcMar>
-              <w:top w:w="30" w:type="dxa"/>
-              <w:left w:w="50" w:type="dxa"/>
-              <w:bottom w:w="30" w:type="dxa"/>
-              <w:right w:w="50" w:type="dxa"/>
-            </w:tcMar>
-          </w:tcPr>
-          <w:p/>
-        </w:tc>
-        <w:tc>
-          <w:tcPr>
-            <w:tcW w:w="3955" w:type="dxa"/>
-            <w:tcMar>
-              <w:top w:w="30" w:type="dxa"/>
-              <w:left w:w="50" w:type="dxa"/>
-              <w:bottom w:w="30" w:type="dxa"/>
-              <w:right w:w="50" w:type="dxa"/>
-            </w:tcMar>
-          </w:tcPr>
-          <w:p/>
-        </w:tc>
-      </w:tr>
-      <w:tr>
-        <w:tblPrEx>
-          <w:tblBorders>
-            <w:top w:val="single" w:color="auto" w:sz="4" w:space="0"/>
-            <w:left w:val="single" w:color="auto" w:sz="4" w:space="0"/>
-            <w:bottom w:val="single" w:color="auto" w:sz="4" w:space="0"/>
-            <w:right w:val="single" w:color="auto" w:sz="4" w:space="0"/>
-            <w:insideH w:val="single" w:color="auto" w:sz="4" w:space="0"/>
-            <w:insideV w:val="single" w:color="auto" w:sz="4" w:space="0"/>
-          </w:tblBorders>
-          <w:tblCellMar>
-            <w:top w:w="0" w:type="dxa"/>
-            <w:left w:w="10" w:type="dxa"/>
-            <w:bottom w:w="0" w:type="dxa"/>
-            <w:right w:w="10" w:type="dxa"/>
-          </w:tblCellMar>
-        </w:tblPrEx>
-        <w:tc>
-          <w:tcPr>
-            <w:tcW w:w="2600" w:type="dxa"/>
-            <w:tcMar>
-              <w:top w:w="30" w:type="dxa"/>
-              <w:left w:w="50" w:type="dxa"/>
-              <w:bottom w:w="30" w:type="dxa"/>
-              <w:right w:w="50" w:type="dxa"/>
-            </w:tcMar>
-          </w:tcPr>
-          <w:p>
-            <w:r>
-              <w:rPr>
-                <w:rFonts w:ascii="Times New Roman" w:hAnsi="Times New Roman" w:eastAsia="Times New Roman" w:cs="Times New Roman"/>
-                <w:sz w:val="18"/>
-                <w:szCs w:val="18"/>
-              </w:rPr>
-              <w:t>Verbunde / 复合材料</w:t>
-            </w:r>
-          </w:p>
-        </w:tc>
-        <w:tc>
-          <w:tcPr>
-            <w:tcW w:w="1000" w:type="dxa"/>
-            <w:tcMar>
-              <w:top w:w="30" w:type="dxa"/>
-              <w:left w:w="50" w:type="dxa"/>
-              <w:bottom w:w="30" w:type="dxa"/>
-              <w:right w:w="50" w:type="dxa"/>
-            </w:tcMar>
-          </w:tcPr>
-          <w:p/>
-        </w:tc>
-        <w:tc>
-          <w:tcPr>
-            <w:tcW w:w="2200" w:type="dxa"/>
-            <w:tcMar>
-              <w:top w:w="30" w:type="dxa"/>
-              <w:left w:w="50" w:type="dxa"/>
-              <w:bottom w:w="30" w:type="dxa"/>
-              <w:right w:w="50" w:type="dxa"/>
-            </w:tcMar>
-          </w:tcPr>
-          <w:p/>
-        </w:tc>
-        <w:tc>
-          <w:tcPr>
-            <w:tcW w:w="3955" w:type="dxa"/>
-            <w:tcMar>
-              <w:top w:w="30" w:type="dxa"/>
-              <w:left w:w="50" w:type="dxa"/>
-              <w:bottom w:w="30" w:type="dxa"/>
-              <w:right w:w="50" w:type="dxa"/>
-            </w:tcMar>
-          </w:tcPr>
-          <w:p/>
-        </w:tc>
-      </w:tr>
-      <w:tr>
-        <w:tblPrEx>
-          <w:tblBorders>
-            <w:top w:val="single" w:color="auto" w:sz="4" w:space="0"/>
-            <w:left w:val="single" w:color="auto" w:sz="4" w:space="0"/>
-            <w:bottom w:val="single" w:color="auto" w:sz="4" w:space="0"/>
-            <w:right w:val="single" w:color="auto" w:sz="4" w:space="0"/>
-            <w:insideH w:val="single" w:color="auto" w:sz="4" w:space="0"/>
-            <w:insideV w:val="single" w:color="auto" w:sz="4" w:space="0"/>
-          </w:tblBorders>
-          <w:tblCellMar>
-            <w:top w:w="0" w:type="dxa"/>
-            <w:left w:w="10" w:type="dxa"/>
-            <w:bottom w:w="0" w:type="dxa"/>
-            <w:right w:w="10" w:type="dxa"/>
-          </w:tblCellMar>
-        </w:tblPrEx>
-        <w:tc>
-          <w:tcPr>
-            <w:tcW w:w="2600" w:type="dxa"/>
-            <w:tcMar>
-              <w:top w:w="30" w:type="dxa"/>
-              <w:left w:w="50" w:type="dxa"/>
-              <w:bottom w:w="30" w:type="dxa"/>
-              <w:right w:w="50" w:type="dxa"/>
-            </w:tcMar>
-          </w:tcPr>
-          <w:p>
-            <w:r>
-              <w:rPr>
-                <w:rFonts w:ascii="Times New Roman" w:hAnsi="Times New Roman" w:eastAsia="Times New Roman" w:cs="Times New Roman"/>
-                <w:sz w:val="18"/>
-                <w:szCs w:val="18"/>
-              </w:rPr>
-              <w:t>Getränkekarton / 饮料纸盒</w:t>
-            </w:r>
-          </w:p>
-        </w:tc>
-        <w:tc>
-          <w:tcPr>
-            <w:tcW w:w="1000" w:type="dxa"/>
-            <w:tcMar>
-              <w:top w:w="30" w:type="dxa"/>
-              <w:left w:w="50" w:type="dxa"/>
-              <w:bottom w:w="30" w:type="dxa"/>
-              <w:right w:w="50" w:type="dxa"/>
-            </w:tcMar>
-          </w:tcPr>
-          <w:p/>
-        </w:tc>
-        <w:tc>
-          <w:tcPr>
-            <w:tcW w:w="2200" w:type="dxa"/>
-            <w:tcMar>
-              <w:top w:w="30" w:type="dxa"/>
-              <w:left w:w="50" w:type="dxa"/>
-              <w:bottom w:w="30" w:type="dxa"/>
-              <w:right w:w="50" w:type="dxa"/>
-            </w:tcMar>
-          </w:tcPr>
-          <w:p/>
-        </w:tc>
-        <w:tc>
-          <w:tcPr>
-            <w:tcW w:w="3955" w:type="dxa"/>
-            <w:tcMar>
-              <w:top w:w="30" w:type="dxa"/>
-              <w:left w:w="50" w:type="dxa"/>
-              <w:bottom w:w="30" w:type="dxa"/>
-              <w:right w:w="50" w:type="dxa"/>
-            </w:tcMar>
-          </w:tcPr>
-          <w:p/>
-        </w:tc>
-      </w:tr>
-      <w:tr>
-        <w:tblPrEx>
-          <w:tblBorders>
-            <w:top w:val="single" w:color="auto" w:sz="4" w:space="0"/>
-            <w:left w:val="single" w:color="auto" w:sz="4" w:space="0"/>
-            <w:bottom w:val="single" w:color="auto" w:sz="4" w:space="0"/>
-            <w:right w:val="single" w:color="auto" w:sz="4" w:space="0"/>
-            <w:insideH w:val="single" w:color="auto" w:sz="4" w:space="0"/>
-            <w:insideV w:val="single" w:color="auto" w:sz="4" w:space="0"/>
-          </w:tblBorders>
-          <w:tblCellMar>
-            <w:top w:w="0" w:type="dxa"/>
-            <w:left w:w="10" w:type="dxa"/>
-            <w:bottom w:w="0" w:type="dxa"/>
-            <w:right w:w="10" w:type="dxa"/>
-          </w:tblCellMar>
-        </w:tblPrEx>
-        <w:tc>
-          <w:tcPr>
-            <w:tcW w:w="2600" w:type="dxa"/>
-            <w:tcMar>
-              <w:top w:w="30" w:type="dxa"/>
-              <w:left w:w="50" w:type="dxa"/>
-              <w:bottom w:w="30" w:type="dxa"/>
-              <w:right w:w="50" w:type="dxa"/>
-            </w:tcMar>
-          </w:tcPr>
-          <w:p>
-            <w:r>
-              <w:rPr>
-                <w:rFonts w:ascii="Times New Roman" w:hAnsi="Times New Roman" w:eastAsia="Times New Roman" w:cs="Times New Roman"/>
-                <w:sz w:val="18"/>
-                <w:szCs w:val="18"/>
-              </w:rPr>
-              <w:t>Sonstige / 其他</w:t>
-            </w:r>
-          </w:p>
-        </w:tc>
-        <w:tc>
-          <w:tcPr>
-            <w:tcW w:w="1000" w:type="dxa"/>
-            <w:tcMar>
-              <w:top w:w="30" w:type="dxa"/>
-              <w:left w:w="50" w:type="dxa"/>
-              <w:bottom w:w="30" w:type="dxa"/>
-              <w:right w:w="50" w:type="dxa"/>
-            </w:tcMar>
-          </w:tcPr>
-          <w:p/>
-        </w:tc>
-        <w:tc>
-          <w:tcPr>
-            <w:tcW w:w="2200" w:type="dxa"/>
-            <w:tcMar>
-              <w:top w:w="30" w:type="dxa"/>
-              <w:left w:w="50" w:type="dxa"/>
-              <w:bottom w:w="30" w:type="dxa"/>
-              <w:right w:w="50" w:type="dxa"/>
-            </w:tcMar>
-          </w:tcPr>
-          <w:p/>
-        </w:tc>
-        <w:tc>
-          <w:tcPr>
-            <w:tcW w:w="3955" w:type="dxa"/>
-            <w:tcMar>
-              <w:top w:w="30" w:type="dxa"/>
-              <w:left w:w="50" w:type="dxa"/>
-              <w:bottom w:w="30" w:type="dxa"/>
-              <w:right w:w="50" w:type="dxa"/>
-            </w:tcMar>
-          </w:tcPr>
-          <w:p/>
-        </w:tc>
-      </w:tr>
+      <w:tc>
+        <w:tcPr>
+          <w:tcW w:w="2600" w:type="dxa"/>
+          <w:tcMar>
+            <w:top w:w="30" w:type="dxa"/>
+            <w:left w:w="50" w:type="dxa"/>
+            <w:bottom w:w="30" w:type="dxa"/>
+            <w:right w:w="50" w:type="dxa"/>
+          </w:tcMar>
+        </w:tcPr>
+        <w:p>
+          <w:r>
+            <w:rPr>
+              <w:rFonts w:ascii="Times New Roman" w:hAnsi="Times New Roman" w:eastAsia="Times New Roman" w:cs="Times New Roman"/>
+              <w:sz w:val="18"/>
+              <w:szCs w:val="18"/>
+            </w:rPr>
+            <w:t xml:space="preserve">{packaging_rows}</w:t>
+          </w:r>
+        </w:p>
+      </w:tc>
+      <w:tc>
+        <w:tcPr>
+          <w:tcW w:w="1000" w:type="dxa"/>
+          <w:tcMar>
+            <w:top w:w="30" w:type="dxa"/>
+            <w:left w:w="50" w:type="dxa"/>
+            <w:bottom w:w="30" w:type="dxa"/>
+            <w:right w:w="50" w:type="dxa"/>
+          </w:tcMar>
+        </w:tcPr>
+        <w:p/>
+      </w:tc>
+      <w:tc>
+        <w:tcPr>
+          <w:tcW w:w="2200" w:type="dxa"/>
+          <w:tcMar>
+            <w:top w:w="30" w:type="dxa"/>
+            <w:left w:w="50" w:type="dxa"/>
+            <w:bottom w:w="30" w:type="dxa"/>
+            <w:right w:w="50" w:type="dxa"/>
+          </w:tcMar>
+        </w:tcPr>
+        <w:p/>
+      </w:tc>
+      <w:tc>
+        <w:tcPr>
+          <w:tcW w:w="3955" w:type="dxa"/>
+          <w:tcMar>
+            <w:top w:w="30" w:type="dxa"/>
+            <w:left w:w="50" w:type="dxa"/>
+            <w:bottom w:w="30" w:type="dxa"/>
+            <w:right w:w="50" w:type="dxa"/>
+          </w:tcMar>
+        </w:tcPr>
+        <w:p/>
+      </w:tc>
     </w:tbl>
     <w:p>
       <w:pPr>
@@ -9805,16 +9262,6 @@
                 <w:szCs w:val="21"/>
               </w:rPr>
               <w:t>Der Kunde bestätigt die Richtigkeit der vorstehenden Angaben nach bestem Wissen und Gewissen.</w:t>
-            </w:r>
-          </w:p>
-          <w:p>
-            <w:r>
-              <w:rPr>
-                <w:rFonts w:ascii="Times New Roman" w:hAnsi="Times New Roman" w:eastAsia="Times New Roman" w:cs="Times New Roman"/>
-                <w:sz w:val="21"/>
-                <w:szCs w:val="21"/>
-              </w:rPr>
-              <w:t>{packaging_items}</w:t>
             </w:r>
           </w:p>
         </w:tc>

--- a/projects/contracts/LIVANTO/VerpackG_Bevollmächtigungsvertrag.docx
+++ b/projects/contracts/LIVANTO/VerpackG_Bevollmächtigungsvertrag.docx
@@ -3983,7 +3983,7 @@
           <w:sz w:val="30"/>
           <w:szCs w:val="30"/>
         </w:rPr>
-        <w:t>包装数据与报告</w:t>
+        <w:t>包装预申报与年终结算</w:t>
       </w:r>
     </w:p>
     <w:tbl>

--- a/projects/contracts/LIVANTO/VerpackG_Bevollmächtigungsvertrag.docx
+++ b/projects/contracts/LIVANTO/VerpackG_Bevollmächtigungsvertrag.docx
@@ -5260,6 +5260,82 @@
                 <w:szCs w:val="21"/>
               </w:rPr>
               <w:t>(5) 付款通过支付服务商FREDDY（附件A）进行。向FREDDY付款视为向LIVANTO有效且解除债务的付款。</w:t>
+            </w:r>
+          </w:p>
+        </w:tc>
+      </w:tr>
+      <w:tr w14:paraId="BANK00001">
+        <w:tblPrEx>
+          <w:tblBorders>
+            <w:top w:val="single" w:color="auto" w:sz="4" w:space="0"/>
+            <w:left w:val="single" w:color="auto" w:sz="4" w:space="0"/>
+            <w:bottom w:val="single" w:color="auto" w:sz="4" w:space="0"/>
+            <w:right w:val="single" w:color="auto" w:sz="4" w:space="0"/>
+            <w:insideH w:val="single" w:color="auto" w:sz="4" w:space="0"/>
+            <w:insideV w:val="single" w:color="auto" w:sz="4" w:space="0"/>
+          </w:tblBorders>
+        </w:tblPrEx>
+        <w:tc>
+          <w:tcPr>
+            <w:tcW w:w="5018" w:type="dxa"/>
+            <w:tcBorders>
+              <w:top w:val="nil"/>
+              <w:left w:val="nil"/>
+              <w:bottom w:val="nil"/>
+              <w:right w:val="nil"/>
+            </w:tcBorders>
+            <w:tcMar>
+              <w:top w:w="10" w:type="dxa"/>
+              <w:left w:w="0" w:type="dxa"/>
+              <w:bottom w:w="10" w:type="dxa"/>
+              <w:right w:w="80" w:type="dxa"/>
+            </w:tcMar>
+          </w:tcPr>
+          <w:p w14:paraId="BANK00002">
+            <w:pPr>
+              <w:spacing w:before="20" w:after="20"/>
+            </w:pPr>
+            <w:r>
+              <w:rPr>
+                <w:rFonts w:ascii="Times New Roman" w:hAnsi="Times New Roman" w:eastAsia="Times New Roman" w:cs="Times New Roman"/>
+                <w:b w:val="0"/>
+                <w:bCs w:val="0"/>
+                <w:sz w:val="21"/>
+                <w:szCs w:val="21"/>
+              </w:rPr>
+              <w:t>(6) Bankverbindung: Kontoinhaber: FREDDY (Shanghai) Information Consulting Ltd. Huainan Branch, Bank: Bank of China Huainan Branch, Kontonummer: 181276312093, Bankleitzahl: BKCHCNBJ780, Bankadresse: No.21 Longhu Road, Huainan, Anhui, China. Verwendungszweck: EPR- + Vertragsnummer.</w:t>
+            </w:r>
+          </w:p>
+        </w:tc>
+        <w:tc>
+          <w:tcPr>
+            <w:tcW w:w="4687" w:type="dxa"/>
+            <w:tcBorders>
+              <w:top w:val="nil"/>
+              <w:left w:val="nil"/>
+              <w:bottom w:val="nil"/>
+              <w:right w:val="nil"/>
+            </w:tcBorders>
+            <w:tcMar>
+              <w:top w:w="10" w:type="dxa"/>
+              <w:left w:w="80" w:type="dxa"/>
+              <w:bottom w:w="10" w:type="dxa"/>
+              <w:right w:w="0" w:type="dxa"/>
+            </w:tcMar>
+          </w:tcPr>
+          <w:p w14:paraId="BANK00003">
+            <w:pPr>
+              <w:spacing w:before="20" w:after="20"/>
+            </w:pPr>
+            <w:r>
+              <w:rPr>
+                <w:rFonts w:ascii="宋体" w:hAnsi="宋体" w:eastAsia="宋体" w:cs="宋体"/>
+                <w:b w:val="0"/>
+                <w:bCs w:val="0"/>
+                <w:sz w:val="21"/>
+                <w:szCs w:val="21"/>
+              </w:rPr>
+              <w:t>(6) 银行转账信息：户名：福瑞笛（上海）信息咨询有限公司淮南分公司，开户行：中国银行股份有限公司淮南分行，账号：181276312093，银行代码：BKCHCNBJ780，开户行地址：安徽省淮南市龙湖路21号。汇款附言：EPR-合同编号。</w:t>
             </w:r>
           </w:p>
         </w:tc>

--- a/projects/contracts/LIVANTO/VerpackG_Bevollmächtigungsvertrag.docx
+++ b/projects/contracts/LIVANTO/VerpackG_Bevollmächtigungsvertrag.docx
@@ -5259,7 +5259,7 @@
                 <w:sz w:val="21"/>
                 <w:szCs w:val="21"/>
               </w:rPr>
-              <w:t>(5) 付款通过支付服务商FREDDY（附件A）进行。向FREDDY付款视为向LIVANTO有效且解除债务的付款。</w:t>
+              <w:t>(5) 付款通过支付服务商福瑞笛（附件A）进行。向福瑞笛付款视为向LIVANTO有效且解除债务的付款。</w:t>
             </w:r>
           </w:p>
         </w:tc>
@@ -6333,7 +6333,7 @@
                 <w:sz w:val="21"/>
                 <w:szCs w:val="21"/>
               </w:rPr>
-              <w:t>(5) 支付服务商FREDDY仅对其在支付处理中的故意或重大过失违约负责。FREDDY对LIVANTO服务的专业性不承担任何责任。</w:t>
+              <w:t>(5) 支付服务商福瑞笛仅对其在支付处理中的故意或重大过失违约负责。福瑞笛对LIVANTO服务的专业性不承担任何责任。</w:t>
             </w:r>
           </w:p>
         </w:tc>
@@ -7375,7 +7375,7 @@
                 <w:sz w:val="21"/>
                 <w:szCs w:val="21"/>
               </w:rPr>
-              <w:t>(2) 向位于中华人民共和国的支付服务商FREDDY传输支付相关数据，基于欧盟委员会执行决定(EU) 2021/914项下的欧盟标准合同条款(SCC)，并补充基于客户根据GDPR第49条第1款(a)项的明确同意。客户特此被告知向未经充分性认定的第三国传输数据可能存在的风险。该同意可随时通过书面通知撤回。撤回将导致本合同在月底前一个月通知后终止。</w:t>
+              <w:t>(2) 向位于中华人民共和国的支付服务商福瑞笛传输支付相关数据，基于欧盟委员会执行决定(EU) 2021/914项下的欧盟标准合同条款(SCC)，并补充基于客户根据GDPR第49条第1款(a)项的明确同意。客户特此被告知向未经充分性认定的第三国传输数据可能存在的风险。该同意可随时通过书面通知撤回。撤回将导致本合同在月底前一个月通知后终止。</w:t>
             </w:r>
             <w:bookmarkEnd w:id="0"/>
           </w:p>
@@ -8197,7 +8197,7 @@
           <w:sz w:val="30"/>
           <w:szCs w:val="30"/>
         </w:rPr>
-        <w:t>附件A：FREDDY支付处理</w:t>
+        <w:t>附件A：福瑞笛支付处理</w:t>
       </w:r>
     </w:p>
     <w:p>
@@ -8307,7 +8307,7 @@
                 <w:sz w:val="21"/>
                 <w:szCs w:val="21"/>
               </w:rPr>
-              <w:t>福瑞笛（上海）信息咨询有限公司淮南分公司（以下称"FREDDY"）在中文地区为LIVANTO提供支付处理、市场拓展和客户沟通支持。双方约定如下支付处理方式：</w:t>
+              <w:t>福瑞笛（上海）信息咨询有限公司淮南分公司（以下称"福瑞笛"）在中文地区为LIVANTO提供支付处理、市场拓展和客户沟通支持。双方约定如下支付处理方式：</w:t>
             </w:r>
           </w:p>
         </w:tc>
@@ -8389,7 +8389,7 @@
                 <w:sz w:val="21"/>
                 <w:szCs w:val="21"/>
               </w:rPr>
-              <w:t>(1) FREDDY被指定为支付服务商。客户向FREDDY的付款视为向LIVANTO有效且解除债务的付款。</w:t>
+              <w:t>(1) 福瑞笛被指定为支付服务商。客户向福瑞笛的付款视为向LIVANTO有效且解除债务的付款。</w:t>
             </w:r>
           </w:p>
         </w:tc>
@@ -8471,7 +8471,7 @@
                 <w:sz w:val="21"/>
                 <w:szCs w:val="21"/>
               </w:rPr>
-              <w:t>(2) FREDDY在收到LIVANTO书面要求后14天内，将扣除约定服务费后的款项转交LIVANTO。</w:t>
+              <w:t>(2) 福瑞笛在收到LIVANTO书面要求后14天内，将扣除约定服务费后的款项转交LIVANTO。</w:t>
             </w:r>
           </w:p>
         </w:tc>
@@ -8635,7 +8635,7 @@
                 <w:sz w:val="21"/>
                 <w:szCs w:val="21"/>
               </w:rPr>
-              <w:t>(4) 接受的支付方式：微信支付、支付宝、银行转账。FREDDY可随时更新接受的支付方式列表。</w:t>
+              <w:t>(4) 接受的支付方式：微信支付、支付宝、银行转账。福瑞笛可随时更新接受的支付方式列表。</w:t>
             </w:r>
           </w:p>
         </w:tc>
@@ -8717,7 +8717,7 @@
                 <w:sz w:val="21"/>
                 <w:szCs w:val="21"/>
               </w:rPr>
-              <w:t>(5) FREDDY仅对其在支付处理中的故意或重大过失违约负责。</w:t>
+              <w:t>(5) 福瑞笛仅对其在支付处理中的故意或重大过失违约负责。</w:t>
             </w:r>
           </w:p>
         </w:tc>
@@ -8799,7 +8799,7 @@
                 <w:sz w:val="21"/>
                 <w:szCs w:val="21"/>
               </w:rPr>
-              <w:t>(6) FREDDY仅作为LIVANTO的支付服务商和市场合作方行事。本附件A不赋予FREDDY任何合同解除权、合同修改权或合同义务豁免权。FREDDY不是主合同的合同当事人。</w:t>
+              <w:t>(6) 福瑞笛仅作为LIVANTO的支付服务商和市场合作方行事。本附件A不赋予福瑞笛任何合同解除权、合同修改权或合同义务豁免权。福瑞笛不是主合同的合同当事人。</w:t>
             </w:r>
           </w:p>
         </w:tc>

--- a/projects/contracts/LIVANTO/VerpackG_Bevollmächtigungsvertrag.docx
+++ b/projects/contracts/LIVANTO/VerpackG_Bevollmächtigungsvertrag.docx
@@ -5264,7 +5264,7 @@
           </w:p>
         </w:tc>
       </w:tr>
-      <w:tr w14:paraId="BANK00001">
+      <w:tr w14:paraId="BANKFMT01">
         <w:tblPrEx>
           <w:tblBorders>
             <w:top w:val="single" w:color="auto" w:sz="4" w:space="0"/>
@@ -5291,19 +5291,109 @@
               <w:right w:w="80" w:type="dxa"/>
             </w:tcMar>
           </w:tcPr>
-          <w:p w14:paraId="BANK00002">
-            <w:pPr>
-              <w:spacing w:before="20" w:after="20"/>
-            </w:pPr>
-            <w:r>
-              <w:rPr>
-                <w:rFonts w:ascii="Times New Roman" w:hAnsi="Times New Roman" w:eastAsia="Times New Roman" w:cs="Times New Roman"/>
-                <w:b w:val="0"/>
-                <w:bCs w:val="0"/>
-                <w:sz w:val="21"/>
-                <w:szCs w:val="21"/>
-              </w:rPr>
-              <w:t>(6) Bankverbindung: Kontoinhaber: FREDDY (Shanghai) Information Consulting Ltd. Huainan Branch, Bank: Bank of China Huainan Branch, Kontonummer: 181276312093, Bankleitzahl: BKCHCNBJ780, Bankadresse: No.21 Longhu Road, Huainan, Anhui, China. Verwendungszweck: EPR- + Vertragsnummer.</w:t>
+          <w:p w14:paraId="BANKFMT02">
+            <w:pPr>
+              <w:spacing w:before="20" w:after="0"/>
+            </w:pPr>
+            <w:r>
+              <w:rPr>
+                <w:rFonts w:ascii="Times New Roman" w:hAnsi="Times New Roman" w:eastAsia="Times New Roman" w:cs="Times New Roman"/>
+                <w:b w:val="0"/>
+                <w:bCs w:val="0"/>
+                <w:sz w:val="21"/>
+                <w:szCs w:val="21"/>
+              </w:rPr>
+              <w:t xml:space="preserve">(6) Bankverbindung:</w:t>
+            </w:r>
+          </w:p>
+          <w:p w14:paraId="BANKFMT03">
+            <w:pPr>
+              <w:spacing w:before="0" w:after="0"/>
+            </w:pPr>
+            <w:r>
+              <w:rPr>
+                <w:rFonts w:ascii="Times New Roman" w:hAnsi="Times New Roman" w:eastAsia="Times New Roman" w:cs="Times New Roman"/>
+                <w:b w:val="0"/>
+                <w:bCs w:val="0"/>
+                <w:sz w:val="21"/>
+                <w:szCs w:val="21"/>
+              </w:rPr>
+              <w:t xml:space="preserve">  Kontoinhaber: FREDDY (Shanghai) Information Consulting Ltd. Huainan Branch</w:t>
+            </w:r>
+          </w:p>
+          <w:p w14:paraId="BANKFMT04">
+            <w:pPr>
+              <w:spacing w:before="0" w:after="0"/>
+            </w:pPr>
+            <w:r>
+              <w:rPr>
+                <w:rFonts w:ascii="Times New Roman" w:hAnsi="Times New Roman" w:eastAsia="Times New Roman" w:cs="Times New Roman"/>
+                <w:b w:val="0"/>
+                <w:bCs w:val="0"/>
+                <w:sz w:val="21"/>
+                <w:szCs w:val="21"/>
+              </w:rPr>
+              <w:t xml:space="preserve">  Bank: Bank of China, Huainan Branch</w:t>
+            </w:r>
+          </w:p>
+          <w:p w14:paraId="BANKFMT05">
+            <w:pPr>
+              <w:spacing w:before="0" w:after="0"/>
+            </w:pPr>
+            <w:r>
+              <w:rPr>
+                <w:rFonts w:ascii="Times New Roman" w:hAnsi="Times New Roman" w:eastAsia="Times New Roman" w:cs="Times New Roman"/>
+                <w:b w:val="0"/>
+                <w:bCs w:val="0"/>
+                <w:sz w:val="21"/>
+                <w:szCs w:val="21"/>
+              </w:rPr>
+              <w:t xml:space="preserve">  Kontonummer: 181276312093</w:t>
+            </w:r>
+          </w:p>
+          <w:p w14:paraId="BANKFMT06">
+            <w:pPr>
+              <w:spacing w:before="0" w:after="0"/>
+            </w:pPr>
+            <w:r>
+              <w:rPr>
+                <w:rFonts w:ascii="Times New Roman" w:hAnsi="Times New Roman" w:eastAsia="Times New Roman" w:cs="Times New Roman"/>
+                <w:b w:val="0"/>
+                <w:bCs w:val="0"/>
+                <w:sz w:val="21"/>
+                <w:szCs w:val="21"/>
+              </w:rPr>
+              <w:t xml:space="preserve">  Bankleitzahl: BKCHCNBJ780</w:t>
+            </w:r>
+          </w:p>
+          <w:p w14:paraId="BANKFMT07">
+            <w:pPr>
+              <w:spacing w:before="0" w:after="0"/>
+            </w:pPr>
+            <w:r>
+              <w:rPr>
+                <w:rFonts w:ascii="Times New Roman" w:hAnsi="Times New Roman" w:eastAsia="Times New Roman" w:cs="Times New Roman"/>
+                <w:b w:val="0"/>
+                <w:bCs w:val="0"/>
+                <w:sz w:val="21"/>
+                <w:szCs w:val="21"/>
+              </w:rPr>
+              <w:t xml:space="preserve">  Bankadresse: No.21 Longhu Road, Huainan, Anhui, China</w:t>
+            </w:r>
+          </w:p>
+          <w:p w14:paraId="BANKFMT08">
+            <w:pPr>
+              <w:spacing w:before="0" w:after="20"/>
+            </w:pPr>
+            <w:r>
+              <w:rPr>
+                <w:rFonts w:ascii="Times New Roman" w:hAnsi="Times New Roman" w:eastAsia="Times New Roman" w:cs="Times New Roman"/>
+                <w:b w:val="0"/>
+                <w:bCs w:val="0"/>
+                <w:sz w:val="21"/>
+                <w:szCs w:val="21"/>
+              </w:rPr>
+              <w:t xml:space="preserve">  Verwendungszweck: EPR- + Vertragsnummer</w:t>
             </w:r>
           </w:p>
         </w:tc>
@@ -5323,9 +5413,9 @@
               <w:right w:w="0" w:type="dxa"/>
             </w:tcMar>
           </w:tcPr>
-          <w:p w14:paraId="BANK00003">
-            <w:pPr>
-              <w:spacing w:before="20" w:after="20"/>
+          <w:p w14:paraId="BANKFMT09">
+            <w:pPr>
+              <w:spacing w:before="20" w:after="0"/>
             </w:pPr>
             <w:r>
               <w:rPr>
@@ -5335,7 +5425,97 @@
                 <w:sz w:val="21"/>
                 <w:szCs w:val="21"/>
               </w:rPr>
-              <w:t>(6) 银行转账信息：户名：福瑞笛（上海）信息咨询有限公司淮南分公司，开户行：中国银行股份有限公司淮南分行，账号：181276312093，银行代码：BKCHCNBJ780，开户行地址：安徽省淮南市龙湖路21号。汇款附言：EPR-合同编号。</w:t>
+              <w:t xml:space="preserve">(6) 银行转账信息：</w:t>
+            </w:r>
+          </w:p>
+          <w:p w14:paraId="BANKFMT10">
+            <w:pPr>
+              <w:spacing w:before="0" w:after="0"/>
+            </w:pPr>
+            <w:r>
+              <w:rPr>
+                <w:rFonts w:ascii="宋体" w:hAnsi="宋体" w:eastAsia="宋体" w:cs="宋体"/>
+                <w:b w:val="0"/>
+                <w:bCs w:val="0"/>
+                <w:sz w:val="21"/>
+                <w:szCs w:val="21"/>
+              </w:rPr>
+              <w:t xml:space="preserve">  户名：福瑞笛（上海）信息咨询有限公司淮南分公司</w:t>
+            </w:r>
+          </w:p>
+          <w:p w14:paraId="BANKFMT11">
+            <w:pPr>
+              <w:spacing w:before="0" w:after="0"/>
+            </w:pPr>
+            <w:r>
+              <w:rPr>
+                <w:rFonts w:ascii="宋体" w:hAnsi="宋体" w:eastAsia="宋体" w:cs="宋体"/>
+                <w:b w:val="0"/>
+                <w:bCs w:val="0"/>
+                <w:sz w:val="21"/>
+                <w:szCs w:val="21"/>
+              </w:rPr>
+              <w:t xml:space="preserve">  开户行：中国银行股份有限公司淮南分行</w:t>
+            </w:r>
+          </w:p>
+          <w:p w14:paraId="BANKFMT12">
+            <w:pPr>
+              <w:spacing w:before="0" w:after="0"/>
+            </w:pPr>
+            <w:r>
+              <w:rPr>
+                <w:rFonts w:ascii="宋体" w:hAnsi="宋体" w:eastAsia="宋体" w:cs="宋体"/>
+                <w:b w:val="0"/>
+                <w:bCs w:val="0"/>
+                <w:sz w:val="21"/>
+                <w:szCs w:val="21"/>
+              </w:rPr>
+              <w:t xml:space="preserve">  账号：181276312093</w:t>
+            </w:r>
+          </w:p>
+          <w:p w14:paraId="BANKFMT13">
+            <w:pPr>
+              <w:spacing w:before="0" w:after="0"/>
+            </w:pPr>
+            <w:r>
+              <w:rPr>
+                <w:rFonts w:ascii="宋体" w:hAnsi="宋体" w:eastAsia="宋体" w:cs="宋体"/>
+                <w:b w:val="0"/>
+                <w:bCs w:val="0"/>
+                <w:sz w:val="21"/>
+                <w:szCs w:val="21"/>
+              </w:rPr>
+              <w:t xml:space="preserve">  银行代码：BKCHCNBJ780</w:t>
+            </w:r>
+          </w:p>
+          <w:p w14:paraId="BANKFMT14">
+            <w:pPr>
+              <w:spacing w:before="0" w:after="0"/>
+            </w:pPr>
+            <w:r>
+              <w:rPr>
+                <w:rFonts w:ascii="宋体" w:hAnsi="宋体" w:eastAsia="宋体" w:cs="宋体"/>
+                <w:b w:val="0"/>
+                <w:bCs w:val="0"/>
+                <w:sz w:val="21"/>
+                <w:szCs w:val="21"/>
+              </w:rPr>
+              <w:t xml:space="preserve">  开户行地址：安徽省淮南市龙湖路21号</w:t>
+            </w:r>
+          </w:p>
+          <w:p w14:paraId="BANKFMT15">
+            <w:pPr>
+              <w:spacing w:before="0" w:after="20"/>
+            </w:pPr>
+            <w:r>
+              <w:rPr>
+                <w:rFonts w:ascii="宋体" w:hAnsi="宋体" w:eastAsia="宋体" w:cs="宋体"/>
+                <w:b w:val="0"/>
+                <w:bCs w:val="0"/>
+                <w:sz w:val="21"/>
+                <w:szCs w:val="21"/>
+              </w:rPr>
+              <w:t xml:space="preserve">  汇款附言：EPR-合同编号</w:t>
             </w:r>
           </w:p>
         </w:tc>

--- a/projects/contracts/LIVANTO/VerpackG_Bevollmächtigungsvertrag.docx
+++ b/projects/contracts/LIVANTO/VerpackG_Bevollmächtigungsvertrag.docx
@@ -11425,6 +11425,26 @@
         <w:szCs w:val="18"/>
       </w:rPr>
       <w:t xml:space="preserve">  |  Bevollmächtigungsvertrag §35(2) VerpackG</w:t>
+    </w:r>
+  </w:p>
+  <w:p>
+    <w:pPr>
+      <w:jc w:val="right"/>
+      <w:rPr>
+        <w:rFonts w:ascii="Times New Roman" w:hAnsi="Times New Roman" w:eastAsia="Times New Roman" w:cs="Times New Roman"/>
+        <w:b w:val="0"/>
+        <w:sz w:val="20"/>
+        <w:szCs w:val="20"/>
+      </w:rPr>
+    </w:pPr>
+    <w:r>
+      <w:rPr>
+        <w:rFonts w:ascii="Times New Roman" w:hAnsi="Times New Roman" w:eastAsia="Times New Roman" w:cs="Times New Roman"/>
+        <w:b w:val="0"/>
+        <w:sz w:val="20"/>
+        <w:szCs w:val="20"/>
+      </w:rPr>
+      <w:t xml:space="preserve">合同编号：{contract_number}  |  Vertragsnummer: {contract_number}</w:t>
     </w:r>
   </w:p>
 </w:hdr>

--- a/projects/contracts/LIVANTO/VerpackG_Bevollmächtigungsvertrag.docx
+++ b/projects/contracts/LIVANTO/VerpackG_Bevollmächtigungsvertrag.docx
@@ -11310,6 +11310,1015 @@
       <w:cols w:space="720" w:num="1"/>
       <w:docGrid w:linePitch="360" w:charSpace="0"/>
     </w:sectPr>
+    <w:p>
+      <w:r>
+        <w:br w:type="page"/>
+      </w:r>
+    </w:p>
+    <w:p>
+      <w:pPr>
+        <w:spacing w:before="400" w:after="200"/>
+      </w:pPr>
+      <w:r>
+        <w:rPr>
+          <w:rFonts w:ascii="Times New Roman" w:hAnsi="Times New Roman" w:eastAsia="Times New Roman" w:cs="Times New Roman"/>
+          <w:b w:val="1"/>
+          <w:sz w:val="28"/>
+          <w:szCs w:val="28"/>
+        </w:rPr>
+        <w:t>Unterzeichnung / 签署</w:t>
+      </w:r>
+    </w:p>
+    <w:tbl>
+      <w:tblPr>
+        <w:tblW w:w="9705" w:type="dxa"/>
+        <w:jc w:val="center"/>
+      </w:tblPr>
+      <w:tblGrid>
+        <w:gridCol w:w="4852"/>
+        <w:gridCol w:w="4853"/>
+      </w:tblGrid>
+      <w:tr>
+        <w:tc>
+          <w:tcPr>
+            <w:tcW w:w="4852" w:type="dxa"/>
+            <w:tcBorders>
+              <w:top w:val="nil"/>
+              <w:left w:val="nil"/>
+              <w:bottom w:val="nil"/>
+              <w:right w:val="nil"/>
+            </w:tcBorders>
+            <w:tcMar>
+              <w:top w:w="40" w:type="dxa"/>
+              <w:left w:w="80" w:type="dxa"/>
+              <w:bottom w:w="40" w:type="dxa"/>
+              <w:right w:w="80" w:type="dxa"/>
+            </w:tcMar>
+          </w:tcPr>
+          <w:p>
+            <w:pPr>
+              <w:jc w:val="left"/>
+              <w:spacing w:before="200" w:after="0"/>
+            </w:pPr>
+            <w:r>
+              <w:rPr>
+                <w:rFonts w:ascii="Times New Roman" w:hAnsi="Times New Roman" w:eastAsia="Times New Roman" w:cs="Times New Roman"/>
+                <w:b w:val="1"/>
+                <w:bCs w:val="1"/>
+                <w:sz w:val="24"/>
+                <w:szCs w:val="24"/>
+              </w:rPr>
+              <w:t xml:space="preserve">Auftraggeber</w:t>
+            </w:r>
+          </w:p>
+        </w:tc>
+        <w:tc>
+          <w:tcPr>
+            <w:tcW w:w="4853" w:type="dxa"/>
+            <w:tcBorders>
+              <w:top w:val="nil"/>
+              <w:left w:val="nil"/>
+              <w:bottom w:val="nil"/>
+              <w:right w:val="nil"/>
+            </w:tcBorders>
+            <w:tcMar>
+              <w:top w:w="40" w:type="dxa"/>
+              <w:left w:w="80" w:type="dxa"/>
+              <w:bottom w:w="40" w:type="dxa"/>
+              <w:right w:w="80" w:type="dxa"/>
+            </w:tcMar>
+          </w:tcPr>
+          <w:p>
+            <w:pPr>
+              <w:jc w:val="left"/>
+              <w:spacing w:before="200" w:after="0"/>
+            </w:pPr>
+            <w:r>
+              <w:rPr>
+                <w:rFonts w:ascii="宋体" w:hAnsi="宋体" w:eastAsia="宋体" w:cs="宋体"/>
+                <w:b w:val="1"/>
+                <w:bCs w:val="1"/>
+                <w:sz w:val="24"/>
+                <w:szCs w:val="24"/>
+              </w:rPr>
+              <w:t xml:space="preserve">委托方</w:t>
+            </w:r>
+          </w:p>
+        </w:tc>
+      </w:tr>
+      <w:tr>
+        <w:tc>
+          <w:tcPr>
+            <w:tcW w:w="4852" w:type="dxa"/>
+            <w:tcBorders>
+              <w:top w:val="nil"/>
+              <w:left w:val="nil"/>
+              <w:bottom w:val="nil"/>
+              <w:right w:val="nil"/>
+            </w:tcBorders>
+            <w:tcMar>
+              <w:top w:w="40" w:type="dxa"/>
+              <w:left w:w="80" w:type="dxa"/>
+              <w:bottom w:w="40" w:type="dxa"/>
+              <w:right w:w="80" w:type="dxa"/>
+            </w:tcMar>
+          </w:tcPr>
+          <w:p>
+            <w:pPr>
+              <w:jc w:val="left"/>
+              <w:spacing w:before="60" w:after="0"/>
+            </w:pPr>
+            <w:r>
+              <w:rPr>
+                <w:rFonts w:ascii="Times New Roman" w:hAnsi="Times New Roman" w:eastAsia="Times New Roman" w:cs="Times New Roman"/>
+                <w:b w:val="0"/>
+                <w:bCs w:val="0"/>
+                <w:sz w:val="22"/>
+                <w:szCs w:val="22"/>
+              </w:rPr>
+              <w:t xml:space="preserve">{company_name}</w:t>
+            </w:r>
+          </w:p>
+          <w:p>
+            <w:pPr>
+              <w:jc w:val="left"/>
+              <w:spacing w:before="20" w:after="0"/>
+            </w:pPr>
+            <w:r>
+              <w:rPr>
+                <w:rFonts w:ascii="Times New Roman" w:hAnsi="Times New Roman" w:eastAsia="Times New Roman" w:cs="Times New Roman"/>
+                <w:b w:val="0"/>
+                <w:bCs w:val="0"/>
+                <w:sz w:val="22"/>
+                <w:szCs w:val="22"/>
+              </w:rPr>
+              <w:t xml:space="preserve">{registered_address}</w:t>
+            </w:r>
+          </w:p>
+          <w:p>
+            <w:pPr>
+              <w:jc w:val="left"/>
+              <w:spacing w:before="20" w:after="0"/>
+            </w:pPr>
+            <w:r>
+              <w:rPr>
+                <w:rFonts w:ascii="Times New Roman" w:hAnsi="Times New Roman" w:eastAsia="Times New Roman" w:cs="Times New Roman"/>
+                <w:b w:val="0"/>
+                <w:bCs w:val="0"/>
+                <w:sz w:val="22"/>
+                <w:szCs w:val="22"/>
+              </w:rPr>
+              <w:t xml:space="preserve"/>
+            </w:r>
+          </w:p>
+        </w:tc>
+        <w:tc>
+          <w:tcPr>
+            <w:tcW w:w="4853" w:type="dxa"/>
+            <w:tcBorders>
+              <w:top w:val="nil"/>
+              <w:left w:val="nil"/>
+              <w:bottom w:val="nil"/>
+              <w:right w:val="nil"/>
+            </w:tcBorders>
+            <w:tcMar>
+              <w:top w:w="40" w:type="dxa"/>
+              <w:left w:w="80" w:type="dxa"/>
+              <w:bottom w:w="40" w:type="dxa"/>
+              <w:right w:w="80" w:type="dxa"/>
+            </w:tcMar>
+          </w:tcPr>
+          <w:p>
+            <w:pPr>
+              <w:jc w:val="left"/>
+              <w:spacing w:before="60" w:after="0"/>
+            </w:pPr>
+            <w:r>
+              <w:rPr>
+                <w:rFonts w:ascii="宋体" w:hAnsi="宋体" w:eastAsia="宋体" w:cs="宋体"/>
+                <w:b w:val="0"/>
+                <w:bCs w:val="0"/>
+                <w:sz w:val="22"/>
+                <w:szCs w:val="22"/>
+              </w:rPr>
+              <w:t xml:space="preserve">{company_name}</w:t>
+            </w:r>
+          </w:p>
+          <w:p>
+            <w:pPr>
+              <w:jc w:val="left"/>
+              <w:spacing w:before="20" w:after="0"/>
+            </w:pPr>
+            <w:r>
+              <w:rPr>
+                <w:rFonts w:ascii="宋体" w:hAnsi="宋体" w:eastAsia="宋体" w:cs="宋体"/>
+                <w:b w:val="0"/>
+                <w:bCs w:val="0"/>
+                <w:sz w:val="22"/>
+                <w:szCs w:val="22"/>
+              </w:rPr>
+              <w:t xml:space="preserve">{registered_address}</w:t>
+            </w:r>
+          </w:p>
+          <w:p>
+            <w:pPr>
+              <w:jc w:val="left"/>
+              <w:spacing w:before="20" w:after="0"/>
+            </w:pPr>
+            <w:r>
+              <w:rPr>
+                <w:rFonts w:ascii="宋体" w:hAnsi="宋体" w:eastAsia="宋体" w:cs="宋体"/>
+                <w:b w:val="0"/>
+                <w:bCs w:val="0"/>
+                <w:sz w:val="22"/>
+                <w:szCs w:val="22"/>
+              </w:rPr>
+              <w:t xml:space="preserve"/>
+            </w:r>
+          </w:p>
+        </w:tc>
+      </w:tr>
+      <w:tr>
+        <w:tc>
+          <w:tcPr>
+            <w:tcW w:w="4852" w:type="dxa"/>
+            <w:tcBorders>
+              <w:top w:val="nil"/>
+              <w:left w:val="nil"/>
+              <w:bottom w:val="nil"/>
+              <w:right w:val="nil"/>
+            </w:tcBorders>
+            <w:tcMar>
+              <w:top w:w="40" w:type="dxa"/>
+              <w:left w:w="80" w:type="dxa"/>
+              <w:bottom w:w="40" w:type="dxa"/>
+              <w:right w:w="80" w:type="dxa"/>
+            </w:tcMar>
+          </w:tcPr>
+          <w:p>
+            <w:pPr>
+              <w:spacing w:before="120" w:after="0"/>
+            </w:pPr>
+          </w:p>
+          <w:p>
+            <w:pPr>
+              <w:jc w:val="left"/>
+              <w:spacing w:before="40" w:after="0"/>
+            </w:pPr>
+            <w:r>
+              <w:rPr>
+                <w:rFonts w:ascii="Times New Roman" w:hAnsi="Times New Roman" w:eastAsia="Times New Roman" w:cs="Times New Roman"/>
+                <w:b w:val="0"/>
+                <w:bCs w:val="0"/>
+                <w:sz w:val="22"/>
+                <w:szCs w:val="22"/>
+              </w:rPr>
+              <w:t xml:space="preserve">Ort / Datum:</w:t>
+            </w:r>
+          </w:p>
+          <w:p>
+            <w:pPr>
+              <w:spacing w:before="200" w:after="0"/>
+            </w:pPr>
+          </w:p>
+          <w:p>
+            <w:pPr>
+              <w:jc w:val="left"/>
+              <w:spacing w:before="40" w:after="0"/>
+            </w:pPr>
+            <w:r>
+              <w:rPr>
+                <w:rFonts w:ascii="Times New Roman" w:hAnsi="Times New Roman" w:eastAsia="Times New Roman" w:cs="Times New Roman"/>
+                <w:b w:val="0"/>
+                <w:bCs w:val="0"/>
+                <w:sz w:val="22"/>
+                <w:szCs w:val="22"/>
+              </w:rPr>
+              <w:t xml:space="preserve">Unterschrift / Stempel:</w:t>
+            </w:r>
+          </w:p>
+        </w:tc>
+        <w:tc>
+          <w:tcPr>
+            <w:tcW w:w="4853" w:type="dxa"/>
+            <w:tcBorders>
+              <w:top w:val="nil"/>
+              <w:left w:val="nil"/>
+              <w:bottom w:val="nil"/>
+              <w:right w:val="nil"/>
+            </w:tcBorders>
+            <w:tcMar>
+              <w:top w:w="40" w:type="dxa"/>
+              <w:left w:w="80" w:type="dxa"/>
+              <w:bottom w:w="40" w:type="dxa"/>
+              <w:right w:w="80" w:type="dxa"/>
+            </w:tcMar>
+          </w:tcPr>
+          <w:p>
+            <w:pPr>
+              <w:spacing w:before="120" w:after="0"/>
+            </w:pPr>
+          </w:p>
+          <w:p>
+            <w:pPr>
+              <w:jc w:val="left"/>
+              <w:spacing w:before="40" w:after="0"/>
+            </w:pPr>
+            <w:r>
+              <w:rPr>
+                <w:rFonts w:ascii="宋体" w:hAnsi="宋体" w:eastAsia="宋体" w:cs="宋体"/>
+                <w:b w:val="0"/>
+                <w:bCs w:val="0"/>
+                <w:sz w:val="22"/>
+                <w:szCs w:val="22"/>
+              </w:rPr>
+              <w:t xml:space="preserve">地点 / 日期：</w:t>
+            </w:r>
+          </w:p>
+          <w:p>
+            <w:pPr>
+              <w:spacing w:before="200" w:after="0"/>
+            </w:pPr>
+          </w:p>
+          <w:p>
+            <w:pPr>
+              <w:jc w:val="left"/>
+              <w:spacing w:before="40" w:after="0"/>
+            </w:pPr>
+            <w:r>
+              <w:rPr>
+                <w:rFonts w:ascii="宋体" w:hAnsi="宋体" w:eastAsia="宋体" w:cs="宋体"/>
+                <w:b w:val="0"/>
+                <w:bCs w:val="0"/>
+                <w:sz w:val="22"/>
+                <w:szCs w:val="22"/>
+              </w:rPr>
+              <w:t xml:space="preserve">签字 / 盖章：</w:t>
+            </w:r>
+          </w:p>
+        </w:tc>
+      </w:tr>
+    </w:tbl>
+    <w:tbl>
+      <w:tblPr>
+        <w:tblW w:w="9705" w:type="dxa"/>
+        <w:jc w:val="center"/>
+      </w:tblPr>
+      <w:tblGrid>
+        <w:gridCol w:w="4852"/>
+        <w:gridCol w:w="4853"/>
+      </w:tblGrid>
+      <w:tr>
+        <w:tc>
+          <w:tcPr>
+            <w:tcW w:w="4852" w:type="dxa"/>
+            <w:tcBorders>
+              <w:top w:val="nil"/>
+              <w:left w:val="nil"/>
+              <w:bottom w:val="nil"/>
+              <w:right w:val="nil"/>
+            </w:tcBorders>
+            <w:tcMar>
+              <w:top w:w="40" w:type="dxa"/>
+              <w:left w:w="80" w:type="dxa"/>
+              <w:bottom w:w="40" w:type="dxa"/>
+              <w:right w:w="80" w:type="dxa"/>
+            </w:tcMar>
+          </w:tcPr>
+          <w:p>
+            <w:pPr>
+              <w:jc w:val="left"/>
+              <w:spacing w:before="200" w:after="0"/>
+            </w:pPr>
+            <w:r>
+              <w:rPr>
+                <w:rFonts w:ascii="Times New Roman" w:hAnsi="Times New Roman" w:eastAsia="Times New Roman" w:cs="Times New Roman"/>
+                <w:b w:val="1"/>
+                <w:bCs w:val="1"/>
+                <w:sz w:val="24"/>
+                <w:szCs w:val="24"/>
+              </w:rPr>
+              <w:t xml:space="preserve">Bevollmächtigter (LIVANTO GmbH)</w:t>
+            </w:r>
+          </w:p>
+        </w:tc>
+        <w:tc>
+          <w:tcPr>
+            <w:tcW w:w="4853" w:type="dxa"/>
+            <w:tcBorders>
+              <w:top w:val="nil"/>
+              <w:left w:val="nil"/>
+              <w:bottom w:val="nil"/>
+              <w:right w:val="nil"/>
+            </w:tcBorders>
+            <w:tcMar>
+              <w:top w:w="40" w:type="dxa"/>
+              <w:left w:w="80" w:type="dxa"/>
+              <w:bottom w:w="40" w:type="dxa"/>
+              <w:right w:w="80" w:type="dxa"/>
+            </w:tcMar>
+          </w:tcPr>
+          <w:p>
+            <w:pPr>
+              <w:jc w:val="left"/>
+              <w:spacing w:before="200" w:after="0"/>
+            </w:pPr>
+            <w:r>
+              <w:rPr>
+                <w:rFonts w:ascii="宋体" w:hAnsi="宋体" w:eastAsia="宋体" w:cs="宋体"/>
+                <w:b w:val="1"/>
+                <w:bCs w:val="1"/>
+                <w:sz w:val="24"/>
+                <w:szCs w:val="24"/>
+              </w:rPr>
+              <w:t xml:space="preserve">授权代表 (LIVANTO GmbH)</w:t>
+            </w:r>
+          </w:p>
+        </w:tc>
+      </w:tr>
+      <w:tr>
+        <w:tc>
+          <w:tcPr>
+            <w:tcW w:w="4852" w:type="dxa"/>
+            <w:tcBorders>
+              <w:top w:val="nil"/>
+              <w:left w:val="nil"/>
+              <w:bottom w:val="nil"/>
+              <w:right w:val="nil"/>
+            </w:tcBorders>
+            <w:tcMar>
+              <w:top w:w="40" w:type="dxa"/>
+              <w:left w:w="80" w:type="dxa"/>
+              <w:bottom w:w="40" w:type="dxa"/>
+              <w:right w:w="80" w:type="dxa"/>
+            </w:tcMar>
+          </w:tcPr>
+          <w:p>
+            <w:pPr>
+              <w:jc w:val="left"/>
+              <w:spacing w:before="60" w:after="0"/>
+            </w:pPr>
+            <w:r>
+              <w:rPr>
+                <w:rFonts w:ascii="Times New Roman" w:hAnsi="Times New Roman" w:eastAsia="Times New Roman" w:cs="Times New Roman"/>
+                <w:b w:val="0"/>
+                <w:bCs w:val="0"/>
+                <w:sz w:val="22"/>
+                <w:szCs w:val="22"/>
+              </w:rPr>
+              <w:t xml:space="preserve">LIVANTO GmbH</w:t>
+            </w:r>
+          </w:p>
+          <w:p>
+            <w:pPr>
+              <w:jc w:val="left"/>
+              <w:spacing w:before="20" w:after="0"/>
+            </w:pPr>
+            <w:r>
+              <w:rPr>
+                <w:rFonts w:ascii="Times New Roman" w:hAnsi="Times New Roman" w:eastAsia="Times New Roman" w:cs="Times New Roman"/>
+                <w:b w:val="0"/>
+                <w:bCs w:val="0"/>
+                <w:sz w:val="22"/>
+                <w:szCs w:val="22"/>
+              </w:rPr>
+              <w:t xml:space="preserve">Germany</w:t>
+            </w:r>
+          </w:p>
+          <w:p>
+            <w:pPr>
+              <w:jc w:val="left"/>
+              <w:spacing w:before="20" w:after="0"/>
+            </w:pPr>
+            <w:r>
+              <w:rPr>
+                <w:rFonts w:ascii="Times New Roman" w:hAnsi="Times New Roman" w:eastAsia="Times New Roman" w:cs="Times New Roman"/>
+                <w:b w:val="0"/>
+                <w:bCs w:val="0"/>
+                <w:sz w:val="22"/>
+                <w:szCs w:val="22"/>
+              </w:rPr>
+              <w:t xml:space="preserve">HRB XXXX</w:t>
+            </w:r>
+          </w:p>
+        </w:tc>
+        <w:tc>
+          <w:tcPr>
+            <w:tcW w:w="4853" w:type="dxa"/>
+            <w:tcBorders>
+              <w:top w:val="nil"/>
+              <w:left w:val="nil"/>
+              <w:bottom w:val="nil"/>
+              <w:right w:val="nil"/>
+            </w:tcBorders>
+            <w:tcMar>
+              <w:top w:w="40" w:type="dxa"/>
+              <w:left w:w="80" w:type="dxa"/>
+              <w:bottom w:w="40" w:type="dxa"/>
+              <w:right w:w="80" w:type="dxa"/>
+            </w:tcMar>
+          </w:tcPr>
+          <w:p>
+            <w:pPr>
+              <w:jc w:val="left"/>
+              <w:spacing w:before="60" w:after="0"/>
+            </w:pPr>
+            <w:r>
+              <w:rPr>
+                <w:rFonts w:ascii="宋体" w:hAnsi="宋体" w:eastAsia="宋体" w:cs="宋体"/>
+                <w:b w:val="0"/>
+                <w:bCs w:val="0"/>
+                <w:sz w:val="22"/>
+                <w:szCs w:val="22"/>
+              </w:rPr>
+              <w:t xml:space="preserve">LIVANTO GmbH</w:t>
+            </w:r>
+          </w:p>
+          <w:p>
+            <w:pPr>
+              <w:jc w:val="left"/>
+              <w:spacing w:before="20" w:after="0"/>
+            </w:pPr>
+            <w:r>
+              <w:rPr>
+                <w:rFonts w:ascii="宋体" w:hAnsi="宋体" w:eastAsia="宋体" w:cs="宋体"/>
+                <w:b w:val="0"/>
+                <w:bCs w:val="0"/>
+                <w:sz w:val="22"/>
+                <w:szCs w:val="22"/>
+              </w:rPr>
+              <w:t xml:space="preserve">德国</w:t>
+            </w:r>
+          </w:p>
+          <w:p>
+            <w:pPr>
+              <w:jc w:val="left"/>
+              <w:spacing w:before="20" w:after="0"/>
+            </w:pPr>
+            <w:r>
+              <w:rPr>
+                <w:rFonts w:ascii="宋体" w:hAnsi="宋体" w:eastAsia="宋体" w:cs="宋体"/>
+                <w:b w:val="0"/>
+                <w:bCs w:val="0"/>
+                <w:sz w:val="22"/>
+                <w:szCs w:val="22"/>
+              </w:rPr>
+              <w:t xml:space="preserve">商业登记号 HRB XXXX</w:t>
+            </w:r>
+          </w:p>
+        </w:tc>
+      </w:tr>
+      <w:tr>
+        <w:tc>
+          <w:tcPr>
+            <w:tcW w:w="4852" w:type="dxa"/>
+            <w:tcBorders>
+              <w:top w:val="nil"/>
+              <w:left w:val="nil"/>
+              <w:bottom w:val="nil"/>
+              <w:right w:val="nil"/>
+            </w:tcBorders>
+            <w:tcMar>
+              <w:top w:w="40" w:type="dxa"/>
+              <w:left w:w="80" w:type="dxa"/>
+              <w:bottom w:w="40" w:type="dxa"/>
+              <w:right w:w="80" w:type="dxa"/>
+            </w:tcMar>
+          </w:tcPr>
+          <w:p>
+            <w:pPr>
+              <w:spacing w:before="120" w:after="0"/>
+            </w:pPr>
+          </w:p>
+          <w:p>
+            <w:pPr>
+              <w:jc w:val="left"/>
+              <w:spacing w:before="40" w:after="0"/>
+            </w:pPr>
+            <w:r>
+              <w:rPr>
+                <w:rFonts w:ascii="Times New Roman" w:hAnsi="Times New Roman" w:eastAsia="Times New Roman" w:cs="Times New Roman"/>
+                <w:b w:val="0"/>
+                <w:bCs w:val="0"/>
+                <w:sz w:val="22"/>
+                <w:szCs w:val="22"/>
+              </w:rPr>
+              <w:t xml:space="preserve">Ort / Datum:</w:t>
+            </w:r>
+          </w:p>
+          <w:p>
+            <w:pPr>
+              <w:spacing w:before="200" w:after="0"/>
+            </w:pPr>
+          </w:p>
+          <w:p>
+            <w:pPr>
+              <w:jc w:val="left"/>
+              <w:spacing w:before="40" w:after="0"/>
+            </w:pPr>
+            <w:r>
+              <w:rPr>
+                <w:rFonts w:ascii="Times New Roman" w:hAnsi="Times New Roman" w:eastAsia="Times New Roman" w:cs="Times New Roman"/>
+                <w:b w:val="0"/>
+                <w:bCs w:val="0"/>
+                <w:sz w:val="22"/>
+                <w:szCs w:val="22"/>
+              </w:rPr>
+              <w:t xml:space="preserve">Unterschrift / Stempel:</w:t>
+            </w:r>
+          </w:p>
+        </w:tc>
+        <w:tc>
+          <w:tcPr>
+            <w:tcW w:w="4853" w:type="dxa"/>
+            <w:tcBorders>
+              <w:top w:val="nil"/>
+              <w:left w:val="nil"/>
+              <w:bottom w:val="nil"/>
+              <w:right w:val="nil"/>
+            </w:tcBorders>
+            <w:tcMar>
+              <w:top w:w="40" w:type="dxa"/>
+              <w:left w:w="80" w:type="dxa"/>
+              <w:bottom w:w="40" w:type="dxa"/>
+              <w:right w:w="80" w:type="dxa"/>
+            </w:tcMar>
+          </w:tcPr>
+          <w:p>
+            <w:pPr>
+              <w:spacing w:before="120" w:after="0"/>
+            </w:pPr>
+          </w:p>
+          <w:p>
+            <w:pPr>
+              <w:jc w:val="left"/>
+              <w:spacing w:before="40" w:after="0"/>
+            </w:pPr>
+            <w:r>
+              <w:rPr>
+                <w:rFonts w:ascii="宋体" w:hAnsi="宋体" w:eastAsia="宋体" w:cs="宋体"/>
+                <w:b w:val="0"/>
+                <w:bCs w:val="0"/>
+                <w:sz w:val="22"/>
+                <w:szCs w:val="22"/>
+              </w:rPr>
+              <w:t xml:space="preserve">地点 / 日期：</w:t>
+            </w:r>
+          </w:p>
+          <w:p>
+            <w:pPr>
+              <w:spacing w:before="200" w:after="0"/>
+            </w:pPr>
+          </w:p>
+          <w:p>
+            <w:pPr>
+              <w:jc w:val="left"/>
+              <w:spacing w:before="40" w:after="0"/>
+            </w:pPr>
+            <w:r>
+              <w:rPr>
+                <w:rFonts w:ascii="宋体" w:hAnsi="宋体" w:eastAsia="宋体" w:cs="宋体"/>
+                <w:b w:val="0"/>
+                <w:bCs w:val="0"/>
+                <w:sz w:val="22"/>
+                <w:szCs w:val="22"/>
+              </w:rPr>
+              <w:t xml:space="preserve">签字 / 盖章：</w:t>
+            </w:r>
+          </w:p>
+        </w:tc>
+      </w:tr>
+    </w:tbl>
+    <w:tbl>
+      <w:tblPr>
+        <w:tblW w:w="9705" w:type="dxa"/>
+        <w:jc w:val="center"/>
+      </w:tblPr>
+      <w:tblGrid>
+        <w:gridCol w:w="4852"/>
+        <w:gridCol w:w="4853"/>
+      </w:tblGrid>
+      <w:tr>
+        <w:tc>
+          <w:tcPr>
+            <w:tcW w:w="4852" w:type="dxa"/>
+            <w:tcBorders>
+              <w:top w:val="nil"/>
+              <w:left w:val="nil"/>
+              <w:bottom w:val="nil"/>
+              <w:right w:val="nil"/>
+            </w:tcBorders>
+            <w:tcMar>
+              <w:top w:w="40" w:type="dxa"/>
+              <w:left w:w="80" w:type="dxa"/>
+              <w:bottom w:w="40" w:type="dxa"/>
+              <w:right w:w="80" w:type="dxa"/>
+            </w:tcMar>
+          </w:tcPr>
+          <w:p>
+            <w:pPr>
+              <w:jc w:val="left"/>
+              <w:spacing w:before="200" w:after="0"/>
+            </w:pPr>
+            <w:r>
+              <w:rPr>
+                <w:rFonts w:ascii="Times New Roman" w:hAnsi="Times New Roman" w:eastAsia="Times New Roman" w:cs="Times New Roman"/>
+                <w:b w:val="1"/>
+                <w:bCs w:val="1"/>
+                <w:sz w:val="24"/>
+                <w:szCs w:val="24"/>
+              </w:rPr>
+              <w:t xml:space="preserve">Zahlungsdienstleister (FREDDY)</w:t>
+            </w:r>
+          </w:p>
+        </w:tc>
+        <w:tc>
+          <w:tcPr>
+            <w:tcW w:w="4853" w:type="dxa"/>
+            <w:tcBorders>
+              <w:top w:val="nil"/>
+              <w:left w:val="nil"/>
+              <w:bottom w:val="nil"/>
+              <w:right w:val="nil"/>
+            </w:tcBorders>
+            <w:tcMar>
+              <w:top w:w="40" w:type="dxa"/>
+              <w:left w:w="80" w:type="dxa"/>
+              <w:bottom w:w="40" w:type="dxa"/>
+              <w:right w:w="80" w:type="dxa"/>
+            </w:tcMar>
+          </w:tcPr>
+          <w:p>
+            <w:pPr>
+              <w:jc w:val="left"/>
+              <w:spacing w:before="200" w:after="0"/>
+            </w:pPr>
+            <w:r>
+              <w:rPr>
+                <w:rFonts w:ascii="宋体" w:hAnsi="宋体" w:eastAsia="宋体" w:cs="宋体"/>
+                <w:b w:val="1"/>
+                <w:bCs w:val="1"/>
+                <w:sz w:val="24"/>
+                <w:szCs w:val="24"/>
+              </w:rPr>
+              <w:t xml:space="preserve">支付服务商 (福瑞笛)</w:t>
+            </w:r>
+          </w:p>
+        </w:tc>
+      </w:tr>
+      <w:tr>
+        <w:tc>
+          <w:tcPr>
+            <w:tcW w:w="4852" w:type="dxa"/>
+            <w:tcBorders>
+              <w:top w:val="nil"/>
+              <w:left w:val="nil"/>
+              <w:bottom w:val="nil"/>
+              <w:right w:val="nil"/>
+            </w:tcBorders>
+            <w:tcMar>
+              <w:top w:w="40" w:type="dxa"/>
+              <w:left w:w="80" w:type="dxa"/>
+              <w:bottom w:w="40" w:type="dxa"/>
+              <w:right w:w="80" w:type="dxa"/>
+            </w:tcMar>
+          </w:tcPr>
+          <w:p>
+            <w:pPr>
+              <w:jc w:val="left"/>
+              <w:spacing w:before="60" w:after="0"/>
+            </w:pPr>
+            <w:r>
+              <w:rPr>
+                <w:rFonts w:ascii="Times New Roman" w:hAnsi="Times New Roman" w:eastAsia="Times New Roman" w:cs="Times New Roman"/>
+                <w:b w:val="0"/>
+                <w:bCs w:val="0"/>
+                <w:sz w:val="22"/>
+                <w:szCs w:val="22"/>
+              </w:rPr>
+              <w:t xml:space="preserve">福瑞笛（上海）信息咨询有限公司淮南分公司</w:t>
+            </w:r>
+          </w:p>
+          <w:p>
+            <w:pPr>
+              <w:jc w:val="left"/>
+              <w:spacing w:before="20" w:after="0"/>
+            </w:pPr>
+            <w:r>
+              <w:rPr>
+                <w:rFonts w:ascii="Times New Roman" w:hAnsi="Times New Roman" w:eastAsia="Times New Roman" w:cs="Times New Roman"/>
+                <w:b w:val="0"/>
+                <w:bCs w:val="0"/>
+                <w:sz w:val="22"/>
+                <w:szCs w:val="22"/>
+              </w:rPr>
+              <w:t xml:space="preserve">安徽省淮南市中环国际广场158金融中心四层418室</w:t>
+            </w:r>
+          </w:p>
+          <w:p>
+            <w:pPr>
+              <w:jc w:val="left"/>
+              <w:spacing w:before="20" w:after="0"/>
+            </w:pPr>
+            <w:r>
+              <w:rPr>
+                <w:rFonts w:ascii="Times New Roman" w:hAnsi="Times New Roman" w:eastAsia="Times New Roman" w:cs="Times New Roman"/>
+                <w:b w:val="0"/>
+                <w:bCs w:val="0"/>
+                <w:sz w:val="22"/>
+                <w:szCs w:val="22"/>
+              </w:rPr>
+              <w:t xml:space="preserve"/>
+            </w:r>
+          </w:p>
+        </w:tc>
+        <w:tc>
+          <w:tcPr>
+            <w:tcW w:w="4853" w:type="dxa"/>
+            <w:tcBorders>
+              <w:top w:val="nil"/>
+              <w:left w:val="nil"/>
+              <w:bottom w:val="nil"/>
+              <w:right w:val="nil"/>
+            </w:tcBorders>
+            <w:tcMar>
+              <w:top w:w="40" w:type="dxa"/>
+              <w:left w:w="80" w:type="dxa"/>
+              <w:bottom w:w="40" w:type="dxa"/>
+              <w:right w:w="80" w:type="dxa"/>
+            </w:tcMar>
+          </w:tcPr>
+          <w:p>
+            <w:pPr>
+              <w:jc w:val="left"/>
+              <w:spacing w:before="60" w:after="0"/>
+            </w:pPr>
+            <w:r>
+              <w:rPr>
+                <w:rFonts w:ascii="宋体" w:hAnsi="宋体" w:eastAsia="宋体" w:cs="宋体"/>
+                <w:b w:val="0"/>
+                <w:bCs w:val="0"/>
+                <w:sz w:val="22"/>
+                <w:szCs w:val="22"/>
+              </w:rPr>
+              <w:t xml:space="preserve">福瑞笛（上海）信息咨询有限公司淮南分公司</w:t>
+            </w:r>
+          </w:p>
+          <w:p>
+            <w:pPr>
+              <w:jc w:val="left"/>
+              <w:spacing w:before="20" w:after="0"/>
+            </w:pPr>
+            <w:r>
+              <w:rPr>
+                <w:rFonts w:ascii="宋体" w:hAnsi="宋体" w:eastAsia="宋体" w:cs="宋体"/>
+                <w:b w:val="0"/>
+                <w:bCs w:val="0"/>
+                <w:sz w:val="22"/>
+                <w:szCs w:val="22"/>
+              </w:rPr>
+              <w:t xml:space="preserve">安徽省淮南市中环国际广场158金融中心四层418室</w:t>
+            </w:r>
+          </w:p>
+          <w:p>
+            <w:pPr>
+              <w:jc w:val="left"/>
+              <w:spacing w:before="20" w:after="0"/>
+            </w:pPr>
+            <w:r>
+              <w:rPr>
+                <w:rFonts w:ascii="宋体" w:hAnsi="宋体" w:eastAsia="宋体" w:cs="宋体"/>
+                <w:b w:val="0"/>
+                <w:bCs w:val="0"/>
+                <w:sz w:val="22"/>
+                <w:szCs w:val="22"/>
+              </w:rPr>
+              <w:t xml:space="preserve"/>
+            </w:r>
+          </w:p>
+        </w:tc>
+      </w:tr>
+      <w:tr>
+        <w:tc>
+          <w:tcPr>
+            <w:tcW w:w="4852" w:type="dxa"/>
+            <w:tcBorders>
+              <w:top w:val="nil"/>
+              <w:left w:val="nil"/>
+              <w:bottom w:val="nil"/>
+              <w:right w:val="nil"/>
+            </w:tcBorders>
+            <w:tcMar>
+              <w:top w:w="40" w:type="dxa"/>
+              <w:left w:w="80" w:type="dxa"/>
+              <w:bottom w:w="40" w:type="dxa"/>
+              <w:right w:w="80" w:type="dxa"/>
+            </w:tcMar>
+          </w:tcPr>
+          <w:p>
+            <w:pPr>
+              <w:spacing w:before="120" w:after="0"/>
+            </w:pPr>
+          </w:p>
+          <w:p>
+            <w:pPr>
+              <w:jc w:val="left"/>
+              <w:spacing w:before="40" w:after="0"/>
+            </w:pPr>
+            <w:r>
+              <w:rPr>
+                <w:rFonts w:ascii="Times New Roman" w:hAnsi="Times New Roman" w:eastAsia="Times New Roman" w:cs="Times New Roman"/>
+                <w:b w:val="0"/>
+                <w:bCs w:val="0"/>
+                <w:sz w:val="22"/>
+                <w:szCs w:val="22"/>
+              </w:rPr>
+              <w:t xml:space="preserve">Ort / Datum:</w:t>
+            </w:r>
+          </w:p>
+          <w:p>
+            <w:pPr>
+              <w:spacing w:before="200" w:after="0"/>
+            </w:pPr>
+          </w:p>
+          <w:p>
+            <w:pPr>
+              <w:jc w:val="left"/>
+              <w:spacing w:before="40" w:after="0"/>
+            </w:pPr>
+            <w:r>
+              <w:rPr>
+                <w:rFonts w:ascii="Times New Roman" w:hAnsi="Times New Roman" w:eastAsia="Times New Roman" w:cs="Times New Roman"/>
+                <w:b w:val="0"/>
+                <w:bCs w:val="0"/>
+                <w:sz w:val="22"/>
+                <w:szCs w:val="22"/>
+              </w:rPr>
+              <w:t xml:space="preserve">Unterschrift / Stempel:</w:t>
+            </w:r>
+          </w:p>
+        </w:tc>
+        <w:tc>
+          <w:tcPr>
+            <w:tcW w:w="4853" w:type="dxa"/>
+            <w:tcBorders>
+              <w:top w:val="nil"/>
+              <w:left w:val="nil"/>
+              <w:bottom w:val="nil"/>
+              <w:right w:val="nil"/>
+            </w:tcBorders>
+            <w:tcMar>
+              <w:top w:w="40" w:type="dxa"/>
+              <w:left w:w="80" w:type="dxa"/>
+              <w:bottom w:w="40" w:type="dxa"/>
+              <w:right w:w="80" w:type="dxa"/>
+            </w:tcMar>
+          </w:tcPr>
+          <w:p>
+            <w:pPr>
+              <w:spacing w:before="120" w:after="0"/>
+            </w:pPr>
+          </w:p>
+          <w:p>
+            <w:pPr>
+              <w:jc w:val="left"/>
+              <w:spacing w:before="40" w:after="0"/>
+            </w:pPr>
+            <w:r>
+              <w:rPr>
+                <w:rFonts w:ascii="宋体" w:hAnsi="宋体" w:eastAsia="宋体" w:cs="宋体"/>
+                <w:b w:val="0"/>
+                <w:bCs w:val="0"/>
+                <w:sz w:val="22"/>
+                <w:szCs w:val="22"/>
+              </w:rPr>
+              <w:t xml:space="preserve">地点 / 日期：</w:t>
+            </w:r>
+          </w:p>
+          <w:p>
+            <w:pPr>
+              <w:spacing w:before="200" w:after="0"/>
+            </w:pPr>
+          </w:p>
+          <w:p>
+            <w:pPr>
+              <w:jc w:val="left"/>
+              <w:spacing w:before="40" w:after="0"/>
+            </w:pPr>
+            <w:r>
+              <w:rPr>
+                <w:rFonts w:ascii="宋体" w:hAnsi="宋体" w:eastAsia="宋体" w:cs="宋体"/>
+                <w:b w:val="0"/>
+                <w:bCs w:val="0"/>
+                <w:sz w:val="22"/>
+                <w:szCs w:val="22"/>
+              </w:rPr>
+              <w:t xml:space="preserve">签字 / 盖章：</w:t>
+            </w:r>
+          </w:p>
+        </w:tc>
+      </w:tr>
+    </w:tbl>
   </w:body>
 </w:document>
 </file>

--- a/projects/contracts/LIVANTO/VerpackG_Bevollmächtigungsvertrag.docx
+++ b/projects/contracts/LIVANTO/VerpackG_Bevollmächtigungsvertrag.docx
@@ -10549,767 +10549,6 @@
         </w:tc>
       </w:tr>
     </w:tbl>
-    <w:p>
-      <w:r>
-        <w:br w:type="page"/>
-      </w:r>
-    </w:p>
-    <w:p>
-      <w:pPr>
-        <w:spacing w:before="400" w:after="200"/>
-        <w:jc w:val="center"/>
-      </w:pPr>
-      <w:r>
-        <w:rPr>
-          <w:rFonts w:ascii="Times New Roman" w:hAnsi="Times New Roman" w:eastAsia="Times New Roman" w:cs="Times New Roman"/>
-          <w:b/>
-          <w:bCs/>
-          <w:sz w:val="30"/>
-          <w:szCs w:val="30"/>
-        </w:rPr>
-        <w:t xml:space="preserve">Unterschriften  |  </w:t>
-      </w:r>
-      <w:r>
-        <w:rPr>
-          <w:rFonts w:ascii="宋体" w:hAnsi="宋体" w:eastAsia="宋体" w:cs="宋体"/>
-          <w:b/>
-          <w:bCs/>
-          <w:sz w:val="30"/>
-          <w:szCs w:val="30"/>
-        </w:rPr>
-        <w:t>签署</w:t>
-      </w:r>
-    </w:p>
-    <w:p>
-      <w:pPr>
-        <w:spacing w:before="200" w:after="0"/>
-      </w:pPr>
-    </w:p>
-    <w:tbl>
-      <w:tblPr>
-        <w:tblStyle w:val="12"/>
-        <w:tblW w:w="9745" w:type="dxa"/>
-        <w:tblInd w:w="0" w:type="dxa"/>
-        <w:tblBorders>
-          <w:top w:val="single" w:color="auto" w:sz="4" w:space="0"/>
-          <w:left w:val="single" w:color="auto" w:sz="4" w:space="0"/>
-          <w:bottom w:val="single" w:color="auto" w:sz="4" w:space="0"/>
-          <w:right w:val="single" w:color="auto" w:sz="4" w:space="0"/>
-          <w:insideH w:val="single" w:color="auto" w:sz="4" w:space="0"/>
-          <w:insideV w:val="single" w:color="auto" w:sz="4" w:space="0"/>
-        </w:tblBorders>
-        <w:tblLayout w:type="autofit"/>
-        <w:tblCellMar>
-          <w:top w:w="0" w:type="dxa"/>
-          <w:left w:w="10" w:type="dxa"/>
-          <w:bottom w:w="0" w:type="dxa"/>
-          <w:right w:w="10" w:type="dxa"/>
-        </w:tblCellMar>
-      </w:tblPr>
-      <w:tblGrid>
-        <w:gridCol w:w="3008"/>
-        <w:gridCol w:w="3009"/>
-        <w:gridCol w:w="3728"/>
-      </w:tblGrid>
-      <w:tr>
-        <w:tblPrEx>
-          <w:tblBorders>
-            <w:top w:val="single" w:color="auto" w:sz="4" w:space="0"/>
-            <w:left w:val="single" w:color="auto" w:sz="4" w:space="0"/>
-            <w:bottom w:val="single" w:color="auto" w:sz="4" w:space="0"/>
-            <w:right w:val="single" w:color="auto" w:sz="4" w:space="0"/>
-            <w:insideH w:val="single" w:color="auto" w:sz="4" w:space="0"/>
-            <w:insideV w:val="single" w:color="auto" w:sz="4" w:space="0"/>
-          </w:tblBorders>
-          <w:tblCellMar>
-            <w:top w:w="0" w:type="dxa"/>
-            <w:left w:w="10" w:type="dxa"/>
-            <w:bottom w:w="0" w:type="dxa"/>
-            <w:right w:w="10" w:type="dxa"/>
-          </w:tblCellMar>
-        </w:tblPrEx>
-        <w:tc>
-          <w:tcPr>
-            <w:tcW w:w="3008" w:type="dxa"/>
-            <w:tcBorders>
-              <w:top w:val="nil"/>
-              <w:left w:val="nil"/>
-              <w:bottom w:val="nil"/>
-              <w:right w:val="nil"/>
-            </w:tcBorders>
-            <w:tcMar>
-              <w:top w:w="60" w:type="dxa"/>
-              <w:left w:w="40" w:type="dxa"/>
-              <w:bottom w:w="200" w:type="dxa"/>
-              <w:right w:w="40" w:type="dxa"/>
-            </w:tcMar>
-          </w:tcPr>
-          <w:p>
-            <w:pPr>
-              <w:jc w:val="center"/>
-            </w:pPr>
-            <w:r>
-              <w:rPr>
-                <w:rFonts w:ascii="Times New Roman" w:hAnsi="Times New Roman" w:eastAsia="Times New Roman" w:cs="Times New Roman"/>
-                <w:b/>
-                <w:bCs/>
-                <w:sz w:val="21"/>
-                <w:szCs w:val="21"/>
-              </w:rPr>
-              <w:t>Der Kunde / 客户</w:t>
-            </w:r>
-          </w:p>
-        </w:tc>
-        <w:tc>
-          <w:tcPr>
-            <w:tcW w:w="3009" w:type="dxa"/>
-            <w:tcBorders>
-              <w:top w:val="nil"/>
-              <w:left w:val="nil"/>
-              <w:bottom w:val="nil"/>
-              <w:right w:val="nil"/>
-            </w:tcBorders>
-            <w:tcMar>
-              <w:top w:w="60" w:type="dxa"/>
-              <w:left w:w="40" w:type="dxa"/>
-              <w:bottom w:w="200" w:type="dxa"/>
-              <w:right w:w="40" w:type="dxa"/>
-            </w:tcMar>
-          </w:tcPr>
-          <w:p>
-            <w:pPr>
-              <w:jc w:val="center"/>
-            </w:pPr>
-          </w:p>
-        </w:tc>
-        <w:tc>
-          <w:tcPr>
-            <w:tcW w:w="3728" w:type="dxa"/>
-            <w:tcBorders>
-              <w:top w:val="nil"/>
-              <w:left w:val="nil"/>
-              <w:bottom w:val="nil"/>
-              <w:right w:val="nil"/>
-            </w:tcBorders>
-            <w:tcMar>
-              <w:top w:w="60" w:type="dxa"/>
-              <w:left w:w="40" w:type="dxa"/>
-              <w:bottom w:w="200" w:type="dxa"/>
-              <w:right w:w="40" w:type="dxa"/>
-            </w:tcMar>
-          </w:tcPr>
-          <w:p>
-            <w:pPr>
-              <w:jc w:val="center"/>
-            </w:pPr>
-          </w:p>
-        </w:tc>
-      </w:tr>
-    </w:tbl>
-    <w:p>
-      <w:pPr>
-        <w:spacing w:before="250" w:after="0"/>
-      </w:pPr>
-    </w:p>
-    <w:p>
-      <w:pPr>
-        <w:spacing w:before="250" w:after="0"/>
-      </w:pPr>
-    </w:p>
-    <w:p>
-      <w:pPr>
-        <w:spacing w:before="250" w:after="0"/>
-      </w:pPr>
-    </w:p>
-    <w:tbl>
-      <w:tblPr>
-        <w:tblStyle w:val="12"/>
-        <w:tblW w:w="9705" w:type="dxa"/>
-        <w:tblInd w:w="0" w:type="dxa"/>
-        <w:tblBorders>
-          <w:top w:val="single" w:color="auto" w:sz="4" w:space="0"/>
-          <w:left w:val="single" w:color="auto" w:sz="4" w:space="0"/>
-          <w:bottom w:val="single" w:color="auto" w:sz="4" w:space="0"/>
-          <w:right w:val="single" w:color="auto" w:sz="4" w:space="0"/>
-          <w:insideH w:val="single" w:color="auto" w:sz="4" w:space="0"/>
-          <w:insideV w:val="single" w:color="auto" w:sz="4" w:space="0"/>
-        </w:tblBorders>
-        <w:tblLayout w:type="autofit"/>
-        <w:tblCellMar>
-          <w:top w:w="0" w:type="dxa"/>
-          <w:left w:w="10" w:type="dxa"/>
-          <w:bottom w:w="0" w:type="dxa"/>
-          <w:right w:w="10" w:type="dxa"/>
-        </w:tblCellMar>
-      </w:tblPr>
-      <w:tblGrid>
-        <w:gridCol w:w="5018"/>
-        <w:gridCol w:w="4687"/>
-      </w:tblGrid>
-      <w:tr>
-        <w:tblPrEx>
-          <w:tblBorders>
-            <w:top w:val="single" w:color="auto" w:sz="4" w:space="0"/>
-            <w:left w:val="single" w:color="auto" w:sz="4" w:space="0"/>
-            <w:bottom w:val="single" w:color="auto" w:sz="4" w:space="0"/>
-            <w:right w:val="single" w:color="auto" w:sz="4" w:space="0"/>
-            <w:insideH w:val="single" w:color="auto" w:sz="4" w:space="0"/>
-            <w:insideV w:val="single" w:color="auto" w:sz="4" w:space="0"/>
-          </w:tblBorders>
-          <w:tblCellMar>
-            <w:top w:w="0" w:type="dxa"/>
-            <w:left w:w="10" w:type="dxa"/>
-            <w:bottom w:w="0" w:type="dxa"/>
-            <w:right w:w="10" w:type="dxa"/>
-          </w:tblCellMar>
-        </w:tblPrEx>
-        <w:tc>
-          <w:tcPr>
-            <w:tcW w:w="5018" w:type="dxa"/>
-            <w:tcBorders>
-              <w:top w:val="nil"/>
-              <w:left w:val="nil"/>
-              <w:bottom w:val="nil"/>
-              <w:right w:val="nil"/>
-            </w:tcBorders>
-            <w:tcMar>
-              <w:top w:w="10" w:type="dxa"/>
-              <w:left w:w="0" w:type="dxa"/>
-              <w:bottom w:w="10" w:type="dxa"/>
-              <w:right w:w="80" w:type="dxa"/>
-            </w:tcMar>
-          </w:tcPr>
-          <w:p>
-            <w:pPr>
-              <w:spacing w:before="20" w:after="20"/>
-            </w:pPr>
-            <w:r>
-              <w:rPr>
-                <w:rFonts w:ascii="Times New Roman" w:hAnsi="Times New Roman" w:eastAsia="Times New Roman" w:cs="Times New Roman"/>
-                <w:b w:val="0"/>
-                <w:bCs w:val="0"/>
-                <w:sz w:val="21"/>
-                <w:szCs w:val="21"/>
-              </w:rPr>
-              <w:t>_________________________________</w:t>
-            </w:r>
-          </w:p>
-        </w:tc>
-        <w:tc>
-          <w:tcPr>
-            <w:tcW w:w="4687" w:type="dxa"/>
-            <w:tcBorders>
-              <w:top w:val="nil"/>
-              <w:left w:val="nil"/>
-              <w:bottom w:val="nil"/>
-              <w:right w:val="nil"/>
-            </w:tcBorders>
-            <w:tcMar>
-              <w:top w:w="10" w:type="dxa"/>
-              <w:left w:w="80" w:type="dxa"/>
-              <w:bottom w:w="10" w:type="dxa"/>
-              <w:right w:w="0" w:type="dxa"/>
-            </w:tcMar>
-          </w:tcPr>
-          <w:p>
-            <w:pPr>
-              <w:spacing w:before="20" w:after="20"/>
-            </w:pPr>
-            <w:r>
-              <w:rPr>
-                <w:rFonts w:ascii="宋体" w:hAnsi="宋体" w:eastAsia="宋体" w:cs="宋体"/>
-                <w:b w:val="0"/>
-                <w:bCs w:val="0"/>
-                <w:sz w:val="21"/>
-                <w:szCs w:val="21"/>
-              </w:rPr>
-              <w:t>_________________________________</w:t>
-            </w:r>
-          </w:p>
-        </w:tc>
-      </w:tr>
-      <w:tr>
-        <w:tblPrEx>
-          <w:tblBorders>
-            <w:top w:val="single" w:color="auto" w:sz="4" w:space="0"/>
-            <w:left w:val="single" w:color="auto" w:sz="4" w:space="0"/>
-            <w:bottom w:val="single" w:color="auto" w:sz="4" w:space="0"/>
-            <w:right w:val="single" w:color="auto" w:sz="4" w:space="0"/>
-            <w:insideH w:val="single" w:color="auto" w:sz="4" w:space="0"/>
-            <w:insideV w:val="single" w:color="auto" w:sz="4" w:space="0"/>
-          </w:tblBorders>
-          <w:tblCellMar>
-            <w:top w:w="0" w:type="dxa"/>
-            <w:left w:w="10" w:type="dxa"/>
-            <w:bottom w:w="0" w:type="dxa"/>
-            <w:right w:w="10" w:type="dxa"/>
-          </w:tblCellMar>
-        </w:tblPrEx>
-        <w:tc>
-          <w:tcPr>
-            <w:tcW w:w="5018" w:type="dxa"/>
-            <w:tcBorders>
-              <w:top w:val="nil"/>
-              <w:left w:val="nil"/>
-              <w:bottom w:val="nil"/>
-              <w:right w:val="nil"/>
-            </w:tcBorders>
-            <w:tcMar>
-              <w:top w:w="10" w:type="dxa"/>
-              <w:left w:w="0" w:type="dxa"/>
-              <w:bottom w:w="10" w:type="dxa"/>
-              <w:right w:w="80" w:type="dxa"/>
-            </w:tcMar>
-          </w:tcPr>
-          <w:p>
-            <w:pPr>
-              <w:spacing w:before="20" w:after="20"/>
-            </w:pPr>
-            <w:r>
-              <w:rPr>
-                <w:rFonts w:ascii="Times New Roman" w:hAnsi="Times New Roman" w:eastAsia="Times New Roman" w:cs="Times New Roman"/>
-                <w:b w:val="0"/>
-                <w:bCs w:val="0"/>
-                <w:sz w:val="21"/>
-                <w:szCs w:val="21"/>
-              </w:rPr>
-              <w:t>Ort, Datum / 地点, 日期</w:t>
-            </w:r>
-          </w:p>
-        </w:tc>
-        <w:tc>
-          <w:tcPr>
-            <w:tcW w:w="4687" w:type="dxa"/>
-            <w:tcBorders>
-              <w:top w:val="nil"/>
-              <w:left w:val="nil"/>
-              <w:bottom w:val="nil"/>
-              <w:right w:val="nil"/>
-            </w:tcBorders>
-            <w:tcMar>
-              <w:top w:w="10" w:type="dxa"/>
-              <w:left w:w="80" w:type="dxa"/>
-              <w:bottom w:w="10" w:type="dxa"/>
-              <w:right w:w="0" w:type="dxa"/>
-            </w:tcMar>
-          </w:tcPr>
-          <w:p>
-            <w:pPr>
-              <w:spacing w:before="20" w:after="20"/>
-            </w:pPr>
-            <w:r>
-              <w:rPr>
-                <w:rFonts w:ascii="宋体" w:hAnsi="宋体" w:eastAsia="宋体" w:cs="宋体"/>
-                <w:b w:val="0"/>
-                <w:bCs w:val="0"/>
-                <w:sz w:val="21"/>
-                <w:szCs w:val="21"/>
-              </w:rPr>
-              <w:t>Ort, Datum / 地点, 日期</w:t>
-            </w:r>
-          </w:p>
-        </w:tc>
-      </w:tr>
-    </w:tbl>
-    <w:p>
-      <w:pPr>
-        <w:spacing w:before="180" w:after="0"/>
-      </w:pPr>
-    </w:p>
-    <w:tbl>
-      <w:tblPr>
-        <w:tblStyle w:val="12"/>
-        <w:tblW w:w="9705" w:type="dxa"/>
-        <w:tblInd w:w="0" w:type="dxa"/>
-        <w:tblBorders>
-          <w:top w:val="single" w:color="auto" w:sz="4" w:space="0"/>
-          <w:left w:val="single" w:color="auto" w:sz="4" w:space="0"/>
-          <w:bottom w:val="single" w:color="auto" w:sz="4" w:space="0"/>
-          <w:right w:val="single" w:color="auto" w:sz="4" w:space="0"/>
-          <w:insideH w:val="single" w:color="auto" w:sz="4" w:space="0"/>
-          <w:insideV w:val="single" w:color="auto" w:sz="4" w:space="0"/>
-        </w:tblBorders>
-        <w:tblLayout w:type="autofit"/>
-        <w:tblCellMar>
-          <w:top w:w="0" w:type="dxa"/>
-          <w:left w:w="10" w:type="dxa"/>
-          <w:bottom w:w="0" w:type="dxa"/>
-          <w:right w:w="10" w:type="dxa"/>
-        </w:tblCellMar>
-      </w:tblPr>
-      <w:tblGrid>
-        <w:gridCol w:w="5018"/>
-        <w:gridCol w:w="4687"/>
-      </w:tblGrid>
-      <w:tr>
-        <w:tblPrEx>
-          <w:tblBorders>
-            <w:top w:val="single" w:color="auto" w:sz="4" w:space="0"/>
-            <w:left w:val="single" w:color="auto" w:sz="4" w:space="0"/>
-            <w:bottom w:val="single" w:color="auto" w:sz="4" w:space="0"/>
-            <w:right w:val="single" w:color="auto" w:sz="4" w:space="0"/>
-            <w:insideH w:val="single" w:color="auto" w:sz="4" w:space="0"/>
-            <w:insideV w:val="single" w:color="auto" w:sz="4" w:space="0"/>
-          </w:tblBorders>
-          <w:tblCellMar>
-            <w:top w:w="0" w:type="dxa"/>
-            <w:left w:w="10" w:type="dxa"/>
-            <w:bottom w:w="0" w:type="dxa"/>
-            <w:right w:w="10" w:type="dxa"/>
-          </w:tblCellMar>
-        </w:tblPrEx>
-        <w:tc>
-          <w:tcPr>
-            <w:tcW w:w="5018" w:type="dxa"/>
-            <w:tcBorders>
-              <w:top w:val="nil"/>
-              <w:left w:val="nil"/>
-              <w:bottom w:val="nil"/>
-              <w:right w:val="nil"/>
-            </w:tcBorders>
-            <w:tcMar>
-              <w:top w:w="10" w:type="dxa"/>
-              <w:left w:w="0" w:type="dxa"/>
-              <w:bottom w:w="10" w:type="dxa"/>
-              <w:right w:w="80" w:type="dxa"/>
-            </w:tcMar>
-          </w:tcPr>
-          <w:p>
-            <w:pPr>
-              <w:spacing w:before="20" w:after="20"/>
-            </w:pPr>
-            <w:r>
-              <w:rPr>
-                <w:rFonts w:ascii="Times New Roman" w:hAnsi="Times New Roman" w:eastAsia="Times New Roman" w:cs="Times New Roman"/>
-                <w:b w:val="0"/>
-                <w:bCs w:val="0"/>
-                <w:sz w:val="21"/>
-                <w:szCs w:val="21"/>
-              </w:rPr>
-              <w:t>_________________________________</w:t>
-            </w:r>
-          </w:p>
-        </w:tc>
-        <w:tc>
-          <w:tcPr>
-            <w:tcW w:w="4687" w:type="dxa"/>
-            <w:tcBorders>
-              <w:top w:val="nil"/>
-              <w:left w:val="nil"/>
-              <w:bottom w:val="nil"/>
-              <w:right w:val="nil"/>
-            </w:tcBorders>
-            <w:tcMar>
-              <w:top w:w="10" w:type="dxa"/>
-              <w:left w:w="80" w:type="dxa"/>
-              <w:bottom w:w="10" w:type="dxa"/>
-              <w:right w:w="0" w:type="dxa"/>
-            </w:tcMar>
-          </w:tcPr>
-          <w:p>
-            <w:pPr>
-              <w:spacing w:before="20" w:after="20"/>
-            </w:pPr>
-            <w:r>
-              <w:rPr>
-                <w:rFonts w:ascii="宋体" w:hAnsi="宋体" w:eastAsia="宋体" w:cs="宋体"/>
-                <w:b w:val="0"/>
-                <w:bCs w:val="0"/>
-                <w:sz w:val="21"/>
-                <w:szCs w:val="21"/>
-              </w:rPr>
-              <w:t>_________________________________</w:t>
-            </w:r>
-          </w:p>
-        </w:tc>
-      </w:tr>
-      <w:tr>
-        <w:tblPrEx>
-          <w:tblBorders>
-            <w:top w:val="single" w:color="auto" w:sz="4" w:space="0"/>
-            <w:left w:val="single" w:color="auto" w:sz="4" w:space="0"/>
-            <w:bottom w:val="single" w:color="auto" w:sz="4" w:space="0"/>
-            <w:right w:val="single" w:color="auto" w:sz="4" w:space="0"/>
-            <w:insideH w:val="single" w:color="auto" w:sz="4" w:space="0"/>
-            <w:insideV w:val="single" w:color="auto" w:sz="4" w:space="0"/>
-          </w:tblBorders>
-          <w:tblCellMar>
-            <w:top w:w="0" w:type="dxa"/>
-            <w:left w:w="10" w:type="dxa"/>
-            <w:bottom w:w="0" w:type="dxa"/>
-            <w:right w:w="10" w:type="dxa"/>
-          </w:tblCellMar>
-        </w:tblPrEx>
-        <w:tc>
-          <w:tcPr>
-            <w:tcW w:w="5018" w:type="dxa"/>
-            <w:tcBorders>
-              <w:top w:val="nil"/>
-              <w:left w:val="nil"/>
-              <w:bottom w:val="nil"/>
-              <w:right w:val="nil"/>
-            </w:tcBorders>
-            <w:tcMar>
-              <w:top w:w="10" w:type="dxa"/>
-              <w:left w:w="0" w:type="dxa"/>
-              <w:bottom w:w="10" w:type="dxa"/>
-              <w:right w:w="80" w:type="dxa"/>
-            </w:tcMar>
-          </w:tcPr>
-          <w:p>
-            <w:pPr>
-              <w:spacing w:before="20" w:after="20"/>
-            </w:pPr>
-            <w:r>
-              <w:rPr>
-                <w:rFonts w:ascii="Times New Roman" w:hAnsi="Times New Roman" w:eastAsia="Times New Roman" w:cs="Times New Roman"/>
-                <w:b w:val="0"/>
-                <w:bCs w:val="0"/>
-                <w:sz w:val="21"/>
-                <w:szCs w:val="21"/>
-              </w:rPr>
-              <w:t>Unterschrift / 签名</w:t>
-            </w:r>
-          </w:p>
-        </w:tc>
-        <w:tc>
-          <w:tcPr>
-            <w:tcW w:w="4687" w:type="dxa"/>
-            <w:tcBorders>
-              <w:top w:val="nil"/>
-              <w:left w:val="nil"/>
-              <w:bottom w:val="nil"/>
-              <w:right w:val="nil"/>
-            </w:tcBorders>
-            <w:tcMar>
-              <w:top w:w="10" w:type="dxa"/>
-              <w:left w:w="80" w:type="dxa"/>
-              <w:bottom w:w="10" w:type="dxa"/>
-              <w:right w:w="0" w:type="dxa"/>
-            </w:tcMar>
-          </w:tcPr>
-          <w:p>
-            <w:pPr>
-              <w:spacing w:before="20" w:after="20"/>
-            </w:pPr>
-            <w:r>
-              <w:rPr>
-                <w:rFonts w:ascii="宋体" w:hAnsi="宋体" w:eastAsia="宋体" w:cs="宋体"/>
-                <w:b w:val="0"/>
-                <w:bCs w:val="0"/>
-                <w:sz w:val="21"/>
-                <w:szCs w:val="21"/>
-              </w:rPr>
-              <w:t>Unterschrift / 签名</w:t>
-            </w:r>
-          </w:p>
-        </w:tc>
-      </w:tr>
-    </w:tbl>
-    <w:p>
-      <w:pPr>
-        <w:spacing w:before="180" w:after="0"/>
-      </w:pPr>
-    </w:p>
-    <w:tbl>
-      <w:tblPr>
-        <w:tblStyle w:val="12"/>
-        <w:tblW w:w="9705" w:type="dxa"/>
-        <w:tblInd w:w="0" w:type="dxa"/>
-        <w:tblBorders>
-          <w:top w:val="single" w:color="auto" w:sz="4" w:space="0"/>
-          <w:left w:val="single" w:color="auto" w:sz="4" w:space="0"/>
-          <w:bottom w:val="single" w:color="auto" w:sz="4" w:space="0"/>
-          <w:right w:val="single" w:color="auto" w:sz="4" w:space="0"/>
-          <w:insideH w:val="single" w:color="auto" w:sz="4" w:space="0"/>
-          <w:insideV w:val="single" w:color="auto" w:sz="4" w:space="0"/>
-        </w:tblBorders>
-        <w:tblLayout w:type="autofit"/>
-        <w:tblCellMar>
-          <w:top w:w="0" w:type="dxa"/>
-          <w:left w:w="10" w:type="dxa"/>
-          <w:bottom w:w="0" w:type="dxa"/>
-          <w:right w:w="10" w:type="dxa"/>
-        </w:tblCellMar>
-      </w:tblPr>
-      <w:tblGrid>
-        <w:gridCol w:w="5018"/>
-        <w:gridCol w:w="4687"/>
-      </w:tblGrid>
-      <w:tr>
-        <w:tblPrEx>
-          <w:tblBorders>
-            <w:top w:val="single" w:color="auto" w:sz="4" w:space="0"/>
-            <w:left w:val="single" w:color="auto" w:sz="4" w:space="0"/>
-            <w:bottom w:val="single" w:color="auto" w:sz="4" w:space="0"/>
-            <w:right w:val="single" w:color="auto" w:sz="4" w:space="0"/>
-            <w:insideH w:val="single" w:color="auto" w:sz="4" w:space="0"/>
-            <w:insideV w:val="single" w:color="auto" w:sz="4" w:space="0"/>
-          </w:tblBorders>
-          <w:tblCellMar>
-            <w:top w:w="0" w:type="dxa"/>
-            <w:left w:w="10" w:type="dxa"/>
-            <w:bottom w:w="0" w:type="dxa"/>
-            <w:right w:w="10" w:type="dxa"/>
-          </w:tblCellMar>
-        </w:tblPrEx>
-        <w:tc>
-          <w:tcPr>
-            <w:tcW w:w="5018" w:type="dxa"/>
-            <w:tcBorders>
-              <w:top w:val="nil"/>
-              <w:left w:val="nil"/>
-              <w:bottom w:val="nil"/>
-              <w:right w:val="nil"/>
-            </w:tcBorders>
-            <w:tcMar>
-              <w:top w:w="10" w:type="dxa"/>
-              <w:left w:w="0" w:type="dxa"/>
-              <w:bottom w:w="10" w:type="dxa"/>
-              <w:right w:w="80" w:type="dxa"/>
-            </w:tcMar>
-          </w:tcPr>
-          <w:p>
-            <w:pPr>
-              <w:spacing w:before="20" w:after="20"/>
-            </w:pPr>
-            <w:r>
-              <w:rPr>
-                <w:rFonts w:ascii="Times New Roman" w:hAnsi="Times New Roman" w:eastAsia="Times New Roman" w:cs="Times New Roman"/>
-                <w:b w:val="0"/>
-                <w:bCs w:val="0"/>
-                <w:sz w:val="21"/>
-                <w:szCs w:val="21"/>
-              </w:rPr>
-              <w:t>_________________________________</w:t>
-            </w:r>
-          </w:p>
-        </w:tc>
-        <w:tc>
-          <w:tcPr>
-            <w:tcW w:w="4687" w:type="dxa"/>
-            <w:tcBorders>
-              <w:top w:val="nil"/>
-              <w:left w:val="nil"/>
-              <w:bottom w:val="nil"/>
-              <w:right w:val="nil"/>
-            </w:tcBorders>
-            <w:tcMar>
-              <w:top w:w="10" w:type="dxa"/>
-              <w:left w:w="80" w:type="dxa"/>
-              <w:bottom w:w="10" w:type="dxa"/>
-              <w:right w:w="0" w:type="dxa"/>
-            </w:tcMar>
-          </w:tcPr>
-          <w:p>
-            <w:pPr>
-              <w:spacing w:before="20" w:after="20"/>
-            </w:pPr>
-            <w:r>
-              <w:rPr>
-                <w:rFonts w:ascii="宋体" w:hAnsi="宋体" w:eastAsia="宋体" w:cs="宋体"/>
-                <w:b w:val="0"/>
-                <w:bCs w:val="0"/>
-                <w:sz w:val="21"/>
-                <w:szCs w:val="21"/>
-              </w:rPr>
-              <w:t>_________________________________</w:t>
-            </w:r>
-          </w:p>
-        </w:tc>
-      </w:tr>
-      <w:tr>
-        <w:tblPrEx>
-          <w:tblBorders>
-            <w:top w:val="single" w:color="auto" w:sz="4" w:space="0"/>
-            <w:left w:val="single" w:color="auto" w:sz="4" w:space="0"/>
-            <w:bottom w:val="single" w:color="auto" w:sz="4" w:space="0"/>
-            <w:right w:val="single" w:color="auto" w:sz="4" w:space="0"/>
-            <w:insideH w:val="single" w:color="auto" w:sz="4" w:space="0"/>
-            <w:insideV w:val="single" w:color="auto" w:sz="4" w:space="0"/>
-          </w:tblBorders>
-          <w:tblCellMar>
-            <w:top w:w="0" w:type="dxa"/>
-            <w:left w:w="10" w:type="dxa"/>
-            <w:bottom w:w="0" w:type="dxa"/>
-            <w:right w:w="10" w:type="dxa"/>
-          </w:tblCellMar>
-        </w:tblPrEx>
-        <w:tc>
-          <w:tcPr>
-            <w:tcW w:w="5018" w:type="dxa"/>
-            <w:tcBorders>
-              <w:top w:val="nil"/>
-              <w:left w:val="nil"/>
-              <w:bottom w:val="nil"/>
-              <w:right w:val="nil"/>
-            </w:tcBorders>
-            <w:tcMar>
-              <w:top w:w="10" w:type="dxa"/>
-              <w:left w:w="0" w:type="dxa"/>
-              <w:bottom w:w="10" w:type="dxa"/>
-              <w:right w:w="80" w:type="dxa"/>
-            </w:tcMar>
-          </w:tcPr>
-          <w:p>
-            <w:pPr>
-              <w:spacing w:before="20" w:after="20"/>
-            </w:pPr>
-            <w:r>
-              <w:rPr>
-                <w:rFonts w:ascii="Times New Roman" w:hAnsi="Times New Roman" w:eastAsia="Times New Roman" w:cs="Times New Roman"/>
-                <w:b w:val="0"/>
-                <w:bCs w:val="0"/>
-                <w:sz w:val="21"/>
-                <w:szCs w:val="21"/>
-              </w:rPr>
-              <w:t>Name in Druckbuchstaben / 正楷姓名</w:t>
-            </w:r>
-          </w:p>
-        </w:tc>
-        <w:tc>
-          <w:tcPr>
-            <w:tcW w:w="4687" w:type="dxa"/>
-            <w:tcBorders>
-              <w:top w:val="nil"/>
-              <w:left w:val="nil"/>
-              <w:bottom w:val="nil"/>
-              <w:right w:val="nil"/>
-            </w:tcBorders>
-            <w:tcMar>
-              <w:top w:w="10" w:type="dxa"/>
-              <w:left w:w="80" w:type="dxa"/>
-              <w:bottom w:w="10" w:type="dxa"/>
-              <w:right w:w="0" w:type="dxa"/>
-            </w:tcMar>
-          </w:tcPr>
-          <w:p>
-            <w:pPr>
-              <w:spacing w:before="20" w:after="20"/>
-            </w:pPr>
-            <w:r>
-              <w:rPr>
-                <w:rFonts w:ascii="宋体" w:hAnsi="宋体" w:eastAsia="宋体" w:cs="宋体"/>
-                <w:b w:val="0"/>
-                <w:bCs w:val="0"/>
-                <w:sz w:val="21"/>
-                <w:szCs w:val="21"/>
-              </w:rPr>
-              <w:t>Name in Druckbuchstaben / 正楷姓名</w:t>
-            </w:r>
-          </w:p>
-        </w:tc>
-      </w:tr>
-    </w:tbl>
-    <w:p/>
-    <w:sectPr>
-      <w:headerReference r:id="rId3" w:type="default"/>
-      <w:footerReference r:id="rId4" w:type="default"/>
-      <w:pgSz w:w="11906" w:h="16838"/>
-      <w:pgMar w:top="1300" w:right="1100" w:bottom="1300" w:left="1100" w:header="708" w:footer="708" w:gutter="0"/>
-      <w:cols w:space="720" w:num="1"/>
-      <w:docGrid w:linePitch="360" w:charSpace="0"/>
-    </w:sectPr>
     <w:p>
       <w:r>
         <w:br w:type="page"/>

--- a/projects/contracts/LIVANTO/VerpackG_Bevollmächtigungsvertrag.docx
+++ b/projects/contracts/LIVANTO/VerpackG_Bevollmächtigungsvertrag.docx
@@ -531,7 +531,7 @@
                 <w:sz w:val="21"/>
                 <w:szCs w:val="21"/>
               </w:rPr>
-              <w:t>Anschrift: {registered_address_en}</w:t>
+              <w:t>Anschrift: {company_address}</w:t>
             </w:r>
           </w:p>
         </w:tc>
@@ -676,26 +676,44 @@
               <w:bottom w:val="nil"/>
               <w:right w:val="nil"/>
             </w:tcBorders>
+            <w:shd w:val="clear" w:color="auto" w:fill="auto"/>
             <w:tcMar>
               <w:top w:w="10" w:type="dxa"/>
               <w:left w:w="0" w:type="dxa"/>
               <w:bottom w:w="10" w:type="dxa"/>
               <w:right w:w="80" w:type="dxa"/>
             </w:tcMar>
-          </w:tcPr>
-          <w:p>
-            <w:pPr>
-              <w:spacing w:before="20" w:after="20"/>
-            </w:pPr>
-            <w:r>
-              <w:rPr>
-                <w:rFonts w:ascii="Times New Roman" w:hAnsi="Times New Roman" w:eastAsia="Times New Roman" w:cs="Times New Roman"/>
-                <w:b w:val="0"/>
-                <w:bCs w:val="0"/>
-                <w:sz w:val="21"/>
-                <w:szCs w:val="21"/>
-              </w:rPr>
-              <w:t>gesetzl. Vertreter: {legal_representative_en}</w:t>
+            <w:vAlign w:val="top"/>
+          </w:tcPr>
+          <w:p>
+            <w:pPr>
+              <w:spacing w:before="20" w:after="20"/>
+              <w:rPr>
+                <w:rFonts w:ascii="Times New Roman" w:hAnsi="Times New Roman" w:eastAsia="Times New Roman" w:cs="Times New Roman"/>
+                <w:sz w:val="21"/>
+                <w:szCs w:val="21"/>
+              </w:rPr>
+            </w:pPr>
+            <w:r>
+              <w:rPr>
+                <w:rFonts w:hint="eastAsia" w:eastAsia="宋体" w:cs="Times New Roman"/>
+                <w:b w:val="0"/>
+                <w:bCs w:val="0"/>
+                <w:sz w:val="21"/>
+                <w:szCs w:val="21"/>
+                <w:lang w:val="en-US" w:eastAsia="zh-CN"/>
+              </w:rPr>
+              <w:t>G</w:t>
+            </w:r>
+            <w:r>
+              <w:rPr>
+                <w:rFonts w:ascii="Times New Roman" w:hAnsi="Times New Roman" w:eastAsia="Times New Roman" w:cs="Times New Roman"/>
+                <w:b w:val="0"/>
+                <w:bCs w:val="0"/>
+                <w:sz w:val="21"/>
+                <w:szCs w:val="21"/>
+              </w:rPr>
+              <w:t>esetzl. Vertreter: {legal_representative}</w:t>
             </w:r>
           </w:p>
         </w:tc>
@@ -708,16 +726,23 @@
               <w:bottom w:val="nil"/>
               <w:right w:val="nil"/>
             </w:tcBorders>
+            <w:shd w:val="clear" w:color="auto" w:fill="auto"/>
             <w:tcMar>
               <w:top w:w="10" w:type="dxa"/>
               <w:left w:w="80" w:type="dxa"/>
               <w:bottom w:w="10" w:type="dxa"/>
               <w:right w:w="0" w:type="dxa"/>
             </w:tcMar>
-          </w:tcPr>
-          <w:p>
-            <w:pPr>
-              <w:spacing w:before="20" w:after="20"/>
+            <w:vAlign w:val="top"/>
+          </w:tcPr>
+          <w:p>
+            <w:pPr>
+              <w:spacing w:before="20" w:after="20"/>
+              <w:rPr>
+                <w:rFonts w:ascii="Times New Roman" w:hAnsi="Times New Roman" w:eastAsia="Times New Roman" w:cs="Times New Roman"/>
+                <w:sz w:val="21"/>
+                <w:szCs w:val="21"/>
+              </w:rPr>
             </w:pPr>
             <w:r>
               <w:rPr>
@@ -771,13 +796,45 @@
             </w:pPr>
             <w:r>
               <w:rPr>
-                <w:rFonts w:ascii="Times New Roman" w:hAnsi="Times New Roman" w:eastAsia="Times New Roman" w:cs="Times New Roman"/>
-                <w:b w:val="0"/>
-                <w:bCs w:val="0"/>
-                <w:sz w:val="21"/>
-                <w:szCs w:val="21"/>
-              </w:rPr>
-              <w:t>Kontaktperson: {contact_person_en}</w:t>
+                <w:rFonts w:hint="eastAsia" w:eastAsia="宋体" w:cs="Times New Roman"/>
+                <w:b w:val="0"/>
+                <w:bCs w:val="0"/>
+                <w:sz w:val="21"/>
+                <w:szCs w:val="21"/>
+                <w:lang w:val="en-US" w:eastAsia="zh-CN"/>
+              </w:rPr>
+              <w:t>Kontakperson</w:t>
+            </w:r>
+            <w:r>
+              <w:rPr>
+                <w:rFonts w:ascii="Times New Roman" w:hAnsi="Times New Roman" w:eastAsia="Times New Roman" w:cs="Times New Roman"/>
+                <w:b w:val="0"/>
+                <w:bCs w:val="0"/>
+                <w:sz w:val="21"/>
+                <w:szCs w:val="21"/>
+              </w:rPr>
+              <w:t>: {contact_</w:t>
+            </w:r>
+            <w:r>
+              <w:rPr>
+                <w:rFonts w:hint="eastAsia" w:eastAsia="宋体" w:cs="Times New Roman"/>
+                <w:b w:val="0"/>
+                <w:bCs w:val="0"/>
+                <w:sz w:val="21"/>
+                <w:szCs w:val="21"/>
+                <w:lang w:val="en-US" w:eastAsia="zh-CN"/>
+              </w:rPr>
+              <w:t xml:space="preserve"> person</w:t>
+            </w:r>
+            <w:r>
+              <w:rPr>
+                <w:rFonts w:ascii="Times New Roman" w:hAnsi="Times New Roman" w:eastAsia="Times New Roman" w:cs="Times New Roman"/>
+                <w:b w:val="0"/>
+                <w:bCs w:val="0"/>
+                <w:sz w:val="21"/>
+                <w:szCs w:val="21"/>
+              </w:rPr>
+              <w:t>}</w:t>
             </w:r>
           </w:p>
         </w:tc>
@@ -803,13 +860,45 @@
             </w:pPr>
             <w:r>
               <w:rPr>
+                <w:rFonts w:hint="eastAsia" w:ascii="宋体" w:hAnsi="宋体" w:eastAsia="宋体" w:cs="宋体"/>
+                <w:b w:val="0"/>
+                <w:bCs w:val="0"/>
+                <w:sz w:val="21"/>
+                <w:szCs w:val="21"/>
+                <w:lang w:val="en-US" w:eastAsia="zh-CN"/>
+              </w:rPr>
+              <w:t>联系人</w:t>
+            </w:r>
+            <w:r>
+              <w:rPr>
                 <w:rFonts w:ascii="宋体" w:hAnsi="宋体" w:eastAsia="宋体" w:cs="宋体"/>
                 <w:b w:val="0"/>
                 <w:bCs w:val="0"/>
                 <w:sz w:val="21"/>
                 <w:szCs w:val="21"/>
               </w:rPr>
-              <w:t>联系人：{contact_person}</w:t>
+              <w:t>：{contact_</w:t>
+            </w:r>
+            <w:r>
+              <w:rPr>
+                <w:rFonts w:hint="eastAsia" w:ascii="宋体" w:hAnsi="宋体" w:eastAsia="宋体" w:cs="宋体"/>
+                <w:b w:val="0"/>
+                <w:bCs w:val="0"/>
+                <w:sz w:val="21"/>
+                <w:szCs w:val="21"/>
+                <w:lang w:val="en-US" w:eastAsia="zh-CN"/>
+              </w:rPr>
+              <w:t xml:space="preserve"> person</w:t>
+            </w:r>
+            <w:r>
+              <w:rPr>
+                <w:rFonts w:ascii="宋体" w:hAnsi="宋体" w:eastAsia="宋体" w:cs="宋体"/>
+                <w:b w:val="0"/>
+                <w:bCs w:val="0"/>
+                <w:sz w:val="21"/>
+                <w:szCs w:val="21"/>
+              </w:rPr>
+              <w:t>}</w:t>
             </w:r>
           </w:p>
         </w:tc>
@@ -846,20 +935,32 @@
               <w:bottom w:w="10" w:type="dxa"/>
               <w:right w:w="80" w:type="dxa"/>
             </w:tcMar>
-          </w:tcPr>
-          <w:p>
-            <w:pPr>
-              <w:spacing w:before="20" w:after="20"/>
-            </w:pPr>
-            <w:r>
-              <w:rPr>
-                <w:rFonts w:ascii="Times New Roman" w:hAnsi="Times New Roman" w:eastAsia="Times New Roman" w:cs="Times New Roman"/>
-                <w:b w:val="0"/>
-                <w:bCs w:val="0"/>
-                <w:sz w:val="21"/>
-                <w:szCs w:val="21"/>
-              </w:rPr>
-              <w:t>E-Mail: {contact_email}</w:t>
+            <w:vAlign w:val="top"/>
+          </w:tcPr>
+          <w:p>
+            <w:pPr>
+              <w:spacing w:before="20" w:after="20"/>
+            </w:pPr>
+            <w:r>
+              <w:rPr>
+                <w:rFonts w:hint="eastAsia" w:eastAsia="宋体" w:cs="Times New Roman"/>
+                <w:b w:val="0"/>
+                <w:bCs w:val="0"/>
+                <w:sz w:val="21"/>
+                <w:szCs w:val="21"/>
+                <w:lang w:val="en-US" w:eastAsia="zh-CN"/>
+              </w:rPr>
+              <w:t>Handynummer</w:t>
+            </w:r>
+            <w:r>
+              <w:rPr>
+                <w:rFonts w:ascii="Times New Roman" w:hAnsi="Times New Roman" w:eastAsia="Times New Roman" w:cs="Times New Roman"/>
+                <w:b w:val="0"/>
+                <w:bCs w:val="0"/>
+                <w:sz w:val="21"/>
+                <w:szCs w:val="21"/>
+              </w:rPr>
+              <w:t>: {contact_phone}</w:t>
             </w:r>
           </w:p>
         </w:tc>
@@ -878,11 +979,23 @@
               <w:bottom w:w="10" w:type="dxa"/>
               <w:right w:w="0" w:type="dxa"/>
             </w:tcMar>
-          </w:tcPr>
-          <w:p>
-            <w:pPr>
-              <w:spacing w:before="20" w:after="20"/>
-            </w:pPr>
+            <w:vAlign w:val="top"/>
+          </w:tcPr>
+          <w:p>
+            <w:pPr>
+              <w:spacing w:before="20" w:after="20"/>
+            </w:pPr>
+            <w:r>
+              <w:rPr>
+                <w:rFonts w:hint="eastAsia" w:ascii="宋体" w:hAnsi="宋体" w:eastAsia="宋体" w:cs="宋体"/>
+                <w:b w:val="0"/>
+                <w:bCs w:val="0"/>
+                <w:sz w:val="21"/>
+                <w:szCs w:val="21"/>
+                <w:lang w:val="en-US" w:eastAsia="zh-CN"/>
+              </w:rPr>
+              <w:t>手机号</w:t>
+            </w:r>
             <w:r>
               <w:rPr>
                 <w:rFonts w:ascii="宋体" w:hAnsi="宋体" w:eastAsia="宋体" w:cs="宋体"/>
@@ -891,7 +1004,7 @@
                 <w:sz w:val="21"/>
                 <w:szCs w:val="21"/>
               </w:rPr>
-              <w:t>电子邮箱：{contact_email}</w:t>
+              <w:t>：{contact_phone}</w:t>
             </w:r>
           </w:p>
         </w:tc>
@@ -941,7 +1054,28 @@
                 <w:sz w:val="21"/>
                 <w:szCs w:val="21"/>
               </w:rPr>
-              <w:t>Handynummer: {contact_phone}</w:t>
+              <w:t>WeChat</w:t>
+            </w:r>
+            <w:r>
+              <w:rPr>
+                <w:rFonts w:hint="eastAsia" w:eastAsia="宋体" w:cs="Times New Roman"/>
+                <w:b w:val="0"/>
+                <w:bCs w:val="0"/>
+                <w:sz w:val="21"/>
+                <w:szCs w:val="21"/>
+                <w:lang w:val="en-US" w:eastAsia="zh-CN"/>
+              </w:rPr>
+              <w:t>-ID</w:t>
+            </w:r>
+            <w:r>
+              <w:rPr>
+                <w:rFonts w:ascii="Times New Roman" w:hAnsi="Times New Roman" w:eastAsia="Times New Roman" w:cs="Times New Roman"/>
+                <w:b w:val="0"/>
+                <w:bCs w:val="0"/>
+                <w:sz w:val="21"/>
+                <w:szCs w:val="21"/>
+              </w:rPr>
+              <w:t>: {wechat_id}</w:t>
             </w:r>
           </w:p>
         </w:tc>
@@ -973,7 +1107,28 @@
                 <w:sz w:val="21"/>
                 <w:szCs w:val="21"/>
               </w:rPr>
-              <w:t>手机号：{contact_phone}</w:t>
+              <w:t>微信</w:t>
+            </w:r>
+            <w:r>
+              <w:rPr>
+                <w:rFonts w:hint="eastAsia" w:ascii="宋体" w:hAnsi="宋体" w:eastAsia="宋体" w:cs="宋体"/>
+                <w:b w:val="0"/>
+                <w:bCs w:val="0"/>
+                <w:sz w:val="21"/>
+                <w:szCs w:val="21"/>
+                <w:lang w:val="en-US" w:eastAsia="zh-CN"/>
+              </w:rPr>
+              <w:t>号</w:t>
+            </w:r>
+            <w:r>
+              <w:rPr>
+                <w:rFonts w:ascii="宋体" w:hAnsi="宋体" w:eastAsia="宋体" w:cs="宋体"/>
+                <w:b w:val="0"/>
+                <w:bCs w:val="0"/>
+                <w:sz w:val="21"/>
+                <w:szCs w:val="21"/>
+              </w:rPr>
+              <w:t>：{wechat_id}</w:t>
             </w:r>
           </w:p>
         </w:tc>
@@ -1023,7 +1178,7 @@
                 <w:sz w:val="21"/>
                 <w:szCs w:val="21"/>
               </w:rPr>
-              <w:t>WeChat-ID: {wechat_id}</w:t>
+              <w:t>- nachfolgend „Kunde" genannt -</w:t>
             </w:r>
           </w:p>
         </w:tc>
@@ -1055,90 +1210,10 @@
                 <w:sz w:val="21"/>
                 <w:szCs w:val="21"/>
               </w:rPr>
-              <w:t>微信号：{wechat_id}</w:t>
-            </w:r>
-          </w:p>
-        </w:tc>
-      </w:tr>
-      <w:tr>
-        <w:tblPrEx>
-          <w:tblBorders>
-            <w:top w:val="single" w:color="auto" w:sz="4" w:space="0"/>
-            <w:left w:val="single" w:color="auto" w:sz="4" w:space="0"/>
-            <w:bottom w:val="single" w:color="auto" w:sz="4" w:space="0"/>
-            <w:right w:val="single" w:color="auto" w:sz="4" w:space="0"/>
-            <w:insideH w:val="single" w:color="auto" w:sz="4" w:space="0"/>
-            <w:insideV w:val="single" w:color="auto" w:sz="4" w:space="0"/>
-          </w:tblBorders>
-          <w:tblCellMar>
-            <w:top w:w="0" w:type="dxa"/>
-            <w:left w:w="10" w:type="dxa"/>
-            <w:bottom w:w="0" w:type="dxa"/>
-            <w:right w:w="10" w:type="dxa"/>
-          </w:tblCellMar>
-        </w:tblPrEx>
-        <w:tc>
-          <w:tcPr>
-            <w:tcW w:w="5018" w:type="dxa"/>
-            <w:tcBorders>
-              <w:top w:val="nil"/>
-              <w:left w:val="nil"/>
-              <w:bottom w:val="nil"/>
-              <w:right w:val="nil"/>
-            </w:tcBorders>
-            <w:tcMar>
-              <w:top w:w="10" w:type="dxa"/>
-              <w:left w:w="0" w:type="dxa"/>
-              <w:bottom w:w="10" w:type="dxa"/>
-              <w:right w:w="80" w:type="dxa"/>
-            </w:tcMar>
-          </w:tcPr>
-          <w:p>
-            <w:pPr>
-              <w:spacing w:before="20" w:after="20"/>
-            </w:pPr>
-            <w:r>
-              <w:rPr>
-                <w:rFonts w:ascii="Times New Roman" w:hAnsi="Times New Roman" w:eastAsia="Times New Roman" w:cs="Times New Roman"/>
-                <w:b w:val="0"/>
-                <w:bCs w:val="0"/>
-                <w:sz w:val="21"/>
-                <w:szCs w:val="21"/>
-              </w:rPr>
-              <w:t>- nachfolgend „Kunde" genannt -</w:t>
-            </w:r>
-          </w:p>
-        </w:tc>
-        <w:tc>
-          <w:tcPr>
-            <w:tcW w:w="4687" w:type="dxa"/>
-            <w:tcBorders>
-              <w:top w:val="nil"/>
-              <w:left w:val="nil"/>
-              <w:bottom w:val="nil"/>
-              <w:right w:val="nil"/>
-            </w:tcBorders>
-            <w:tcMar>
-              <w:top w:w="10" w:type="dxa"/>
-              <w:left w:w="80" w:type="dxa"/>
-              <w:bottom w:w="10" w:type="dxa"/>
-              <w:right w:w="0" w:type="dxa"/>
-            </w:tcMar>
-          </w:tcPr>
-          <w:p>
-            <w:pPr>
-              <w:spacing w:before="20" w:after="20"/>
-            </w:pPr>
-            <w:r>
-              <w:rPr>
-                <w:rFonts w:ascii="宋体" w:hAnsi="宋体" w:eastAsia="宋体" w:cs="宋体"/>
-                <w:b w:val="0"/>
-                <w:bCs w:val="0"/>
-                <w:sz w:val="21"/>
-                <w:szCs w:val="21"/>
-              </w:rPr>
               <w:t>- 以下称"客户" -</w:t>
             </w:r>
+            <w:bookmarkStart w:id="0" w:name="_GoBack"/>
+            <w:bookmarkEnd w:id="0"/>
           </w:p>
         </w:tc>
       </w:tr>
@@ -3466,12 +3541,6 @@
             <w:insideH w:val="single" w:color="auto" w:sz="4" w:space="0"/>
             <w:insideV w:val="single" w:color="auto" w:sz="4" w:space="0"/>
           </w:tblBorders>
-          <w:tblCellMar>
-            <w:top w:w="0" w:type="dxa"/>
-            <w:left w:w="10" w:type="dxa"/>
-            <w:bottom w:w="0" w:type="dxa"/>
-            <w:right w:w="10" w:type="dxa"/>
-          </w:tblCellMar>
         </w:tblPrEx>
         <w:tc>
           <w:tcPr>
@@ -3983,7 +4052,7 @@
           <w:sz w:val="30"/>
           <w:szCs w:val="30"/>
         </w:rPr>
-        <w:t>包装预申报与年终结算</w:t>
+        <w:t>包装数据与报告</w:t>
       </w:r>
     </w:p>
     <w:tbl>
@@ -5264,7 +5333,7 @@
           </w:p>
         </w:tc>
       </w:tr>
-      <w:tr w14:paraId="BANKFMT01">
+      <w:tr w14:paraId="BANKROW01">
         <w:tblPrEx>
           <w:tblBorders>
             <w:top w:val="single" w:color="auto" w:sz="4" w:space="0"/>
@@ -5291,109 +5360,19 @@
               <w:right w:w="80" w:type="dxa"/>
             </w:tcMar>
           </w:tcPr>
-          <w:p w14:paraId="BANKFMT02">
-            <w:pPr>
-              <w:spacing w:before="20" w:after="0"/>
-            </w:pPr>
-            <w:r>
-              <w:rPr>
-                <w:rFonts w:ascii="Times New Roman" w:hAnsi="Times New Roman" w:eastAsia="Times New Roman" w:cs="Times New Roman"/>
-                <w:b w:val="0"/>
-                <w:bCs w:val="0"/>
-                <w:sz w:val="21"/>
-                <w:szCs w:val="21"/>
-              </w:rPr>
-              <w:t xml:space="preserve">(6) Bankverbindung:</w:t>
-            </w:r>
-          </w:p>
-          <w:p w14:paraId="BANKFMT03">
-            <w:pPr>
-              <w:spacing w:before="0" w:after="0"/>
-            </w:pPr>
-            <w:r>
-              <w:rPr>
-                <w:rFonts w:ascii="Times New Roman" w:hAnsi="Times New Roman" w:eastAsia="Times New Roman" w:cs="Times New Roman"/>
-                <w:b w:val="0"/>
-                <w:bCs w:val="0"/>
-                <w:sz w:val="21"/>
-                <w:szCs w:val="21"/>
-              </w:rPr>
-              <w:t xml:space="preserve">  Kontoinhaber: FREDDY (Shanghai) Information Consulting Ltd. Huainan Branch</w:t>
-            </w:r>
-          </w:p>
-          <w:p w14:paraId="BANKFMT04">
-            <w:pPr>
-              <w:spacing w:before="0" w:after="0"/>
-            </w:pPr>
-            <w:r>
-              <w:rPr>
-                <w:rFonts w:ascii="Times New Roman" w:hAnsi="Times New Roman" w:eastAsia="Times New Roman" w:cs="Times New Roman"/>
-                <w:b w:val="0"/>
-                <w:bCs w:val="0"/>
-                <w:sz w:val="21"/>
-                <w:szCs w:val="21"/>
-              </w:rPr>
-              <w:t xml:space="preserve">  Bank: Bank of China, Huainan Branch</w:t>
-            </w:r>
-          </w:p>
-          <w:p w14:paraId="BANKFMT05">
-            <w:pPr>
-              <w:spacing w:before="0" w:after="0"/>
-            </w:pPr>
-            <w:r>
-              <w:rPr>
-                <w:rFonts w:ascii="Times New Roman" w:hAnsi="Times New Roman" w:eastAsia="Times New Roman" w:cs="Times New Roman"/>
-                <w:b w:val="0"/>
-                <w:bCs w:val="0"/>
-                <w:sz w:val="21"/>
-                <w:szCs w:val="21"/>
-              </w:rPr>
-              <w:t xml:space="preserve">  Kontonummer: 181276312093</w:t>
-            </w:r>
-          </w:p>
-          <w:p w14:paraId="BANKFMT06">
-            <w:pPr>
-              <w:spacing w:before="0" w:after="0"/>
-            </w:pPr>
-            <w:r>
-              <w:rPr>
-                <w:rFonts w:ascii="Times New Roman" w:hAnsi="Times New Roman" w:eastAsia="Times New Roman" w:cs="Times New Roman"/>
-                <w:b w:val="0"/>
-                <w:bCs w:val="0"/>
-                <w:sz w:val="21"/>
-                <w:szCs w:val="21"/>
-              </w:rPr>
-              <w:t xml:space="preserve">  Bankleitzahl: BKCHCNBJ780</w:t>
-            </w:r>
-          </w:p>
-          <w:p w14:paraId="BANKFMT07">
-            <w:pPr>
-              <w:spacing w:before="0" w:after="0"/>
-            </w:pPr>
-            <w:r>
-              <w:rPr>
-                <w:rFonts w:ascii="Times New Roman" w:hAnsi="Times New Roman" w:eastAsia="Times New Roman" w:cs="Times New Roman"/>
-                <w:b w:val="0"/>
-                <w:bCs w:val="0"/>
-                <w:sz w:val="21"/>
-                <w:szCs w:val="21"/>
-              </w:rPr>
-              <w:t xml:space="preserve">  Bankadresse: No.21 Longhu Road, Huainan, Anhui, China</w:t>
-            </w:r>
-          </w:p>
-          <w:p w14:paraId="BANKFMT08">
-            <w:pPr>
-              <w:spacing w:before="0" w:after="20"/>
-            </w:pPr>
-            <w:r>
-              <w:rPr>
-                <w:rFonts w:ascii="Times New Roman" w:hAnsi="Times New Roman" w:eastAsia="Times New Roman" w:cs="Times New Roman"/>
-                <w:b w:val="0"/>
-                <w:bCs w:val="0"/>
-                <w:sz w:val="21"/>
-                <w:szCs w:val="21"/>
-              </w:rPr>
-              <w:t xml:space="preserve">  Verwendungszweck: EPR- + Vertragsnummer</w:t>
+          <w:p w14:paraId="BANKDE01">
+            <w:pPr>
+              <w:spacing w:before="20" w:after="20"/>
+            </w:pPr>
+            <w:r>
+              <w:rPr>
+                <w:rFonts w:ascii="Times New Roman" w:hAnsi="Times New Roman" w:eastAsia="Times New Roman" w:cs="Times New Roman"/>
+                <w:b w:val="0"/>
+                <w:bCs w:val="0"/>
+                <w:sz w:val="21"/>
+                <w:szCs w:val="21"/>
+              </w:rPr>
+              <w:t>(6) Bankverbindung: Kontoinhaber: FREDDY (Shanghai) Information Consulting Ltd. Huainan Branch, Bank: Bank of China, Huainan Branch, Kontonummer: 181276312093, Bankleitzahl: BKCHCNBJ780, Bankadresse: No.21 Longhu Road, Huainan, Anhui, China. Verwendungszweck: EPR- + Vertragsnummer.</w:t>
             </w:r>
           </w:p>
         </w:tc>
@@ -5413,9 +5392,9 @@
               <w:right w:w="0" w:type="dxa"/>
             </w:tcMar>
           </w:tcPr>
-          <w:p w14:paraId="BANKFMT09">
-            <w:pPr>
-              <w:spacing w:before="20" w:after="0"/>
+          <w:p w14:paraId="BANKCN01">
+            <w:pPr>
+              <w:spacing w:before="20" w:after="20"/>
             </w:pPr>
             <w:r>
               <w:rPr>
@@ -5425,97 +5404,7 @@
                 <w:sz w:val="21"/>
                 <w:szCs w:val="21"/>
               </w:rPr>
-              <w:t xml:space="preserve">(6) 银行转账信息：</w:t>
-            </w:r>
-          </w:p>
-          <w:p w14:paraId="BANKFMT10">
-            <w:pPr>
-              <w:spacing w:before="0" w:after="0"/>
-            </w:pPr>
-            <w:r>
-              <w:rPr>
-                <w:rFonts w:ascii="宋体" w:hAnsi="宋体" w:eastAsia="宋体" w:cs="宋体"/>
-                <w:b w:val="0"/>
-                <w:bCs w:val="0"/>
-                <w:sz w:val="21"/>
-                <w:szCs w:val="21"/>
-              </w:rPr>
-              <w:t xml:space="preserve">  户名：福瑞笛（上海）信息咨询有限公司淮南分公司</w:t>
-            </w:r>
-          </w:p>
-          <w:p w14:paraId="BANKFMT11">
-            <w:pPr>
-              <w:spacing w:before="0" w:after="0"/>
-            </w:pPr>
-            <w:r>
-              <w:rPr>
-                <w:rFonts w:ascii="宋体" w:hAnsi="宋体" w:eastAsia="宋体" w:cs="宋体"/>
-                <w:b w:val="0"/>
-                <w:bCs w:val="0"/>
-                <w:sz w:val="21"/>
-                <w:szCs w:val="21"/>
-              </w:rPr>
-              <w:t xml:space="preserve">  开户行：中国银行股份有限公司淮南分行</w:t>
-            </w:r>
-          </w:p>
-          <w:p w14:paraId="BANKFMT12">
-            <w:pPr>
-              <w:spacing w:before="0" w:after="0"/>
-            </w:pPr>
-            <w:r>
-              <w:rPr>
-                <w:rFonts w:ascii="宋体" w:hAnsi="宋体" w:eastAsia="宋体" w:cs="宋体"/>
-                <w:b w:val="0"/>
-                <w:bCs w:val="0"/>
-                <w:sz w:val="21"/>
-                <w:szCs w:val="21"/>
-              </w:rPr>
-              <w:t xml:space="preserve">  账号：181276312093</w:t>
-            </w:r>
-          </w:p>
-          <w:p w14:paraId="BANKFMT13">
-            <w:pPr>
-              <w:spacing w:before="0" w:after="0"/>
-            </w:pPr>
-            <w:r>
-              <w:rPr>
-                <w:rFonts w:ascii="宋体" w:hAnsi="宋体" w:eastAsia="宋体" w:cs="宋体"/>
-                <w:b w:val="0"/>
-                <w:bCs w:val="0"/>
-                <w:sz w:val="21"/>
-                <w:szCs w:val="21"/>
-              </w:rPr>
-              <w:t xml:space="preserve">  银行代码：BKCHCNBJ780</w:t>
-            </w:r>
-          </w:p>
-          <w:p w14:paraId="BANKFMT14">
-            <w:pPr>
-              <w:spacing w:before="0" w:after="0"/>
-            </w:pPr>
-            <w:r>
-              <w:rPr>
-                <w:rFonts w:ascii="宋体" w:hAnsi="宋体" w:eastAsia="宋体" w:cs="宋体"/>
-                <w:b w:val="0"/>
-                <w:bCs w:val="0"/>
-                <w:sz w:val="21"/>
-                <w:szCs w:val="21"/>
-              </w:rPr>
-              <w:t xml:space="preserve">  开户行地址：安徽省淮南市龙湖路21号</w:t>
-            </w:r>
-          </w:p>
-          <w:p w14:paraId="BANKFMT15">
-            <w:pPr>
-              <w:spacing w:before="0" w:after="20"/>
-            </w:pPr>
-            <w:r>
-              <w:rPr>
-                <w:rFonts w:ascii="宋体" w:hAnsi="宋体" w:eastAsia="宋体" w:cs="宋体"/>
-                <w:b w:val="0"/>
-                <w:bCs w:val="0"/>
-                <w:sz w:val="21"/>
-                <w:szCs w:val="21"/>
-              </w:rPr>
-              <w:t xml:space="preserve">  汇款附言：EPR-合同编号</w:t>
+              <w:t>(6) 银行转账信息：户名：福瑞笛（上海）信息咨询有限公司淮南分公司，开户行：中国银行股份有限公司淮南分行，账号：181276312093，银行代码：BKCHCNBJ780，开户行地址：安徽省淮南市龙湖路21号。汇款附言：EPR-合同编号。</w:t>
             </w:r>
           </w:p>
         </w:tc>
@@ -5757,6 +5646,12 @@
             <w:insideH w:val="single" w:color="auto" w:sz="4" w:space="0"/>
             <w:insideV w:val="single" w:color="auto" w:sz="4" w:space="0"/>
           </w:tblBorders>
+          <w:tblCellMar>
+            <w:top w:w="0" w:type="dxa"/>
+            <w:left w:w="10" w:type="dxa"/>
+            <w:bottom w:w="0" w:type="dxa"/>
+            <w:right w:w="10" w:type="dxa"/>
+          </w:tblCellMar>
         </w:tblPrEx>
         <w:tc>
           <w:tcPr>
@@ -5833,12 +5728,6 @@
             <w:insideH w:val="single" w:color="auto" w:sz="4" w:space="0"/>
             <w:insideV w:val="single" w:color="auto" w:sz="4" w:space="0"/>
           </w:tblBorders>
-          <w:tblCellMar>
-            <w:top w:w="0" w:type="dxa"/>
-            <w:left w:w="10" w:type="dxa"/>
-            <w:bottom w:w="0" w:type="dxa"/>
-            <w:right w:w="10" w:type="dxa"/>
-          </w:tblCellMar>
         </w:tblPrEx>
         <w:tc>
           <w:tcPr>
@@ -6060,12 +5949,6 @@
             <w:insideH w:val="single" w:color="auto" w:sz="4" w:space="0"/>
             <w:insideV w:val="single" w:color="auto" w:sz="4" w:space="0"/>
           </w:tblBorders>
-          <w:tblCellMar>
-            <w:top w:w="0" w:type="dxa"/>
-            <w:left w:w="10" w:type="dxa"/>
-            <w:bottom w:w="0" w:type="dxa"/>
-            <w:right w:w="10" w:type="dxa"/>
-          </w:tblCellMar>
         </w:tblPrEx>
         <w:tc>
           <w:tcPr>
@@ -6931,6 +6814,7 @@
           <w:p>
             <w:pPr>
               <w:numPr>
+                <w:ilvl w:val="0"/>
                 <w:numId w:val="0"/>
               </w:numPr>
               <w:spacing w:before="20" w:after="20"/>
@@ -7546,7 +7430,6 @@
             <w:pPr>
               <w:spacing w:before="20" w:after="20"/>
             </w:pPr>
-            <w:bookmarkStart w:id="0" w:name="_GoBack"/>
             <w:r>
               <w:rPr>
                 <w:rFonts w:ascii="宋体" w:hAnsi="宋体" w:eastAsia="宋体" w:cs="宋体"/>
@@ -7557,7 +7440,6 @@
               </w:rPr>
               <w:t>(2) 向位于中华人民共和国的支付服务商福瑞笛传输支付相关数据，基于欧盟委员会执行决定(EU) 2021/914项下的欧盟标准合同条款(SCC)，并补充基于客户根据GDPR第49条第1款(a)项的明确同意。客户特此被告知向未经充分性认定的第三国传输数据可能存在的风险。该同意可随时通过书面通知撤回。撤回将导致本合同在月底前一个月通知后终止。</w:t>
             </w:r>
-            <w:bookmarkEnd w:id="0"/>
           </w:p>
         </w:tc>
       </w:tr>
@@ -7634,6 +7516,12 @@
             <w:insideH w:val="single" w:color="auto" w:sz="4" w:space="0"/>
             <w:insideV w:val="single" w:color="auto" w:sz="4" w:space="0"/>
           </w:tblBorders>
+          <w:tblCellMar>
+            <w:top w:w="0" w:type="dxa"/>
+            <w:left w:w="10" w:type="dxa"/>
+            <w:bottom w:w="0" w:type="dxa"/>
+            <w:right w:w="10" w:type="dxa"/>
+          </w:tblCellMar>
         </w:tblPrEx>
         <w:tc>
           <w:tcPr>
@@ -7937,12 +7825,6 @@
             <w:insideH w:val="single" w:color="auto" w:sz="4" w:space="0"/>
             <w:insideV w:val="single" w:color="auto" w:sz="4" w:space="0"/>
           </w:tblBorders>
-          <w:tblCellMar>
-            <w:top w:w="0" w:type="dxa"/>
-            <w:left w:w="10" w:type="dxa"/>
-            <w:bottom w:w="0" w:type="dxa"/>
-            <w:right w:w="10" w:type="dxa"/>
-          </w:tblCellMar>
         </w:tblPrEx>
         <w:tc>
           <w:tcPr>
@@ -9384,63 +9266,606 @@
           </w:p>
         </w:tc>
       </w:tr>
-      <w:tc>
-        <w:tcPr>
-          <w:tcW w:w="2600" w:type="dxa"/>
-          <w:tcMar>
-            <w:top w:w="30" w:type="dxa"/>
-            <w:left w:w="50" w:type="dxa"/>
-            <w:bottom w:w="30" w:type="dxa"/>
-            <w:right w:w="50" w:type="dxa"/>
-          </w:tcMar>
-        </w:tcPr>
-        <w:p>
-          <w:r>
-            <w:rPr>
-              <w:rFonts w:ascii="Times New Roman" w:hAnsi="Times New Roman" w:eastAsia="Times New Roman" w:cs="Times New Roman"/>
-              <w:sz w:val="18"/>
-              <w:szCs w:val="18"/>
-            </w:rPr>
-            <w:t xml:space="preserve">{packaging_rows}</w:t>
-          </w:r>
-        </w:p>
-      </w:tc>
-      <w:tc>
-        <w:tcPr>
-          <w:tcW w:w="1000" w:type="dxa"/>
-          <w:tcMar>
-            <w:top w:w="30" w:type="dxa"/>
-            <w:left w:w="50" w:type="dxa"/>
-            <w:bottom w:w="30" w:type="dxa"/>
-            <w:right w:w="50" w:type="dxa"/>
-          </w:tcMar>
-        </w:tcPr>
-        <w:p/>
-      </w:tc>
-      <w:tc>
-        <w:tcPr>
-          <w:tcW w:w="2200" w:type="dxa"/>
-          <w:tcMar>
-            <w:top w:w="30" w:type="dxa"/>
-            <w:left w:w="50" w:type="dxa"/>
-            <w:bottom w:w="30" w:type="dxa"/>
-            <w:right w:w="50" w:type="dxa"/>
-          </w:tcMar>
-        </w:tcPr>
-        <w:p/>
-      </w:tc>
-      <w:tc>
-        <w:tcPr>
-          <w:tcW w:w="3955" w:type="dxa"/>
-          <w:tcMar>
-            <w:top w:w="30" w:type="dxa"/>
-            <w:left w:w="50" w:type="dxa"/>
-            <w:bottom w:w="30" w:type="dxa"/>
-            <w:right w:w="50" w:type="dxa"/>
-          </w:tcMar>
-        </w:tcPr>
-        <w:p/>
-      </w:tc>
+      <w:tr>
+        <w:tblPrEx>
+          <w:tblBorders>
+            <w:top w:val="single" w:color="auto" w:sz="4" w:space="0"/>
+            <w:left w:val="single" w:color="auto" w:sz="4" w:space="0"/>
+            <w:bottom w:val="single" w:color="auto" w:sz="4" w:space="0"/>
+            <w:right w:val="single" w:color="auto" w:sz="4" w:space="0"/>
+            <w:insideH w:val="single" w:color="auto" w:sz="4" w:space="0"/>
+            <w:insideV w:val="single" w:color="auto" w:sz="4" w:space="0"/>
+          </w:tblBorders>
+          <w:tblCellMar>
+            <w:top w:w="0" w:type="dxa"/>
+            <w:left w:w="10" w:type="dxa"/>
+            <w:bottom w:w="0" w:type="dxa"/>
+            <w:right w:w="10" w:type="dxa"/>
+          </w:tblCellMar>
+        </w:tblPrEx>
+        <w:tc>
+          <w:tcPr>
+            <w:tcW w:w="2600" w:type="dxa"/>
+            <w:tcMar>
+              <w:top w:w="30" w:type="dxa"/>
+              <w:left w:w="50" w:type="dxa"/>
+              <w:bottom w:w="30" w:type="dxa"/>
+              <w:right w:w="50" w:type="dxa"/>
+            </w:tcMar>
+          </w:tcPr>
+          <w:p>
+            <w:r>
+              <w:rPr>
+                <w:rFonts w:ascii="Times New Roman" w:hAnsi="Times New Roman" w:eastAsia="Times New Roman" w:cs="Times New Roman"/>
+                <w:sz w:val="18"/>
+                <w:szCs w:val="18"/>
+              </w:rPr>
+              <w:t>Glas / 玻璃</w:t>
+            </w:r>
+          </w:p>
+        </w:tc>
+        <w:tc>
+          <w:tcPr>
+            <w:tcW w:w="1000" w:type="dxa"/>
+            <w:tcMar>
+              <w:top w:w="30" w:type="dxa"/>
+              <w:left w:w="50" w:type="dxa"/>
+              <w:bottom w:w="30" w:type="dxa"/>
+              <w:right w:w="50" w:type="dxa"/>
+            </w:tcMar>
+          </w:tcPr>
+          <w:p/>
+        </w:tc>
+        <w:tc>
+          <w:tcPr>
+            <w:tcW w:w="2200" w:type="dxa"/>
+            <w:tcMar>
+              <w:top w:w="30" w:type="dxa"/>
+              <w:left w:w="50" w:type="dxa"/>
+              <w:bottom w:w="30" w:type="dxa"/>
+              <w:right w:w="50" w:type="dxa"/>
+            </w:tcMar>
+          </w:tcPr>
+          <w:p/>
+        </w:tc>
+        <w:tc>
+          <w:tcPr>
+            <w:tcW w:w="3955" w:type="dxa"/>
+            <w:tcMar>
+              <w:top w:w="30" w:type="dxa"/>
+              <w:left w:w="50" w:type="dxa"/>
+              <w:bottom w:w="30" w:type="dxa"/>
+              <w:right w:w="50" w:type="dxa"/>
+            </w:tcMar>
+          </w:tcPr>
+          <w:p/>
+        </w:tc>
+      </w:tr>
+      <w:tr>
+        <w:tblPrEx>
+          <w:tblBorders>
+            <w:top w:val="single" w:color="auto" w:sz="4" w:space="0"/>
+            <w:left w:val="single" w:color="auto" w:sz="4" w:space="0"/>
+            <w:bottom w:val="single" w:color="auto" w:sz="4" w:space="0"/>
+            <w:right w:val="single" w:color="auto" w:sz="4" w:space="0"/>
+            <w:insideH w:val="single" w:color="auto" w:sz="4" w:space="0"/>
+            <w:insideV w:val="single" w:color="auto" w:sz="4" w:space="0"/>
+          </w:tblBorders>
+          <w:tblCellMar>
+            <w:top w:w="0" w:type="dxa"/>
+            <w:left w:w="10" w:type="dxa"/>
+            <w:bottom w:w="0" w:type="dxa"/>
+            <w:right w:w="10" w:type="dxa"/>
+          </w:tblCellMar>
+        </w:tblPrEx>
+        <w:tc>
+          <w:tcPr>
+            <w:tcW w:w="2600" w:type="dxa"/>
+            <w:tcMar>
+              <w:top w:w="30" w:type="dxa"/>
+              <w:left w:w="50" w:type="dxa"/>
+              <w:bottom w:w="30" w:type="dxa"/>
+              <w:right w:w="50" w:type="dxa"/>
+            </w:tcMar>
+          </w:tcPr>
+          <w:p>
+            <w:r>
+              <w:rPr>
+                <w:rFonts w:ascii="Times New Roman" w:hAnsi="Times New Roman" w:eastAsia="Times New Roman" w:cs="Times New Roman"/>
+                <w:sz w:val="18"/>
+                <w:szCs w:val="18"/>
+              </w:rPr>
+              <w:t>Papier/Pappe/Karton / 纸/纸板/纸箱</w:t>
+            </w:r>
+          </w:p>
+        </w:tc>
+        <w:tc>
+          <w:tcPr>
+            <w:tcW w:w="1000" w:type="dxa"/>
+            <w:tcMar>
+              <w:top w:w="30" w:type="dxa"/>
+              <w:left w:w="50" w:type="dxa"/>
+              <w:bottom w:w="30" w:type="dxa"/>
+              <w:right w:w="50" w:type="dxa"/>
+            </w:tcMar>
+          </w:tcPr>
+          <w:p/>
+        </w:tc>
+        <w:tc>
+          <w:tcPr>
+            <w:tcW w:w="2200" w:type="dxa"/>
+            <w:tcMar>
+              <w:top w:w="30" w:type="dxa"/>
+              <w:left w:w="50" w:type="dxa"/>
+              <w:bottom w:w="30" w:type="dxa"/>
+              <w:right w:w="50" w:type="dxa"/>
+            </w:tcMar>
+          </w:tcPr>
+          <w:p/>
+        </w:tc>
+        <w:tc>
+          <w:tcPr>
+            <w:tcW w:w="3955" w:type="dxa"/>
+            <w:tcMar>
+              <w:top w:w="30" w:type="dxa"/>
+              <w:left w:w="50" w:type="dxa"/>
+              <w:bottom w:w="30" w:type="dxa"/>
+              <w:right w:w="50" w:type="dxa"/>
+            </w:tcMar>
+          </w:tcPr>
+          <w:p/>
+        </w:tc>
+      </w:tr>
+      <w:tr>
+        <w:tblPrEx>
+          <w:tblBorders>
+            <w:top w:val="single" w:color="auto" w:sz="4" w:space="0"/>
+            <w:left w:val="single" w:color="auto" w:sz="4" w:space="0"/>
+            <w:bottom w:val="single" w:color="auto" w:sz="4" w:space="0"/>
+            <w:right w:val="single" w:color="auto" w:sz="4" w:space="0"/>
+            <w:insideH w:val="single" w:color="auto" w:sz="4" w:space="0"/>
+            <w:insideV w:val="single" w:color="auto" w:sz="4" w:space="0"/>
+          </w:tblBorders>
+          <w:tblCellMar>
+            <w:top w:w="0" w:type="dxa"/>
+            <w:left w:w="10" w:type="dxa"/>
+            <w:bottom w:w="0" w:type="dxa"/>
+            <w:right w:w="10" w:type="dxa"/>
+          </w:tblCellMar>
+        </w:tblPrEx>
+        <w:tc>
+          <w:tcPr>
+            <w:tcW w:w="2600" w:type="dxa"/>
+            <w:tcMar>
+              <w:top w:w="30" w:type="dxa"/>
+              <w:left w:w="50" w:type="dxa"/>
+              <w:bottom w:w="30" w:type="dxa"/>
+              <w:right w:w="50" w:type="dxa"/>
+            </w:tcMar>
+          </w:tcPr>
+          <w:p>
+            <w:r>
+              <w:rPr>
+                <w:rFonts w:ascii="Times New Roman" w:hAnsi="Times New Roman" w:eastAsia="Times New Roman" w:cs="Times New Roman"/>
+                <w:sz w:val="18"/>
+                <w:szCs w:val="18"/>
+              </w:rPr>
+              <w:t>Eisenmetalle / 黑色金属</w:t>
+            </w:r>
+          </w:p>
+        </w:tc>
+        <w:tc>
+          <w:tcPr>
+            <w:tcW w:w="1000" w:type="dxa"/>
+            <w:tcMar>
+              <w:top w:w="30" w:type="dxa"/>
+              <w:left w:w="50" w:type="dxa"/>
+              <w:bottom w:w="30" w:type="dxa"/>
+              <w:right w:w="50" w:type="dxa"/>
+            </w:tcMar>
+          </w:tcPr>
+          <w:p/>
+        </w:tc>
+        <w:tc>
+          <w:tcPr>
+            <w:tcW w:w="2200" w:type="dxa"/>
+            <w:tcMar>
+              <w:top w:w="30" w:type="dxa"/>
+              <w:left w:w="50" w:type="dxa"/>
+              <w:bottom w:w="30" w:type="dxa"/>
+              <w:right w:w="50" w:type="dxa"/>
+            </w:tcMar>
+          </w:tcPr>
+          <w:p/>
+        </w:tc>
+        <w:tc>
+          <w:tcPr>
+            <w:tcW w:w="3955" w:type="dxa"/>
+            <w:tcMar>
+              <w:top w:w="30" w:type="dxa"/>
+              <w:left w:w="50" w:type="dxa"/>
+              <w:bottom w:w="30" w:type="dxa"/>
+              <w:right w:w="50" w:type="dxa"/>
+            </w:tcMar>
+          </w:tcPr>
+          <w:p/>
+        </w:tc>
+      </w:tr>
+      <w:tr>
+        <w:tblPrEx>
+          <w:tblBorders>
+            <w:top w:val="single" w:color="auto" w:sz="4" w:space="0"/>
+            <w:left w:val="single" w:color="auto" w:sz="4" w:space="0"/>
+            <w:bottom w:val="single" w:color="auto" w:sz="4" w:space="0"/>
+            <w:right w:val="single" w:color="auto" w:sz="4" w:space="0"/>
+            <w:insideH w:val="single" w:color="auto" w:sz="4" w:space="0"/>
+            <w:insideV w:val="single" w:color="auto" w:sz="4" w:space="0"/>
+          </w:tblBorders>
+          <w:tblCellMar>
+            <w:top w:w="0" w:type="dxa"/>
+            <w:left w:w="10" w:type="dxa"/>
+            <w:bottom w:w="0" w:type="dxa"/>
+            <w:right w:w="10" w:type="dxa"/>
+          </w:tblCellMar>
+        </w:tblPrEx>
+        <w:tc>
+          <w:tcPr>
+            <w:tcW w:w="2600" w:type="dxa"/>
+            <w:tcMar>
+              <w:top w:w="30" w:type="dxa"/>
+              <w:left w:w="50" w:type="dxa"/>
+              <w:bottom w:w="30" w:type="dxa"/>
+              <w:right w:w="50" w:type="dxa"/>
+            </w:tcMar>
+          </w:tcPr>
+          <w:p>
+            <w:r>
+              <w:rPr>
+                <w:rFonts w:ascii="Times New Roman" w:hAnsi="Times New Roman" w:eastAsia="Times New Roman" w:cs="Times New Roman"/>
+                <w:sz w:val="18"/>
+                <w:szCs w:val="18"/>
+              </w:rPr>
+              <w:t>Aluminium / 铝</w:t>
+            </w:r>
+          </w:p>
+        </w:tc>
+        <w:tc>
+          <w:tcPr>
+            <w:tcW w:w="1000" w:type="dxa"/>
+            <w:tcMar>
+              <w:top w:w="30" w:type="dxa"/>
+              <w:left w:w="50" w:type="dxa"/>
+              <w:bottom w:w="30" w:type="dxa"/>
+              <w:right w:w="50" w:type="dxa"/>
+            </w:tcMar>
+          </w:tcPr>
+          <w:p/>
+        </w:tc>
+        <w:tc>
+          <w:tcPr>
+            <w:tcW w:w="2200" w:type="dxa"/>
+            <w:tcMar>
+              <w:top w:w="30" w:type="dxa"/>
+              <w:left w:w="50" w:type="dxa"/>
+              <w:bottom w:w="30" w:type="dxa"/>
+              <w:right w:w="50" w:type="dxa"/>
+            </w:tcMar>
+          </w:tcPr>
+          <w:p/>
+        </w:tc>
+        <w:tc>
+          <w:tcPr>
+            <w:tcW w:w="3955" w:type="dxa"/>
+            <w:tcMar>
+              <w:top w:w="30" w:type="dxa"/>
+              <w:left w:w="50" w:type="dxa"/>
+              <w:bottom w:w="30" w:type="dxa"/>
+              <w:right w:w="50" w:type="dxa"/>
+            </w:tcMar>
+          </w:tcPr>
+          <w:p/>
+        </w:tc>
+      </w:tr>
+      <w:tr>
+        <w:tblPrEx>
+          <w:tblBorders>
+            <w:top w:val="single" w:color="auto" w:sz="4" w:space="0"/>
+            <w:left w:val="single" w:color="auto" w:sz="4" w:space="0"/>
+            <w:bottom w:val="single" w:color="auto" w:sz="4" w:space="0"/>
+            <w:right w:val="single" w:color="auto" w:sz="4" w:space="0"/>
+            <w:insideH w:val="single" w:color="auto" w:sz="4" w:space="0"/>
+            <w:insideV w:val="single" w:color="auto" w:sz="4" w:space="0"/>
+          </w:tblBorders>
+          <w:tblCellMar>
+            <w:top w:w="0" w:type="dxa"/>
+            <w:left w:w="10" w:type="dxa"/>
+            <w:bottom w:w="0" w:type="dxa"/>
+            <w:right w:w="10" w:type="dxa"/>
+          </w:tblCellMar>
+        </w:tblPrEx>
+        <w:tc>
+          <w:tcPr>
+            <w:tcW w:w="2600" w:type="dxa"/>
+            <w:tcMar>
+              <w:top w:w="30" w:type="dxa"/>
+              <w:left w:w="50" w:type="dxa"/>
+              <w:bottom w:w="30" w:type="dxa"/>
+              <w:right w:w="50" w:type="dxa"/>
+            </w:tcMar>
+          </w:tcPr>
+          <w:p>
+            <w:r>
+              <w:rPr>
+                <w:rFonts w:ascii="Times New Roman" w:hAnsi="Times New Roman" w:eastAsia="Times New Roman" w:cs="Times New Roman"/>
+                <w:sz w:val="18"/>
+                <w:szCs w:val="18"/>
+              </w:rPr>
+              <w:t>Kunststoffe / 塑料</w:t>
+            </w:r>
+          </w:p>
+        </w:tc>
+        <w:tc>
+          <w:tcPr>
+            <w:tcW w:w="1000" w:type="dxa"/>
+            <w:tcMar>
+              <w:top w:w="30" w:type="dxa"/>
+              <w:left w:w="50" w:type="dxa"/>
+              <w:bottom w:w="30" w:type="dxa"/>
+              <w:right w:w="50" w:type="dxa"/>
+            </w:tcMar>
+          </w:tcPr>
+          <w:p/>
+        </w:tc>
+        <w:tc>
+          <w:tcPr>
+            <w:tcW w:w="2200" w:type="dxa"/>
+            <w:tcMar>
+              <w:top w:w="30" w:type="dxa"/>
+              <w:left w:w="50" w:type="dxa"/>
+              <w:bottom w:w="30" w:type="dxa"/>
+              <w:right w:w="50" w:type="dxa"/>
+            </w:tcMar>
+          </w:tcPr>
+          <w:p/>
+        </w:tc>
+        <w:tc>
+          <w:tcPr>
+            <w:tcW w:w="3955" w:type="dxa"/>
+            <w:tcMar>
+              <w:top w:w="30" w:type="dxa"/>
+              <w:left w:w="50" w:type="dxa"/>
+              <w:bottom w:w="30" w:type="dxa"/>
+              <w:right w:w="50" w:type="dxa"/>
+            </w:tcMar>
+          </w:tcPr>
+          <w:p/>
+        </w:tc>
+      </w:tr>
+      <w:tr>
+        <w:tblPrEx>
+          <w:tblBorders>
+            <w:top w:val="single" w:color="auto" w:sz="4" w:space="0"/>
+            <w:left w:val="single" w:color="auto" w:sz="4" w:space="0"/>
+            <w:bottom w:val="single" w:color="auto" w:sz="4" w:space="0"/>
+            <w:right w:val="single" w:color="auto" w:sz="4" w:space="0"/>
+            <w:insideH w:val="single" w:color="auto" w:sz="4" w:space="0"/>
+            <w:insideV w:val="single" w:color="auto" w:sz="4" w:space="0"/>
+          </w:tblBorders>
+          <w:tblCellMar>
+            <w:top w:w="0" w:type="dxa"/>
+            <w:left w:w="10" w:type="dxa"/>
+            <w:bottom w:w="0" w:type="dxa"/>
+            <w:right w:w="10" w:type="dxa"/>
+          </w:tblCellMar>
+        </w:tblPrEx>
+        <w:tc>
+          <w:tcPr>
+            <w:tcW w:w="2600" w:type="dxa"/>
+            <w:tcMar>
+              <w:top w:w="30" w:type="dxa"/>
+              <w:left w:w="50" w:type="dxa"/>
+              <w:bottom w:w="30" w:type="dxa"/>
+              <w:right w:w="50" w:type="dxa"/>
+            </w:tcMar>
+          </w:tcPr>
+          <w:p>
+            <w:r>
+              <w:rPr>
+                <w:rFonts w:ascii="Times New Roman" w:hAnsi="Times New Roman" w:eastAsia="Times New Roman" w:cs="Times New Roman"/>
+                <w:sz w:val="18"/>
+                <w:szCs w:val="18"/>
+              </w:rPr>
+              <w:t>Verbunde / 复合材料</w:t>
+            </w:r>
+          </w:p>
+        </w:tc>
+        <w:tc>
+          <w:tcPr>
+            <w:tcW w:w="1000" w:type="dxa"/>
+            <w:tcMar>
+              <w:top w:w="30" w:type="dxa"/>
+              <w:left w:w="50" w:type="dxa"/>
+              <w:bottom w:w="30" w:type="dxa"/>
+              <w:right w:w="50" w:type="dxa"/>
+            </w:tcMar>
+          </w:tcPr>
+          <w:p/>
+        </w:tc>
+        <w:tc>
+          <w:tcPr>
+            <w:tcW w:w="2200" w:type="dxa"/>
+            <w:tcMar>
+              <w:top w:w="30" w:type="dxa"/>
+              <w:left w:w="50" w:type="dxa"/>
+              <w:bottom w:w="30" w:type="dxa"/>
+              <w:right w:w="50" w:type="dxa"/>
+            </w:tcMar>
+          </w:tcPr>
+          <w:p/>
+        </w:tc>
+        <w:tc>
+          <w:tcPr>
+            <w:tcW w:w="3955" w:type="dxa"/>
+            <w:tcMar>
+              <w:top w:w="30" w:type="dxa"/>
+              <w:left w:w="50" w:type="dxa"/>
+              <w:bottom w:w="30" w:type="dxa"/>
+              <w:right w:w="50" w:type="dxa"/>
+            </w:tcMar>
+          </w:tcPr>
+          <w:p/>
+        </w:tc>
+      </w:tr>
+      <w:tr>
+        <w:tblPrEx>
+          <w:tblBorders>
+            <w:top w:val="single" w:color="auto" w:sz="4" w:space="0"/>
+            <w:left w:val="single" w:color="auto" w:sz="4" w:space="0"/>
+            <w:bottom w:val="single" w:color="auto" w:sz="4" w:space="0"/>
+            <w:right w:val="single" w:color="auto" w:sz="4" w:space="0"/>
+            <w:insideH w:val="single" w:color="auto" w:sz="4" w:space="0"/>
+            <w:insideV w:val="single" w:color="auto" w:sz="4" w:space="0"/>
+          </w:tblBorders>
+          <w:tblCellMar>
+            <w:top w:w="0" w:type="dxa"/>
+            <w:left w:w="10" w:type="dxa"/>
+            <w:bottom w:w="0" w:type="dxa"/>
+            <w:right w:w="10" w:type="dxa"/>
+          </w:tblCellMar>
+        </w:tblPrEx>
+        <w:tc>
+          <w:tcPr>
+            <w:tcW w:w="2600" w:type="dxa"/>
+            <w:tcMar>
+              <w:top w:w="30" w:type="dxa"/>
+              <w:left w:w="50" w:type="dxa"/>
+              <w:bottom w:w="30" w:type="dxa"/>
+              <w:right w:w="50" w:type="dxa"/>
+            </w:tcMar>
+          </w:tcPr>
+          <w:p>
+            <w:r>
+              <w:rPr>
+                <w:rFonts w:ascii="Times New Roman" w:hAnsi="Times New Roman" w:eastAsia="Times New Roman" w:cs="Times New Roman"/>
+                <w:sz w:val="18"/>
+                <w:szCs w:val="18"/>
+              </w:rPr>
+              <w:t>Getränkekarton / 饮料纸盒</w:t>
+            </w:r>
+          </w:p>
+        </w:tc>
+        <w:tc>
+          <w:tcPr>
+            <w:tcW w:w="1000" w:type="dxa"/>
+            <w:tcMar>
+              <w:top w:w="30" w:type="dxa"/>
+              <w:left w:w="50" w:type="dxa"/>
+              <w:bottom w:w="30" w:type="dxa"/>
+              <w:right w:w="50" w:type="dxa"/>
+            </w:tcMar>
+          </w:tcPr>
+          <w:p/>
+        </w:tc>
+        <w:tc>
+          <w:tcPr>
+            <w:tcW w:w="2200" w:type="dxa"/>
+            <w:tcMar>
+              <w:top w:w="30" w:type="dxa"/>
+              <w:left w:w="50" w:type="dxa"/>
+              <w:bottom w:w="30" w:type="dxa"/>
+              <w:right w:w="50" w:type="dxa"/>
+            </w:tcMar>
+          </w:tcPr>
+          <w:p/>
+        </w:tc>
+        <w:tc>
+          <w:tcPr>
+            <w:tcW w:w="3955" w:type="dxa"/>
+            <w:tcMar>
+              <w:top w:w="30" w:type="dxa"/>
+              <w:left w:w="50" w:type="dxa"/>
+              <w:bottom w:w="30" w:type="dxa"/>
+              <w:right w:w="50" w:type="dxa"/>
+            </w:tcMar>
+          </w:tcPr>
+          <w:p/>
+        </w:tc>
+      </w:tr>
+      <w:tr>
+        <w:tblPrEx>
+          <w:tblBorders>
+            <w:top w:val="single" w:color="auto" w:sz="4" w:space="0"/>
+            <w:left w:val="single" w:color="auto" w:sz="4" w:space="0"/>
+            <w:bottom w:val="single" w:color="auto" w:sz="4" w:space="0"/>
+            <w:right w:val="single" w:color="auto" w:sz="4" w:space="0"/>
+            <w:insideH w:val="single" w:color="auto" w:sz="4" w:space="0"/>
+            <w:insideV w:val="single" w:color="auto" w:sz="4" w:space="0"/>
+          </w:tblBorders>
+          <w:tblCellMar>
+            <w:top w:w="0" w:type="dxa"/>
+            <w:left w:w="10" w:type="dxa"/>
+            <w:bottom w:w="0" w:type="dxa"/>
+            <w:right w:w="10" w:type="dxa"/>
+          </w:tblCellMar>
+        </w:tblPrEx>
+        <w:tc>
+          <w:tcPr>
+            <w:tcW w:w="2600" w:type="dxa"/>
+            <w:tcMar>
+              <w:top w:w="30" w:type="dxa"/>
+              <w:left w:w="50" w:type="dxa"/>
+              <w:bottom w:w="30" w:type="dxa"/>
+              <w:right w:w="50" w:type="dxa"/>
+            </w:tcMar>
+          </w:tcPr>
+          <w:p>
+            <w:r>
+              <w:rPr>
+                <w:rFonts w:ascii="Times New Roman" w:hAnsi="Times New Roman" w:eastAsia="Times New Roman" w:cs="Times New Roman"/>
+                <w:sz w:val="18"/>
+                <w:szCs w:val="18"/>
+              </w:rPr>
+              <w:t>Sonstige / 其他</w:t>
+            </w:r>
+          </w:p>
+        </w:tc>
+        <w:tc>
+          <w:tcPr>
+            <w:tcW w:w="1000" w:type="dxa"/>
+            <w:tcMar>
+              <w:top w:w="30" w:type="dxa"/>
+              <w:left w:w="50" w:type="dxa"/>
+              <w:bottom w:w="30" w:type="dxa"/>
+              <w:right w:w="50" w:type="dxa"/>
+            </w:tcMar>
+          </w:tcPr>
+          <w:p/>
+        </w:tc>
+        <w:tc>
+          <w:tcPr>
+            <w:tcW w:w="2200" w:type="dxa"/>
+            <w:tcMar>
+              <w:top w:w="30" w:type="dxa"/>
+              <w:left w:w="50" w:type="dxa"/>
+              <w:bottom w:w="30" w:type="dxa"/>
+              <w:right w:w="50" w:type="dxa"/>
+            </w:tcMar>
+          </w:tcPr>
+          <w:p/>
+        </w:tc>
+        <w:tc>
+          <w:tcPr>
+            <w:tcW w:w="3955" w:type="dxa"/>
+            <w:tcMar>
+              <w:top w:w="30" w:type="dxa"/>
+              <w:left w:w="50" w:type="dxa"/>
+              <w:bottom w:w="30" w:type="dxa"/>
+              <w:right w:w="50" w:type="dxa"/>
+            </w:tcMar>
+          </w:tcPr>
+          <w:p/>
+        </w:tc>
+      </w:tr>
     </w:tbl>
     <w:p>
       <w:pPr>
@@ -10557,1007 +10982,759 @@
     <w:p>
       <w:pPr>
         <w:spacing w:before="400" w:after="200"/>
+        <w:jc w:val="center"/>
       </w:pPr>
       <w:r>
         <w:rPr>
           <w:rFonts w:ascii="Times New Roman" w:hAnsi="Times New Roman" w:eastAsia="Times New Roman" w:cs="Times New Roman"/>
-          <w:b w:val="1"/>
-          <w:sz w:val="28"/>
-          <w:szCs w:val="28"/>
+          <w:b/>
+          <w:bCs/>
+          <w:sz w:val="30"/>
+          <w:szCs w:val="30"/>
         </w:rPr>
-        <w:t>Unterzeichnung / 签署</w:t>
+        <w:t xml:space="preserve">Unterschriften  |  </w:t>
       </w:r>
+      <w:r>
+        <w:rPr>
+          <w:rFonts w:ascii="宋体" w:hAnsi="宋体" w:eastAsia="宋体" w:cs="宋体"/>
+          <w:b/>
+          <w:bCs/>
+          <w:sz w:val="30"/>
+          <w:szCs w:val="30"/>
+        </w:rPr>
+        <w:t>签署</w:t>
+      </w:r>
+    </w:p>
+    <w:p>
+      <w:pPr>
+        <w:spacing w:before="200" w:after="0"/>
+      </w:pPr>
     </w:p>
     <w:tbl>
       <w:tblPr>
-        <w:tblW w:w="9705" w:type="dxa"/>
-        <w:jc w:val="center"/>
+        <w:tblStyle w:val="12"/>
+        <w:tblW w:w="9745" w:type="dxa"/>
+        <w:tblInd w:w="0" w:type="dxa"/>
+        <w:tblBorders>
+          <w:top w:val="single" w:color="auto" w:sz="4" w:space="0"/>
+          <w:left w:val="single" w:color="auto" w:sz="4" w:space="0"/>
+          <w:bottom w:val="single" w:color="auto" w:sz="4" w:space="0"/>
+          <w:right w:val="single" w:color="auto" w:sz="4" w:space="0"/>
+          <w:insideH w:val="single" w:color="auto" w:sz="4" w:space="0"/>
+          <w:insideV w:val="single" w:color="auto" w:sz="4" w:space="0"/>
+        </w:tblBorders>
+        <w:tblLayout w:type="autofit"/>
+        <w:tblCellMar>
+          <w:top w:w="0" w:type="dxa"/>
+          <w:left w:w="10" w:type="dxa"/>
+          <w:bottom w:w="0" w:type="dxa"/>
+          <w:right w:w="10" w:type="dxa"/>
+        </w:tblCellMar>
       </w:tblPr>
       <w:tblGrid>
-        <w:gridCol w:w="4852"/>
-        <w:gridCol w:w="4853"/>
+        <w:gridCol w:w="3008"/>
+        <w:gridCol w:w="3009"/>
+        <w:gridCol w:w="3728"/>
       </w:tblGrid>
       <w:tr>
-        <w:tc>
-          <w:tcPr>
-            <w:tcW w:w="4852" w:type="dxa"/>
-            <w:tcBorders>
-              <w:top w:val="nil"/>
-              <w:left w:val="nil"/>
-              <w:bottom w:val="nil"/>
-              <w:right w:val="nil"/>
-            </w:tcBorders>
-            <w:tcMar>
-              <w:top w:w="40" w:type="dxa"/>
+        <w:tblPrEx>
+          <w:tblBorders>
+            <w:top w:val="single" w:color="auto" w:sz="4" w:space="0"/>
+            <w:left w:val="single" w:color="auto" w:sz="4" w:space="0"/>
+            <w:bottom w:val="single" w:color="auto" w:sz="4" w:space="0"/>
+            <w:right w:val="single" w:color="auto" w:sz="4" w:space="0"/>
+            <w:insideH w:val="single" w:color="auto" w:sz="4" w:space="0"/>
+            <w:insideV w:val="single" w:color="auto" w:sz="4" w:space="0"/>
+          </w:tblBorders>
+          <w:tblCellMar>
+            <w:top w:w="0" w:type="dxa"/>
+            <w:left w:w="10" w:type="dxa"/>
+            <w:bottom w:w="0" w:type="dxa"/>
+            <w:right w:w="10" w:type="dxa"/>
+          </w:tblCellMar>
+        </w:tblPrEx>
+        <w:tc>
+          <w:tcPr>
+            <w:tcW w:w="3008" w:type="dxa"/>
+            <w:tcBorders>
+              <w:top w:val="nil"/>
+              <w:left w:val="nil"/>
+              <w:bottom w:val="nil"/>
+              <w:right w:val="nil"/>
+            </w:tcBorders>
+            <w:tcMar>
+              <w:top w:w="60" w:type="dxa"/>
+              <w:left w:w="40" w:type="dxa"/>
+              <w:bottom w:w="200" w:type="dxa"/>
+              <w:right w:w="40" w:type="dxa"/>
+            </w:tcMar>
+          </w:tcPr>
+          <w:p>
+            <w:pPr>
+              <w:jc w:val="center"/>
+            </w:pPr>
+            <w:r>
+              <w:rPr>
+                <w:rFonts w:ascii="Times New Roman" w:hAnsi="Times New Roman" w:eastAsia="Times New Roman" w:cs="Times New Roman"/>
+                <w:b/>
+                <w:bCs/>
+                <w:sz w:val="21"/>
+                <w:szCs w:val="21"/>
+              </w:rPr>
+              <w:t>Der Kunde / 客户</w:t>
+            </w:r>
+          </w:p>
+        </w:tc>
+        <w:tc>
+          <w:tcPr>
+            <w:tcW w:w="3009" w:type="dxa"/>
+            <w:tcBorders>
+              <w:top w:val="nil"/>
+              <w:left w:val="nil"/>
+              <w:bottom w:val="nil"/>
+              <w:right w:val="nil"/>
+            </w:tcBorders>
+            <w:tcMar>
+              <w:top w:w="60" w:type="dxa"/>
+              <w:left w:w="40" w:type="dxa"/>
+              <w:bottom w:w="200" w:type="dxa"/>
+              <w:right w:w="40" w:type="dxa"/>
+            </w:tcMar>
+          </w:tcPr>
+          <w:p>
+            <w:pPr>
+              <w:jc w:val="center"/>
+            </w:pPr>
+          </w:p>
+        </w:tc>
+        <w:tc>
+          <w:tcPr>
+            <w:tcW w:w="3728" w:type="dxa"/>
+            <w:tcBorders>
+              <w:top w:val="nil"/>
+              <w:left w:val="nil"/>
+              <w:bottom w:val="nil"/>
+              <w:right w:val="nil"/>
+            </w:tcBorders>
+            <w:tcMar>
+              <w:top w:w="60" w:type="dxa"/>
+              <w:left w:w="40" w:type="dxa"/>
+              <w:bottom w:w="200" w:type="dxa"/>
+              <w:right w:w="40" w:type="dxa"/>
+            </w:tcMar>
+          </w:tcPr>
+          <w:p>
+            <w:pPr>
+              <w:jc w:val="center"/>
+            </w:pPr>
+          </w:p>
+        </w:tc>
+      </w:tr>
+    </w:tbl>
+    <w:p>
+      <w:pPr>
+        <w:spacing w:before="250" w:after="0"/>
+      </w:pPr>
+    </w:p>
+    <w:p>
+      <w:pPr>
+        <w:spacing w:before="250" w:after="0"/>
+      </w:pPr>
+    </w:p>
+    <w:p>
+      <w:pPr>
+        <w:spacing w:before="250" w:after="0"/>
+      </w:pPr>
+    </w:p>
+    <w:tbl>
+      <w:tblPr>
+        <w:tblStyle w:val="12"/>
+        <w:tblW w:w="9705" w:type="dxa"/>
+        <w:tblInd w:w="0" w:type="dxa"/>
+        <w:tblBorders>
+          <w:top w:val="single" w:color="auto" w:sz="4" w:space="0"/>
+          <w:left w:val="single" w:color="auto" w:sz="4" w:space="0"/>
+          <w:bottom w:val="single" w:color="auto" w:sz="4" w:space="0"/>
+          <w:right w:val="single" w:color="auto" w:sz="4" w:space="0"/>
+          <w:insideH w:val="single" w:color="auto" w:sz="4" w:space="0"/>
+          <w:insideV w:val="single" w:color="auto" w:sz="4" w:space="0"/>
+        </w:tblBorders>
+        <w:tblLayout w:type="autofit"/>
+        <w:tblCellMar>
+          <w:top w:w="0" w:type="dxa"/>
+          <w:left w:w="10" w:type="dxa"/>
+          <w:bottom w:w="0" w:type="dxa"/>
+          <w:right w:w="10" w:type="dxa"/>
+        </w:tblCellMar>
+      </w:tblPr>
+      <w:tblGrid>
+        <w:gridCol w:w="5018"/>
+        <w:gridCol w:w="4687"/>
+      </w:tblGrid>
+      <w:tr>
+        <w:tblPrEx>
+          <w:tblBorders>
+            <w:top w:val="single" w:color="auto" w:sz="4" w:space="0"/>
+            <w:left w:val="single" w:color="auto" w:sz="4" w:space="0"/>
+            <w:bottom w:val="single" w:color="auto" w:sz="4" w:space="0"/>
+            <w:right w:val="single" w:color="auto" w:sz="4" w:space="0"/>
+            <w:insideH w:val="single" w:color="auto" w:sz="4" w:space="0"/>
+            <w:insideV w:val="single" w:color="auto" w:sz="4" w:space="0"/>
+          </w:tblBorders>
+          <w:tblCellMar>
+            <w:top w:w="0" w:type="dxa"/>
+            <w:left w:w="10" w:type="dxa"/>
+            <w:bottom w:w="0" w:type="dxa"/>
+            <w:right w:w="10" w:type="dxa"/>
+          </w:tblCellMar>
+        </w:tblPrEx>
+        <w:tc>
+          <w:tcPr>
+            <w:tcW w:w="5018" w:type="dxa"/>
+            <w:tcBorders>
+              <w:top w:val="nil"/>
+              <w:left w:val="nil"/>
+              <w:bottom w:val="nil"/>
+              <w:right w:val="nil"/>
+            </w:tcBorders>
+            <w:tcMar>
+              <w:top w:w="10" w:type="dxa"/>
+              <w:left w:w="0" w:type="dxa"/>
+              <w:bottom w:w="10" w:type="dxa"/>
+              <w:right w:w="80" w:type="dxa"/>
+            </w:tcMar>
+          </w:tcPr>
+          <w:p>
+            <w:pPr>
+              <w:spacing w:before="20" w:after="20"/>
+            </w:pPr>
+            <w:r>
+              <w:rPr>
+                <w:rFonts w:ascii="Times New Roman" w:hAnsi="Times New Roman" w:eastAsia="Times New Roman" w:cs="Times New Roman"/>
+                <w:b w:val="0"/>
+                <w:bCs w:val="0"/>
+                <w:sz w:val="21"/>
+                <w:szCs w:val="21"/>
+              </w:rPr>
+              <w:t>_________________________________</w:t>
+            </w:r>
+          </w:p>
+        </w:tc>
+        <w:tc>
+          <w:tcPr>
+            <w:tcW w:w="4687" w:type="dxa"/>
+            <w:tcBorders>
+              <w:top w:val="nil"/>
+              <w:left w:val="nil"/>
+              <w:bottom w:val="nil"/>
+              <w:right w:val="nil"/>
+            </w:tcBorders>
+            <w:tcMar>
+              <w:top w:w="10" w:type="dxa"/>
               <w:left w:w="80" w:type="dxa"/>
-              <w:bottom w:w="40" w:type="dxa"/>
-              <w:right w:w="80" w:type="dxa"/>
-            </w:tcMar>
-          </w:tcPr>
-          <w:p>
-            <w:pPr>
-              <w:jc w:val="left"/>
-              <w:spacing w:before="200" w:after="0"/>
-            </w:pPr>
-            <w:r>
-              <w:rPr>
-                <w:rFonts w:ascii="Times New Roman" w:hAnsi="Times New Roman" w:eastAsia="Times New Roman" w:cs="Times New Roman"/>
-                <w:b w:val="1"/>
-                <w:bCs w:val="1"/>
-                <w:sz w:val="24"/>
-                <w:szCs w:val="24"/>
-              </w:rPr>
-              <w:t xml:space="preserve">Auftraggeber</w:t>
-            </w:r>
-          </w:p>
-        </w:tc>
-        <w:tc>
-          <w:tcPr>
-            <w:tcW w:w="4853" w:type="dxa"/>
-            <w:tcBorders>
-              <w:top w:val="nil"/>
-              <w:left w:val="nil"/>
-              <w:bottom w:val="nil"/>
-              <w:right w:val="nil"/>
-            </w:tcBorders>
-            <w:tcMar>
-              <w:top w:w="40" w:type="dxa"/>
-              <w:left w:w="80" w:type="dxa"/>
-              <w:bottom w:w="40" w:type="dxa"/>
-              <w:right w:w="80" w:type="dxa"/>
-            </w:tcMar>
-          </w:tcPr>
-          <w:p>
-            <w:pPr>
-              <w:jc w:val="left"/>
-              <w:spacing w:before="200" w:after="0"/>
+              <w:bottom w:w="10" w:type="dxa"/>
+              <w:right w:w="0" w:type="dxa"/>
+            </w:tcMar>
+          </w:tcPr>
+          <w:p>
+            <w:pPr>
+              <w:spacing w:before="20" w:after="20"/>
             </w:pPr>
             <w:r>
               <w:rPr>
                 <w:rFonts w:ascii="宋体" w:hAnsi="宋体" w:eastAsia="宋体" w:cs="宋体"/>
-                <w:b w:val="1"/>
-                <w:bCs w:val="1"/>
-                <w:sz w:val="24"/>
-                <w:szCs w:val="24"/>
-              </w:rPr>
-              <w:t xml:space="preserve">委托方</w:t>
+                <w:b w:val="0"/>
+                <w:bCs w:val="0"/>
+                <w:sz w:val="21"/>
+                <w:szCs w:val="21"/>
+              </w:rPr>
+              <w:t>_________________________________</w:t>
             </w:r>
           </w:p>
         </w:tc>
       </w:tr>
       <w:tr>
-        <w:tc>
-          <w:tcPr>
-            <w:tcW w:w="4852" w:type="dxa"/>
-            <w:tcBorders>
-              <w:top w:val="nil"/>
-              <w:left w:val="nil"/>
-              <w:bottom w:val="nil"/>
-              <w:right w:val="nil"/>
-            </w:tcBorders>
-            <w:tcMar>
-              <w:top w:w="40" w:type="dxa"/>
+        <w:tblPrEx>
+          <w:tblBorders>
+            <w:top w:val="single" w:color="auto" w:sz="4" w:space="0"/>
+            <w:left w:val="single" w:color="auto" w:sz="4" w:space="0"/>
+            <w:bottom w:val="single" w:color="auto" w:sz="4" w:space="0"/>
+            <w:right w:val="single" w:color="auto" w:sz="4" w:space="0"/>
+            <w:insideH w:val="single" w:color="auto" w:sz="4" w:space="0"/>
+            <w:insideV w:val="single" w:color="auto" w:sz="4" w:space="0"/>
+          </w:tblBorders>
+          <w:tblCellMar>
+            <w:top w:w="0" w:type="dxa"/>
+            <w:left w:w="10" w:type="dxa"/>
+            <w:bottom w:w="0" w:type="dxa"/>
+            <w:right w:w="10" w:type="dxa"/>
+          </w:tblCellMar>
+        </w:tblPrEx>
+        <w:tc>
+          <w:tcPr>
+            <w:tcW w:w="5018" w:type="dxa"/>
+            <w:tcBorders>
+              <w:top w:val="nil"/>
+              <w:left w:val="nil"/>
+              <w:bottom w:val="nil"/>
+              <w:right w:val="nil"/>
+            </w:tcBorders>
+            <w:tcMar>
+              <w:top w:w="10" w:type="dxa"/>
+              <w:left w:w="0" w:type="dxa"/>
+              <w:bottom w:w="10" w:type="dxa"/>
+              <w:right w:w="80" w:type="dxa"/>
+            </w:tcMar>
+          </w:tcPr>
+          <w:p>
+            <w:pPr>
+              <w:spacing w:before="20" w:after="20"/>
+            </w:pPr>
+            <w:r>
+              <w:rPr>
+                <w:rFonts w:ascii="Times New Roman" w:hAnsi="Times New Roman" w:eastAsia="Times New Roman" w:cs="Times New Roman"/>
+                <w:b w:val="0"/>
+                <w:bCs w:val="0"/>
+                <w:sz w:val="21"/>
+                <w:szCs w:val="21"/>
+              </w:rPr>
+              <w:t>Ort, Datum / 地点, 日期</w:t>
+            </w:r>
+          </w:p>
+        </w:tc>
+        <w:tc>
+          <w:tcPr>
+            <w:tcW w:w="4687" w:type="dxa"/>
+            <w:tcBorders>
+              <w:top w:val="nil"/>
+              <w:left w:val="nil"/>
+              <w:bottom w:val="nil"/>
+              <w:right w:val="nil"/>
+            </w:tcBorders>
+            <w:tcMar>
+              <w:top w:w="10" w:type="dxa"/>
               <w:left w:w="80" w:type="dxa"/>
-              <w:bottom w:w="40" w:type="dxa"/>
+              <w:bottom w:w="10" w:type="dxa"/>
+              <w:right w:w="0" w:type="dxa"/>
+            </w:tcMar>
+          </w:tcPr>
+          <w:p>
+            <w:pPr>
+              <w:spacing w:before="20" w:after="20"/>
+            </w:pPr>
+            <w:r>
+              <w:rPr>
+                <w:rFonts w:ascii="宋体" w:hAnsi="宋体" w:eastAsia="宋体" w:cs="宋体"/>
+                <w:b w:val="0"/>
+                <w:bCs w:val="0"/>
+                <w:sz w:val="21"/>
+                <w:szCs w:val="21"/>
+              </w:rPr>
+              <w:t>Ort, Datum / 地点, 日期</w:t>
+            </w:r>
+          </w:p>
+        </w:tc>
+      </w:tr>
+    </w:tbl>
+    <w:p>
+      <w:pPr>
+        <w:spacing w:before="180" w:after="0"/>
+      </w:pPr>
+    </w:p>
+    <w:tbl>
+      <w:tblPr>
+        <w:tblStyle w:val="12"/>
+        <w:tblW w:w="9705" w:type="dxa"/>
+        <w:tblInd w:w="0" w:type="dxa"/>
+        <w:tblBorders>
+          <w:top w:val="single" w:color="auto" w:sz="4" w:space="0"/>
+          <w:left w:val="single" w:color="auto" w:sz="4" w:space="0"/>
+          <w:bottom w:val="single" w:color="auto" w:sz="4" w:space="0"/>
+          <w:right w:val="single" w:color="auto" w:sz="4" w:space="0"/>
+          <w:insideH w:val="single" w:color="auto" w:sz="4" w:space="0"/>
+          <w:insideV w:val="single" w:color="auto" w:sz="4" w:space="0"/>
+        </w:tblBorders>
+        <w:tblLayout w:type="autofit"/>
+        <w:tblCellMar>
+          <w:top w:w="0" w:type="dxa"/>
+          <w:left w:w="10" w:type="dxa"/>
+          <w:bottom w:w="0" w:type="dxa"/>
+          <w:right w:w="10" w:type="dxa"/>
+        </w:tblCellMar>
+      </w:tblPr>
+      <w:tblGrid>
+        <w:gridCol w:w="5018"/>
+        <w:gridCol w:w="4687"/>
+      </w:tblGrid>
+      <w:tr>
+        <w:tblPrEx>
+          <w:tblBorders>
+            <w:top w:val="single" w:color="auto" w:sz="4" w:space="0"/>
+            <w:left w:val="single" w:color="auto" w:sz="4" w:space="0"/>
+            <w:bottom w:val="single" w:color="auto" w:sz="4" w:space="0"/>
+            <w:right w:val="single" w:color="auto" w:sz="4" w:space="0"/>
+            <w:insideH w:val="single" w:color="auto" w:sz="4" w:space="0"/>
+            <w:insideV w:val="single" w:color="auto" w:sz="4" w:space="0"/>
+          </w:tblBorders>
+          <w:tblCellMar>
+            <w:top w:w="0" w:type="dxa"/>
+            <w:left w:w="10" w:type="dxa"/>
+            <w:bottom w:w="0" w:type="dxa"/>
+            <w:right w:w="10" w:type="dxa"/>
+          </w:tblCellMar>
+        </w:tblPrEx>
+        <w:tc>
+          <w:tcPr>
+            <w:tcW w:w="5018" w:type="dxa"/>
+            <w:tcBorders>
+              <w:top w:val="nil"/>
+              <w:left w:val="nil"/>
+              <w:bottom w:val="nil"/>
+              <w:right w:val="nil"/>
+            </w:tcBorders>
+            <w:tcMar>
+              <w:top w:w="10" w:type="dxa"/>
+              <w:left w:w="0" w:type="dxa"/>
+              <w:bottom w:w="10" w:type="dxa"/>
               <w:right w:w="80" w:type="dxa"/>
             </w:tcMar>
           </w:tcPr>
           <w:p>
             <w:pPr>
-              <w:jc w:val="left"/>
-              <w:spacing w:before="60" w:after="0"/>
-            </w:pPr>
-            <w:r>
-              <w:rPr>
-                <w:rFonts w:ascii="Times New Roman" w:hAnsi="Times New Roman" w:eastAsia="Times New Roman" w:cs="Times New Roman"/>
-                <w:b w:val="0"/>
-                <w:bCs w:val="0"/>
-                <w:sz w:val="22"/>
-                <w:szCs w:val="22"/>
-              </w:rPr>
-              <w:t xml:space="preserve">{company_name}</w:t>
-            </w:r>
-          </w:p>
-          <w:p>
-            <w:pPr>
-              <w:jc w:val="left"/>
-              <w:spacing w:before="20" w:after="0"/>
-            </w:pPr>
-            <w:r>
-              <w:rPr>
-                <w:rFonts w:ascii="Times New Roman" w:hAnsi="Times New Roman" w:eastAsia="Times New Roman" w:cs="Times New Roman"/>
-                <w:b w:val="0"/>
-                <w:bCs w:val="0"/>
-                <w:sz w:val="22"/>
-                <w:szCs w:val="22"/>
-              </w:rPr>
-              <w:t xml:space="preserve">{registered_address}</w:t>
-            </w:r>
-          </w:p>
-          <w:p>
-            <w:pPr>
-              <w:jc w:val="left"/>
-              <w:spacing w:before="20" w:after="0"/>
-            </w:pPr>
-            <w:r>
-              <w:rPr>
-                <w:rFonts w:ascii="Times New Roman" w:hAnsi="Times New Roman" w:eastAsia="Times New Roman" w:cs="Times New Roman"/>
-                <w:b w:val="0"/>
-                <w:bCs w:val="0"/>
-                <w:sz w:val="22"/>
-                <w:szCs w:val="22"/>
-              </w:rPr>
-              <w:t xml:space="preserve"/>
-            </w:r>
-          </w:p>
-        </w:tc>
-        <w:tc>
-          <w:tcPr>
-            <w:tcW w:w="4853" w:type="dxa"/>
-            <w:tcBorders>
-              <w:top w:val="nil"/>
-              <w:left w:val="nil"/>
-              <w:bottom w:val="nil"/>
-              <w:right w:val="nil"/>
-            </w:tcBorders>
-            <w:tcMar>
-              <w:top w:w="40" w:type="dxa"/>
+              <w:spacing w:before="20" w:after="20"/>
+            </w:pPr>
+            <w:r>
+              <w:rPr>
+                <w:rFonts w:ascii="Times New Roman" w:hAnsi="Times New Roman" w:eastAsia="Times New Roman" w:cs="Times New Roman"/>
+                <w:b w:val="0"/>
+                <w:bCs w:val="0"/>
+                <w:sz w:val="21"/>
+                <w:szCs w:val="21"/>
+              </w:rPr>
+              <w:t>_________________________________</w:t>
+            </w:r>
+          </w:p>
+        </w:tc>
+        <w:tc>
+          <w:tcPr>
+            <w:tcW w:w="4687" w:type="dxa"/>
+            <w:tcBorders>
+              <w:top w:val="nil"/>
+              <w:left w:val="nil"/>
+              <w:bottom w:val="nil"/>
+              <w:right w:val="nil"/>
+            </w:tcBorders>
+            <w:tcMar>
+              <w:top w:w="10" w:type="dxa"/>
               <w:left w:w="80" w:type="dxa"/>
-              <w:bottom w:w="40" w:type="dxa"/>
-              <w:right w:w="80" w:type="dxa"/>
-            </w:tcMar>
-          </w:tcPr>
-          <w:p>
-            <w:pPr>
-              <w:jc w:val="left"/>
-              <w:spacing w:before="60" w:after="0"/>
+              <w:bottom w:w="10" w:type="dxa"/>
+              <w:right w:w="0" w:type="dxa"/>
+            </w:tcMar>
+          </w:tcPr>
+          <w:p>
+            <w:pPr>
+              <w:spacing w:before="20" w:after="20"/>
             </w:pPr>
             <w:r>
               <w:rPr>
                 <w:rFonts w:ascii="宋体" w:hAnsi="宋体" w:eastAsia="宋体" w:cs="宋体"/>
                 <w:b w:val="0"/>
                 <w:bCs w:val="0"/>
-                <w:sz w:val="22"/>
-                <w:szCs w:val="22"/>
-              </w:rPr>
-              <w:t xml:space="preserve">{company_name}</w:t>
-            </w:r>
-          </w:p>
-          <w:p>
-            <w:pPr>
-              <w:jc w:val="left"/>
-              <w:spacing w:before="20" w:after="0"/>
-            </w:pPr>
-            <w:r>
-              <w:rPr>
-                <w:rFonts w:ascii="宋体" w:hAnsi="宋体" w:eastAsia="宋体" w:cs="宋体"/>
-                <w:b w:val="0"/>
-                <w:bCs w:val="0"/>
-                <w:sz w:val="22"/>
-                <w:szCs w:val="22"/>
-              </w:rPr>
-              <w:t xml:space="preserve">{registered_address}</w:t>
-            </w:r>
-          </w:p>
-          <w:p>
-            <w:pPr>
-              <w:jc w:val="left"/>
-              <w:spacing w:before="20" w:after="0"/>
-            </w:pPr>
-            <w:r>
-              <w:rPr>
-                <w:rFonts w:ascii="宋体" w:hAnsi="宋体" w:eastAsia="宋体" w:cs="宋体"/>
-                <w:b w:val="0"/>
-                <w:bCs w:val="0"/>
-                <w:sz w:val="22"/>
-                <w:szCs w:val="22"/>
-              </w:rPr>
-              <w:t xml:space="preserve"/>
+                <w:sz w:val="21"/>
+                <w:szCs w:val="21"/>
+              </w:rPr>
+              <w:t>_________________________________</w:t>
             </w:r>
           </w:p>
         </w:tc>
       </w:tr>
       <w:tr>
-        <w:tc>
-          <w:tcPr>
-            <w:tcW w:w="4852" w:type="dxa"/>
-            <w:tcBorders>
-              <w:top w:val="nil"/>
-              <w:left w:val="nil"/>
-              <w:bottom w:val="nil"/>
-              <w:right w:val="nil"/>
-            </w:tcBorders>
-            <w:tcMar>
-              <w:top w:w="40" w:type="dxa"/>
+        <w:tblPrEx>
+          <w:tblBorders>
+            <w:top w:val="single" w:color="auto" w:sz="4" w:space="0"/>
+            <w:left w:val="single" w:color="auto" w:sz="4" w:space="0"/>
+            <w:bottom w:val="single" w:color="auto" w:sz="4" w:space="0"/>
+            <w:right w:val="single" w:color="auto" w:sz="4" w:space="0"/>
+            <w:insideH w:val="single" w:color="auto" w:sz="4" w:space="0"/>
+            <w:insideV w:val="single" w:color="auto" w:sz="4" w:space="0"/>
+          </w:tblBorders>
+          <w:tblCellMar>
+            <w:top w:w="0" w:type="dxa"/>
+            <w:left w:w="10" w:type="dxa"/>
+            <w:bottom w:w="0" w:type="dxa"/>
+            <w:right w:w="10" w:type="dxa"/>
+          </w:tblCellMar>
+        </w:tblPrEx>
+        <w:tc>
+          <w:tcPr>
+            <w:tcW w:w="5018" w:type="dxa"/>
+            <w:tcBorders>
+              <w:top w:val="nil"/>
+              <w:left w:val="nil"/>
+              <w:bottom w:val="nil"/>
+              <w:right w:val="nil"/>
+            </w:tcBorders>
+            <w:tcMar>
+              <w:top w:w="10" w:type="dxa"/>
+              <w:left w:w="0" w:type="dxa"/>
+              <w:bottom w:w="10" w:type="dxa"/>
+              <w:right w:w="80" w:type="dxa"/>
+            </w:tcMar>
+          </w:tcPr>
+          <w:p>
+            <w:pPr>
+              <w:spacing w:before="20" w:after="20"/>
+            </w:pPr>
+            <w:r>
+              <w:rPr>
+                <w:rFonts w:ascii="Times New Roman" w:hAnsi="Times New Roman" w:eastAsia="Times New Roman" w:cs="Times New Roman"/>
+                <w:b w:val="0"/>
+                <w:bCs w:val="0"/>
+                <w:sz w:val="21"/>
+                <w:szCs w:val="21"/>
+              </w:rPr>
+              <w:t>Unterschrift / 签名</w:t>
+            </w:r>
+          </w:p>
+        </w:tc>
+        <w:tc>
+          <w:tcPr>
+            <w:tcW w:w="4687" w:type="dxa"/>
+            <w:tcBorders>
+              <w:top w:val="nil"/>
+              <w:left w:val="nil"/>
+              <w:bottom w:val="nil"/>
+              <w:right w:val="nil"/>
+            </w:tcBorders>
+            <w:tcMar>
+              <w:top w:w="10" w:type="dxa"/>
               <w:left w:w="80" w:type="dxa"/>
-              <w:bottom w:w="40" w:type="dxa"/>
-              <w:right w:w="80" w:type="dxa"/>
-            </w:tcMar>
-          </w:tcPr>
-          <w:p>
-            <w:pPr>
-              <w:spacing w:before="120" w:after="0"/>
-            </w:pPr>
-          </w:p>
-          <w:p>
-            <w:pPr>
-              <w:jc w:val="left"/>
-              <w:spacing w:before="40" w:after="0"/>
-            </w:pPr>
-            <w:r>
-              <w:rPr>
-                <w:rFonts w:ascii="Times New Roman" w:hAnsi="Times New Roman" w:eastAsia="Times New Roman" w:cs="Times New Roman"/>
-                <w:b w:val="0"/>
-                <w:bCs w:val="0"/>
-                <w:sz w:val="22"/>
-                <w:szCs w:val="22"/>
-              </w:rPr>
-              <w:t xml:space="preserve">Ort / Datum:</w:t>
-            </w:r>
-          </w:p>
-          <w:p>
-            <w:pPr>
-              <w:spacing w:before="200" w:after="0"/>
-            </w:pPr>
-          </w:p>
-          <w:p>
-            <w:pPr>
-              <w:jc w:val="left"/>
-              <w:spacing w:before="40" w:after="0"/>
-            </w:pPr>
-            <w:r>
-              <w:rPr>
-                <w:rFonts w:ascii="Times New Roman" w:hAnsi="Times New Roman" w:eastAsia="Times New Roman" w:cs="Times New Roman"/>
-                <w:b w:val="0"/>
-                <w:bCs w:val="0"/>
-                <w:sz w:val="22"/>
-                <w:szCs w:val="22"/>
-              </w:rPr>
-              <w:t xml:space="preserve">Unterschrift / Stempel:</w:t>
-            </w:r>
-          </w:p>
-        </w:tc>
-        <w:tc>
-          <w:tcPr>
-            <w:tcW w:w="4853" w:type="dxa"/>
-            <w:tcBorders>
-              <w:top w:val="nil"/>
-              <w:left w:val="nil"/>
-              <w:bottom w:val="nil"/>
-              <w:right w:val="nil"/>
-            </w:tcBorders>
-            <w:tcMar>
-              <w:top w:w="40" w:type="dxa"/>
-              <w:left w:w="80" w:type="dxa"/>
-              <w:bottom w:w="40" w:type="dxa"/>
-              <w:right w:w="80" w:type="dxa"/>
-            </w:tcMar>
-          </w:tcPr>
-          <w:p>
-            <w:pPr>
-              <w:spacing w:before="120" w:after="0"/>
-            </w:pPr>
-          </w:p>
-          <w:p>
-            <w:pPr>
-              <w:jc w:val="left"/>
-              <w:spacing w:before="40" w:after="0"/>
+              <w:bottom w:w="10" w:type="dxa"/>
+              <w:right w:w="0" w:type="dxa"/>
+            </w:tcMar>
+          </w:tcPr>
+          <w:p>
+            <w:pPr>
+              <w:spacing w:before="20" w:after="20"/>
             </w:pPr>
             <w:r>
               <w:rPr>
                 <w:rFonts w:ascii="宋体" w:hAnsi="宋体" w:eastAsia="宋体" w:cs="宋体"/>
                 <w:b w:val="0"/>
                 <w:bCs w:val="0"/>
-                <w:sz w:val="22"/>
-                <w:szCs w:val="22"/>
-              </w:rPr>
-              <w:t xml:space="preserve">地点 / 日期：</w:t>
-            </w:r>
-          </w:p>
-          <w:p>
-            <w:pPr>
-              <w:spacing w:before="200" w:after="0"/>
-            </w:pPr>
-          </w:p>
-          <w:p>
-            <w:pPr>
-              <w:jc w:val="left"/>
-              <w:spacing w:before="40" w:after="0"/>
-            </w:pPr>
-            <w:r>
-              <w:rPr>
-                <w:rFonts w:ascii="宋体" w:hAnsi="宋体" w:eastAsia="宋体" w:cs="宋体"/>
-                <w:b w:val="0"/>
-                <w:bCs w:val="0"/>
-                <w:sz w:val="22"/>
-                <w:szCs w:val="22"/>
-              </w:rPr>
-              <w:t xml:space="preserve">签字 / 盖章：</w:t>
+                <w:sz w:val="21"/>
+                <w:szCs w:val="21"/>
+              </w:rPr>
+              <w:t>Unterschrift / 签名</w:t>
             </w:r>
           </w:p>
         </w:tc>
       </w:tr>
     </w:tbl>
+    <w:p>
+      <w:pPr>
+        <w:spacing w:before="180" w:after="0"/>
+      </w:pPr>
+    </w:p>
     <w:tbl>
       <w:tblPr>
+        <w:tblStyle w:val="12"/>
         <w:tblW w:w="9705" w:type="dxa"/>
-        <w:jc w:val="center"/>
+        <w:tblInd w:w="0" w:type="dxa"/>
+        <w:tblBorders>
+          <w:top w:val="single" w:color="auto" w:sz="4" w:space="0"/>
+          <w:left w:val="single" w:color="auto" w:sz="4" w:space="0"/>
+          <w:bottom w:val="single" w:color="auto" w:sz="4" w:space="0"/>
+          <w:right w:val="single" w:color="auto" w:sz="4" w:space="0"/>
+          <w:insideH w:val="single" w:color="auto" w:sz="4" w:space="0"/>
+          <w:insideV w:val="single" w:color="auto" w:sz="4" w:space="0"/>
+        </w:tblBorders>
+        <w:tblLayout w:type="autofit"/>
+        <w:tblCellMar>
+          <w:top w:w="0" w:type="dxa"/>
+          <w:left w:w="10" w:type="dxa"/>
+          <w:bottom w:w="0" w:type="dxa"/>
+          <w:right w:w="10" w:type="dxa"/>
+        </w:tblCellMar>
       </w:tblPr>
       <w:tblGrid>
-        <w:gridCol w:w="4852"/>
-        <w:gridCol w:w="4853"/>
+        <w:gridCol w:w="5018"/>
+        <w:gridCol w:w="4687"/>
       </w:tblGrid>
       <w:tr>
-        <w:tc>
-          <w:tcPr>
-            <w:tcW w:w="4852" w:type="dxa"/>
-            <w:tcBorders>
-              <w:top w:val="nil"/>
-              <w:left w:val="nil"/>
-              <w:bottom w:val="nil"/>
-              <w:right w:val="nil"/>
-            </w:tcBorders>
-            <w:tcMar>
-              <w:top w:w="40" w:type="dxa"/>
+        <w:tblPrEx>
+          <w:tblBorders>
+            <w:top w:val="single" w:color="auto" w:sz="4" w:space="0"/>
+            <w:left w:val="single" w:color="auto" w:sz="4" w:space="0"/>
+            <w:bottom w:val="single" w:color="auto" w:sz="4" w:space="0"/>
+            <w:right w:val="single" w:color="auto" w:sz="4" w:space="0"/>
+            <w:insideH w:val="single" w:color="auto" w:sz="4" w:space="0"/>
+            <w:insideV w:val="single" w:color="auto" w:sz="4" w:space="0"/>
+          </w:tblBorders>
+          <w:tblCellMar>
+            <w:top w:w="0" w:type="dxa"/>
+            <w:left w:w="10" w:type="dxa"/>
+            <w:bottom w:w="0" w:type="dxa"/>
+            <w:right w:w="10" w:type="dxa"/>
+          </w:tblCellMar>
+        </w:tblPrEx>
+        <w:tc>
+          <w:tcPr>
+            <w:tcW w:w="5018" w:type="dxa"/>
+            <w:tcBorders>
+              <w:top w:val="nil"/>
+              <w:left w:val="nil"/>
+              <w:bottom w:val="nil"/>
+              <w:right w:val="nil"/>
+            </w:tcBorders>
+            <w:tcMar>
+              <w:top w:w="10" w:type="dxa"/>
+              <w:left w:w="0" w:type="dxa"/>
+              <w:bottom w:w="10" w:type="dxa"/>
+              <w:right w:w="80" w:type="dxa"/>
+            </w:tcMar>
+          </w:tcPr>
+          <w:p>
+            <w:pPr>
+              <w:spacing w:before="20" w:after="20"/>
+            </w:pPr>
+            <w:r>
+              <w:rPr>
+                <w:rFonts w:ascii="Times New Roman" w:hAnsi="Times New Roman" w:eastAsia="Times New Roman" w:cs="Times New Roman"/>
+                <w:b w:val="0"/>
+                <w:bCs w:val="0"/>
+                <w:sz w:val="21"/>
+                <w:szCs w:val="21"/>
+              </w:rPr>
+              <w:t>_________________________________</w:t>
+            </w:r>
+          </w:p>
+        </w:tc>
+        <w:tc>
+          <w:tcPr>
+            <w:tcW w:w="4687" w:type="dxa"/>
+            <w:tcBorders>
+              <w:top w:val="nil"/>
+              <w:left w:val="nil"/>
+              <w:bottom w:val="nil"/>
+              <w:right w:val="nil"/>
+            </w:tcBorders>
+            <w:tcMar>
+              <w:top w:w="10" w:type="dxa"/>
               <w:left w:w="80" w:type="dxa"/>
-              <w:bottom w:w="40" w:type="dxa"/>
-              <w:right w:w="80" w:type="dxa"/>
-            </w:tcMar>
-          </w:tcPr>
-          <w:p>
-            <w:pPr>
-              <w:jc w:val="left"/>
-              <w:spacing w:before="200" w:after="0"/>
-            </w:pPr>
-            <w:r>
-              <w:rPr>
-                <w:rFonts w:ascii="Times New Roman" w:hAnsi="Times New Roman" w:eastAsia="Times New Roman" w:cs="Times New Roman"/>
-                <w:b w:val="1"/>
-                <w:bCs w:val="1"/>
-                <w:sz w:val="24"/>
-                <w:szCs w:val="24"/>
-              </w:rPr>
-              <w:t xml:space="preserve">Bevollmächtigter (LIVANTO GmbH)</w:t>
-            </w:r>
-          </w:p>
-        </w:tc>
-        <w:tc>
-          <w:tcPr>
-            <w:tcW w:w="4853" w:type="dxa"/>
-            <w:tcBorders>
-              <w:top w:val="nil"/>
-              <w:left w:val="nil"/>
-              <w:bottom w:val="nil"/>
-              <w:right w:val="nil"/>
-            </w:tcBorders>
-            <w:tcMar>
-              <w:top w:w="40" w:type="dxa"/>
-              <w:left w:w="80" w:type="dxa"/>
-              <w:bottom w:w="40" w:type="dxa"/>
-              <w:right w:w="80" w:type="dxa"/>
-            </w:tcMar>
-          </w:tcPr>
-          <w:p>
-            <w:pPr>
-              <w:jc w:val="left"/>
-              <w:spacing w:before="200" w:after="0"/>
+              <w:bottom w:w="10" w:type="dxa"/>
+              <w:right w:w="0" w:type="dxa"/>
+            </w:tcMar>
+          </w:tcPr>
+          <w:p>
+            <w:pPr>
+              <w:spacing w:before="20" w:after="20"/>
             </w:pPr>
             <w:r>
               <w:rPr>
                 <w:rFonts w:ascii="宋体" w:hAnsi="宋体" w:eastAsia="宋体" w:cs="宋体"/>
-                <w:b w:val="1"/>
-                <w:bCs w:val="1"/>
-                <w:sz w:val="24"/>
-                <w:szCs w:val="24"/>
-              </w:rPr>
-              <w:t xml:space="preserve">授权代表 (LIVANTO GmbH)</w:t>
+                <w:b w:val="0"/>
+                <w:bCs w:val="0"/>
+                <w:sz w:val="21"/>
+                <w:szCs w:val="21"/>
+              </w:rPr>
+              <w:t>_________________________________</w:t>
             </w:r>
           </w:p>
         </w:tc>
       </w:tr>
       <w:tr>
-        <w:tc>
-          <w:tcPr>
-            <w:tcW w:w="4852" w:type="dxa"/>
-            <w:tcBorders>
-              <w:top w:val="nil"/>
-              <w:left w:val="nil"/>
-              <w:bottom w:val="nil"/>
-              <w:right w:val="nil"/>
-            </w:tcBorders>
-            <w:tcMar>
-              <w:top w:w="40" w:type="dxa"/>
+        <w:tblPrEx>
+          <w:tblBorders>
+            <w:top w:val="single" w:color="auto" w:sz="4" w:space="0"/>
+            <w:left w:val="single" w:color="auto" w:sz="4" w:space="0"/>
+            <w:bottom w:val="single" w:color="auto" w:sz="4" w:space="0"/>
+            <w:right w:val="single" w:color="auto" w:sz="4" w:space="0"/>
+            <w:insideH w:val="single" w:color="auto" w:sz="4" w:space="0"/>
+            <w:insideV w:val="single" w:color="auto" w:sz="4" w:space="0"/>
+          </w:tblBorders>
+          <w:tblCellMar>
+            <w:top w:w="0" w:type="dxa"/>
+            <w:left w:w="10" w:type="dxa"/>
+            <w:bottom w:w="0" w:type="dxa"/>
+            <w:right w:w="10" w:type="dxa"/>
+          </w:tblCellMar>
+        </w:tblPrEx>
+        <w:tc>
+          <w:tcPr>
+            <w:tcW w:w="5018" w:type="dxa"/>
+            <w:tcBorders>
+              <w:top w:val="nil"/>
+              <w:left w:val="nil"/>
+              <w:bottom w:val="nil"/>
+              <w:right w:val="nil"/>
+            </w:tcBorders>
+            <w:tcMar>
+              <w:top w:w="10" w:type="dxa"/>
+              <w:left w:w="0" w:type="dxa"/>
+              <w:bottom w:w="10" w:type="dxa"/>
+              <w:right w:w="80" w:type="dxa"/>
+            </w:tcMar>
+          </w:tcPr>
+          <w:p>
+            <w:pPr>
+              <w:spacing w:before="20" w:after="20"/>
+            </w:pPr>
+            <w:r>
+              <w:rPr>
+                <w:rFonts w:ascii="Times New Roman" w:hAnsi="Times New Roman" w:eastAsia="Times New Roman" w:cs="Times New Roman"/>
+                <w:b w:val="0"/>
+                <w:bCs w:val="0"/>
+                <w:sz w:val="21"/>
+                <w:szCs w:val="21"/>
+              </w:rPr>
+              <w:t>Name in Druckbuchstaben / 正楷姓名</w:t>
+            </w:r>
+          </w:p>
+        </w:tc>
+        <w:tc>
+          <w:tcPr>
+            <w:tcW w:w="4687" w:type="dxa"/>
+            <w:tcBorders>
+              <w:top w:val="nil"/>
+              <w:left w:val="nil"/>
+              <w:bottom w:val="nil"/>
+              <w:right w:val="nil"/>
+            </w:tcBorders>
+            <w:tcMar>
+              <w:top w:w="10" w:type="dxa"/>
               <w:left w:w="80" w:type="dxa"/>
-              <w:bottom w:w="40" w:type="dxa"/>
-              <w:right w:w="80" w:type="dxa"/>
-            </w:tcMar>
-          </w:tcPr>
-          <w:p>
-            <w:pPr>
-              <w:jc w:val="left"/>
-              <w:spacing w:before="60" w:after="0"/>
-            </w:pPr>
-            <w:r>
-              <w:rPr>
-                <w:rFonts w:ascii="Times New Roman" w:hAnsi="Times New Roman" w:eastAsia="Times New Roman" w:cs="Times New Roman"/>
-                <w:b w:val="0"/>
-                <w:bCs w:val="0"/>
-                <w:sz w:val="22"/>
-                <w:szCs w:val="22"/>
-              </w:rPr>
-              <w:t xml:space="preserve">LIVANTO GmbH</w:t>
-            </w:r>
-          </w:p>
-          <w:p>
-            <w:pPr>
-              <w:jc w:val="left"/>
-              <w:spacing w:before="20" w:after="0"/>
-            </w:pPr>
-            <w:r>
-              <w:rPr>
-                <w:rFonts w:ascii="Times New Roman" w:hAnsi="Times New Roman" w:eastAsia="Times New Roman" w:cs="Times New Roman"/>
-                <w:b w:val="0"/>
-                <w:bCs w:val="0"/>
-                <w:sz w:val="22"/>
-                <w:szCs w:val="22"/>
-              </w:rPr>
-              <w:t xml:space="preserve">Germany</w:t>
-            </w:r>
-          </w:p>
-          <w:p>
-            <w:pPr>
-              <w:jc w:val="left"/>
-              <w:spacing w:before="20" w:after="0"/>
-            </w:pPr>
-            <w:r>
-              <w:rPr>
-                <w:rFonts w:ascii="Times New Roman" w:hAnsi="Times New Roman" w:eastAsia="Times New Roman" w:cs="Times New Roman"/>
-                <w:b w:val="0"/>
-                <w:bCs w:val="0"/>
-                <w:sz w:val="22"/>
-                <w:szCs w:val="22"/>
-              </w:rPr>
-              <w:t xml:space="preserve">HRB XXXX</w:t>
-            </w:r>
-          </w:p>
-        </w:tc>
-        <w:tc>
-          <w:tcPr>
-            <w:tcW w:w="4853" w:type="dxa"/>
-            <w:tcBorders>
-              <w:top w:val="nil"/>
-              <w:left w:val="nil"/>
-              <w:bottom w:val="nil"/>
-              <w:right w:val="nil"/>
-            </w:tcBorders>
-            <w:tcMar>
-              <w:top w:w="40" w:type="dxa"/>
-              <w:left w:w="80" w:type="dxa"/>
-              <w:bottom w:w="40" w:type="dxa"/>
-              <w:right w:w="80" w:type="dxa"/>
-            </w:tcMar>
-          </w:tcPr>
-          <w:p>
-            <w:pPr>
-              <w:jc w:val="left"/>
-              <w:spacing w:before="60" w:after="0"/>
+              <w:bottom w:w="10" w:type="dxa"/>
+              <w:right w:w="0" w:type="dxa"/>
+            </w:tcMar>
+          </w:tcPr>
+          <w:p>
+            <w:pPr>
+              <w:spacing w:before="20" w:after="20"/>
             </w:pPr>
             <w:r>
               <w:rPr>
                 <w:rFonts w:ascii="宋体" w:hAnsi="宋体" w:eastAsia="宋体" w:cs="宋体"/>
                 <w:b w:val="0"/>
                 <w:bCs w:val="0"/>
-                <w:sz w:val="22"/>
-                <w:szCs w:val="22"/>
-              </w:rPr>
-              <w:t xml:space="preserve">LIVANTO GmbH</w:t>
-            </w:r>
-          </w:p>
-          <w:p>
-            <w:pPr>
-              <w:jc w:val="left"/>
-              <w:spacing w:before="20" w:after="0"/>
-            </w:pPr>
-            <w:r>
-              <w:rPr>
-                <w:rFonts w:ascii="宋体" w:hAnsi="宋体" w:eastAsia="宋体" w:cs="宋体"/>
-                <w:b w:val="0"/>
-                <w:bCs w:val="0"/>
-                <w:sz w:val="22"/>
-                <w:szCs w:val="22"/>
-              </w:rPr>
-              <w:t xml:space="preserve">德国</w:t>
-            </w:r>
-          </w:p>
-          <w:p>
-            <w:pPr>
-              <w:jc w:val="left"/>
-              <w:spacing w:before="20" w:after="0"/>
-            </w:pPr>
-            <w:r>
-              <w:rPr>
-                <w:rFonts w:ascii="宋体" w:hAnsi="宋体" w:eastAsia="宋体" w:cs="宋体"/>
-                <w:b w:val="0"/>
-                <w:bCs w:val="0"/>
-                <w:sz w:val="22"/>
-                <w:szCs w:val="22"/>
-              </w:rPr>
-              <w:t xml:space="preserve">商业登记号 HRB XXXX</w:t>
-            </w:r>
-          </w:p>
-        </w:tc>
-      </w:tr>
-      <w:tr>
-        <w:tc>
-          <w:tcPr>
-            <w:tcW w:w="4852" w:type="dxa"/>
-            <w:tcBorders>
-              <w:top w:val="nil"/>
-              <w:left w:val="nil"/>
-              <w:bottom w:val="nil"/>
-              <w:right w:val="nil"/>
-            </w:tcBorders>
-            <w:tcMar>
-              <w:top w:w="40" w:type="dxa"/>
-              <w:left w:w="80" w:type="dxa"/>
-              <w:bottom w:w="40" w:type="dxa"/>
-              <w:right w:w="80" w:type="dxa"/>
-            </w:tcMar>
-          </w:tcPr>
-          <w:p>
-            <w:pPr>
-              <w:spacing w:before="120" w:after="0"/>
-            </w:pPr>
-          </w:p>
-          <w:p>
-            <w:pPr>
-              <w:jc w:val="left"/>
-              <w:spacing w:before="40" w:after="0"/>
-            </w:pPr>
-            <w:r>
-              <w:rPr>
-                <w:rFonts w:ascii="Times New Roman" w:hAnsi="Times New Roman" w:eastAsia="Times New Roman" w:cs="Times New Roman"/>
-                <w:b w:val="0"/>
-                <w:bCs w:val="0"/>
-                <w:sz w:val="22"/>
-                <w:szCs w:val="22"/>
-              </w:rPr>
-              <w:t xml:space="preserve">Ort / Datum:</w:t>
-            </w:r>
-          </w:p>
-          <w:p>
-            <w:pPr>
-              <w:spacing w:before="200" w:after="0"/>
-            </w:pPr>
-          </w:p>
-          <w:p>
-            <w:pPr>
-              <w:jc w:val="left"/>
-              <w:spacing w:before="40" w:after="0"/>
-            </w:pPr>
-            <w:r>
-              <w:rPr>
-                <w:rFonts w:ascii="Times New Roman" w:hAnsi="Times New Roman" w:eastAsia="Times New Roman" w:cs="Times New Roman"/>
-                <w:b w:val="0"/>
-                <w:bCs w:val="0"/>
-                <w:sz w:val="22"/>
-                <w:szCs w:val="22"/>
-              </w:rPr>
-              <w:t xml:space="preserve">Unterschrift / Stempel:</w:t>
-            </w:r>
-          </w:p>
-        </w:tc>
-        <w:tc>
-          <w:tcPr>
-            <w:tcW w:w="4853" w:type="dxa"/>
-            <w:tcBorders>
-              <w:top w:val="nil"/>
-              <w:left w:val="nil"/>
-              <w:bottom w:val="nil"/>
-              <w:right w:val="nil"/>
-            </w:tcBorders>
-            <w:tcMar>
-              <w:top w:w="40" w:type="dxa"/>
-              <w:left w:w="80" w:type="dxa"/>
-              <w:bottom w:w="40" w:type="dxa"/>
-              <w:right w:w="80" w:type="dxa"/>
-            </w:tcMar>
-          </w:tcPr>
-          <w:p>
-            <w:pPr>
-              <w:spacing w:before="120" w:after="0"/>
-            </w:pPr>
-          </w:p>
-          <w:p>
-            <w:pPr>
-              <w:jc w:val="left"/>
-              <w:spacing w:before="40" w:after="0"/>
-            </w:pPr>
-            <w:r>
-              <w:rPr>
-                <w:rFonts w:ascii="宋体" w:hAnsi="宋体" w:eastAsia="宋体" w:cs="宋体"/>
-                <w:b w:val="0"/>
-                <w:bCs w:val="0"/>
-                <w:sz w:val="22"/>
-                <w:szCs w:val="22"/>
-              </w:rPr>
-              <w:t xml:space="preserve">地点 / 日期：</w:t>
-            </w:r>
-          </w:p>
-          <w:p>
-            <w:pPr>
-              <w:spacing w:before="200" w:after="0"/>
-            </w:pPr>
-          </w:p>
-          <w:p>
-            <w:pPr>
-              <w:jc w:val="left"/>
-              <w:spacing w:before="40" w:after="0"/>
-            </w:pPr>
-            <w:r>
-              <w:rPr>
-                <w:rFonts w:ascii="宋体" w:hAnsi="宋体" w:eastAsia="宋体" w:cs="宋体"/>
-                <w:b w:val="0"/>
-                <w:bCs w:val="0"/>
-                <w:sz w:val="22"/>
-                <w:szCs w:val="22"/>
-              </w:rPr>
-              <w:t xml:space="preserve">签字 / 盖章：</w:t>
+                <w:sz w:val="21"/>
+                <w:szCs w:val="21"/>
+              </w:rPr>
+              <w:t>Name in Druckbuchstaben / 正楷姓名</w:t>
             </w:r>
           </w:p>
         </w:tc>
       </w:tr>
     </w:tbl>
-    <w:tbl>
-      <w:tblPr>
-        <w:tblW w:w="9705" w:type="dxa"/>
-        <w:jc w:val="center"/>
-      </w:tblPr>
-      <w:tblGrid>
-        <w:gridCol w:w="4852"/>
-        <w:gridCol w:w="4853"/>
-      </w:tblGrid>
-      <w:tr>
-        <w:tc>
-          <w:tcPr>
-            <w:tcW w:w="4852" w:type="dxa"/>
-            <w:tcBorders>
-              <w:top w:val="nil"/>
-              <w:left w:val="nil"/>
-              <w:bottom w:val="nil"/>
-              <w:right w:val="nil"/>
-            </w:tcBorders>
-            <w:tcMar>
-              <w:top w:w="40" w:type="dxa"/>
-              <w:left w:w="80" w:type="dxa"/>
-              <w:bottom w:w="40" w:type="dxa"/>
-              <w:right w:w="80" w:type="dxa"/>
-            </w:tcMar>
-          </w:tcPr>
-          <w:p>
-            <w:pPr>
-              <w:jc w:val="left"/>
-              <w:spacing w:before="200" w:after="0"/>
-            </w:pPr>
-            <w:r>
-              <w:rPr>
-                <w:rFonts w:ascii="Times New Roman" w:hAnsi="Times New Roman" w:eastAsia="Times New Roman" w:cs="Times New Roman"/>
-                <w:b w:val="1"/>
-                <w:bCs w:val="1"/>
-                <w:sz w:val="24"/>
-                <w:szCs w:val="24"/>
-              </w:rPr>
-              <w:t xml:space="preserve">Zahlungsdienstleister (FREDDY)</w:t>
-            </w:r>
-          </w:p>
-        </w:tc>
-        <w:tc>
-          <w:tcPr>
-            <w:tcW w:w="4853" w:type="dxa"/>
-            <w:tcBorders>
-              <w:top w:val="nil"/>
-              <w:left w:val="nil"/>
-              <w:bottom w:val="nil"/>
-              <w:right w:val="nil"/>
-            </w:tcBorders>
-            <w:tcMar>
-              <w:top w:w="40" w:type="dxa"/>
-              <w:left w:w="80" w:type="dxa"/>
-              <w:bottom w:w="40" w:type="dxa"/>
-              <w:right w:w="80" w:type="dxa"/>
-            </w:tcMar>
-          </w:tcPr>
-          <w:p>
-            <w:pPr>
-              <w:jc w:val="left"/>
-              <w:spacing w:before="200" w:after="0"/>
-            </w:pPr>
-            <w:r>
-              <w:rPr>
-                <w:rFonts w:ascii="宋体" w:hAnsi="宋体" w:eastAsia="宋体" w:cs="宋体"/>
-                <w:b w:val="1"/>
-                <w:bCs w:val="1"/>
-                <w:sz w:val="24"/>
-                <w:szCs w:val="24"/>
-              </w:rPr>
-              <w:t xml:space="preserve">支付服务商 (福瑞笛)</w:t>
-            </w:r>
-          </w:p>
-        </w:tc>
-      </w:tr>
-      <w:tr>
-        <w:tc>
-          <w:tcPr>
-            <w:tcW w:w="4852" w:type="dxa"/>
-            <w:tcBorders>
-              <w:top w:val="nil"/>
-              <w:left w:val="nil"/>
-              <w:bottom w:val="nil"/>
-              <w:right w:val="nil"/>
-            </w:tcBorders>
-            <w:tcMar>
-              <w:top w:w="40" w:type="dxa"/>
-              <w:left w:w="80" w:type="dxa"/>
-              <w:bottom w:w="40" w:type="dxa"/>
-              <w:right w:w="80" w:type="dxa"/>
-            </w:tcMar>
-          </w:tcPr>
-          <w:p>
-            <w:pPr>
-              <w:jc w:val="left"/>
-              <w:spacing w:before="60" w:after="0"/>
-            </w:pPr>
-            <w:r>
-              <w:rPr>
-                <w:rFonts w:ascii="Times New Roman" w:hAnsi="Times New Roman" w:eastAsia="Times New Roman" w:cs="Times New Roman"/>
-                <w:b w:val="0"/>
-                <w:bCs w:val="0"/>
-                <w:sz w:val="22"/>
-                <w:szCs w:val="22"/>
-              </w:rPr>
-              <w:t xml:space="preserve">福瑞笛（上海）信息咨询有限公司淮南分公司</w:t>
-            </w:r>
-          </w:p>
-          <w:p>
-            <w:pPr>
-              <w:jc w:val="left"/>
-              <w:spacing w:before="20" w:after="0"/>
-            </w:pPr>
-            <w:r>
-              <w:rPr>
-                <w:rFonts w:ascii="Times New Roman" w:hAnsi="Times New Roman" w:eastAsia="Times New Roman" w:cs="Times New Roman"/>
-                <w:b w:val="0"/>
-                <w:bCs w:val="0"/>
-                <w:sz w:val="22"/>
-                <w:szCs w:val="22"/>
-              </w:rPr>
-              <w:t xml:space="preserve">安徽省淮南市中环国际广场158金融中心四层418室</w:t>
-            </w:r>
-          </w:p>
-          <w:p>
-            <w:pPr>
-              <w:jc w:val="left"/>
-              <w:spacing w:before="20" w:after="0"/>
-            </w:pPr>
-            <w:r>
-              <w:rPr>
-                <w:rFonts w:ascii="Times New Roman" w:hAnsi="Times New Roman" w:eastAsia="Times New Roman" w:cs="Times New Roman"/>
-                <w:b w:val="0"/>
-                <w:bCs w:val="0"/>
-                <w:sz w:val="22"/>
-                <w:szCs w:val="22"/>
-              </w:rPr>
-              <w:t xml:space="preserve"/>
-            </w:r>
-          </w:p>
-        </w:tc>
-        <w:tc>
-          <w:tcPr>
-            <w:tcW w:w="4853" w:type="dxa"/>
-            <w:tcBorders>
-              <w:top w:val="nil"/>
-              <w:left w:val="nil"/>
-              <w:bottom w:val="nil"/>
-              <w:right w:val="nil"/>
-            </w:tcBorders>
-            <w:tcMar>
-              <w:top w:w="40" w:type="dxa"/>
-              <w:left w:w="80" w:type="dxa"/>
-              <w:bottom w:w="40" w:type="dxa"/>
-              <w:right w:w="80" w:type="dxa"/>
-            </w:tcMar>
-          </w:tcPr>
-          <w:p>
-            <w:pPr>
-              <w:jc w:val="left"/>
-              <w:spacing w:before="60" w:after="0"/>
-            </w:pPr>
-            <w:r>
-              <w:rPr>
-                <w:rFonts w:ascii="宋体" w:hAnsi="宋体" w:eastAsia="宋体" w:cs="宋体"/>
-                <w:b w:val="0"/>
-                <w:bCs w:val="0"/>
-                <w:sz w:val="22"/>
-                <w:szCs w:val="22"/>
-              </w:rPr>
-              <w:t xml:space="preserve">福瑞笛（上海）信息咨询有限公司淮南分公司</w:t>
-            </w:r>
-          </w:p>
-          <w:p>
-            <w:pPr>
-              <w:jc w:val="left"/>
-              <w:spacing w:before="20" w:after="0"/>
-            </w:pPr>
-            <w:r>
-              <w:rPr>
-                <w:rFonts w:ascii="宋体" w:hAnsi="宋体" w:eastAsia="宋体" w:cs="宋体"/>
-                <w:b w:val="0"/>
-                <w:bCs w:val="0"/>
-                <w:sz w:val="22"/>
-                <w:szCs w:val="22"/>
-              </w:rPr>
-              <w:t xml:space="preserve">安徽省淮南市中环国际广场158金融中心四层418室</w:t>
-            </w:r>
-          </w:p>
-          <w:p>
-            <w:pPr>
-              <w:jc w:val="left"/>
-              <w:spacing w:before="20" w:after="0"/>
-            </w:pPr>
-            <w:r>
-              <w:rPr>
-                <w:rFonts w:ascii="宋体" w:hAnsi="宋体" w:eastAsia="宋体" w:cs="宋体"/>
-                <w:b w:val="0"/>
-                <w:bCs w:val="0"/>
-                <w:sz w:val="22"/>
-                <w:szCs w:val="22"/>
-              </w:rPr>
-              <w:t xml:space="preserve"/>
-            </w:r>
-          </w:p>
-        </w:tc>
-      </w:tr>
-      <w:tr>
-        <w:tc>
-          <w:tcPr>
-            <w:tcW w:w="4852" w:type="dxa"/>
-            <w:tcBorders>
-              <w:top w:val="nil"/>
-              <w:left w:val="nil"/>
-              <w:bottom w:val="nil"/>
-              <w:right w:val="nil"/>
-            </w:tcBorders>
-            <w:tcMar>
-              <w:top w:w="40" w:type="dxa"/>
-              <w:left w:w="80" w:type="dxa"/>
-              <w:bottom w:w="40" w:type="dxa"/>
-              <w:right w:w="80" w:type="dxa"/>
-            </w:tcMar>
-          </w:tcPr>
-          <w:p>
-            <w:pPr>
-              <w:spacing w:before="120" w:after="0"/>
-            </w:pPr>
-          </w:p>
-          <w:p>
-            <w:pPr>
-              <w:jc w:val="left"/>
-              <w:spacing w:before="40" w:after="0"/>
-            </w:pPr>
-            <w:r>
-              <w:rPr>
-                <w:rFonts w:ascii="Times New Roman" w:hAnsi="Times New Roman" w:eastAsia="Times New Roman" w:cs="Times New Roman"/>
-                <w:b w:val="0"/>
-                <w:bCs w:val="0"/>
-                <w:sz w:val="22"/>
-                <w:szCs w:val="22"/>
-              </w:rPr>
-              <w:t xml:space="preserve">Ort / Datum:</w:t>
-            </w:r>
-          </w:p>
-          <w:p>
-            <w:pPr>
-              <w:spacing w:before="200" w:after="0"/>
-            </w:pPr>
-          </w:p>
-          <w:p>
-            <w:pPr>
-              <w:jc w:val="left"/>
-              <w:spacing w:before="40" w:after="0"/>
-            </w:pPr>
-            <w:r>
-              <w:rPr>
-                <w:rFonts w:ascii="Times New Roman" w:hAnsi="Times New Roman" w:eastAsia="Times New Roman" w:cs="Times New Roman"/>
-                <w:b w:val="0"/>
-                <w:bCs w:val="0"/>
-                <w:sz w:val="22"/>
-                <w:szCs w:val="22"/>
-              </w:rPr>
-              <w:t xml:space="preserve">Unterschrift / Stempel:</w:t>
-            </w:r>
-          </w:p>
-        </w:tc>
-        <w:tc>
-          <w:tcPr>
-            <w:tcW w:w="4853" w:type="dxa"/>
-            <w:tcBorders>
-              <w:top w:val="nil"/>
-              <w:left w:val="nil"/>
-              <w:bottom w:val="nil"/>
-              <w:right w:val="nil"/>
-            </w:tcBorders>
-            <w:tcMar>
-              <w:top w:w="40" w:type="dxa"/>
-              <w:left w:w="80" w:type="dxa"/>
-              <w:bottom w:w="40" w:type="dxa"/>
-              <w:right w:w="80" w:type="dxa"/>
-            </w:tcMar>
-          </w:tcPr>
-          <w:p>
-            <w:pPr>
-              <w:spacing w:before="120" w:after="0"/>
-            </w:pPr>
-          </w:p>
-          <w:p>
-            <w:pPr>
-              <w:jc w:val="left"/>
-              <w:spacing w:before="40" w:after="0"/>
-            </w:pPr>
-            <w:r>
-              <w:rPr>
-                <w:rFonts w:ascii="宋体" w:hAnsi="宋体" w:eastAsia="宋体" w:cs="宋体"/>
-                <w:b w:val="0"/>
-                <w:bCs w:val="0"/>
-                <w:sz w:val="22"/>
-                <w:szCs w:val="22"/>
-              </w:rPr>
-              <w:t xml:space="preserve">地点 / 日期：</w:t>
-            </w:r>
-          </w:p>
-          <w:p>
-            <w:pPr>
-              <w:spacing w:before="200" w:after="0"/>
-            </w:pPr>
-          </w:p>
-          <w:p>
-            <w:pPr>
-              <w:jc w:val="left"/>
-              <w:spacing w:before="40" w:after="0"/>
-            </w:pPr>
-            <w:r>
-              <w:rPr>
-                <w:rFonts w:ascii="宋体" w:hAnsi="宋体" w:eastAsia="宋体" w:cs="宋体"/>
-                <w:b w:val="0"/>
-                <w:bCs w:val="0"/>
-                <w:sz w:val="22"/>
-                <w:szCs w:val="22"/>
-              </w:rPr>
-              <w:t xml:space="preserve">签字 / 盖章：</w:t>
-            </w:r>
-          </w:p>
-        </w:tc>
-      </w:tr>
-    </w:tbl>
+    <w:p/>
+    <w:sectPr>
+      <w:headerReference r:id="rId3" w:type="default"/>
+      <w:footerReference r:id="rId4" w:type="default"/>
+      <w:pgSz w:w="11906" w:h="16838"/>
+      <w:pgMar w:top="1300" w:right="1100" w:bottom="1300" w:left="1100" w:header="708" w:footer="708" w:gutter="0"/>
+      <w:cols w:space="720" w:num="1"/>
+      <w:docGrid w:linePitch="360" w:charSpace="0"/>
+    </w:sectPr>
   </w:body>
 </w:document>
 </file>
@@ -11680,17 +11857,15 @@
       <w:jc w:val="right"/>
       <w:rPr>
         <w:rFonts w:ascii="Times New Roman" w:hAnsi="Times New Roman" w:eastAsia="Times New Roman" w:cs="Times New Roman"/>
-        <w:b w:val="0"/>
-        <w:sz w:val="20"/>
-        <w:szCs w:val="20"/>
+        <w:sz w:val="18"/>
+        <w:szCs w:val="18"/>
       </w:rPr>
     </w:pPr>
     <w:r>
       <w:rPr>
         <w:rFonts w:ascii="Times New Roman" w:hAnsi="Times New Roman" w:eastAsia="Times New Roman" w:cs="Times New Roman"/>
-        <w:b w:val="0"/>
-        <w:sz w:val="20"/>
-        <w:szCs w:val="20"/>
+        <w:sz w:val="18"/>
+        <w:szCs w:val="18"/>
       </w:rPr>
       <w:t xml:space="preserve">合同编号：{contract_number}  |  Vertragsnummer: {contract_number}</w:t>
     </w:r>
@@ -11767,12 +11942,12 @@
     <w:lsdException w:unhideWhenUsed="0" w:uiPriority="0" w:semiHidden="0" w:name="table of figures"/>
     <w:lsdException w:unhideWhenUsed="0" w:uiPriority="0" w:semiHidden="0" w:name="envelope address"/>
     <w:lsdException w:unhideWhenUsed="0" w:uiPriority="0" w:semiHidden="0" w:name="envelope return"/>
-    <w:lsdException w:uiPriority="99" w:name="footnote reference"/>
+    <w:lsdException w:qFormat="1" w:uiPriority="99" w:name="footnote reference"/>
     <w:lsdException w:unhideWhenUsed="0" w:uiPriority="0" w:semiHidden="0" w:name="annotation reference"/>
     <w:lsdException w:unhideWhenUsed="0" w:uiPriority="0" w:semiHidden="0" w:name="line number"/>
     <w:lsdException w:unhideWhenUsed="0" w:uiPriority="0" w:semiHidden="0" w:name="page number"/>
-    <w:lsdException w:uiPriority="99" w:name="endnote reference"/>
-    <w:lsdException w:uiPriority="99" w:name="endnote text"/>
+    <w:lsdException w:qFormat="1" w:uiPriority="99" w:name="endnote reference"/>
+    <w:lsdException w:qFormat="1" w:uiPriority="99" w:name="endnote text"/>
     <w:lsdException w:unhideWhenUsed="0" w:uiPriority="0" w:semiHidden="0" w:name="table of authorities"/>
     <w:lsdException w:unhideWhenUsed="0" w:uiPriority="0" w:semiHidden="0" w:name="macro"/>
     <w:lsdException w:unhideWhenUsed="0" w:uiPriority="0" w:semiHidden="0" w:name="toa heading"/>
@@ -11814,7 +11989,7 @@
     <w:lsdException w:unhideWhenUsed="0" w:uiPriority="0" w:semiHidden="0" w:name="Body Text Indent 2"/>
     <w:lsdException w:unhideWhenUsed="0" w:uiPriority="0" w:semiHidden="0" w:name="Body Text Indent 3"/>
     <w:lsdException w:unhideWhenUsed="0" w:uiPriority="0" w:semiHidden="0" w:name="Block Text"/>
-    <w:lsdException w:uiPriority="99" w:semiHidden="0" w:name="Hyperlink"/>
+    <w:lsdException w:qFormat="1" w:uiPriority="99" w:semiHidden="0" w:name="Hyperlink"/>
     <w:lsdException w:unhideWhenUsed="0" w:uiPriority="0" w:semiHidden="0" w:name="FollowedHyperlink"/>
     <w:lsdException w:qFormat="1" w:unhideWhenUsed="0" w:uiPriority="0" w:semiHidden="0" w:name="Strong"/>
     <w:lsdException w:qFormat="1" w:unhideWhenUsed="0" w:uiPriority="0" w:semiHidden="0" w:name="Emphasis"/>
@@ -11828,7 +12003,7 @@
     <w:lsdException w:unhideWhenUsed="0" w:uiPriority="0" w:semiHidden="0" w:name="HTML Code"/>
     <w:lsdException w:unhideWhenUsed="0" w:uiPriority="0" w:semiHidden="0" w:name="HTML Definition"/>
     <w:lsdException w:unhideWhenUsed="0" w:uiPriority="0" w:semiHidden="0" w:name="HTML Keyboard"/>
-    <w:lsdException w:unhideWhenUsed="0" w:uiPriority="0" w:semiHidden="0" w:name="HTML Preformatted"/>
+    <w:lsdException w:qFormat="1" w:unhideWhenUsed="0" w:uiPriority="0" w:semiHidden="0" w:name="HTML Preformatted"/>
     <w:lsdException w:unhideWhenUsed="0" w:uiPriority="0" w:semiHidden="0" w:name="HTML Sample"/>
     <w:lsdException w:unhideWhenUsed="0" w:uiPriority="0" w:semiHidden="0" w:name="HTML Typewriter"/>
     <w:lsdException w:unhideWhenUsed="0" w:uiPriority="0" w:semiHidden="0" w:name="HTML Variable"/>
@@ -12090,6 +12265,7 @@
     <w:link w:val="19"/>
     <w:semiHidden/>
     <w:unhideWhenUsed/>
+    <w:qFormat/>
     <w:uiPriority w:val="99"/>
     <w:pPr>
       <w:spacing w:after="0" w:line="240" w:lineRule="auto"/>
@@ -12118,6 +12294,7 @@
   <w:style w:type="paragraph" w:styleId="10">
     <w:name w:val="HTML Preformatted"/>
     <w:basedOn w:val="1"/>
+    <w:qFormat/>
     <w:uiPriority w:val="0"/>
     <w:pPr>
       <w:tabs>
@@ -12162,6 +12339,7 @@
     <w:name w:val="endnote reference"/>
     <w:semiHidden/>
     <w:unhideWhenUsed/>
+    <w:qFormat/>
     <w:uiPriority w:val="99"/>
     <w:rPr>
       <w:vertAlign w:val="superscript"/>
@@ -12170,6 +12348,7 @@
   <w:style w:type="character" w:styleId="15">
     <w:name w:val="Hyperlink"/>
     <w:unhideWhenUsed/>
+    <w:qFormat/>
     <w:uiPriority w:val="99"/>
     <w:rPr>
       <w:color w:val="0563C1"/>
@@ -12180,6 +12359,7 @@
     <w:name w:val="footnote reference"/>
     <w:semiHidden/>
     <w:unhideWhenUsed/>
+    <w:qFormat/>
     <w:uiPriority w:val="99"/>
     <w:rPr>
       <w:vertAlign w:val="superscript"/>
@@ -12211,6 +12391,7 @@
     <w:link w:val="8"/>
     <w:semiHidden/>
     <w:unhideWhenUsed/>
+    <w:qFormat/>
     <w:uiPriority w:val="99"/>
     <w:rPr>
       <w:sz w:val="20"/>

--- a/projects/contracts/LIVANTO/VerpackG_Bevollmächtigungsvertrag.docx
+++ b/projects/contracts/LIVANTO/VerpackG_Bevollmächtigungsvertrag.docx
@@ -10975,352 +10975,506 @@
       </w:tr>
     </w:tbl>
     <w:p>
-      <w:r>
-        <w:br w:type="page"/>
-      </w:r>
-    </w:p>
-    <w:p>
       <w:pPr>
+        <w:jc w:val="center"/>
         <w:spacing w:before="400" w:after="200"/>
-        <w:jc w:val="center"/>
       </w:pPr>
       <w:r>
         <w:rPr>
           <w:rFonts w:ascii="Times New Roman" w:hAnsi="Times New Roman" w:eastAsia="Times New Roman" w:cs="Times New Roman"/>
-          <w:b/>
-          <w:bCs/>
-          <w:sz w:val="30"/>
-          <w:szCs w:val="30"/>
+          <w:b w:val="1"/>
+          <w:bCs w:val="1"/>
+          <w:sz w:val="28"/>
+          <w:szCs w:val="28"/>
         </w:rPr>
-        <w:t xml:space="preserve">Unterschriften  |  </w:t>
+        <w:t xml:space="preserve">Unterzeichnung / 签署</w:t>
       </w:r>
-      <w:r>
-        <w:rPr>
-          <w:rFonts w:ascii="宋体" w:hAnsi="宋体" w:eastAsia="宋体" w:cs="宋体"/>
-          <w:b/>
-          <w:bCs/>
-          <w:sz w:val="30"/>
-          <w:szCs w:val="30"/>
-        </w:rPr>
-        <w:t>签署</w:t>
-      </w:r>
-    </w:p>
-    <w:p>
-      <w:pPr>
-        <w:spacing w:before="200" w:after="0"/>
-      </w:pPr>
     </w:p>
     <w:tbl>
       <w:tblPr>
-        <w:tblStyle w:val="12"/>
-        <w:tblW w:w="9745" w:type="dxa"/>
-        <w:tblInd w:w="0" w:type="dxa"/>
-        <w:tblBorders>
-          <w:top w:val="single" w:color="auto" w:sz="4" w:space="0"/>
-          <w:left w:val="single" w:color="auto" w:sz="4" w:space="0"/>
-          <w:bottom w:val="single" w:color="auto" w:sz="4" w:space="0"/>
-          <w:right w:val="single" w:color="auto" w:sz="4" w:space="0"/>
-          <w:insideH w:val="single" w:color="auto" w:sz="4" w:space="0"/>
-          <w:insideV w:val="single" w:color="auto" w:sz="4" w:space="0"/>
-        </w:tblBorders>
-        <w:tblLayout w:type="autofit"/>
-        <w:tblCellMar>
-          <w:top w:w="0" w:type="dxa"/>
-          <w:left w:w="10" w:type="dxa"/>
-          <w:bottom w:w="0" w:type="dxa"/>
-          <w:right w:w="10" w:type="dxa"/>
-        </w:tblCellMar>
+        <w:tblW w:w="9705" w:type="dxa"/>
+        <w:jc w:val="center"/>
       </w:tblPr>
       <w:tblGrid>
-        <w:gridCol w:w="3008"/>
-        <w:gridCol w:w="3009"/>
-        <w:gridCol w:w="3728"/>
+        <w:gridCol w:w="4852"/>
+        <w:gridCol w:w="4853"/>
       </w:tblGrid>
       <w:tr>
-        <w:tblPrEx>
-          <w:tblBorders>
-            <w:top w:val="single" w:color="auto" w:sz="4" w:space="0"/>
-            <w:left w:val="single" w:color="auto" w:sz="4" w:space="0"/>
-            <w:bottom w:val="single" w:color="auto" w:sz="4" w:space="0"/>
-            <w:right w:val="single" w:color="auto" w:sz="4" w:space="0"/>
-            <w:insideH w:val="single" w:color="auto" w:sz="4" w:space="0"/>
-            <w:insideV w:val="single" w:color="auto" w:sz="4" w:space="0"/>
-          </w:tblBorders>
-          <w:tblCellMar>
-            <w:top w:w="0" w:type="dxa"/>
-            <w:left w:w="10" w:type="dxa"/>
-            <w:bottom w:w="0" w:type="dxa"/>
-            <w:right w:w="10" w:type="dxa"/>
-          </w:tblCellMar>
-        </w:tblPrEx>
-        <w:tc>
-          <w:tcPr>
-            <w:tcW w:w="3008" w:type="dxa"/>
-            <w:tcBorders>
-              <w:top w:val="nil"/>
-              <w:left w:val="nil"/>
-              <w:bottom w:val="nil"/>
-              <w:right w:val="nil"/>
+        <w:tc>
+          <w:tcPr>
+            <w:tcW w:w="4852" w:type="dxa"/>
+            <w:tcBorders>
+              <w:top w:val="single" w:color="999999" w:sz="4"/>
+              <w:left w:val="single" w:color="999999" w:sz="4"/>
+              <w:bottom w:val="single" w:color="999999" w:sz="4"/>
+              <w:right w:val="single" w:color="999999" w:sz="4"/>
             </w:tcBorders>
             <w:tcMar>
               <w:top w:w="60" w:type="dxa"/>
-              <w:left w:w="40" w:type="dxa"/>
-              <w:bottom w:w="200" w:type="dxa"/>
-              <w:right w:w="40" w:type="dxa"/>
-            </w:tcMar>
-          </w:tcPr>
-          <w:p>
-            <w:pPr>
-              <w:jc w:val="center"/>
-            </w:pPr>
-            <w:r>
-              <w:rPr>
-                <w:rFonts w:ascii="Times New Roman" w:hAnsi="Times New Roman" w:eastAsia="Times New Roman" w:cs="Times New Roman"/>
-                <w:b/>
-                <w:bCs/>
-                <w:sz w:val="21"/>
-                <w:szCs w:val="21"/>
-              </w:rPr>
-              <w:t>Der Kunde / 客户</w:t>
-            </w:r>
-          </w:p>
-        </w:tc>
-        <w:tc>
-          <w:tcPr>
-            <w:tcW w:w="3009" w:type="dxa"/>
-            <w:tcBorders>
-              <w:top w:val="nil"/>
-              <w:left w:val="nil"/>
-              <w:bottom w:val="nil"/>
-              <w:right w:val="nil"/>
+              <w:left w:w="100" w:type="dxa"/>
+              <w:bottom w:w="60" w:type="dxa"/>
+              <w:right w:w="100" w:type="dxa"/>
+            </w:tcMar>
+          </w:tcPr>
+          <w:p>
+            <w:pPr>
+              <w:jc w:val="left"/>
+              <w:spacing w:before="200" w:after="0"/>
+            </w:pPr>
+            <w:r>
+              <w:rPr>
+                <w:rFonts w:ascii="Times New Roman" w:hAnsi="Times New Roman" w:eastAsia="Times New Roman" w:cs="Times New Roman"/>
+                <w:b w:val="1"/>
+                <w:bCs w:val="1"/>
+                <w:sz w:val="24"/>
+                <w:szCs w:val="24"/>
+              </w:rPr>
+              <w:t xml:space="preserve">Auftraggeber / Kunde</w:t>
+            </w:r>
+          </w:p>
+        </w:tc>
+        <w:tc>
+          <w:tcPr>
+            <w:tcW w:w="4853" w:type="dxa"/>
+            <w:tcBorders>
+              <w:top w:val="single" w:color="999999" w:sz="4"/>
+              <w:left w:val="single" w:color="999999" w:sz="4"/>
+              <w:bottom w:val="single" w:color="999999" w:sz="4"/>
+              <w:right w:val="single" w:color="999999" w:sz="4"/>
             </w:tcBorders>
             <w:tcMar>
               <w:top w:w="60" w:type="dxa"/>
-              <w:left w:w="40" w:type="dxa"/>
-              <w:bottom w:w="200" w:type="dxa"/>
-              <w:right w:w="40" w:type="dxa"/>
-            </w:tcMar>
-          </w:tcPr>
-          <w:p>
-            <w:pPr>
-              <w:jc w:val="center"/>
-            </w:pPr>
-          </w:p>
-        </w:tc>
-        <w:tc>
-          <w:tcPr>
-            <w:tcW w:w="3728" w:type="dxa"/>
-            <w:tcBorders>
-              <w:top w:val="nil"/>
-              <w:left w:val="nil"/>
-              <w:bottom w:val="nil"/>
-              <w:right w:val="nil"/>
+              <w:left w:w="100" w:type="dxa"/>
+              <w:bottom w:w="60" w:type="dxa"/>
+              <w:right w:w="100" w:type="dxa"/>
+            </w:tcMar>
+          </w:tcPr>
+          <w:p>
+            <w:pPr>
+              <w:jc w:val="left"/>
+              <w:spacing w:before="200" w:after="0"/>
+            </w:pPr>
+            <w:r>
+              <w:rPr>
+                <w:rFonts w:ascii="宋体" w:hAnsi="宋体" w:eastAsia="宋体" w:cs="宋体"/>
+                <w:b w:val="1"/>
+                <w:bCs w:val="1"/>
+                <w:sz w:val="24"/>
+                <w:szCs w:val="24"/>
+              </w:rPr>
+              <w:t xml:space="preserve">委托方 / 客户</w:t>
+            </w:r>
+          </w:p>
+        </w:tc>
+      </w:tr>
+      <w:tr>
+        <w:tc>
+          <w:tcPr>
+            <w:tcW w:w="4852" w:type="dxa"/>
+            <w:tcBorders>
+              <w:top w:val="single" w:color="999999" w:sz="4"/>
+              <w:left w:val="single" w:color="999999" w:sz="4"/>
+              <w:bottom w:val="single" w:color="999999" w:sz="4"/>
+              <w:right w:val="single" w:color="999999" w:sz="4"/>
             </w:tcBorders>
             <w:tcMar>
               <w:top w:w="60" w:type="dxa"/>
-              <w:left w:w="40" w:type="dxa"/>
-              <w:bottom w:w="200" w:type="dxa"/>
-              <w:right w:w="40" w:type="dxa"/>
-            </w:tcMar>
-          </w:tcPr>
-          <w:p>
-            <w:pPr>
-              <w:jc w:val="center"/>
-            </w:pPr>
+              <w:left w:w="100" w:type="dxa"/>
+              <w:bottom w:w="60" w:type="dxa"/>
+              <w:right w:w="100" w:type="dxa"/>
+            </w:tcMar>
+          </w:tcPr>
+          <w:p>
+            <w:pPr>
+              <w:jc w:val="left"/>
+              <w:spacing w:before="20" w:after="0"/>
+            </w:pPr>
+            <w:r>
+              <w:rPr>
+                <w:rFonts w:ascii="Times New Roman" w:hAnsi="Times New Roman" w:eastAsia="Times New Roman" w:cs="Times New Roman"/>
+                <w:b w:val="0"/>
+                <w:bCs w:val="0"/>
+                <w:sz w:val="21"/>
+                <w:szCs w:val="21"/>
+              </w:rPr>
+              <w:t xml:space="preserve">{company_name}</w:t>
+            </w:r>
+          </w:p>
+          <w:p>
+            <w:pPr>
+              <w:jc w:val="left"/>
+              <w:spacing w:before="20" w:after="0"/>
+            </w:pPr>
+            <w:r>
+              <w:rPr>
+                <w:rFonts w:ascii="Times New Roman" w:hAnsi="Times New Roman" w:eastAsia="Times New Roman" w:cs="Times New Roman"/>
+                <w:b w:val="0"/>
+                <w:bCs w:val="0"/>
+                <w:sz w:val="21"/>
+                <w:szCs w:val="21"/>
+              </w:rPr>
+              <w:t xml:space="preserve">{registered_address}</w:t>
+            </w:r>
+          </w:p>
+        </w:tc>
+        <w:tc>
+          <w:tcPr>
+            <w:tcW w:w="4853" w:type="dxa"/>
+            <w:tcBorders>
+              <w:top w:val="single" w:color="999999" w:sz="4"/>
+              <w:left w:val="single" w:color="999999" w:sz="4"/>
+              <w:bottom w:val="single" w:color="999999" w:sz="4"/>
+              <w:right w:val="single" w:color="999999" w:sz="4"/>
+            </w:tcBorders>
+            <w:tcMar>
+              <w:top w:w="60" w:type="dxa"/>
+              <w:left w:w="100" w:type="dxa"/>
+              <w:bottom w:w="60" w:type="dxa"/>
+              <w:right w:w="100" w:type="dxa"/>
+            </w:tcMar>
+          </w:tcPr>
+          <w:p>
+            <w:pPr>
+              <w:jc w:val="left"/>
+              <w:spacing w:before="20" w:after="0"/>
+            </w:pPr>
+            <w:r>
+              <w:rPr>
+                <w:rFonts w:ascii="宋体" w:hAnsi="宋体" w:eastAsia="宋体" w:cs="宋体"/>
+                <w:b w:val="0"/>
+                <w:bCs w:val="0"/>
+                <w:sz w:val="21"/>
+                <w:szCs w:val="21"/>
+              </w:rPr>
+              <w:t xml:space="preserve">{company_name}</w:t>
+            </w:r>
+          </w:p>
+          <w:p>
+            <w:pPr>
+              <w:jc w:val="left"/>
+              <w:spacing w:before="20" w:after="0"/>
+            </w:pPr>
+            <w:r>
+              <w:rPr>
+                <w:rFonts w:ascii="宋体" w:hAnsi="宋体" w:eastAsia="宋体" w:cs="宋体"/>
+                <w:b w:val="0"/>
+                <w:bCs w:val="0"/>
+                <w:sz w:val="21"/>
+                <w:szCs w:val="21"/>
+              </w:rPr>
+              <w:t xml:space="preserve">{registered_address}</w:t>
+            </w:r>
+          </w:p>
+        </w:tc>
+      </w:tr>
+      <w:tr>
+        <w:tc>
+          <w:tcPr>
+            <w:tcW w:w="4852" w:type="dxa"/>
+            <w:tcBorders>
+              <w:top w:val="single" w:color="999999" w:sz="4"/>
+              <w:left w:val="single" w:color="999999" w:sz="4"/>
+              <w:bottom w:val="single" w:color="999999" w:sz="4"/>
+              <w:right w:val="single" w:color="999999" w:sz="4"/>
+            </w:tcBorders>
+            <w:tcMar>
+              <w:top w:w="60" w:type="dxa"/>
+              <w:left w:w="100" w:type="dxa"/>
+              <w:bottom w:w="60" w:type="dxa"/>
+              <w:right w:w="100" w:type="dxa"/>
+            </w:tcMar>
+          </w:tcPr>
+          <w:p>
+            <w:pPr>
+              <w:spacing w:before="0" w:after="0"/>
+            </w:pPr>
+            <w:r>
+              <w:rPr>
+                <w:sz w:val="60"/>
+              </w:rPr>
+            </w:r>
+          </w:p>
+          <w:p>
+            <w:pPr>
+              <w:jc w:val="left"/>
+              <w:spacing w:before="100" w:after="0"/>
+            </w:pPr>
+            <w:r>
+              <w:rPr>
+                <w:rFonts w:ascii="Times New Roman" w:hAnsi="Times New Roman" w:eastAsia="Times New Roman" w:cs="Times New Roman"/>
+                <w:b w:val="0"/>
+                <w:bCs w:val="0"/>
+                <w:sz w:val="21"/>
+                <w:szCs w:val="21"/>
+              </w:rPr>
+              <w:t xml:space="preserve">Ort / Datum:</w:t>
+            </w:r>
+          </w:p>
+          <w:p>
+            <w:pPr>
+              <w:spacing w:before="0" w:after="0"/>
+            </w:pPr>
+            <w:r>
+              <w:rPr>
+                <w:sz w:val="280"/>
+              </w:rPr>
+            </w:r>
+          </w:p>
+          <w:p>
+            <w:pPr>
+              <w:jc w:val="left"/>
+              <w:spacing w:before="80" w:after="0"/>
+            </w:pPr>
+            <w:r>
+              <w:rPr>
+                <w:rFonts w:ascii="Times New Roman" w:hAnsi="Times New Roman" w:eastAsia="Times New Roman" w:cs="Times New Roman"/>
+                <w:b w:val="0"/>
+                <w:bCs w:val="0"/>
+                <w:sz w:val="21"/>
+                <w:szCs w:val="21"/>
+              </w:rPr>
+              <w:t xml:space="preserve">Unterschrift / Stempel:</w:t>
+            </w:r>
+          </w:p>
+          <w:p>
+            <w:pPr>
+              <w:spacing w:before="0" w:after="0"/>
+            </w:pPr>
+            <w:r>
+              <w:rPr>
+                <w:sz w:val="60"/>
+              </w:rPr>
+            </w:r>
+          </w:p>
+        </w:tc>
+        <w:tc>
+          <w:tcPr>
+            <w:tcW w:w="4853" w:type="dxa"/>
+            <w:tcBorders>
+              <w:top w:val="single" w:color="999999" w:sz="4"/>
+              <w:left w:val="single" w:color="999999" w:sz="4"/>
+              <w:bottom w:val="single" w:color="999999" w:sz="4"/>
+              <w:right w:val="single" w:color="999999" w:sz="4"/>
+            </w:tcBorders>
+            <w:tcMar>
+              <w:top w:w="60" w:type="dxa"/>
+              <w:left w:w="100" w:type="dxa"/>
+              <w:bottom w:w="60" w:type="dxa"/>
+              <w:right w:w="100" w:type="dxa"/>
+            </w:tcMar>
+          </w:tcPr>
+          <w:p>
+            <w:pPr>
+              <w:spacing w:before="0" w:after="0"/>
+            </w:pPr>
+            <w:r>
+              <w:rPr>
+                <w:sz w:val="60"/>
+              </w:rPr>
+            </w:r>
+          </w:p>
+          <w:p>
+            <w:pPr>
+              <w:jc w:val="left"/>
+              <w:spacing w:before="100" w:after="0"/>
+            </w:pPr>
+            <w:r>
+              <w:rPr>
+                <w:rFonts w:ascii="宋体" w:hAnsi="宋体" w:eastAsia="宋体" w:cs="宋体"/>
+                <w:b w:val="0"/>
+                <w:bCs w:val="0"/>
+                <w:sz w:val="21"/>
+                <w:szCs w:val="21"/>
+              </w:rPr>
+              <w:t xml:space="preserve">地点 / 日期：</w:t>
+            </w:r>
+          </w:p>
+          <w:p>
+            <w:pPr>
+              <w:spacing w:before="0" w:after="0"/>
+            </w:pPr>
+            <w:r>
+              <w:rPr>
+                <w:sz w:val="280"/>
+              </w:rPr>
+            </w:r>
+          </w:p>
+          <w:p>
+            <w:pPr>
+              <w:jc w:val="left"/>
+              <w:spacing w:before="80" w:after="0"/>
+            </w:pPr>
+            <w:r>
+              <w:rPr>
+                <w:rFonts w:ascii="宋体" w:hAnsi="宋体" w:eastAsia="宋体" w:cs="宋体"/>
+                <w:b w:val="0"/>
+                <w:bCs w:val="0"/>
+                <w:sz w:val="21"/>
+                <w:szCs w:val="21"/>
+              </w:rPr>
+              <w:t xml:space="preserve">签字 / 盖章：</w:t>
+            </w:r>
+          </w:p>
+          <w:p>
+            <w:pPr>
+              <w:spacing w:before="0" w:after="0"/>
+            </w:pPr>
+            <w:r>
+              <w:rPr>
+                <w:sz w:val="60"/>
+              </w:rPr>
+            </w:r>
           </w:p>
         </w:tc>
       </w:tr>
     </w:tbl>
-    <w:p>
-      <w:pPr>
-        <w:spacing w:before="250" w:after="0"/>
-      </w:pPr>
-    </w:p>
-    <w:p>
-      <w:pPr>
-        <w:spacing w:before="250" w:after="0"/>
-      </w:pPr>
-    </w:p>
-    <w:p>
-      <w:pPr>
-        <w:spacing w:before="250" w:after="0"/>
-      </w:pPr>
-    </w:p>
     <w:tbl>
       <w:tblPr>
-        <w:tblStyle w:val="12"/>
         <w:tblW w:w="9705" w:type="dxa"/>
-        <w:tblInd w:w="0" w:type="dxa"/>
-        <w:tblBorders>
-          <w:top w:val="single" w:color="auto" w:sz="4" w:space="0"/>
-          <w:left w:val="single" w:color="auto" w:sz="4" w:space="0"/>
-          <w:bottom w:val="single" w:color="auto" w:sz="4" w:space="0"/>
-          <w:right w:val="single" w:color="auto" w:sz="4" w:space="0"/>
-          <w:insideH w:val="single" w:color="auto" w:sz="4" w:space="0"/>
-          <w:insideV w:val="single" w:color="auto" w:sz="4" w:space="0"/>
-        </w:tblBorders>
-        <w:tblLayout w:type="autofit"/>
-        <w:tblCellMar>
-          <w:top w:w="0" w:type="dxa"/>
-          <w:left w:w="10" w:type="dxa"/>
-          <w:bottom w:w="0" w:type="dxa"/>
-          <w:right w:w="10" w:type="dxa"/>
-        </w:tblCellMar>
+        <w:jc w:val="center"/>
       </w:tblPr>
       <w:tblGrid>
-        <w:gridCol w:w="5018"/>
-        <w:gridCol w:w="4687"/>
+        <w:gridCol w:w="4852"/>
+        <w:gridCol w:w="4853"/>
       </w:tblGrid>
       <w:tr>
-        <w:tblPrEx>
-          <w:tblBorders>
-            <w:top w:val="single" w:color="auto" w:sz="4" w:space="0"/>
-            <w:left w:val="single" w:color="auto" w:sz="4" w:space="0"/>
-            <w:bottom w:val="single" w:color="auto" w:sz="4" w:space="0"/>
-            <w:right w:val="single" w:color="auto" w:sz="4" w:space="0"/>
-            <w:insideH w:val="single" w:color="auto" w:sz="4" w:space="0"/>
-            <w:insideV w:val="single" w:color="auto" w:sz="4" w:space="0"/>
-          </w:tblBorders>
-          <w:tblCellMar>
-            <w:top w:w="0" w:type="dxa"/>
-            <w:left w:w="10" w:type="dxa"/>
-            <w:bottom w:w="0" w:type="dxa"/>
-            <w:right w:w="10" w:type="dxa"/>
-          </w:tblCellMar>
-        </w:tblPrEx>
-        <w:tc>
-          <w:tcPr>
-            <w:tcW w:w="5018" w:type="dxa"/>
-            <w:tcBorders>
-              <w:top w:val="nil"/>
-              <w:left w:val="nil"/>
-              <w:bottom w:val="nil"/>
-              <w:right w:val="nil"/>
-            </w:tcBorders>
-            <w:tcMar>
-              <w:top w:w="10" w:type="dxa"/>
-              <w:left w:w="0" w:type="dxa"/>
-              <w:bottom w:w="10" w:type="dxa"/>
-              <w:right w:w="80" w:type="dxa"/>
-            </w:tcMar>
-          </w:tcPr>
-          <w:p>
-            <w:pPr>
-              <w:spacing w:before="20" w:after="20"/>
-            </w:pPr>
-            <w:r>
-              <w:rPr>
-                <w:rFonts w:ascii="Times New Roman" w:hAnsi="Times New Roman" w:eastAsia="Times New Roman" w:cs="Times New Roman"/>
-                <w:b w:val="0"/>
-                <w:bCs w:val="0"/>
-                <w:sz w:val="21"/>
-                <w:szCs w:val="21"/>
-              </w:rPr>
-              <w:t>_________________________________</w:t>
-            </w:r>
-          </w:p>
-        </w:tc>
-        <w:tc>
-          <w:tcPr>
-            <w:tcW w:w="4687" w:type="dxa"/>
-            <w:tcBorders>
-              <w:top w:val="nil"/>
-              <w:left w:val="nil"/>
-              <w:bottom w:val="nil"/>
-              <w:right w:val="nil"/>
-            </w:tcBorders>
-            <w:tcMar>
-              <w:top w:w="10" w:type="dxa"/>
-              <w:left w:w="80" w:type="dxa"/>
-              <w:bottom w:w="10" w:type="dxa"/>
-              <w:right w:w="0" w:type="dxa"/>
-            </w:tcMar>
-          </w:tcPr>
-          <w:p>
-            <w:pPr>
-              <w:spacing w:before="20" w:after="20"/>
+        <w:tc>
+          <w:tcPr>
+            <w:tcW w:w="4852" w:type="dxa"/>
+            <w:tcBorders>
+              <w:top w:val="single" w:color="999999" w:sz="4"/>
+              <w:left w:val="single" w:color="999999" w:sz="4"/>
+              <w:bottom w:val="single" w:color="999999" w:sz="4"/>
+              <w:right w:val="single" w:color="999999" w:sz="4"/>
+            </w:tcBorders>
+            <w:tcMar>
+              <w:top w:w="60" w:type="dxa"/>
+              <w:left w:w="100" w:type="dxa"/>
+              <w:bottom w:w="60" w:type="dxa"/>
+              <w:right w:w="100" w:type="dxa"/>
+            </w:tcMar>
+          </w:tcPr>
+          <w:p>
+            <w:pPr>
+              <w:jc w:val="left"/>
+              <w:spacing w:before="200" w:after="0"/>
+            </w:pPr>
+            <w:r>
+              <w:rPr>
+                <w:rFonts w:ascii="Times New Roman" w:hAnsi="Times New Roman" w:eastAsia="Times New Roman" w:cs="Times New Roman"/>
+                <w:b w:val="1"/>
+                <w:bCs w:val="1"/>
+                <w:sz w:val="24"/>
+                <w:szCs w:val="24"/>
+              </w:rPr>
+              <w:t xml:space="preserve">Bevollmächtigter</w:t>
+            </w:r>
+          </w:p>
+        </w:tc>
+        <w:tc>
+          <w:tcPr>
+            <w:tcW w:w="4853" w:type="dxa"/>
+            <w:tcBorders>
+              <w:top w:val="single" w:color="999999" w:sz="4"/>
+              <w:left w:val="single" w:color="999999" w:sz="4"/>
+              <w:bottom w:val="single" w:color="999999" w:sz="4"/>
+              <w:right w:val="single" w:color="999999" w:sz="4"/>
+            </w:tcBorders>
+            <w:tcMar>
+              <w:top w:w="60" w:type="dxa"/>
+              <w:left w:w="100" w:type="dxa"/>
+              <w:bottom w:w="60" w:type="dxa"/>
+              <w:right w:w="100" w:type="dxa"/>
+            </w:tcMar>
+          </w:tcPr>
+          <w:p>
+            <w:pPr>
+              <w:jc w:val="left"/>
+              <w:spacing w:before="200" w:after="0"/>
             </w:pPr>
             <w:r>
               <w:rPr>
                 <w:rFonts w:ascii="宋体" w:hAnsi="宋体" w:eastAsia="宋体" w:cs="宋体"/>
-                <w:b w:val="0"/>
-                <w:bCs w:val="0"/>
-                <w:sz w:val="21"/>
-                <w:szCs w:val="21"/>
-              </w:rPr>
-              <w:t>_________________________________</w:t>
+                <w:b w:val="1"/>
+                <w:bCs w:val="1"/>
+                <w:sz w:val="24"/>
+                <w:szCs w:val="24"/>
+              </w:rPr>
+              <w:t xml:space="preserve">授权代表</w:t>
             </w:r>
           </w:p>
         </w:tc>
       </w:tr>
       <w:tr>
-        <w:tblPrEx>
-          <w:tblBorders>
-            <w:top w:val="single" w:color="auto" w:sz="4" w:space="0"/>
-            <w:left w:val="single" w:color="auto" w:sz="4" w:space="0"/>
-            <w:bottom w:val="single" w:color="auto" w:sz="4" w:space="0"/>
-            <w:right w:val="single" w:color="auto" w:sz="4" w:space="0"/>
-            <w:insideH w:val="single" w:color="auto" w:sz="4" w:space="0"/>
-            <w:insideV w:val="single" w:color="auto" w:sz="4" w:space="0"/>
-          </w:tblBorders>
-          <w:tblCellMar>
-            <w:top w:w="0" w:type="dxa"/>
-            <w:left w:w="10" w:type="dxa"/>
-            <w:bottom w:w="0" w:type="dxa"/>
-            <w:right w:w="10" w:type="dxa"/>
-          </w:tblCellMar>
-        </w:tblPrEx>
-        <w:tc>
-          <w:tcPr>
-            <w:tcW w:w="5018" w:type="dxa"/>
-            <w:tcBorders>
-              <w:top w:val="nil"/>
-              <w:left w:val="nil"/>
-              <w:bottom w:val="nil"/>
-              <w:right w:val="nil"/>
-            </w:tcBorders>
-            <w:tcMar>
-              <w:top w:w="10" w:type="dxa"/>
-              <w:left w:w="0" w:type="dxa"/>
-              <w:bottom w:w="10" w:type="dxa"/>
-              <w:right w:w="80" w:type="dxa"/>
-            </w:tcMar>
-          </w:tcPr>
-          <w:p>
-            <w:pPr>
-              <w:spacing w:before="20" w:after="20"/>
-            </w:pPr>
-            <w:r>
-              <w:rPr>
-                <w:rFonts w:ascii="Times New Roman" w:hAnsi="Times New Roman" w:eastAsia="Times New Roman" w:cs="Times New Roman"/>
-                <w:b w:val="0"/>
-                <w:bCs w:val="0"/>
-                <w:sz w:val="21"/>
-                <w:szCs w:val="21"/>
-              </w:rPr>
-              <w:t>Ort, Datum / 地点, 日期</w:t>
-            </w:r>
-          </w:p>
-        </w:tc>
-        <w:tc>
-          <w:tcPr>
-            <w:tcW w:w="4687" w:type="dxa"/>
-            <w:tcBorders>
-              <w:top w:val="nil"/>
-              <w:left w:val="nil"/>
-              <w:bottom w:val="nil"/>
-              <w:right w:val="nil"/>
-            </w:tcBorders>
-            <w:tcMar>
-              <w:top w:w="10" w:type="dxa"/>
-              <w:left w:w="80" w:type="dxa"/>
-              <w:bottom w:w="10" w:type="dxa"/>
-              <w:right w:w="0" w:type="dxa"/>
-            </w:tcMar>
-          </w:tcPr>
-          <w:p>
-            <w:pPr>
-              <w:spacing w:before="20" w:after="20"/>
+        <w:tc>
+          <w:tcPr>
+            <w:tcW w:w="4852" w:type="dxa"/>
+            <w:tcBorders>
+              <w:top w:val="single" w:color="999999" w:sz="4"/>
+              <w:left w:val="single" w:color="999999" w:sz="4"/>
+              <w:bottom w:val="single" w:color="999999" w:sz="4"/>
+              <w:right w:val="single" w:color="999999" w:sz="4"/>
+            </w:tcBorders>
+            <w:tcMar>
+              <w:top w:w="60" w:type="dxa"/>
+              <w:left w:w="100" w:type="dxa"/>
+              <w:bottom w:w="60" w:type="dxa"/>
+              <w:right w:w="100" w:type="dxa"/>
+            </w:tcMar>
+          </w:tcPr>
+          <w:p>
+            <w:pPr>
+              <w:jc w:val="left"/>
+              <w:spacing w:before="20" w:after="0"/>
+            </w:pPr>
+            <w:r>
+              <w:rPr>
+                <w:rFonts w:ascii="Times New Roman" w:hAnsi="Times New Roman" w:eastAsia="Times New Roman" w:cs="Times New Roman"/>
+                <w:b w:val="0"/>
+                <w:bCs w:val="0"/>
+                <w:sz w:val="21"/>
+                <w:szCs w:val="21"/>
+              </w:rPr>
+              <w:t xml:space="preserve">LIVANTO GmbH</w:t>
+            </w:r>
+          </w:p>
+          <w:p>
+            <w:pPr>
+              <w:jc w:val="left"/>
+              <w:spacing w:before="20" w:after="0"/>
+            </w:pPr>
+            <w:r>
+              <w:rPr>
+                <w:rFonts w:ascii="Times New Roman" w:hAnsi="Times New Roman" w:eastAsia="Times New Roman" w:cs="Times New Roman"/>
+                <w:b w:val="0"/>
+                <w:bCs w:val="0"/>
+                <w:sz w:val="21"/>
+                <w:szCs w:val="21"/>
+              </w:rPr>
+              <w:t xml:space="preserve">Germany</w:t>
+            </w:r>
+          </w:p>
+        </w:tc>
+        <w:tc>
+          <w:tcPr>
+            <w:tcW w:w="4853" w:type="dxa"/>
+            <w:tcBorders>
+              <w:top w:val="single" w:color="999999" w:sz="4"/>
+              <w:left w:val="single" w:color="999999" w:sz="4"/>
+              <w:bottom w:val="single" w:color="999999" w:sz="4"/>
+              <w:right w:val="single" w:color="999999" w:sz="4"/>
+            </w:tcBorders>
+            <w:tcMar>
+              <w:top w:w="60" w:type="dxa"/>
+              <w:left w:w="100" w:type="dxa"/>
+              <w:bottom w:w="60" w:type="dxa"/>
+              <w:right w:w="100" w:type="dxa"/>
+            </w:tcMar>
+          </w:tcPr>
+          <w:p>
+            <w:pPr>
+              <w:jc w:val="left"/>
+              <w:spacing w:before="20" w:after="0"/>
             </w:pPr>
             <w:r>
               <w:rPr>
@@ -11330,192 +11484,335 @@
                 <w:sz w:val="21"/>
                 <w:szCs w:val="21"/>
               </w:rPr>
-              <w:t>Ort, Datum / 地点, 日期</w:t>
+              <w:t xml:space="preserve">LIVANTO GmbH</w:t>
+            </w:r>
+          </w:p>
+          <w:p>
+            <w:pPr>
+              <w:jc w:val="left"/>
+              <w:spacing w:before="20" w:after="0"/>
+            </w:pPr>
+            <w:r>
+              <w:rPr>
+                <w:rFonts w:ascii="宋体" w:hAnsi="宋体" w:eastAsia="宋体" w:cs="宋体"/>
+                <w:b w:val="0"/>
+                <w:bCs w:val="0"/>
+                <w:sz w:val="21"/>
+                <w:szCs w:val="21"/>
+              </w:rPr>
+              <w:t xml:space="preserve">德国</w:t>
+            </w:r>
+          </w:p>
+        </w:tc>
+      </w:tr>
+      <w:tr>
+        <w:tc>
+          <w:tcPr>
+            <w:tcW w:w="4852" w:type="dxa"/>
+            <w:tcBorders>
+              <w:top w:val="single" w:color="999999" w:sz="4"/>
+              <w:left w:val="single" w:color="999999" w:sz="4"/>
+              <w:bottom w:val="single" w:color="999999" w:sz="4"/>
+              <w:right w:val="single" w:color="999999" w:sz="4"/>
+            </w:tcBorders>
+            <w:tcMar>
+              <w:top w:w="60" w:type="dxa"/>
+              <w:left w:w="100" w:type="dxa"/>
+              <w:bottom w:w="60" w:type="dxa"/>
+              <w:right w:w="100" w:type="dxa"/>
+            </w:tcMar>
+          </w:tcPr>
+          <w:p>
+            <w:pPr>
+              <w:spacing w:before="0" w:after="0"/>
+            </w:pPr>
+            <w:r>
+              <w:rPr>
+                <w:sz w:val="60"/>
+              </w:rPr>
+            </w:r>
+          </w:p>
+          <w:p>
+            <w:pPr>
+              <w:jc w:val="left"/>
+              <w:spacing w:before="100" w:after="0"/>
+            </w:pPr>
+            <w:r>
+              <w:rPr>
+                <w:rFonts w:ascii="Times New Roman" w:hAnsi="Times New Roman" w:eastAsia="Times New Roman" w:cs="Times New Roman"/>
+                <w:b w:val="0"/>
+                <w:bCs w:val="0"/>
+                <w:sz w:val="21"/>
+                <w:szCs w:val="21"/>
+              </w:rPr>
+              <w:t xml:space="preserve">Ort / Datum:</w:t>
+            </w:r>
+          </w:p>
+          <w:p>
+            <w:pPr>
+              <w:spacing w:before="0" w:after="0"/>
+            </w:pPr>
+            <w:r>
+              <w:rPr>
+                <w:sz w:val="280"/>
+              </w:rPr>
+            </w:r>
+          </w:p>
+          <w:p>
+            <w:pPr>
+              <w:jc w:val="left"/>
+              <w:spacing w:before="80" w:after="0"/>
+            </w:pPr>
+            <w:r>
+              <w:rPr>
+                <w:rFonts w:ascii="Times New Roman" w:hAnsi="Times New Roman" w:eastAsia="Times New Roman" w:cs="Times New Roman"/>
+                <w:b w:val="0"/>
+                <w:bCs w:val="0"/>
+                <w:sz w:val="21"/>
+                <w:szCs w:val="21"/>
+              </w:rPr>
+              <w:t xml:space="preserve">Unterschrift / Stempel:</w:t>
+            </w:r>
+          </w:p>
+          <w:p>
+            <w:pPr>
+              <w:spacing w:before="0" w:after="0"/>
+            </w:pPr>
+            <w:r>
+              <w:rPr>
+                <w:sz w:val="60"/>
+              </w:rPr>
+            </w:r>
+          </w:p>
+        </w:tc>
+        <w:tc>
+          <w:tcPr>
+            <w:tcW w:w="4853" w:type="dxa"/>
+            <w:tcBorders>
+              <w:top w:val="single" w:color="999999" w:sz="4"/>
+              <w:left w:val="single" w:color="999999" w:sz="4"/>
+              <w:bottom w:val="single" w:color="999999" w:sz="4"/>
+              <w:right w:val="single" w:color="999999" w:sz="4"/>
+            </w:tcBorders>
+            <w:tcMar>
+              <w:top w:w="60" w:type="dxa"/>
+              <w:left w:w="100" w:type="dxa"/>
+              <w:bottom w:w="60" w:type="dxa"/>
+              <w:right w:w="100" w:type="dxa"/>
+            </w:tcMar>
+          </w:tcPr>
+          <w:p>
+            <w:pPr>
+              <w:spacing w:before="0" w:after="0"/>
+            </w:pPr>
+            <w:r>
+              <w:rPr>
+                <w:sz w:val="60"/>
+              </w:rPr>
+            </w:r>
+          </w:p>
+          <w:p>
+            <w:pPr>
+              <w:jc w:val="left"/>
+              <w:spacing w:before="100" w:after="0"/>
+            </w:pPr>
+            <w:r>
+              <w:rPr>
+                <w:rFonts w:ascii="宋体" w:hAnsi="宋体" w:eastAsia="宋体" w:cs="宋体"/>
+                <w:b w:val="0"/>
+                <w:bCs w:val="0"/>
+                <w:sz w:val="21"/>
+                <w:szCs w:val="21"/>
+              </w:rPr>
+              <w:t xml:space="preserve">地点 / 日期：</w:t>
+            </w:r>
+          </w:p>
+          <w:p>
+            <w:pPr>
+              <w:spacing w:before="0" w:after="0"/>
+            </w:pPr>
+            <w:r>
+              <w:rPr>
+                <w:sz w:val="280"/>
+              </w:rPr>
+            </w:r>
+          </w:p>
+          <w:p>
+            <w:pPr>
+              <w:jc w:val="left"/>
+              <w:spacing w:before="80" w:after="0"/>
+            </w:pPr>
+            <w:r>
+              <w:rPr>
+                <w:rFonts w:ascii="宋体" w:hAnsi="宋体" w:eastAsia="宋体" w:cs="宋体"/>
+                <w:b w:val="0"/>
+                <w:bCs w:val="0"/>
+                <w:sz w:val="21"/>
+                <w:szCs w:val="21"/>
+              </w:rPr>
+              <w:t xml:space="preserve">签字 / 盖章：</w:t>
+            </w:r>
+          </w:p>
+          <w:p>
+            <w:pPr>
+              <w:spacing w:before="0" w:after="0"/>
+            </w:pPr>
+            <w:r>
+              <w:rPr>
+                <w:sz w:val="60"/>
+              </w:rPr>
             </w:r>
           </w:p>
         </w:tc>
       </w:tr>
     </w:tbl>
-    <w:p>
-      <w:pPr>
-        <w:spacing w:before="180" w:after="0"/>
-      </w:pPr>
-    </w:p>
     <w:tbl>
       <w:tblPr>
-        <w:tblStyle w:val="12"/>
         <w:tblW w:w="9705" w:type="dxa"/>
-        <w:tblInd w:w="0" w:type="dxa"/>
-        <w:tblBorders>
-          <w:top w:val="single" w:color="auto" w:sz="4" w:space="0"/>
-          <w:left w:val="single" w:color="auto" w:sz="4" w:space="0"/>
-          <w:bottom w:val="single" w:color="auto" w:sz="4" w:space="0"/>
-          <w:right w:val="single" w:color="auto" w:sz="4" w:space="0"/>
-          <w:insideH w:val="single" w:color="auto" w:sz="4" w:space="0"/>
-          <w:insideV w:val="single" w:color="auto" w:sz="4" w:space="0"/>
-        </w:tblBorders>
-        <w:tblLayout w:type="autofit"/>
-        <w:tblCellMar>
-          <w:top w:w="0" w:type="dxa"/>
-          <w:left w:w="10" w:type="dxa"/>
-          <w:bottom w:w="0" w:type="dxa"/>
-          <w:right w:w="10" w:type="dxa"/>
-        </w:tblCellMar>
+        <w:jc w:val="center"/>
       </w:tblPr>
       <w:tblGrid>
-        <w:gridCol w:w="5018"/>
-        <w:gridCol w:w="4687"/>
+        <w:gridCol w:w="4852"/>
+        <w:gridCol w:w="4853"/>
       </w:tblGrid>
       <w:tr>
-        <w:tblPrEx>
-          <w:tblBorders>
-            <w:top w:val="single" w:color="auto" w:sz="4" w:space="0"/>
-            <w:left w:val="single" w:color="auto" w:sz="4" w:space="0"/>
-            <w:bottom w:val="single" w:color="auto" w:sz="4" w:space="0"/>
-            <w:right w:val="single" w:color="auto" w:sz="4" w:space="0"/>
-            <w:insideH w:val="single" w:color="auto" w:sz="4" w:space="0"/>
-            <w:insideV w:val="single" w:color="auto" w:sz="4" w:space="0"/>
-          </w:tblBorders>
-          <w:tblCellMar>
-            <w:top w:w="0" w:type="dxa"/>
-            <w:left w:w="10" w:type="dxa"/>
-            <w:bottom w:w="0" w:type="dxa"/>
-            <w:right w:w="10" w:type="dxa"/>
-          </w:tblCellMar>
-        </w:tblPrEx>
-        <w:tc>
-          <w:tcPr>
-            <w:tcW w:w="5018" w:type="dxa"/>
-            <w:tcBorders>
-              <w:top w:val="nil"/>
-              <w:left w:val="nil"/>
-              <w:bottom w:val="nil"/>
-              <w:right w:val="nil"/>
-            </w:tcBorders>
-            <w:tcMar>
-              <w:top w:w="10" w:type="dxa"/>
-              <w:left w:w="0" w:type="dxa"/>
-              <w:bottom w:w="10" w:type="dxa"/>
-              <w:right w:w="80" w:type="dxa"/>
-            </w:tcMar>
-          </w:tcPr>
-          <w:p>
-            <w:pPr>
-              <w:spacing w:before="20" w:after="20"/>
-            </w:pPr>
-            <w:r>
-              <w:rPr>
-                <w:rFonts w:ascii="Times New Roman" w:hAnsi="Times New Roman" w:eastAsia="Times New Roman" w:cs="Times New Roman"/>
-                <w:b w:val="0"/>
-                <w:bCs w:val="0"/>
-                <w:sz w:val="21"/>
-                <w:szCs w:val="21"/>
-              </w:rPr>
-              <w:t>_________________________________</w:t>
-            </w:r>
-          </w:p>
-        </w:tc>
-        <w:tc>
-          <w:tcPr>
-            <w:tcW w:w="4687" w:type="dxa"/>
-            <w:tcBorders>
-              <w:top w:val="nil"/>
-              <w:left w:val="nil"/>
-              <w:bottom w:val="nil"/>
-              <w:right w:val="nil"/>
-            </w:tcBorders>
-            <w:tcMar>
-              <w:top w:w="10" w:type="dxa"/>
-              <w:left w:w="80" w:type="dxa"/>
-              <w:bottom w:w="10" w:type="dxa"/>
-              <w:right w:w="0" w:type="dxa"/>
-            </w:tcMar>
-          </w:tcPr>
-          <w:p>
-            <w:pPr>
-              <w:spacing w:before="20" w:after="20"/>
+        <w:tc>
+          <w:tcPr>
+            <w:tcW w:w="4852" w:type="dxa"/>
+            <w:tcBorders>
+              <w:top w:val="single" w:color="999999" w:sz="4"/>
+              <w:left w:val="single" w:color="999999" w:sz="4"/>
+              <w:bottom w:val="single" w:color="999999" w:sz="4"/>
+              <w:right w:val="single" w:color="999999" w:sz="4"/>
+            </w:tcBorders>
+            <w:tcMar>
+              <w:top w:w="60" w:type="dxa"/>
+              <w:left w:w="100" w:type="dxa"/>
+              <w:bottom w:w="60" w:type="dxa"/>
+              <w:right w:w="100" w:type="dxa"/>
+            </w:tcMar>
+          </w:tcPr>
+          <w:p>
+            <w:pPr>
+              <w:jc w:val="left"/>
+              <w:spacing w:before="200" w:after="0"/>
+            </w:pPr>
+            <w:r>
+              <w:rPr>
+                <w:rFonts w:ascii="Times New Roman" w:hAnsi="Times New Roman" w:eastAsia="Times New Roman" w:cs="Times New Roman"/>
+                <w:b w:val="1"/>
+                <w:bCs w:val="1"/>
+                <w:sz w:val="24"/>
+                <w:szCs w:val="24"/>
+              </w:rPr>
+              <w:t xml:space="preserve">Zahlungsdienstleister</w:t>
+            </w:r>
+          </w:p>
+        </w:tc>
+        <w:tc>
+          <w:tcPr>
+            <w:tcW w:w="4853" w:type="dxa"/>
+            <w:tcBorders>
+              <w:top w:val="single" w:color="999999" w:sz="4"/>
+              <w:left w:val="single" w:color="999999" w:sz="4"/>
+              <w:bottom w:val="single" w:color="999999" w:sz="4"/>
+              <w:right w:val="single" w:color="999999" w:sz="4"/>
+            </w:tcBorders>
+            <w:tcMar>
+              <w:top w:w="60" w:type="dxa"/>
+              <w:left w:w="100" w:type="dxa"/>
+              <w:bottom w:w="60" w:type="dxa"/>
+              <w:right w:w="100" w:type="dxa"/>
+            </w:tcMar>
+          </w:tcPr>
+          <w:p>
+            <w:pPr>
+              <w:jc w:val="left"/>
+              <w:spacing w:before="200" w:after="0"/>
             </w:pPr>
             <w:r>
               <w:rPr>
                 <w:rFonts w:ascii="宋体" w:hAnsi="宋体" w:eastAsia="宋体" w:cs="宋体"/>
-                <w:b w:val="0"/>
-                <w:bCs w:val="0"/>
-                <w:sz w:val="21"/>
-                <w:szCs w:val="21"/>
-              </w:rPr>
-              <w:t>_________________________________</w:t>
+                <w:b w:val="1"/>
+                <w:bCs w:val="1"/>
+                <w:sz w:val="24"/>
+                <w:szCs w:val="24"/>
+              </w:rPr>
+              <w:t xml:space="preserve">支付服务商</w:t>
             </w:r>
           </w:p>
         </w:tc>
       </w:tr>
       <w:tr>
-        <w:tblPrEx>
-          <w:tblBorders>
-            <w:top w:val="single" w:color="auto" w:sz="4" w:space="0"/>
-            <w:left w:val="single" w:color="auto" w:sz="4" w:space="0"/>
-            <w:bottom w:val="single" w:color="auto" w:sz="4" w:space="0"/>
-            <w:right w:val="single" w:color="auto" w:sz="4" w:space="0"/>
-            <w:insideH w:val="single" w:color="auto" w:sz="4" w:space="0"/>
-            <w:insideV w:val="single" w:color="auto" w:sz="4" w:space="0"/>
-          </w:tblBorders>
-          <w:tblCellMar>
-            <w:top w:w="0" w:type="dxa"/>
-            <w:left w:w="10" w:type="dxa"/>
-            <w:bottom w:w="0" w:type="dxa"/>
-            <w:right w:w="10" w:type="dxa"/>
-          </w:tblCellMar>
-        </w:tblPrEx>
-        <w:tc>
-          <w:tcPr>
-            <w:tcW w:w="5018" w:type="dxa"/>
-            <w:tcBorders>
-              <w:top w:val="nil"/>
-              <w:left w:val="nil"/>
-              <w:bottom w:val="nil"/>
-              <w:right w:val="nil"/>
-            </w:tcBorders>
-            <w:tcMar>
-              <w:top w:w="10" w:type="dxa"/>
-              <w:left w:w="0" w:type="dxa"/>
-              <w:bottom w:w="10" w:type="dxa"/>
-              <w:right w:w="80" w:type="dxa"/>
-            </w:tcMar>
-          </w:tcPr>
-          <w:p>
-            <w:pPr>
-              <w:spacing w:before="20" w:after="20"/>
-            </w:pPr>
-            <w:r>
-              <w:rPr>
-                <w:rFonts w:ascii="Times New Roman" w:hAnsi="Times New Roman" w:eastAsia="Times New Roman" w:cs="Times New Roman"/>
-                <w:b w:val="0"/>
-                <w:bCs w:val="0"/>
-                <w:sz w:val="21"/>
-                <w:szCs w:val="21"/>
-              </w:rPr>
-              <w:t>Unterschrift / 签名</w:t>
-            </w:r>
-          </w:p>
-        </w:tc>
-        <w:tc>
-          <w:tcPr>
-            <w:tcW w:w="4687" w:type="dxa"/>
-            <w:tcBorders>
-              <w:top w:val="nil"/>
-              <w:left w:val="nil"/>
-              <w:bottom w:val="nil"/>
-              <w:right w:val="nil"/>
-            </w:tcBorders>
-            <w:tcMar>
-              <w:top w:w="10" w:type="dxa"/>
-              <w:left w:w="80" w:type="dxa"/>
-              <w:bottom w:w="10" w:type="dxa"/>
-              <w:right w:w="0" w:type="dxa"/>
-            </w:tcMar>
-          </w:tcPr>
-          <w:p>
-            <w:pPr>
-              <w:spacing w:before="20" w:after="20"/>
+        <w:tc>
+          <w:tcPr>
+            <w:tcW w:w="4852" w:type="dxa"/>
+            <w:tcBorders>
+              <w:top w:val="single" w:color="999999" w:sz="4"/>
+              <w:left w:val="single" w:color="999999" w:sz="4"/>
+              <w:bottom w:val="single" w:color="999999" w:sz="4"/>
+              <w:right w:val="single" w:color="999999" w:sz="4"/>
+            </w:tcBorders>
+            <w:tcMar>
+              <w:top w:w="60" w:type="dxa"/>
+              <w:left w:w="100" w:type="dxa"/>
+              <w:bottom w:w="60" w:type="dxa"/>
+              <w:right w:w="100" w:type="dxa"/>
+            </w:tcMar>
+          </w:tcPr>
+          <w:p>
+            <w:pPr>
+              <w:jc w:val="left"/>
+              <w:spacing w:before="20" w:after="0"/>
+            </w:pPr>
+            <w:r>
+              <w:rPr>
+                <w:rFonts w:ascii="Times New Roman" w:hAnsi="Times New Roman" w:eastAsia="Times New Roman" w:cs="Times New Roman"/>
+                <w:b w:val="0"/>
+                <w:bCs w:val="0"/>
+                <w:sz w:val="21"/>
+                <w:szCs w:val="21"/>
+              </w:rPr>
+              <w:t xml:space="preserve">FREDDY (Shanghai) Information Consulting Ltd.</w:t>
+            </w:r>
+          </w:p>
+          <w:p>
+            <w:pPr>
+              <w:jc w:val="left"/>
+              <w:spacing w:before="20" w:after="0"/>
+            </w:pPr>
+            <w:r>
+              <w:rPr>
+                <w:rFonts w:ascii="Times New Roman" w:hAnsi="Times New Roman" w:eastAsia="Times New Roman" w:cs="Times New Roman"/>
+                <w:b w:val="0"/>
+                <w:bCs w:val="0"/>
+                <w:sz w:val="21"/>
+                <w:szCs w:val="21"/>
+              </w:rPr>
+              <w:t xml:space="preserve">Huainan Branch</w:t>
+            </w:r>
+          </w:p>
+        </w:tc>
+        <w:tc>
+          <w:tcPr>
+            <w:tcW w:w="4853" w:type="dxa"/>
+            <w:tcBorders>
+              <w:top w:val="single" w:color="999999" w:sz="4"/>
+              <w:left w:val="single" w:color="999999" w:sz="4"/>
+              <w:bottom w:val="single" w:color="999999" w:sz="4"/>
+              <w:right w:val="single" w:color="999999" w:sz="4"/>
+            </w:tcBorders>
+            <w:tcMar>
+              <w:top w:w="60" w:type="dxa"/>
+              <w:left w:w="100" w:type="dxa"/>
+              <w:bottom w:w="60" w:type="dxa"/>
+              <w:right w:w="100" w:type="dxa"/>
+            </w:tcMar>
+          </w:tcPr>
+          <w:p>
+            <w:pPr>
+              <w:jc w:val="left"/>
+              <w:spacing w:before="20" w:after="0"/>
             </w:pPr>
             <w:r>
               <w:rPr>
@@ -11525,216 +11822,188 @@
                 <w:sz w:val="21"/>
                 <w:szCs w:val="21"/>
               </w:rPr>
-              <w:t>Unterschrift / 签名</w:t>
+              <w:t xml:space="preserve">福瑞笛（上海）信息咨询有限公司</w:t>
+            </w:r>
+          </w:p>
+          <w:p>
+            <w:pPr>
+              <w:jc w:val="left"/>
+              <w:spacing w:before="20" w:after="0"/>
+            </w:pPr>
+            <w:r>
+              <w:rPr>
+                <w:rFonts w:ascii="宋体" w:hAnsi="宋体" w:eastAsia="宋体" w:cs="宋体"/>
+                <w:b w:val="0"/>
+                <w:bCs w:val="0"/>
+                <w:sz w:val="21"/>
+                <w:szCs w:val="21"/>
+              </w:rPr>
+              <w:t xml:space="preserve">淮南分公司</w:t>
+            </w:r>
+          </w:p>
+        </w:tc>
+      </w:tr>
+      <w:tr>
+        <w:tc>
+          <w:tcPr>
+            <w:tcW w:w="4852" w:type="dxa"/>
+            <w:tcBorders>
+              <w:top w:val="single" w:color="999999" w:sz="4"/>
+              <w:left w:val="single" w:color="999999" w:sz="4"/>
+              <w:bottom w:val="single" w:color="999999" w:sz="4"/>
+              <w:right w:val="single" w:color="999999" w:sz="4"/>
+            </w:tcBorders>
+            <w:tcMar>
+              <w:top w:w="60" w:type="dxa"/>
+              <w:left w:w="100" w:type="dxa"/>
+              <w:bottom w:w="60" w:type="dxa"/>
+              <w:right w:w="100" w:type="dxa"/>
+            </w:tcMar>
+          </w:tcPr>
+          <w:p>
+            <w:pPr>
+              <w:spacing w:before="0" w:after="0"/>
+            </w:pPr>
+            <w:r>
+              <w:rPr>
+                <w:sz w:val="60"/>
+              </w:rPr>
+            </w:r>
+          </w:p>
+          <w:p>
+            <w:pPr>
+              <w:jc w:val="left"/>
+              <w:spacing w:before="100" w:after="0"/>
+            </w:pPr>
+            <w:r>
+              <w:rPr>
+                <w:rFonts w:ascii="Times New Roman" w:hAnsi="Times New Roman" w:eastAsia="Times New Roman" w:cs="Times New Roman"/>
+                <w:b w:val="0"/>
+                <w:bCs w:val="0"/>
+                <w:sz w:val="21"/>
+                <w:szCs w:val="21"/>
+              </w:rPr>
+              <w:t xml:space="preserve">Ort / Datum:</w:t>
+            </w:r>
+          </w:p>
+          <w:p>
+            <w:pPr>
+              <w:spacing w:before="0" w:after="0"/>
+            </w:pPr>
+            <w:r>
+              <w:rPr>
+                <w:sz w:val="280"/>
+              </w:rPr>
+            </w:r>
+          </w:p>
+          <w:p>
+            <w:pPr>
+              <w:jc w:val="left"/>
+              <w:spacing w:before="80" w:after="0"/>
+            </w:pPr>
+            <w:r>
+              <w:rPr>
+                <w:rFonts w:ascii="Times New Roman" w:hAnsi="Times New Roman" w:eastAsia="Times New Roman" w:cs="Times New Roman"/>
+                <w:b w:val="0"/>
+                <w:bCs w:val="0"/>
+                <w:sz w:val="21"/>
+                <w:szCs w:val="21"/>
+              </w:rPr>
+              <w:t xml:space="preserve">Unterschrift / Stempel:</w:t>
+            </w:r>
+          </w:p>
+          <w:p>
+            <w:pPr>
+              <w:spacing w:before="0" w:after="0"/>
+            </w:pPr>
+            <w:r>
+              <w:rPr>
+                <w:sz w:val="60"/>
+              </w:rPr>
+            </w:r>
+          </w:p>
+        </w:tc>
+        <w:tc>
+          <w:tcPr>
+            <w:tcW w:w="4853" w:type="dxa"/>
+            <w:tcBorders>
+              <w:top w:val="single" w:color="999999" w:sz="4"/>
+              <w:left w:val="single" w:color="999999" w:sz="4"/>
+              <w:bottom w:val="single" w:color="999999" w:sz="4"/>
+              <w:right w:val="single" w:color="999999" w:sz="4"/>
+            </w:tcBorders>
+            <w:tcMar>
+              <w:top w:w="60" w:type="dxa"/>
+              <w:left w:w="100" w:type="dxa"/>
+              <w:bottom w:w="60" w:type="dxa"/>
+              <w:right w:w="100" w:type="dxa"/>
+            </w:tcMar>
+          </w:tcPr>
+          <w:p>
+            <w:pPr>
+              <w:spacing w:before="0" w:after="0"/>
+            </w:pPr>
+            <w:r>
+              <w:rPr>
+                <w:sz w:val="60"/>
+              </w:rPr>
+            </w:r>
+          </w:p>
+          <w:p>
+            <w:pPr>
+              <w:jc w:val="left"/>
+              <w:spacing w:before="100" w:after="0"/>
+            </w:pPr>
+            <w:r>
+              <w:rPr>
+                <w:rFonts w:ascii="宋体" w:hAnsi="宋体" w:eastAsia="宋体" w:cs="宋体"/>
+                <w:b w:val="0"/>
+                <w:bCs w:val="0"/>
+                <w:sz w:val="21"/>
+                <w:szCs w:val="21"/>
+              </w:rPr>
+              <w:t xml:space="preserve">地点 / 日期：</w:t>
+            </w:r>
+          </w:p>
+          <w:p>
+            <w:pPr>
+              <w:spacing w:before="0" w:after="0"/>
+            </w:pPr>
+            <w:r>
+              <w:rPr>
+                <w:sz w:val="280"/>
+              </w:rPr>
+            </w:r>
+          </w:p>
+          <w:p>
+            <w:pPr>
+              <w:jc w:val="left"/>
+              <w:spacing w:before="80" w:after="0"/>
+            </w:pPr>
+            <w:r>
+              <w:rPr>
+                <w:rFonts w:ascii="宋体" w:hAnsi="宋体" w:eastAsia="宋体" w:cs="宋体"/>
+                <w:b w:val="0"/>
+                <w:bCs w:val="0"/>
+                <w:sz w:val="21"/>
+                <w:szCs w:val="21"/>
+              </w:rPr>
+              <w:t xml:space="preserve">签字 / 盖章：</w:t>
+            </w:r>
+          </w:p>
+          <w:p>
+            <w:pPr>
+              <w:spacing w:before="0" w:after="0"/>
+            </w:pPr>
+            <w:r>
+              <w:rPr>
+                <w:sz w:val="60"/>
+              </w:rPr>
             </w:r>
           </w:p>
         </w:tc>
       </w:tr>
     </w:tbl>
-    <w:p>
-      <w:pPr>
-        <w:spacing w:before="180" w:after="0"/>
-      </w:pPr>
-    </w:p>
-    <w:tbl>
-      <w:tblPr>
-        <w:tblStyle w:val="12"/>
-        <w:tblW w:w="9705" w:type="dxa"/>
-        <w:tblInd w:w="0" w:type="dxa"/>
-        <w:tblBorders>
-          <w:top w:val="single" w:color="auto" w:sz="4" w:space="0"/>
-          <w:left w:val="single" w:color="auto" w:sz="4" w:space="0"/>
-          <w:bottom w:val="single" w:color="auto" w:sz="4" w:space="0"/>
-          <w:right w:val="single" w:color="auto" w:sz="4" w:space="0"/>
-          <w:insideH w:val="single" w:color="auto" w:sz="4" w:space="0"/>
-          <w:insideV w:val="single" w:color="auto" w:sz="4" w:space="0"/>
-        </w:tblBorders>
-        <w:tblLayout w:type="autofit"/>
-        <w:tblCellMar>
-          <w:top w:w="0" w:type="dxa"/>
-          <w:left w:w="10" w:type="dxa"/>
-          <w:bottom w:w="0" w:type="dxa"/>
-          <w:right w:w="10" w:type="dxa"/>
-        </w:tblCellMar>
-      </w:tblPr>
-      <w:tblGrid>
-        <w:gridCol w:w="5018"/>
-        <w:gridCol w:w="4687"/>
-      </w:tblGrid>
-      <w:tr>
-        <w:tblPrEx>
-          <w:tblBorders>
-            <w:top w:val="single" w:color="auto" w:sz="4" w:space="0"/>
-            <w:left w:val="single" w:color="auto" w:sz="4" w:space="0"/>
-            <w:bottom w:val="single" w:color="auto" w:sz="4" w:space="0"/>
-            <w:right w:val="single" w:color="auto" w:sz="4" w:space="0"/>
-            <w:insideH w:val="single" w:color="auto" w:sz="4" w:space="0"/>
-            <w:insideV w:val="single" w:color="auto" w:sz="4" w:space="0"/>
-          </w:tblBorders>
-          <w:tblCellMar>
-            <w:top w:w="0" w:type="dxa"/>
-            <w:left w:w="10" w:type="dxa"/>
-            <w:bottom w:w="0" w:type="dxa"/>
-            <w:right w:w="10" w:type="dxa"/>
-          </w:tblCellMar>
-        </w:tblPrEx>
-        <w:tc>
-          <w:tcPr>
-            <w:tcW w:w="5018" w:type="dxa"/>
-            <w:tcBorders>
-              <w:top w:val="nil"/>
-              <w:left w:val="nil"/>
-              <w:bottom w:val="nil"/>
-              <w:right w:val="nil"/>
-            </w:tcBorders>
-            <w:tcMar>
-              <w:top w:w="10" w:type="dxa"/>
-              <w:left w:w="0" w:type="dxa"/>
-              <w:bottom w:w="10" w:type="dxa"/>
-              <w:right w:w="80" w:type="dxa"/>
-            </w:tcMar>
-          </w:tcPr>
-          <w:p>
-            <w:pPr>
-              <w:spacing w:before="20" w:after="20"/>
-            </w:pPr>
-            <w:r>
-              <w:rPr>
-                <w:rFonts w:ascii="Times New Roman" w:hAnsi="Times New Roman" w:eastAsia="Times New Roman" w:cs="Times New Roman"/>
-                <w:b w:val="0"/>
-                <w:bCs w:val="0"/>
-                <w:sz w:val="21"/>
-                <w:szCs w:val="21"/>
-              </w:rPr>
-              <w:t>_________________________________</w:t>
-            </w:r>
-          </w:p>
-        </w:tc>
-        <w:tc>
-          <w:tcPr>
-            <w:tcW w:w="4687" w:type="dxa"/>
-            <w:tcBorders>
-              <w:top w:val="nil"/>
-              <w:left w:val="nil"/>
-              <w:bottom w:val="nil"/>
-              <w:right w:val="nil"/>
-            </w:tcBorders>
-            <w:tcMar>
-              <w:top w:w="10" w:type="dxa"/>
-              <w:left w:w="80" w:type="dxa"/>
-              <w:bottom w:w="10" w:type="dxa"/>
-              <w:right w:w="0" w:type="dxa"/>
-            </w:tcMar>
-          </w:tcPr>
-          <w:p>
-            <w:pPr>
-              <w:spacing w:before="20" w:after="20"/>
-            </w:pPr>
-            <w:r>
-              <w:rPr>
-                <w:rFonts w:ascii="宋体" w:hAnsi="宋体" w:eastAsia="宋体" w:cs="宋体"/>
-                <w:b w:val="0"/>
-                <w:bCs w:val="0"/>
-                <w:sz w:val="21"/>
-                <w:szCs w:val="21"/>
-              </w:rPr>
-              <w:t>_________________________________</w:t>
-            </w:r>
-          </w:p>
-        </w:tc>
-      </w:tr>
-      <w:tr>
-        <w:tblPrEx>
-          <w:tblBorders>
-            <w:top w:val="single" w:color="auto" w:sz="4" w:space="0"/>
-            <w:left w:val="single" w:color="auto" w:sz="4" w:space="0"/>
-            <w:bottom w:val="single" w:color="auto" w:sz="4" w:space="0"/>
-            <w:right w:val="single" w:color="auto" w:sz="4" w:space="0"/>
-            <w:insideH w:val="single" w:color="auto" w:sz="4" w:space="0"/>
-            <w:insideV w:val="single" w:color="auto" w:sz="4" w:space="0"/>
-          </w:tblBorders>
-          <w:tblCellMar>
-            <w:top w:w="0" w:type="dxa"/>
-            <w:left w:w="10" w:type="dxa"/>
-            <w:bottom w:w="0" w:type="dxa"/>
-            <w:right w:w="10" w:type="dxa"/>
-          </w:tblCellMar>
-        </w:tblPrEx>
-        <w:tc>
-          <w:tcPr>
-            <w:tcW w:w="5018" w:type="dxa"/>
-            <w:tcBorders>
-              <w:top w:val="nil"/>
-              <w:left w:val="nil"/>
-              <w:bottom w:val="nil"/>
-              <w:right w:val="nil"/>
-            </w:tcBorders>
-            <w:tcMar>
-              <w:top w:w="10" w:type="dxa"/>
-              <w:left w:w="0" w:type="dxa"/>
-              <w:bottom w:w="10" w:type="dxa"/>
-              <w:right w:w="80" w:type="dxa"/>
-            </w:tcMar>
-          </w:tcPr>
-          <w:p>
-            <w:pPr>
-              <w:spacing w:before="20" w:after="20"/>
-            </w:pPr>
-            <w:r>
-              <w:rPr>
-                <w:rFonts w:ascii="Times New Roman" w:hAnsi="Times New Roman" w:eastAsia="Times New Roman" w:cs="Times New Roman"/>
-                <w:b w:val="0"/>
-                <w:bCs w:val="0"/>
-                <w:sz w:val="21"/>
-                <w:szCs w:val="21"/>
-              </w:rPr>
-              <w:t>Name in Druckbuchstaben / 正楷姓名</w:t>
-            </w:r>
-          </w:p>
-        </w:tc>
-        <w:tc>
-          <w:tcPr>
-            <w:tcW w:w="4687" w:type="dxa"/>
-            <w:tcBorders>
-              <w:top w:val="nil"/>
-              <w:left w:val="nil"/>
-              <w:bottom w:val="nil"/>
-              <w:right w:val="nil"/>
-            </w:tcBorders>
-            <w:tcMar>
-              <w:top w:w="10" w:type="dxa"/>
-              <w:left w:w="80" w:type="dxa"/>
-              <w:bottom w:w="10" w:type="dxa"/>
-              <w:right w:w="0" w:type="dxa"/>
-            </w:tcMar>
-          </w:tcPr>
-          <w:p>
-            <w:pPr>
-              <w:spacing w:before="20" w:after="20"/>
-            </w:pPr>
-            <w:r>
-              <w:rPr>
-                <w:rFonts w:ascii="宋体" w:hAnsi="宋体" w:eastAsia="宋体" w:cs="宋体"/>
-                <w:b w:val="0"/>
-                <w:bCs w:val="0"/>
-                <w:sz w:val="21"/>
-                <w:szCs w:val="21"/>
-              </w:rPr>
-              <w:t>Name in Druckbuchstaben / 正楷姓名</w:t>
-            </w:r>
-          </w:p>
-        </w:tc>
-      </w:tr>
-    </w:tbl>
-    <w:p/>
-    <w:sectPr>
-      <w:headerReference r:id="rId3" w:type="default"/>
-      <w:footerReference r:id="rId4" w:type="default"/>
-      <w:pgSz w:w="11906" w:h="16838"/>
-      <w:pgMar w:top="1300" w:right="1100" w:bottom="1300" w:left="1100" w:header="708" w:footer="708" w:gutter="0"/>
-      <w:cols w:space="720" w:num="1"/>
-      <w:docGrid w:linePitch="360" w:charSpace="0"/>
-    </w:sectPr>
   </w:body>
 </w:document>
 </file>

--- a/projects/contracts/LIVANTO/VerpackG_Bevollmächtigungsvertrag.docx
+++ b/projects/contracts/LIVANTO/VerpackG_Bevollmächtigungsvertrag.docx
@@ -531,7 +531,7 @@
                 <w:sz w:val="21"/>
                 <w:szCs w:val="21"/>
               </w:rPr>
-              <w:t>Anschrift: {company_address}</w:t>
+              <w:t>Anschrift: {registered_address_en}</w:t>
             </w:r>
           </w:p>
         </w:tc>
@@ -676,44 +676,26 @@
               <w:bottom w:val="nil"/>
               <w:right w:val="nil"/>
             </w:tcBorders>
-            <w:shd w:val="clear" w:color="auto" w:fill="auto"/>
             <w:tcMar>
               <w:top w:w="10" w:type="dxa"/>
               <w:left w:w="0" w:type="dxa"/>
               <w:bottom w:w="10" w:type="dxa"/>
               <w:right w:w="80" w:type="dxa"/>
             </w:tcMar>
-            <w:vAlign w:val="top"/>
-          </w:tcPr>
-          <w:p>
-            <w:pPr>
-              <w:spacing w:before="20" w:after="20"/>
-              <w:rPr>
-                <w:rFonts w:ascii="Times New Roman" w:hAnsi="Times New Roman" w:eastAsia="Times New Roman" w:cs="Times New Roman"/>
-                <w:sz w:val="21"/>
-                <w:szCs w:val="21"/>
-              </w:rPr>
-            </w:pPr>
-            <w:r>
-              <w:rPr>
-                <w:rFonts w:hint="eastAsia" w:eastAsia="宋体" w:cs="Times New Roman"/>
-                <w:b w:val="0"/>
-                <w:bCs w:val="0"/>
-                <w:sz w:val="21"/>
-                <w:szCs w:val="21"/>
-                <w:lang w:val="en-US" w:eastAsia="zh-CN"/>
-              </w:rPr>
-              <w:t>G</w:t>
-            </w:r>
-            <w:r>
-              <w:rPr>
-                <w:rFonts w:ascii="Times New Roman" w:hAnsi="Times New Roman" w:eastAsia="Times New Roman" w:cs="Times New Roman"/>
-                <w:b w:val="0"/>
-                <w:bCs w:val="0"/>
-                <w:sz w:val="21"/>
-                <w:szCs w:val="21"/>
-              </w:rPr>
-              <w:t>esetzl. Vertreter: {legal_representative}</w:t>
+          </w:tcPr>
+          <w:p>
+            <w:pPr>
+              <w:spacing w:before="20" w:after="20"/>
+            </w:pPr>
+            <w:r>
+              <w:rPr>
+                <w:rFonts w:ascii="Times New Roman" w:hAnsi="Times New Roman" w:eastAsia="Times New Roman" w:cs="Times New Roman"/>
+                <w:b w:val="0"/>
+                <w:bCs w:val="0"/>
+                <w:sz w:val="21"/>
+                <w:szCs w:val="21"/>
+              </w:rPr>
+              <w:t>gesetzl. Vertreter: {legal_representative_en}</w:t>
             </w:r>
           </w:p>
         </w:tc>
@@ -726,23 +708,16 @@
               <w:bottom w:val="nil"/>
               <w:right w:val="nil"/>
             </w:tcBorders>
-            <w:shd w:val="clear" w:color="auto" w:fill="auto"/>
             <w:tcMar>
               <w:top w:w="10" w:type="dxa"/>
               <w:left w:w="80" w:type="dxa"/>
               <w:bottom w:w="10" w:type="dxa"/>
               <w:right w:w="0" w:type="dxa"/>
             </w:tcMar>
-            <w:vAlign w:val="top"/>
-          </w:tcPr>
-          <w:p>
-            <w:pPr>
-              <w:spacing w:before="20" w:after="20"/>
-              <w:rPr>
-                <w:rFonts w:ascii="Times New Roman" w:hAnsi="Times New Roman" w:eastAsia="Times New Roman" w:cs="Times New Roman"/>
-                <w:sz w:val="21"/>
-                <w:szCs w:val="21"/>
-              </w:rPr>
+          </w:tcPr>
+          <w:p>
+            <w:pPr>
+              <w:spacing w:before="20" w:after="20"/>
             </w:pPr>
             <w:r>
               <w:rPr>
@@ -796,45 +771,13 @@
             </w:pPr>
             <w:r>
               <w:rPr>
-                <w:rFonts w:hint="eastAsia" w:eastAsia="宋体" w:cs="Times New Roman"/>
-                <w:b w:val="0"/>
-                <w:bCs w:val="0"/>
-                <w:sz w:val="21"/>
-                <w:szCs w:val="21"/>
-                <w:lang w:val="en-US" w:eastAsia="zh-CN"/>
-              </w:rPr>
-              <w:t>Kontakperson</w:t>
-            </w:r>
-            <w:r>
-              <w:rPr>
-                <w:rFonts w:ascii="Times New Roman" w:hAnsi="Times New Roman" w:eastAsia="Times New Roman" w:cs="Times New Roman"/>
-                <w:b w:val="0"/>
-                <w:bCs w:val="0"/>
-                <w:sz w:val="21"/>
-                <w:szCs w:val="21"/>
-              </w:rPr>
-              <w:t>: {contact_</w:t>
-            </w:r>
-            <w:r>
-              <w:rPr>
-                <w:rFonts w:hint="eastAsia" w:eastAsia="宋体" w:cs="Times New Roman"/>
-                <w:b w:val="0"/>
-                <w:bCs w:val="0"/>
-                <w:sz w:val="21"/>
-                <w:szCs w:val="21"/>
-                <w:lang w:val="en-US" w:eastAsia="zh-CN"/>
-              </w:rPr>
-              <w:t xml:space="preserve"> person</w:t>
-            </w:r>
-            <w:r>
-              <w:rPr>
-                <w:rFonts w:ascii="Times New Roman" w:hAnsi="Times New Roman" w:eastAsia="Times New Roman" w:cs="Times New Roman"/>
-                <w:b w:val="0"/>
-                <w:bCs w:val="0"/>
-                <w:sz w:val="21"/>
-                <w:szCs w:val="21"/>
-              </w:rPr>
-              <w:t>}</w:t>
+                <w:rFonts w:ascii="Times New Roman" w:hAnsi="Times New Roman" w:eastAsia="Times New Roman" w:cs="Times New Roman"/>
+                <w:b w:val="0"/>
+                <w:bCs w:val="0"/>
+                <w:sz w:val="21"/>
+                <w:szCs w:val="21"/>
+              </w:rPr>
+              <w:t>Kontaktperson: {contact_person_en}</w:t>
             </w:r>
           </w:p>
         </w:tc>
@@ -860,45 +803,13 @@
             </w:pPr>
             <w:r>
               <w:rPr>
-                <w:rFonts w:hint="eastAsia" w:ascii="宋体" w:hAnsi="宋体" w:eastAsia="宋体" w:cs="宋体"/>
-                <w:b w:val="0"/>
-                <w:bCs w:val="0"/>
-                <w:sz w:val="21"/>
-                <w:szCs w:val="21"/>
-                <w:lang w:val="en-US" w:eastAsia="zh-CN"/>
-              </w:rPr>
-              <w:t>联系人</w:t>
-            </w:r>
-            <w:r>
-              <w:rPr>
                 <w:rFonts w:ascii="宋体" w:hAnsi="宋体" w:eastAsia="宋体" w:cs="宋体"/>
                 <w:b w:val="0"/>
                 <w:bCs w:val="0"/>
                 <w:sz w:val="21"/>
                 <w:szCs w:val="21"/>
               </w:rPr>
-              <w:t>：{contact_</w:t>
-            </w:r>
-            <w:r>
-              <w:rPr>
-                <w:rFonts w:hint="eastAsia" w:ascii="宋体" w:hAnsi="宋体" w:eastAsia="宋体" w:cs="宋体"/>
-                <w:b w:val="0"/>
-                <w:bCs w:val="0"/>
-                <w:sz w:val="21"/>
-                <w:szCs w:val="21"/>
-                <w:lang w:val="en-US" w:eastAsia="zh-CN"/>
-              </w:rPr>
-              <w:t xml:space="preserve"> person</w:t>
-            </w:r>
-            <w:r>
-              <w:rPr>
-                <w:rFonts w:ascii="宋体" w:hAnsi="宋体" w:eastAsia="宋体" w:cs="宋体"/>
-                <w:b w:val="0"/>
-                <w:bCs w:val="0"/>
-                <w:sz w:val="21"/>
-                <w:szCs w:val="21"/>
-              </w:rPr>
-              <w:t>}</w:t>
+              <w:t>联系人：{contact_person}</w:t>
             </w:r>
           </w:p>
         </w:tc>
@@ -935,32 +846,20 @@
               <w:bottom w:w="10" w:type="dxa"/>
               <w:right w:w="80" w:type="dxa"/>
             </w:tcMar>
-            <w:vAlign w:val="top"/>
-          </w:tcPr>
-          <w:p>
-            <w:pPr>
-              <w:spacing w:before="20" w:after="20"/>
-            </w:pPr>
-            <w:r>
-              <w:rPr>
-                <w:rFonts w:hint="eastAsia" w:eastAsia="宋体" w:cs="Times New Roman"/>
-                <w:b w:val="0"/>
-                <w:bCs w:val="0"/>
-                <w:sz w:val="21"/>
-                <w:szCs w:val="21"/>
-                <w:lang w:val="en-US" w:eastAsia="zh-CN"/>
-              </w:rPr>
-              <w:t>Handynummer</w:t>
-            </w:r>
-            <w:r>
-              <w:rPr>
-                <w:rFonts w:ascii="Times New Roman" w:hAnsi="Times New Roman" w:eastAsia="Times New Roman" w:cs="Times New Roman"/>
-                <w:b w:val="0"/>
-                <w:bCs w:val="0"/>
-                <w:sz w:val="21"/>
-                <w:szCs w:val="21"/>
-              </w:rPr>
-              <w:t>: {contact_phone}</w:t>
+          </w:tcPr>
+          <w:p>
+            <w:pPr>
+              <w:spacing w:before="20" w:after="20"/>
+            </w:pPr>
+            <w:r>
+              <w:rPr>
+                <w:rFonts w:ascii="Times New Roman" w:hAnsi="Times New Roman" w:eastAsia="Times New Roman" w:cs="Times New Roman"/>
+                <w:b w:val="0"/>
+                <w:bCs w:val="0"/>
+                <w:sz w:val="21"/>
+                <w:szCs w:val="21"/>
+              </w:rPr>
+              <w:t>E-Mail: {contact_email}</w:t>
             </w:r>
           </w:p>
         </w:tc>
@@ -979,23 +878,11 @@
               <w:bottom w:w="10" w:type="dxa"/>
               <w:right w:w="0" w:type="dxa"/>
             </w:tcMar>
-            <w:vAlign w:val="top"/>
-          </w:tcPr>
-          <w:p>
-            <w:pPr>
-              <w:spacing w:before="20" w:after="20"/>
-            </w:pPr>
-            <w:r>
-              <w:rPr>
-                <w:rFonts w:hint="eastAsia" w:ascii="宋体" w:hAnsi="宋体" w:eastAsia="宋体" w:cs="宋体"/>
-                <w:b w:val="0"/>
-                <w:bCs w:val="0"/>
-                <w:sz w:val="21"/>
-                <w:szCs w:val="21"/>
-                <w:lang w:val="en-US" w:eastAsia="zh-CN"/>
-              </w:rPr>
-              <w:t>手机号</w:t>
-            </w:r>
+          </w:tcPr>
+          <w:p>
+            <w:pPr>
+              <w:spacing w:before="20" w:after="20"/>
+            </w:pPr>
             <w:r>
               <w:rPr>
                 <w:rFonts w:ascii="宋体" w:hAnsi="宋体" w:eastAsia="宋体" w:cs="宋体"/>
@@ -1004,7 +891,7 @@
                 <w:sz w:val="21"/>
                 <w:szCs w:val="21"/>
               </w:rPr>
-              <w:t>：{contact_phone}</w:t>
+              <w:t>电子邮箱：{contact_email}</w:t>
             </w:r>
           </w:p>
         </w:tc>
@@ -1054,28 +941,7 @@
                 <w:sz w:val="21"/>
                 <w:szCs w:val="21"/>
               </w:rPr>
-              <w:t>WeChat</w:t>
-            </w:r>
-            <w:r>
-              <w:rPr>
-                <w:rFonts w:hint="eastAsia" w:eastAsia="宋体" w:cs="Times New Roman"/>
-                <w:b w:val="0"/>
-                <w:bCs w:val="0"/>
-                <w:sz w:val="21"/>
-                <w:szCs w:val="21"/>
-                <w:lang w:val="en-US" w:eastAsia="zh-CN"/>
-              </w:rPr>
-              <w:t>-ID</w:t>
-            </w:r>
-            <w:r>
-              <w:rPr>
-                <w:rFonts w:ascii="Times New Roman" w:hAnsi="Times New Roman" w:eastAsia="Times New Roman" w:cs="Times New Roman"/>
-                <w:b w:val="0"/>
-                <w:bCs w:val="0"/>
-                <w:sz w:val="21"/>
-                <w:szCs w:val="21"/>
-              </w:rPr>
-              <w:t>: {wechat_id}</w:t>
+              <w:t>Handynummer: {contact_phone}</w:t>
             </w:r>
           </w:p>
         </w:tc>
@@ -1107,28 +973,7 @@
                 <w:sz w:val="21"/>
                 <w:szCs w:val="21"/>
               </w:rPr>
-              <w:t>微信</w:t>
-            </w:r>
-            <w:r>
-              <w:rPr>
-                <w:rFonts w:hint="eastAsia" w:ascii="宋体" w:hAnsi="宋体" w:eastAsia="宋体" w:cs="宋体"/>
-                <w:b w:val="0"/>
-                <w:bCs w:val="0"/>
-                <w:sz w:val="21"/>
-                <w:szCs w:val="21"/>
-                <w:lang w:val="en-US" w:eastAsia="zh-CN"/>
-              </w:rPr>
-              <w:t>号</w:t>
-            </w:r>
-            <w:r>
-              <w:rPr>
-                <w:rFonts w:ascii="宋体" w:hAnsi="宋体" w:eastAsia="宋体" w:cs="宋体"/>
-                <w:b w:val="0"/>
-                <w:bCs w:val="0"/>
-                <w:sz w:val="21"/>
-                <w:szCs w:val="21"/>
-              </w:rPr>
-              <w:t>：{wechat_id}</w:t>
+              <w:t>手机号：{contact_phone}</w:t>
             </w:r>
           </w:p>
         </w:tc>
@@ -1178,6 +1023,88 @@
                 <w:sz w:val="21"/>
                 <w:szCs w:val="21"/>
               </w:rPr>
+              <w:t>WeChat-ID: {wechat_id}</w:t>
+            </w:r>
+          </w:p>
+        </w:tc>
+        <w:tc>
+          <w:tcPr>
+            <w:tcW w:w="4687" w:type="dxa"/>
+            <w:tcBorders>
+              <w:top w:val="nil"/>
+              <w:left w:val="nil"/>
+              <w:bottom w:val="nil"/>
+              <w:right w:val="nil"/>
+            </w:tcBorders>
+            <w:tcMar>
+              <w:top w:w="10" w:type="dxa"/>
+              <w:left w:w="80" w:type="dxa"/>
+              <w:bottom w:w="10" w:type="dxa"/>
+              <w:right w:w="0" w:type="dxa"/>
+            </w:tcMar>
+          </w:tcPr>
+          <w:p>
+            <w:pPr>
+              <w:spacing w:before="20" w:after="20"/>
+            </w:pPr>
+            <w:r>
+              <w:rPr>
+                <w:rFonts w:ascii="宋体" w:hAnsi="宋体" w:eastAsia="宋体" w:cs="宋体"/>
+                <w:b w:val="0"/>
+                <w:bCs w:val="0"/>
+                <w:sz w:val="21"/>
+                <w:szCs w:val="21"/>
+              </w:rPr>
+              <w:t>微信号：{wechat_id}</w:t>
+            </w:r>
+          </w:p>
+        </w:tc>
+      </w:tr>
+      <w:tr>
+        <w:tblPrEx>
+          <w:tblBorders>
+            <w:top w:val="single" w:color="auto" w:sz="4" w:space="0"/>
+            <w:left w:val="single" w:color="auto" w:sz="4" w:space="0"/>
+            <w:bottom w:val="single" w:color="auto" w:sz="4" w:space="0"/>
+            <w:right w:val="single" w:color="auto" w:sz="4" w:space="0"/>
+            <w:insideH w:val="single" w:color="auto" w:sz="4" w:space="0"/>
+            <w:insideV w:val="single" w:color="auto" w:sz="4" w:space="0"/>
+          </w:tblBorders>
+          <w:tblCellMar>
+            <w:top w:w="0" w:type="dxa"/>
+            <w:left w:w="10" w:type="dxa"/>
+            <w:bottom w:w="0" w:type="dxa"/>
+            <w:right w:w="10" w:type="dxa"/>
+          </w:tblCellMar>
+        </w:tblPrEx>
+        <w:tc>
+          <w:tcPr>
+            <w:tcW w:w="5018" w:type="dxa"/>
+            <w:tcBorders>
+              <w:top w:val="nil"/>
+              <w:left w:val="nil"/>
+              <w:bottom w:val="nil"/>
+              <w:right w:val="nil"/>
+            </w:tcBorders>
+            <w:tcMar>
+              <w:top w:w="10" w:type="dxa"/>
+              <w:left w:w="0" w:type="dxa"/>
+              <w:bottom w:w="10" w:type="dxa"/>
+              <w:right w:w="80" w:type="dxa"/>
+            </w:tcMar>
+          </w:tcPr>
+          <w:p>
+            <w:pPr>
+              <w:spacing w:before="20" w:after="20"/>
+            </w:pPr>
+            <w:r>
+              <w:rPr>
+                <w:rFonts w:ascii="Times New Roman" w:hAnsi="Times New Roman" w:eastAsia="Times New Roman" w:cs="Times New Roman"/>
+                <w:b w:val="0"/>
+                <w:bCs w:val="0"/>
+                <w:sz w:val="21"/>
+                <w:szCs w:val="21"/>
+              </w:rPr>
               <w:t>- nachfolgend „Kunde" genannt -</w:t>
             </w:r>
           </w:p>
@@ -1212,8 +1139,6 @@
               </w:rPr>
               <w:t>- 以下称"客户" -</w:t>
             </w:r>
-            <w:bookmarkStart w:id="0" w:name="_GoBack"/>
-            <w:bookmarkEnd w:id="0"/>
           </w:p>
         </w:tc>
       </w:tr>
@@ -3541,6 +3466,12 @@
             <w:insideH w:val="single" w:color="auto" w:sz="4" w:space="0"/>
             <w:insideV w:val="single" w:color="auto" w:sz="4" w:space="0"/>
           </w:tblBorders>
+          <w:tblCellMar>
+            <w:top w:w="0" w:type="dxa"/>
+            <w:left w:w="10" w:type="dxa"/>
+            <w:bottom w:w="0" w:type="dxa"/>
+            <w:right w:w="10" w:type="dxa"/>
+          </w:tblCellMar>
         </w:tblPrEx>
         <w:tc>
           <w:tcPr>
@@ -4052,7 +3983,7 @@
           <w:sz w:val="30"/>
           <w:szCs w:val="30"/>
         </w:rPr>
-        <w:t>包装数据与报告</w:t>
+        <w:t>包装预申报与年终结算</w:t>
       </w:r>
     </w:p>
     <w:tbl>
@@ -5333,7 +5264,7 @@
           </w:p>
         </w:tc>
       </w:tr>
-      <w:tr w14:paraId="BANKROW01">
+      <w:tr>
         <w:tblPrEx>
           <w:tblBorders>
             <w:top w:val="single" w:color="auto" w:sz="4" w:space="0"/>
@@ -5360,19 +5291,19 @@
               <w:right w:w="80" w:type="dxa"/>
             </w:tcMar>
           </w:tcPr>
-          <w:p w14:paraId="BANKDE01">
-            <w:pPr>
-              <w:spacing w:before="20" w:after="20"/>
-            </w:pPr>
-            <w:r>
-              <w:rPr>
-                <w:rFonts w:ascii="Times New Roman" w:hAnsi="Times New Roman" w:eastAsia="Times New Roman" w:cs="Times New Roman"/>
-                <w:b w:val="0"/>
-                <w:bCs w:val="0"/>
-                <w:sz w:val="21"/>
-                <w:szCs w:val="21"/>
-              </w:rPr>
-              <w:t>(6) Bankverbindung: Kontoinhaber: FREDDY (Shanghai) Information Consulting Ltd. Huainan Branch, Bank: Bank of China, Huainan Branch, Kontonummer: 181276312093, Bankleitzahl: BKCHCNBJ780, Bankadresse: No.21 Longhu Road, Huainan, Anhui, China. Verwendungszweck: EPR- + Vertragsnummer.</w:t>
+          <w:p>
+            <w:pPr>
+              <w:spacing w:before="20" w:after="20"/>
+            </w:pPr>
+            <w:r>
+              <w:rPr>
+                <w:rFonts w:ascii="Times New Roman" w:hAnsi="Times New Roman" w:eastAsia="Times New Roman" w:cs="Times New Roman"/>
+                <w:b w:val="0"/>
+                <w:bCs w:val="0"/>
+                <w:sz w:val="21"/>
+                <w:szCs w:val="21"/>
+              </w:rPr>
+              <w:t>(6) Bankverbindung: Kontoinhaber: FREDDY (Shanghai) Information Consulting Ltd. Huainan Branch, Bank: Bank of China Huainan Branch, Kontonummer: 181276312093, Bankleitzahl: BKCHCNBJ780, Bankadresse: No.21 Longhu Road, Huainan, Anhui, China. Verwendungszweck: EPR- + Vertragsnummer.</w:t>
             </w:r>
           </w:p>
         </w:tc>
@@ -5392,7 +5323,7 @@
               <w:right w:w="0" w:type="dxa"/>
             </w:tcMar>
           </w:tcPr>
-          <w:p w14:paraId="BANKCN01">
+          <w:p>
             <w:pPr>
               <w:spacing w:before="20" w:after="20"/>
             </w:pPr>
@@ -5646,12 +5577,6 @@
             <w:insideH w:val="single" w:color="auto" w:sz="4" w:space="0"/>
             <w:insideV w:val="single" w:color="auto" w:sz="4" w:space="0"/>
           </w:tblBorders>
-          <w:tblCellMar>
-            <w:top w:w="0" w:type="dxa"/>
-            <w:left w:w="10" w:type="dxa"/>
-            <w:bottom w:w="0" w:type="dxa"/>
-            <w:right w:w="10" w:type="dxa"/>
-          </w:tblCellMar>
         </w:tblPrEx>
         <w:tc>
           <w:tcPr>
@@ -5728,6 +5653,12 @@
             <w:insideH w:val="single" w:color="auto" w:sz="4" w:space="0"/>
             <w:insideV w:val="single" w:color="auto" w:sz="4" w:space="0"/>
           </w:tblBorders>
+          <w:tblCellMar>
+            <w:top w:w="0" w:type="dxa"/>
+            <w:left w:w="10" w:type="dxa"/>
+            <w:bottom w:w="0" w:type="dxa"/>
+            <w:right w:w="10" w:type="dxa"/>
+          </w:tblCellMar>
         </w:tblPrEx>
         <w:tc>
           <w:tcPr>
@@ -5949,6 +5880,12 @@
             <w:insideH w:val="single" w:color="auto" w:sz="4" w:space="0"/>
             <w:insideV w:val="single" w:color="auto" w:sz="4" w:space="0"/>
           </w:tblBorders>
+          <w:tblCellMar>
+            <w:top w:w="0" w:type="dxa"/>
+            <w:left w:w="10" w:type="dxa"/>
+            <w:bottom w:w="0" w:type="dxa"/>
+            <w:right w:w="10" w:type="dxa"/>
+          </w:tblCellMar>
         </w:tblPrEx>
         <w:tc>
           <w:tcPr>
@@ -6814,7 +6751,6 @@
           <w:p>
             <w:pPr>
               <w:numPr>
-                <w:ilvl w:val="0"/>
                 <w:numId w:val="0"/>
               </w:numPr>
               <w:spacing w:before="20" w:after="20"/>
@@ -7430,6 +7366,7 @@
             <w:pPr>
               <w:spacing w:before="20" w:after="20"/>
             </w:pPr>
+            <w:bookmarkStart w:id="0" w:name="_GoBack"/>
             <w:r>
               <w:rPr>
                 <w:rFonts w:ascii="宋体" w:hAnsi="宋体" w:eastAsia="宋体" w:cs="宋体"/>
@@ -7440,6 +7377,7 @@
               </w:rPr>
               <w:t>(2) 向位于中华人民共和国的支付服务商福瑞笛传输支付相关数据，基于欧盟委员会执行决定(EU) 2021/914项下的欧盟标准合同条款(SCC)，并补充基于客户根据GDPR第49条第1款(a)项的明确同意。客户特此被告知向未经充分性认定的第三国传输数据可能存在的风险。该同意可随时通过书面通知撤回。撤回将导致本合同在月底前一个月通知后终止。</w:t>
             </w:r>
+            <w:bookmarkEnd w:id="0"/>
           </w:p>
         </w:tc>
       </w:tr>
@@ -7516,12 +7454,6 @@
             <w:insideH w:val="single" w:color="auto" w:sz="4" w:space="0"/>
             <w:insideV w:val="single" w:color="auto" w:sz="4" w:space="0"/>
           </w:tblBorders>
-          <w:tblCellMar>
-            <w:top w:w="0" w:type="dxa"/>
-            <w:left w:w="10" w:type="dxa"/>
-            <w:bottom w:w="0" w:type="dxa"/>
-            <w:right w:w="10" w:type="dxa"/>
-          </w:tblCellMar>
         </w:tblPrEx>
         <w:tc>
           <w:tcPr>
@@ -7825,6 +7757,12 @@
             <w:insideH w:val="single" w:color="auto" w:sz="4" w:space="0"/>
             <w:insideV w:val="single" w:color="auto" w:sz="4" w:space="0"/>
           </w:tblBorders>
+          <w:tblCellMar>
+            <w:top w:w="0" w:type="dxa"/>
+            <w:left w:w="10" w:type="dxa"/>
+            <w:bottom w:w="0" w:type="dxa"/>
+            <w:right w:w="10" w:type="dxa"/>
+          </w:tblCellMar>
         </w:tblPrEx>
         <w:tc>
           <w:tcPr>
@@ -9266,606 +9204,63 @@
           </w:p>
         </w:tc>
       </w:tr>
-      <w:tr>
-        <w:tblPrEx>
-          <w:tblBorders>
-            <w:top w:val="single" w:color="auto" w:sz="4" w:space="0"/>
-            <w:left w:val="single" w:color="auto" w:sz="4" w:space="0"/>
-            <w:bottom w:val="single" w:color="auto" w:sz="4" w:space="0"/>
-            <w:right w:val="single" w:color="auto" w:sz="4" w:space="0"/>
-            <w:insideH w:val="single" w:color="auto" w:sz="4" w:space="0"/>
-            <w:insideV w:val="single" w:color="auto" w:sz="4" w:space="0"/>
-          </w:tblBorders>
-          <w:tblCellMar>
-            <w:top w:w="0" w:type="dxa"/>
-            <w:left w:w="10" w:type="dxa"/>
-            <w:bottom w:w="0" w:type="dxa"/>
-            <w:right w:w="10" w:type="dxa"/>
-          </w:tblCellMar>
-        </w:tblPrEx>
-        <w:tc>
-          <w:tcPr>
-            <w:tcW w:w="2600" w:type="dxa"/>
-            <w:tcMar>
-              <w:top w:w="30" w:type="dxa"/>
-              <w:left w:w="50" w:type="dxa"/>
-              <w:bottom w:w="30" w:type="dxa"/>
-              <w:right w:w="50" w:type="dxa"/>
-            </w:tcMar>
-          </w:tcPr>
-          <w:p>
-            <w:r>
-              <w:rPr>
-                <w:rFonts w:ascii="Times New Roman" w:hAnsi="Times New Roman" w:eastAsia="Times New Roman" w:cs="Times New Roman"/>
-                <w:sz w:val="18"/>
-                <w:szCs w:val="18"/>
-              </w:rPr>
-              <w:t>Glas / 玻璃</w:t>
-            </w:r>
-          </w:p>
-        </w:tc>
-        <w:tc>
-          <w:tcPr>
-            <w:tcW w:w="1000" w:type="dxa"/>
-            <w:tcMar>
-              <w:top w:w="30" w:type="dxa"/>
-              <w:left w:w="50" w:type="dxa"/>
-              <w:bottom w:w="30" w:type="dxa"/>
-              <w:right w:w="50" w:type="dxa"/>
-            </w:tcMar>
-          </w:tcPr>
-          <w:p/>
-        </w:tc>
-        <w:tc>
-          <w:tcPr>
-            <w:tcW w:w="2200" w:type="dxa"/>
-            <w:tcMar>
-              <w:top w:w="30" w:type="dxa"/>
-              <w:left w:w="50" w:type="dxa"/>
-              <w:bottom w:w="30" w:type="dxa"/>
-              <w:right w:w="50" w:type="dxa"/>
-            </w:tcMar>
-          </w:tcPr>
-          <w:p/>
-        </w:tc>
-        <w:tc>
-          <w:tcPr>
-            <w:tcW w:w="3955" w:type="dxa"/>
-            <w:tcMar>
-              <w:top w:w="30" w:type="dxa"/>
-              <w:left w:w="50" w:type="dxa"/>
-              <w:bottom w:w="30" w:type="dxa"/>
-              <w:right w:w="50" w:type="dxa"/>
-            </w:tcMar>
-          </w:tcPr>
-          <w:p/>
-        </w:tc>
-      </w:tr>
-      <w:tr>
-        <w:tblPrEx>
-          <w:tblBorders>
-            <w:top w:val="single" w:color="auto" w:sz="4" w:space="0"/>
-            <w:left w:val="single" w:color="auto" w:sz="4" w:space="0"/>
-            <w:bottom w:val="single" w:color="auto" w:sz="4" w:space="0"/>
-            <w:right w:val="single" w:color="auto" w:sz="4" w:space="0"/>
-            <w:insideH w:val="single" w:color="auto" w:sz="4" w:space="0"/>
-            <w:insideV w:val="single" w:color="auto" w:sz="4" w:space="0"/>
-          </w:tblBorders>
-          <w:tblCellMar>
-            <w:top w:w="0" w:type="dxa"/>
-            <w:left w:w="10" w:type="dxa"/>
-            <w:bottom w:w="0" w:type="dxa"/>
-            <w:right w:w="10" w:type="dxa"/>
-          </w:tblCellMar>
-        </w:tblPrEx>
-        <w:tc>
-          <w:tcPr>
-            <w:tcW w:w="2600" w:type="dxa"/>
-            <w:tcMar>
-              <w:top w:w="30" w:type="dxa"/>
-              <w:left w:w="50" w:type="dxa"/>
-              <w:bottom w:w="30" w:type="dxa"/>
-              <w:right w:w="50" w:type="dxa"/>
-            </w:tcMar>
-          </w:tcPr>
-          <w:p>
-            <w:r>
-              <w:rPr>
-                <w:rFonts w:ascii="Times New Roman" w:hAnsi="Times New Roman" w:eastAsia="Times New Roman" w:cs="Times New Roman"/>
-                <w:sz w:val="18"/>
-                <w:szCs w:val="18"/>
-              </w:rPr>
-              <w:t>Papier/Pappe/Karton / 纸/纸板/纸箱</w:t>
-            </w:r>
-          </w:p>
-        </w:tc>
-        <w:tc>
-          <w:tcPr>
-            <w:tcW w:w="1000" w:type="dxa"/>
-            <w:tcMar>
-              <w:top w:w="30" w:type="dxa"/>
-              <w:left w:w="50" w:type="dxa"/>
-              <w:bottom w:w="30" w:type="dxa"/>
-              <w:right w:w="50" w:type="dxa"/>
-            </w:tcMar>
-          </w:tcPr>
-          <w:p/>
-        </w:tc>
-        <w:tc>
-          <w:tcPr>
-            <w:tcW w:w="2200" w:type="dxa"/>
-            <w:tcMar>
-              <w:top w:w="30" w:type="dxa"/>
-              <w:left w:w="50" w:type="dxa"/>
-              <w:bottom w:w="30" w:type="dxa"/>
-              <w:right w:w="50" w:type="dxa"/>
-            </w:tcMar>
-          </w:tcPr>
-          <w:p/>
-        </w:tc>
-        <w:tc>
-          <w:tcPr>
-            <w:tcW w:w="3955" w:type="dxa"/>
-            <w:tcMar>
-              <w:top w:w="30" w:type="dxa"/>
-              <w:left w:w="50" w:type="dxa"/>
-              <w:bottom w:w="30" w:type="dxa"/>
-              <w:right w:w="50" w:type="dxa"/>
-            </w:tcMar>
-          </w:tcPr>
-          <w:p/>
-        </w:tc>
-      </w:tr>
-      <w:tr>
-        <w:tblPrEx>
-          <w:tblBorders>
-            <w:top w:val="single" w:color="auto" w:sz="4" w:space="0"/>
-            <w:left w:val="single" w:color="auto" w:sz="4" w:space="0"/>
-            <w:bottom w:val="single" w:color="auto" w:sz="4" w:space="0"/>
-            <w:right w:val="single" w:color="auto" w:sz="4" w:space="0"/>
-            <w:insideH w:val="single" w:color="auto" w:sz="4" w:space="0"/>
-            <w:insideV w:val="single" w:color="auto" w:sz="4" w:space="0"/>
-          </w:tblBorders>
-          <w:tblCellMar>
-            <w:top w:w="0" w:type="dxa"/>
-            <w:left w:w="10" w:type="dxa"/>
-            <w:bottom w:w="0" w:type="dxa"/>
-            <w:right w:w="10" w:type="dxa"/>
-          </w:tblCellMar>
-        </w:tblPrEx>
-        <w:tc>
-          <w:tcPr>
-            <w:tcW w:w="2600" w:type="dxa"/>
-            <w:tcMar>
-              <w:top w:w="30" w:type="dxa"/>
-              <w:left w:w="50" w:type="dxa"/>
-              <w:bottom w:w="30" w:type="dxa"/>
-              <w:right w:w="50" w:type="dxa"/>
-            </w:tcMar>
-          </w:tcPr>
-          <w:p>
-            <w:r>
-              <w:rPr>
-                <w:rFonts w:ascii="Times New Roman" w:hAnsi="Times New Roman" w:eastAsia="Times New Roman" w:cs="Times New Roman"/>
-                <w:sz w:val="18"/>
-                <w:szCs w:val="18"/>
-              </w:rPr>
-              <w:t>Eisenmetalle / 黑色金属</w:t>
-            </w:r>
-          </w:p>
-        </w:tc>
-        <w:tc>
-          <w:tcPr>
-            <w:tcW w:w="1000" w:type="dxa"/>
-            <w:tcMar>
-              <w:top w:w="30" w:type="dxa"/>
-              <w:left w:w="50" w:type="dxa"/>
-              <w:bottom w:w="30" w:type="dxa"/>
-              <w:right w:w="50" w:type="dxa"/>
-            </w:tcMar>
-          </w:tcPr>
-          <w:p/>
-        </w:tc>
-        <w:tc>
-          <w:tcPr>
-            <w:tcW w:w="2200" w:type="dxa"/>
-            <w:tcMar>
-              <w:top w:w="30" w:type="dxa"/>
-              <w:left w:w="50" w:type="dxa"/>
-              <w:bottom w:w="30" w:type="dxa"/>
-              <w:right w:w="50" w:type="dxa"/>
-            </w:tcMar>
-          </w:tcPr>
-          <w:p/>
-        </w:tc>
-        <w:tc>
-          <w:tcPr>
-            <w:tcW w:w="3955" w:type="dxa"/>
-            <w:tcMar>
-              <w:top w:w="30" w:type="dxa"/>
-              <w:left w:w="50" w:type="dxa"/>
-              <w:bottom w:w="30" w:type="dxa"/>
-              <w:right w:w="50" w:type="dxa"/>
-            </w:tcMar>
-          </w:tcPr>
-          <w:p/>
-        </w:tc>
-      </w:tr>
-      <w:tr>
-        <w:tblPrEx>
-          <w:tblBorders>
-            <w:top w:val="single" w:color="auto" w:sz="4" w:space="0"/>
-            <w:left w:val="single" w:color="auto" w:sz="4" w:space="0"/>
-            <w:bottom w:val="single" w:color="auto" w:sz="4" w:space="0"/>
-            <w:right w:val="single" w:color="auto" w:sz="4" w:space="0"/>
-            <w:insideH w:val="single" w:color="auto" w:sz="4" w:space="0"/>
-            <w:insideV w:val="single" w:color="auto" w:sz="4" w:space="0"/>
-          </w:tblBorders>
-          <w:tblCellMar>
-            <w:top w:w="0" w:type="dxa"/>
-            <w:left w:w="10" w:type="dxa"/>
-            <w:bottom w:w="0" w:type="dxa"/>
-            <w:right w:w="10" w:type="dxa"/>
-          </w:tblCellMar>
-        </w:tblPrEx>
-        <w:tc>
-          <w:tcPr>
-            <w:tcW w:w="2600" w:type="dxa"/>
-            <w:tcMar>
-              <w:top w:w="30" w:type="dxa"/>
-              <w:left w:w="50" w:type="dxa"/>
-              <w:bottom w:w="30" w:type="dxa"/>
-              <w:right w:w="50" w:type="dxa"/>
-            </w:tcMar>
-          </w:tcPr>
-          <w:p>
-            <w:r>
-              <w:rPr>
-                <w:rFonts w:ascii="Times New Roman" w:hAnsi="Times New Roman" w:eastAsia="Times New Roman" w:cs="Times New Roman"/>
-                <w:sz w:val="18"/>
-                <w:szCs w:val="18"/>
-              </w:rPr>
-              <w:t>Aluminium / 铝</w:t>
-            </w:r>
-          </w:p>
-        </w:tc>
-        <w:tc>
-          <w:tcPr>
-            <w:tcW w:w="1000" w:type="dxa"/>
-            <w:tcMar>
-              <w:top w:w="30" w:type="dxa"/>
-              <w:left w:w="50" w:type="dxa"/>
-              <w:bottom w:w="30" w:type="dxa"/>
-              <w:right w:w="50" w:type="dxa"/>
-            </w:tcMar>
-          </w:tcPr>
-          <w:p/>
-        </w:tc>
-        <w:tc>
-          <w:tcPr>
-            <w:tcW w:w="2200" w:type="dxa"/>
-            <w:tcMar>
-              <w:top w:w="30" w:type="dxa"/>
-              <w:left w:w="50" w:type="dxa"/>
-              <w:bottom w:w="30" w:type="dxa"/>
-              <w:right w:w="50" w:type="dxa"/>
-            </w:tcMar>
-          </w:tcPr>
-          <w:p/>
-        </w:tc>
-        <w:tc>
-          <w:tcPr>
-            <w:tcW w:w="3955" w:type="dxa"/>
-            <w:tcMar>
-              <w:top w:w="30" w:type="dxa"/>
-              <w:left w:w="50" w:type="dxa"/>
-              <w:bottom w:w="30" w:type="dxa"/>
-              <w:right w:w="50" w:type="dxa"/>
-            </w:tcMar>
-          </w:tcPr>
-          <w:p/>
-        </w:tc>
-      </w:tr>
-      <w:tr>
-        <w:tblPrEx>
-          <w:tblBorders>
-            <w:top w:val="single" w:color="auto" w:sz="4" w:space="0"/>
-            <w:left w:val="single" w:color="auto" w:sz="4" w:space="0"/>
-            <w:bottom w:val="single" w:color="auto" w:sz="4" w:space="0"/>
-            <w:right w:val="single" w:color="auto" w:sz="4" w:space="0"/>
-            <w:insideH w:val="single" w:color="auto" w:sz="4" w:space="0"/>
-            <w:insideV w:val="single" w:color="auto" w:sz="4" w:space="0"/>
-          </w:tblBorders>
-          <w:tblCellMar>
-            <w:top w:w="0" w:type="dxa"/>
-            <w:left w:w="10" w:type="dxa"/>
-            <w:bottom w:w="0" w:type="dxa"/>
-            <w:right w:w="10" w:type="dxa"/>
-          </w:tblCellMar>
-        </w:tblPrEx>
-        <w:tc>
-          <w:tcPr>
-            <w:tcW w:w="2600" w:type="dxa"/>
-            <w:tcMar>
-              <w:top w:w="30" w:type="dxa"/>
-              <w:left w:w="50" w:type="dxa"/>
-              <w:bottom w:w="30" w:type="dxa"/>
-              <w:right w:w="50" w:type="dxa"/>
-            </w:tcMar>
-          </w:tcPr>
-          <w:p>
-            <w:r>
-              <w:rPr>
-                <w:rFonts w:ascii="Times New Roman" w:hAnsi="Times New Roman" w:eastAsia="Times New Roman" w:cs="Times New Roman"/>
-                <w:sz w:val="18"/>
-                <w:szCs w:val="18"/>
-              </w:rPr>
-              <w:t>Kunststoffe / 塑料</w:t>
-            </w:r>
-          </w:p>
-        </w:tc>
-        <w:tc>
-          <w:tcPr>
-            <w:tcW w:w="1000" w:type="dxa"/>
-            <w:tcMar>
-              <w:top w:w="30" w:type="dxa"/>
-              <w:left w:w="50" w:type="dxa"/>
-              <w:bottom w:w="30" w:type="dxa"/>
-              <w:right w:w="50" w:type="dxa"/>
-            </w:tcMar>
-          </w:tcPr>
-          <w:p/>
-        </w:tc>
-        <w:tc>
-          <w:tcPr>
-            <w:tcW w:w="2200" w:type="dxa"/>
-            <w:tcMar>
-              <w:top w:w="30" w:type="dxa"/>
-              <w:left w:w="50" w:type="dxa"/>
-              <w:bottom w:w="30" w:type="dxa"/>
-              <w:right w:w="50" w:type="dxa"/>
-            </w:tcMar>
-          </w:tcPr>
-          <w:p/>
-        </w:tc>
-        <w:tc>
-          <w:tcPr>
-            <w:tcW w:w="3955" w:type="dxa"/>
-            <w:tcMar>
-              <w:top w:w="30" w:type="dxa"/>
-              <w:left w:w="50" w:type="dxa"/>
-              <w:bottom w:w="30" w:type="dxa"/>
-              <w:right w:w="50" w:type="dxa"/>
-            </w:tcMar>
-          </w:tcPr>
-          <w:p/>
-        </w:tc>
-      </w:tr>
-      <w:tr>
-        <w:tblPrEx>
-          <w:tblBorders>
-            <w:top w:val="single" w:color="auto" w:sz="4" w:space="0"/>
-            <w:left w:val="single" w:color="auto" w:sz="4" w:space="0"/>
-            <w:bottom w:val="single" w:color="auto" w:sz="4" w:space="0"/>
-            <w:right w:val="single" w:color="auto" w:sz="4" w:space="0"/>
-            <w:insideH w:val="single" w:color="auto" w:sz="4" w:space="0"/>
-            <w:insideV w:val="single" w:color="auto" w:sz="4" w:space="0"/>
-          </w:tblBorders>
-          <w:tblCellMar>
-            <w:top w:w="0" w:type="dxa"/>
-            <w:left w:w="10" w:type="dxa"/>
-            <w:bottom w:w="0" w:type="dxa"/>
-            <w:right w:w="10" w:type="dxa"/>
-          </w:tblCellMar>
-        </w:tblPrEx>
-        <w:tc>
-          <w:tcPr>
-            <w:tcW w:w="2600" w:type="dxa"/>
-            <w:tcMar>
-              <w:top w:w="30" w:type="dxa"/>
-              <w:left w:w="50" w:type="dxa"/>
-              <w:bottom w:w="30" w:type="dxa"/>
-              <w:right w:w="50" w:type="dxa"/>
-            </w:tcMar>
-          </w:tcPr>
-          <w:p>
-            <w:r>
-              <w:rPr>
-                <w:rFonts w:ascii="Times New Roman" w:hAnsi="Times New Roman" w:eastAsia="Times New Roman" w:cs="Times New Roman"/>
-                <w:sz w:val="18"/>
-                <w:szCs w:val="18"/>
-              </w:rPr>
-              <w:t>Verbunde / 复合材料</w:t>
-            </w:r>
-          </w:p>
-        </w:tc>
-        <w:tc>
-          <w:tcPr>
-            <w:tcW w:w="1000" w:type="dxa"/>
-            <w:tcMar>
-              <w:top w:w="30" w:type="dxa"/>
-              <w:left w:w="50" w:type="dxa"/>
-              <w:bottom w:w="30" w:type="dxa"/>
-              <w:right w:w="50" w:type="dxa"/>
-            </w:tcMar>
-          </w:tcPr>
-          <w:p/>
-        </w:tc>
-        <w:tc>
-          <w:tcPr>
-            <w:tcW w:w="2200" w:type="dxa"/>
-            <w:tcMar>
-              <w:top w:w="30" w:type="dxa"/>
-              <w:left w:w="50" w:type="dxa"/>
-              <w:bottom w:w="30" w:type="dxa"/>
-              <w:right w:w="50" w:type="dxa"/>
-            </w:tcMar>
-          </w:tcPr>
-          <w:p/>
-        </w:tc>
-        <w:tc>
-          <w:tcPr>
-            <w:tcW w:w="3955" w:type="dxa"/>
-            <w:tcMar>
-              <w:top w:w="30" w:type="dxa"/>
-              <w:left w:w="50" w:type="dxa"/>
-              <w:bottom w:w="30" w:type="dxa"/>
-              <w:right w:w="50" w:type="dxa"/>
-            </w:tcMar>
-          </w:tcPr>
-          <w:p/>
-        </w:tc>
-      </w:tr>
-      <w:tr>
-        <w:tblPrEx>
-          <w:tblBorders>
-            <w:top w:val="single" w:color="auto" w:sz="4" w:space="0"/>
-            <w:left w:val="single" w:color="auto" w:sz="4" w:space="0"/>
-            <w:bottom w:val="single" w:color="auto" w:sz="4" w:space="0"/>
-            <w:right w:val="single" w:color="auto" w:sz="4" w:space="0"/>
-            <w:insideH w:val="single" w:color="auto" w:sz="4" w:space="0"/>
-            <w:insideV w:val="single" w:color="auto" w:sz="4" w:space="0"/>
-          </w:tblBorders>
-          <w:tblCellMar>
-            <w:top w:w="0" w:type="dxa"/>
-            <w:left w:w="10" w:type="dxa"/>
-            <w:bottom w:w="0" w:type="dxa"/>
-            <w:right w:w="10" w:type="dxa"/>
-          </w:tblCellMar>
-        </w:tblPrEx>
-        <w:tc>
-          <w:tcPr>
-            <w:tcW w:w="2600" w:type="dxa"/>
-            <w:tcMar>
-              <w:top w:w="30" w:type="dxa"/>
-              <w:left w:w="50" w:type="dxa"/>
-              <w:bottom w:w="30" w:type="dxa"/>
-              <w:right w:w="50" w:type="dxa"/>
-            </w:tcMar>
-          </w:tcPr>
-          <w:p>
-            <w:r>
-              <w:rPr>
-                <w:rFonts w:ascii="Times New Roman" w:hAnsi="Times New Roman" w:eastAsia="Times New Roman" w:cs="Times New Roman"/>
-                <w:sz w:val="18"/>
-                <w:szCs w:val="18"/>
-              </w:rPr>
-              <w:t>Getränkekarton / 饮料纸盒</w:t>
-            </w:r>
-          </w:p>
-        </w:tc>
-        <w:tc>
-          <w:tcPr>
-            <w:tcW w:w="1000" w:type="dxa"/>
-            <w:tcMar>
-              <w:top w:w="30" w:type="dxa"/>
-              <w:left w:w="50" w:type="dxa"/>
-              <w:bottom w:w="30" w:type="dxa"/>
-              <w:right w:w="50" w:type="dxa"/>
-            </w:tcMar>
-          </w:tcPr>
-          <w:p/>
-        </w:tc>
-        <w:tc>
-          <w:tcPr>
-            <w:tcW w:w="2200" w:type="dxa"/>
-            <w:tcMar>
-              <w:top w:w="30" w:type="dxa"/>
-              <w:left w:w="50" w:type="dxa"/>
-              <w:bottom w:w="30" w:type="dxa"/>
-              <w:right w:w="50" w:type="dxa"/>
-            </w:tcMar>
-          </w:tcPr>
-          <w:p/>
-        </w:tc>
-        <w:tc>
-          <w:tcPr>
-            <w:tcW w:w="3955" w:type="dxa"/>
-            <w:tcMar>
-              <w:top w:w="30" w:type="dxa"/>
-              <w:left w:w="50" w:type="dxa"/>
-              <w:bottom w:w="30" w:type="dxa"/>
-              <w:right w:w="50" w:type="dxa"/>
-            </w:tcMar>
-          </w:tcPr>
-          <w:p/>
-        </w:tc>
-      </w:tr>
-      <w:tr>
-        <w:tblPrEx>
-          <w:tblBorders>
-            <w:top w:val="single" w:color="auto" w:sz="4" w:space="0"/>
-            <w:left w:val="single" w:color="auto" w:sz="4" w:space="0"/>
-            <w:bottom w:val="single" w:color="auto" w:sz="4" w:space="0"/>
-            <w:right w:val="single" w:color="auto" w:sz="4" w:space="0"/>
-            <w:insideH w:val="single" w:color="auto" w:sz="4" w:space="0"/>
-            <w:insideV w:val="single" w:color="auto" w:sz="4" w:space="0"/>
-          </w:tblBorders>
-          <w:tblCellMar>
-            <w:top w:w="0" w:type="dxa"/>
-            <w:left w:w="10" w:type="dxa"/>
-            <w:bottom w:w="0" w:type="dxa"/>
-            <w:right w:w="10" w:type="dxa"/>
-          </w:tblCellMar>
-        </w:tblPrEx>
-        <w:tc>
-          <w:tcPr>
-            <w:tcW w:w="2600" w:type="dxa"/>
-            <w:tcMar>
-              <w:top w:w="30" w:type="dxa"/>
-              <w:left w:w="50" w:type="dxa"/>
-              <w:bottom w:w="30" w:type="dxa"/>
-              <w:right w:w="50" w:type="dxa"/>
-            </w:tcMar>
-          </w:tcPr>
-          <w:p>
-            <w:r>
-              <w:rPr>
-                <w:rFonts w:ascii="Times New Roman" w:hAnsi="Times New Roman" w:eastAsia="Times New Roman" w:cs="Times New Roman"/>
-                <w:sz w:val="18"/>
-                <w:szCs w:val="18"/>
-              </w:rPr>
-              <w:t>Sonstige / 其他</w:t>
-            </w:r>
-          </w:p>
-        </w:tc>
-        <w:tc>
-          <w:tcPr>
-            <w:tcW w:w="1000" w:type="dxa"/>
-            <w:tcMar>
-              <w:top w:w="30" w:type="dxa"/>
-              <w:left w:w="50" w:type="dxa"/>
-              <w:bottom w:w="30" w:type="dxa"/>
-              <w:right w:w="50" w:type="dxa"/>
-            </w:tcMar>
-          </w:tcPr>
-          <w:p/>
-        </w:tc>
-        <w:tc>
-          <w:tcPr>
-            <w:tcW w:w="2200" w:type="dxa"/>
-            <w:tcMar>
-              <w:top w:w="30" w:type="dxa"/>
-              <w:left w:w="50" w:type="dxa"/>
-              <w:bottom w:w="30" w:type="dxa"/>
-              <w:right w:w="50" w:type="dxa"/>
-            </w:tcMar>
-          </w:tcPr>
-          <w:p/>
-        </w:tc>
-        <w:tc>
-          <w:tcPr>
-            <w:tcW w:w="3955" w:type="dxa"/>
-            <w:tcMar>
-              <w:top w:w="30" w:type="dxa"/>
-              <w:left w:w="50" w:type="dxa"/>
-              <w:bottom w:w="30" w:type="dxa"/>
-              <w:right w:w="50" w:type="dxa"/>
-            </w:tcMar>
-          </w:tcPr>
-          <w:p/>
-        </w:tc>
-      </w:tr>
+      <w:tc>
+        <w:tcPr>
+          <w:tcW w:w="2600" w:type="dxa"/>
+          <w:tcMar>
+            <w:top w:w="30" w:type="dxa"/>
+            <w:left w:w="50" w:type="dxa"/>
+            <w:bottom w:w="30" w:type="dxa"/>
+            <w:right w:w="50" w:type="dxa"/>
+          </w:tcMar>
+        </w:tcPr>
+        <w:p>
+          <w:r>
+            <w:rPr>
+              <w:rFonts w:ascii="Times New Roman" w:hAnsi="Times New Roman" w:eastAsia="Times New Roman" w:cs="Times New Roman"/>
+              <w:sz w:val="18"/>
+              <w:szCs w:val="18"/>
+            </w:rPr>
+            <w:t xml:space="preserve">{packaging_rows}</w:t>
+          </w:r>
+        </w:p>
+      </w:tc>
+      <w:tc>
+        <w:tcPr>
+          <w:tcW w:w="1000" w:type="dxa"/>
+          <w:tcMar>
+            <w:top w:w="30" w:type="dxa"/>
+            <w:left w:w="50" w:type="dxa"/>
+            <w:bottom w:w="30" w:type="dxa"/>
+            <w:right w:w="50" w:type="dxa"/>
+          </w:tcMar>
+        </w:tcPr>
+        <w:p/>
+      </w:tc>
+      <w:tc>
+        <w:tcPr>
+          <w:tcW w:w="2200" w:type="dxa"/>
+          <w:tcMar>
+            <w:top w:w="30" w:type="dxa"/>
+            <w:left w:w="50" w:type="dxa"/>
+            <w:bottom w:w="30" w:type="dxa"/>
+            <w:right w:w="50" w:type="dxa"/>
+          </w:tcMar>
+        </w:tcPr>
+        <w:p/>
+      </w:tc>
+      <w:tc>
+        <w:tcPr>
+          <w:tcW w:w="3955" w:type="dxa"/>
+          <w:tcMar>
+            <w:top w:w="30" w:type="dxa"/>
+            <w:left w:w="50" w:type="dxa"/>
+            <w:bottom w:w="30" w:type="dxa"/>
+            <w:right w:w="50" w:type="dxa"/>
+          </w:tcMar>
+        </w:tcPr>
+        <w:p/>
+      </w:tc>
     </w:tbl>
     <w:p>
       <w:pPr>
@@ -10975,168 +10370,352 @@
       </w:tr>
     </w:tbl>
     <w:p>
+      <w:r>
+        <w:br w:type="page"/>
+      </w:r>
+    </w:p>
+    <w:p>
       <w:pPr>
+        <w:spacing w:before="400" w:after="200"/>
         <w:jc w:val="center"/>
-        <w:spacing w:before="400" w:after="200"/>
       </w:pPr>
       <w:r>
         <w:rPr>
           <w:rFonts w:ascii="Times New Roman" w:hAnsi="Times New Roman" w:eastAsia="Times New Roman" w:cs="Times New Roman"/>
-          <w:b w:val="1"/>
-          <w:bCs w:val="1"/>
-          <w:sz w:val="28"/>
-          <w:szCs w:val="28"/>
+          <w:b/>
+          <w:bCs/>
+          <w:sz w:val="30"/>
+          <w:szCs w:val="30"/>
         </w:rPr>
-        <w:t xml:space="preserve">Unterzeichnung / 签署</w:t>
+        <w:t xml:space="preserve">Unterschriften  |  </w:t>
       </w:r>
+      <w:r>
+        <w:rPr>
+          <w:rFonts w:ascii="宋体" w:hAnsi="宋体" w:eastAsia="宋体" w:cs="宋体"/>
+          <w:b/>
+          <w:bCs/>
+          <w:sz w:val="30"/>
+          <w:szCs w:val="30"/>
+        </w:rPr>
+        <w:t>签署</w:t>
+      </w:r>
+    </w:p>
+    <w:p>
+      <w:pPr>
+        <w:spacing w:before="200" w:after="0"/>
+      </w:pPr>
     </w:p>
     <w:tbl>
       <w:tblPr>
-        <w:tblW w:w="9705" w:type="dxa"/>
-        <w:jc w:val="center"/>
+        <w:tblStyle w:val="12"/>
+        <w:tblW w:w="9745" w:type="dxa"/>
+        <w:tblInd w:w="0" w:type="dxa"/>
+        <w:tblBorders>
+          <w:top w:val="single" w:color="auto" w:sz="4" w:space="0"/>
+          <w:left w:val="single" w:color="auto" w:sz="4" w:space="0"/>
+          <w:bottom w:val="single" w:color="auto" w:sz="4" w:space="0"/>
+          <w:right w:val="single" w:color="auto" w:sz="4" w:space="0"/>
+          <w:insideH w:val="single" w:color="auto" w:sz="4" w:space="0"/>
+          <w:insideV w:val="single" w:color="auto" w:sz="4" w:space="0"/>
+        </w:tblBorders>
+        <w:tblLayout w:type="autofit"/>
+        <w:tblCellMar>
+          <w:top w:w="0" w:type="dxa"/>
+          <w:left w:w="10" w:type="dxa"/>
+          <w:bottom w:w="0" w:type="dxa"/>
+          <w:right w:w="10" w:type="dxa"/>
+        </w:tblCellMar>
       </w:tblPr>
       <w:tblGrid>
-        <w:gridCol w:w="4852"/>
-        <w:gridCol w:w="4853"/>
+        <w:gridCol w:w="3008"/>
+        <w:gridCol w:w="3009"/>
+        <w:gridCol w:w="3728"/>
       </w:tblGrid>
       <w:tr>
-        <w:tc>
-          <w:tcPr>
-            <w:tcW w:w="4852" w:type="dxa"/>
-            <w:tcBorders>
-              <w:top w:val="single" w:color="999999" w:sz="4"/>
-              <w:left w:val="single" w:color="999999" w:sz="4"/>
-              <w:bottom w:val="single" w:color="999999" w:sz="4"/>
-              <w:right w:val="single" w:color="999999" w:sz="4"/>
+        <w:tblPrEx>
+          <w:tblBorders>
+            <w:top w:val="single" w:color="auto" w:sz="4" w:space="0"/>
+            <w:left w:val="single" w:color="auto" w:sz="4" w:space="0"/>
+            <w:bottom w:val="single" w:color="auto" w:sz="4" w:space="0"/>
+            <w:right w:val="single" w:color="auto" w:sz="4" w:space="0"/>
+            <w:insideH w:val="single" w:color="auto" w:sz="4" w:space="0"/>
+            <w:insideV w:val="single" w:color="auto" w:sz="4" w:space="0"/>
+          </w:tblBorders>
+          <w:tblCellMar>
+            <w:top w:w="0" w:type="dxa"/>
+            <w:left w:w="10" w:type="dxa"/>
+            <w:bottom w:w="0" w:type="dxa"/>
+            <w:right w:w="10" w:type="dxa"/>
+          </w:tblCellMar>
+        </w:tblPrEx>
+        <w:tc>
+          <w:tcPr>
+            <w:tcW w:w="3008" w:type="dxa"/>
+            <w:tcBorders>
+              <w:top w:val="nil"/>
+              <w:left w:val="nil"/>
+              <w:bottom w:val="nil"/>
+              <w:right w:val="nil"/>
             </w:tcBorders>
             <w:tcMar>
               <w:top w:w="60" w:type="dxa"/>
-              <w:left w:w="100" w:type="dxa"/>
-              <w:bottom w:w="60" w:type="dxa"/>
-              <w:right w:w="100" w:type="dxa"/>
-            </w:tcMar>
-          </w:tcPr>
-          <w:p>
-            <w:pPr>
-              <w:jc w:val="left"/>
-              <w:spacing w:before="200" w:after="0"/>
-            </w:pPr>
-            <w:r>
-              <w:rPr>
-                <w:rFonts w:ascii="Times New Roman" w:hAnsi="Times New Roman" w:eastAsia="Times New Roman" w:cs="Times New Roman"/>
-                <w:b w:val="1"/>
-                <w:bCs w:val="1"/>
-                <w:sz w:val="24"/>
-                <w:szCs w:val="24"/>
-              </w:rPr>
-              <w:t xml:space="preserve">Auftraggeber / Kunde</w:t>
-            </w:r>
-          </w:p>
-        </w:tc>
-        <w:tc>
-          <w:tcPr>
-            <w:tcW w:w="4853" w:type="dxa"/>
-            <w:tcBorders>
-              <w:top w:val="single" w:color="999999" w:sz="4"/>
-              <w:left w:val="single" w:color="999999" w:sz="4"/>
-              <w:bottom w:val="single" w:color="999999" w:sz="4"/>
-              <w:right w:val="single" w:color="999999" w:sz="4"/>
+              <w:left w:w="40" w:type="dxa"/>
+              <w:bottom w:w="200" w:type="dxa"/>
+              <w:right w:w="40" w:type="dxa"/>
+            </w:tcMar>
+          </w:tcPr>
+          <w:p>
+            <w:pPr>
+              <w:jc w:val="center"/>
+            </w:pPr>
+            <w:r>
+              <w:rPr>
+                <w:rFonts w:ascii="Times New Roman" w:hAnsi="Times New Roman" w:eastAsia="Times New Roman" w:cs="Times New Roman"/>
+                <w:b/>
+                <w:bCs/>
+                <w:sz w:val="21"/>
+                <w:szCs w:val="21"/>
+              </w:rPr>
+              <w:t>Der Kunde / 客户</w:t>
+            </w:r>
+          </w:p>
+        </w:tc>
+        <w:tc>
+          <w:tcPr>
+            <w:tcW w:w="3009" w:type="dxa"/>
+            <w:tcBorders>
+              <w:top w:val="nil"/>
+              <w:left w:val="nil"/>
+              <w:bottom w:val="nil"/>
+              <w:right w:val="nil"/>
             </w:tcBorders>
             <w:tcMar>
               <w:top w:w="60" w:type="dxa"/>
-              <w:left w:w="100" w:type="dxa"/>
-              <w:bottom w:w="60" w:type="dxa"/>
-              <w:right w:w="100" w:type="dxa"/>
-            </w:tcMar>
-          </w:tcPr>
-          <w:p>
-            <w:pPr>
-              <w:jc w:val="left"/>
-              <w:spacing w:before="200" w:after="0"/>
+              <w:left w:w="40" w:type="dxa"/>
+              <w:bottom w:w="200" w:type="dxa"/>
+              <w:right w:w="40" w:type="dxa"/>
+            </w:tcMar>
+          </w:tcPr>
+          <w:p>
+            <w:pPr>
+              <w:jc w:val="center"/>
+            </w:pPr>
+          </w:p>
+        </w:tc>
+        <w:tc>
+          <w:tcPr>
+            <w:tcW w:w="3728" w:type="dxa"/>
+            <w:tcBorders>
+              <w:top w:val="nil"/>
+              <w:left w:val="nil"/>
+              <w:bottom w:val="nil"/>
+              <w:right w:val="nil"/>
+            </w:tcBorders>
+            <w:tcMar>
+              <w:top w:w="60" w:type="dxa"/>
+              <w:left w:w="40" w:type="dxa"/>
+              <w:bottom w:w="200" w:type="dxa"/>
+              <w:right w:w="40" w:type="dxa"/>
+            </w:tcMar>
+          </w:tcPr>
+          <w:p>
+            <w:pPr>
+              <w:jc w:val="center"/>
+            </w:pPr>
+          </w:p>
+        </w:tc>
+      </w:tr>
+    </w:tbl>
+    <w:p>
+      <w:pPr>
+        <w:spacing w:before="250" w:after="0"/>
+      </w:pPr>
+    </w:p>
+    <w:p>
+      <w:pPr>
+        <w:spacing w:before="250" w:after="0"/>
+      </w:pPr>
+    </w:p>
+    <w:p>
+      <w:pPr>
+        <w:spacing w:before="250" w:after="0"/>
+      </w:pPr>
+    </w:p>
+    <w:tbl>
+      <w:tblPr>
+        <w:tblStyle w:val="12"/>
+        <w:tblW w:w="9705" w:type="dxa"/>
+        <w:tblInd w:w="0" w:type="dxa"/>
+        <w:tblBorders>
+          <w:top w:val="single" w:color="auto" w:sz="4" w:space="0"/>
+          <w:left w:val="single" w:color="auto" w:sz="4" w:space="0"/>
+          <w:bottom w:val="single" w:color="auto" w:sz="4" w:space="0"/>
+          <w:right w:val="single" w:color="auto" w:sz="4" w:space="0"/>
+          <w:insideH w:val="single" w:color="auto" w:sz="4" w:space="0"/>
+          <w:insideV w:val="single" w:color="auto" w:sz="4" w:space="0"/>
+        </w:tblBorders>
+        <w:tblLayout w:type="autofit"/>
+        <w:tblCellMar>
+          <w:top w:w="0" w:type="dxa"/>
+          <w:left w:w="10" w:type="dxa"/>
+          <w:bottom w:w="0" w:type="dxa"/>
+          <w:right w:w="10" w:type="dxa"/>
+        </w:tblCellMar>
+      </w:tblPr>
+      <w:tblGrid>
+        <w:gridCol w:w="5018"/>
+        <w:gridCol w:w="4687"/>
+      </w:tblGrid>
+      <w:tr>
+        <w:tblPrEx>
+          <w:tblBorders>
+            <w:top w:val="single" w:color="auto" w:sz="4" w:space="0"/>
+            <w:left w:val="single" w:color="auto" w:sz="4" w:space="0"/>
+            <w:bottom w:val="single" w:color="auto" w:sz="4" w:space="0"/>
+            <w:right w:val="single" w:color="auto" w:sz="4" w:space="0"/>
+            <w:insideH w:val="single" w:color="auto" w:sz="4" w:space="0"/>
+            <w:insideV w:val="single" w:color="auto" w:sz="4" w:space="0"/>
+          </w:tblBorders>
+          <w:tblCellMar>
+            <w:top w:w="0" w:type="dxa"/>
+            <w:left w:w="10" w:type="dxa"/>
+            <w:bottom w:w="0" w:type="dxa"/>
+            <w:right w:w="10" w:type="dxa"/>
+          </w:tblCellMar>
+        </w:tblPrEx>
+        <w:tc>
+          <w:tcPr>
+            <w:tcW w:w="5018" w:type="dxa"/>
+            <w:tcBorders>
+              <w:top w:val="nil"/>
+              <w:left w:val="nil"/>
+              <w:bottom w:val="nil"/>
+              <w:right w:val="nil"/>
+            </w:tcBorders>
+            <w:tcMar>
+              <w:top w:w="10" w:type="dxa"/>
+              <w:left w:w="0" w:type="dxa"/>
+              <w:bottom w:w="10" w:type="dxa"/>
+              <w:right w:w="80" w:type="dxa"/>
+            </w:tcMar>
+          </w:tcPr>
+          <w:p>
+            <w:pPr>
+              <w:spacing w:before="20" w:after="20"/>
+            </w:pPr>
+            <w:r>
+              <w:rPr>
+                <w:rFonts w:ascii="Times New Roman" w:hAnsi="Times New Roman" w:eastAsia="Times New Roman" w:cs="Times New Roman"/>
+                <w:b w:val="0"/>
+                <w:bCs w:val="0"/>
+                <w:sz w:val="21"/>
+                <w:szCs w:val="21"/>
+              </w:rPr>
+              <w:t>_________________________________</w:t>
+            </w:r>
+          </w:p>
+        </w:tc>
+        <w:tc>
+          <w:tcPr>
+            <w:tcW w:w="4687" w:type="dxa"/>
+            <w:tcBorders>
+              <w:top w:val="nil"/>
+              <w:left w:val="nil"/>
+              <w:bottom w:val="nil"/>
+              <w:right w:val="nil"/>
+            </w:tcBorders>
+            <w:tcMar>
+              <w:top w:w="10" w:type="dxa"/>
+              <w:left w:w="80" w:type="dxa"/>
+              <w:bottom w:w="10" w:type="dxa"/>
+              <w:right w:w="0" w:type="dxa"/>
+            </w:tcMar>
+          </w:tcPr>
+          <w:p>
+            <w:pPr>
+              <w:spacing w:before="20" w:after="20"/>
             </w:pPr>
             <w:r>
               <w:rPr>
                 <w:rFonts w:ascii="宋体" w:hAnsi="宋体" w:eastAsia="宋体" w:cs="宋体"/>
-                <w:b w:val="1"/>
-                <w:bCs w:val="1"/>
-                <w:sz w:val="24"/>
-                <w:szCs w:val="24"/>
-              </w:rPr>
-              <w:t xml:space="preserve">委托方 / 客户</w:t>
+                <w:b w:val="0"/>
+                <w:bCs w:val="0"/>
+                <w:sz w:val="21"/>
+                <w:szCs w:val="21"/>
+              </w:rPr>
+              <w:t>_________________________________</w:t>
             </w:r>
           </w:p>
         </w:tc>
       </w:tr>
       <w:tr>
-        <w:tc>
-          <w:tcPr>
-            <w:tcW w:w="4852" w:type="dxa"/>
-            <w:tcBorders>
-              <w:top w:val="single" w:color="999999" w:sz="4"/>
-              <w:left w:val="single" w:color="999999" w:sz="4"/>
-              <w:bottom w:val="single" w:color="999999" w:sz="4"/>
-              <w:right w:val="single" w:color="999999" w:sz="4"/>
-            </w:tcBorders>
-            <w:tcMar>
-              <w:top w:w="60" w:type="dxa"/>
-              <w:left w:w="100" w:type="dxa"/>
-              <w:bottom w:w="60" w:type="dxa"/>
-              <w:right w:w="100" w:type="dxa"/>
-            </w:tcMar>
-          </w:tcPr>
-          <w:p>
-            <w:pPr>
-              <w:jc w:val="left"/>
-              <w:spacing w:before="20" w:after="0"/>
-            </w:pPr>
-            <w:r>
-              <w:rPr>
-                <w:rFonts w:ascii="Times New Roman" w:hAnsi="Times New Roman" w:eastAsia="Times New Roman" w:cs="Times New Roman"/>
-                <w:b w:val="0"/>
-                <w:bCs w:val="0"/>
-                <w:sz w:val="21"/>
-                <w:szCs w:val="21"/>
-              </w:rPr>
-              <w:t xml:space="preserve">{company_name}</w:t>
-            </w:r>
-          </w:p>
-          <w:p>
-            <w:pPr>
-              <w:jc w:val="left"/>
-              <w:spacing w:before="20" w:after="0"/>
-            </w:pPr>
-            <w:r>
-              <w:rPr>
-                <w:rFonts w:ascii="Times New Roman" w:hAnsi="Times New Roman" w:eastAsia="Times New Roman" w:cs="Times New Roman"/>
-                <w:b w:val="0"/>
-                <w:bCs w:val="0"/>
-                <w:sz w:val="21"/>
-                <w:szCs w:val="21"/>
-              </w:rPr>
-              <w:t xml:space="preserve">{registered_address}</w:t>
-            </w:r>
-          </w:p>
-        </w:tc>
-        <w:tc>
-          <w:tcPr>
-            <w:tcW w:w="4853" w:type="dxa"/>
-            <w:tcBorders>
-              <w:top w:val="single" w:color="999999" w:sz="4"/>
-              <w:left w:val="single" w:color="999999" w:sz="4"/>
-              <w:bottom w:val="single" w:color="999999" w:sz="4"/>
-              <w:right w:val="single" w:color="999999" w:sz="4"/>
-            </w:tcBorders>
-            <w:tcMar>
-              <w:top w:w="60" w:type="dxa"/>
-              <w:left w:w="100" w:type="dxa"/>
-              <w:bottom w:w="60" w:type="dxa"/>
-              <w:right w:w="100" w:type="dxa"/>
-            </w:tcMar>
-          </w:tcPr>
-          <w:p>
-            <w:pPr>
-              <w:jc w:val="left"/>
-              <w:spacing w:before="20" w:after="0"/>
+        <w:tblPrEx>
+          <w:tblBorders>
+            <w:top w:val="single" w:color="auto" w:sz="4" w:space="0"/>
+            <w:left w:val="single" w:color="auto" w:sz="4" w:space="0"/>
+            <w:bottom w:val="single" w:color="auto" w:sz="4" w:space="0"/>
+            <w:right w:val="single" w:color="auto" w:sz="4" w:space="0"/>
+            <w:insideH w:val="single" w:color="auto" w:sz="4" w:space="0"/>
+            <w:insideV w:val="single" w:color="auto" w:sz="4" w:space="0"/>
+          </w:tblBorders>
+          <w:tblCellMar>
+            <w:top w:w="0" w:type="dxa"/>
+            <w:left w:w="10" w:type="dxa"/>
+            <w:bottom w:w="0" w:type="dxa"/>
+            <w:right w:w="10" w:type="dxa"/>
+          </w:tblCellMar>
+        </w:tblPrEx>
+        <w:tc>
+          <w:tcPr>
+            <w:tcW w:w="5018" w:type="dxa"/>
+            <w:tcBorders>
+              <w:top w:val="nil"/>
+              <w:left w:val="nil"/>
+              <w:bottom w:val="nil"/>
+              <w:right w:val="nil"/>
+            </w:tcBorders>
+            <w:tcMar>
+              <w:top w:w="10" w:type="dxa"/>
+              <w:left w:w="0" w:type="dxa"/>
+              <w:bottom w:w="10" w:type="dxa"/>
+              <w:right w:w="80" w:type="dxa"/>
+            </w:tcMar>
+          </w:tcPr>
+          <w:p>
+            <w:pPr>
+              <w:spacing w:before="20" w:after="20"/>
+            </w:pPr>
+            <w:r>
+              <w:rPr>
+                <w:rFonts w:ascii="Times New Roman" w:hAnsi="Times New Roman" w:eastAsia="Times New Roman" w:cs="Times New Roman"/>
+                <w:b w:val="0"/>
+                <w:bCs w:val="0"/>
+                <w:sz w:val="21"/>
+                <w:szCs w:val="21"/>
+              </w:rPr>
+              <w:t>Ort, Datum / 地点, 日期</w:t>
+            </w:r>
+          </w:p>
+        </w:tc>
+        <w:tc>
+          <w:tcPr>
+            <w:tcW w:w="4687" w:type="dxa"/>
+            <w:tcBorders>
+              <w:top w:val="nil"/>
+              <w:left w:val="nil"/>
+              <w:bottom w:val="nil"/>
+              <w:right w:val="nil"/>
+            </w:tcBorders>
+            <w:tcMar>
+              <w:top w:w="10" w:type="dxa"/>
+              <w:left w:w="80" w:type="dxa"/>
+              <w:bottom w:w="10" w:type="dxa"/>
+              <w:right w:w="0" w:type="dxa"/>
+            </w:tcMar>
+          </w:tcPr>
+          <w:p>
+            <w:pPr>
+              <w:spacing w:before="20" w:after="20"/>
             </w:pPr>
             <w:r>
               <w:rPr>
@@ -11146,13 +10725,110 @@
                 <w:sz w:val="21"/>
                 <w:szCs w:val="21"/>
               </w:rPr>
-              <w:t xml:space="preserve">{company_name}</w:t>
-            </w:r>
-          </w:p>
-          <w:p>
-            <w:pPr>
-              <w:jc w:val="left"/>
-              <w:spacing w:before="20" w:after="0"/>
+              <w:t>Ort, Datum / 地点, 日期</w:t>
+            </w:r>
+          </w:p>
+        </w:tc>
+      </w:tr>
+    </w:tbl>
+    <w:p>
+      <w:pPr>
+        <w:spacing w:before="180" w:after="0"/>
+      </w:pPr>
+    </w:p>
+    <w:tbl>
+      <w:tblPr>
+        <w:tblStyle w:val="12"/>
+        <w:tblW w:w="9705" w:type="dxa"/>
+        <w:tblInd w:w="0" w:type="dxa"/>
+        <w:tblBorders>
+          <w:top w:val="single" w:color="auto" w:sz="4" w:space="0"/>
+          <w:left w:val="single" w:color="auto" w:sz="4" w:space="0"/>
+          <w:bottom w:val="single" w:color="auto" w:sz="4" w:space="0"/>
+          <w:right w:val="single" w:color="auto" w:sz="4" w:space="0"/>
+          <w:insideH w:val="single" w:color="auto" w:sz="4" w:space="0"/>
+          <w:insideV w:val="single" w:color="auto" w:sz="4" w:space="0"/>
+        </w:tblBorders>
+        <w:tblLayout w:type="autofit"/>
+        <w:tblCellMar>
+          <w:top w:w="0" w:type="dxa"/>
+          <w:left w:w="10" w:type="dxa"/>
+          <w:bottom w:w="0" w:type="dxa"/>
+          <w:right w:w="10" w:type="dxa"/>
+        </w:tblCellMar>
+      </w:tblPr>
+      <w:tblGrid>
+        <w:gridCol w:w="5018"/>
+        <w:gridCol w:w="4687"/>
+      </w:tblGrid>
+      <w:tr>
+        <w:tblPrEx>
+          <w:tblBorders>
+            <w:top w:val="single" w:color="auto" w:sz="4" w:space="0"/>
+            <w:left w:val="single" w:color="auto" w:sz="4" w:space="0"/>
+            <w:bottom w:val="single" w:color="auto" w:sz="4" w:space="0"/>
+            <w:right w:val="single" w:color="auto" w:sz="4" w:space="0"/>
+            <w:insideH w:val="single" w:color="auto" w:sz="4" w:space="0"/>
+            <w:insideV w:val="single" w:color="auto" w:sz="4" w:space="0"/>
+          </w:tblBorders>
+          <w:tblCellMar>
+            <w:top w:w="0" w:type="dxa"/>
+            <w:left w:w="10" w:type="dxa"/>
+            <w:bottom w:w="0" w:type="dxa"/>
+            <w:right w:w="10" w:type="dxa"/>
+          </w:tblCellMar>
+        </w:tblPrEx>
+        <w:tc>
+          <w:tcPr>
+            <w:tcW w:w="5018" w:type="dxa"/>
+            <w:tcBorders>
+              <w:top w:val="nil"/>
+              <w:left w:val="nil"/>
+              <w:bottom w:val="nil"/>
+              <w:right w:val="nil"/>
+            </w:tcBorders>
+            <w:tcMar>
+              <w:top w:w="10" w:type="dxa"/>
+              <w:left w:w="0" w:type="dxa"/>
+              <w:bottom w:w="10" w:type="dxa"/>
+              <w:right w:w="80" w:type="dxa"/>
+            </w:tcMar>
+          </w:tcPr>
+          <w:p>
+            <w:pPr>
+              <w:spacing w:before="20" w:after="20"/>
+            </w:pPr>
+            <w:r>
+              <w:rPr>
+                <w:rFonts w:ascii="Times New Roman" w:hAnsi="Times New Roman" w:eastAsia="Times New Roman" w:cs="Times New Roman"/>
+                <w:b w:val="0"/>
+                <w:bCs w:val="0"/>
+                <w:sz w:val="21"/>
+                <w:szCs w:val="21"/>
+              </w:rPr>
+              <w:t>_________________________________</w:t>
+            </w:r>
+          </w:p>
+        </w:tc>
+        <w:tc>
+          <w:tcPr>
+            <w:tcW w:w="4687" w:type="dxa"/>
+            <w:tcBorders>
+              <w:top w:val="nil"/>
+              <w:left w:val="nil"/>
+              <w:bottom w:val="nil"/>
+              <w:right w:val="nil"/>
+            </w:tcBorders>
+            <w:tcMar>
+              <w:top w:w="10" w:type="dxa"/>
+              <w:left w:w="80" w:type="dxa"/>
+              <w:bottom w:w="10" w:type="dxa"/>
+              <w:right w:w="0" w:type="dxa"/>
+            </w:tcMar>
+          </w:tcPr>
+          <w:p>
+            <w:pPr>
+              <w:spacing w:before="20" w:after="20"/>
             </w:pPr>
             <w:r>
               <w:rPr>
@@ -11162,121 +10838,79 @@
                 <w:sz w:val="21"/>
                 <w:szCs w:val="21"/>
               </w:rPr>
-              <w:t xml:space="preserve">{registered_address}</w:t>
+              <w:t>_________________________________</w:t>
             </w:r>
           </w:p>
         </w:tc>
       </w:tr>
       <w:tr>
-        <w:tc>
-          <w:tcPr>
-            <w:tcW w:w="4852" w:type="dxa"/>
-            <w:tcBorders>
-              <w:top w:val="single" w:color="999999" w:sz="4"/>
-              <w:left w:val="single" w:color="999999" w:sz="4"/>
-              <w:bottom w:val="single" w:color="999999" w:sz="4"/>
-              <w:right w:val="single" w:color="999999" w:sz="4"/>
-            </w:tcBorders>
-            <w:tcMar>
-              <w:top w:w="60" w:type="dxa"/>
-              <w:left w:w="100" w:type="dxa"/>
-              <w:bottom w:w="60" w:type="dxa"/>
-              <w:right w:w="100" w:type="dxa"/>
-            </w:tcMar>
-          </w:tcPr>
-          <w:p>
-            <w:pPr>
-              <w:spacing w:before="0" w:after="0"/>
-            </w:pPr>
-            <w:r>
-              <w:rPr>
-                <w:sz w:val="60"/>
-              </w:rPr>
-            </w:r>
-          </w:p>
-          <w:p>
-            <w:pPr>
-              <w:jc w:val="left"/>
-              <w:spacing w:before="100" w:after="0"/>
-            </w:pPr>
-            <w:r>
-              <w:rPr>
-                <w:rFonts w:ascii="Times New Roman" w:hAnsi="Times New Roman" w:eastAsia="Times New Roman" w:cs="Times New Roman"/>
-                <w:b w:val="0"/>
-                <w:bCs w:val="0"/>
-                <w:sz w:val="21"/>
-                <w:szCs w:val="21"/>
-              </w:rPr>
-              <w:t xml:space="preserve">Ort / Datum:</w:t>
-            </w:r>
-          </w:p>
-          <w:p>
-            <w:pPr>
-              <w:spacing w:before="0" w:after="0"/>
-            </w:pPr>
-            <w:r>
-              <w:rPr>
-                <w:sz w:val="280"/>
-              </w:rPr>
-            </w:r>
-          </w:p>
-          <w:p>
-            <w:pPr>
-              <w:jc w:val="left"/>
-              <w:spacing w:before="80" w:after="0"/>
-            </w:pPr>
-            <w:r>
-              <w:rPr>
-                <w:rFonts w:ascii="Times New Roman" w:hAnsi="Times New Roman" w:eastAsia="Times New Roman" w:cs="Times New Roman"/>
-                <w:b w:val="0"/>
-                <w:bCs w:val="0"/>
-                <w:sz w:val="21"/>
-                <w:szCs w:val="21"/>
-              </w:rPr>
-              <w:t xml:space="preserve">Unterschrift / Stempel:</w:t>
-            </w:r>
-          </w:p>
-          <w:p>
-            <w:pPr>
-              <w:spacing w:before="0" w:after="0"/>
-            </w:pPr>
-            <w:r>
-              <w:rPr>
-                <w:sz w:val="60"/>
-              </w:rPr>
-            </w:r>
-          </w:p>
-        </w:tc>
-        <w:tc>
-          <w:tcPr>
-            <w:tcW w:w="4853" w:type="dxa"/>
-            <w:tcBorders>
-              <w:top w:val="single" w:color="999999" w:sz="4"/>
-              <w:left w:val="single" w:color="999999" w:sz="4"/>
-              <w:bottom w:val="single" w:color="999999" w:sz="4"/>
-              <w:right w:val="single" w:color="999999" w:sz="4"/>
-            </w:tcBorders>
-            <w:tcMar>
-              <w:top w:w="60" w:type="dxa"/>
-              <w:left w:w="100" w:type="dxa"/>
-              <w:bottom w:w="60" w:type="dxa"/>
-              <w:right w:w="100" w:type="dxa"/>
-            </w:tcMar>
-          </w:tcPr>
-          <w:p>
-            <w:pPr>
-              <w:spacing w:before="0" w:after="0"/>
-            </w:pPr>
-            <w:r>
-              <w:rPr>
-                <w:sz w:val="60"/>
-              </w:rPr>
-            </w:r>
-          </w:p>
-          <w:p>
-            <w:pPr>
-              <w:jc w:val="left"/>
-              <w:spacing w:before="100" w:after="0"/>
+        <w:tblPrEx>
+          <w:tblBorders>
+            <w:top w:val="single" w:color="auto" w:sz="4" w:space="0"/>
+            <w:left w:val="single" w:color="auto" w:sz="4" w:space="0"/>
+            <w:bottom w:val="single" w:color="auto" w:sz="4" w:space="0"/>
+            <w:right w:val="single" w:color="auto" w:sz="4" w:space="0"/>
+            <w:insideH w:val="single" w:color="auto" w:sz="4" w:space="0"/>
+            <w:insideV w:val="single" w:color="auto" w:sz="4" w:space="0"/>
+          </w:tblBorders>
+          <w:tblCellMar>
+            <w:top w:w="0" w:type="dxa"/>
+            <w:left w:w="10" w:type="dxa"/>
+            <w:bottom w:w="0" w:type="dxa"/>
+            <w:right w:w="10" w:type="dxa"/>
+          </w:tblCellMar>
+        </w:tblPrEx>
+        <w:tc>
+          <w:tcPr>
+            <w:tcW w:w="5018" w:type="dxa"/>
+            <w:tcBorders>
+              <w:top w:val="nil"/>
+              <w:left w:val="nil"/>
+              <w:bottom w:val="nil"/>
+              <w:right w:val="nil"/>
+            </w:tcBorders>
+            <w:tcMar>
+              <w:top w:w="10" w:type="dxa"/>
+              <w:left w:w="0" w:type="dxa"/>
+              <w:bottom w:w="10" w:type="dxa"/>
+              <w:right w:w="80" w:type="dxa"/>
+            </w:tcMar>
+          </w:tcPr>
+          <w:p>
+            <w:pPr>
+              <w:spacing w:before="20" w:after="20"/>
+            </w:pPr>
+            <w:r>
+              <w:rPr>
+                <w:rFonts w:ascii="Times New Roman" w:hAnsi="Times New Roman" w:eastAsia="Times New Roman" w:cs="Times New Roman"/>
+                <w:b w:val="0"/>
+                <w:bCs w:val="0"/>
+                <w:sz w:val="21"/>
+                <w:szCs w:val="21"/>
+              </w:rPr>
+              <w:t>Unterschrift / 签名</w:t>
+            </w:r>
+          </w:p>
+        </w:tc>
+        <w:tc>
+          <w:tcPr>
+            <w:tcW w:w="4687" w:type="dxa"/>
+            <w:tcBorders>
+              <w:top w:val="nil"/>
+              <w:left w:val="nil"/>
+              <w:bottom w:val="nil"/>
+              <w:right w:val="nil"/>
+            </w:tcBorders>
+            <w:tcMar>
+              <w:top w:w="10" w:type="dxa"/>
+              <w:left w:w="80" w:type="dxa"/>
+              <w:bottom w:w="10" w:type="dxa"/>
+              <w:right w:w="0" w:type="dxa"/>
+            </w:tcMar>
+          </w:tcPr>
+          <w:p>
+            <w:pPr>
+              <w:spacing w:before="20" w:after="20"/>
             </w:pPr>
             <w:r>
               <w:rPr>
@@ -11286,195 +10920,192 @@
                 <w:sz w:val="21"/>
                 <w:szCs w:val="21"/>
               </w:rPr>
-              <w:t xml:space="preserve">地点 / 日期：</w:t>
-            </w:r>
-          </w:p>
-          <w:p>
-            <w:pPr>
-              <w:spacing w:before="0" w:after="0"/>
-            </w:pPr>
-            <w:r>
-              <w:rPr>
-                <w:sz w:val="280"/>
-              </w:rPr>
-            </w:r>
-          </w:p>
-          <w:p>
-            <w:pPr>
-              <w:jc w:val="left"/>
-              <w:spacing w:before="80" w:after="0"/>
-            </w:pPr>
-            <w:r>
-              <w:rPr>
-                <w:rFonts w:ascii="宋体" w:hAnsi="宋体" w:eastAsia="宋体" w:cs="宋体"/>
-                <w:b w:val="0"/>
-                <w:bCs w:val="0"/>
-                <w:sz w:val="21"/>
-                <w:szCs w:val="21"/>
-              </w:rPr>
-              <w:t xml:space="preserve">签字 / 盖章：</w:t>
-            </w:r>
-          </w:p>
-          <w:p>
-            <w:pPr>
-              <w:spacing w:before="0" w:after="0"/>
-            </w:pPr>
-            <w:r>
-              <w:rPr>
-                <w:sz w:val="60"/>
-              </w:rPr>
+              <w:t>Unterschrift / 签名</w:t>
             </w:r>
           </w:p>
         </w:tc>
       </w:tr>
     </w:tbl>
+    <w:p>
+      <w:pPr>
+        <w:spacing w:before="180" w:after="0"/>
+      </w:pPr>
+    </w:p>
     <w:tbl>
       <w:tblPr>
+        <w:tblStyle w:val="12"/>
         <w:tblW w:w="9705" w:type="dxa"/>
-        <w:jc w:val="center"/>
+        <w:tblInd w:w="0" w:type="dxa"/>
+        <w:tblBorders>
+          <w:top w:val="single" w:color="auto" w:sz="4" w:space="0"/>
+          <w:left w:val="single" w:color="auto" w:sz="4" w:space="0"/>
+          <w:bottom w:val="single" w:color="auto" w:sz="4" w:space="0"/>
+          <w:right w:val="single" w:color="auto" w:sz="4" w:space="0"/>
+          <w:insideH w:val="single" w:color="auto" w:sz="4" w:space="0"/>
+          <w:insideV w:val="single" w:color="auto" w:sz="4" w:space="0"/>
+        </w:tblBorders>
+        <w:tblLayout w:type="autofit"/>
+        <w:tblCellMar>
+          <w:top w:w="0" w:type="dxa"/>
+          <w:left w:w="10" w:type="dxa"/>
+          <w:bottom w:w="0" w:type="dxa"/>
+          <w:right w:w="10" w:type="dxa"/>
+        </w:tblCellMar>
       </w:tblPr>
       <w:tblGrid>
-        <w:gridCol w:w="4852"/>
-        <w:gridCol w:w="4853"/>
+        <w:gridCol w:w="5018"/>
+        <w:gridCol w:w="4687"/>
       </w:tblGrid>
       <w:tr>
-        <w:tc>
-          <w:tcPr>
-            <w:tcW w:w="4852" w:type="dxa"/>
-            <w:tcBorders>
-              <w:top w:val="single" w:color="999999" w:sz="4"/>
-              <w:left w:val="single" w:color="999999" w:sz="4"/>
-              <w:bottom w:val="single" w:color="999999" w:sz="4"/>
-              <w:right w:val="single" w:color="999999" w:sz="4"/>
-            </w:tcBorders>
-            <w:tcMar>
-              <w:top w:w="60" w:type="dxa"/>
-              <w:left w:w="100" w:type="dxa"/>
-              <w:bottom w:w="60" w:type="dxa"/>
-              <w:right w:w="100" w:type="dxa"/>
-            </w:tcMar>
-          </w:tcPr>
-          <w:p>
-            <w:pPr>
-              <w:jc w:val="left"/>
-              <w:spacing w:before="200" w:after="0"/>
-            </w:pPr>
-            <w:r>
-              <w:rPr>
-                <w:rFonts w:ascii="Times New Roman" w:hAnsi="Times New Roman" w:eastAsia="Times New Roman" w:cs="Times New Roman"/>
-                <w:b w:val="1"/>
-                <w:bCs w:val="1"/>
-                <w:sz w:val="24"/>
-                <w:szCs w:val="24"/>
-              </w:rPr>
-              <w:t xml:space="preserve">Bevollmächtigter</w:t>
-            </w:r>
-          </w:p>
-        </w:tc>
-        <w:tc>
-          <w:tcPr>
-            <w:tcW w:w="4853" w:type="dxa"/>
-            <w:tcBorders>
-              <w:top w:val="single" w:color="999999" w:sz="4"/>
-              <w:left w:val="single" w:color="999999" w:sz="4"/>
-              <w:bottom w:val="single" w:color="999999" w:sz="4"/>
-              <w:right w:val="single" w:color="999999" w:sz="4"/>
-            </w:tcBorders>
-            <w:tcMar>
-              <w:top w:w="60" w:type="dxa"/>
-              <w:left w:w="100" w:type="dxa"/>
-              <w:bottom w:w="60" w:type="dxa"/>
-              <w:right w:w="100" w:type="dxa"/>
-            </w:tcMar>
-          </w:tcPr>
-          <w:p>
-            <w:pPr>
-              <w:jc w:val="left"/>
-              <w:spacing w:before="200" w:after="0"/>
+        <w:tblPrEx>
+          <w:tblBorders>
+            <w:top w:val="single" w:color="auto" w:sz="4" w:space="0"/>
+            <w:left w:val="single" w:color="auto" w:sz="4" w:space="0"/>
+            <w:bottom w:val="single" w:color="auto" w:sz="4" w:space="0"/>
+            <w:right w:val="single" w:color="auto" w:sz="4" w:space="0"/>
+            <w:insideH w:val="single" w:color="auto" w:sz="4" w:space="0"/>
+            <w:insideV w:val="single" w:color="auto" w:sz="4" w:space="0"/>
+          </w:tblBorders>
+          <w:tblCellMar>
+            <w:top w:w="0" w:type="dxa"/>
+            <w:left w:w="10" w:type="dxa"/>
+            <w:bottom w:w="0" w:type="dxa"/>
+            <w:right w:w="10" w:type="dxa"/>
+          </w:tblCellMar>
+        </w:tblPrEx>
+        <w:tc>
+          <w:tcPr>
+            <w:tcW w:w="5018" w:type="dxa"/>
+            <w:tcBorders>
+              <w:top w:val="nil"/>
+              <w:left w:val="nil"/>
+              <w:bottom w:val="nil"/>
+              <w:right w:val="nil"/>
+            </w:tcBorders>
+            <w:tcMar>
+              <w:top w:w="10" w:type="dxa"/>
+              <w:left w:w="0" w:type="dxa"/>
+              <w:bottom w:w="10" w:type="dxa"/>
+              <w:right w:w="80" w:type="dxa"/>
+            </w:tcMar>
+          </w:tcPr>
+          <w:p>
+            <w:pPr>
+              <w:spacing w:before="20" w:after="20"/>
+            </w:pPr>
+            <w:r>
+              <w:rPr>
+                <w:rFonts w:ascii="Times New Roman" w:hAnsi="Times New Roman" w:eastAsia="Times New Roman" w:cs="Times New Roman"/>
+                <w:b w:val="0"/>
+                <w:bCs w:val="0"/>
+                <w:sz w:val="21"/>
+                <w:szCs w:val="21"/>
+              </w:rPr>
+              <w:t>_________________________________</w:t>
+            </w:r>
+          </w:p>
+        </w:tc>
+        <w:tc>
+          <w:tcPr>
+            <w:tcW w:w="4687" w:type="dxa"/>
+            <w:tcBorders>
+              <w:top w:val="nil"/>
+              <w:left w:val="nil"/>
+              <w:bottom w:val="nil"/>
+              <w:right w:val="nil"/>
+            </w:tcBorders>
+            <w:tcMar>
+              <w:top w:w="10" w:type="dxa"/>
+              <w:left w:w="80" w:type="dxa"/>
+              <w:bottom w:w="10" w:type="dxa"/>
+              <w:right w:w="0" w:type="dxa"/>
+            </w:tcMar>
+          </w:tcPr>
+          <w:p>
+            <w:pPr>
+              <w:spacing w:before="20" w:after="20"/>
             </w:pPr>
             <w:r>
               <w:rPr>
                 <w:rFonts w:ascii="宋体" w:hAnsi="宋体" w:eastAsia="宋体" w:cs="宋体"/>
-                <w:b w:val="1"/>
-                <w:bCs w:val="1"/>
-                <w:sz w:val="24"/>
-                <w:szCs w:val="24"/>
-              </w:rPr>
-              <w:t xml:space="preserve">授权代表</w:t>
+                <w:b w:val="0"/>
+                <w:bCs w:val="0"/>
+                <w:sz w:val="21"/>
+                <w:szCs w:val="21"/>
+              </w:rPr>
+              <w:t>_________________________________</w:t>
             </w:r>
           </w:p>
         </w:tc>
       </w:tr>
       <w:tr>
-        <w:tc>
-          <w:tcPr>
-            <w:tcW w:w="4852" w:type="dxa"/>
-            <w:tcBorders>
-              <w:top w:val="single" w:color="999999" w:sz="4"/>
-              <w:left w:val="single" w:color="999999" w:sz="4"/>
-              <w:bottom w:val="single" w:color="999999" w:sz="4"/>
-              <w:right w:val="single" w:color="999999" w:sz="4"/>
-            </w:tcBorders>
-            <w:tcMar>
-              <w:top w:w="60" w:type="dxa"/>
-              <w:left w:w="100" w:type="dxa"/>
-              <w:bottom w:w="60" w:type="dxa"/>
-              <w:right w:w="100" w:type="dxa"/>
-            </w:tcMar>
-          </w:tcPr>
-          <w:p>
-            <w:pPr>
-              <w:jc w:val="left"/>
-              <w:spacing w:before="20" w:after="0"/>
-            </w:pPr>
-            <w:r>
-              <w:rPr>
-                <w:rFonts w:ascii="Times New Roman" w:hAnsi="Times New Roman" w:eastAsia="Times New Roman" w:cs="Times New Roman"/>
-                <w:b w:val="0"/>
-                <w:bCs w:val="0"/>
-                <w:sz w:val="21"/>
-                <w:szCs w:val="21"/>
-              </w:rPr>
-              <w:t xml:space="preserve">LIVANTO GmbH</w:t>
-            </w:r>
-          </w:p>
-          <w:p>
-            <w:pPr>
-              <w:jc w:val="left"/>
-              <w:spacing w:before="20" w:after="0"/>
-            </w:pPr>
-            <w:r>
-              <w:rPr>
-                <w:rFonts w:ascii="Times New Roman" w:hAnsi="Times New Roman" w:eastAsia="Times New Roman" w:cs="Times New Roman"/>
-                <w:b w:val="0"/>
-                <w:bCs w:val="0"/>
-                <w:sz w:val="21"/>
-                <w:szCs w:val="21"/>
-              </w:rPr>
-              <w:t xml:space="preserve">Germany</w:t>
-            </w:r>
-          </w:p>
-        </w:tc>
-        <w:tc>
-          <w:tcPr>
-            <w:tcW w:w="4853" w:type="dxa"/>
-            <w:tcBorders>
-              <w:top w:val="single" w:color="999999" w:sz="4"/>
-              <w:left w:val="single" w:color="999999" w:sz="4"/>
-              <w:bottom w:val="single" w:color="999999" w:sz="4"/>
-              <w:right w:val="single" w:color="999999" w:sz="4"/>
-            </w:tcBorders>
-            <w:tcMar>
-              <w:top w:w="60" w:type="dxa"/>
-              <w:left w:w="100" w:type="dxa"/>
-              <w:bottom w:w="60" w:type="dxa"/>
-              <w:right w:w="100" w:type="dxa"/>
-            </w:tcMar>
-          </w:tcPr>
-          <w:p>
-            <w:pPr>
-              <w:jc w:val="left"/>
-              <w:spacing w:before="20" w:after="0"/>
+        <w:tblPrEx>
+          <w:tblBorders>
+            <w:top w:val="single" w:color="auto" w:sz="4" w:space="0"/>
+            <w:left w:val="single" w:color="auto" w:sz="4" w:space="0"/>
+            <w:bottom w:val="single" w:color="auto" w:sz="4" w:space="0"/>
+            <w:right w:val="single" w:color="auto" w:sz="4" w:space="0"/>
+            <w:insideH w:val="single" w:color="auto" w:sz="4" w:space="0"/>
+            <w:insideV w:val="single" w:color="auto" w:sz="4" w:space="0"/>
+          </w:tblBorders>
+          <w:tblCellMar>
+            <w:top w:w="0" w:type="dxa"/>
+            <w:left w:w="10" w:type="dxa"/>
+            <w:bottom w:w="0" w:type="dxa"/>
+            <w:right w:w="10" w:type="dxa"/>
+          </w:tblCellMar>
+        </w:tblPrEx>
+        <w:tc>
+          <w:tcPr>
+            <w:tcW w:w="5018" w:type="dxa"/>
+            <w:tcBorders>
+              <w:top w:val="nil"/>
+              <w:left w:val="nil"/>
+              <w:bottom w:val="nil"/>
+              <w:right w:val="nil"/>
+            </w:tcBorders>
+            <w:tcMar>
+              <w:top w:w="10" w:type="dxa"/>
+              <w:left w:w="0" w:type="dxa"/>
+              <w:bottom w:w="10" w:type="dxa"/>
+              <w:right w:w="80" w:type="dxa"/>
+            </w:tcMar>
+          </w:tcPr>
+          <w:p>
+            <w:pPr>
+              <w:spacing w:before="20" w:after="20"/>
+            </w:pPr>
+            <w:r>
+              <w:rPr>
+                <w:rFonts w:ascii="Times New Roman" w:hAnsi="Times New Roman" w:eastAsia="Times New Roman" w:cs="Times New Roman"/>
+                <w:b w:val="0"/>
+                <w:bCs w:val="0"/>
+                <w:sz w:val="21"/>
+                <w:szCs w:val="21"/>
+              </w:rPr>
+              <w:t>Name in Druckbuchstaben / 正楷姓名</w:t>
+            </w:r>
+          </w:p>
+        </w:tc>
+        <w:tc>
+          <w:tcPr>
+            <w:tcW w:w="4687" w:type="dxa"/>
+            <w:tcBorders>
+              <w:top w:val="nil"/>
+              <w:left w:val="nil"/>
+              <w:bottom w:val="nil"/>
+              <w:right w:val="nil"/>
+            </w:tcBorders>
+            <w:tcMar>
+              <w:top w:w="10" w:type="dxa"/>
+              <w:left w:w="80" w:type="dxa"/>
+              <w:bottom w:w="10" w:type="dxa"/>
+              <w:right w:w="0" w:type="dxa"/>
+            </w:tcMar>
+          </w:tcPr>
+          <w:p>
+            <w:pPr>
+              <w:spacing w:before="20" w:after="20"/>
             </w:pPr>
             <w:r>
               <w:rPr>
@@ -11484,526 +11115,21 @@
                 <w:sz w:val="21"/>
                 <w:szCs w:val="21"/>
               </w:rPr>
-              <w:t xml:space="preserve">LIVANTO GmbH</w:t>
-            </w:r>
-          </w:p>
-          <w:p>
-            <w:pPr>
-              <w:jc w:val="left"/>
-              <w:spacing w:before="20" w:after="0"/>
-            </w:pPr>
-            <w:r>
-              <w:rPr>
-                <w:rFonts w:ascii="宋体" w:hAnsi="宋体" w:eastAsia="宋体" w:cs="宋体"/>
-                <w:b w:val="0"/>
-                <w:bCs w:val="0"/>
-                <w:sz w:val="21"/>
-                <w:szCs w:val="21"/>
-              </w:rPr>
-              <w:t xml:space="preserve">德国</w:t>
-            </w:r>
-          </w:p>
-        </w:tc>
-      </w:tr>
-      <w:tr>
-        <w:tc>
-          <w:tcPr>
-            <w:tcW w:w="4852" w:type="dxa"/>
-            <w:tcBorders>
-              <w:top w:val="single" w:color="999999" w:sz="4"/>
-              <w:left w:val="single" w:color="999999" w:sz="4"/>
-              <w:bottom w:val="single" w:color="999999" w:sz="4"/>
-              <w:right w:val="single" w:color="999999" w:sz="4"/>
-            </w:tcBorders>
-            <w:tcMar>
-              <w:top w:w="60" w:type="dxa"/>
-              <w:left w:w="100" w:type="dxa"/>
-              <w:bottom w:w="60" w:type="dxa"/>
-              <w:right w:w="100" w:type="dxa"/>
-            </w:tcMar>
-          </w:tcPr>
-          <w:p>
-            <w:pPr>
-              <w:spacing w:before="0" w:after="0"/>
-            </w:pPr>
-            <w:r>
-              <w:rPr>
-                <w:sz w:val="60"/>
-              </w:rPr>
-            </w:r>
-          </w:p>
-          <w:p>
-            <w:pPr>
-              <w:jc w:val="left"/>
-              <w:spacing w:before="100" w:after="0"/>
-            </w:pPr>
-            <w:r>
-              <w:rPr>
-                <w:rFonts w:ascii="Times New Roman" w:hAnsi="Times New Roman" w:eastAsia="Times New Roman" w:cs="Times New Roman"/>
-                <w:b w:val="0"/>
-                <w:bCs w:val="0"/>
-                <w:sz w:val="21"/>
-                <w:szCs w:val="21"/>
-              </w:rPr>
-              <w:t xml:space="preserve">Ort / Datum:</w:t>
-            </w:r>
-          </w:p>
-          <w:p>
-            <w:pPr>
-              <w:spacing w:before="0" w:after="0"/>
-            </w:pPr>
-            <w:r>
-              <w:rPr>
-                <w:sz w:val="280"/>
-              </w:rPr>
-            </w:r>
-          </w:p>
-          <w:p>
-            <w:pPr>
-              <w:jc w:val="left"/>
-              <w:spacing w:before="80" w:after="0"/>
-            </w:pPr>
-            <w:r>
-              <w:rPr>
-                <w:rFonts w:ascii="Times New Roman" w:hAnsi="Times New Roman" w:eastAsia="Times New Roman" w:cs="Times New Roman"/>
-                <w:b w:val="0"/>
-                <w:bCs w:val="0"/>
-                <w:sz w:val="21"/>
-                <w:szCs w:val="21"/>
-              </w:rPr>
-              <w:t xml:space="preserve">Unterschrift / Stempel:</w:t>
-            </w:r>
-          </w:p>
-          <w:p>
-            <w:pPr>
-              <w:spacing w:before="0" w:after="0"/>
-            </w:pPr>
-            <w:r>
-              <w:rPr>
-                <w:sz w:val="60"/>
-              </w:rPr>
-            </w:r>
-          </w:p>
-        </w:tc>
-        <w:tc>
-          <w:tcPr>
-            <w:tcW w:w="4853" w:type="dxa"/>
-            <w:tcBorders>
-              <w:top w:val="single" w:color="999999" w:sz="4"/>
-              <w:left w:val="single" w:color="999999" w:sz="4"/>
-              <w:bottom w:val="single" w:color="999999" w:sz="4"/>
-              <w:right w:val="single" w:color="999999" w:sz="4"/>
-            </w:tcBorders>
-            <w:tcMar>
-              <w:top w:w="60" w:type="dxa"/>
-              <w:left w:w="100" w:type="dxa"/>
-              <w:bottom w:w="60" w:type="dxa"/>
-              <w:right w:w="100" w:type="dxa"/>
-            </w:tcMar>
-          </w:tcPr>
-          <w:p>
-            <w:pPr>
-              <w:spacing w:before="0" w:after="0"/>
-            </w:pPr>
-            <w:r>
-              <w:rPr>
-                <w:sz w:val="60"/>
-              </w:rPr>
-            </w:r>
-          </w:p>
-          <w:p>
-            <w:pPr>
-              <w:jc w:val="left"/>
-              <w:spacing w:before="100" w:after="0"/>
-            </w:pPr>
-            <w:r>
-              <w:rPr>
-                <w:rFonts w:ascii="宋体" w:hAnsi="宋体" w:eastAsia="宋体" w:cs="宋体"/>
-                <w:b w:val="0"/>
-                <w:bCs w:val="0"/>
-                <w:sz w:val="21"/>
-                <w:szCs w:val="21"/>
-              </w:rPr>
-              <w:t xml:space="preserve">地点 / 日期：</w:t>
-            </w:r>
-          </w:p>
-          <w:p>
-            <w:pPr>
-              <w:spacing w:before="0" w:after="0"/>
-            </w:pPr>
-            <w:r>
-              <w:rPr>
-                <w:sz w:val="280"/>
-              </w:rPr>
-            </w:r>
-          </w:p>
-          <w:p>
-            <w:pPr>
-              <w:jc w:val="left"/>
-              <w:spacing w:before="80" w:after="0"/>
-            </w:pPr>
-            <w:r>
-              <w:rPr>
-                <w:rFonts w:ascii="宋体" w:hAnsi="宋体" w:eastAsia="宋体" w:cs="宋体"/>
-                <w:b w:val="0"/>
-                <w:bCs w:val="0"/>
-                <w:sz w:val="21"/>
-                <w:szCs w:val="21"/>
-              </w:rPr>
-              <w:t xml:space="preserve">签字 / 盖章：</w:t>
-            </w:r>
-          </w:p>
-          <w:p>
-            <w:pPr>
-              <w:spacing w:before="0" w:after="0"/>
-            </w:pPr>
-            <w:r>
-              <w:rPr>
-                <w:sz w:val="60"/>
-              </w:rPr>
+              <w:t>Name in Druckbuchstaben / 正楷姓名</w:t>
             </w:r>
           </w:p>
         </w:tc>
       </w:tr>
     </w:tbl>
-    <w:tbl>
-      <w:tblPr>
-        <w:tblW w:w="9705" w:type="dxa"/>
-        <w:jc w:val="center"/>
-      </w:tblPr>
-      <w:tblGrid>
-        <w:gridCol w:w="4852"/>
-        <w:gridCol w:w="4853"/>
-      </w:tblGrid>
-      <w:tr>
-        <w:tc>
-          <w:tcPr>
-            <w:tcW w:w="4852" w:type="dxa"/>
-            <w:tcBorders>
-              <w:top w:val="single" w:color="999999" w:sz="4"/>
-              <w:left w:val="single" w:color="999999" w:sz="4"/>
-              <w:bottom w:val="single" w:color="999999" w:sz="4"/>
-              <w:right w:val="single" w:color="999999" w:sz="4"/>
-            </w:tcBorders>
-            <w:tcMar>
-              <w:top w:w="60" w:type="dxa"/>
-              <w:left w:w="100" w:type="dxa"/>
-              <w:bottom w:w="60" w:type="dxa"/>
-              <w:right w:w="100" w:type="dxa"/>
-            </w:tcMar>
-          </w:tcPr>
-          <w:p>
-            <w:pPr>
-              <w:jc w:val="left"/>
-              <w:spacing w:before="200" w:after="0"/>
-            </w:pPr>
-            <w:r>
-              <w:rPr>
-                <w:rFonts w:ascii="Times New Roman" w:hAnsi="Times New Roman" w:eastAsia="Times New Roman" w:cs="Times New Roman"/>
-                <w:b w:val="1"/>
-                <w:bCs w:val="1"/>
-                <w:sz w:val="24"/>
-                <w:szCs w:val="24"/>
-              </w:rPr>
-              <w:t xml:space="preserve">Zahlungsdienstleister</w:t>
-            </w:r>
-          </w:p>
-        </w:tc>
-        <w:tc>
-          <w:tcPr>
-            <w:tcW w:w="4853" w:type="dxa"/>
-            <w:tcBorders>
-              <w:top w:val="single" w:color="999999" w:sz="4"/>
-              <w:left w:val="single" w:color="999999" w:sz="4"/>
-              <w:bottom w:val="single" w:color="999999" w:sz="4"/>
-              <w:right w:val="single" w:color="999999" w:sz="4"/>
-            </w:tcBorders>
-            <w:tcMar>
-              <w:top w:w="60" w:type="dxa"/>
-              <w:left w:w="100" w:type="dxa"/>
-              <w:bottom w:w="60" w:type="dxa"/>
-              <w:right w:w="100" w:type="dxa"/>
-            </w:tcMar>
-          </w:tcPr>
-          <w:p>
-            <w:pPr>
-              <w:jc w:val="left"/>
-              <w:spacing w:before="200" w:after="0"/>
-            </w:pPr>
-            <w:r>
-              <w:rPr>
-                <w:rFonts w:ascii="宋体" w:hAnsi="宋体" w:eastAsia="宋体" w:cs="宋体"/>
-                <w:b w:val="1"/>
-                <w:bCs w:val="1"/>
-                <w:sz w:val="24"/>
-                <w:szCs w:val="24"/>
-              </w:rPr>
-              <w:t xml:space="preserve">支付服务商</w:t>
-            </w:r>
-          </w:p>
-        </w:tc>
-      </w:tr>
-      <w:tr>
-        <w:tc>
-          <w:tcPr>
-            <w:tcW w:w="4852" w:type="dxa"/>
-            <w:tcBorders>
-              <w:top w:val="single" w:color="999999" w:sz="4"/>
-              <w:left w:val="single" w:color="999999" w:sz="4"/>
-              <w:bottom w:val="single" w:color="999999" w:sz="4"/>
-              <w:right w:val="single" w:color="999999" w:sz="4"/>
-            </w:tcBorders>
-            <w:tcMar>
-              <w:top w:w="60" w:type="dxa"/>
-              <w:left w:w="100" w:type="dxa"/>
-              <w:bottom w:w="60" w:type="dxa"/>
-              <w:right w:w="100" w:type="dxa"/>
-            </w:tcMar>
-          </w:tcPr>
-          <w:p>
-            <w:pPr>
-              <w:jc w:val="left"/>
-              <w:spacing w:before="20" w:after="0"/>
-            </w:pPr>
-            <w:r>
-              <w:rPr>
-                <w:rFonts w:ascii="Times New Roman" w:hAnsi="Times New Roman" w:eastAsia="Times New Roman" w:cs="Times New Roman"/>
-                <w:b w:val="0"/>
-                <w:bCs w:val="0"/>
-                <w:sz w:val="21"/>
-                <w:szCs w:val="21"/>
-              </w:rPr>
-              <w:t xml:space="preserve">FREDDY (Shanghai) Information Consulting Ltd.</w:t>
-            </w:r>
-          </w:p>
-          <w:p>
-            <w:pPr>
-              <w:jc w:val="left"/>
-              <w:spacing w:before="20" w:after="0"/>
-            </w:pPr>
-            <w:r>
-              <w:rPr>
-                <w:rFonts w:ascii="Times New Roman" w:hAnsi="Times New Roman" w:eastAsia="Times New Roman" w:cs="Times New Roman"/>
-                <w:b w:val="0"/>
-                <w:bCs w:val="0"/>
-                <w:sz w:val="21"/>
-                <w:szCs w:val="21"/>
-              </w:rPr>
-              <w:t xml:space="preserve">Huainan Branch</w:t>
-            </w:r>
-          </w:p>
-        </w:tc>
-        <w:tc>
-          <w:tcPr>
-            <w:tcW w:w="4853" w:type="dxa"/>
-            <w:tcBorders>
-              <w:top w:val="single" w:color="999999" w:sz="4"/>
-              <w:left w:val="single" w:color="999999" w:sz="4"/>
-              <w:bottom w:val="single" w:color="999999" w:sz="4"/>
-              <w:right w:val="single" w:color="999999" w:sz="4"/>
-            </w:tcBorders>
-            <w:tcMar>
-              <w:top w:w="60" w:type="dxa"/>
-              <w:left w:w="100" w:type="dxa"/>
-              <w:bottom w:w="60" w:type="dxa"/>
-              <w:right w:w="100" w:type="dxa"/>
-            </w:tcMar>
-          </w:tcPr>
-          <w:p>
-            <w:pPr>
-              <w:jc w:val="left"/>
-              <w:spacing w:before="20" w:after="0"/>
-            </w:pPr>
-            <w:r>
-              <w:rPr>
-                <w:rFonts w:ascii="宋体" w:hAnsi="宋体" w:eastAsia="宋体" w:cs="宋体"/>
-                <w:b w:val="0"/>
-                <w:bCs w:val="0"/>
-                <w:sz w:val="21"/>
-                <w:szCs w:val="21"/>
-              </w:rPr>
-              <w:t xml:space="preserve">福瑞笛（上海）信息咨询有限公司</w:t>
-            </w:r>
-          </w:p>
-          <w:p>
-            <w:pPr>
-              <w:jc w:val="left"/>
-              <w:spacing w:before="20" w:after="0"/>
-            </w:pPr>
-            <w:r>
-              <w:rPr>
-                <w:rFonts w:ascii="宋体" w:hAnsi="宋体" w:eastAsia="宋体" w:cs="宋体"/>
-                <w:b w:val="0"/>
-                <w:bCs w:val="0"/>
-                <w:sz w:val="21"/>
-                <w:szCs w:val="21"/>
-              </w:rPr>
-              <w:t xml:space="preserve">淮南分公司</w:t>
-            </w:r>
-          </w:p>
-        </w:tc>
-      </w:tr>
-      <w:tr>
-        <w:tc>
-          <w:tcPr>
-            <w:tcW w:w="4852" w:type="dxa"/>
-            <w:tcBorders>
-              <w:top w:val="single" w:color="999999" w:sz="4"/>
-              <w:left w:val="single" w:color="999999" w:sz="4"/>
-              <w:bottom w:val="single" w:color="999999" w:sz="4"/>
-              <w:right w:val="single" w:color="999999" w:sz="4"/>
-            </w:tcBorders>
-            <w:tcMar>
-              <w:top w:w="60" w:type="dxa"/>
-              <w:left w:w="100" w:type="dxa"/>
-              <w:bottom w:w="60" w:type="dxa"/>
-              <w:right w:w="100" w:type="dxa"/>
-            </w:tcMar>
-          </w:tcPr>
-          <w:p>
-            <w:pPr>
-              <w:spacing w:before="0" w:after="0"/>
-            </w:pPr>
-            <w:r>
-              <w:rPr>
-                <w:sz w:val="60"/>
-              </w:rPr>
-            </w:r>
-          </w:p>
-          <w:p>
-            <w:pPr>
-              <w:jc w:val="left"/>
-              <w:spacing w:before="100" w:after="0"/>
-            </w:pPr>
-            <w:r>
-              <w:rPr>
-                <w:rFonts w:ascii="Times New Roman" w:hAnsi="Times New Roman" w:eastAsia="Times New Roman" w:cs="Times New Roman"/>
-                <w:b w:val="0"/>
-                <w:bCs w:val="0"/>
-                <w:sz w:val="21"/>
-                <w:szCs w:val="21"/>
-              </w:rPr>
-              <w:t xml:space="preserve">Ort / Datum:</w:t>
-            </w:r>
-          </w:p>
-          <w:p>
-            <w:pPr>
-              <w:spacing w:before="0" w:after="0"/>
-            </w:pPr>
-            <w:r>
-              <w:rPr>
-                <w:sz w:val="280"/>
-              </w:rPr>
-            </w:r>
-          </w:p>
-          <w:p>
-            <w:pPr>
-              <w:jc w:val="left"/>
-              <w:spacing w:before="80" w:after="0"/>
-            </w:pPr>
-            <w:r>
-              <w:rPr>
-                <w:rFonts w:ascii="Times New Roman" w:hAnsi="Times New Roman" w:eastAsia="Times New Roman" w:cs="Times New Roman"/>
-                <w:b w:val="0"/>
-                <w:bCs w:val="0"/>
-                <w:sz w:val="21"/>
-                <w:szCs w:val="21"/>
-              </w:rPr>
-              <w:t xml:space="preserve">Unterschrift / Stempel:</w:t>
-            </w:r>
-          </w:p>
-          <w:p>
-            <w:pPr>
-              <w:spacing w:before="0" w:after="0"/>
-            </w:pPr>
-            <w:r>
-              <w:rPr>
-                <w:sz w:val="60"/>
-              </w:rPr>
-            </w:r>
-          </w:p>
-        </w:tc>
-        <w:tc>
-          <w:tcPr>
-            <w:tcW w:w="4853" w:type="dxa"/>
-            <w:tcBorders>
-              <w:top w:val="single" w:color="999999" w:sz="4"/>
-              <w:left w:val="single" w:color="999999" w:sz="4"/>
-              <w:bottom w:val="single" w:color="999999" w:sz="4"/>
-              <w:right w:val="single" w:color="999999" w:sz="4"/>
-            </w:tcBorders>
-            <w:tcMar>
-              <w:top w:w="60" w:type="dxa"/>
-              <w:left w:w="100" w:type="dxa"/>
-              <w:bottom w:w="60" w:type="dxa"/>
-              <w:right w:w="100" w:type="dxa"/>
-            </w:tcMar>
-          </w:tcPr>
-          <w:p>
-            <w:pPr>
-              <w:spacing w:before="0" w:after="0"/>
-            </w:pPr>
-            <w:r>
-              <w:rPr>
-                <w:sz w:val="60"/>
-              </w:rPr>
-            </w:r>
-          </w:p>
-          <w:p>
-            <w:pPr>
-              <w:jc w:val="left"/>
-              <w:spacing w:before="100" w:after="0"/>
-            </w:pPr>
-            <w:r>
-              <w:rPr>
-                <w:rFonts w:ascii="宋体" w:hAnsi="宋体" w:eastAsia="宋体" w:cs="宋体"/>
-                <w:b w:val="0"/>
-                <w:bCs w:val="0"/>
-                <w:sz w:val="21"/>
-                <w:szCs w:val="21"/>
-              </w:rPr>
-              <w:t xml:space="preserve">地点 / 日期：</w:t>
-            </w:r>
-          </w:p>
-          <w:p>
-            <w:pPr>
-              <w:spacing w:before="0" w:after="0"/>
-            </w:pPr>
-            <w:r>
-              <w:rPr>
-                <w:sz w:val="280"/>
-              </w:rPr>
-            </w:r>
-          </w:p>
-          <w:p>
-            <w:pPr>
-              <w:jc w:val="left"/>
-              <w:spacing w:before="80" w:after="0"/>
-            </w:pPr>
-            <w:r>
-              <w:rPr>
-                <w:rFonts w:ascii="宋体" w:hAnsi="宋体" w:eastAsia="宋体" w:cs="宋体"/>
-                <w:b w:val="0"/>
-                <w:bCs w:val="0"/>
-                <w:sz w:val="21"/>
-                <w:szCs w:val="21"/>
-              </w:rPr>
-              <w:t xml:space="preserve">签字 / 盖章：</w:t>
-            </w:r>
-          </w:p>
-          <w:p>
-            <w:pPr>
-              <w:spacing w:before="0" w:after="0"/>
-            </w:pPr>
-            <w:r>
-              <w:rPr>
-                <w:sz w:val="60"/>
-              </w:rPr>
-            </w:r>
-          </w:p>
-        </w:tc>
-      </w:tr>
-    </w:tbl>
+    <w:p/>
+    <w:sectPr>
+      <w:headerReference r:id="rId3" w:type="default"/>
+      <w:footerReference r:id="rId4" w:type="default"/>
+      <w:pgSz w:w="11906" w:h="16838"/>
+      <w:pgMar w:top="1300" w:right="1100" w:bottom="1300" w:left="1100" w:header="708" w:footer="708" w:gutter="0"/>
+      <w:cols w:space="720" w:num="1"/>
+      <w:docGrid w:linePitch="360" w:charSpace="0"/>
+    </w:sectPr>
   </w:body>
 </w:document>
 </file>
@@ -12211,12 +11337,12 @@
     <w:lsdException w:unhideWhenUsed="0" w:uiPriority="0" w:semiHidden="0" w:name="table of figures"/>
     <w:lsdException w:unhideWhenUsed="0" w:uiPriority="0" w:semiHidden="0" w:name="envelope address"/>
     <w:lsdException w:unhideWhenUsed="0" w:uiPriority="0" w:semiHidden="0" w:name="envelope return"/>
-    <w:lsdException w:qFormat="1" w:uiPriority="99" w:name="footnote reference"/>
+    <w:lsdException w:uiPriority="99" w:name="footnote reference"/>
     <w:lsdException w:unhideWhenUsed="0" w:uiPriority="0" w:semiHidden="0" w:name="annotation reference"/>
     <w:lsdException w:unhideWhenUsed="0" w:uiPriority="0" w:semiHidden="0" w:name="line number"/>
     <w:lsdException w:unhideWhenUsed="0" w:uiPriority="0" w:semiHidden="0" w:name="page number"/>
-    <w:lsdException w:qFormat="1" w:uiPriority="99" w:name="endnote reference"/>
-    <w:lsdException w:qFormat="1" w:uiPriority="99" w:name="endnote text"/>
+    <w:lsdException w:uiPriority="99" w:name="endnote reference"/>
+    <w:lsdException w:uiPriority="99" w:name="endnote text"/>
     <w:lsdException w:unhideWhenUsed="0" w:uiPriority="0" w:semiHidden="0" w:name="table of authorities"/>
     <w:lsdException w:unhideWhenUsed="0" w:uiPriority="0" w:semiHidden="0" w:name="macro"/>
     <w:lsdException w:unhideWhenUsed="0" w:uiPriority="0" w:semiHidden="0" w:name="toa heading"/>
@@ -12258,7 +11384,7 @@
     <w:lsdException w:unhideWhenUsed="0" w:uiPriority="0" w:semiHidden="0" w:name="Body Text Indent 2"/>
     <w:lsdException w:unhideWhenUsed="0" w:uiPriority="0" w:semiHidden="0" w:name="Body Text Indent 3"/>
     <w:lsdException w:unhideWhenUsed="0" w:uiPriority="0" w:semiHidden="0" w:name="Block Text"/>
-    <w:lsdException w:qFormat="1" w:uiPriority="99" w:semiHidden="0" w:name="Hyperlink"/>
+    <w:lsdException w:uiPriority="99" w:semiHidden="0" w:name="Hyperlink"/>
     <w:lsdException w:unhideWhenUsed="0" w:uiPriority="0" w:semiHidden="0" w:name="FollowedHyperlink"/>
     <w:lsdException w:qFormat="1" w:unhideWhenUsed="0" w:uiPriority="0" w:semiHidden="0" w:name="Strong"/>
     <w:lsdException w:qFormat="1" w:unhideWhenUsed="0" w:uiPriority="0" w:semiHidden="0" w:name="Emphasis"/>
@@ -12272,7 +11398,7 @@
     <w:lsdException w:unhideWhenUsed="0" w:uiPriority="0" w:semiHidden="0" w:name="HTML Code"/>
     <w:lsdException w:unhideWhenUsed="0" w:uiPriority="0" w:semiHidden="0" w:name="HTML Definition"/>
     <w:lsdException w:unhideWhenUsed="0" w:uiPriority="0" w:semiHidden="0" w:name="HTML Keyboard"/>
-    <w:lsdException w:qFormat="1" w:unhideWhenUsed="0" w:uiPriority="0" w:semiHidden="0" w:name="HTML Preformatted"/>
+    <w:lsdException w:unhideWhenUsed="0" w:uiPriority="0" w:semiHidden="0" w:name="HTML Preformatted"/>
     <w:lsdException w:unhideWhenUsed="0" w:uiPriority="0" w:semiHidden="0" w:name="HTML Sample"/>
     <w:lsdException w:unhideWhenUsed="0" w:uiPriority="0" w:semiHidden="0" w:name="HTML Typewriter"/>
     <w:lsdException w:unhideWhenUsed="0" w:uiPriority="0" w:semiHidden="0" w:name="HTML Variable"/>
@@ -12534,7 +11660,6 @@
     <w:link w:val="19"/>
     <w:semiHidden/>
     <w:unhideWhenUsed/>
-    <w:qFormat/>
     <w:uiPriority w:val="99"/>
     <w:pPr>
       <w:spacing w:after="0" w:line="240" w:lineRule="auto"/>
@@ -12563,7 +11688,6 @@
   <w:style w:type="paragraph" w:styleId="10">
     <w:name w:val="HTML Preformatted"/>
     <w:basedOn w:val="1"/>
-    <w:qFormat/>
     <w:uiPriority w:val="0"/>
     <w:pPr>
       <w:tabs>
@@ -12608,7 +11732,6 @@
     <w:name w:val="endnote reference"/>
     <w:semiHidden/>
     <w:unhideWhenUsed/>
-    <w:qFormat/>
     <w:uiPriority w:val="99"/>
     <w:rPr>
       <w:vertAlign w:val="superscript"/>
@@ -12617,7 +11740,6 @@
   <w:style w:type="character" w:styleId="15">
     <w:name w:val="Hyperlink"/>
     <w:unhideWhenUsed/>
-    <w:qFormat/>
     <w:uiPriority w:val="99"/>
     <w:rPr>
       <w:color w:val="0563C1"/>
@@ -12628,7 +11750,6 @@
     <w:name w:val="footnote reference"/>
     <w:semiHidden/>
     <w:unhideWhenUsed/>
-    <w:qFormat/>
     <w:uiPriority w:val="99"/>
     <w:rPr>
       <w:vertAlign w:val="superscript"/>
@@ -12660,7 +11781,6 @@
     <w:link w:val="8"/>
     <w:semiHidden/>
     <w:unhideWhenUsed/>
-    <w:qFormat/>
     <w:uiPriority w:val="99"/>
     <w:rPr>
       <w:sz w:val="20"/>

--- a/projects/contracts/LIVANTO/VerpackG_Bevollmächtigungsvertrag.docx
+++ b/projects/contracts/LIVANTO/VerpackG_Bevollmächtigungsvertrag.docx
@@ -11130,6 +11130,564 @@
       <w:cols w:space="720" w:num="1"/>
       <w:docGrid w:linePitch="360" w:charSpace="0"/>
     </w:sectPr>
+    <w:p>
+      <w:r>
+        <w:br w:type="page"/>
+      </w:r>
+    </w:p>
+    <w:p>
+      <w:pPr>
+        <w:jc w:val="center"/>
+        <w:spacing w:before="400" w:after="200"/>
+      </w:pPr>
+      <w:r>
+        <w:rPr>
+          <w:rFonts w:ascii="Times New Roman" w:hAnsi="Times New Roman" w:eastAsia="Times New Roman" w:cs="Times New Roman"/>
+          <w:b w:val="1"/>
+          <w:sz w:val="28"/>
+          <w:szCs w:val="28"/>
+        </w:rPr>
+        <w:t>Unterzeichnung / 签署</w:t>
+      </w:r>
+    </w:p>
+    <w:tbl>
+      <w:tblPr>
+        <w:tblW w:w="9705" w:type="dxa"/>
+        <w:jc w:val="center"/>
+      </w:tblPr>
+      <w:tblGrid>
+        <w:gridCol w:w="4852"/>
+        <w:gridCol w:w="4853"/>
+      </w:tblGrid>
+      <w:tr>
+        <w:tc>
+          <w:tcPr>
+            <w:tcW w:w="4852" w:type="dxa"/>
+            <w:tcBorders>
+              <w:top w:val="single" w:color="999999" w:sz="4"/>
+              <w:left w:val="single" w:color="999999" w:sz="4"/>
+              <w:bottom w:val="single" w:color="999999" w:sz="4"/>
+              <w:right w:val="single" w:color="999999" w:sz="4"/>
+            </w:tcBorders>
+            <w:tcMar>
+              <w:top w:w="60" w:type="dxa"/>
+              <w:left w:w="100" w:type="dxa"/>
+              <w:bottom w:w="60" w:type="dxa"/>
+              <w:right w:w="100" w:type="dxa"/>
+            </w:tcMar>
+          </w:tcPr>
+          <w:p>
+            <w:pPr>
+              <w:spacing w:before="200" w:after="0"/>
+            </w:pPr>
+            <w:r>
+              <w:rPr>
+                <w:rFonts w:ascii="Times New Roman" w:hAnsi="Times New Roman" w:eastAsia="Times New Roman" w:cs="Times New Roman"/>
+                <w:b w:val="1"/>
+                <w:sz w:val="24"/>
+                <w:szCs w:val="24"/>
+              </w:rPr>
+              <w:t xml:space="preserve">Auftraggeber / Kunde</w:t>
+            </w:r>
+          </w:p>
+          <w:p>
+            <w:pPr>
+              <w:spacing w:before="20" w:after="0"/>
+            </w:pPr>
+            <w:r>
+              <w:rPr>
+                <w:rFonts w:ascii="Times New Roman" w:hAnsi="Times New Roman" w:eastAsia="Times New Roman" w:cs="Times New Roman"/>
+                <w:sz w:val="21"/>
+                <w:szCs w:val="21"/>
+              </w:rPr>
+              <w:t xml:space="preserve">{company_name}</w:t>
+            </w:r>
+          </w:p>
+          <w:p>
+            <w:pPr>
+              <w:spacing w:before="20" w:after="0"/>
+            </w:pPr>
+            <w:r>
+              <w:rPr>
+                <w:rFonts w:ascii="Times New Roman" w:hAnsi="Times New Roman" w:eastAsia="Times New Roman" w:cs="Times New Roman"/>
+                <w:sz w:val="21"/>
+                <w:szCs w:val="21"/>
+              </w:rPr>
+              <w:t xml:space="preserve">{registered_address}</w:t>
+            </w:r>
+          </w:p>
+          <w:p>
+            <w:pPr>
+              <w:spacing w:before="100" w:after="0"/>
+            </w:pPr>
+            <w:r>
+              <w:rPr>
+                <w:rFonts w:ascii="Times New Roman" w:hAnsi="Times New Roman" w:eastAsia="Times New Roman" w:cs="Times New Roman"/>
+                <w:sz w:val="21"/>
+                <w:szCs w:val="21"/>
+              </w:rPr>
+              <w:t xml:space="preserve">Ort / Datum:</w:t>
+            </w:r>
+          </w:p>
+          <w:p>
+            <w:pPr>
+              <w:spacing w:before="280" w:after="0"/>
+            </w:pPr>
+            <w:r>
+              <w:rPr>
+                <w:rFonts w:ascii="Times New Roman" w:hAnsi="Times New Roman" w:eastAsia="Times New Roman" w:cs="Times New Roman"/>
+                <w:sz w:val="21"/>
+                <w:szCs w:val="21"/>
+              </w:rPr>
+              <w:t xml:space="preserve">Unterschrift / Stempel:</w:t>
+            </w:r>
+          </w:p>
+          <w:p>
+            <w:pPr>
+              <w:spacing w:before="60" w:after="60"/>
+            </w:pPr>
+          </w:p>
+        </w:tc>
+        <w:tc>
+          <w:tcPr>
+            <w:tcW w:w="4853" w:type="dxa"/>
+            <w:tcBorders>
+              <w:top w:val="single" w:color="999999" w:sz="4"/>
+              <w:left w:val="single" w:color="999999" w:sz="4"/>
+              <w:bottom w:val="single" w:color="999999" w:sz="4"/>
+              <w:right w:val="single" w:color="999999" w:sz="4"/>
+            </w:tcBorders>
+            <w:tcMar>
+              <w:top w:w="60" w:type="dxa"/>
+              <w:left w:w="100" w:type="dxa"/>
+              <w:bottom w:w="60" w:type="dxa"/>
+              <w:right w:w="100" w:type="dxa"/>
+            </w:tcMar>
+          </w:tcPr>
+          <w:p>
+            <w:pPr>
+              <w:spacing w:before="200" w:after="0"/>
+            </w:pPr>
+            <w:r>
+              <w:rPr>
+                <w:rFonts w:ascii="宋体" w:hAnsi="宋体" w:eastAsia="宋体" w:cs="宋体"/>
+                <w:b w:val="1"/>
+                <w:sz w:val="24"/>
+                <w:szCs w:val="24"/>
+              </w:rPr>
+              <w:t xml:space="preserve">委托方 / 客户</w:t>
+            </w:r>
+          </w:p>
+          <w:p>
+            <w:pPr>
+              <w:spacing w:before="20" w:after="0"/>
+            </w:pPr>
+            <w:r>
+              <w:rPr>
+                <w:rFonts w:ascii="宋体" w:hAnsi="宋体" w:eastAsia="宋体" w:cs="宋体"/>
+                <w:sz w:val="21"/>
+                <w:szCs w:val="21"/>
+              </w:rPr>
+              <w:t xml:space="preserve">{company_name}</w:t>
+            </w:r>
+          </w:p>
+          <w:p>
+            <w:pPr>
+              <w:spacing w:before="20" w:after="0"/>
+            </w:pPr>
+            <w:r>
+              <w:rPr>
+                <w:rFonts w:ascii="宋体" w:hAnsi="宋体" w:eastAsia="宋体" w:cs="宋体"/>
+                <w:sz w:val="21"/>
+                <w:szCs w:val="21"/>
+              </w:rPr>
+              <w:t xml:space="preserve">{registered_address}</w:t>
+            </w:r>
+          </w:p>
+          <w:p>
+            <w:pPr>
+              <w:spacing w:before="100" w:after="0"/>
+            </w:pPr>
+            <w:r>
+              <w:rPr>
+                <w:rFonts w:ascii="宋体" w:hAnsi="宋体" w:eastAsia="宋体" w:cs="宋体"/>
+                <w:sz w:val="21"/>
+                <w:szCs w:val="21"/>
+              </w:rPr>
+              <w:t xml:space="preserve">地点 / 日期：</w:t>
+            </w:r>
+          </w:p>
+          <w:p>
+            <w:pPr>
+              <w:spacing w:before="280" w:after="0"/>
+            </w:pPr>
+            <w:r>
+              <w:rPr>
+                <w:rFonts w:ascii="宋体" w:hAnsi="宋体" w:eastAsia="宋体" w:cs="宋体"/>
+                <w:sz w:val="21"/>
+                <w:szCs w:val="21"/>
+              </w:rPr>
+              <w:t xml:space="preserve">签字 / 盖章：</w:t>
+            </w:r>
+          </w:p>
+          <w:p>
+            <w:pPr>
+              <w:spacing w:before="60" w:after="60"/>
+            </w:pPr>
+          </w:p>
+        </w:tc>
+      </w:tr>
+    </w:tbl>
+    <w:tbl>
+      <w:tblPr>
+        <w:tblW w:w="9705" w:type="dxa"/>
+        <w:jc w:val="center"/>
+      </w:tblPr>
+      <w:tblGrid>
+        <w:gridCol w:w="4852"/>
+        <w:gridCol w:w="4853"/>
+      </w:tblGrid>
+      <w:tr>
+        <w:tc>
+          <w:tcPr>
+            <w:tcW w:w="4852" w:type="dxa"/>
+            <w:tcBorders>
+              <w:top w:val="single" w:color="999999" w:sz="4"/>
+              <w:left w:val="single" w:color="999999" w:sz="4"/>
+              <w:bottom w:val="single" w:color="999999" w:sz="4"/>
+              <w:right w:val="single" w:color="999999" w:sz="4"/>
+            </w:tcBorders>
+            <w:tcMar>
+              <w:top w:w="60" w:type="dxa"/>
+              <w:left w:w="100" w:type="dxa"/>
+              <w:bottom w:w="60" w:type="dxa"/>
+              <w:right w:w="100" w:type="dxa"/>
+            </w:tcMar>
+          </w:tcPr>
+          <w:p>
+            <w:pPr>
+              <w:spacing w:before="200" w:after="0"/>
+            </w:pPr>
+            <w:r>
+              <w:rPr>
+                <w:rFonts w:ascii="Times New Roman" w:hAnsi="Times New Roman" w:eastAsia="Times New Roman" w:cs="Times New Roman"/>
+                <w:b w:val="1"/>
+                <w:sz w:val="24"/>
+                <w:szCs w:val="24"/>
+              </w:rPr>
+              <w:t xml:space="preserve">Bevollmächtigter</w:t>
+            </w:r>
+          </w:p>
+          <w:p>
+            <w:pPr>
+              <w:spacing w:before="20" w:after="0"/>
+            </w:pPr>
+            <w:r>
+              <w:rPr>
+                <w:rFonts w:ascii="Times New Roman" w:hAnsi="Times New Roman" w:eastAsia="Times New Roman" w:cs="Times New Roman"/>
+                <w:sz w:val="21"/>
+                <w:szCs w:val="21"/>
+              </w:rPr>
+              <w:t xml:space="preserve">LIVANTO GmbH</w:t>
+            </w:r>
+          </w:p>
+          <w:p>
+            <w:pPr>
+              <w:spacing w:before="20" w:after="0"/>
+            </w:pPr>
+            <w:r>
+              <w:rPr>
+                <w:rFonts w:ascii="Times New Roman" w:hAnsi="Times New Roman" w:eastAsia="Times New Roman" w:cs="Times New Roman"/>
+                <w:sz w:val="21"/>
+                <w:szCs w:val="21"/>
+              </w:rPr>
+              <w:t xml:space="preserve">Germany</w:t>
+            </w:r>
+          </w:p>
+          <w:p>
+            <w:pPr>
+              <w:spacing w:before="100" w:after="0"/>
+            </w:pPr>
+            <w:r>
+              <w:rPr>
+                <w:rFonts w:ascii="Times New Roman" w:hAnsi="Times New Roman" w:eastAsia="Times New Roman" w:cs="Times New Roman"/>
+                <w:sz w:val="21"/>
+                <w:szCs w:val="21"/>
+              </w:rPr>
+              <w:t xml:space="preserve">Ort / Datum:</w:t>
+            </w:r>
+          </w:p>
+          <w:p>
+            <w:pPr>
+              <w:spacing w:before="280" w:after="0"/>
+            </w:pPr>
+            <w:r>
+              <w:rPr>
+                <w:rFonts w:ascii="Times New Roman" w:hAnsi="Times New Roman" w:eastAsia="Times New Roman" w:cs="Times New Roman"/>
+                <w:sz w:val="21"/>
+                <w:szCs w:val="21"/>
+              </w:rPr>
+              <w:t xml:space="preserve">Unterschrift / Stempel:</w:t>
+            </w:r>
+          </w:p>
+          <w:p>
+            <w:pPr>
+              <w:spacing w:before="60" w:after="60"/>
+            </w:pPr>
+          </w:p>
+        </w:tc>
+        <w:tc>
+          <w:tcPr>
+            <w:tcW w:w="4853" w:type="dxa"/>
+            <w:tcBorders>
+              <w:top w:val="single" w:color="999999" w:sz="4"/>
+              <w:left w:val="single" w:color="999999" w:sz="4"/>
+              <w:bottom w:val="single" w:color="999999" w:sz="4"/>
+              <w:right w:val="single" w:color="999999" w:sz="4"/>
+            </w:tcBorders>
+            <w:tcMar>
+              <w:top w:w="60" w:type="dxa"/>
+              <w:left w:w="100" w:type="dxa"/>
+              <w:bottom w:w="60" w:type="dxa"/>
+              <w:right w:w="100" w:type="dxa"/>
+            </w:tcMar>
+          </w:tcPr>
+          <w:p>
+            <w:pPr>
+              <w:spacing w:before="200" w:after="0"/>
+            </w:pPr>
+            <w:r>
+              <w:rPr>
+                <w:rFonts w:ascii="宋体" w:hAnsi="宋体" w:eastAsia="宋体" w:cs="宋体"/>
+                <w:b w:val="1"/>
+                <w:sz w:val="24"/>
+                <w:szCs w:val="24"/>
+              </w:rPr>
+              <w:t xml:space="preserve">授权代表</w:t>
+            </w:r>
+          </w:p>
+          <w:p>
+            <w:pPr>
+              <w:spacing w:before="20" w:after="0"/>
+            </w:pPr>
+            <w:r>
+              <w:rPr>
+                <w:rFonts w:ascii="宋体" w:hAnsi="宋体" w:eastAsia="宋体" w:cs="宋体"/>
+                <w:sz w:val="21"/>
+                <w:szCs w:val="21"/>
+              </w:rPr>
+              <w:t xml:space="preserve">LIVANTO GmbH</w:t>
+            </w:r>
+          </w:p>
+          <w:p>
+            <w:pPr>
+              <w:spacing w:before="20" w:after="0"/>
+            </w:pPr>
+            <w:r>
+              <w:rPr>
+                <w:rFonts w:ascii="宋体" w:hAnsi="宋体" w:eastAsia="宋体" w:cs="宋体"/>
+                <w:sz w:val="21"/>
+                <w:szCs w:val="21"/>
+              </w:rPr>
+              <w:t xml:space="preserve">德国</w:t>
+            </w:r>
+          </w:p>
+          <w:p>
+            <w:pPr>
+              <w:spacing w:before="100" w:after="0"/>
+            </w:pPr>
+            <w:r>
+              <w:rPr>
+                <w:rFonts w:ascii="宋体" w:hAnsi="宋体" w:eastAsia="宋体" w:cs="宋体"/>
+                <w:sz w:val="21"/>
+                <w:szCs w:val="21"/>
+              </w:rPr>
+              <w:t xml:space="preserve">地点 / 日期：</w:t>
+            </w:r>
+          </w:p>
+          <w:p>
+            <w:pPr>
+              <w:spacing w:before="280" w:after="0"/>
+            </w:pPr>
+            <w:r>
+              <w:rPr>
+                <w:rFonts w:ascii="宋体" w:hAnsi="宋体" w:eastAsia="宋体" w:cs="宋体"/>
+                <w:sz w:val="21"/>
+                <w:szCs w:val="21"/>
+              </w:rPr>
+              <w:t xml:space="preserve">签字 / 盖章：</w:t>
+            </w:r>
+          </w:p>
+          <w:p>
+            <w:pPr>
+              <w:spacing w:before="60" w:after="60"/>
+            </w:pPr>
+          </w:p>
+        </w:tc>
+      </w:tr>
+    </w:tbl>
+    <w:tbl>
+      <w:tblPr>
+        <w:tblW w:w="9705" w:type="dxa"/>
+        <w:jc w:val="center"/>
+      </w:tblPr>
+      <w:tblGrid>
+        <w:gridCol w:w="4852"/>
+        <w:gridCol w:w="4853"/>
+      </w:tblGrid>
+      <w:tr>
+        <w:tc>
+          <w:tcPr>
+            <w:tcW w:w="4852" w:type="dxa"/>
+            <w:tcBorders>
+              <w:top w:val="single" w:color="999999" w:sz="4"/>
+              <w:left w:val="single" w:color="999999" w:sz="4"/>
+              <w:bottom w:val="single" w:color="999999" w:sz="4"/>
+              <w:right w:val="single" w:color="999999" w:sz="4"/>
+            </w:tcBorders>
+            <w:tcMar>
+              <w:top w:w="60" w:type="dxa"/>
+              <w:left w:w="100" w:type="dxa"/>
+              <w:bottom w:w="60" w:type="dxa"/>
+              <w:right w:w="100" w:type="dxa"/>
+            </w:tcMar>
+          </w:tcPr>
+          <w:p>
+            <w:pPr>
+              <w:spacing w:before="200" w:after="0"/>
+            </w:pPr>
+            <w:r>
+              <w:rPr>
+                <w:rFonts w:ascii="Times New Roman" w:hAnsi="Times New Roman" w:eastAsia="Times New Roman" w:cs="Times New Roman"/>
+                <w:b w:val="1"/>
+                <w:sz w:val="24"/>
+                <w:szCs w:val="24"/>
+              </w:rPr>
+              <w:t xml:space="preserve">Zahlungsdienstleister</w:t>
+            </w:r>
+          </w:p>
+          <w:p>
+            <w:pPr>
+              <w:spacing w:before="20" w:after="0"/>
+            </w:pPr>
+            <w:r>
+              <w:rPr>
+                <w:rFonts w:ascii="Times New Roman" w:hAnsi="Times New Roman" w:eastAsia="Times New Roman" w:cs="Times New Roman"/>
+                <w:sz w:val="21"/>
+                <w:szCs w:val="21"/>
+              </w:rPr>
+              <w:t xml:space="preserve">FREDDY (Shanghai) Information Consulting Ltd., Huainan Branch</w:t>
+            </w:r>
+          </w:p>
+          <w:p>
+            <w:pPr>
+              <w:spacing w:before="100" w:after="0"/>
+            </w:pPr>
+            <w:r>
+              <w:rPr>
+                <w:rFonts w:ascii="Times New Roman" w:hAnsi="Times New Roman" w:eastAsia="Times New Roman" w:cs="Times New Roman"/>
+                <w:sz w:val="21"/>
+                <w:szCs w:val="21"/>
+              </w:rPr>
+              <w:t xml:space="preserve">Ort / Datum:</w:t>
+            </w:r>
+          </w:p>
+          <w:p>
+            <w:pPr>
+              <w:spacing w:before="280" w:after="0"/>
+            </w:pPr>
+            <w:r>
+              <w:rPr>
+                <w:rFonts w:ascii="Times New Roman" w:hAnsi="Times New Roman" w:eastAsia="Times New Roman" w:cs="Times New Roman"/>
+                <w:sz w:val="21"/>
+                <w:szCs w:val="21"/>
+              </w:rPr>
+              <w:t xml:space="preserve">Unterschrift / Stempel:</w:t>
+            </w:r>
+          </w:p>
+          <w:p>
+            <w:pPr>
+              <w:spacing w:before="60" w:after="60"/>
+            </w:pPr>
+          </w:p>
+        </w:tc>
+        <w:tc>
+          <w:tcPr>
+            <w:tcW w:w="4853" w:type="dxa"/>
+            <w:tcBorders>
+              <w:top w:val="single" w:color="999999" w:sz="4"/>
+              <w:left w:val="single" w:color="999999" w:sz="4"/>
+              <w:bottom w:val="single" w:color="999999" w:sz="4"/>
+              <w:right w:val="single" w:color="999999" w:sz="4"/>
+            </w:tcBorders>
+            <w:tcMar>
+              <w:top w:w="60" w:type="dxa"/>
+              <w:left w:w="100" w:type="dxa"/>
+              <w:bottom w:w="60" w:type="dxa"/>
+              <w:right w:w="100" w:type="dxa"/>
+            </w:tcMar>
+          </w:tcPr>
+          <w:p>
+            <w:pPr>
+              <w:spacing w:before="200" w:after="0"/>
+            </w:pPr>
+            <w:r>
+              <w:rPr>
+                <w:rFonts w:ascii="宋体" w:hAnsi="宋体" w:eastAsia="宋体" w:cs="宋体"/>
+                <w:b w:val="1"/>
+                <w:sz w:val="24"/>
+                <w:szCs w:val="24"/>
+              </w:rPr>
+              <w:t xml:space="preserve">支付服务商</w:t>
+            </w:r>
+          </w:p>
+          <w:p>
+            <w:pPr>
+              <w:spacing w:before="20" w:after="0"/>
+            </w:pPr>
+            <w:r>
+              <w:rPr>
+                <w:rFonts w:ascii="宋体" w:hAnsi="宋体" w:eastAsia="宋体" w:cs="宋体"/>
+                <w:sz w:val="21"/>
+                <w:szCs w:val="21"/>
+              </w:rPr>
+              <w:t xml:space="preserve">福瑞笛（上海）信息咨询有限公司淮南分公司</w:t>
+            </w:r>
+          </w:p>
+          <w:p>
+            <w:pPr>
+              <w:spacing w:before="100" w:after="0"/>
+            </w:pPr>
+            <w:r>
+              <w:rPr>
+                <w:rFonts w:ascii="宋体" w:hAnsi="宋体" w:eastAsia="宋体" w:cs="宋体"/>
+                <w:sz w:val="21"/>
+                <w:szCs w:val="21"/>
+              </w:rPr>
+              <w:t xml:space="preserve">地点 / 日期：</w:t>
+            </w:r>
+          </w:p>
+          <w:p>
+            <w:pPr>
+              <w:spacing w:before="280" w:after="0"/>
+            </w:pPr>
+            <w:r>
+              <w:rPr>
+                <w:rFonts w:ascii="宋体" w:hAnsi="宋体" w:eastAsia="宋体" w:cs="宋体"/>
+                <w:sz w:val="21"/>
+                <w:szCs w:val="21"/>
+              </w:rPr>
+              <w:t xml:space="preserve">签字 / 盖章：</w:t>
+            </w:r>
+          </w:p>
+          <w:p>
+            <w:pPr>
+              <w:spacing w:before="60" w:after="60"/>
+            </w:pPr>
+          </w:p>
+        </w:tc>
+      </w:tr>
+    </w:tbl>
   </w:body>
 </w:document>
 </file>

--- a/projects/contracts/LIVANTO/VerpackG_Bevollmächtigungsvertrag.docx
+++ b/projects/contracts/LIVANTO/VerpackG_Bevollmächtigungsvertrag.docx
@@ -11138,7 +11138,7 @@
     <w:p>
       <w:pPr>
         <w:jc w:val="center"/>
-        <w:spacing w:before="400" w:after="200"/>
+        <w:spacing w:before="200" w:after="200"/>
       </w:pPr>
       <w:r>
         <w:rPr>
@@ -11150,6 +11150,11 @@
         <w:t>Unterzeichnung / 签署</w:t>
       </w:r>
     </w:p>
+    <w:p>
+      <w:pPr>
+        <w:spacing w:before="0" w:after="400"/>
+      </w:pPr>
+    </w:p>
     <w:tbl>
       <w:tblPr>
         <w:tblW w:w="9705" w:type="dxa"/>
@@ -11163,12 +11168,6 @@
         <w:tc>
           <w:tcPr>
             <w:tcW w:w="4852" w:type="dxa"/>
-            <w:tcBorders>
-              <w:top w:val="single" w:color="999999" w:sz="4"/>
-              <w:left w:val="single" w:color="999999" w:sz="4"/>
-              <w:bottom w:val="single" w:color="999999" w:sz="4"/>
-              <w:right w:val="single" w:color="999999" w:sz="4"/>
-            </w:tcBorders>
             <w:tcMar>
               <w:top w:w="60" w:type="dxa"/>
               <w:left w:w="100" w:type="dxa"/>
@@ -11231,7 +11230,7 @@
           </w:p>
           <w:p>
             <w:pPr>
-              <w:spacing w:before="280" w:after="0"/>
+              <w:spacing w:before="400" w:after="0"/>
             </w:pPr>
             <w:r>
               <w:rPr>
@@ -11242,21 +11241,10 @@
               <w:t xml:space="preserve">Unterschrift / Stempel:</w:t>
             </w:r>
           </w:p>
-          <w:p>
-            <w:pPr>
-              <w:spacing w:before="60" w:after="60"/>
-            </w:pPr>
-          </w:p>
         </w:tc>
         <w:tc>
           <w:tcPr>
             <w:tcW w:w="4853" w:type="dxa"/>
-            <w:tcBorders>
-              <w:top w:val="single" w:color="999999" w:sz="4"/>
-              <w:left w:val="single" w:color="999999" w:sz="4"/>
-              <w:bottom w:val="single" w:color="999999" w:sz="4"/>
-              <w:right w:val="single" w:color="999999" w:sz="4"/>
-            </w:tcBorders>
             <w:tcMar>
               <w:top w:w="60" w:type="dxa"/>
               <w:left w:w="100" w:type="dxa"/>
@@ -11319,7 +11307,7 @@
           </w:p>
           <w:p>
             <w:pPr>
-              <w:spacing w:before="280" w:after="0"/>
+              <w:spacing w:before="400" w:after="0"/>
             </w:pPr>
             <w:r>
               <w:rPr>
@@ -11329,15 +11317,15 @@
               </w:rPr>
               <w:t xml:space="preserve">签字 / 盖章：</w:t>
             </w:r>
-          </w:p>
-          <w:p>
-            <w:pPr>
-              <w:spacing w:before="60" w:after="60"/>
-            </w:pPr>
           </w:p>
         </w:tc>
       </w:tr>
     </w:tbl>
+    <w:p>
+      <w:pPr>
+        <w:spacing w:before="600" w:after="600"/>
+      </w:pPr>
+    </w:p>
     <w:tbl>
       <w:tblPr>
         <w:tblW w:w="9705" w:type="dxa"/>
@@ -11351,12 +11339,6 @@
         <w:tc>
           <w:tcPr>
             <w:tcW w:w="4852" w:type="dxa"/>
-            <w:tcBorders>
-              <w:top w:val="single" w:color="999999" w:sz="4"/>
-              <w:left w:val="single" w:color="999999" w:sz="4"/>
-              <w:bottom w:val="single" w:color="999999" w:sz="4"/>
-              <w:right w:val="single" w:color="999999" w:sz="4"/>
-            </w:tcBorders>
             <w:tcMar>
               <w:top w:w="60" w:type="dxa"/>
               <w:left w:w="100" w:type="dxa"/>
@@ -11419,7 +11401,7 @@
           </w:p>
           <w:p>
             <w:pPr>
-              <w:spacing w:before="280" w:after="0"/>
+              <w:spacing w:before="400" w:after="0"/>
             </w:pPr>
             <w:r>
               <w:rPr>
@@ -11430,21 +11412,10 @@
               <w:t xml:space="preserve">Unterschrift / Stempel:</w:t>
             </w:r>
           </w:p>
-          <w:p>
-            <w:pPr>
-              <w:spacing w:before="60" w:after="60"/>
-            </w:pPr>
-          </w:p>
         </w:tc>
         <w:tc>
           <w:tcPr>
             <w:tcW w:w="4853" w:type="dxa"/>
-            <w:tcBorders>
-              <w:top w:val="single" w:color="999999" w:sz="4"/>
-              <w:left w:val="single" w:color="999999" w:sz="4"/>
-              <w:bottom w:val="single" w:color="999999" w:sz="4"/>
-              <w:right w:val="single" w:color="999999" w:sz="4"/>
-            </w:tcBorders>
             <w:tcMar>
               <w:top w:w="60" w:type="dxa"/>
               <w:left w:w="100" w:type="dxa"/>
@@ -11507,7 +11478,7 @@
           </w:p>
           <w:p>
             <w:pPr>
-              <w:spacing w:before="280" w:after="0"/>
+              <w:spacing w:before="400" w:after="0"/>
             </w:pPr>
             <w:r>
               <w:rPr>
@@ -11517,15 +11488,15 @@
               </w:rPr>
               <w:t xml:space="preserve">签字 / 盖章：</w:t>
             </w:r>
-          </w:p>
-          <w:p>
-            <w:pPr>
-              <w:spacing w:before="60" w:after="60"/>
-            </w:pPr>
           </w:p>
         </w:tc>
       </w:tr>
     </w:tbl>
+    <w:p>
+      <w:pPr>
+        <w:spacing w:before="600" w:after="600"/>
+      </w:pPr>
+    </w:p>
     <w:tbl>
       <w:tblPr>
         <w:tblW w:w="9705" w:type="dxa"/>
@@ -11539,12 +11510,6 @@
         <w:tc>
           <w:tcPr>
             <w:tcW w:w="4852" w:type="dxa"/>
-            <w:tcBorders>
-              <w:top w:val="single" w:color="999999" w:sz="4"/>
-              <w:left w:val="single" w:color="999999" w:sz="4"/>
-              <w:bottom w:val="single" w:color="999999" w:sz="4"/>
-              <w:right w:val="single" w:color="999999" w:sz="4"/>
-            </w:tcBorders>
             <w:tcMar>
               <w:top w:w="60" w:type="dxa"/>
               <w:left w:w="100" w:type="dxa"/>
@@ -11594,7 +11559,7 @@
           </w:p>
           <w:p>
             <w:pPr>
-              <w:spacing w:before="280" w:after="0"/>
+              <w:spacing w:before="400" w:after="0"/>
             </w:pPr>
             <w:r>
               <w:rPr>
@@ -11605,21 +11570,10 @@
               <w:t xml:space="preserve">Unterschrift / Stempel:</w:t>
             </w:r>
           </w:p>
-          <w:p>
-            <w:pPr>
-              <w:spacing w:before="60" w:after="60"/>
-            </w:pPr>
-          </w:p>
         </w:tc>
         <w:tc>
           <w:tcPr>
             <w:tcW w:w="4853" w:type="dxa"/>
-            <w:tcBorders>
-              <w:top w:val="single" w:color="999999" w:sz="4"/>
-              <w:left w:val="single" w:color="999999" w:sz="4"/>
-              <w:bottom w:val="single" w:color="999999" w:sz="4"/>
-              <w:right w:val="single" w:color="999999" w:sz="4"/>
-            </w:tcBorders>
             <w:tcMar>
               <w:top w:w="60" w:type="dxa"/>
               <w:left w:w="100" w:type="dxa"/>
@@ -11669,7 +11623,7 @@
           </w:p>
           <w:p>
             <w:pPr>
-              <w:spacing w:before="280" w:after="0"/>
+              <w:spacing w:before="400" w:after="0"/>
             </w:pPr>
             <w:r>
               <w:rPr>
@@ -11679,11 +11633,6 @@
               </w:rPr>
               <w:t xml:space="preserve">签字 / 盖章：</w:t>
             </w:r>
-          </w:p>
-          <w:p>
-            <w:pPr>
-              <w:spacing w:before="60" w:after="60"/>
-            </w:pPr>
           </w:p>
         </w:tc>
       </w:tr>

--- a/projects/contracts/LIVANTO/VerpackG_Bevollmächtigungsvertrag.docx
+++ b/projects/contracts/LIVANTO/VerpackG_Bevollmächtigungsvertrag.docx
@@ -5303,7 +5303,7 @@
                 <w:sz w:val="21"/>
                 <w:szCs w:val="21"/>
               </w:rPr>
-              <w:t>(6) Bankverbindung: Kontoinhaber: FREDDY (Shanghai) Information Consulting Ltd. Huainan Branch, Bank: Bank of China Huainan Branch, Kontonummer: 181276312093, Bankleitzahl: BKCHCNBJ780, Bankadresse: No.21 Longhu Road, Huainan, Anhui, China. Verwendungszweck: EPR- + Vertragsnummer.</w:t>
+              <w:t>(6) Bankverbindung: Kontoinhaber: FREDDY (Shanghai) Information Consulting Ltd. Huainan Branch, Bank: Bank of China Huainan Branch, Kontonummer: 181276312093, Bankleitzahl: BKCHCNBJ780, Bankadresse: No.21 Longhu Road, Huainan, Anhui, China. Verwendungszweck: {contract_number}.</w:t>
             </w:r>
           </w:p>
         </w:tc>
@@ -5335,7 +5335,7 @@
                 <w:sz w:val="21"/>
                 <w:szCs w:val="21"/>
               </w:rPr>
-              <w:t>(6) 银行转账信息：户名：福瑞笛（上海）信息咨询有限公司淮南分公司，开户行：中国银行股份有限公司淮南分行，账号：181276312093，银行代码：BKCHCNBJ780，开户行地址：安徽省淮南市龙湖路21号。汇款附言：EPR-合同编号。</w:t>
+              <w:t>(6) 银行转账信息：户名：福瑞笛（上海）信息咨询有限公司淮南分公司，开户行：中国银行股份有限公司淮南分行，账号：181276312093，银行代码：BKCHCNBJ780，开户行地址：安徽省淮南市龙湖路21号。汇款附言：{contract_number}。</w:t>
             </w:r>
           </w:p>
         </w:tc>
@@ -10369,767 +10369,6 @@
         </w:tc>
       </w:tr>
     </w:tbl>
-    <w:p>
-      <w:r>
-        <w:br w:type="page"/>
-      </w:r>
-    </w:p>
-    <w:p>
-      <w:pPr>
-        <w:spacing w:before="400" w:after="200"/>
-        <w:jc w:val="center"/>
-      </w:pPr>
-      <w:r>
-        <w:rPr>
-          <w:rFonts w:ascii="Times New Roman" w:hAnsi="Times New Roman" w:eastAsia="Times New Roman" w:cs="Times New Roman"/>
-          <w:b/>
-          <w:bCs/>
-          <w:sz w:val="30"/>
-          <w:szCs w:val="30"/>
-        </w:rPr>
-        <w:t xml:space="preserve">Unterschriften  |  </w:t>
-      </w:r>
-      <w:r>
-        <w:rPr>
-          <w:rFonts w:ascii="宋体" w:hAnsi="宋体" w:eastAsia="宋体" w:cs="宋体"/>
-          <w:b/>
-          <w:bCs/>
-          <w:sz w:val="30"/>
-          <w:szCs w:val="30"/>
-        </w:rPr>
-        <w:t>签署</w:t>
-      </w:r>
-    </w:p>
-    <w:p>
-      <w:pPr>
-        <w:spacing w:before="200" w:after="0"/>
-      </w:pPr>
-    </w:p>
-    <w:tbl>
-      <w:tblPr>
-        <w:tblStyle w:val="12"/>
-        <w:tblW w:w="9745" w:type="dxa"/>
-        <w:tblInd w:w="0" w:type="dxa"/>
-        <w:tblBorders>
-          <w:top w:val="single" w:color="auto" w:sz="4" w:space="0"/>
-          <w:left w:val="single" w:color="auto" w:sz="4" w:space="0"/>
-          <w:bottom w:val="single" w:color="auto" w:sz="4" w:space="0"/>
-          <w:right w:val="single" w:color="auto" w:sz="4" w:space="0"/>
-          <w:insideH w:val="single" w:color="auto" w:sz="4" w:space="0"/>
-          <w:insideV w:val="single" w:color="auto" w:sz="4" w:space="0"/>
-        </w:tblBorders>
-        <w:tblLayout w:type="autofit"/>
-        <w:tblCellMar>
-          <w:top w:w="0" w:type="dxa"/>
-          <w:left w:w="10" w:type="dxa"/>
-          <w:bottom w:w="0" w:type="dxa"/>
-          <w:right w:w="10" w:type="dxa"/>
-        </w:tblCellMar>
-      </w:tblPr>
-      <w:tblGrid>
-        <w:gridCol w:w="3008"/>
-        <w:gridCol w:w="3009"/>
-        <w:gridCol w:w="3728"/>
-      </w:tblGrid>
-      <w:tr>
-        <w:tblPrEx>
-          <w:tblBorders>
-            <w:top w:val="single" w:color="auto" w:sz="4" w:space="0"/>
-            <w:left w:val="single" w:color="auto" w:sz="4" w:space="0"/>
-            <w:bottom w:val="single" w:color="auto" w:sz="4" w:space="0"/>
-            <w:right w:val="single" w:color="auto" w:sz="4" w:space="0"/>
-            <w:insideH w:val="single" w:color="auto" w:sz="4" w:space="0"/>
-            <w:insideV w:val="single" w:color="auto" w:sz="4" w:space="0"/>
-          </w:tblBorders>
-          <w:tblCellMar>
-            <w:top w:w="0" w:type="dxa"/>
-            <w:left w:w="10" w:type="dxa"/>
-            <w:bottom w:w="0" w:type="dxa"/>
-            <w:right w:w="10" w:type="dxa"/>
-          </w:tblCellMar>
-        </w:tblPrEx>
-        <w:tc>
-          <w:tcPr>
-            <w:tcW w:w="3008" w:type="dxa"/>
-            <w:tcBorders>
-              <w:top w:val="nil"/>
-              <w:left w:val="nil"/>
-              <w:bottom w:val="nil"/>
-              <w:right w:val="nil"/>
-            </w:tcBorders>
-            <w:tcMar>
-              <w:top w:w="60" w:type="dxa"/>
-              <w:left w:w="40" w:type="dxa"/>
-              <w:bottom w:w="200" w:type="dxa"/>
-              <w:right w:w="40" w:type="dxa"/>
-            </w:tcMar>
-          </w:tcPr>
-          <w:p>
-            <w:pPr>
-              <w:jc w:val="center"/>
-            </w:pPr>
-            <w:r>
-              <w:rPr>
-                <w:rFonts w:ascii="Times New Roman" w:hAnsi="Times New Roman" w:eastAsia="Times New Roman" w:cs="Times New Roman"/>
-                <w:b/>
-                <w:bCs/>
-                <w:sz w:val="21"/>
-                <w:szCs w:val="21"/>
-              </w:rPr>
-              <w:t>Der Kunde / 客户</w:t>
-            </w:r>
-          </w:p>
-        </w:tc>
-        <w:tc>
-          <w:tcPr>
-            <w:tcW w:w="3009" w:type="dxa"/>
-            <w:tcBorders>
-              <w:top w:val="nil"/>
-              <w:left w:val="nil"/>
-              <w:bottom w:val="nil"/>
-              <w:right w:val="nil"/>
-            </w:tcBorders>
-            <w:tcMar>
-              <w:top w:w="60" w:type="dxa"/>
-              <w:left w:w="40" w:type="dxa"/>
-              <w:bottom w:w="200" w:type="dxa"/>
-              <w:right w:w="40" w:type="dxa"/>
-            </w:tcMar>
-          </w:tcPr>
-          <w:p>
-            <w:pPr>
-              <w:jc w:val="center"/>
-            </w:pPr>
-          </w:p>
-        </w:tc>
-        <w:tc>
-          <w:tcPr>
-            <w:tcW w:w="3728" w:type="dxa"/>
-            <w:tcBorders>
-              <w:top w:val="nil"/>
-              <w:left w:val="nil"/>
-              <w:bottom w:val="nil"/>
-              <w:right w:val="nil"/>
-            </w:tcBorders>
-            <w:tcMar>
-              <w:top w:w="60" w:type="dxa"/>
-              <w:left w:w="40" w:type="dxa"/>
-              <w:bottom w:w="200" w:type="dxa"/>
-              <w:right w:w="40" w:type="dxa"/>
-            </w:tcMar>
-          </w:tcPr>
-          <w:p>
-            <w:pPr>
-              <w:jc w:val="center"/>
-            </w:pPr>
-          </w:p>
-        </w:tc>
-      </w:tr>
-    </w:tbl>
-    <w:p>
-      <w:pPr>
-        <w:spacing w:before="250" w:after="0"/>
-      </w:pPr>
-    </w:p>
-    <w:p>
-      <w:pPr>
-        <w:spacing w:before="250" w:after="0"/>
-      </w:pPr>
-    </w:p>
-    <w:p>
-      <w:pPr>
-        <w:spacing w:before="250" w:after="0"/>
-      </w:pPr>
-    </w:p>
-    <w:tbl>
-      <w:tblPr>
-        <w:tblStyle w:val="12"/>
-        <w:tblW w:w="9705" w:type="dxa"/>
-        <w:tblInd w:w="0" w:type="dxa"/>
-        <w:tblBorders>
-          <w:top w:val="single" w:color="auto" w:sz="4" w:space="0"/>
-          <w:left w:val="single" w:color="auto" w:sz="4" w:space="0"/>
-          <w:bottom w:val="single" w:color="auto" w:sz="4" w:space="0"/>
-          <w:right w:val="single" w:color="auto" w:sz="4" w:space="0"/>
-          <w:insideH w:val="single" w:color="auto" w:sz="4" w:space="0"/>
-          <w:insideV w:val="single" w:color="auto" w:sz="4" w:space="0"/>
-        </w:tblBorders>
-        <w:tblLayout w:type="autofit"/>
-        <w:tblCellMar>
-          <w:top w:w="0" w:type="dxa"/>
-          <w:left w:w="10" w:type="dxa"/>
-          <w:bottom w:w="0" w:type="dxa"/>
-          <w:right w:w="10" w:type="dxa"/>
-        </w:tblCellMar>
-      </w:tblPr>
-      <w:tblGrid>
-        <w:gridCol w:w="5018"/>
-        <w:gridCol w:w="4687"/>
-      </w:tblGrid>
-      <w:tr>
-        <w:tblPrEx>
-          <w:tblBorders>
-            <w:top w:val="single" w:color="auto" w:sz="4" w:space="0"/>
-            <w:left w:val="single" w:color="auto" w:sz="4" w:space="0"/>
-            <w:bottom w:val="single" w:color="auto" w:sz="4" w:space="0"/>
-            <w:right w:val="single" w:color="auto" w:sz="4" w:space="0"/>
-            <w:insideH w:val="single" w:color="auto" w:sz="4" w:space="0"/>
-            <w:insideV w:val="single" w:color="auto" w:sz="4" w:space="0"/>
-          </w:tblBorders>
-          <w:tblCellMar>
-            <w:top w:w="0" w:type="dxa"/>
-            <w:left w:w="10" w:type="dxa"/>
-            <w:bottom w:w="0" w:type="dxa"/>
-            <w:right w:w="10" w:type="dxa"/>
-          </w:tblCellMar>
-        </w:tblPrEx>
-        <w:tc>
-          <w:tcPr>
-            <w:tcW w:w="5018" w:type="dxa"/>
-            <w:tcBorders>
-              <w:top w:val="nil"/>
-              <w:left w:val="nil"/>
-              <w:bottom w:val="nil"/>
-              <w:right w:val="nil"/>
-            </w:tcBorders>
-            <w:tcMar>
-              <w:top w:w="10" w:type="dxa"/>
-              <w:left w:w="0" w:type="dxa"/>
-              <w:bottom w:w="10" w:type="dxa"/>
-              <w:right w:w="80" w:type="dxa"/>
-            </w:tcMar>
-          </w:tcPr>
-          <w:p>
-            <w:pPr>
-              <w:spacing w:before="20" w:after="20"/>
-            </w:pPr>
-            <w:r>
-              <w:rPr>
-                <w:rFonts w:ascii="Times New Roman" w:hAnsi="Times New Roman" w:eastAsia="Times New Roman" w:cs="Times New Roman"/>
-                <w:b w:val="0"/>
-                <w:bCs w:val="0"/>
-                <w:sz w:val="21"/>
-                <w:szCs w:val="21"/>
-              </w:rPr>
-              <w:t>_________________________________</w:t>
-            </w:r>
-          </w:p>
-        </w:tc>
-        <w:tc>
-          <w:tcPr>
-            <w:tcW w:w="4687" w:type="dxa"/>
-            <w:tcBorders>
-              <w:top w:val="nil"/>
-              <w:left w:val="nil"/>
-              <w:bottom w:val="nil"/>
-              <w:right w:val="nil"/>
-            </w:tcBorders>
-            <w:tcMar>
-              <w:top w:w="10" w:type="dxa"/>
-              <w:left w:w="80" w:type="dxa"/>
-              <w:bottom w:w="10" w:type="dxa"/>
-              <w:right w:w="0" w:type="dxa"/>
-            </w:tcMar>
-          </w:tcPr>
-          <w:p>
-            <w:pPr>
-              <w:spacing w:before="20" w:after="20"/>
-            </w:pPr>
-            <w:r>
-              <w:rPr>
-                <w:rFonts w:ascii="宋体" w:hAnsi="宋体" w:eastAsia="宋体" w:cs="宋体"/>
-                <w:b w:val="0"/>
-                <w:bCs w:val="0"/>
-                <w:sz w:val="21"/>
-                <w:szCs w:val="21"/>
-              </w:rPr>
-              <w:t>_________________________________</w:t>
-            </w:r>
-          </w:p>
-        </w:tc>
-      </w:tr>
-      <w:tr>
-        <w:tblPrEx>
-          <w:tblBorders>
-            <w:top w:val="single" w:color="auto" w:sz="4" w:space="0"/>
-            <w:left w:val="single" w:color="auto" w:sz="4" w:space="0"/>
-            <w:bottom w:val="single" w:color="auto" w:sz="4" w:space="0"/>
-            <w:right w:val="single" w:color="auto" w:sz="4" w:space="0"/>
-            <w:insideH w:val="single" w:color="auto" w:sz="4" w:space="0"/>
-            <w:insideV w:val="single" w:color="auto" w:sz="4" w:space="0"/>
-          </w:tblBorders>
-          <w:tblCellMar>
-            <w:top w:w="0" w:type="dxa"/>
-            <w:left w:w="10" w:type="dxa"/>
-            <w:bottom w:w="0" w:type="dxa"/>
-            <w:right w:w="10" w:type="dxa"/>
-          </w:tblCellMar>
-        </w:tblPrEx>
-        <w:tc>
-          <w:tcPr>
-            <w:tcW w:w="5018" w:type="dxa"/>
-            <w:tcBorders>
-              <w:top w:val="nil"/>
-              <w:left w:val="nil"/>
-              <w:bottom w:val="nil"/>
-              <w:right w:val="nil"/>
-            </w:tcBorders>
-            <w:tcMar>
-              <w:top w:w="10" w:type="dxa"/>
-              <w:left w:w="0" w:type="dxa"/>
-              <w:bottom w:w="10" w:type="dxa"/>
-              <w:right w:w="80" w:type="dxa"/>
-            </w:tcMar>
-          </w:tcPr>
-          <w:p>
-            <w:pPr>
-              <w:spacing w:before="20" w:after="20"/>
-            </w:pPr>
-            <w:r>
-              <w:rPr>
-                <w:rFonts w:ascii="Times New Roman" w:hAnsi="Times New Roman" w:eastAsia="Times New Roman" w:cs="Times New Roman"/>
-                <w:b w:val="0"/>
-                <w:bCs w:val="0"/>
-                <w:sz w:val="21"/>
-                <w:szCs w:val="21"/>
-              </w:rPr>
-              <w:t>Ort, Datum / 地点, 日期</w:t>
-            </w:r>
-          </w:p>
-        </w:tc>
-        <w:tc>
-          <w:tcPr>
-            <w:tcW w:w="4687" w:type="dxa"/>
-            <w:tcBorders>
-              <w:top w:val="nil"/>
-              <w:left w:val="nil"/>
-              <w:bottom w:val="nil"/>
-              <w:right w:val="nil"/>
-            </w:tcBorders>
-            <w:tcMar>
-              <w:top w:w="10" w:type="dxa"/>
-              <w:left w:w="80" w:type="dxa"/>
-              <w:bottom w:w="10" w:type="dxa"/>
-              <w:right w:w="0" w:type="dxa"/>
-            </w:tcMar>
-          </w:tcPr>
-          <w:p>
-            <w:pPr>
-              <w:spacing w:before="20" w:after="20"/>
-            </w:pPr>
-            <w:r>
-              <w:rPr>
-                <w:rFonts w:ascii="宋体" w:hAnsi="宋体" w:eastAsia="宋体" w:cs="宋体"/>
-                <w:b w:val="0"/>
-                <w:bCs w:val="0"/>
-                <w:sz w:val="21"/>
-                <w:szCs w:val="21"/>
-              </w:rPr>
-              <w:t>Ort, Datum / 地点, 日期</w:t>
-            </w:r>
-          </w:p>
-        </w:tc>
-      </w:tr>
-    </w:tbl>
-    <w:p>
-      <w:pPr>
-        <w:spacing w:before="180" w:after="0"/>
-      </w:pPr>
-    </w:p>
-    <w:tbl>
-      <w:tblPr>
-        <w:tblStyle w:val="12"/>
-        <w:tblW w:w="9705" w:type="dxa"/>
-        <w:tblInd w:w="0" w:type="dxa"/>
-        <w:tblBorders>
-          <w:top w:val="single" w:color="auto" w:sz="4" w:space="0"/>
-          <w:left w:val="single" w:color="auto" w:sz="4" w:space="0"/>
-          <w:bottom w:val="single" w:color="auto" w:sz="4" w:space="0"/>
-          <w:right w:val="single" w:color="auto" w:sz="4" w:space="0"/>
-          <w:insideH w:val="single" w:color="auto" w:sz="4" w:space="0"/>
-          <w:insideV w:val="single" w:color="auto" w:sz="4" w:space="0"/>
-        </w:tblBorders>
-        <w:tblLayout w:type="autofit"/>
-        <w:tblCellMar>
-          <w:top w:w="0" w:type="dxa"/>
-          <w:left w:w="10" w:type="dxa"/>
-          <w:bottom w:w="0" w:type="dxa"/>
-          <w:right w:w="10" w:type="dxa"/>
-        </w:tblCellMar>
-      </w:tblPr>
-      <w:tblGrid>
-        <w:gridCol w:w="5018"/>
-        <w:gridCol w:w="4687"/>
-      </w:tblGrid>
-      <w:tr>
-        <w:tblPrEx>
-          <w:tblBorders>
-            <w:top w:val="single" w:color="auto" w:sz="4" w:space="0"/>
-            <w:left w:val="single" w:color="auto" w:sz="4" w:space="0"/>
-            <w:bottom w:val="single" w:color="auto" w:sz="4" w:space="0"/>
-            <w:right w:val="single" w:color="auto" w:sz="4" w:space="0"/>
-            <w:insideH w:val="single" w:color="auto" w:sz="4" w:space="0"/>
-            <w:insideV w:val="single" w:color="auto" w:sz="4" w:space="0"/>
-          </w:tblBorders>
-          <w:tblCellMar>
-            <w:top w:w="0" w:type="dxa"/>
-            <w:left w:w="10" w:type="dxa"/>
-            <w:bottom w:w="0" w:type="dxa"/>
-            <w:right w:w="10" w:type="dxa"/>
-          </w:tblCellMar>
-        </w:tblPrEx>
-        <w:tc>
-          <w:tcPr>
-            <w:tcW w:w="5018" w:type="dxa"/>
-            <w:tcBorders>
-              <w:top w:val="nil"/>
-              <w:left w:val="nil"/>
-              <w:bottom w:val="nil"/>
-              <w:right w:val="nil"/>
-            </w:tcBorders>
-            <w:tcMar>
-              <w:top w:w="10" w:type="dxa"/>
-              <w:left w:w="0" w:type="dxa"/>
-              <w:bottom w:w="10" w:type="dxa"/>
-              <w:right w:w="80" w:type="dxa"/>
-            </w:tcMar>
-          </w:tcPr>
-          <w:p>
-            <w:pPr>
-              <w:spacing w:before="20" w:after="20"/>
-            </w:pPr>
-            <w:r>
-              <w:rPr>
-                <w:rFonts w:ascii="Times New Roman" w:hAnsi="Times New Roman" w:eastAsia="Times New Roman" w:cs="Times New Roman"/>
-                <w:b w:val="0"/>
-                <w:bCs w:val="0"/>
-                <w:sz w:val="21"/>
-                <w:szCs w:val="21"/>
-              </w:rPr>
-              <w:t>_________________________________</w:t>
-            </w:r>
-          </w:p>
-        </w:tc>
-        <w:tc>
-          <w:tcPr>
-            <w:tcW w:w="4687" w:type="dxa"/>
-            <w:tcBorders>
-              <w:top w:val="nil"/>
-              <w:left w:val="nil"/>
-              <w:bottom w:val="nil"/>
-              <w:right w:val="nil"/>
-            </w:tcBorders>
-            <w:tcMar>
-              <w:top w:w="10" w:type="dxa"/>
-              <w:left w:w="80" w:type="dxa"/>
-              <w:bottom w:w="10" w:type="dxa"/>
-              <w:right w:w="0" w:type="dxa"/>
-            </w:tcMar>
-          </w:tcPr>
-          <w:p>
-            <w:pPr>
-              <w:spacing w:before="20" w:after="20"/>
-            </w:pPr>
-            <w:r>
-              <w:rPr>
-                <w:rFonts w:ascii="宋体" w:hAnsi="宋体" w:eastAsia="宋体" w:cs="宋体"/>
-                <w:b w:val="0"/>
-                <w:bCs w:val="0"/>
-                <w:sz w:val="21"/>
-                <w:szCs w:val="21"/>
-              </w:rPr>
-              <w:t>_________________________________</w:t>
-            </w:r>
-          </w:p>
-        </w:tc>
-      </w:tr>
-      <w:tr>
-        <w:tblPrEx>
-          <w:tblBorders>
-            <w:top w:val="single" w:color="auto" w:sz="4" w:space="0"/>
-            <w:left w:val="single" w:color="auto" w:sz="4" w:space="0"/>
-            <w:bottom w:val="single" w:color="auto" w:sz="4" w:space="0"/>
-            <w:right w:val="single" w:color="auto" w:sz="4" w:space="0"/>
-            <w:insideH w:val="single" w:color="auto" w:sz="4" w:space="0"/>
-            <w:insideV w:val="single" w:color="auto" w:sz="4" w:space="0"/>
-          </w:tblBorders>
-          <w:tblCellMar>
-            <w:top w:w="0" w:type="dxa"/>
-            <w:left w:w="10" w:type="dxa"/>
-            <w:bottom w:w="0" w:type="dxa"/>
-            <w:right w:w="10" w:type="dxa"/>
-          </w:tblCellMar>
-        </w:tblPrEx>
-        <w:tc>
-          <w:tcPr>
-            <w:tcW w:w="5018" w:type="dxa"/>
-            <w:tcBorders>
-              <w:top w:val="nil"/>
-              <w:left w:val="nil"/>
-              <w:bottom w:val="nil"/>
-              <w:right w:val="nil"/>
-            </w:tcBorders>
-            <w:tcMar>
-              <w:top w:w="10" w:type="dxa"/>
-              <w:left w:w="0" w:type="dxa"/>
-              <w:bottom w:w="10" w:type="dxa"/>
-              <w:right w:w="80" w:type="dxa"/>
-            </w:tcMar>
-          </w:tcPr>
-          <w:p>
-            <w:pPr>
-              <w:spacing w:before="20" w:after="20"/>
-            </w:pPr>
-            <w:r>
-              <w:rPr>
-                <w:rFonts w:ascii="Times New Roman" w:hAnsi="Times New Roman" w:eastAsia="Times New Roman" w:cs="Times New Roman"/>
-                <w:b w:val="0"/>
-                <w:bCs w:val="0"/>
-                <w:sz w:val="21"/>
-                <w:szCs w:val="21"/>
-              </w:rPr>
-              <w:t>Unterschrift / 签名</w:t>
-            </w:r>
-          </w:p>
-        </w:tc>
-        <w:tc>
-          <w:tcPr>
-            <w:tcW w:w="4687" w:type="dxa"/>
-            <w:tcBorders>
-              <w:top w:val="nil"/>
-              <w:left w:val="nil"/>
-              <w:bottom w:val="nil"/>
-              <w:right w:val="nil"/>
-            </w:tcBorders>
-            <w:tcMar>
-              <w:top w:w="10" w:type="dxa"/>
-              <w:left w:w="80" w:type="dxa"/>
-              <w:bottom w:w="10" w:type="dxa"/>
-              <w:right w:w="0" w:type="dxa"/>
-            </w:tcMar>
-          </w:tcPr>
-          <w:p>
-            <w:pPr>
-              <w:spacing w:before="20" w:after="20"/>
-            </w:pPr>
-            <w:r>
-              <w:rPr>
-                <w:rFonts w:ascii="宋体" w:hAnsi="宋体" w:eastAsia="宋体" w:cs="宋体"/>
-                <w:b w:val="0"/>
-                <w:bCs w:val="0"/>
-                <w:sz w:val="21"/>
-                <w:szCs w:val="21"/>
-              </w:rPr>
-              <w:t>Unterschrift / 签名</w:t>
-            </w:r>
-          </w:p>
-        </w:tc>
-      </w:tr>
-    </w:tbl>
-    <w:p>
-      <w:pPr>
-        <w:spacing w:before="180" w:after="0"/>
-      </w:pPr>
-    </w:p>
-    <w:tbl>
-      <w:tblPr>
-        <w:tblStyle w:val="12"/>
-        <w:tblW w:w="9705" w:type="dxa"/>
-        <w:tblInd w:w="0" w:type="dxa"/>
-        <w:tblBorders>
-          <w:top w:val="single" w:color="auto" w:sz="4" w:space="0"/>
-          <w:left w:val="single" w:color="auto" w:sz="4" w:space="0"/>
-          <w:bottom w:val="single" w:color="auto" w:sz="4" w:space="0"/>
-          <w:right w:val="single" w:color="auto" w:sz="4" w:space="0"/>
-          <w:insideH w:val="single" w:color="auto" w:sz="4" w:space="0"/>
-          <w:insideV w:val="single" w:color="auto" w:sz="4" w:space="0"/>
-        </w:tblBorders>
-        <w:tblLayout w:type="autofit"/>
-        <w:tblCellMar>
-          <w:top w:w="0" w:type="dxa"/>
-          <w:left w:w="10" w:type="dxa"/>
-          <w:bottom w:w="0" w:type="dxa"/>
-          <w:right w:w="10" w:type="dxa"/>
-        </w:tblCellMar>
-      </w:tblPr>
-      <w:tblGrid>
-        <w:gridCol w:w="5018"/>
-        <w:gridCol w:w="4687"/>
-      </w:tblGrid>
-      <w:tr>
-        <w:tblPrEx>
-          <w:tblBorders>
-            <w:top w:val="single" w:color="auto" w:sz="4" w:space="0"/>
-            <w:left w:val="single" w:color="auto" w:sz="4" w:space="0"/>
-            <w:bottom w:val="single" w:color="auto" w:sz="4" w:space="0"/>
-            <w:right w:val="single" w:color="auto" w:sz="4" w:space="0"/>
-            <w:insideH w:val="single" w:color="auto" w:sz="4" w:space="0"/>
-            <w:insideV w:val="single" w:color="auto" w:sz="4" w:space="0"/>
-          </w:tblBorders>
-          <w:tblCellMar>
-            <w:top w:w="0" w:type="dxa"/>
-            <w:left w:w="10" w:type="dxa"/>
-            <w:bottom w:w="0" w:type="dxa"/>
-            <w:right w:w="10" w:type="dxa"/>
-          </w:tblCellMar>
-        </w:tblPrEx>
-        <w:tc>
-          <w:tcPr>
-            <w:tcW w:w="5018" w:type="dxa"/>
-            <w:tcBorders>
-              <w:top w:val="nil"/>
-              <w:left w:val="nil"/>
-              <w:bottom w:val="nil"/>
-              <w:right w:val="nil"/>
-            </w:tcBorders>
-            <w:tcMar>
-              <w:top w:w="10" w:type="dxa"/>
-              <w:left w:w="0" w:type="dxa"/>
-              <w:bottom w:w="10" w:type="dxa"/>
-              <w:right w:w="80" w:type="dxa"/>
-            </w:tcMar>
-          </w:tcPr>
-          <w:p>
-            <w:pPr>
-              <w:spacing w:before="20" w:after="20"/>
-            </w:pPr>
-            <w:r>
-              <w:rPr>
-                <w:rFonts w:ascii="Times New Roman" w:hAnsi="Times New Roman" w:eastAsia="Times New Roman" w:cs="Times New Roman"/>
-                <w:b w:val="0"/>
-                <w:bCs w:val="0"/>
-                <w:sz w:val="21"/>
-                <w:szCs w:val="21"/>
-              </w:rPr>
-              <w:t>_________________________________</w:t>
-            </w:r>
-          </w:p>
-        </w:tc>
-        <w:tc>
-          <w:tcPr>
-            <w:tcW w:w="4687" w:type="dxa"/>
-            <w:tcBorders>
-              <w:top w:val="nil"/>
-              <w:left w:val="nil"/>
-              <w:bottom w:val="nil"/>
-              <w:right w:val="nil"/>
-            </w:tcBorders>
-            <w:tcMar>
-              <w:top w:w="10" w:type="dxa"/>
-              <w:left w:w="80" w:type="dxa"/>
-              <w:bottom w:w="10" w:type="dxa"/>
-              <w:right w:w="0" w:type="dxa"/>
-            </w:tcMar>
-          </w:tcPr>
-          <w:p>
-            <w:pPr>
-              <w:spacing w:before="20" w:after="20"/>
-            </w:pPr>
-            <w:r>
-              <w:rPr>
-                <w:rFonts w:ascii="宋体" w:hAnsi="宋体" w:eastAsia="宋体" w:cs="宋体"/>
-                <w:b w:val="0"/>
-                <w:bCs w:val="0"/>
-                <w:sz w:val="21"/>
-                <w:szCs w:val="21"/>
-              </w:rPr>
-              <w:t>_________________________________</w:t>
-            </w:r>
-          </w:p>
-        </w:tc>
-      </w:tr>
-      <w:tr>
-        <w:tblPrEx>
-          <w:tblBorders>
-            <w:top w:val="single" w:color="auto" w:sz="4" w:space="0"/>
-            <w:left w:val="single" w:color="auto" w:sz="4" w:space="0"/>
-            <w:bottom w:val="single" w:color="auto" w:sz="4" w:space="0"/>
-            <w:right w:val="single" w:color="auto" w:sz="4" w:space="0"/>
-            <w:insideH w:val="single" w:color="auto" w:sz="4" w:space="0"/>
-            <w:insideV w:val="single" w:color="auto" w:sz="4" w:space="0"/>
-          </w:tblBorders>
-          <w:tblCellMar>
-            <w:top w:w="0" w:type="dxa"/>
-            <w:left w:w="10" w:type="dxa"/>
-            <w:bottom w:w="0" w:type="dxa"/>
-            <w:right w:w="10" w:type="dxa"/>
-          </w:tblCellMar>
-        </w:tblPrEx>
-        <w:tc>
-          <w:tcPr>
-            <w:tcW w:w="5018" w:type="dxa"/>
-            <w:tcBorders>
-              <w:top w:val="nil"/>
-              <w:left w:val="nil"/>
-              <w:bottom w:val="nil"/>
-              <w:right w:val="nil"/>
-            </w:tcBorders>
-            <w:tcMar>
-              <w:top w:w="10" w:type="dxa"/>
-              <w:left w:w="0" w:type="dxa"/>
-              <w:bottom w:w="10" w:type="dxa"/>
-              <w:right w:w="80" w:type="dxa"/>
-            </w:tcMar>
-          </w:tcPr>
-          <w:p>
-            <w:pPr>
-              <w:spacing w:before="20" w:after="20"/>
-            </w:pPr>
-            <w:r>
-              <w:rPr>
-                <w:rFonts w:ascii="Times New Roman" w:hAnsi="Times New Roman" w:eastAsia="Times New Roman" w:cs="Times New Roman"/>
-                <w:b w:val="0"/>
-                <w:bCs w:val="0"/>
-                <w:sz w:val="21"/>
-                <w:szCs w:val="21"/>
-              </w:rPr>
-              <w:t>Name in Druckbuchstaben / 正楷姓名</w:t>
-            </w:r>
-          </w:p>
-        </w:tc>
-        <w:tc>
-          <w:tcPr>
-            <w:tcW w:w="4687" w:type="dxa"/>
-            <w:tcBorders>
-              <w:top w:val="nil"/>
-              <w:left w:val="nil"/>
-              <w:bottom w:val="nil"/>
-              <w:right w:val="nil"/>
-            </w:tcBorders>
-            <w:tcMar>
-              <w:top w:w="10" w:type="dxa"/>
-              <w:left w:w="80" w:type="dxa"/>
-              <w:bottom w:w="10" w:type="dxa"/>
-              <w:right w:w="0" w:type="dxa"/>
-            </w:tcMar>
-          </w:tcPr>
-          <w:p>
-            <w:pPr>
-              <w:spacing w:before="20" w:after="20"/>
-            </w:pPr>
-            <w:r>
-              <w:rPr>
-                <w:rFonts w:ascii="宋体" w:hAnsi="宋体" w:eastAsia="宋体" w:cs="宋体"/>
-                <w:b w:val="0"/>
-                <w:bCs w:val="0"/>
-                <w:sz w:val="21"/>
-                <w:szCs w:val="21"/>
-              </w:rPr>
-              <w:t>Name in Druckbuchstaben / 正楷姓名</w:t>
-            </w:r>
-          </w:p>
-        </w:tc>
-      </w:tr>
-    </w:tbl>
-    <w:p/>
-    <w:sectPr>
-      <w:headerReference r:id="rId3" w:type="default"/>
-      <w:footerReference r:id="rId4" w:type="default"/>
-      <w:pgSz w:w="11906" w:h="16838"/>
-      <w:pgMar w:top="1300" w:right="1100" w:bottom="1300" w:left="1100" w:header="708" w:footer="708" w:gutter="0"/>
-      <w:cols w:space="720" w:num="1"/>
-      <w:docGrid w:linePitch="360" w:charSpace="0"/>
-    </w:sectPr>
     <w:p>
       <w:r>
         <w:br w:type="page"/>

--- a/projects/contracts/LIVANTO/VerpackG_Bevollmächtigungsvertrag.docx
+++ b/projects/contracts/LIVANTO/VerpackG_Bevollmächtigungsvertrag.docx
@@ -5303,7 +5303,7 @@
                 <w:sz w:val="21"/>
                 <w:szCs w:val="21"/>
               </w:rPr>
-              <w:t>(6) Bankverbindung: Kontoinhaber: FREDDY (Shanghai) Information Consulting Ltd. Huainan Branch, Bank: Bank of China Huainan Branch, Kontonummer: 181276312093, Bankleitzahl: BKCHCNBJ780, Bankadresse: No.21 Longhu Road, Huainan, Anhui, China. Verwendungszweck: {contract_number}.</w:t>
+              <w:t>(6) Bankverbindung: Kontoinhaber: FREDDY (Shanghai) Information Consulting Ltd. Huainan Branch, Bank: Bank of China Huainan Branch, Kontonummer: 181276312093, Bankleitzahl: BKCHCNBJ780, Bankadresse: No.21 Longhu Road, Huainan, Anhui, China. Verwendungszweck: EPR- + Vertragsnummer.</w:t>
             </w:r>
           </w:p>
         </w:tc>
@@ -5335,7 +5335,7 @@
                 <w:sz w:val="21"/>
                 <w:szCs w:val="21"/>
               </w:rPr>
-              <w:t>(6) 银行转账信息：户名：福瑞笛（上海）信息咨询有限公司淮南分公司，开户行：中国银行股份有限公司淮南分行，账号：181276312093，银行代码：BKCHCNBJ780，开户行地址：安徽省淮南市龙湖路21号。汇款附言：{contract_number}。</w:t>
+              <w:t>(6) 银行转账信息：户名：福瑞笛（上海）信息咨询有限公司淮南分公司，开户行：中国银行股份有限公司淮南分行，账号：181276312093，银行代码：BKCHCNBJ780，开户行地址：安徽省淮南市龙湖路21号。汇款附言：EPR-合同编号。</w:t>
             </w:r>
           </w:p>
         </w:tc>
@@ -10369,6 +10369,767 @@
         </w:tc>
       </w:tr>
     </w:tbl>
+    <w:p>
+      <w:r>
+        <w:br w:type="page"/>
+      </w:r>
+    </w:p>
+    <w:p>
+      <w:pPr>
+        <w:spacing w:before="400" w:after="200"/>
+        <w:jc w:val="center"/>
+      </w:pPr>
+      <w:r>
+        <w:rPr>
+          <w:rFonts w:ascii="Times New Roman" w:hAnsi="Times New Roman" w:eastAsia="Times New Roman" w:cs="Times New Roman"/>
+          <w:b/>
+          <w:bCs/>
+          <w:sz w:val="30"/>
+          <w:szCs w:val="30"/>
+        </w:rPr>
+        <w:t xml:space="preserve">Unterschriften  |  </w:t>
+      </w:r>
+      <w:r>
+        <w:rPr>
+          <w:rFonts w:ascii="宋体" w:hAnsi="宋体" w:eastAsia="宋体" w:cs="宋体"/>
+          <w:b/>
+          <w:bCs/>
+          <w:sz w:val="30"/>
+          <w:szCs w:val="30"/>
+        </w:rPr>
+        <w:t>签署</w:t>
+      </w:r>
+    </w:p>
+    <w:p>
+      <w:pPr>
+        <w:spacing w:before="200" w:after="0"/>
+      </w:pPr>
+    </w:p>
+    <w:tbl>
+      <w:tblPr>
+        <w:tblStyle w:val="12"/>
+        <w:tblW w:w="9745" w:type="dxa"/>
+        <w:tblInd w:w="0" w:type="dxa"/>
+        <w:tblBorders>
+          <w:top w:val="single" w:color="auto" w:sz="4" w:space="0"/>
+          <w:left w:val="single" w:color="auto" w:sz="4" w:space="0"/>
+          <w:bottom w:val="single" w:color="auto" w:sz="4" w:space="0"/>
+          <w:right w:val="single" w:color="auto" w:sz="4" w:space="0"/>
+          <w:insideH w:val="single" w:color="auto" w:sz="4" w:space="0"/>
+          <w:insideV w:val="single" w:color="auto" w:sz="4" w:space="0"/>
+        </w:tblBorders>
+        <w:tblLayout w:type="autofit"/>
+        <w:tblCellMar>
+          <w:top w:w="0" w:type="dxa"/>
+          <w:left w:w="10" w:type="dxa"/>
+          <w:bottom w:w="0" w:type="dxa"/>
+          <w:right w:w="10" w:type="dxa"/>
+        </w:tblCellMar>
+      </w:tblPr>
+      <w:tblGrid>
+        <w:gridCol w:w="3008"/>
+        <w:gridCol w:w="3009"/>
+        <w:gridCol w:w="3728"/>
+      </w:tblGrid>
+      <w:tr>
+        <w:tblPrEx>
+          <w:tblBorders>
+            <w:top w:val="single" w:color="auto" w:sz="4" w:space="0"/>
+            <w:left w:val="single" w:color="auto" w:sz="4" w:space="0"/>
+            <w:bottom w:val="single" w:color="auto" w:sz="4" w:space="0"/>
+            <w:right w:val="single" w:color="auto" w:sz="4" w:space="0"/>
+            <w:insideH w:val="single" w:color="auto" w:sz="4" w:space="0"/>
+            <w:insideV w:val="single" w:color="auto" w:sz="4" w:space="0"/>
+          </w:tblBorders>
+          <w:tblCellMar>
+            <w:top w:w="0" w:type="dxa"/>
+            <w:left w:w="10" w:type="dxa"/>
+            <w:bottom w:w="0" w:type="dxa"/>
+            <w:right w:w="10" w:type="dxa"/>
+          </w:tblCellMar>
+        </w:tblPrEx>
+        <w:tc>
+          <w:tcPr>
+            <w:tcW w:w="3008" w:type="dxa"/>
+            <w:tcBorders>
+              <w:top w:val="nil"/>
+              <w:left w:val="nil"/>
+              <w:bottom w:val="nil"/>
+              <w:right w:val="nil"/>
+            </w:tcBorders>
+            <w:tcMar>
+              <w:top w:w="60" w:type="dxa"/>
+              <w:left w:w="40" w:type="dxa"/>
+              <w:bottom w:w="200" w:type="dxa"/>
+              <w:right w:w="40" w:type="dxa"/>
+            </w:tcMar>
+          </w:tcPr>
+          <w:p>
+            <w:pPr>
+              <w:jc w:val="center"/>
+            </w:pPr>
+            <w:r>
+              <w:rPr>
+                <w:rFonts w:ascii="Times New Roman" w:hAnsi="Times New Roman" w:eastAsia="Times New Roman" w:cs="Times New Roman"/>
+                <w:b/>
+                <w:bCs/>
+                <w:sz w:val="21"/>
+                <w:szCs w:val="21"/>
+              </w:rPr>
+              <w:t>Der Kunde / 客户</w:t>
+            </w:r>
+          </w:p>
+        </w:tc>
+        <w:tc>
+          <w:tcPr>
+            <w:tcW w:w="3009" w:type="dxa"/>
+            <w:tcBorders>
+              <w:top w:val="nil"/>
+              <w:left w:val="nil"/>
+              <w:bottom w:val="nil"/>
+              <w:right w:val="nil"/>
+            </w:tcBorders>
+            <w:tcMar>
+              <w:top w:w="60" w:type="dxa"/>
+              <w:left w:w="40" w:type="dxa"/>
+              <w:bottom w:w="200" w:type="dxa"/>
+              <w:right w:w="40" w:type="dxa"/>
+            </w:tcMar>
+          </w:tcPr>
+          <w:p>
+            <w:pPr>
+              <w:jc w:val="center"/>
+            </w:pPr>
+          </w:p>
+        </w:tc>
+        <w:tc>
+          <w:tcPr>
+            <w:tcW w:w="3728" w:type="dxa"/>
+            <w:tcBorders>
+              <w:top w:val="nil"/>
+              <w:left w:val="nil"/>
+              <w:bottom w:val="nil"/>
+              <w:right w:val="nil"/>
+            </w:tcBorders>
+            <w:tcMar>
+              <w:top w:w="60" w:type="dxa"/>
+              <w:left w:w="40" w:type="dxa"/>
+              <w:bottom w:w="200" w:type="dxa"/>
+              <w:right w:w="40" w:type="dxa"/>
+            </w:tcMar>
+          </w:tcPr>
+          <w:p>
+            <w:pPr>
+              <w:jc w:val="center"/>
+            </w:pPr>
+          </w:p>
+        </w:tc>
+      </w:tr>
+    </w:tbl>
+    <w:p>
+      <w:pPr>
+        <w:spacing w:before="250" w:after="0"/>
+      </w:pPr>
+    </w:p>
+    <w:p>
+      <w:pPr>
+        <w:spacing w:before="250" w:after="0"/>
+      </w:pPr>
+    </w:p>
+    <w:p>
+      <w:pPr>
+        <w:spacing w:before="250" w:after="0"/>
+      </w:pPr>
+    </w:p>
+    <w:tbl>
+      <w:tblPr>
+        <w:tblStyle w:val="12"/>
+        <w:tblW w:w="9705" w:type="dxa"/>
+        <w:tblInd w:w="0" w:type="dxa"/>
+        <w:tblBorders>
+          <w:top w:val="single" w:color="auto" w:sz="4" w:space="0"/>
+          <w:left w:val="single" w:color="auto" w:sz="4" w:space="0"/>
+          <w:bottom w:val="single" w:color="auto" w:sz="4" w:space="0"/>
+          <w:right w:val="single" w:color="auto" w:sz="4" w:space="0"/>
+          <w:insideH w:val="single" w:color="auto" w:sz="4" w:space="0"/>
+          <w:insideV w:val="single" w:color="auto" w:sz="4" w:space="0"/>
+        </w:tblBorders>
+        <w:tblLayout w:type="autofit"/>
+        <w:tblCellMar>
+          <w:top w:w="0" w:type="dxa"/>
+          <w:left w:w="10" w:type="dxa"/>
+          <w:bottom w:w="0" w:type="dxa"/>
+          <w:right w:w="10" w:type="dxa"/>
+        </w:tblCellMar>
+      </w:tblPr>
+      <w:tblGrid>
+        <w:gridCol w:w="5018"/>
+        <w:gridCol w:w="4687"/>
+      </w:tblGrid>
+      <w:tr>
+        <w:tblPrEx>
+          <w:tblBorders>
+            <w:top w:val="single" w:color="auto" w:sz="4" w:space="0"/>
+            <w:left w:val="single" w:color="auto" w:sz="4" w:space="0"/>
+            <w:bottom w:val="single" w:color="auto" w:sz="4" w:space="0"/>
+            <w:right w:val="single" w:color="auto" w:sz="4" w:space="0"/>
+            <w:insideH w:val="single" w:color="auto" w:sz="4" w:space="0"/>
+            <w:insideV w:val="single" w:color="auto" w:sz="4" w:space="0"/>
+          </w:tblBorders>
+          <w:tblCellMar>
+            <w:top w:w="0" w:type="dxa"/>
+            <w:left w:w="10" w:type="dxa"/>
+            <w:bottom w:w="0" w:type="dxa"/>
+            <w:right w:w="10" w:type="dxa"/>
+          </w:tblCellMar>
+        </w:tblPrEx>
+        <w:tc>
+          <w:tcPr>
+            <w:tcW w:w="5018" w:type="dxa"/>
+            <w:tcBorders>
+              <w:top w:val="nil"/>
+              <w:left w:val="nil"/>
+              <w:bottom w:val="nil"/>
+              <w:right w:val="nil"/>
+            </w:tcBorders>
+            <w:tcMar>
+              <w:top w:w="10" w:type="dxa"/>
+              <w:left w:w="0" w:type="dxa"/>
+              <w:bottom w:w="10" w:type="dxa"/>
+              <w:right w:w="80" w:type="dxa"/>
+            </w:tcMar>
+          </w:tcPr>
+          <w:p>
+            <w:pPr>
+              <w:spacing w:before="20" w:after="20"/>
+            </w:pPr>
+            <w:r>
+              <w:rPr>
+                <w:rFonts w:ascii="Times New Roman" w:hAnsi="Times New Roman" w:eastAsia="Times New Roman" w:cs="Times New Roman"/>
+                <w:b w:val="0"/>
+                <w:bCs w:val="0"/>
+                <w:sz w:val="21"/>
+                <w:szCs w:val="21"/>
+              </w:rPr>
+              <w:t>_________________________________</w:t>
+            </w:r>
+          </w:p>
+        </w:tc>
+        <w:tc>
+          <w:tcPr>
+            <w:tcW w:w="4687" w:type="dxa"/>
+            <w:tcBorders>
+              <w:top w:val="nil"/>
+              <w:left w:val="nil"/>
+              <w:bottom w:val="nil"/>
+              <w:right w:val="nil"/>
+            </w:tcBorders>
+            <w:tcMar>
+              <w:top w:w="10" w:type="dxa"/>
+              <w:left w:w="80" w:type="dxa"/>
+              <w:bottom w:w="10" w:type="dxa"/>
+              <w:right w:w="0" w:type="dxa"/>
+            </w:tcMar>
+          </w:tcPr>
+          <w:p>
+            <w:pPr>
+              <w:spacing w:before="20" w:after="20"/>
+            </w:pPr>
+            <w:r>
+              <w:rPr>
+                <w:rFonts w:ascii="宋体" w:hAnsi="宋体" w:eastAsia="宋体" w:cs="宋体"/>
+                <w:b w:val="0"/>
+                <w:bCs w:val="0"/>
+                <w:sz w:val="21"/>
+                <w:szCs w:val="21"/>
+              </w:rPr>
+              <w:t>_________________________________</w:t>
+            </w:r>
+          </w:p>
+        </w:tc>
+      </w:tr>
+      <w:tr>
+        <w:tblPrEx>
+          <w:tblBorders>
+            <w:top w:val="single" w:color="auto" w:sz="4" w:space="0"/>
+            <w:left w:val="single" w:color="auto" w:sz="4" w:space="0"/>
+            <w:bottom w:val="single" w:color="auto" w:sz="4" w:space="0"/>
+            <w:right w:val="single" w:color="auto" w:sz="4" w:space="0"/>
+            <w:insideH w:val="single" w:color="auto" w:sz="4" w:space="0"/>
+            <w:insideV w:val="single" w:color="auto" w:sz="4" w:space="0"/>
+          </w:tblBorders>
+          <w:tblCellMar>
+            <w:top w:w="0" w:type="dxa"/>
+            <w:left w:w="10" w:type="dxa"/>
+            <w:bottom w:w="0" w:type="dxa"/>
+            <w:right w:w="10" w:type="dxa"/>
+          </w:tblCellMar>
+        </w:tblPrEx>
+        <w:tc>
+          <w:tcPr>
+            <w:tcW w:w="5018" w:type="dxa"/>
+            <w:tcBorders>
+              <w:top w:val="nil"/>
+              <w:left w:val="nil"/>
+              <w:bottom w:val="nil"/>
+              <w:right w:val="nil"/>
+            </w:tcBorders>
+            <w:tcMar>
+              <w:top w:w="10" w:type="dxa"/>
+              <w:left w:w="0" w:type="dxa"/>
+              <w:bottom w:w="10" w:type="dxa"/>
+              <w:right w:w="80" w:type="dxa"/>
+            </w:tcMar>
+          </w:tcPr>
+          <w:p>
+            <w:pPr>
+              <w:spacing w:before="20" w:after="20"/>
+            </w:pPr>
+            <w:r>
+              <w:rPr>
+                <w:rFonts w:ascii="Times New Roman" w:hAnsi="Times New Roman" w:eastAsia="Times New Roman" w:cs="Times New Roman"/>
+                <w:b w:val="0"/>
+                <w:bCs w:val="0"/>
+                <w:sz w:val="21"/>
+                <w:szCs w:val="21"/>
+              </w:rPr>
+              <w:t>Ort, Datum / 地点, 日期</w:t>
+            </w:r>
+          </w:p>
+        </w:tc>
+        <w:tc>
+          <w:tcPr>
+            <w:tcW w:w="4687" w:type="dxa"/>
+            <w:tcBorders>
+              <w:top w:val="nil"/>
+              <w:left w:val="nil"/>
+              <w:bottom w:val="nil"/>
+              <w:right w:val="nil"/>
+            </w:tcBorders>
+            <w:tcMar>
+              <w:top w:w="10" w:type="dxa"/>
+              <w:left w:w="80" w:type="dxa"/>
+              <w:bottom w:w="10" w:type="dxa"/>
+              <w:right w:w="0" w:type="dxa"/>
+            </w:tcMar>
+          </w:tcPr>
+          <w:p>
+            <w:pPr>
+              <w:spacing w:before="20" w:after="20"/>
+            </w:pPr>
+            <w:r>
+              <w:rPr>
+                <w:rFonts w:ascii="宋体" w:hAnsi="宋体" w:eastAsia="宋体" w:cs="宋体"/>
+                <w:b w:val="0"/>
+                <w:bCs w:val="0"/>
+                <w:sz w:val="21"/>
+                <w:szCs w:val="21"/>
+              </w:rPr>
+              <w:t>Ort, Datum / 地点, 日期</w:t>
+            </w:r>
+          </w:p>
+        </w:tc>
+      </w:tr>
+    </w:tbl>
+    <w:p>
+      <w:pPr>
+        <w:spacing w:before="180" w:after="0"/>
+      </w:pPr>
+    </w:p>
+    <w:tbl>
+      <w:tblPr>
+        <w:tblStyle w:val="12"/>
+        <w:tblW w:w="9705" w:type="dxa"/>
+        <w:tblInd w:w="0" w:type="dxa"/>
+        <w:tblBorders>
+          <w:top w:val="single" w:color="auto" w:sz="4" w:space="0"/>
+          <w:left w:val="single" w:color="auto" w:sz="4" w:space="0"/>
+          <w:bottom w:val="single" w:color="auto" w:sz="4" w:space="0"/>
+          <w:right w:val="single" w:color="auto" w:sz="4" w:space="0"/>
+          <w:insideH w:val="single" w:color="auto" w:sz="4" w:space="0"/>
+          <w:insideV w:val="single" w:color="auto" w:sz="4" w:space="0"/>
+        </w:tblBorders>
+        <w:tblLayout w:type="autofit"/>
+        <w:tblCellMar>
+          <w:top w:w="0" w:type="dxa"/>
+          <w:left w:w="10" w:type="dxa"/>
+          <w:bottom w:w="0" w:type="dxa"/>
+          <w:right w:w="10" w:type="dxa"/>
+        </w:tblCellMar>
+      </w:tblPr>
+      <w:tblGrid>
+        <w:gridCol w:w="5018"/>
+        <w:gridCol w:w="4687"/>
+      </w:tblGrid>
+      <w:tr>
+        <w:tblPrEx>
+          <w:tblBorders>
+            <w:top w:val="single" w:color="auto" w:sz="4" w:space="0"/>
+            <w:left w:val="single" w:color="auto" w:sz="4" w:space="0"/>
+            <w:bottom w:val="single" w:color="auto" w:sz="4" w:space="0"/>
+            <w:right w:val="single" w:color="auto" w:sz="4" w:space="0"/>
+            <w:insideH w:val="single" w:color="auto" w:sz="4" w:space="0"/>
+            <w:insideV w:val="single" w:color="auto" w:sz="4" w:space="0"/>
+          </w:tblBorders>
+          <w:tblCellMar>
+            <w:top w:w="0" w:type="dxa"/>
+            <w:left w:w="10" w:type="dxa"/>
+            <w:bottom w:w="0" w:type="dxa"/>
+            <w:right w:w="10" w:type="dxa"/>
+          </w:tblCellMar>
+        </w:tblPrEx>
+        <w:tc>
+          <w:tcPr>
+            <w:tcW w:w="5018" w:type="dxa"/>
+            <w:tcBorders>
+              <w:top w:val="nil"/>
+              <w:left w:val="nil"/>
+              <w:bottom w:val="nil"/>
+              <w:right w:val="nil"/>
+            </w:tcBorders>
+            <w:tcMar>
+              <w:top w:w="10" w:type="dxa"/>
+              <w:left w:w="0" w:type="dxa"/>
+              <w:bottom w:w="10" w:type="dxa"/>
+              <w:right w:w="80" w:type="dxa"/>
+            </w:tcMar>
+          </w:tcPr>
+          <w:p>
+            <w:pPr>
+              <w:spacing w:before="20" w:after="20"/>
+            </w:pPr>
+            <w:r>
+              <w:rPr>
+                <w:rFonts w:ascii="Times New Roman" w:hAnsi="Times New Roman" w:eastAsia="Times New Roman" w:cs="Times New Roman"/>
+                <w:b w:val="0"/>
+                <w:bCs w:val="0"/>
+                <w:sz w:val="21"/>
+                <w:szCs w:val="21"/>
+              </w:rPr>
+              <w:t>_________________________________</w:t>
+            </w:r>
+          </w:p>
+        </w:tc>
+        <w:tc>
+          <w:tcPr>
+            <w:tcW w:w="4687" w:type="dxa"/>
+            <w:tcBorders>
+              <w:top w:val="nil"/>
+              <w:left w:val="nil"/>
+              <w:bottom w:val="nil"/>
+              <w:right w:val="nil"/>
+            </w:tcBorders>
+            <w:tcMar>
+              <w:top w:w="10" w:type="dxa"/>
+              <w:left w:w="80" w:type="dxa"/>
+              <w:bottom w:w="10" w:type="dxa"/>
+              <w:right w:w="0" w:type="dxa"/>
+            </w:tcMar>
+          </w:tcPr>
+          <w:p>
+            <w:pPr>
+              <w:spacing w:before="20" w:after="20"/>
+            </w:pPr>
+            <w:r>
+              <w:rPr>
+                <w:rFonts w:ascii="宋体" w:hAnsi="宋体" w:eastAsia="宋体" w:cs="宋体"/>
+                <w:b w:val="0"/>
+                <w:bCs w:val="0"/>
+                <w:sz w:val="21"/>
+                <w:szCs w:val="21"/>
+              </w:rPr>
+              <w:t>_________________________________</w:t>
+            </w:r>
+          </w:p>
+        </w:tc>
+      </w:tr>
+      <w:tr>
+        <w:tblPrEx>
+          <w:tblBorders>
+            <w:top w:val="single" w:color="auto" w:sz="4" w:space="0"/>
+            <w:left w:val="single" w:color="auto" w:sz="4" w:space="0"/>
+            <w:bottom w:val="single" w:color="auto" w:sz="4" w:space="0"/>
+            <w:right w:val="single" w:color="auto" w:sz="4" w:space="0"/>
+            <w:insideH w:val="single" w:color="auto" w:sz="4" w:space="0"/>
+            <w:insideV w:val="single" w:color="auto" w:sz="4" w:space="0"/>
+          </w:tblBorders>
+          <w:tblCellMar>
+            <w:top w:w="0" w:type="dxa"/>
+            <w:left w:w="10" w:type="dxa"/>
+            <w:bottom w:w="0" w:type="dxa"/>
+            <w:right w:w="10" w:type="dxa"/>
+          </w:tblCellMar>
+        </w:tblPrEx>
+        <w:tc>
+          <w:tcPr>
+            <w:tcW w:w="5018" w:type="dxa"/>
+            <w:tcBorders>
+              <w:top w:val="nil"/>
+              <w:left w:val="nil"/>
+              <w:bottom w:val="nil"/>
+              <w:right w:val="nil"/>
+            </w:tcBorders>
+            <w:tcMar>
+              <w:top w:w="10" w:type="dxa"/>
+              <w:left w:w="0" w:type="dxa"/>
+              <w:bottom w:w="10" w:type="dxa"/>
+              <w:right w:w="80" w:type="dxa"/>
+            </w:tcMar>
+          </w:tcPr>
+          <w:p>
+            <w:pPr>
+              <w:spacing w:before="20" w:after="20"/>
+            </w:pPr>
+            <w:r>
+              <w:rPr>
+                <w:rFonts w:ascii="Times New Roman" w:hAnsi="Times New Roman" w:eastAsia="Times New Roman" w:cs="Times New Roman"/>
+                <w:b w:val="0"/>
+                <w:bCs w:val="0"/>
+                <w:sz w:val="21"/>
+                <w:szCs w:val="21"/>
+              </w:rPr>
+              <w:t>Unterschrift / 签名</w:t>
+            </w:r>
+          </w:p>
+        </w:tc>
+        <w:tc>
+          <w:tcPr>
+            <w:tcW w:w="4687" w:type="dxa"/>
+            <w:tcBorders>
+              <w:top w:val="nil"/>
+              <w:left w:val="nil"/>
+              <w:bottom w:val="nil"/>
+              <w:right w:val="nil"/>
+            </w:tcBorders>
+            <w:tcMar>
+              <w:top w:w="10" w:type="dxa"/>
+              <w:left w:w="80" w:type="dxa"/>
+              <w:bottom w:w="10" w:type="dxa"/>
+              <w:right w:w="0" w:type="dxa"/>
+            </w:tcMar>
+          </w:tcPr>
+          <w:p>
+            <w:pPr>
+              <w:spacing w:before="20" w:after="20"/>
+            </w:pPr>
+            <w:r>
+              <w:rPr>
+                <w:rFonts w:ascii="宋体" w:hAnsi="宋体" w:eastAsia="宋体" w:cs="宋体"/>
+                <w:b w:val="0"/>
+                <w:bCs w:val="0"/>
+                <w:sz w:val="21"/>
+                <w:szCs w:val="21"/>
+              </w:rPr>
+              <w:t>Unterschrift / 签名</w:t>
+            </w:r>
+          </w:p>
+        </w:tc>
+      </w:tr>
+    </w:tbl>
+    <w:p>
+      <w:pPr>
+        <w:spacing w:before="180" w:after="0"/>
+      </w:pPr>
+    </w:p>
+    <w:tbl>
+      <w:tblPr>
+        <w:tblStyle w:val="12"/>
+        <w:tblW w:w="9705" w:type="dxa"/>
+        <w:tblInd w:w="0" w:type="dxa"/>
+        <w:tblBorders>
+          <w:top w:val="single" w:color="auto" w:sz="4" w:space="0"/>
+          <w:left w:val="single" w:color="auto" w:sz="4" w:space="0"/>
+          <w:bottom w:val="single" w:color="auto" w:sz="4" w:space="0"/>
+          <w:right w:val="single" w:color="auto" w:sz="4" w:space="0"/>
+          <w:insideH w:val="single" w:color="auto" w:sz="4" w:space="0"/>
+          <w:insideV w:val="single" w:color="auto" w:sz="4" w:space="0"/>
+        </w:tblBorders>
+        <w:tblLayout w:type="autofit"/>
+        <w:tblCellMar>
+          <w:top w:w="0" w:type="dxa"/>
+          <w:left w:w="10" w:type="dxa"/>
+          <w:bottom w:w="0" w:type="dxa"/>
+          <w:right w:w="10" w:type="dxa"/>
+        </w:tblCellMar>
+      </w:tblPr>
+      <w:tblGrid>
+        <w:gridCol w:w="5018"/>
+        <w:gridCol w:w="4687"/>
+      </w:tblGrid>
+      <w:tr>
+        <w:tblPrEx>
+          <w:tblBorders>
+            <w:top w:val="single" w:color="auto" w:sz="4" w:space="0"/>
+            <w:left w:val="single" w:color="auto" w:sz="4" w:space="0"/>
+            <w:bottom w:val="single" w:color="auto" w:sz="4" w:space="0"/>
+            <w:right w:val="single" w:color="auto" w:sz="4" w:space="0"/>
+            <w:insideH w:val="single" w:color="auto" w:sz="4" w:space="0"/>
+            <w:insideV w:val="single" w:color="auto" w:sz="4" w:space="0"/>
+          </w:tblBorders>
+          <w:tblCellMar>
+            <w:top w:w="0" w:type="dxa"/>
+            <w:left w:w="10" w:type="dxa"/>
+            <w:bottom w:w="0" w:type="dxa"/>
+            <w:right w:w="10" w:type="dxa"/>
+          </w:tblCellMar>
+        </w:tblPrEx>
+        <w:tc>
+          <w:tcPr>
+            <w:tcW w:w="5018" w:type="dxa"/>
+            <w:tcBorders>
+              <w:top w:val="nil"/>
+              <w:left w:val="nil"/>
+              <w:bottom w:val="nil"/>
+              <w:right w:val="nil"/>
+            </w:tcBorders>
+            <w:tcMar>
+              <w:top w:w="10" w:type="dxa"/>
+              <w:left w:w="0" w:type="dxa"/>
+              <w:bottom w:w="10" w:type="dxa"/>
+              <w:right w:w="80" w:type="dxa"/>
+            </w:tcMar>
+          </w:tcPr>
+          <w:p>
+            <w:pPr>
+              <w:spacing w:before="20" w:after="20"/>
+            </w:pPr>
+            <w:r>
+              <w:rPr>
+                <w:rFonts w:ascii="Times New Roman" w:hAnsi="Times New Roman" w:eastAsia="Times New Roman" w:cs="Times New Roman"/>
+                <w:b w:val="0"/>
+                <w:bCs w:val="0"/>
+                <w:sz w:val="21"/>
+                <w:szCs w:val="21"/>
+              </w:rPr>
+              <w:t>_________________________________</w:t>
+            </w:r>
+          </w:p>
+        </w:tc>
+        <w:tc>
+          <w:tcPr>
+            <w:tcW w:w="4687" w:type="dxa"/>
+            <w:tcBorders>
+              <w:top w:val="nil"/>
+              <w:left w:val="nil"/>
+              <w:bottom w:val="nil"/>
+              <w:right w:val="nil"/>
+            </w:tcBorders>
+            <w:tcMar>
+              <w:top w:w="10" w:type="dxa"/>
+              <w:left w:w="80" w:type="dxa"/>
+              <w:bottom w:w="10" w:type="dxa"/>
+              <w:right w:w="0" w:type="dxa"/>
+            </w:tcMar>
+          </w:tcPr>
+          <w:p>
+            <w:pPr>
+              <w:spacing w:before="20" w:after="20"/>
+            </w:pPr>
+            <w:r>
+              <w:rPr>
+                <w:rFonts w:ascii="宋体" w:hAnsi="宋体" w:eastAsia="宋体" w:cs="宋体"/>
+                <w:b w:val="0"/>
+                <w:bCs w:val="0"/>
+                <w:sz w:val="21"/>
+                <w:szCs w:val="21"/>
+              </w:rPr>
+              <w:t>_________________________________</w:t>
+            </w:r>
+          </w:p>
+        </w:tc>
+      </w:tr>
+      <w:tr>
+        <w:tblPrEx>
+          <w:tblBorders>
+            <w:top w:val="single" w:color="auto" w:sz="4" w:space="0"/>
+            <w:left w:val="single" w:color="auto" w:sz="4" w:space="0"/>
+            <w:bottom w:val="single" w:color="auto" w:sz="4" w:space="0"/>
+            <w:right w:val="single" w:color="auto" w:sz="4" w:space="0"/>
+            <w:insideH w:val="single" w:color="auto" w:sz="4" w:space="0"/>
+            <w:insideV w:val="single" w:color="auto" w:sz="4" w:space="0"/>
+          </w:tblBorders>
+          <w:tblCellMar>
+            <w:top w:w="0" w:type="dxa"/>
+            <w:left w:w="10" w:type="dxa"/>
+            <w:bottom w:w="0" w:type="dxa"/>
+            <w:right w:w="10" w:type="dxa"/>
+          </w:tblCellMar>
+        </w:tblPrEx>
+        <w:tc>
+          <w:tcPr>
+            <w:tcW w:w="5018" w:type="dxa"/>
+            <w:tcBorders>
+              <w:top w:val="nil"/>
+              <w:left w:val="nil"/>
+              <w:bottom w:val="nil"/>
+              <w:right w:val="nil"/>
+            </w:tcBorders>
+            <w:tcMar>
+              <w:top w:w="10" w:type="dxa"/>
+              <w:left w:w="0" w:type="dxa"/>
+              <w:bottom w:w="10" w:type="dxa"/>
+              <w:right w:w="80" w:type="dxa"/>
+            </w:tcMar>
+          </w:tcPr>
+          <w:p>
+            <w:pPr>
+              <w:spacing w:before="20" w:after="20"/>
+            </w:pPr>
+            <w:r>
+              <w:rPr>
+                <w:rFonts w:ascii="Times New Roman" w:hAnsi="Times New Roman" w:eastAsia="Times New Roman" w:cs="Times New Roman"/>
+                <w:b w:val="0"/>
+                <w:bCs w:val="0"/>
+                <w:sz w:val="21"/>
+                <w:szCs w:val="21"/>
+              </w:rPr>
+              <w:t>Name in Druckbuchstaben / 正楷姓名</w:t>
+            </w:r>
+          </w:p>
+        </w:tc>
+        <w:tc>
+          <w:tcPr>
+            <w:tcW w:w="4687" w:type="dxa"/>
+            <w:tcBorders>
+              <w:top w:val="nil"/>
+              <w:left w:val="nil"/>
+              <w:bottom w:val="nil"/>
+              <w:right w:val="nil"/>
+            </w:tcBorders>
+            <w:tcMar>
+              <w:top w:w="10" w:type="dxa"/>
+              <w:left w:w="80" w:type="dxa"/>
+              <w:bottom w:w="10" w:type="dxa"/>
+              <w:right w:w="0" w:type="dxa"/>
+            </w:tcMar>
+          </w:tcPr>
+          <w:p>
+            <w:pPr>
+              <w:spacing w:before="20" w:after="20"/>
+            </w:pPr>
+            <w:r>
+              <w:rPr>
+                <w:rFonts w:ascii="宋体" w:hAnsi="宋体" w:eastAsia="宋体" w:cs="宋体"/>
+                <w:b w:val="0"/>
+                <w:bCs w:val="0"/>
+                <w:sz w:val="21"/>
+                <w:szCs w:val="21"/>
+              </w:rPr>
+              <w:t>Name in Druckbuchstaben / 正楷姓名</w:t>
+            </w:r>
+          </w:p>
+        </w:tc>
+      </w:tr>
+    </w:tbl>
+    <w:p/>
+    <w:sectPr>
+      <w:headerReference r:id="rId3" w:type="default"/>
+      <w:footerReference r:id="rId4" w:type="default"/>
+      <w:pgSz w:w="11906" w:h="16838"/>
+      <w:pgMar w:top="1300" w:right="1100" w:bottom="1300" w:left="1100" w:header="708" w:footer="708" w:gutter="0"/>
+      <w:cols w:space="720" w:num="1"/>
+      <w:docGrid w:linePitch="360" w:charSpace="0"/>
+    </w:sectPr>
     <w:p>
       <w:r>
         <w:br w:type="page"/>

--- a/projects/contracts/LIVANTO/VerpackG_Bevollmächtigungsvertrag.docx
+++ b/projects/contracts/LIVANTO/VerpackG_Bevollmächtigungsvertrag.docx
@@ -449,7 +449,7 @@
                 <w:sz w:val="21"/>
                 <w:szCs w:val="21"/>
               </w:rPr>
-              <w:t>{company_name_en}</w:t>
+              <w:t xml:space="preserve">Tesla</w:t>
             </w:r>
           </w:p>
         </w:tc>
@@ -481,7 +481,7 @@
                 <w:sz w:val="21"/>
                 <w:szCs w:val="21"/>
               </w:rPr>
-              <w:t>{company_name}</w:t>
+              <w:t xml:space="preserve">特斯拉</w:t>
             </w:r>
           </w:p>
         </w:tc>
@@ -531,7 +531,7 @@
                 <w:sz w:val="21"/>
                 <w:szCs w:val="21"/>
               </w:rPr>
-              <w:t>Anschrift: {registered_address_en}</w:t>
+              <w:t xml:space="preserve">Anschrift: </w:t>
             </w:r>
           </w:p>
         </w:tc>
@@ -563,7 +563,7 @@
                 <w:sz w:val="21"/>
                 <w:szCs w:val="21"/>
               </w:rPr>
-              <w:t>地址：{company_address}</w:t>
+              <w:t xml:space="preserve">地址：特斯拉</w:t>
             </w:r>
           </w:p>
         </w:tc>
@@ -613,7 +613,7 @@
                 <w:sz w:val="21"/>
                 <w:szCs w:val="21"/>
               </w:rPr>
-              <w:t>USt-ID / VAT: {uscc}</w:t>
+              <w:t xml:space="preserve">USt-ID / VAT: 111</w:t>
             </w:r>
           </w:p>
         </w:tc>
@@ -645,7 +645,7 @@
                 <w:sz w:val="21"/>
                 <w:szCs w:val="21"/>
               </w:rPr>
-              <w:t>增值税号：{uscc}</w:t>
+              <w:t xml:space="preserve">增值税号：111</w:t>
             </w:r>
           </w:p>
         </w:tc>
@@ -695,7 +695,7 @@
                 <w:sz w:val="21"/>
                 <w:szCs w:val="21"/>
               </w:rPr>
-              <w:t>gesetzl. Vertreter: {legal_representative_en}</w:t>
+              <w:t xml:space="preserve">gesetzl. Vertreter: </w:t>
             </w:r>
           </w:p>
         </w:tc>
@@ -727,7 +727,7 @@
                 <w:sz w:val="21"/>
                 <w:szCs w:val="21"/>
               </w:rPr>
-              <w:t>法定代表人：{legal_representative}</w:t>
+              <w:t xml:space="preserve">法定代表人：马斯克</w:t>
             </w:r>
           </w:p>
         </w:tc>
@@ -777,7 +777,7 @@
                 <w:sz w:val="21"/>
                 <w:szCs w:val="21"/>
               </w:rPr>
-              <w:t>Kontaktperson: {contact_person_en}</w:t>
+              <w:t xml:space="preserve">Kontaktperson: </w:t>
             </w:r>
           </w:p>
         </w:tc>
@@ -809,7 +809,7 @@
                 <w:sz w:val="21"/>
                 <w:szCs w:val="21"/>
               </w:rPr>
-              <w:t>联系人：{contact_person}</w:t>
+              <w:t xml:space="preserve">联系人：马斯克</w:t>
             </w:r>
           </w:p>
         </w:tc>
@@ -859,7 +859,7 @@
                 <w:sz w:val="21"/>
                 <w:szCs w:val="21"/>
               </w:rPr>
-              <w:t>E-Mail: {contact_email}</w:t>
+              <w:t xml:space="preserve">E-Mail: msk@tesla.com</w:t>
             </w:r>
           </w:p>
         </w:tc>
@@ -891,7 +891,7 @@
                 <w:sz w:val="21"/>
                 <w:szCs w:val="21"/>
               </w:rPr>
-              <w:t>电子邮箱：{contact_email}</w:t>
+              <w:t xml:space="preserve">电子邮箱：msk@tesla.com</w:t>
             </w:r>
           </w:p>
         </w:tc>
@@ -941,7 +941,7 @@
                 <w:sz w:val="21"/>
                 <w:szCs w:val="21"/>
               </w:rPr>
-              <w:t>Handynummer: {contact_phone}</w:t>
+              <w:t xml:space="preserve">Handynummer: 111</w:t>
             </w:r>
           </w:p>
         </w:tc>
@@ -973,7 +973,7 @@
                 <w:sz w:val="21"/>
                 <w:szCs w:val="21"/>
               </w:rPr>
-              <w:t>手机号：{contact_phone}</w:t>
+              <w:t xml:space="preserve">手机号：111</w:t>
             </w:r>
           </w:p>
         </w:tc>
@@ -1023,7 +1023,7 @@
                 <w:sz w:val="21"/>
                 <w:szCs w:val="21"/>
               </w:rPr>
-              <w:t>WeChat-ID: {wechat_id}</w:t>
+              <w:t xml:space="preserve">WeChat-ID: msk</w:t>
             </w:r>
           </w:p>
         </w:tc>
@@ -1055,7 +1055,7 @@
                 <w:sz w:val="21"/>
                 <w:szCs w:val="21"/>
               </w:rPr>
-              <w:t>微信号：{wechat_id}</w:t>
+              <w:t xml:space="preserve">微信号：msk</w:t>
             </w:r>
           </w:p>
         </w:tc>
@@ -5303,7 +5303,7 @@
                 <w:sz w:val="21"/>
                 <w:szCs w:val="21"/>
               </w:rPr>
-              <w:t>(6) Bankverbindung: Kontoinhaber: FREDDY (Shanghai) Information Consulting Ltd. Huainan Branch, Bank: Bank of China Huainan Branch, Kontonummer: 181276312093, Bankleitzahl: BKCHCNBJ780, Bankadresse: No.21 Longhu Road, Huainan, Anhui, China. Verwendungszweck: EPR- + Vertragsnummer.</w:t>
+              <w:t>(6) Bankverbindung: Kontoinhaber: FREDDY (Shanghai) Information Consulting Ltd. Huainan Branch, Bank: Bank of China Huainan Branch, Kontonummer: 181276312093, Bankleitzahl: BKCHCNBJ780, Bankadresse: No.21 Longhu Road, Huainan, Anhui, China. Verwendungszweck: {contract_number}.</w:t>
             </w:r>
           </w:p>
         </w:tc>
@@ -5335,7 +5335,7 @@
                 <w:sz w:val="21"/>
                 <w:szCs w:val="21"/>
               </w:rPr>
-              <w:t>(6) 银行转账信息：户名：福瑞笛（上海）信息咨询有限公司淮南分公司，开户行：中国银行股份有限公司淮南分行，账号：181276312093，银行代码：BKCHCNBJ780，开户行地址：安徽省淮南市龙湖路21号。汇款附言：EPR-合同编号。</w:t>
+              <w:t>(6) 银行转账信息：户名：福瑞笛（上海）信息咨询有限公司淮南分公司，开户行：中国银行股份有限公司淮南分行，账号：181276312093，银行代码：BKCHCNBJ780，开户行地址：安徽省淮南市龙湖路21号。汇款附言：{contract_number}。</w:t>
             </w:r>
           </w:p>
         </w:tc>
@@ -9075,22 +9075,6 @@
         <w:gridCol w:w="3955"/>
       </w:tblGrid>
       <w:tr>
-        <w:tblPrEx>
-          <w:tblBorders>
-            <w:top w:val="single" w:color="auto" w:sz="4" w:space="0"/>
-            <w:left w:val="single" w:color="auto" w:sz="4" w:space="0"/>
-            <w:bottom w:val="single" w:color="auto" w:sz="4" w:space="0"/>
-            <w:right w:val="single" w:color="auto" w:sz="4" w:space="0"/>
-            <w:insideH w:val="single" w:color="auto" w:sz="4" w:space="0"/>
-            <w:insideV w:val="single" w:color="auto" w:sz="4" w:space="0"/>
-          </w:tblBorders>
-          <w:tblCellMar>
-            <w:top w:w="0" w:type="dxa"/>
-            <w:left w:w="10" w:type="dxa"/>
-            <w:bottom w:w="0" w:type="dxa"/>
-            <w:right w:w="10" w:type="dxa"/>
-          </w:tblCellMar>
-        </w:tblPrEx>
         <w:tc>
           <w:tcPr>
             <w:tcW w:w="2600" w:type="dxa"/>
@@ -9204,113 +9188,268 @@
           </w:p>
         </w:tc>
       </w:tr>
-      <w:tc>
-        <w:tcPr>
-          <w:tcW w:w="2600" w:type="dxa"/>
-          <w:tcMar>
-            <w:top w:w="30" w:type="dxa"/>
-            <w:left w:w="50" w:type="dxa"/>
-            <w:bottom w:w="30" w:type="dxa"/>
-            <w:right w:w="50" w:type="dxa"/>
-          </w:tcMar>
-        </w:tcPr>
-        <w:p>
-          <w:r>
-            <w:rPr>
-              <w:rFonts w:ascii="Times New Roman" w:hAnsi="Times New Roman" w:eastAsia="Times New Roman" w:cs="Times New Roman"/>
-              <w:sz w:val="18"/>
-              <w:szCs w:val="18"/>
-            </w:rPr>
-            <w:t xml:space="preserve">{packaging_rows}</w:t>
-          </w:r>
-        </w:p>
-      </w:tc>
-      <w:tc>
-        <w:tcPr>
-          <w:tcW w:w="1000" w:type="dxa"/>
-          <w:tcMar>
-            <w:top w:w="30" w:type="dxa"/>
-            <w:left w:w="50" w:type="dxa"/>
-            <w:bottom w:w="30" w:type="dxa"/>
-            <w:right w:w="50" w:type="dxa"/>
-          </w:tcMar>
-        </w:tcPr>
-        <w:p/>
-      </w:tc>
-      <w:tc>
-        <w:tcPr>
-          <w:tcW w:w="2200" w:type="dxa"/>
-          <w:tcMar>
-            <w:top w:w="30" w:type="dxa"/>
-            <w:left w:w="50" w:type="dxa"/>
-            <w:bottom w:w="30" w:type="dxa"/>
-            <w:right w:w="50" w:type="dxa"/>
-          </w:tcMar>
-        </w:tcPr>
-        <w:p/>
-      </w:tc>
-      <w:tc>
-        <w:tcPr>
-          <w:tcW w:w="3955" w:type="dxa"/>
-          <w:tcMar>
-            <w:top w:w="30" w:type="dxa"/>
-            <w:left w:w="50" w:type="dxa"/>
-            <w:bottom w:w="30" w:type="dxa"/>
-            <w:right w:w="50" w:type="dxa"/>
-          </w:tcMar>
-        </w:tcPr>
-        <w:p/>
-      </w:tc>
-    </w:tbl>
-    <w:p>
-      <w:pPr>
-        <w:spacing w:before="80" w:after="0"/>
-      </w:pPr>
-    </w:p>
-    <w:tbl>
-      <w:tblPr>
-        <w:tblStyle w:val="12"/>
-        <w:tblW w:w="9705" w:type="dxa"/>
-        <w:tblInd w:w="0" w:type="dxa"/>
-        <w:tblBorders>
-          <w:top w:val="single" w:color="auto" w:sz="4" w:space="0"/>
-          <w:left w:val="single" w:color="auto" w:sz="4" w:space="0"/>
-          <w:bottom w:val="single" w:color="auto" w:sz="4" w:space="0"/>
-          <w:right w:val="single" w:color="auto" w:sz="4" w:space="0"/>
-          <w:insideH w:val="single" w:color="auto" w:sz="4" w:space="0"/>
-          <w:insideV w:val="single" w:color="auto" w:sz="4" w:space="0"/>
-        </w:tblBorders>
-        <w:tblLayout w:type="autofit"/>
-        <w:tblCellMar>
-          <w:top w:w="0" w:type="dxa"/>
-          <w:left w:w="10" w:type="dxa"/>
-          <w:bottom w:w="0" w:type="dxa"/>
-          <w:right w:w="10" w:type="dxa"/>
-        </w:tblCellMar>
-      </w:tblPr>
-      <w:tblGrid>
-        <w:gridCol w:w="5018"/>
-        <w:gridCol w:w="4687"/>
-      </w:tblGrid>
       <w:tr>
-        <w:tblPrEx>
-          <w:tblBorders>
-            <w:top w:val="single" w:color="auto" w:sz="4" w:space="0"/>
-            <w:left w:val="single" w:color="auto" w:sz="4" w:space="0"/>
-            <w:bottom w:val="single" w:color="auto" w:sz="4" w:space="0"/>
-            <w:right w:val="single" w:color="auto" w:sz="4" w:space="0"/>
-            <w:insideH w:val="single" w:color="auto" w:sz="4" w:space="0"/>
-            <w:insideV w:val="single" w:color="auto" w:sz="4" w:space="0"/>
-          </w:tblBorders>
-          <w:tblCellMar>
-            <w:top w:w="0" w:type="dxa"/>
-            <w:left w:w="10" w:type="dxa"/>
-            <w:bottom w:w="0" w:type="dxa"/>
-            <w:right w:w="10" w:type="dxa"/>
-          </w:tblCellMar>
-        </w:tblPrEx>
-        <w:tc>
-          <w:tcPr>
+        <w:tc>
+          <w:tcPr>
+            <w:tcW w:w="2600" w:type="dxa"/>
+            <w:tcMar>
+              <w:top w:w="30" w:type="dxa"/>
+              <w:left w:w="50" w:type="dxa"/>
+              <w:bottom w:w="30" w:type="dxa"/>
+              <w:right w:w="50" w:type="dxa"/>
+            </w:tcMar>
+          </w:tcPr>
+          <w:p>
+            <w:r>
+              <w:rPr>
+                <w:rFonts w:ascii="Times New Roman" w:hAnsi="Times New Roman" w:eastAsia="Times New Roman" w:cs="Times New Roman"/>
+                <w:sz w:val="18"/>
+                <w:szCs w:val="18"/>
+              </w:rPr>
+              <w:t xml:space="preserve">玻璃 / Glas</w:t>
+            </w:r>
+          </w:p>
+        </w:tc>
+        <w:tc>
+          <w:tcPr>
+            <w:tcW w:w="1000" w:type="dxa"/>
+            <w:tcMar>
+              <w:top w:w="30" w:type="dxa"/>
+              <w:left w:w="50" w:type="dxa"/>
+              <w:bottom w:w="30" w:type="dxa"/>
+              <w:right w:w="50" w:type="dxa"/>
+            </w:tcMar>
+          </w:tcPr>
+          <w:p>
+            <w:r>
+              <w:rPr>
+                <w:rFonts w:ascii="Times New Roman" w:hAnsi="Times New Roman" w:eastAsia="Times New Roman" w:cs="Times New Roman"/>
+                <w:sz w:val="18"/>
+                <w:szCs w:val="18"/>
+              </w:rPr>
+              <w:t xml:space="preserve">B2C</w:t>
+            </w:r>
+          </w:p>
+        </w:tc>
+        <w:tc>
+          <w:tcPr>
+            <w:tcW w:w="2200" w:type="dxa"/>
+            <w:tcMar>
+              <w:top w:w="30" w:type="dxa"/>
+              <w:left w:w="50" w:type="dxa"/>
+              <w:bottom w:w="30" w:type="dxa"/>
+              <w:right w:w="50" w:type="dxa"/>
+            </w:tcMar>
+          </w:tcPr>
+          <w:p>
+            <w:r>
+              <w:rPr>
+                <w:rFonts w:ascii="Times New Roman" w:hAnsi="Times New Roman" w:eastAsia="Times New Roman" w:cs="Times New Roman"/>
+                <w:sz w:val="18"/>
+                <w:szCs w:val="18"/>
+              </w:rPr>
+              <w:t xml:space="preserve">10</w:t>
+            </w:r>
+          </w:p>
+        </w:tc>
+        <w:tc>
+          <w:tcPr>
+            <w:tcW w:w="3955" w:type="dxa"/>
+            <w:tcMar>
+              <w:top w:w="30" w:type="dxa"/>
+              <w:left w:w="50" w:type="dxa"/>
+              <w:bottom w:w="30" w:type="dxa"/>
+              <w:right w:w="50" w:type="dxa"/>
+            </w:tcMar>
+          </w:tcPr>
+          <w:p>
+            <w:r>
+              <w:rPr>
+                <w:rFonts w:ascii="Times New Roman" w:hAnsi="Times New Roman" w:eastAsia="Times New Roman" w:cs="Times New Roman"/>
+                <w:sz w:val="18"/>
+                <w:szCs w:val="18"/>
+              </w:rPr>
+              <w:t xml:space="preserve"/>
+            </w:r>
+          </w:p>
+        </w:tc>
+      </w:tr>
+      <w:tr>
+        <w:tc>
+          <w:tcPr>
+            <w:tcW w:w="2600" w:type="dxa"/>
+            <w:tcMar>
+              <w:top w:w="30" w:type="dxa"/>
+              <w:left w:w="50" w:type="dxa"/>
+              <w:bottom w:w="30" w:type="dxa"/>
+              <w:right w:w="50" w:type="dxa"/>
+            </w:tcMar>
+          </w:tcPr>
+          <w:p>
+            <w:r>
+              <w:rPr>
+                <w:rFonts w:ascii="Times New Roman" w:hAnsi="Times New Roman" w:eastAsia="Times New Roman" w:cs="Times New Roman"/>
+                <w:sz w:val="18"/>
+                <w:szCs w:val="18"/>
+              </w:rPr>
+              <w:t xml:space="preserve">塑料 / Kunststoffe</w:t>
+            </w:r>
+          </w:p>
+        </w:tc>
+        <w:tc>
+          <w:tcPr>
+            <w:tcW w:w="1000" w:type="dxa"/>
+            <w:tcMar>
+              <w:top w:w="30" w:type="dxa"/>
+              <w:left w:w="50" w:type="dxa"/>
+              <w:bottom w:w="30" w:type="dxa"/>
+              <w:right w:w="50" w:type="dxa"/>
+            </w:tcMar>
+          </w:tcPr>
+          <w:p>
+            <w:r>
+              <w:rPr>
+                <w:rFonts w:ascii="Times New Roman" w:hAnsi="Times New Roman" w:eastAsia="Times New Roman" w:cs="Times New Roman"/>
+                <w:sz w:val="18"/>
+                <w:szCs w:val="18"/>
+              </w:rPr>
+              <w:t xml:space="preserve">B2C</w:t>
+            </w:r>
+          </w:p>
+        </w:tc>
+        <w:tc>
+          <w:tcPr>
+            <w:tcW w:w="2200" w:type="dxa"/>
+            <w:tcMar>
+              <w:top w:w="30" w:type="dxa"/>
+              <w:left w:w="50" w:type="dxa"/>
+              <w:bottom w:w="30" w:type="dxa"/>
+              <w:right w:w="50" w:type="dxa"/>
+            </w:tcMar>
+          </w:tcPr>
+          <w:p>
+            <w:r>
+              <w:rPr>
+                <w:rFonts w:ascii="Times New Roman" w:hAnsi="Times New Roman" w:eastAsia="Times New Roman" w:cs="Times New Roman"/>
+                <w:sz w:val="18"/>
+                <w:szCs w:val="18"/>
+              </w:rPr>
+              <w:t xml:space="preserve">50</w:t>
+            </w:r>
+          </w:p>
+        </w:tc>
+        <w:tc>
+          <w:tcPr>
+            <w:tcW w:w="3955" w:type="dxa"/>
+            <w:tcMar>
+              <w:top w:w="30" w:type="dxa"/>
+              <w:left w:w="50" w:type="dxa"/>
+              <w:bottom w:w="30" w:type="dxa"/>
+              <w:right w:w="50" w:type="dxa"/>
+            </w:tcMar>
+          </w:tcPr>
+          <w:p>
+            <w:r>
+              <w:rPr>
+                <w:rFonts w:ascii="Times New Roman" w:hAnsi="Times New Roman" w:eastAsia="Times New Roman" w:cs="Times New Roman"/>
+                <w:sz w:val="18"/>
+                <w:szCs w:val="18"/>
+              </w:rPr>
+              <w:t xml:space="preserve"/>
+            </w:r>
+          </w:p>
+        </w:tc>
+      </w:tr>
+      <w:tr>
+        <w:tc>
+          <w:tcPr>
+            <w:tcW w:w="2600" w:type="dxa"/>
+            <w:tcMar>
+              <w:top w:w="30" w:type="dxa"/>
+              <w:left w:w="50" w:type="dxa"/>
+              <w:bottom w:w="30" w:type="dxa"/>
+              <w:right w:w="50" w:type="dxa"/>
+            </w:tcMar>
+          </w:tcPr>
+          <w:p>
+            <w:r>
+              <w:rPr>
+                <w:rFonts w:ascii="Times New Roman" w:hAnsi="Times New Roman" w:eastAsia="Times New Roman" w:cs="Times New Roman"/>
+                <w:sz w:val="18"/>
+                <w:szCs w:val="18"/>
+              </w:rPr>
+              <w:t xml:space="preserve">黑色金属 / Eisenmetalle</w:t>
+            </w:r>
+          </w:p>
+        </w:tc>
+        <w:tc>
+          <w:tcPr>
+            <w:tcW w:w="1000" w:type="dxa"/>
+            <w:tcMar>
+              <w:top w:w="30" w:type="dxa"/>
+              <w:left w:w="50" w:type="dxa"/>
+              <w:bottom w:w="30" w:type="dxa"/>
+              <w:right w:w="50" w:type="dxa"/>
+            </w:tcMar>
+          </w:tcPr>
+          <w:p>
+            <w:r>
+              <w:rPr>
+                <w:rFonts w:ascii="Times New Roman" w:hAnsi="Times New Roman" w:eastAsia="Times New Roman" w:cs="Times New Roman"/>
+                <w:sz w:val="18"/>
+                <w:szCs w:val="18"/>
+              </w:rPr>
+              <w:t xml:space="preserve">B2C</w:t>
+            </w:r>
+          </w:p>
+        </w:tc>
+        <w:tc>
+          <w:tcPr>
+            <w:tcW w:w="2200" w:type="dxa"/>
+            <w:tcMar>
+              <w:top w:w="30" w:type="dxa"/>
+              <w:left w:w="50" w:type="dxa"/>
+              <w:bottom w:w="30" w:type="dxa"/>
+              <w:right w:w="50" w:type="dxa"/>
+            </w:tcMar>
+          </w:tcPr>
+          <w:p>
+            <w:r>
+              <w:rPr>
+                <w:rFonts w:ascii="Times New Roman" w:hAnsi="Times New Roman" w:eastAsia="Times New Roman" w:cs="Times New Roman"/>
+                <w:sz w:val="18"/>
+                <w:szCs w:val="18"/>
+              </w:rPr>
+              <w:t xml:space="preserve">20</w:t>
+            </w:r>
+          </w:p>
+        </w:tc>
+        <w:tc>
+          <w:tcPr>
+            <w:tcW w:w="3955" w:type="dxa"/>
+            <w:tcMar>
+              <w:top w:w="30" w:type="dxa"/>
+              <w:left w:w="50" w:type="dxa"/>
+              <w:bottom w:w="30" w:type="dxa"/>
+              <w:right w:w="50" w:type="dxa"/>
+            </w:tcMar>
+          </w:tcPr>
+          <w:p>
+            <w:r>
+              <w:rPr>
+                <w:rFonts w:ascii="Times New Roman" w:hAnsi="Times New Roman" w:eastAsia="Times New Roman" w:cs="Times New Roman"/>
+                <w:sz w:val="18"/>
+                <w:szCs w:val="18"/>
+              </w:rPr>
+              <w:t xml:space="preserve"/>
+            </w:r>
+          </w:p>
+        </w:tc>
+      </w:tr>
+      <w:tr>
+        <w:tc>
+          <w:tcPr>
+            <w:gridSpan w:val="2"/>
             <w:tcW w:w="5018" w:type="dxa"/>
             <w:tcBorders>
               <w:top w:val="nil"/>
@@ -9343,6 +9482,7 @@
         </w:tc>
         <w:tc>
           <w:tcPr>
+            <w:gridSpan w:val="2"/>
             <w:tcW w:w="4687" w:type="dxa"/>
             <w:tcBorders>
               <w:top w:val="nil"/>
@@ -10376,767 +10516,6 @@
     </w:p>
     <w:p>
       <w:pPr>
-        <w:spacing w:before="400" w:after="200"/>
-        <w:jc w:val="center"/>
-      </w:pPr>
-      <w:r>
-        <w:rPr>
-          <w:rFonts w:ascii="Times New Roman" w:hAnsi="Times New Roman" w:eastAsia="Times New Roman" w:cs="Times New Roman"/>
-          <w:b/>
-          <w:bCs/>
-          <w:sz w:val="30"/>
-          <w:szCs w:val="30"/>
-        </w:rPr>
-        <w:t xml:space="preserve">Unterschriften  |  </w:t>
-      </w:r>
-      <w:r>
-        <w:rPr>
-          <w:rFonts w:ascii="宋体" w:hAnsi="宋体" w:eastAsia="宋体" w:cs="宋体"/>
-          <w:b/>
-          <w:bCs/>
-          <w:sz w:val="30"/>
-          <w:szCs w:val="30"/>
-        </w:rPr>
-        <w:t>签署</w:t>
-      </w:r>
-    </w:p>
-    <w:p>
-      <w:pPr>
-        <w:spacing w:before="200" w:after="0"/>
-      </w:pPr>
-    </w:p>
-    <w:tbl>
-      <w:tblPr>
-        <w:tblStyle w:val="12"/>
-        <w:tblW w:w="9745" w:type="dxa"/>
-        <w:tblInd w:w="0" w:type="dxa"/>
-        <w:tblBorders>
-          <w:top w:val="single" w:color="auto" w:sz="4" w:space="0"/>
-          <w:left w:val="single" w:color="auto" w:sz="4" w:space="0"/>
-          <w:bottom w:val="single" w:color="auto" w:sz="4" w:space="0"/>
-          <w:right w:val="single" w:color="auto" w:sz="4" w:space="0"/>
-          <w:insideH w:val="single" w:color="auto" w:sz="4" w:space="0"/>
-          <w:insideV w:val="single" w:color="auto" w:sz="4" w:space="0"/>
-        </w:tblBorders>
-        <w:tblLayout w:type="autofit"/>
-        <w:tblCellMar>
-          <w:top w:w="0" w:type="dxa"/>
-          <w:left w:w="10" w:type="dxa"/>
-          <w:bottom w:w="0" w:type="dxa"/>
-          <w:right w:w="10" w:type="dxa"/>
-        </w:tblCellMar>
-      </w:tblPr>
-      <w:tblGrid>
-        <w:gridCol w:w="3008"/>
-        <w:gridCol w:w="3009"/>
-        <w:gridCol w:w="3728"/>
-      </w:tblGrid>
-      <w:tr>
-        <w:tblPrEx>
-          <w:tblBorders>
-            <w:top w:val="single" w:color="auto" w:sz="4" w:space="0"/>
-            <w:left w:val="single" w:color="auto" w:sz="4" w:space="0"/>
-            <w:bottom w:val="single" w:color="auto" w:sz="4" w:space="0"/>
-            <w:right w:val="single" w:color="auto" w:sz="4" w:space="0"/>
-            <w:insideH w:val="single" w:color="auto" w:sz="4" w:space="0"/>
-            <w:insideV w:val="single" w:color="auto" w:sz="4" w:space="0"/>
-          </w:tblBorders>
-          <w:tblCellMar>
-            <w:top w:w="0" w:type="dxa"/>
-            <w:left w:w="10" w:type="dxa"/>
-            <w:bottom w:w="0" w:type="dxa"/>
-            <w:right w:w="10" w:type="dxa"/>
-          </w:tblCellMar>
-        </w:tblPrEx>
-        <w:tc>
-          <w:tcPr>
-            <w:tcW w:w="3008" w:type="dxa"/>
-            <w:tcBorders>
-              <w:top w:val="nil"/>
-              <w:left w:val="nil"/>
-              <w:bottom w:val="nil"/>
-              <w:right w:val="nil"/>
-            </w:tcBorders>
-            <w:tcMar>
-              <w:top w:w="60" w:type="dxa"/>
-              <w:left w:w="40" w:type="dxa"/>
-              <w:bottom w:w="200" w:type="dxa"/>
-              <w:right w:w="40" w:type="dxa"/>
-            </w:tcMar>
-          </w:tcPr>
-          <w:p>
-            <w:pPr>
-              <w:jc w:val="center"/>
-            </w:pPr>
-            <w:r>
-              <w:rPr>
-                <w:rFonts w:ascii="Times New Roman" w:hAnsi="Times New Roman" w:eastAsia="Times New Roman" w:cs="Times New Roman"/>
-                <w:b/>
-                <w:bCs/>
-                <w:sz w:val="21"/>
-                <w:szCs w:val="21"/>
-              </w:rPr>
-              <w:t>Der Kunde / 客户</w:t>
-            </w:r>
-          </w:p>
-        </w:tc>
-        <w:tc>
-          <w:tcPr>
-            <w:tcW w:w="3009" w:type="dxa"/>
-            <w:tcBorders>
-              <w:top w:val="nil"/>
-              <w:left w:val="nil"/>
-              <w:bottom w:val="nil"/>
-              <w:right w:val="nil"/>
-            </w:tcBorders>
-            <w:tcMar>
-              <w:top w:w="60" w:type="dxa"/>
-              <w:left w:w="40" w:type="dxa"/>
-              <w:bottom w:w="200" w:type="dxa"/>
-              <w:right w:w="40" w:type="dxa"/>
-            </w:tcMar>
-          </w:tcPr>
-          <w:p>
-            <w:pPr>
-              <w:jc w:val="center"/>
-            </w:pPr>
-          </w:p>
-        </w:tc>
-        <w:tc>
-          <w:tcPr>
-            <w:tcW w:w="3728" w:type="dxa"/>
-            <w:tcBorders>
-              <w:top w:val="nil"/>
-              <w:left w:val="nil"/>
-              <w:bottom w:val="nil"/>
-              <w:right w:val="nil"/>
-            </w:tcBorders>
-            <w:tcMar>
-              <w:top w:w="60" w:type="dxa"/>
-              <w:left w:w="40" w:type="dxa"/>
-              <w:bottom w:w="200" w:type="dxa"/>
-              <w:right w:w="40" w:type="dxa"/>
-            </w:tcMar>
-          </w:tcPr>
-          <w:p>
-            <w:pPr>
-              <w:jc w:val="center"/>
-            </w:pPr>
-          </w:p>
-        </w:tc>
-      </w:tr>
-    </w:tbl>
-    <w:p>
-      <w:pPr>
-        <w:spacing w:before="250" w:after="0"/>
-      </w:pPr>
-    </w:p>
-    <w:p>
-      <w:pPr>
-        <w:spacing w:before="250" w:after="0"/>
-      </w:pPr>
-    </w:p>
-    <w:p>
-      <w:pPr>
-        <w:spacing w:before="250" w:after="0"/>
-      </w:pPr>
-    </w:p>
-    <w:tbl>
-      <w:tblPr>
-        <w:tblStyle w:val="12"/>
-        <w:tblW w:w="9705" w:type="dxa"/>
-        <w:tblInd w:w="0" w:type="dxa"/>
-        <w:tblBorders>
-          <w:top w:val="single" w:color="auto" w:sz="4" w:space="0"/>
-          <w:left w:val="single" w:color="auto" w:sz="4" w:space="0"/>
-          <w:bottom w:val="single" w:color="auto" w:sz="4" w:space="0"/>
-          <w:right w:val="single" w:color="auto" w:sz="4" w:space="0"/>
-          <w:insideH w:val="single" w:color="auto" w:sz="4" w:space="0"/>
-          <w:insideV w:val="single" w:color="auto" w:sz="4" w:space="0"/>
-        </w:tblBorders>
-        <w:tblLayout w:type="autofit"/>
-        <w:tblCellMar>
-          <w:top w:w="0" w:type="dxa"/>
-          <w:left w:w="10" w:type="dxa"/>
-          <w:bottom w:w="0" w:type="dxa"/>
-          <w:right w:w="10" w:type="dxa"/>
-        </w:tblCellMar>
-      </w:tblPr>
-      <w:tblGrid>
-        <w:gridCol w:w="5018"/>
-        <w:gridCol w:w="4687"/>
-      </w:tblGrid>
-      <w:tr>
-        <w:tblPrEx>
-          <w:tblBorders>
-            <w:top w:val="single" w:color="auto" w:sz="4" w:space="0"/>
-            <w:left w:val="single" w:color="auto" w:sz="4" w:space="0"/>
-            <w:bottom w:val="single" w:color="auto" w:sz="4" w:space="0"/>
-            <w:right w:val="single" w:color="auto" w:sz="4" w:space="0"/>
-            <w:insideH w:val="single" w:color="auto" w:sz="4" w:space="0"/>
-            <w:insideV w:val="single" w:color="auto" w:sz="4" w:space="0"/>
-          </w:tblBorders>
-          <w:tblCellMar>
-            <w:top w:w="0" w:type="dxa"/>
-            <w:left w:w="10" w:type="dxa"/>
-            <w:bottom w:w="0" w:type="dxa"/>
-            <w:right w:w="10" w:type="dxa"/>
-          </w:tblCellMar>
-        </w:tblPrEx>
-        <w:tc>
-          <w:tcPr>
-            <w:tcW w:w="5018" w:type="dxa"/>
-            <w:tcBorders>
-              <w:top w:val="nil"/>
-              <w:left w:val="nil"/>
-              <w:bottom w:val="nil"/>
-              <w:right w:val="nil"/>
-            </w:tcBorders>
-            <w:tcMar>
-              <w:top w:w="10" w:type="dxa"/>
-              <w:left w:w="0" w:type="dxa"/>
-              <w:bottom w:w="10" w:type="dxa"/>
-              <w:right w:w="80" w:type="dxa"/>
-            </w:tcMar>
-          </w:tcPr>
-          <w:p>
-            <w:pPr>
-              <w:spacing w:before="20" w:after="20"/>
-            </w:pPr>
-            <w:r>
-              <w:rPr>
-                <w:rFonts w:ascii="Times New Roman" w:hAnsi="Times New Roman" w:eastAsia="Times New Roman" w:cs="Times New Roman"/>
-                <w:b w:val="0"/>
-                <w:bCs w:val="0"/>
-                <w:sz w:val="21"/>
-                <w:szCs w:val="21"/>
-              </w:rPr>
-              <w:t>_________________________________</w:t>
-            </w:r>
-          </w:p>
-        </w:tc>
-        <w:tc>
-          <w:tcPr>
-            <w:tcW w:w="4687" w:type="dxa"/>
-            <w:tcBorders>
-              <w:top w:val="nil"/>
-              <w:left w:val="nil"/>
-              <w:bottom w:val="nil"/>
-              <w:right w:val="nil"/>
-            </w:tcBorders>
-            <w:tcMar>
-              <w:top w:w="10" w:type="dxa"/>
-              <w:left w:w="80" w:type="dxa"/>
-              <w:bottom w:w="10" w:type="dxa"/>
-              <w:right w:w="0" w:type="dxa"/>
-            </w:tcMar>
-          </w:tcPr>
-          <w:p>
-            <w:pPr>
-              <w:spacing w:before="20" w:after="20"/>
-            </w:pPr>
-            <w:r>
-              <w:rPr>
-                <w:rFonts w:ascii="宋体" w:hAnsi="宋体" w:eastAsia="宋体" w:cs="宋体"/>
-                <w:b w:val="0"/>
-                <w:bCs w:val="0"/>
-                <w:sz w:val="21"/>
-                <w:szCs w:val="21"/>
-              </w:rPr>
-              <w:t>_________________________________</w:t>
-            </w:r>
-          </w:p>
-        </w:tc>
-      </w:tr>
-      <w:tr>
-        <w:tblPrEx>
-          <w:tblBorders>
-            <w:top w:val="single" w:color="auto" w:sz="4" w:space="0"/>
-            <w:left w:val="single" w:color="auto" w:sz="4" w:space="0"/>
-            <w:bottom w:val="single" w:color="auto" w:sz="4" w:space="0"/>
-            <w:right w:val="single" w:color="auto" w:sz="4" w:space="0"/>
-            <w:insideH w:val="single" w:color="auto" w:sz="4" w:space="0"/>
-            <w:insideV w:val="single" w:color="auto" w:sz="4" w:space="0"/>
-          </w:tblBorders>
-          <w:tblCellMar>
-            <w:top w:w="0" w:type="dxa"/>
-            <w:left w:w="10" w:type="dxa"/>
-            <w:bottom w:w="0" w:type="dxa"/>
-            <w:right w:w="10" w:type="dxa"/>
-          </w:tblCellMar>
-        </w:tblPrEx>
-        <w:tc>
-          <w:tcPr>
-            <w:tcW w:w="5018" w:type="dxa"/>
-            <w:tcBorders>
-              <w:top w:val="nil"/>
-              <w:left w:val="nil"/>
-              <w:bottom w:val="nil"/>
-              <w:right w:val="nil"/>
-            </w:tcBorders>
-            <w:tcMar>
-              <w:top w:w="10" w:type="dxa"/>
-              <w:left w:w="0" w:type="dxa"/>
-              <w:bottom w:w="10" w:type="dxa"/>
-              <w:right w:w="80" w:type="dxa"/>
-            </w:tcMar>
-          </w:tcPr>
-          <w:p>
-            <w:pPr>
-              <w:spacing w:before="20" w:after="20"/>
-            </w:pPr>
-            <w:r>
-              <w:rPr>
-                <w:rFonts w:ascii="Times New Roman" w:hAnsi="Times New Roman" w:eastAsia="Times New Roman" w:cs="Times New Roman"/>
-                <w:b w:val="0"/>
-                <w:bCs w:val="0"/>
-                <w:sz w:val="21"/>
-                <w:szCs w:val="21"/>
-              </w:rPr>
-              <w:t>Ort, Datum / 地点, 日期</w:t>
-            </w:r>
-          </w:p>
-        </w:tc>
-        <w:tc>
-          <w:tcPr>
-            <w:tcW w:w="4687" w:type="dxa"/>
-            <w:tcBorders>
-              <w:top w:val="nil"/>
-              <w:left w:val="nil"/>
-              <w:bottom w:val="nil"/>
-              <w:right w:val="nil"/>
-            </w:tcBorders>
-            <w:tcMar>
-              <w:top w:w="10" w:type="dxa"/>
-              <w:left w:w="80" w:type="dxa"/>
-              <w:bottom w:w="10" w:type="dxa"/>
-              <w:right w:w="0" w:type="dxa"/>
-            </w:tcMar>
-          </w:tcPr>
-          <w:p>
-            <w:pPr>
-              <w:spacing w:before="20" w:after="20"/>
-            </w:pPr>
-            <w:r>
-              <w:rPr>
-                <w:rFonts w:ascii="宋体" w:hAnsi="宋体" w:eastAsia="宋体" w:cs="宋体"/>
-                <w:b w:val="0"/>
-                <w:bCs w:val="0"/>
-                <w:sz w:val="21"/>
-                <w:szCs w:val="21"/>
-              </w:rPr>
-              <w:t>Ort, Datum / 地点, 日期</w:t>
-            </w:r>
-          </w:p>
-        </w:tc>
-      </w:tr>
-    </w:tbl>
-    <w:p>
-      <w:pPr>
-        <w:spacing w:before="180" w:after="0"/>
-      </w:pPr>
-    </w:p>
-    <w:tbl>
-      <w:tblPr>
-        <w:tblStyle w:val="12"/>
-        <w:tblW w:w="9705" w:type="dxa"/>
-        <w:tblInd w:w="0" w:type="dxa"/>
-        <w:tblBorders>
-          <w:top w:val="single" w:color="auto" w:sz="4" w:space="0"/>
-          <w:left w:val="single" w:color="auto" w:sz="4" w:space="0"/>
-          <w:bottom w:val="single" w:color="auto" w:sz="4" w:space="0"/>
-          <w:right w:val="single" w:color="auto" w:sz="4" w:space="0"/>
-          <w:insideH w:val="single" w:color="auto" w:sz="4" w:space="0"/>
-          <w:insideV w:val="single" w:color="auto" w:sz="4" w:space="0"/>
-        </w:tblBorders>
-        <w:tblLayout w:type="autofit"/>
-        <w:tblCellMar>
-          <w:top w:w="0" w:type="dxa"/>
-          <w:left w:w="10" w:type="dxa"/>
-          <w:bottom w:w="0" w:type="dxa"/>
-          <w:right w:w="10" w:type="dxa"/>
-        </w:tblCellMar>
-      </w:tblPr>
-      <w:tblGrid>
-        <w:gridCol w:w="5018"/>
-        <w:gridCol w:w="4687"/>
-      </w:tblGrid>
-      <w:tr>
-        <w:tblPrEx>
-          <w:tblBorders>
-            <w:top w:val="single" w:color="auto" w:sz="4" w:space="0"/>
-            <w:left w:val="single" w:color="auto" w:sz="4" w:space="0"/>
-            <w:bottom w:val="single" w:color="auto" w:sz="4" w:space="0"/>
-            <w:right w:val="single" w:color="auto" w:sz="4" w:space="0"/>
-            <w:insideH w:val="single" w:color="auto" w:sz="4" w:space="0"/>
-            <w:insideV w:val="single" w:color="auto" w:sz="4" w:space="0"/>
-          </w:tblBorders>
-          <w:tblCellMar>
-            <w:top w:w="0" w:type="dxa"/>
-            <w:left w:w="10" w:type="dxa"/>
-            <w:bottom w:w="0" w:type="dxa"/>
-            <w:right w:w="10" w:type="dxa"/>
-          </w:tblCellMar>
-        </w:tblPrEx>
-        <w:tc>
-          <w:tcPr>
-            <w:tcW w:w="5018" w:type="dxa"/>
-            <w:tcBorders>
-              <w:top w:val="nil"/>
-              <w:left w:val="nil"/>
-              <w:bottom w:val="nil"/>
-              <w:right w:val="nil"/>
-            </w:tcBorders>
-            <w:tcMar>
-              <w:top w:w="10" w:type="dxa"/>
-              <w:left w:w="0" w:type="dxa"/>
-              <w:bottom w:w="10" w:type="dxa"/>
-              <w:right w:w="80" w:type="dxa"/>
-            </w:tcMar>
-          </w:tcPr>
-          <w:p>
-            <w:pPr>
-              <w:spacing w:before="20" w:after="20"/>
-            </w:pPr>
-            <w:r>
-              <w:rPr>
-                <w:rFonts w:ascii="Times New Roman" w:hAnsi="Times New Roman" w:eastAsia="Times New Roman" w:cs="Times New Roman"/>
-                <w:b w:val="0"/>
-                <w:bCs w:val="0"/>
-                <w:sz w:val="21"/>
-                <w:szCs w:val="21"/>
-              </w:rPr>
-              <w:t>_________________________________</w:t>
-            </w:r>
-          </w:p>
-        </w:tc>
-        <w:tc>
-          <w:tcPr>
-            <w:tcW w:w="4687" w:type="dxa"/>
-            <w:tcBorders>
-              <w:top w:val="nil"/>
-              <w:left w:val="nil"/>
-              <w:bottom w:val="nil"/>
-              <w:right w:val="nil"/>
-            </w:tcBorders>
-            <w:tcMar>
-              <w:top w:w="10" w:type="dxa"/>
-              <w:left w:w="80" w:type="dxa"/>
-              <w:bottom w:w="10" w:type="dxa"/>
-              <w:right w:w="0" w:type="dxa"/>
-            </w:tcMar>
-          </w:tcPr>
-          <w:p>
-            <w:pPr>
-              <w:spacing w:before="20" w:after="20"/>
-            </w:pPr>
-            <w:r>
-              <w:rPr>
-                <w:rFonts w:ascii="宋体" w:hAnsi="宋体" w:eastAsia="宋体" w:cs="宋体"/>
-                <w:b w:val="0"/>
-                <w:bCs w:val="0"/>
-                <w:sz w:val="21"/>
-                <w:szCs w:val="21"/>
-              </w:rPr>
-              <w:t>_________________________________</w:t>
-            </w:r>
-          </w:p>
-        </w:tc>
-      </w:tr>
-      <w:tr>
-        <w:tblPrEx>
-          <w:tblBorders>
-            <w:top w:val="single" w:color="auto" w:sz="4" w:space="0"/>
-            <w:left w:val="single" w:color="auto" w:sz="4" w:space="0"/>
-            <w:bottom w:val="single" w:color="auto" w:sz="4" w:space="0"/>
-            <w:right w:val="single" w:color="auto" w:sz="4" w:space="0"/>
-            <w:insideH w:val="single" w:color="auto" w:sz="4" w:space="0"/>
-            <w:insideV w:val="single" w:color="auto" w:sz="4" w:space="0"/>
-          </w:tblBorders>
-          <w:tblCellMar>
-            <w:top w:w="0" w:type="dxa"/>
-            <w:left w:w="10" w:type="dxa"/>
-            <w:bottom w:w="0" w:type="dxa"/>
-            <w:right w:w="10" w:type="dxa"/>
-          </w:tblCellMar>
-        </w:tblPrEx>
-        <w:tc>
-          <w:tcPr>
-            <w:tcW w:w="5018" w:type="dxa"/>
-            <w:tcBorders>
-              <w:top w:val="nil"/>
-              <w:left w:val="nil"/>
-              <w:bottom w:val="nil"/>
-              <w:right w:val="nil"/>
-            </w:tcBorders>
-            <w:tcMar>
-              <w:top w:w="10" w:type="dxa"/>
-              <w:left w:w="0" w:type="dxa"/>
-              <w:bottom w:w="10" w:type="dxa"/>
-              <w:right w:w="80" w:type="dxa"/>
-            </w:tcMar>
-          </w:tcPr>
-          <w:p>
-            <w:pPr>
-              <w:spacing w:before="20" w:after="20"/>
-            </w:pPr>
-            <w:r>
-              <w:rPr>
-                <w:rFonts w:ascii="Times New Roman" w:hAnsi="Times New Roman" w:eastAsia="Times New Roman" w:cs="Times New Roman"/>
-                <w:b w:val="0"/>
-                <w:bCs w:val="0"/>
-                <w:sz w:val="21"/>
-                <w:szCs w:val="21"/>
-              </w:rPr>
-              <w:t>Unterschrift / 签名</w:t>
-            </w:r>
-          </w:p>
-        </w:tc>
-        <w:tc>
-          <w:tcPr>
-            <w:tcW w:w="4687" w:type="dxa"/>
-            <w:tcBorders>
-              <w:top w:val="nil"/>
-              <w:left w:val="nil"/>
-              <w:bottom w:val="nil"/>
-              <w:right w:val="nil"/>
-            </w:tcBorders>
-            <w:tcMar>
-              <w:top w:w="10" w:type="dxa"/>
-              <w:left w:w="80" w:type="dxa"/>
-              <w:bottom w:w="10" w:type="dxa"/>
-              <w:right w:w="0" w:type="dxa"/>
-            </w:tcMar>
-          </w:tcPr>
-          <w:p>
-            <w:pPr>
-              <w:spacing w:before="20" w:after="20"/>
-            </w:pPr>
-            <w:r>
-              <w:rPr>
-                <w:rFonts w:ascii="宋体" w:hAnsi="宋体" w:eastAsia="宋体" w:cs="宋体"/>
-                <w:b w:val="0"/>
-                <w:bCs w:val="0"/>
-                <w:sz w:val="21"/>
-                <w:szCs w:val="21"/>
-              </w:rPr>
-              <w:t>Unterschrift / 签名</w:t>
-            </w:r>
-          </w:p>
-        </w:tc>
-      </w:tr>
-    </w:tbl>
-    <w:p>
-      <w:pPr>
-        <w:spacing w:before="180" w:after="0"/>
-      </w:pPr>
-    </w:p>
-    <w:tbl>
-      <w:tblPr>
-        <w:tblStyle w:val="12"/>
-        <w:tblW w:w="9705" w:type="dxa"/>
-        <w:tblInd w:w="0" w:type="dxa"/>
-        <w:tblBorders>
-          <w:top w:val="single" w:color="auto" w:sz="4" w:space="0"/>
-          <w:left w:val="single" w:color="auto" w:sz="4" w:space="0"/>
-          <w:bottom w:val="single" w:color="auto" w:sz="4" w:space="0"/>
-          <w:right w:val="single" w:color="auto" w:sz="4" w:space="0"/>
-          <w:insideH w:val="single" w:color="auto" w:sz="4" w:space="0"/>
-          <w:insideV w:val="single" w:color="auto" w:sz="4" w:space="0"/>
-        </w:tblBorders>
-        <w:tblLayout w:type="autofit"/>
-        <w:tblCellMar>
-          <w:top w:w="0" w:type="dxa"/>
-          <w:left w:w="10" w:type="dxa"/>
-          <w:bottom w:w="0" w:type="dxa"/>
-          <w:right w:w="10" w:type="dxa"/>
-        </w:tblCellMar>
-      </w:tblPr>
-      <w:tblGrid>
-        <w:gridCol w:w="5018"/>
-        <w:gridCol w:w="4687"/>
-      </w:tblGrid>
-      <w:tr>
-        <w:tblPrEx>
-          <w:tblBorders>
-            <w:top w:val="single" w:color="auto" w:sz="4" w:space="0"/>
-            <w:left w:val="single" w:color="auto" w:sz="4" w:space="0"/>
-            <w:bottom w:val="single" w:color="auto" w:sz="4" w:space="0"/>
-            <w:right w:val="single" w:color="auto" w:sz="4" w:space="0"/>
-            <w:insideH w:val="single" w:color="auto" w:sz="4" w:space="0"/>
-            <w:insideV w:val="single" w:color="auto" w:sz="4" w:space="0"/>
-          </w:tblBorders>
-          <w:tblCellMar>
-            <w:top w:w="0" w:type="dxa"/>
-            <w:left w:w="10" w:type="dxa"/>
-            <w:bottom w:w="0" w:type="dxa"/>
-            <w:right w:w="10" w:type="dxa"/>
-          </w:tblCellMar>
-        </w:tblPrEx>
-        <w:tc>
-          <w:tcPr>
-            <w:tcW w:w="5018" w:type="dxa"/>
-            <w:tcBorders>
-              <w:top w:val="nil"/>
-              <w:left w:val="nil"/>
-              <w:bottom w:val="nil"/>
-              <w:right w:val="nil"/>
-            </w:tcBorders>
-            <w:tcMar>
-              <w:top w:w="10" w:type="dxa"/>
-              <w:left w:w="0" w:type="dxa"/>
-              <w:bottom w:w="10" w:type="dxa"/>
-              <w:right w:w="80" w:type="dxa"/>
-            </w:tcMar>
-          </w:tcPr>
-          <w:p>
-            <w:pPr>
-              <w:spacing w:before="20" w:after="20"/>
-            </w:pPr>
-            <w:r>
-              <w:rPr>
-                <w:rFonts w:ascii="Times New Roman" w:hAnsi="Times New Roman" w:eastAsia="Times New Roman" w:cs="Times New Roman"/>
-                <w:b w:val="0"/>
-                <w:bCs w:val="0"/>
-                <w:sz w:val="21"/>
-                <w:szCs w:val="21"/>
-              </w:rPr>
-              <w:t>_________________________________</w:t>
-            </w:r>
-          </w:p>
-        </w:tc>
-        <w:tc>
-          <w:tcPr>
-            <w:tcW w:w="4687" w:type="dxa"/>
-            <w:tcBorders>
-              <w:top w:val="nil"/>
-              <w:left w:val="nil"/>
-              <w:bottom w:val="nil"/>
-              <w:right w:val="nil"/>
-            </w:tcBorders>
-            <w:tcMar>
-              <w:top w:w="10" w:type="dxa"/>
-              <w:left w:w="80" w:type="dxa"/>
-              <w:bottom w:w="10" w:type="dxa"/>
-              <w:right w:w="0" w:type="dxa"/>
-            </w:tcMar>
-          </w:tcPr>
-          <w:p>
-            <w:pPr>
-              <w:spacing w:before="20" w:after="20"/>
-            </w:pPr>
-            <w:r>
-              <w:rPr>
-                <w:rFonts w:ascii="宋体" w:hAnsi="宋体" w:eastAsia="宋体" w:cs="宋体"/>
-                <w:b w:val="0"/>
-                <w:bCs w:val="0"/>
-                <w:sz w:val="21"/>
-                <w:szCs w:val="21"/>
-              </w:rPr>
-              <w:t>_________________________________</w:t>
-            </w:r>
-          </w:p>
-        </w:tc>
-      </w:tr>
-      <w:tr>
-        <w:tblPrEx>
-          <w:tblBorders>
-            <w:top w:val="single" w:color="auto" w:sz="4" w:space="0"/>
-            <w:left w:val="single" w:color="auto" w:sz="4" w:space="0"/>
-            <w:bottom w:val="single" w:color="auto" w:sz="4" w:space="0"/>
-            <w:right w:val="single" w:color="auto" w:sz="4" w:space="0"/>
-            <w:insideH w:val="single" w:color="auto" w:sz="4" w:space="0"/>
-            <w:insideV w:val="single" w:color="auto" w:sz="4" w:space="0"/>
-          </w:tblBorders>
-          <w:tblCellMar>
-            <w:top w:w="0" w:type="dxa"/>
-            <w:left w:w="10" w:type="dxa"/>
-            <w:bottom w:w="0" w:type="dxa"/>
-            <w:right w:w="10" w:type="dxa"/>
-          </w:tblCellMar>
-        </w:tblPrEx>
-        <w:tc>
-          <w:tcPr>
-            <w:tcW w:w="5018" w:type="dxa"/>
-            <w:tcBorders>
-              <w:top w:val="nil"/>
-              <w:left w:val="nil"/>
-              <w:bottom w:val="nil"/>
-              <w:right w:val="nil"/>
-            </w:tcBorders>
-            <w:tcMar>
-              <w:top w:w="10" w:type="dxa"/>
-              <w:left w:w="0" w:type="dxa"/>
-              <w:bottom w:w="10" w:type="dxa"/>
-              <w:right w:w="80" w:type="dxa"/>
-            </w:tcMar>
-          </w:tcPr>
-          <w:p>
-            <w:pPr>
-              <w:spacing w:before="20" w:after="20"/>
-            </w:pPr>
-            <w:r>
-              <w:rPr>
-                <w:rFonts w:ascii="Times New Roman" w:hAnsi="Times New Roman" w:eastAsia="Times New Roman" w:cs="Times New Roman"/>
-                <w:b w:val="0"/>
-                <w:bCs w:val="0"/>
-                <w:sz w:val="21"/>
-                <w:szCs w:val="21"/>
-              </w:rPr>
-              <w:t>Name in Druckbuchstaben / 正楷姓名</w:t>
-            </w:r>
-          </w:p>
-        </w:tc>
-        <w:tc>
-          <w:tcPr>
-            <w:tcW w:w="4687" w:type="dxa"/>
-            <w:tcBorders>
-              <w:top w:val="nil"/>
-              <w:left w:val="nil"/>
-              <w:bottom w:val="nil"/>
-              <w:right w:val="nil"/>
-            </w:tcBorders>
-            <w:tcMar>
-              <w:top w:w="10" w:type="dxa"/>
-              <w:left w:w="80" w:type="dxa"/>
-              <w:bottom w:w="10" w:type="dxa"/>
-              <w:right w:w="0" w:type="dxa"/>
-            </w:tcMar>
-          </w:tcPr>
-          <w:p>
-            <w:pPr>
-              <w:spacing w:before="20" w:after="20"/>
-            </w:pPr>
-            <w:r>
-              <w:rPr>
-                <w:rFonts w:ascii="宋体" w:hAnsi="宋体" w:eastAsia="宋体" w:cs="宋体"/>
-                <w:b w:val="0"/>
-                <w:bCs w:val="0"/>
-                <w:sz w:val="21"/>
-                <w:szCs w:val="21"/>
-              </w:rPr>
-              <w:t>Name in Druckbuchstaben / 正楷姓名</w:t>
-            </w:r>
-          </w:p>
-        </w:tc>
-      </w:tr>
-    </w:tbl>
-    <w:p/>
-    <w:sectPr>
-      <w:headerReference r:id="rId3" w:type="default"/>
-      <w:footerReference r:id="rId4" w:type="default"/>
-      <w:pgSz w:w="11906" w:h="16838"/>
-      <w:pgMar w:top="1300" w:right="1100" w:bottom="1300" w:left="1100" w:header="708" w:footer="708" w:gutter="0"/>
-      <w:cols w:space="720" w:num="1"/>
-      <w:docGrid w:linePitch="360" w:charSpace="0"/>
-    </w:sectPr>
-    <w:p>
-      <w:r>
-        <w:br w:type="page"/>
-      </w:r>
-    </w:p>
-    <w:p>
-      <w:pPr>
         <w:jc w:val="center"/>
         <w:spacing w:before="200" w:after="200"/>
       </w:pPr>
@@ -11199,7 +10578,7 @@
                 <w:sz w:val="21"/>
                 <w:szCs w:val="21"/>
               </w:rPr>
-              <w:t xml:space="preserve">{company_name}</w:t>
+              <w:t xml:space="preserve">特斯拉</w:t>
             </w:r>
           </w:p>
           <w:p>
@@ -11212,7 +10591,7 @@
                 <w:sz w:val="21"/>
                 <w:szCs w:val="21"/>
               </w:rPr>
-              <w:t xml:space="preserve">{registered_address}</w:t>
+              <w:t xml:space="preserve">undefined</w:t>
             </w:r>
           </w:p>
           <w:p>
@@ -11276,7 +10655,7 @@
                 <w:sz w:val="21"/>
                 <w:szCs w:val="21"/>
               </w:rPr>
-              <w:t xml:space="preserve">{company_name}</w:t>
+              <w:t xml:space="preserve">特斯拉</w:t>
             </w:r>
           </w:p>
           <w:p>
@@ -11289,7 +10668,7 @@
                 <w:sz w:val="21"/>
                 <w:szCs w:val="21"/>
               </w:rPr>
-              <w:t xml:space="preserve">{registered_address}</w:t>
+              <w:t xml:space="preserve">undefined</w:t>
             </w:r>
           </w:p>
           <w:p>
@@ -11637,6 +11016,7 @@
         </w:tc>
       </w:tr>
     </w:tbl>
+    <w:p/>
   </w:body>
 </w:document>
 </file>
@@ -11769,7 +11149,7 @@
         <w:sz w:val="18"/>
         <w:szCs w:val="18"/>
       </w:rPr>
-      <w:t xml:space="preserve">合同编号：{contract_number}  |  Vertragsnummer: {contract_number}</w:t>
+      <w:t xml:space="preserve">合同编号：LTO-AR-2026-0076  |  Vertragsnummer: LTO-AR-2026-0076</w:t>
     </w:r>
   </w:p>
 </w:hdr>

--- a/projects/contracts/LIVANTO/VerpackG_Bevollmächtigungsvertrag.docx
+++ b/projects/contracts/LIVANTO/VerpackG_Bevollmächtigungsvertrag.docx
@@ -449,7 +449,7 @@
                 <w:sz w:val="21"/>
                 <w:szCs w:val="21"/>
               </w:rPr>
-              <w:t xml:space="preserve">Tesla</w:t>
+              <w:t>{company_name_en}</w:t>
             </w:r>
           </w:p>
         </w:tc>
@@ -481,7 +481,7 @@
                 <w:sz w:val="21"/>
                 <w:szCs w:val="21"/>
               </w:rPr>
-              <w:t xml:space="preserve">特斯拉</w:t>
+              <w:t>{company_name}</w:t>
             </w:r>
           </w:p>
         </w:tc>
@@ -531,7 +531,7 @@
                 <w:sz w:val="21"/>
                 <w:szCs w:val="21"/>
               </w:rPr>
-              <w:t xml:space="preserve">Anschrift: </w:t>
+              <w:t>Anschrift: {registered_address_en}</w:t>
             </w:r>
           </w:p>
         </w:tc>
@@ -563,7 +563,7 @@
                 <w:sz w:val="21"/>
                 <w:szCs w:val="21"/>
               </w:rPr>
-              <w:t xml:space="preserve">地址：特斯拉</w:t>
+              <w:t>地址：{company_address}</w:t>
             </w:r>
           </w:p>
         </w:tc>
@@ -613,7 +613,7 @@
                 <w:sz w:val="21"/>
                 <w:szCs w:val="21"/>
               </w:rPr>
-              <w:t xml:space="preserve">USt-ID / VAT: 111</w:t>
+              <w:t>USt-ID / VAT: {uscc}</w:t>
             </w:r>
           </w:p>
         </w:tc>
@@ -645,7 +645,7 @@
                 <w:sz w:val="21"/>
                 <w:szCs w:val="21"/>
               </w:rPr>
-              <w:t xml:space="preserve">增值税号：111</w:t>
+              <w:t>增值税号：{uscc}</w:t>
             </w:r>
           </w:p>
         </w:tc>
@@ -695,7 +695,7 @@
                 <w:sz w:val="21"/>
                 <w:szCs w:val="21"/>
               </w:rPr>
-              <w:t xml:space="preserve">gesetzl. Vertreter: </w:t>
+              <w:t>gesetzl. Vertreter: {legal_representative_en}</w:t>
             </w:r>
           </w:p>
         </w:tc>
@@ -727,7 +727,7 @@
                 <w:sz w:val="21"/>
                 <w:szCs w:val="21"/>
               </w:rPr>
-              <w:t xml:space="preserve">法定代表人：马斯克</w:t>
+              <w:t>法定代表人：{legal_representative}</w:t>
             </w:r>
           </w:p>
         </w:tc>
@@ -777,7 +777,7 @@
                 <w:sz w:val="21"/>
                 <w:szCs w:val="21"/>
               </w:rPr>
-              <w:t xml:space="preserve">Kontaktperson: </w:t>
+              <w:t>Kontaktperson: {contact_person_en}</w:t>
             </w:r>
           </w:p>
         </w:tc>
@@ -809,7 +809,7 @@
                 <w:sz w:val="21"/>
                 <w:szCs w:val="21"/>
               </w:rPr>
-              <w:t xml:space="preserve">联系人：马斯克</w:t>
+              <w:t>联系人：{contact_person}</w:t>
             </w:r>
           </w:p>
         </w:tc>
@@ -859,7 +859,7 @@
                 <w:sz w:val="21"/>
                 <w:szCs w:val="21"/>
               </w:rPr>
-              <w:t xml:space="preserve">E-Mail: msk@tesla.com</w:t>
+              <w:t>E-Mail: {contact_email}</w:t>
             </w:r>
           </w:p>
         </w:tc>
@@ -891,7 +891,7 @@
                 <w:sz w:val="21"/>
                 <w:szCs w:val="21"/>
               </w:rPr>
-              <w:t xml:space="preserve">电子邮箱：msk@tesla.com</w:t>
+              <w:t>电子邮箱：{contact_email}</w:t>
             </w:r>
           </w:p>
         </w:tc>
@@ -941,7 +941,7 @@
                 <w:sz w:val="21"/>
                 <w:szCs w:val="21"/>
               </w:rPr>
-              <w:t xml:space="preserve">Handynummer: 111</w:t>
+              <w:t>Handynummer: {contact_phone}</w:t>
             </w:r>
           </w:p>
         </w:tc>
@@ -973,7 +973,7 @@
                 <w:sz w:val="21"/>
                 <w:szCs w:val="21"/>
               </w:rPr>
-              <w:t xml:space="preserve">手机号：111</w:t>
+              <w:t>手机号：{contact_phone}</w:t>
             </w:r>
           </w:p>
         </w:tc>
@@ -1023,7 +1023,7 @@
                 <w:sz w:val="21"/>
                 <w:szCs w:val="21"/>
               </w:rPr>
-              <w:t xml:space="preserve">WeChat-ID: msk</w:t>
+              <w:t>WeChat-ID: {wechat_id}</w:t>
             </w:r>
           </w:p>
         </w:tc>
@@ -1055,7 +1055,7 @@
                 <w:sz w:val="21"/>
                 <w:szCs w:val="21"/>
               </w:rPr>
-              <w:t xml:space="preserve">微信号：msk</w:t>
+              <w:t>微信号：{wechat_id}</w:t>
             </w:r>
           </w:p>
         </w:tc>
@@ -9075,6 +9075,22 @@
         <w:gridCol w:w="3955"/>
       </w:tblGrid>
       <w:tr>
+        <w:tblPrEx>
+          <w:tblBorders>
+            <w:top w:val="single" w:color="auto" w:sz="4" w:space="0"/>
+            <w:left w:val="single" w:color="auto" w:sz="4" w:space="0"/>
+            <w:bottom w:val="single" w:color="auto" w:sz="4" w:space="0"/>
+            <w:right w:val="single" w:color="auto" w:sz="4" w:space="0"/>
+            <w:insideH w:val="single" w:color="auto" w:sz="4" w:space="0"/>
+            <w:insideV w:val="single" w:color="auto" w:sz="4" w:space="0"/>
+          </w:tblBorders>
+          <w:tblCellMar>
+            <w:top w:w="0" w:type="dxa"/>
+            <w:left w:w="10" w:type="dxa"/>
+            <w:bottom w:w="0" w:type="dxa"/>
+            <w:right w:w="10" w:type="dxa"/>
+          </w:tblCellMar>
+        </w:tblPrEx>
         <w:tc>
           <w:tcPr>
             <w:tcW w:w="2600" w:type="dxa"/>
@@ -9188,268 +9204,113 @@
           </w:p>
         </w:tc>
       </w:tr>
+      <w:tc>
+        <w:tcPr>
+          <w:tcW w:w="2600" w:type="dxa"/>
+          <w:tcMar>
+            <w:top w:w="30" w:type="dxa"/>
+            <w:left w:w="50" w:type="dxa"/>
+            <w:bottom w:w="30" w:type="dxa"/>
+            <w:right w:w="50" w:type="dxa"/>
+          </w:tcMar>
+        </w:tcPr>
+        <w:p>
+          <w:r>
+            <w:rPr>
+              <w:rFonts w:ascii="Times New Roman" w:hAnsi="Times New Roman" w:eastAsia="Times New Roman" w:cs="Times New Roman"/>
+              <w:sz w:val="18"/>
+              <w:szCs w:val="18"/>
+            </w:rPr>
+            <w:t xml:space="preserve">{packaging_rows}</w:t>
+          </w:r>
+        </w:p>
+      </w:tc>
+      <w:tc>
+        <w:tcPr>
+          <w:tcW w:w="1000" w:type="dxa"/>
+          <w:tcMar>
+            <w:top w:w="30" w:type="dxa"/>
+            <w:left w:w="50" w:type="dxa"/>
+            <w:bottom w:w="30" w:type="dxa"/>
+            <w:right w:w="50" w:type="dxa"/>
+          </w:tcMar>
+        </w:tcPr>
+        <w:p/>
+      </w:tc>
+      <w:tc>
+        <w:tcPr>
+          <w:tcW w:w="2200" w:type="dxa"/>
+          <w:tcMar>
+            <w:top w:w="30" w:type="dxa"/>
+            <w:left w:w="50" w:type="dxa"/>
+            <w:bottom w:w="30" w:type="dxa"/>
+            <w:right w:w="50" w:type="dxa"/>
+          </w:tcMar>
+        </w:tcPr>
+        <w:p/>
+      </w:tc>
+      <w:tc>
+        <w:tcPr>
+          <w:tcW w:w="3955" w:type="dxa"/>
+          <w:tcMar>
+            <w:top w:w="30" w:type="dxa"/>
+            <w:left w:w="50" w:type="dxa"/>
+            <w:bottom w:w="30" w:type="dxa"/>
+            <w:right w:w="50" w:type="dxa"/>
+          </w:tcMar>
+        </w:tcPr>
+        <w:p/>
+      </w:tc>
+    </w:tbl>
+    <w:p>
+      <w:pPr>
+        <w:spacing w:before="80" w:after="0"/>
+      </w:pPr>
+    </w:p>
+    <w:tbl>
+      <w:tblPr>
+        <w:tblStyle w:val="12"/>
+        <w:tblW w:w="9705" w:type="dxa"/>
+        <w:tblInd w:w="0" w:type="dxa"/>
+        <w:tblBorders>
+          <w:top w:val="single" w:color="auto" w:sz="4" w:space="0"/>
+          <w:left w:val="single" w:color="auto" w:sz="4" w:space="0"/>
+          <w:bottom w:val="single" w:color="auto" w:sz="4" w:space="0"/>
+          <w:right w:val="single" w:color="auto" w:sz="4" w:space="0"/>
+          <w:insideH w:val="single" w:color="auto" w:sz="4" w:space="0"/>
+          <w:insideV w:val="single" w:color="auto" w:sz="4" w:space="0"/>
+        </w:tblBorders>
+        <w:tblLayout w:type="autofit"/>
+        <w:tblCellMar>
+          <w:top w:w="0" w:type="dxa"/>
+          <w:left w:w="10" w:type="dxa"/>
+          <w:bottom w:w="0" w:type="dxa"/>
+          <w:right w:w="10" w:type="dxa"/>
+        </w:tblCellMar>
+      </w:tblPr>
+      <w:tblGrid>
+        <w:gridCol w:w="5018"/>
+        <w:gridCol w:w="4687"/>
+      </w:tblGrid>
       <w:tr>
-        <w:tc>
-          <w:tcPr>
-            <w:tcW w:w="2600" w:type="dxa"/>
-            <w:tcMar>
-              <w:top w:w="30" w:type="dxa"/>
-              <w:left w:w="50" w:type="dxa"/>
-              <w:bottom w:w="30" w:type="dxa"/>
-              <w:right w:w="50" w:type="dxa"/>
-            </w:tcMar>
-          </w:tcPr>
-          <w:p>
-            <w:r>
-              <w:rPr>
-                <w:rFonts w:ascii="Times New Roman" w:hAnsi="Times New Roman" w:eastAsia="Times New Roman" w:cs="Times New Roman"/>
-                <w:sz w:val="18"/>
-                <w:szCs w:val="18"/>
-              </w:rPr>
-              <w:t xml:space="preserve">玻璃 / Glas</w:t>
-            </w:r>
-          </w:p>
-        </w:tc>
-        <w:tc>
-          <w:tcPr>
-            <w:tcW w:w="1000" w:type="dxa"/>
-            <w:tcMar>
-              <w:top w:w="30" w:type="dxa"/>
-              <w:left w:w="50" w:type="dxa"/>
-              <w:bottom w:w="30" w:type="dxa"/>
-              <w:right w:w="50" w:type="dxa"/>
-            </w:tcMar>
-          </w:tcPr>
-          <w:p>
-            <w:r>
-              <w:rPr>
-                <w:rFonts w:ascii="Times New Roman" w:hAnsi="Times New Roman" w:eastAsia="Times New Roman" w:cs="Times New Roman"/>
-                <w:sz w:val="18"/>
-                <w:szCs w:val="18"/>
-              </w:rPr>
-              <w:t xml:space="preserve">B2C</w:t>
-            </w:r>
-          </w:p>
-        </w:tc>
-        <w:tc>
-          <w:tcPr>
-            <w:tcW w:w="2200" w:type="dxa"/>
-            <w:tcMar>
-              <w:top w:w="30" w:type="dxa"/>
-              <w:left w:w="50" w:type="dxa"/>
-              <w:bottom w:w="30" w:type="dxa"/>
-              <w:right w:w="50" w:type="dxa"/>
-            </w:tcMar>
-          </w:tcPr>
-          <w:p>
-            <w:r>
-              <w:rPr>
-                <w:rFonts w:ascii="Times New Roman" w:hAnsi="Times New Roman" w:eastAsia="Times New Roman" w:cs="Times New Roman"/>
-                <w:sz w:val="18"/>
-                <w:szCs w:val="18"/>
-              </w:rPr>
-              <w:t xml:space="preserve">10</w:t>
-            </w:r>
-          </w:p>
-        </w:tc>
-        <w:tc>
-          <w:tcPr>
-            <w:tcW w:w="3955" w:type="dxa"/>
-            <w:tcMar>
-              <w:top w:w="30" w:type="dxa"/>
-              <w:left w:w="50" w:type="dxa"/>
-              <w:bottom w:w="30" w:type="dxa"/>
-              <w:right w:w="50" w:type="dxa"/>
-            </w:tcMar>
-          </w:tcPr>
-          <w:p>
-            <w:r>
-              <w:rPr>
-                <w:rFonts w:ascii="Times New Roman" w:hAnsi="Times New Roman" w:eastAsia="Times New Roman" w:cs="Times New Roman"/>
-                <w:sz w:val="18"/>
-                <w:szCs w:val="18"/>
-              </w:rPr>
-              <w:t xml:space="preserve"/>
-            </w:r>
-          </w:p>
-        </w:tc>
-      </w:tr>
-      <w:tr>
-        <w:tc>
-          <w:tcPr>
-            <w:tcW w:w="2600" w:type="dxa"/>
-            <w:tcMar>
-              <w:top w:w="30" w:type="dxa"/>
-              <w:left w:w="50" w:type="dxa"/>
-              <w:bottom w:w="30" w:type="dxa"/>
-              <w:right w:w="50" w:type="dxa"/>
-            </w:tcMar>
-          </w:tcPr>
-          <w:p>
-            <w:r>
-              <w:rPr>
-                <w:rFonts w:ascii="Times New Roman" w:hAnsi="Times New Roman" w:eastAsia="Times New Roman" w:cs="Times New Roman"/>
-                <w:sz w:val="18"/>
-                <w:szCs w:val="18"/>
-              </w:rPr>
-              <w:t xml:space="preserve">塑料 / Kunststoffe</w:t>
-            </w:r>
-          </w:p>
-        </w:tc>
-        <w:tc>
-          <w:tcPr>
-            <w:tcW w:w="1000" w:type="dxa"/>
-            <w:tcMar>
-              <w:top w:w="30" w:type="dxa"/>
-              <w:left w:w="50" w:type="dxa"/>
-              <w:bottom w:w="30" w:type="dxa"/>
-              <w:right w:w="50" w:type="dxa"/>
-            </w:tcMar>
-          </w:tcPr>
-          <w:p>
-            <w:r>
-              <w:rPr>
-                <w:rFonts w:ascii="Times New Roman" w:hAnsi="Times New Roman" w:eastAsia="Times New Roman" w:cs="Times New Roman"/>
-                <w:sz w:val="18"/>
-                <w:szCs w:val="18"/>
-              </w:rPr>
-              <w:t xml:space="preserve">B2C</w:t>
-            </w:r>
-          </w:p>
-        </w:tc>
-        <w:tc>
-          <w:tcPr>
-            <w:tcW w:w="2200" w:type="dxa"/>
-            <w:tcMar>
-              <w:top w:w="30" w:type="dxa"/>
-              <w:left w:w="50" w:type="dxa"/>
-              <w:bottom w:w="30" w:type="dxa"/>
-              <w:right w:w="50" w:type="dxa"/>
-            </w:tcMar>
-          </w:tcPr>
-          <w:p>
-            <w:r>
-              <w:rPr>
-                <w:rFonts w:ascii="Times New Roman" w:hAnsi="Times New Roman" w:eastAsia="Times New Roman" w:cs="Times New Roman"/>
-                <w:sz w:val="18"/>
-                <w:szCs w:val="18"/>
-              </w:rPr>
-              <w:t xml:space="preserve">50</w:t>
-            </w:r>
-          </w:p>
-        </w:tc>
-        <w:tc>
-          <w:tcPr>
-            <w:tcW w:w="3955" w:type="dxa"/>
-            <w:tcMar>
-              <w:top w:w="30" w:type="dxa"/>
-              <w:left w:w="50" w:type="dxa"/>
-              <w:bottom w:w="30" w:type="dxa"/>
-              <w:right w:w="50" w:type="dxa"/>
-            </w:tcMar>
-          </w:tcPr>
-          <w:p>
-            <w:r>
-              <w:rPr>
-                <w:rFonts w:ascii="Times New Roman" w:hAnsi="Times New Roman" w:eastAsia="Times New Roman" w:cs="Times New Roman"/>
-                <w:sz w:val="18"/>
-                <w:szCs w:val="18"/>
-              </w:rPr>
-              <w:t xml:space="preserve"/>
-            </w:r>
-          </w:p>
-        </w:tc>
-      </w:tr>
-      <w:tr>
-        <w:tc>
-          <w:tcPr>
-            <w:tcW w:w="2600" w:type="dxa"/>
-            <w:tcMar>
-              <w:top w:w="30" w:type="dxa"/>
-              <w:left w:w="50" w:type="dxa"/>
-              <w:bottom w:w="30" w:type="dxa"/>
-              <w:right w:w="50" w:type="dxa"/>
-            </w:tcMar>
-          </w:tcPr>
-          <w:p>
-            <w:r>
-              <w:rPr>
-                <w:rFonts w:ascii="Times New Roman" w:hAnsi="Times New Roman" w:eastAsia="Times New Roman" w:cs="Times New Roman"/>
-                <w:sz w:val="18"/>
-                <w:szCs w:val="18"/>
-              </w:rPr>
-              <w:t xml:space="preserve">黑色金属 / Eisenmetalle</w:t>
-            </w:r>
-          </w:p>
-        </w:tc>
-        <w:tc>
-          <w:tcPr>
-            <w:tcW w:w="1000" w:type="dxa"/>
-            <w:tcMar>
-              <w:top w:w="30" w:type="dxa"/>
-              <w:left w:w="50" w:type="dxa"/>
-              <w:bottom w:w="30" w:type="dxa"/>
-              <w:right w:w="50" w:type="dxa"/>
-            </w:tcMar>
-          </w:tcPr>
-          <w:p>
-            <w:r>
-              <w:rPr>
-                <w:rFonts w:ascii="Times New Roman" w:hAnsi="Times New Roman" w:eastAsia="Times New Roman" w:cs="Times New Roman"/>
-                <w:sz w:val="18"/>
-                <w:szCs w:val="18"/>
-              </w:rPr>
-              <w:t xml:space="preserve">B2C</w:t>
-            </w:r>
-          </w:p>
-        </w:tc>
-        <w:tc>
-          <w:tcPr>
-            <w:tcW w:w="2200" w:type="dxa"/>
-            <w:tcMar>
-              <w:top w:w="30" w:type="dxa"/>
-              <w:left w:w="50" w:type="dxa"/>
-              <w:bottom w:w="30" w:type="dxa"/>
-              <w:right w:w="50" w:type="dxa"/>
-            </w:tcMar>
-          </w:tcPr>
-          <w:p>
-            <w:r>
-              <w:rPr>
-                <w:rFonts w:ascii="Times New Roman" w:hAnsi="Times New Roman" w:eastAsia="Times New Roman" w:cs="Times New Roman"/>
-                <w:sz w:val="18"/>
-                <w:szCs w:val="18"/>
-              </w:rPr>
-              <w:t xml:space="preserve">20</w:t>
-            </w:r>
-          </w:p>
-        </w:tc>
-        <w:tc>
-          <w:tcPr>
-            <w:tcW w:w="3955" w:type="dxa"/>
-            <w:tcMar>
-              <w:top w:w="30" w:type="dxa"/>
-              <w:left w:w="50" w:type="dxa"/>
-              <w:bottom w:w="30" w:type="dxa"/>
-              <w:right w:w="50" w:type="dxa"/>
-            </w:tcMar>
-          </w:tcPr>
-          <w:p>
-            <w:r>
-              <w:rPr>
-                <w:rFonts w:ascii="Times New Roman" w:hAnsi="Times New Roman" w:eastAsia="Times New Roman" w:cs="Times New Roman"/>
-                <w:sz w:val="18"/>
-                <w:szCs w:val="18"/>
-              </w:rPr>
-              <w:t xml:space="preserve"/>
-            </w:r>
-          </w:p>
-        </w:tc>
-      </w:tr>
-      <w:tr>
-        <w:tc>
-          <w:tcPr>
-            <w:gridSpan w:val="2"/>
+        <w:tblPrEx>
+          <w:tblBorders>
+            <w:top w:val="single" w:color="auto" w:sz="4" w:space="0"/>
+            <w:left w:val="single" w:color="auto" w:sz="4" w:space="0"/>
+            <w:bottom w:val="single" w:color="auto" w:sz="4" w:space="0"/>
+            <w:right w:val="single" w:color="auto" w:sz="4" w:space="0"/>
+            <w:insideH w:val="single" w:color="auto" w:sz="4" w:space="0"/>
+            <w:insideV w:val="single" w:color="auto" w:sz="4" w:space="0"/>
+          </w:tblBorders>
+          <w:tblCellMar>
+            <w:top w:w="0" w:type="dxa"/>
+            <w:left w:w="10" w:type="dxa"/>
+            <w:bottom w:w="0" w:type="dxa"/>
+            <w:right w:w="10" w:type="dxa"/>
+          </w:tblCellMar>
+        </w:tblPrEx>
+        <w:tc>
+          <w:tcPr>
             <w:tcW w:w="5018" w:type="dxa"/>
             <w:tcBorders>
               <w:top w:val="nil"/>
@@ -9482,7 +9343,6 @@
         </w:tc>
         <w:tc>
           <w:tcPr>
-            <w:gridSpan w:val="2"/>
             <w:tcW w:w="4687" w:type="dxa"/>
             <w:tcBorders>
               <w:top w:val="nil"/>
@@ -10578,7 +10438,7 @@
                 <w:sz w:val="21"/>
                 <w:szCs w:val="21"/>
               </w:rPr>
-              <w:t xml:space="preserve">特斯拉</w:t>
+              <w:t xml:space="preserve">{company_name}</w:t>
             </w:r>
           </w:p>
           <w:p>
@@ -10591,7 +10451,7 @@
                 <w:sz w:val="21"/>
                 <w:szCs w:val="21"/>
               </w:rPr>
-              <w:t xml:space="preserve">undefined</w:t>
+              <w:t xml:space="preserve">{registered_address}</w:t>
             </w:r>
           </w:p>
           <w:p>
@@ -10655,7 +10515,7 @@
                 <w:sz w:val="21"/>
                 <w:szCs w:val="21"/>
               </w:rPr>
-              <w:t xml:space="preserve">特斯拉</w:t>
+              <w:t xml:space="preserve">{company_name}</w:t>
             </w:r>
           </w:p>
           <w:p>
@@ -10668,7 +10528,7 @@
                 <w:sz w:val="21"/>
                 <w:szCs w:val="21"/>
               </w:rPr>
-              <w:t xml:space="preserve">undefined</w:t>
+              <w:t xml:space="preserve">{registered_address}</w:t>
             </w:r>
           </w:p>
           <w:p>
@@ -11016,7 +10876,6 @@
         </w:tc>
       </w:tr>
     </w:tbl>
-    <w:p/>
   </w:body>
 </w:document>
 </file>
@@ -11149,7 +11008,7 @@
         <w:sz w:val="18"/>
         <w:szCs w:val="18"/>
       </w:rPr>
-      <w:t xml:space="preserve">合同编号：LTO-AR-2026-0076  |  Vertragsnummer: LTO-AR-2026-0076</w:t>
+      <w:t xml:space="preserve">合同编号：{contract_number}  |  Vertragsnummer: {contract_number}</w:t>
     </w:r>
   </w:p>
 </w:hdr>
